--- a/zht/docx/070.content.docx
+++ b/zht/docx/070.content.docx
@@ -149,27 +149,7 @@
         <w:rPr>
           <w:lang w:val="zh_TW" w:bidi="zh_TW"/>
         </w:rPr>
-        <w:t>lie</w:t>
-      </w:r>
-      <w:r>
-        <w:rPr>
-          <w:lang w:val="zh_TW" w:bidi="zh_TW"/>
-        </w:rPr>
-      </w:r>
-    </w:p>
-    <w:p>
-      <w:pPr/>
-      <w:r>
-        <w:rPr>
-          <w:lang w:val="zh_TW" w:bidi="zh_TW"/>
-        </w:rPr>
-      </w:r>
-      <w:r>
-        <w:rPr>
-          <w:i/>
-          <w:lang w:val="zh_TW" w:bidi="zh_TW"/>
-        </w:rPr>
-        <w:t>列國</w:t>
+        <w:t>ke</w:t>
       </w:r>
       <w:r>
         <w:rPr>
@@ -232,7 +212,7 @@
         <w:rPr>
           <w:lang w:val="zh_TW" w:bidi="zh_TW"/>
         </w:rPr>
-        <w:t>列國</w:t>
+        <w:t>克里特</w:t>
       </w:r>
       <w:r>
         <w:rPr>
@@ -251,18 +231,7 @@
         <w:rPr>
           <w:lang w:val="zh_TW" w:bidi="zh_TW"/>
         </w:rPr>
-        <w:t>基於政治或社會利益，或血緣關係而形成的群體。一般而言，「列國」一詞指的是希伯來人以外的世界各民族，儘管有時也包括猶太人。</w:t>
-      </w:r>
-    </w:p>
-    <w:p>
-      <w:pPr>
-        <w:pStyle w:val="Heading3"/>
-      </w:pPr>
-      <w:r>
-        <w:rPr>
-          <w:lang w:val="zh_TW" w:bidi="zh_TW"/>
-        </w:rPr>
-        <w:t>起源</w:t>
+        <w:t>地中海第四大島嶼，位於希臘東南約60英里（或97公里），土耳其西南約110英里（或177公里）處。它從東到西全長160英里（或257.4公里）。寬度約36英里（或58公里），面積為3,200平方英里（或5,149平方公里）。島上有一條山脈，中央是神聖的伊達山（海拔9,000英尺或2,742米）。這些山脈陡峭地延伸到南海岸，因此大多數居民居住在較為平緩的北坡上。</w:t>
       </w:r>
     </w:p>
     <w:p>
@@ -276,7 +245,7 @@
         <w:rPr>
           <w:lang w:val="zh_TW" w:bidi="zh_TW"/>
         </w:rPr>
-        <w:t>創世記記載挪亞的三個兒子為眾多「家族」或民族（約70個）的祖先，這些家族分布於地中海東部地區（</w:t>
+        <w:t>克里特島在基督教會的歷史上具有重要意義。當保羅作為囚犯前往羅馬時，船在佳澳避風港避風（</w:t>
       </w:r>
       <w:hyperlink r:id="rId13">
         <w:r>
@@ -287,14 +256,14 @@
             <w:color w:val="0000EE"/>
             <w:u w:val="single"/>
           </w:rPr>
-          <w:t>創10章</w:t>
+          <w:t>徒27:8</w:t>
         </w:r>
       </w:hyperlink>
       <w:r>
         <w:rPr>
           <w:lang w:val="zh_TW" w:bidi="zh_TW"/>
         </w:rPr>
-        <w:t>）。經文假設每個民族都有自己的地理位置和語言（</w:t>
+        <w:t>）。船試圖到達更大的港口菲尼基（</w:t>
       </w:r>
       <w:hyperlink r:id="rId14">
         <w:r>
@@ -305,26 +274,14 @@
             <w:color w:val="0000EE"/>
             <w:u w:val="single"/>
           </w:rPr>
-          <w:t>5、20、31節</w:t>
+          <w:t>12</w:t>
         </w:r>
       </w:hyperlink>
       <w:r>
         <w:rPr>
           <w:lang w:val="zh_TW" w:bidi="zh_TW"/>
         </w:rPr>
-        <w:t>）。巴別塔（</w:t>
-      </w:r>
-      <w:r>
-        <w:rPr>
-          <w:lang w:val="zh_TW" w:bidi="zh_TW"/>
-        </w:rPr>
-        <w:t>金字塔型廟宇</w:t>
-      </w:r>
-      <w:r>
-        <w:rPr>
-          <w:lang w:val="zh_TW" w:bidi="zh_TW"/>
-        </w:rPr>
-        <w:t>）的故事，其頂要達到天上（</w:t>
+        <w:t>節），但被暴風吹離航線，並在克里特西南海岸的一個名為高大島的地方避風（</w:t>
       </w:r>
       <w:hyperlink r:id="rId15">
         <w:r>
@@ -335,14 +292,68 @@
             <w:color w:val="0000EE"/>
             <w:u w:val="single"/>
           </w:rPr>
-          <w:t>11</w:t>
+          <w:t>16</w:t>
         </w:r>
       </w:hyperlink>
       <w:r>
         <w:rPr>
           <w:lang w:val="zh_TW" w:bidi="zh_TW"/>
         </w:rPr>
-        <w:t>章），解釋了民族因語言障礙而分離並散居，以致無法在自傲的企圖中合作。</w:t>
+        <w:t>節）。保羅在羅馬監禁後可能到訪過克里特島，因為他在給提多的信中說：「我從前留你在克里特」（</w:t>
+      </w:r>
+      <w:hyperlink r:id="rId16">
+        <w:r>
+          <w:rPr>
+            <w:lang w:val="zh_TW" w:bidi="zh_TW"/>
+          </w:rPr>
+          <w:rPr>
+            <w:color w:val="0000EE"/>
+            <w:u w:val="single"/>
+          </w:rPr>
+          <w:t>多1:5</w:t>
+        </w:r>
+      </w:hyperlink>
+      <w:r>
+        <w:rPr>
+          <w:lang w:val="zh_TW" w:bidi="zh_TW"/>
+        </w:rPr>
+        <w:t>）。基於此和其他證據，許多學者認為保羅在第二次監禁及處決之前已獲釋，並有一段長期的事工（</w:t>
+      </w:r>
+      <w:hyperlink r:id="rId17">
+        <w:r>
+          <w:rPr>
+            <w:lang w:val="zh_TW" w:bidi="zh_TW"/>
+          </w:rPr>
+          <w:rPr>
+            <w:color w:val="0000EE"/>
+            <w:u w:val="single"/>
+          </w:rPr>
+          <w:t>提後4:6</w:t>
+        </w:r>
+      </w:hyperlink>
+      <w:r>
+        <w:rPr>
+          <w:lang w:val="zh_TW" w:bidi="zh_TW"/>
+        </w:rPr>
+        <w:t>）。保羅對克里特島的人評價不高，他引用他們自己的一位詩人說他們是「常說謊話，乃是惡獸，又饞又懶。」（</w:t>
+      </w:r>
+      <w:hyperlink r:id="rId18">
+        <w:r>
+          <w:rPr>
+            <w:lang w:val="zh_TW" w:bidi="zh_TW"/>
+          </w:rPr>
+          <w:rPr>
+            <w:color w:val="0000EE"/>
+            <w:u w:val="single"/>
+          </w:rPr>
+          <w:t>提1:12</w:t>
+        </w:r>
+      </w:hyperlink>
+      <w:r>
+        <w:rPr>
+          <w:lang w:val="zh_TW" w:bidi="zh_TW"/>
+        </w:rPr>
+        <w:t>）。但福音在那裡必定產生了相當大的影響，因為今天提多的名字在當地許多村莊、教堂和修道院中備受尊崇。</w:t>
       </w:r>
     </w:p>
     <w:p>
@@ -356,811 +367,7 @@
         <w:rPr>
           <w:lang w:val="zh_TW" w:bidi="zh_TW"/>
         </w:rPr>
-        <w:t>保羅在雅典的講道中也假設列國有共同的起源，這與創世記的作者一致，並接受了列國由地理界線區分乃是神的旨意（</w:t>
-      </w:r>
-      <w:hyperlink r:id="rId16">
-        <w:r>
-          <w:rPr>
-            <w:lang w:val="zh_TW" w:bidi="zh_TW"/>
-          </w:rPr>
-          <w:rPr>
-            <w:color w:val="0000EE"/>
-            <w:u w:val="single"/>
-          </w:rPr>
-          <w:t>徒17:26</w:t>
-        </w:r>
-      </w:hyperlink>
-      <w:r>
-        <w:rPr>
-          <w:lang w:val="zh_TW" w:bidi="zh_TW"/>
-        </w:rPr>
-        <w:t>）。先知西番雅期待有一天，神將逆轉這種狀況，使列國同說一種語言（</w:t>
-      </w:r>
-      <w:hyperlink r:id="rId17">
-        <w:r>
-          <w:rPr>
-            <w:lang w:val="zh_TW" w:bidi="zh_TW"/>
-          </w:rPr>
-          <w:rPr>
-            <w:color w:val="0000EE"/>
-            <w:u w:val="single"/>
-          </w:rPr>
-          <w:t>番3:9</w:t>
-        </w:r>
-      </w:hyperlink>
-      <w:r>
-        <w:rPr>
-          <w:lang w:val="zh_TW" w:bidi="zh_TW"/>
-        </w:rPr>
-        <w:t>）。啟示錄的作者在新天新地的異象中看見這些天然界限被廢除，列國在新耶路撒冷中自由往來（</w:t>
-      </w:r>
-      <w:hyperlink r:id="rId18">
-        <w:r>
-          <w:rPr>
-            <w:lang w:val="zh_TW" w:bidi="zh_TW"/>
-          </w:rPr>
-          <w:rPr>
-            <w:color w:val="0000EE"/>
-            <w:u w:val="single"/>
-          </w:rPr>
-          <w:t>啟21:22–26</w:t>
-        </w:r>
-      </w:hyperlink>
-      <w:r>
-        <w:rPr>
-          <w:lang w:val="zh_TW" w:bidi="zh_TW"/>
-        </w:rPr>
-        <w:t>）。</w:t>
-      </w:r>
-    </w:p>
-    <w:p>
-      <w:pPr/>
-      <w:r>
-        <w:rPr>
-          <w:lang w:val="zh_TW" w:bidi="zh_TW"/>
-        </w:rPr>
-      </w:r>
-      <w:r>
-        <w:rPr>
-          <w:lang w:val="zh_TW" w:bidi="zh_TW"/>
-        </w:rPr>
-        <w:t>「以色列」與「列國」之間的區分並非絕對清晰。「以色列」是由不同民族演變而來的，而許多「列國」的起源也與以色列社群中的著名人物有關。猶太民族的祖先亞伯拉罕，原住在底格里斯—幼發拉底河流域的迦勒底的吾珥。與父親一同北遷至哈蘭，最終向西南進入迦南地（</w:t>
-      </w:r>
-      <w:hyperlink r:id="rId19">
-        <w:r>
-          <w:rPr>
-            <w:lang w:val="zh_TW" w:bidi="zh_TW"/>
-          </w:rPr>
-          <w:rPr>
-            <w:color w:val="0000EE"/>
-            <w:u w:val="single"/>
-          </w:rPr>
-          <w:t>創11:31–12:9</w:t>
-        </w:r>
-      </w:hyperlink>
-      <w:r>
-        <w:rPr>
-          <w:lang w:val="zh_TW" w:bidi="zh_TW"/>
-        </w:rPr>
-        <w:t>）。</w:t>
-      </w:r>
-      <w:hyperlink r:id="rId20">
-        <w:r>
-          <w:rPr>
-            <w:lang w:val="zh_TW" w:bidi="zh_TW"/>
-          </w:rPr>
-          <w:rPr>
-            <w:color w:val="0000EE"/>
-            <w:u w:val="single"/>
-          </w:rPr>
-          <w:t>申命記二十六章5節</w:t>
-        </w:r>
-      </w:hyperlink>
-      <w:r>
-        <w:rPr>
-          <w:lang w:val="zh_TW" w:bidi="zh_TW"/>
-        </w:rPr>
-        <w:t>（「我祖原是一個將亡的亞蘭人」）表明亞伯拉罕曾居於美索不達米亞地區的</w:t>
-      </w:r>
-      <w:r>
-        <w:rPr>
-          <w:lang w:val="zh_TW" w:bidi="zh_TW"/>
-        </w:rPr>
-        <w:t>亞蘭一納哈拉音（Aram-naharaim）</w:t>
-      </w:r>
-      <w:r>
-        <w:rPr>
-          <w:lang w:val="zh_TW" w:bidi="zh_TW"/>
-        </w:rPr>
-        <w:t>。當亞伯拉罕與神立約時，神給予他割禮作為約的記號。外邦人若被買為奴隸也須行割禮，從而納入約的群體中。當摩西帶領以色列人出埃及進入曠野時，也有許多閒雜人上去（</w:t>
-      </w:r>
-      <w:hyperlink r:id="rId21">
-        <w:r>
-          <w:rPr>
-            <w:lang w:val="zh_TW" w:bidi="zh_TW"/>
-          </w:rPr>
-          <w:rPr>
-            <w:color w:val="0000EE"/>
-            <w:u w:val="single"/>
-          </w:rPr>
-          <w:t>出12:38</w:t>
-        </w:r>
-      </w:hyperlink>
-      <w:r>
-        <w:rPr>
-          <w:lang w:val="zh_TW" w:bidi="zh_TW"/>
-        </w:rPr>
-        <w:t>），這再次表明某些與以色列人沒有血緣關係的群體，仍自我認同為以色列人。</w:t>
-      </w:r>
-    </w:p>
-    <w:p>
-      <w:pPr/>
-      <w:r>
-        <w:rPr>
-          <w:lang w:val="zh_TW" w:bidi="zh_TW"/>
-        </w:rPr>
-      </w:r>
-      <w:r>
-        <w:rPr>
-          <w:lang w:val="zh_TW" w:bidi="zh_TW"/>
-        </w:rPr>
-        <w:t>以色列民族並不包括所有亞伯拉罕的後裔。亞伯拉罕的長子以實瑪利的母親是埃及人，他是游牧於南部曠野的以實瑪利人的祖先（</w:t>
-      </w:r>
-      <w:hyperlink r:id="rId22">
-        <w:r>
-          <w:rPr>
-            <w:lang w:val="zh_TW" w:bidi="zh_TW"/>
-          </w:rPr>
-          <w:rPr>
-            <w:color w:val="0000EE"/>
-            <w:u w:val="single"/>
-          </w:rPr>
-          <w:t>創16</w:t>
-        </w:r>
-      </w:hyperlink>
-      <w:r>
-        <w:rPr>
-          <w:lang w:val="zh_TW" w:bidi="zh_TW"/>
-        </w:rPr>
-        <w:t>）。以撒與利百加所生的雙胞胎中，長子以掃是住在東南方的以東人的祖先，是以色列傳統上的敵人（</w:t>
-      </w:r>
-      <w:hyperlink r:id="rId23">
-        <w:r>
-          <w:rPr>
-            <w:lang w:val="zh_TW" w:bidi="zh_TW"/>
-          </w:rPr>
-          <w:rPr>
-            <w:color w:val="0000EE"/>
-            <w:u w:val="single"/>
-          </w:rPr>
-          <w:t>創25:23</w:t>
-        </w:r>
-      </w:hyperlink>
-      <w:r>
-        <w:rPr>
-          <w:lang w:val="zh_TW" w:bidi="zh_TW"/>
-        </w:rPr>
-        <w:t>；</w:t>
-      </w:r>
-      <w:hyperlink r:id="rId24">
-        <w:r>
-          <w:rPr>
-            <w:lang w:val="zh_TW" w:bidi="zh_TW"/>
-          </w:rPr>
-          <w:rPr>
-            <w:color w:val="0000EE"/>
-            <w:u w:val="single"/>
-          </w:rPr>
-          <w:t>民20:21</w:t>
-        </w:r>
-      </w:hyperlink>
-      <w:r>
-        <w:rPr>
-          <w:lang w:val="zh_TW" w:bidi="zh_TW"/>
-        </w:rPr>
-        <w:t>）。</w:t>
-      </w:r>
-    </w:p>
-    <w:p>
-      <w:pPr>
-        <w:pStyle w:val="Heading3"/>
-      </w:pPr>
-      <w:r>
-        <w:rPr>
-          <w:lang w:val="zh_TW" w:bidi="zh_TW"/>
-        </w:rPr>
-        <w:t>神與列國</w:t>
-      </w:r>
-    </w:p>
-    <w:p>
-      <w:pPr/>
-      <w:r>
-        <w:rPr>
-          <w:lang w:val="zh_TW" w:bidi="zh_TW"/>
-        </w:rPr>
-      </w:r>
-      <w:r>
-        <w:rPr>
-          <w:lang w:val="zh_TW" w:bidi="zh_TW"/>
-        </w:rPr>
-        <w:t>聖經對列國的態度有正面和負面的兩面。居於底格里斯—幼發拉底河谷和尼羅河之間的列國被認為是邪惡的，因此神奪取了他們的土地，將之賜給亞伯拉罕的後裔（</w:t>
-      </w:r>
-      <w:hyperlink r:id="rId25">
-        <w:r>
-          <w:rPr>
-            <w:lang w:val="zh_TW" w:bidi="zh_TW"/>
-          </w:rPr>
-          <w:rPr>
-            <w:color w:val="0000EE"/>
-            <w:u w:val="single"/>
-          </w:rPr>
-          <w:t>創15:16–20</w:t>
-        </w:r>
-      </w:hyperlink>
-      <w:r>
-        <w:rPr>
-          <w:lang w:val="zh_TW" w:bidi="zh_TW"/>
-        </w:rPr>
-        <w:t>）。列國中充斥著亂倫、姦淫、同性戀和人獸間的不潔行為，激怒了神（</w:t>
-      </w:r>
-      <w:hyperlink r:id="rId26">
-        <w:r>
-          <w:rPr>
-            <w:lang w:val="zh_TW" w:bidi="zh_TW"/>
-          </w:rPr>
-          <w:rPr>
-            <w:color w:val="0000EE"/>
-            <w:u w:val="single"/>
-          </w:rPr>
-          <w:t>利18</w:t>
-        </w:r>
-      </w:hyperlink>
-      <w:r>
-        <w:rPr>
-          <w:lang w:val="zh_TW" w:bidi="zh_TW"/>
-        </w:rPr>
-        <w:t>）。他們沉迷於巫術、占卜、招魂等靈異活動，因此希伯來人被告誡避免這些行為（</w:t>
-      </w:r>
-      <w:hyperlink r:id="rId27">
-        <w:r>
-          <w:rPr>
-            <w:lang w:val="zh_TW" w:bidi="zh_TW"/>
-          </w:rPr>
-          <w:rPr>
-            <w:color w:val="0000EE"/>
-            <w:u w:val="single"/>
-          </w:rPr>
-          <w:t>19:26，</w:t>
-        </w:r>
-      </w:hyperlink>
-      <w:hyperlink r:id="rId28">
-        <w:r>
-          <w:rPr>
-            <w:lang w:val="zh_TW" w:bidi="zh_TW"/>
-          </w:rPr>
-          <w:rPr>
-            <w:color w:val="0000EE"/>
-            <w:u w:val="single"/>
-          </w:rPr>
-          <w:t>20:6</w:t>
-        </w:r>
-      </w:hyperlink>
-      <w:r>
-        <w:rPr>
-          <w:lang w:val="zh_TW" w:bidi="zh_TW"/>
-        </w:rPr>
-        <w:t>）。列國敬拜多神，並進行人祭，尤其是兒童的獻祭——這是神所厭惡的（</w:t>
-      </w:r>
-      <w:hyperlink r:id="rId29">
-        <w:r>
-          <w:rPr>
-            <w:lang w:val="zh_TW" w:bidi="zh_TW"/>
-          </w:rPr>
-          <w:rPr>
-            <w:color w:val="0000EE"/>
-            <w:u w:val="single"/>
-          </w:rPr>
-          <w:t>利20:1–5</w:t>
-        </w:r>
-      </w:hyperlink>
-      <w:r>
-        <w:rPr>
-          <w:lang w:val="zh_TW" w:bidi="zh_TW"/>
-        </w:rPr>
-        <w:t>；</w:t>
-      </w:r>
-      <w:hyperlink r:id="rId30">
-        <w:r>
-          <w:rPr>
-            <w:lang w:val="zh_TW" w:bidi="zh_TW"/>
-          </w:rPr>
-          <w:rPr>
-            <w:color w:val="0000EE"/>
-            <w:u w:val="single"/>
-          </w:rPr>
-          <w:t>王下17:29–34</w:t>
-        </w:r>
-      </w:hyperlink>
-      <w:r>
-        <w:rPr>
-          <w:lang w:val="zh_TW" w:bidi="zh_TW"/>
-        </w:rPr>
-        <w:t>）。先知以賽亞對工匠的行為予以嚴厲譴責，這些工匠取一段樹枝，一部分用來生火，另一部分則雕刻成雕像並敬拜它（</w:t>
-      </w:r>
-      <w:hyperlink r:id="rId31">
-        <w:r>
-          <w:rPr>
-            <w:lang w:val="zh_TW" w:bidi="zh_TW"/>
-          </w:rPr>
-          <w:rPr>
-            <w:color w:val="0000EE"/>
-            <w:u w:val="single"/>
-          </w:rPr>
-          <w:t>賽44:12–20</w:t>
-        </w:r>
-      </w:hyperlink>
-      <w:r>
-        <w:rPr>
-          <w:lang w:val="zh_TW" w:bidi="zh_TW"/>
-        </w:rPr>
-        <w:t>）。巴力和亞斯她錄是迦南人的生育之神，成為以色列人常見的試探源。聖經中不斷重複的信息是，因為這些原因，神會驅逐列國，將其土地賜給以色列（</w:t>
-      </w:r>
-      <w:hyperlink r:id="rId32">
-        <w:r>
-          <w:rPr>
-            <w:lang w:val="zh_TW" w:bidi="zh_TW"/>
-          </w:rPr>
-          <w:rPr>
-            <w:color w:val="0000EE"/>
-            <w:u w:val="single"/>
-          </w:rPr>
-          <w:t>出34:24</w:t>
-        </w:r>
-      </w:hyperlink>
-      <w:r>
-        <w:rPr>
-          <w:lang w:val="zh_TW" w:bidi="zh_TW"/>
-        </w:rPr>
-        <w:t>；</w:t>
-      </w:r>
-      <w:hyperlink r:id="rId33">
-        <w:r>
-          <w:rPr>
-            <w:lang w:val="zh_TW" w:bidi="zh_TW"/>
-          </w:rPr>
-          <w:rPr>
-            <w:color w:val="0000EE"/>
-            <w:u w:val="single"/>
-          </w:rPr>
-          <w:t>申12:29–31</w:t>
-        </w:r>
-      </w:hyperlink>
-      <w:r>
-        <w:rPr>
-          <w:lang w:val="zh_TW" w:bidi="zh_TW"/>
-        </w:rPr>
-        <w:t>）。先知書中對列國的預言鞏固了這一負面態度（</w:t>
-      </w:r>
-      <w:hyperlink r:id="rId34">
-        <w:r>
-          <w:rPr>
-            <w:lang w:val="zh_TW" w:bidi="zh_TW"/>
-          </w:rPr>
-          <w:rPr>
-            <w:color w:val="0000EE"/>
-            <w:u w:val="single"/>
-          </w:rPr>
-          <w:t>耶46–51</w:t>
-        </w:r>
-      </w:hyperlink>
-      <w:r>
-        <w:rPr>
-          <w:lang w:val="zh_TW" w:bidi="zh_TW"/>
-        </w:rPr>
-        <w:t>；</w:t>
-      </w:r>
-      <w:hyperlink r:id="rId35">
-        <w:r>
-          <w:rPr>
-            <w:lang w:val="zh_TW" w:bidi="zh_TW"/>
-          </w:rPr>
-          <w:rPr>
-            <w:color w:val="0000EE"/>
-            <w:u w:val="single"/>
-          </w:rPr>
-          <w:t>摩1:3–2:3</w:t>
-        </w:r>
-      </w:hyperlink>
-      <w:r>
-        <w:rPr>
-          <w:lang w:val="zh_TW" w:bidi="zh_TW"/>
-        </w:rPr>
-        <w:t>）。</w:t>
-      </w:r>
-    </w:p>
-    <w:p>
-      <w:pPr/>
-      <w:r>
-        <w:rPr>
-          <w:lang w:val="zh_TW" w:bidi="zh_TW"/>
-        </w:rPr>
-      </w:r>
-      <w:r>
-        <w:rPr>
-          <w:lang w:val="zh_TW" w:bidi="zh_TW"/>
-        </w:rPr>
-        <w:t>然而，聖經也有對列國正面的觀點。詩篇揭示，神不僅關心以色列，祂的眼目也關注列國，全地都應當讚美和敬拜祂（</w:t>
-      </w:r>
-      <w:hyperlink r:id="rId36">
-        <w:r>
-          <w:rPr>
-            <w:lang w:val="zh_TW" w:bidi="zh_TW"/>
-          </w:rPr>
-          <w:rPr>
-            <w:color w:val="0000EE"/>
-            <w:u w:val="single"/>
-          </w:rPr>
-          <w:t>詩66:1–8</w:t>
-        </w:r>
-      </w:hyperlink>
-      <w:r>
-        <w:rPr>
-          <w:lang w:val="zh_TW" w:bidi="zh_TW"/>
-        </w:rPr>
-        <w:t>）。詩人禱告神的救恩能在列國中得知。他肯定神以公義審判萬民，引導列國，地極都應敬畏祂（</w:t>
-      </w:r>
-      <w:hyperlink r:id="rId37">
-        <w:r>
-          <w:rPr>
-            <w:lang w:val="zh_TW" w:bidi="zh_TW"/>
-          </w:rPr>
-          <w:rPr>
-            <w:color w:val="0000EE"/>
-            <w:u w:val="single"/>
-          </w:rPr>
-          <w:t>67:7</w:t>
-        </w:r>
-      </w:hyperlink>
-      <w:r>
-        <w:rPr>
-          <w:lang w:val="zh_TW" w:bidi="zh_TW"/>
-        </w:rPr>
-        <w:t>）。先知以賽亞宣告耶路撒冷的聖殿將成為萬民禱告的殿，神歡迎來獻祭並敬拜的外邦人（</w:t>
-      </w:r>
-      <w:hyperlink r:id="rId38">
-        <w:r>
-          <w:rPr>
-            <w:lang w:val="zh_TW" w:bidi="zh_TW"/>
-          </w:rPr>
-          <w:rPr>
-            <w:color w:val="0000EE"/>
-            <w:u w:val="single"/>
-          </w:rPr>
-          <w:t>賽56:6–8</w:t>
-        </w:r>
-      </w:hyperlink>
-      <w:r>
-        <w:rPr>
-          <w:lang w:val="zh_TW" w:bidi="zh_TW"/>
-        </w:rPr>
-        <w:t>）。以賽亞的末世異象描繪萬民湧入耶路撒冷敬拜神，並學習祂的道。在神的統治下，國與國不再相爭，而是和平相處（</w:t>
-      </w:r>
-      <w:hyperlink r:id="rId39">
-        <w:r>
-          <w:rPr>
-            <w:lang w:val="zh_TW" w:bidi="zh_TW"/>
-          </w:rPr>
-          <w:rPr>
-            <w:color w:val="0000EE"/>
-            <w:u w:val="single"/>
-          </w:rPr>
-          <w:t>2:2–4</w:t>
-        </w:r>
-      </w:hyperlink>
-      <w:r>
-        <w:rPr>
-          <w:lang w:val="zh_TW" w:bidi="zh_TW"/>
-        </w:rPr>
-        <w:t>）。</w:t>
-      </w:r>
-    </w:p>
-    <w:p>
-      <w:pPr>
-        <w:pStyle w:val="Heading3"/>
-      </w:pPr>
-      <w:r>
-        <w:rPr>
-          <w:lang w:val="zh_TW" w:bidi="zh_TW"/>
-        </w:rPr>
-        <w:t>新約中的列國</w:t>
-      </w:r>
-    </w:p>
-    <w:p>
-      <w:pPr/>
-      <w:r>
-        <w:rPr>
-          <w:lang w:val="zh_TW" w:bidi="zh_TW"/>
-        </w:rPr>
-      </w:r>
-      <w:r>
-        <w:rPr>
-          <w:lang w:val="zh_TW" w:bidi="zh_TW"/>
-        </w:rPr>
-        <w:t>根據四福音書，耶穌不僅服事猶太人，也按古代的預言服事外邦列國（</w:t>
-      </w:r>
-      <w:hyperlink r:id="rId40">
-        <w:r>
-          <w:rPr>
-            <w:lang w:val="zh_TW" w:bidi="zh_TW"/>
-          </w:rPr>
-          <w:rPr>
-            <w:color w:val="0000EE"/>
-            <w:u w:val="single"/>
-          </w:rPr>
-          <w:t>太4:15–16</w:t>
-        </w:r>
-      </w:hyperlink>
-      <w:r>
-        <w:rPr>
-          <w:lang w:val="zh_TW" w:bidi="zh_TW"/>
-        </w:rPr>
-        <w:t>）。耶穌在外邦人聚居的加利利教導百姓，前往泰爾和西頓（</w:t>
-      </w:r>
-      <w:hyperlink r:id="rId41">
-        <w:r>
-          <w:rPr>
-            <w:lang w:val="zh_TW" w:bidi="zh_TW"/>
-          </w:rPr>
-          <w:rPr>
-            <w:color w:val="0000EE"/>
-            <w:u w:val="single"/>
-          </w:rPr>
-          <w:t>可7:24</w:t>
-        </w:r>
-      </w:hyperlink>
-      <w:r>
-        <w:rPr>
-          <w:lang w:val="zh_TW" w:bidi="zh_TW"/>
-        </w:rPr>
-        <w:t>），並經過低加坡里（</w:t>
-      </w:r>
-      <w:hyperlink r:id="rId42">
-        <w:r>
-          <w:rPr>
-            <w:lang w:val="zh_TW" w:bidi="zh_TW"/>
-          </w:rPr>
-          <w:rPr>
-            <w:color w:val="0000EE"/>
-            <w:u w:val="single"/>
-          </w:rPr>
-          <w:t>31</w:t>
-        </w:r>
-      </w:hyperlink>
-      <w:r>
-        <w:rPr>
-          <w:lang w:val="zh_TW" w:bidi="zh_TW"/>
-        </w:rPr>
-        <w:t>節）。祂曾醫治一位羅馬百夫長（</w:t>
-      </w:r>
-      <w:hyperlink r:id="rId43">
-        <w:r>
-          <w:rPr>
-            <w:lang w:val="zh_TW" w:bidi="zh_TW"/>
-          </w:rPr>
-          <w:rPr>
-            <w:color w:val="0000EE"/>
-            <w:u w:val="single"/>
-          </w:rPr>
-          <w:t>路7:1–10</w:t>
-        </w:r>
-      </w:hyperlink>
-      <w:r>
-        <w:rPr>
-          <w:lang w:val="zh_TW" w:bidi="zh_TW"/>
-        </w:rPr>
-        <w:t>）、拿因的寡婦（</w:t>
-      </w:r>
-      <w:hyperlink r:id="rId44">
-        <w:r>
-          <w:rPr>
-            <w:lang w:val="zh_TW" w:bidi="zh_TW"/>
-          </w:rPr>
-          <w:rPr>
-            <w:color w:val="0000EE"/>
-            <w:u w:val="single"/>
-          </w:rPr>
-          <w:t>11–17</w:t>
-        </w:r>
-      </w:hyperlink>
-      <w:r>
-        <w:rPr>
-          <w:lang w:val="zh_TW" w:bidi="zh_TW"/>
-        </w:rPr>
-        <w:t>節），以及一位敘利腓尼基婦人（</w:t>
-      </w:r>
-      <w:hyperlink r:id="rId45">
-        <w:r>
-          <w:rPr>
-            <w:lang w:val="zh_TW" w:bidi="zh_TW"/>
-          </w:rPr>
-          <w:rPr>
-            <w:color w:val="0000EE"/>
-            <w:u w:val="single"/>
-          </w:rPr>
-          <w:t>可7:26</w:t>
-        </w:r>
-      </w:hyperlink>
-      <w:r>
-        <w:rPr>
-          <w:lang w:val="zh_TW" w:bidi="zh_TW"/>
-        </w:rPr>
-        <w:t>）。以土買人也來觀看祂的神蹟（</w:t>
-      </w:r>
-      <w:hyperlink r:id="rId46">
-        <w:r>
-          <w:rPr>
-            <w:lang w:val="zh_TW" w:bidi="zh_TW"/>
-          </w:rPr>
-          <w:rPr>
-            <w:color w:val="0000EE"/>
-            <w:u w:val="single"/>
-          </w:rPr>
-          <w:t>3:8</w:t>
-        </w:r>
-      </w:hyperlink>
-      <w:r>
-        <w:rPr>
-          <w:lang w:val="zh_TW" w:bidi="zh_TW"/>
-        </w:rPr>
-        <w:t>）。</w:t>
-      </w:r>
-    </w:p>
-    <w:p>
-      <w:pPr/>
-      <w:r>
-        <w:rPr>
-          <w:lang w:val="zh_TW" w:bidi="zh_TW"/>
-        </w:rPr>
-      </w:r>
-      <w:r>
-        <w:rPr>
-          <w:lang w:val="zh_TW" w:bidi="zh_TW"/>
-        </w:rPr>
-        <w:t>耶穌的教導範疇也非常廣泛。關於大審判的敘述（</w:t>
-      </w:r>
-      <w:hyperlink r:id="rId47">
-        <w:r>
-          <w:rPr>
-            <w:lang w:val="zh_TW" w:bidi="zh_TW"/>
-          </w:rPr>
-          <w:rPr>
-            <w:color w:val="0000EE"/>
-            <w:u w:val="single"/>
-          </w:rPr>
-          <w:t>太25:31–46</w:t>
-        </w:r>
-      </w:hyperlink>
-      <w:r>
-        <w:rPr>
-          <w:lang w:val="zh_TW" w:bidi="zh_TW"/>
-        </w:rPr>
-        <w:t>）顯示萬國聚集在人子面前，耶穌命令使徒「使萬民作我的門徒」（</w:t>
-      </w:r>
-      <w:hyperlink r:id="rId48">
-        <w:r>
-          <w:rPr>
-            <w:lang w:val="zh_TW" w:bidi="zh_TW"/>
-          </w:rPr>
-          <w:rPr>
-            <w:color w:val="0000EE"/>
-            <w:u w:val="single"/>
-          </w:rPr>
-          <w:t>太28:19</w:t>
-        </w:r>
-      </w:hyperlink>
-      <w:r>
-        <w:rPr>
-          <w:lang w:val="zh_TW" w:bidi="zh_TW"/>
-        </w:rPr>
-        <w:t>）。</w:t>
-      </w:r>
-    </w:p>
-    <w:p>
-      <w:pPr/>
-      <w:r>
-        <w:rPr>
-          <w:lang w:val="zh_TW" w:bidi="zh_TW"/>
-        </w:rPr>
-      </w:r>
-      <w:r>
-        <w:rPr>
-          <w:lang w:val="zh_TW" w:bidi="zh_TW"/>
-        </w:rPr>
-        <w:t>儘管使徒行傳提到列國在耶穌的死亡（</w:t>
-      </w:r>
-      <w:hyperlink r:id="rId49">
-        <w:r>
-          <w:rPr>
-            <w:lang w:val="zh_TW" w:bidi="zh_TW"/>
-          </w:rPr>
-          <w:rPr>
-            <w:color w:val="0000EE"/>
-            <w:u w:val="single"/>
-          </w:rPr>
-          <w:t>徒4:27</w:t>
-        </w:r>
-      </w:hyperlink>
-      <w:r>
-        <w:rPr>
-          <w:lang w:val="zh_TW" w:bidi="zh_TW"/>
-        </w:rPr>
-        <w:t>），以及反對保羅事工中的角色（</w:t>
-      </w:r>
-      <w:hyperlink r:id="rId50">
-        <w:r>
-          <w:rPr>
-            <w:lang w:val="zh_TW" w:bidi="zh_TW"/>
-          </w:rPr>
-          <w:rPr>
-            <w:color w:val="0000EE"/>
-            <w:u w:val="single"/>
-          </w:rPr>
-          <w:t>26:17</w:t>
-        </w:r>
-      </w:hyperlink>
-      <w:r>
-        <w:rPr>
-          <w:lang w:val="zh_TW" w:bidi="zh_TW"/>
-        </w:rPr>
-        <w:t>），但它清楚表明教會完成了向非猶太民族傳福音的使命。彼得向意大利營的一位羅馬軍官哥尼流家人宣講耶穌的信息（</w:t>
-      </w:r>
-      <w:hyperlink r:id="rId51">
-        <w:r>
-          <w:rPr>
-            <w:lang w:val="zh_TW" w:bidi="zh_TW"/>
-          </w:rPr>
-          <w:rPr>
-            <w:color w:val="0000EE"/>
-            <w:u w:val="single"/>
-          </w:rPr>
-          <w:t>10</w:t>
-        </w:r>
-      </w:hyperlink>
-      <w:r>
-        <w:rPr>
-          <w:lang w:val="zh_TW" w:bidi="zh_TW"/>
-        </w:rPr>
-        <w:t>章）。雖然早期教會曾抗拒外邦人可以自由接受聖靈的事實，但最終他們接受了這結論（</w:t>
-      </w:r>
-      <w:hyperlink r:id="rId52">
-        <w:r>
-          <w:rPr>
-            <w:lang w:val="zh_TW" w:bidi="zh_TW"/>
-          </w:rPr>
-          <w:rPr>
-            <w:color w:val="0000EE"/>
-            <w:u w:val="single"/>
-          </w:rPr>
-          <w:t>11:1–8，</w:t>
-        </w:r>
-      </w:hyperlink>
-      <w:hyperlink r:id="rId53">
-        <w:r>
-          <w:rPr>
-            <w:lang w:val="zh_TW" w:bidi="zh_TW"/>
-          </w:rPr>
-          <w:rPr>
-            <w:color w:val="0000EE"/>
-            <w:u w:val="single"/>
-          </w:rPr>
-          <w:t>15:1–29</w:t>
-        </w:r>
-      </w:hyperlink>
-      <w:r>
-        <w:rPr>
-          <w:lang w:val="zh_TW" w:bidi="zh_TW"/>
-        </w:rPr>
-        <w:t>）。保羅旅行至塞浦路斯、小亞細亞、希臘和意大利，在外邦人為主的教會中建立或探訪。使徒行傳戲劇性地結尾於保羅在羅馬城——羅馬帝國的核心地區宣講福音。</w:t>
+        <w:t>由於其地理位置和土地相對肥沃，克里特島在戰爭和商業上具有重要價值。該島於公元前67年被羅馬征服，成為一個獨立的省份。居民在羅馬人和後來的希臘基督徒（拜占庭人）統治下繁榮昌盛。撒拉遜人（穆斯林）佔領該島超過一個世紀（公元823–960年）。經歷了數個世紀的基督徒領導後，它被土耳其蘇丹征服，文明逐漸衰退（公元1669–1898年）。在公元20世紀，克里特島一直是希臘的一部分，僅在第二次世界大戰期間被德國佔領過一段時間。</w:t>
       </w:r>
       <w:r>
         <w:rPr>

--- a/zht/docx/070.content.docx
+++ b/zht/docx/070.content.docx
@@ -368,6 +368,508 @@
           <w:lang w:val="zh_TW" w:bidi="zh_TW"/>
         </w:rPr>
         <w:t>由於其地理位置和土地相對肥沃，克里特島在戰爭和商業上具有重要價值。該島於公元前67年被羅馬征服，成為一個獨立的省份。居民在羅馬人和後來的希臘基督徒（拜占庭人）統治下繁榮昌盛。撒拉遜人（穆斯林）佔領該島超過一個世紀（公元823–960年）。經歷了數個世紀的基督徒領導後，它被土耳其蘇丹征服，文明逐漸衰退（公元1669–1898年）。在公元20世紀，克里特島一直是希臘的一部分，僅在第二次世界大戰期間被德國佔領過一段時間。</w:t>
+      </w:r>
+      <w:r>
+        <w:rPr>
+          <w:lang w:val="zh_TW" w:bidi="zh_TW"/>
+        </w:rPr>
+      </w:r>
+      <w:r>
+        <w:rPr>
+          <w:lang w:val="zh_TW" w:bidi="zh_TW"/>
+        </w:rPr>
+      </w:r>
+    </w:p>
+    <w:p>
+      <w:pPr/>
+      <w:r>
+        <w:rPr>
+          <w:lang w:val="zh_TW" w:bidi="zh_TW"/>
+        </w:rPr>
+      </w:r>
+    </w:p>
+    <w:p>
+      <w:pPr>
+        <w:pStyle w:val="Heading2"/>
+      </w:pPr>
+      <w:r>
+        <w:rPr>
+          <w:lang w:val="zh_TW" w:bidi="zh_TW"/>
+        </w:rPr>
+        <w:t>客店</w:t>
+      </w:r>
+      <w:r>
+        <w:rPr>
+          <w:lang w:val="zh_TW" w:bidi="zh_TW"/>
+        </w:rPr>
+      </w:r>
+    </w:p>
+    <w:p>
+      <w:pPr/>
+      <w:r>
+        <w:rPr>
+          <w:lang w:val="zh_TW" w:bidi="zh_TW"/>
+        </w:rPr>
+      </w:r>
+      <w:r>
+        <w:rPr>
+          <w:lang w:val="zh_TW" w:bidi="zh_TW"/>
+        </w:rPr>
+        <w:t>客店是供旅人行程中過夜歇息的地方。後來，客店的形式有所改變，從簡單的避身之所，逐漸發展成較接近今日旅館的場所。</w:t>
+      </w:r>
+    </w:p>
+    <w:p>
+      <w:pPr>
+        <w:pStyle w:val="Heading3"/>
+      </w:pPr>
+      <w:r>
+        <w:rPr>
+          <w:lang w:val="zh_TW" w:bidi="zh_TW"/>
+        </w:rPr>
+        <w:t>舊約聖經中的客店</w:t>
+      </w:r>
+    </w:p>
+    <w:p>
+      <w:pPr/>
+      <w:r>
+        <w:rPr>
+          <w:lang w:val="zh_TW" w:bidi="zh_TW"/>
+        </w:rPr>
+      </w:r>
+      <w:r>
+        <w:rPr>
+          <w:lang w:val="zh_TW" w:bidi="zh_TW"/>
+        </w:rPr>
+        <w:t>在較早期的英文聖經譯本中，客店（inn）一詞在舊約聖經裡出現三次。其中兩次是記載約瑟的兄弟在往返埃及與迦南的途中，於夜間歇息（</w:t>
+      </w:r>
+      <w:hyperlink r:id="rId19">
+        <w:r>
+          <w:rPr>
+            <w:lang w:val="zh_TW" w:bidi="zh_TW"/>
+          </w:rPr>
+          <w:rPr>
+            <w:color w:val="0000EE"/>
+            <w:u w:val="single"/>
+          </w:rPr>
+          <w:t>創42:27</w:t>
+        </w:r>
+      </w:hyperlink>
+      <w:r>
+        <w:rPr>
+          <w:lang w:val="zh_TW" w:bidi="zh_TW"/>
+        </w:rPr>
+        <w:t>，</w:t>
+      </w:r>
+      <w:hyperlink r:id="rId20">
+        <w:r>
+          <w:rPr>
+            <w:lang w:val="zh_TW" w:bidi="zh_TW"/>
+          </w:rPr>
+          <w:rPr>
+            <w:color w:val="0000EE"/>
+            <w:u w:val="single"/>
+          </w:rPr>
+          <w:t>43:21</w:t>
+        </w:r>
+      </w:hyperlink>
+      <w:r>
+        <w:rPr>
+          <w:lang w:val="zh_TW" w:bidi="zh_TW"/>
+        </w:rPr>
+        <w:t>；譯註：和合本譯為「住宿的地方」）。第三次出現是在摩西從米甸返回埃及、要帶領以色列的百姓時（</w:t>
+      </w:r>
+      <w:hyperlink r:id="rId21">
+        <w:r>
+          <w:rPr>
+            <w:lang w:val="zh_TW" w:bidi="zh_TW"/>
+          </w:rPr>
+          <w:rPr>
+            <w:color w:val="0000EE"/>
+            <w:u w:val="single"/>
+          </w:rPr>
+          <w:t>出4:24</w:t>
+        </w:r>
+      </w:hyperlink>
+      <w:r>
+        <w:rPr>
+          <w:lang w:val="zh_TW" w:bidi="zh_TW"/>
+        </w:rPr>
+        <w:t>；譯註：和合本譯為「住宿的地方」）。</w:t>
+      </w:r>
+    </w:p>
+    <w:p>
+      <w:pPr/>
+      <w:r>
+        <w:rPr>
+          <w:lang w:val="zh_TW" w:bidi="zh_TW"/>
+        </w:rPr>
+      </w:r>
+      <w:r>
+        <w:rPr>
+          <w:lang w:val="zh_TW" w:bidi="zh_TW"/>
+        </w:rPr>
+        <w:t>有些英文譯本將這些經文全都譯為住宿的地方（lodging place）。在亞伯拉罕與摩西的時代，近東地區並沒有我們今日所理解的客店。我們對客店的概念是指旅人可以付費住宿的公共場所。</w:t>
+      </w:r>
+    </w:p>
+    <w:p>
+      <w:pPr/>
+      <w:r>
+        <w:rPr>
+          <w:lang w:val="zh_TW" w:bidi="zh_TW"/>
+        </w:rPr>
+      </w:r>
+      <w:r>
+        <w:rPr>
+          <w:lang w:val="zh_TW" w:bidi="zh_TW"/>
+        </w:rPr>
+        <w:t>在有人定居的地區，旅人通常可以期待當地居民接待他們、提供住宿之處。在整個近東，為旅人提供住宿是一項重要的責任（見</w:t>
+      </w:r>
+      <w:hyperlink r:id="rId22">
+        <w:r>
+          <w:rPr>
+            <w:lang w:val="zh_TW" w:bidi="zh_TW"/>
+          </w:rPr>
+          <w:rPr>
+            <w:color w:val="0000EE"/>
+            <w:u w:val="single"/>
+          </w:rPr>
+          <w:t>創19:1–3</w:t>
+        </w:r>
+      </w:hyperlink>
+      <w:r>
+        <w:rPr>
+          <w:lang w:val="zh_TW" w:bidi="zh_TW"/>
+        </w:rPr>
+        <w:t>；</w:t>
+      </w:r>
+      <w:hyperlink r:id="rId23">
+        <w:r>
+          <w:rPr>
+            <w:lang w:val="zh_TW" w:bidi="zh_TW"/>
+          </w:rPr>
+          <w:rPr>
+            <w:color w:val="0000EE"/>
+            <w:u w:val="single"/>
+          </w:rPr>
+          <w:t>士19:15–21</w:t>
+        </w:r>
+      </w:hyperlink>
+      <w:r>
+        <w:rPr>
+          <w:lang w:val="zh_TW" w:bidi="zh_TW"/>
+        </w:rPr>
+        <w:t>）。在荒涼無人的地方，旅人就自己搭建住處（</w:t>
+      </w:r>
+      <w:hyperlink r:id="rId24">
+        <w:r>
+          <w:rPr>
+            <w:lang w:val="zh_TW" w:bidi="zh_TW"/>
+          </w:rPr>
+          <w:rPr>
+            <w:color w:val="0000EE"/>
+            <w:u w:val="single"/>
+          </w:rPr>
+          <w:t>創28:11</w:t>
+        </w:r>
+      </w:hyperlink>
+      <w:r>
+        <w:rPr>
+          <w:lang w:val="zh_TW" w:bidi="zh_TW"/>
+        </w:rPr>
+        <w:t>），也會自行攜帶食物（</w:t>
+      </w:r>
+      <w:hyperlink r:id="rId25">
+        <w:r>
+          <w:rPr>
+            <w:lang w:val="zh_TW" w:bidi="zh_TW"/>
+          </w:rPr>
+          <w:rPr>
+            <w:color w:val="0000EE"/>
+            <w:u w:val="single"/>
+          </w:rPr>
+          <w:t>書9:11–13</w:t>
+        </w:r>
+      </w:hyperlink>
+      <w:r>
+        <w:rPr>
+          <w:lang w:val="zh_TW" w:bidi="zh_TW"/>
+        </w:rPr>
+        <w:t>）。</w:t>
+      </w:r>
+    </w:p>
+    <w:p>
+      <w:pPr/>
+      <w:r>
+        <w:rPr>
+          <w:lang w:val="zh_TW" w:bidi="zh_TW"/>
+        </w:rPr>
+      </w:r>
+      <w:r>
+        <w:rPr>
+          <w:lang w:val="zh_TW" w:bidi="zh_TW"/>
+        </w:rPr>
+        <w:t>我們不確定真正的客店何時在巴勒斯坦出現。有些人認為客店的概念來自外地，因為猶太人用來表示「客店」的詞語源自希臘文與拉丁文。較早的文獻，如他爾根（Targum）和約瑟夫（Josephus，</w:t>
+      </w:r>
+      <w:r>
+        <w:rPr>
+          <w:i/>
+          <w:lang w:val="zh_TW" w:bidi="zh_TW"/>
+        </w:rPr>
+        <w:t>猶太古史記</w:t>
+      </w:r>
+      <w:r>
+        <w:rPr>
+          <w:lang w:val="zh_TW" w:bidi="zh_TW"/>
+        </w:rPr>
+        <w:t xml:space="preserve"> 5.1.12）都將喇合稱為開客店的人（</w:t>
+      </w:r>
+      <w:hyperlink r:id="rId26">
+        <w:r>
+          <w:rPr>
+            <w:lang w:val="zh_TW" w:bidi="zh_TW"/>
+          </w:rPr>
+          <w:rPr>
+            <w:color w:val="0000EE"/>
+            <w:u w:val="single"/>
+          </w:rPr>
+          <w:t>書2:1</w:t>
+        </w:r>
+      </w:hyperlink>
+      <w:r>
+        <w:rPr>
+          <w:lang w:val="zh_TW" w:bidi="zh_TW"/>
+        </w:rPr>
+        <w:t>）。不過，在約書亞的時代，很可能尚未存在真正意義上的客店。然而，在近東地區可以找到相似的例子，有些婦女經營某種場所，為旅人同時提供住宿與性服務。</w:t>
+      </w:r>
+    </w:p>
+    <w:p>
+      <w:pPr>
+        <w:pStyle w:val="Heading3"/>
+      </w:pPr>
+      <w:r>
+        <w:rPr>
+          <w:lang w:val="zh_TW" w:bidi="zh_TW"/>
+        </w:rPr>
+        <w:t>新約聖經中的客店</w:t>
+      </w:r>
+    </w:p>
+    <w:p>
+      <w:pPr/>
+      <w:r>
+        <w:rPr>
+          <w:lang w:val="zh_TW" w:bidi="zh_TW"/>
+        </w:rPr>
+      </w:r>
+      <w:r>
+        <w:rPr>
+          <w:lang w:val="zh_TW" w:bidi="zh_TW"/>
+        </w:rPr>
+        <w:t>我們知道，希臘式的客店早在公元前5世紀就已存在，並且在受希臘文化影響的地區逐漸普及。這類客店通常環境不太舒適，也缺乏安全保障。</w:t>
+      </w:r>
+    </w:p>
+    <w:p>
+      <w:pPr/>
+      <w:r>
+        <w:rPr>
+          <w:lang w:val="zh_TW" w:bidi="zh_TW"/>
+        </w:rPr>
+      </w:r>
+      <w:r>
+        <w:rPr>
+          <w:lang w:val="zh_TW" w:bidi="zh_TW"/>
+        </w:rPr>
+        <w:t>這種有「店主」的「客店」，正是好撒馬利亞人將遭搶劫的人帶去的地方（</w:t>
+      </w:r>
+      <w:hyperlink r:id="rId27">
+        <w:r>
+          <w:rPr>
+            <w:lang w:val="zh_TW" w:bidi="zh_TW"/>
+          </w:rPr>
+          <w:rPr>
+            <w:color w:val="0000EE"/>
+            <w:u w:val="single"/>
+          </w:rPr>
+          <w:t>路10:34–35</w:t>
+        </w:r>
+      </w:hyperlink>
+      <w:r>
+        <w:rPr>
+          <w:lang w:val="zh_TW" w:bidi="zh_TW"/>
+        </w:rPr>
+        <w:t>）。這類客店很可能類似汗舍（khan，城內的小型客店）或商隊驛站（caravansary，位於城的邊緣、特別設在貿易路線旁的較大型客店）。這些設施可見於敘利亞一帶的貿易路線上，長期以來都相當常見。</w:t>
+      </w:r>
+    </w:p>
+    <w:p>
+      <w:pPr/>
+      <w:r>
+        <w:rPr>
+          <w:lang w:val="zh_TW" w:bidi="zh_TW"/>
+        </w:rPr>
+      </w:r>
+      <w:r>
+        <w:rPr>
+          <w:lang w:val="zh_TW" w:bidi="zh_TW"/>
+        </w:rPr>
+        <w:t>這些客店多半是方形建築，中間設有露天的院子，提供水源與遮蔽之處，但旅人通常自備食物，有時也會帶著自己的鋪蓋。好撒馬利亞人顯然期待店主照顧那位受傷的人。至於這種作法是否屬於常態，或只是因為情況緊急而採取的特例，則不容易判斷。</w:t>
+      </w:r>
+    </w:p>
+    <w:p>
+      <w:pPr/>
+      <w:r>
+        <w:rPr>
+          <w:lang w:val="zh_TW" w:bidi="zh_TW"/>
+        </w:rPr>
+      </w:r>
+      <w:r>
+        <w:rPr>
+          <w:lang w:val="zh_TW" w:bidi="zh_TW"/>
+        </w:rPr>
+        <w:t>耶穌在好撒馬利亞人的比喻中所提到的那間客店，人們長久以來認為它就是哈特魯爾汗舍（Khan Hathrur）。它位於耶路撒冷與耶利哥之間的中途位置。不過，現今所見的建築，很可能只是在同一地點先後興建的多座建築之一。</w:t>
+      </w:r>
+    </w:p>
+    <w:p>
+      <w:pPr/>
+      <w:r>
+        <w:rPr>
+          <w:lang w:val="zh_TW" w:bidi="zh_TW"/>
+        </w:rPr>
+      </w:r>
+      <w:r>
+        <w:rPr>
+          <w:lang w:val="zh_TW" w:bidi="zh_TW"/>
+        </w:rPr>
+        <w:t>新約聖經中還有兩處著名的經文，提到不同類型的住宿之處。第一，來自羅馬的基督徒在三館這個歇腳之處迎接身為囚犯的保羅，三館距離羅馬約53公里（33英里），是兩條道路交會的地方（</w:t>
+      </w:r>
+      <w:hyperlink r:id="rId28">
+        <w:r>
+          <w:rPr>
+            <w:lang w:val="zh_TW" w:bidi="zh_TW"/>
+          </w:rPr>
+          <w:rPr>
+            <w:color w:val="0000EE"/>
+            <w:u w:val="single"/>
+          </w:rPr>
+          <w:t>徒28:15</w:t>
+        </w:r>
+      </w:hyperlink>
+      <w:r>
+        <w:rPr>
+          <w:lang w:val="zh_TW" w:bidi="zh_TW"/>
+        </w:rPr>
+        <w:t>）。第二，是那間沒有地方接待約瑟和馬利亞的「客店」（</w:t>
+      </w:r>
+      <w:hyperlink r:id="rId29">
+        <w:r>
+          <w:rPr>
+            <w:lang w:val="zh_TW" w:bidi="zh_TW"/>
+          </w:rPr>
+          <w:rPr>
+            <w:color w:val="0000EE"/>
+            <w:u w:val="single"/>
+          </w:rPr>
+          <w:t>路2:7</w:t>
+        </w:r>
+      </w:hyperlink>
+      <w:r>
+        <w:rPr>
+          <w:lang w:val="zh_TW" w:bidi="zh_TW"/>
+        </w:rPr>
+        <w:t>）。這個詞語在某些英文譯本中譯為客房（guestchamber），而另一些譯本則譯為客房（guest room）（</w:t>
+      </w:r>
+      <w:hyperlink r:id="rId30">
+        <w:r>
+          <w:rPr>
+            <w:lang w:val="zh_TW" w:bidi="zh_TW"/>
+          </w:rPr>
+          <w:rPr>
+            <w:color w:val="0000EE"/>
+            <w:u w:val="single"/>
+          </w:rPr>
+          <w:t>可14:14</w:t>
+        </w:r>
+      </w:hyperlink>
+      <w:r>
+        <w:rPr>
+          <w:lang w:val="zh_TW" w:bidi="zh_TW"/>
+        </w:rPr>
+        <w:t>；</w:t>
+      </w:r>
+      <w:hyperlink r:id="rId31">
+        <w:r>
+          <w:rPr>
+            <w:lang w:val="zh_TW" w:bidi="zh_TW"/>
+          </w:rPr>
+          <w:rPr>
+            <w:color w:val="0000EE"/>
+            <w:u w:val="single"/>
+          </w:rPr>
+          <w:t>路22:11</w:t>
+        </w:r>
+      </w:hyperlink>
+      <w:r>
+        <w:rPr>
+          <w:lang w:val="zh_TW" w:bidi="zh_TW"/>
+        </w:rPr>
+        <w:t>）。</w:t>
+      </w:r>
+    </w:p>
+    <w:p>
+      <w:pPr/>
+      <w:r>
+        <w:rPr>
+          <w:lang w:val="zh_TW" w:bidi="zh_TW"/>
+        </w:rPr>
+      </w:r>
+      <w:r>
+        <w:rPr>
+          <w:lang w:val="zh_TW" w:bidi="zh_TW"/>
+        </w:rPr>
+        <w:t>耶路撒冷的猶太人以能夠為所有前來守逾越節的訪客提供足夠的客房而感到自豪。而前來守五旬節的人群同樣能獲得接待（</w:t>
+      </w:r>
+      <w:hyperlink r:id="rId32">
+        <w:r>
+          <w:rPr>
+            <w:lang w:val="zh_TW" w:bidi="zh_TW"/>
+          </w:rPr>
+          <w:rPr>
+            <w:color w:val="0000EE"/>
+            <w:u w:val="single"/>
+          </w:rPr>
+          <w:t>徒2:6–11</w:t>
+        </w:r>
+      </w:hyperlink>
+      <w:r>
+        <w:rPr>
+          <w:lang w:val="zh_TW" w:bidi="zh_TW"/>
+        </w:rPr>
+        <w:t>）。看來，約瑟和馬利亞為了數點人數來到伯利恆時，也期望能找到這樣的住宿之處，但所有客房都已經客滿。</w:t>
+      </w:r>
+    </w:p>
+    <w:p>
+      <w:pPr/>
+      <w:r>
+        <w:rPr>
+          <w:lang w:val="zh_TW" w:bidi="zh_TW"/>
+        </w:rPr>
+      </w:r>
+      <w:r>
+        <w:rPr>
+          <w:i/>
+          <w:lang w:val="zh_TW" w:bidi="zh_TW"/>
+        </w:rPr>
+        <w:t>另見</w:t>
+      </w:r>
+      <w:r>
+        <w:rPr>
+          <w:lang w:val="zh_TW" w:bidi="zh_TW"/>
+        </w:rPr>
+        <w:t>旅行</w:t>
+      </w:r>
+      <w:r>
+        <w:rPr>
+          <w:lang w:val="zh_TW" w:bidi="zh_TW"/>
+        </w:rPr>
+        <w:t>。</w:t>
       </w:r>
       <w:r>
         <w:rPr>

--- a/zht/docx/070.content.docx
+++ b/zht/docx/070.content.docx
@@ -19,7 +19,7 @@
         <w:rPr>
           <w:lang w:val="zh_TW" w:bidi="zh_TW"/>
         </w:rPr>
-        <w:t>Resource: 聖經詞典 (Tyndale)</w:t>
+        <w:t>Resource: Tyndale Open Bible Dictionary</w:t>
       </w:r>
       <w:r>
         <w:rPr>
@@ -112,7 +112,7 @@
         <w:rPr>
           <w:lang w:val="zh_TW" w:bidi="zh_TW"/>
         </w:rPr>
-        <w:t>聖經詞典 (Tyndale)</w:t>
+        <w:t>Tyndale Open Bible Dictionary</w:t>
       </w:r>
     </w:p>
     <w:p>
@@ -149,7 +149,7 @@
         <w:rPr>
           <w:lang w:val="zh_TW" w:bidi="zh_TW"/>
         </w:rPr>
-        <w:t>ke</w:t>
+        <w:t>jiu</w:t>
       </w:r>
       <w:r>
         <w:rPr>
@@ -212,7 +212,7 @@
         <w:rPr>
           <w:lang w:val="zh_TW" w:bidi="zh_TW"/>
         </w:rPr>
-        <w:t>克里特</w:t>
+        <w:t>酒</w:t>
       </w:r>
       <w:r>
         <w:rPr>
@@ -231,7 +231,18 @@
         <w:rPr>
           <w:lang w:val="zh_TW" w:bidi="zh_TW"/>
         </w:rPr>
-        <w:t>地中海第四大島嶼，位於希臘東南約60英里（或97公里），土耳其西南約110英里（或177公里）處。它從東到西全長160英里（或257.4公里）。寬度約36英里（或58公里），面積為3,200平方英里（或5,149平方公里）。島上有一條山脈，中央是神聖的伊達山（海拔9,000英尺或2,742米）。這些山脈陡峭地延伸到南海岸，因此大多數居民居住在較為平緩的北坡上。</w:t>
+        <w:t>由發酵的葡萄汁製成的飲料。</w:t>
+      </w:r>
+    </w:p>
+    <w:p>
+      <w:pPr>
+        <w:pStyle w:val="Heading3"/>
+      </w:pPr>
+      <w:r>
+        <w:rPr>
+          <w:lang w:val="zh_TW" w:bidi="zh_TW"/>
+        </w:rPr>
+        <w:t>起源</w:t>
       </w:r>
     </w:p>
     <w:p>
@@ -245,7 +256,7 @@
         <w:rPr>
           <w:lang w:val="zh_TW" w:bidi="zh_TW"/>
         </w:rPr>
-        <w:t>克里特島在基督教會的歷史上具有重要意義。當保羅作為囚犯前往羅馬時，船在佳澳避風港避風（</w:t>
+        <w:t>挪亞是最早醲造酒的人之一（</w:t>
       </w:r>
       <w:hyperlink r:id="rId13">
         <w:r>
@@ -256,104 +267,14 @@
             <w:color w:val="0000EE"/>
             <w:u w:val="single"/>
           </w:rPr>
-          <w:t>徒27:8</w:t>
-        </w:r>
-      </w:hyperlink>
-      <w:r>
-        <w:rPr>
-          <w:lang w:val="zh_TW" w:bidi="zh_TW"/>
-        </w:rPr>
-        <w:t>）。船試圖到達更大的港口菲尼基（</w:t>
-      </w:r>
-      <w:hyperlink r:id="rId14">
-        <w:r>
-          <w:rPr>
-            <w:lang w:val="zh_TW" w:bidi="zh_TW"/>
-          </w:rPr>
-          <w:rPr>
-            <w:color w:val="0000EE"/>
-            <w:u w:val="single"/>
-          </w:rPr>
-          <w:t>12</w:t>
-        </w:r>
-      </w:hyperlink>
-      <w:r>
-        <w:rPr>
-          <w:lang w:val="zh_TW" w:bidi="zh_TW"/>
-        </w:rPr>
-        <w:t>節），但被暴風吹離航線，並在克里特西南海岸的一個名為高大島的地方避風（</w:t>
-      </w:r>
-      <w:hyperlink r:id="rId15">
-        <w:r>
-          <w:rPr>
-            <w:lang w:val="zh_TW" w:bidi="zh_TW"/>
-          </w:rPr>
-          <w:rPr>
-            <w:color w:val="0000EE"/>
-            <w:u w:val="single"/>
-          </w:rPr>
-          <w:t>16</w:t>
-        </w:r>
-      </w:hyperlink>
-      <w:r>
-        <w:rPr>
-          <w:lang w:val="zh_TW" w:bidi="zh_TW"/>
-        </w:rPr>
-        <w:t>節）。保羅在羅馬監禁後可能到訪過克里特島，因為他在給提多的信中說：「我從前留你在克里特」（</w:t>
-      </w:r>
-      <w:hyperlink r:id="rId16">
-        <w:r>
-          <w:rPr>
-            <w:lang w:val="zh_TW" w:bidi="zh_TW"/>
-          </w:rPr>
-          <w:rPr>
-            <w:color w:val="0000EE"/>
-            <w:u w:val="single"/>
-          </w:rPr>
-          <w:t>多1:5</w:t>
-        </w:r>
-      </w:hyperlink>
-      <w:r>
-        <w:rPr>
-          <w:lang w:val="zh_TW" w:bidi="zh_TW"/>
-        </w:rPr>
-        <w:t>）。基於此和其他證據，許多學者認為保羅在第二次監禁及處決之前已獲釋，並有一段長期的事工（</w:t>
-      </w:r>
-      <w:hyperlink r:id="rId17">
-        <w:r>
-          <w:rPr>
-            <w:lang w:val="zh_TW" w:bidi="zh_TW"/>
-          </w:rPr>
-          <w:rPr>
-            <w:color w:val="0000EE"/>
-            <w:u w:val="single"/>
-          </w:rPr>
-          <w:t>提後4:6</w:t>
-        </w:r>
-      </w:hyperlink>
-      <w:r>
-        <w:rPr>
-          <w:lang w:val="zh_TW" w:bidi="zh_TW"/>
-        </w:rPr>
-        <w:t>）。保羅對克里特島的人評價不高，他引用他們自己的一位詩人說他們是「常說謊話，乃是惡獸，又饞又懶。」（</w:t>
-      </w:r>
-      <w:hyperlink r:id="rId18">
-        <w:r>
-          <w:rPr>
-            <w:lang w:val="zh_TW" w:bidi="zh_TW"/>
-          </w:rPr>
-          <w:rPr>
-            <w:color w:val="0000EE"/>
-            <w:u w:val="single"/>
-          </w:rPr>
-          <w:t>提1:12</w:t>
-        </w:r>
-      </w:hyperlink>
-      <w:r>
-        <w:rPr>
-          <w:lang w:val="zh_TW" w:bidi="zh_TW"/>
-        </w:rPr>
-        <w:t>）。但福音在那裡必定產生了相當大的影響，因為今天提多的名字在當地許多村莊、教堂和修道院中備受尊崇。</w:t>
+          <w:t>創9:21</w:t>
+        </w:r>
+      </w:hyperlink>
+      <w:r>
+        <w:rPr>
+          <w:lang w:val="zh_TW" w:bidi="zh_TW"/>
+        </w:rPr>
+        <w:t>），據推測他是在亞拉臘山的山坡上釀酒的。但釀酒並不限於那個地區，因為埃及以及後來的希臘都喜歡這種飲料。事實上，在史前時期的美索不達米亞就已經有釀酒技術，並在公元前3000年之前傳入埃及。</w:t>
       </w:r>
     </w:p>
     <w:p>
@@ -367,17 +288,18 @@
         <w:rPr>
           <w:lang w:val="zh_TW" w:bidi="zh_TW"/>
         </w:rPr>
-        <w:t>由於其地理位置和土地相對肥沃，克里特島在戰爭和商業上具有重要價值。該島於公元前67年被羅馬征服，成為一個獨立的省份。居民在羅馬人和後來的希臘基督徒（拜占庭人）統治下繁榮昌盛。撒拉遜人（穆斯林）佔領該島超過一個世紀（公元823–960年）。經歷了數個世紀的基督徒領導後，它被土耳其蘇丹征服，文明逐漸衰退（公元1669–1898年）。在公元20世紀，克里特島一直是希臘的一部分，僅在第二次世界大戰期間被德國佔領過一段時間。</w:t>
-      </w:r>
-      <w:r>
-        <w:rPr>
-          <w:lang w:val="zh_TW" w:bidi="zh_TW"/>
-        </w:rPr>
-      </w:r>
-      <w:r>
-        <w:rPr>
-          <w:lang w:val="zh_TW" w:bidi="zh_TW"/>
-        </w:rPr>
+        <w:t>「酒」這個詞可能與葡萄樹、葡萄園和黑葡萄的詞語有關。葡萄樹是帶來酒的植物，在近東世界中常被認為是「生命樹」。在埃及和美索不達米亞，據信有一位女神保護葡萄樹。位於亞述西北部山區的女神西里斯（Siris）被稱為「天上生命樹的女主人」。以諾一書三十二章4節稱葡萄樹為知識樹。根據猶太傳統，葡萄樹在洪水中被挪亞保留下來。</w:t>
+      </w:r>
+    </w:p>
+    <w:p>
+      <w:pPr>
+        <w:pStyle w:val="Heading3"/>
+      </w:pPr>
+      <w:r>
+        <w:rPr>
+          <w:lang w:val="zh_TW" w:bidi="zh_TW"/>
+        </w:rPr>
+        <w:t>釀酒的過程</w:t>
       </w:r>
     </w:p>
     <w:p>
@@ -387,21 +309,37 @@
           <w:lang w:val="zh_TW" w:bidi="zh_TW"/>
         </w:rPr>
       </w:r>
-    </w:p>
-    <w:p>
-      <w:pPr>
-        <w:pStyle w:val="Heading2"/>
-      </w:pPr>
-      <w:r>
-        <w:rPr>
-          <w:lang w:val="zh_TW" w:bidi="zh_TW"/>
-        </w:rPr>
-        <w:t>客店</w:t>
-      </w:r>
-      <w:r>
-        <w:rPr>
-          <w:lang w:val="zh_TW" w:bidi="zh_TW"/>
-        </w:rPr>
+      <w:r>
+        <w:rPr>
+          <w:lang w:val="zh_TW" w:bidi="zh_TW"/>
+        </w:rPr>
+        <w:t>現存關於釀酒技術的古代文獻很少，早期葡萄種植者的知識主要來自少數植物學家的經驗和興趣。亞里士多德有天賦的學生埃雷索斯的泰奧弗拉斯托斯（Theophrastus of Eresos）寫了一本名為</w:t>
+      </w:r>
+      <w:r>
+        <w:rPr>
+          <w:i/>
+          <w:lang w:val="zh_TW" w:bidi="zh_TW"/>
+        </w:rPr>
+        <w:t>植物研究（Enquiry into Plants）</w:t>
+      </w:r>
+      <w:r>
+        <w:rPr>
+          <w:lang w:val="zh_TW" w:bidi="zh_TW"/>
+        </w:rPr>
+        <w:t>的書，展示了實踐經驗和理論的結合。後來，他還寫了</w:t>
+      </w:r>
+      <w:r>
+        <w:rPr>
+          <w:i/>
+          <w:lang w:val="zh_TW" w:bidi="zh_TW"/>
+        </w:rPr>
+        <w:t>植物的生命（On the Life of Plants）</w:t>
+      </w:r>
+      <w:r>
+        <w:rPr>
+          <w:lang w:val="zh_TW" w:bidi="zh_TW"/>
+        </w:rPr>
+        <w:t>，這是一部詳細觀察釀酒過程的作品。他關於何時種植、如何修剪、反對嫁接的觀點，以及如何照顧葡萄樹的想法，都展示了希臘人的天賦。他們將葡萄栽培提升為一門科學，這門科學在過去的2200年裡幾乎未曾改變。</w:t>
       </w:r>
     </w:p>
     <w:p>
@@ -415,18 +353,7 @@
         <w:rPr>
           <w:lang w:val="zh_TW" w:bidi="zh_TW"/>
         </w:rPr>
-        <w:t>客店是供旅人行程中過夜歇息的地方。後來，客店的形式有所改變，從簡單的避身之所，逐漸發展成較接近今日旅館的場所。</w:t>
-      </w:r>
-    </w:p>
-    <w:p>
-      <w:pPr>
-        <w:pStyle w:val="Heading3"/>
-      </w:pPr>
-      <w:r>
-        <w:rPr>
-          <w:lang w:val="zh_TW" w:bidi="zh_TW"/>
-        </w:rPr>
-        <w:t>舊約聖經中的客店</w:t>
+        <w:t>希臘葡萄種植者非常小心地確保他們的農作物成功種植。葡萄藤貼近地面生長，而不是被支撐起來。因此，會吃掉葡萄的老鼠和狐狸特別令人討厭，並且種植者必須頻繁除草來保持土壤中沒有雜草。但他們的方法總體上非常有效。</w:t>
       </w:r>
     </w:p>
     <w:p>
@@ -440,61 +367,20 @@
         <w:rPr>
           <w:lang w:val="zh_TW" w:bidi="zh_TW"/>
         </w:rPr>
-        <w:t>在較早期的英文聖經譯本中，客店（inn）一詞在舊約聖經裡出現三次。其中兩次是記載約瑟的兄弟在往返埃及與迦南的途中，於夜間歇息（</w:t>
-      </w:r>
-      <w:hyperlink r:id="rId19">
-        <w:r>
-          <w:rPr>
-            <w:lang w:val="zh_TW" w:bidi="zh_TW"/>
-          </w:rPr>
-          <w:rPr>
-            <w:color w:val="0000EE"/>
-            <w:u w:val="single"/>
-          </w:rPr>
-          <w:t>創42:27</w:t>
-        </w:r>
-      </w:hyperlink>
-      <w:r>
-        <w:rPr>
-          <w:lang w:val="zh_TW" w:bidi="zh_TW"/>
-        </w:rPr>
-        <w:t>，</w:t>
-      </w:r>
-      <w:hyperlink r:id="rId20">
-        <w:r>
-          <w:rPr>
-            <w:lang w:val="zh_TW" w:bidi="zh_TW"/>
-          </w:rPr>
-          <w:rPr>
-            <w:color w:val="0000EE"/>
-            <w:u w:val="single"/>
-          </w:rPr>
-          <w:t>43:21</w:t>
-        </w:r>
-      </w:hyperlink>
-      <w:r>
-        <w:rPr>
-          <w:lang w:val="zh_TW" w:bidi="zh_TW"/>
-        </w:rPr>
-        <w:t>；譯註：和合本譯為「住宿的地方」）。第三次出現是在摩西從米甸返回埃及、要帶領以色列的百姓時（</w:t>
-      </w:r>
-      <w:hyperlink r:id="rId21">
-        <w:r>
-          <w:rPr>
-            <w:lang w:val="zh_TW" w:bidi="zh_TW"/>
-          </w:rPr>
-          <w:rPr>
-            <w:color w:val="0000EE"/>
-            <w:u w:val="single"/>
-          </w:rPr>
-          <w:t>出4:24</w:t>
-        </w:r>
-      </w:hyperlink>
-      <w:r>
-        <w:rPr>
-          <w:lang w:val="zh_TW" w:bidi="zh_TW"/>
-        </w:rPr>
-        <w:t>；譯註：和合本譯為「住宿的地方」）。</w:t>
+        <w:t>每年九月初，葡萄會在平原地區被採收，而在月底則會在山區進行。在最初的載歌載舞慶祝節日中，工人們將成串的葡萄送到釀酒壓榨機中，這些壓榨機是傾斜向一角的低水泥槽。之後，工人們會用腳踩踏葡萄。第一道</w:t>
+      </w:r>
+      <w:r>
+        <w:rPr>
+          <w:i/>
+          <w:lang w:val="zh_TW" w:bidi="zh_TW"/>
+        </w:rPr>
+        <w:t>榨汁</w:t>
+      </w:r>
+      <w:r>
+        <w:rPr>
+          <w:lang w:val="zh_TW" w:bidi="zh_TW"/>
+        </w:rPr>
+        <w:t>（must，壓榨出的汁液）非常珍貴，因為可以用它釀造出最優質的酒。剩餘的果汁則是通過擠壓裝在布袋中的踩過的葡萄來提取的。第三類酒則是通過將剩下的葡萄與水混合甚至煮沸後提取的，這類酒通常只有窮人飲用。</w:t>
       </w:r>
     </w:p>
     <w:p>
@@ -508,7 +394,7 @@
         <w:rPr>
           <w:lang w:val="zh_TW" w:bidi="zh_TW"/>
         </w:rPr>
-        <w:t>有些英文譯本將這些經文全都譯為住宿的地方（lodging place）。在亞伯拉罕與摩西的時代，近東地區並沒有我們今日所理解的客店。我們對客店的概念是指旅人可以付費住宿的公共場所。</w:t>
+        <w:t>希臘人後來發明了橫樑壓榨機（beam press），長橫樑的一端有轉動部分，另一端懸掛著重石，用來壓榨多層葡萄。在古代近東地區使用了不同的葡萄壓榨方法，但即使在希臘，踩踏葡萄始終是最受歡迎的方式。</w:t>
       </w:r>
     </w:p>
     <w:p>
@@ -522,79 +408,7 @@
         <w:rPr>
           <w:lang w:val="zh_TW" w:bidi="zh_TW"/>
         </w:rPr>
-        <w:t>在有人定居的地區，旅人通常可以期待當地居民接待他們、提供住宿之處。在整個近東，為旅人提供住宿是一項重要的責任（見</w:t>
-      </w:r>
-      <w:hyperlink r:id="rId22">
-        <w:r>
-          <w:rPr>
-            <w:lang w:val="zh_TW" w:bidi="zh_TW"/>
-          </w:rPr>
-          <w:rPr>
-            <w:color w:val="0000EE"/>
-            <w:u w:val="single"/>
-          </w:rPr>
-          <w:t>創19:1–3</w:t>
-        </w:r>
-      </w:hyperlink>
-      <w:r>
-        <w:rPr>
-          <w:lang w:val="zh_TW" w:bidi="zh_TW"/>
-        </w:rPr>
-        <w:t>；</w:t>
-      </w:r>
-      <w:hyperlink r:id="rId23">
-        <w:r>
-          <w:rPr>
-            <w:lang w:val="zh_TW" w:bidi="zh_TW"/>
-          </w:rPr>
-          <w:rPr>
-            <w:color w:val="0000EE"/>
-            <w:u w:val="single"/>
-          </w:rPr>
-          <w:t>士19:15–21</w:t>
-        </w:r>
-      </w:hyperlink>
-      <w:r>
-        <w:rPr>
-          <w:lang w:val="zh_TW" w:bidi="zh_TW"/>
-        </w:rPr>
-        <w:t>）。在荒涼無人的地方，旅人就自己搭建住處（</w:t>
-      </w:r>
-      <w:hyperlink r:id="rId24">
-        <w:r>
-          <w:rPr>
-            <w:lang w:val="zh_TW" w:bidi="zh_TW"/>
-          </w:rPr>
-          <w:rPr>
-            <w:color w:val="0000EE"/>
-            <w:u w:val="single"/>
-          </w:rPr>
-          <w:t>創28:11</w:t>
-        </w:r>
-      </w:hyperlink>
-      <w:r>
-        <w:rPr>
-          <w:lang w:val="zh_TW" w:bidi="zh_TW"/>
-        </w:rPr>
-        <w:t>），也會自行攜帶食物（</w:t>
-      </w:r>
-      <w:hyperlink r:id="rId25">
-        <w:r>
-          <w:rPr>
-            <w:lang w:val="zh_TW" w:bidi="zh_TW"/>
-          </w:rPr>
-          <w:rPr>
-            <w:color w:val="0000EE"/>
-            <w:u w:val="single"/>
-          </w:rPr>
-          <w:t>書9:11–13</w:t>
-        </w:r>
-      </w:hyperlink>
-      <w:r>
-        <w:rPr>
-          <w:lang w:val="zh_TW" w:bidi="zh_TW"/>
-        </w:rPr>
-        <w:t>）。</w:t>
+        <w:t>在希臘，發酵期通常為六個月，在此期間液體不斷被撇去。然而，在古代近東，發酵過程通常在三到四天內完成，最佳發酵溫度為77度。古人知道繼續發酵會產生酸性。</w:t>
       </w:r>
     </w:p>
     <w:p>
@@ -608,38 +422,7 @@
         <w:rPr>
           <w:lang w:val="zh_TW" w:bidi="zh_TW"/>
         </w:rPr>
-        <w:t>我們不確定真正的客店何時在巴勒斯坦出現。有些人認為客店的概念來自外地，因為猶太人用來表示「客店」的詞語源自希臘文與拉丁文。較早的文獻，如他爾根（Targum）和約瑟夫（Josephus，</w:t>
-      </w:r>
-      <w:r>
-        <w:rPr>
-          <w:i/>
-          <w:lang w:val="zh_TW" w:bidi="zh_TW"/>
-        </w:rPr>
-        <w:t>猶太古史記</w:t>
-      </w:r>
-      <w:r>
-        <w:rPr>
-          <w:lang w:val="zh_TW" w:bidi="zh_TW"/>
-        </w:rPr>
-        <w:t xml:space="preserve"> 5.1.12）都將喇合稱為開客店的人（</w:t>
-      </w:r>
-      <w:hyperlink r:id="rId26">
-        <w:r>
-          <w:rPr>
-            <w:lang w:val="zh_TW" w:bidi="zh_TW"/>
-          </w:rPr>
-          <w:rPr>
-            <w:color w:val="0000EE"/>
-            <w:u w:val="single"/>
-          </w:rPr>
-          <w:t>書2:1</w:t>
-        </w:r>
-      </w:hyperlink>
-      <w:r>
-        <w:rPr>
-          <w:lang w:val="zh_TW" w:bidi="zh_TW"/>
-        </w:rPr>
-        <w:t>）。不過，在約書亞的時代，很可能尚未存在真正意義上的客店。然而，在近東地區可以找到相似的例子，有些婦女經營某種場所，為旅人同時提供住宿與性服務。</w:t>
+        <w:t>在達到所需的發酵效果後，酒會被轉移到皮囊或陶罐中，以便運輸或銷售。把手和塞子上印有種類/品牌（brand）、產地和年份。此時，酒通過穿孔金屬篩網或布過濾，以消除沙粒或昆蟲等污染物。</w:t>
       </w:r>
     </w:p>
     <w:p>
@@ -650,7 +433,7 @@
         <w:rPr>
           <w:lang w:val="zh_TW" w:bidi="zh_TW"/>
         </w:rPr>
-        <w:t>新約聖經中的客店</w:t>
+        <w:t>酒的種類</w:t>
       </w:r>
     </w:p>
     <w:p>
@@ -664,7 +447,18 @@
         <w:rPr>
           <w:lang w:val="zh_TW" w:bidi="zh_TW"/>
         </w:rPr>
-        <w:t>我們知道，希臘式的客店早在公元前5世紀就已存在，並且在受希臘文化影響的地區逐漸普及。這類客店通常環境不太舒適，也缺乏安全保障。</w:t>
+        <w:t>古代詩人討論了許多不同種類的酒，亞他那修（Athenaeus）提到85種不同的品種。蓋倫（Galen）列舉了60種，普林尼（Pliny）提到150種，而斯特拉波（Strabo）提到30種。酒根據不同的顏色（黑色、紅色、白色或黃色）和口味（乾、澀、淡或甜）來區分。聖經記載了各種酒，例如黎巴嫩和黑本的酒。希伯崙和撒馬利亞以釀酒聞名。希伯來文至少有九個不同的詞來表示酒，而希臘文有四個在新約中被提及。</w:t>
+      </w:r>
+    </w:p>
+    <w:p>
+      <w:pPr>
+        <w:pStyle w:val="Heading3"/>
+      </w:pPr>
+      <w:r>
+        <w:rPr>
+          <w:lang w:val="zh_TW" w:bidi="zh_TW"/>
+        </w:rPr>
+        <w:t>酒的性質</w:t>
       </w:r>
     </w:p>
     <w:p>
@@ -678,25 +472,133 @@
         <w:rPr>
           <w:lang w:val="zh_TW" w:bidi="zh_TW"/>
         </w:rPr>
-        <w:t>這種有「店主」的「客店」，正是好撒馬利亞人將遭搶劫的人帶去的地方（</w:t>
-      </w:r>
-      <w:hyperlink r:id="rId27">
-        <w:r>
-          <w:rPr>
-            <w:lang w:val="zh_TW" w:bidi="zh_TW"/>
-          </w:rPr>
-          <w:rPr>
-            <w:color w:val="0000EE"/>
-            <w:u w:val="single"/>
-          </w:rPr>
-          <w:t>路10:34–35</w:t>
-        </w:r>
-      </w:hyperlink>
-      <w:r>
-        <w:rPr>
-          <w:lang w:val="zh_TW" w:bidi="zh_TW"/>
-        </w:rPr>
-        <w:t>）。這類客店很可能類似汗舍（khan，城內的小型客店）或商隊驛站（caravansary，位於城的邊緣、特別設在貿易路線旁的較大型客店）。這些設施可見於敘利亞一帶的貿易路線上，長期以來都相當常見。</w:t>
+        <w:t>很少有人會質疑至少在舊約中有些酒是經過發酵的。然而，一些學者認為古代世界某些形式的酒未經發酵。他們對比了兩個希伯來文詞語，得出結論認為其中一個特定的詞語僅指新鮮葡萄汁（</w:t>
+      </w:r>
+      <w:hyperlink r:id="rId14">
+        <w:r>
+          <w:rPr>
+            <w:lang w:val="zh_TW" w:bidi="zh_TW"/>
+          </w:rPr>
+          <w:rPr>
+            <w:color w:val="0000EE"/>
+            <w:u w:val="single"/>
+          </w:rPr>
+          <w:t>箴3:10</w:t>
+        </w:r>
+      </w:hyperlink>
+      <w:r>
+        <w:rPr>
+          <w:lang w:val="zh_TW" w:bidi="zh_TW"/>
+        </w:rPr>
+        <w:t>；</w:t>
+      </w:r>
+      <w:hyperlink r:id="rId15">
+        <w:r>
+          <w:rPr>
+            <w:lang w:val="zh_TW" w:bidi="zh_TW"/>
+          </w:rPr>
+          <w:rPr>
+            <w:color w:val="0000EE"/>
+            <w:u w:val="single"/>
+          </w:rPr>
+          <w:t>何9:2</w:t>
+        </w:r>
+      </w:hyperlink>
+      <w:r>
+        <w:rPr>
+          <w:lang w:val="zh_TW" w:bidi="zh_TW"/>
+        </w:rPr>
+        <w:t>；</w:t>
+      </w:r>
+      <w:hyperlink r:id="rId16">
+        <w:r>
+          <w:rPr>
+            <w:lang w:val="zh_TW" w:bidi="zh_TW"/>
+          </w:rPr>
+          <w:rPr>
+            <w:color w:val="0000EE"/>
+            <w:u w:val="single"/>
+          </w:rPr>
+          <w:t>珥2:24</w:t>
+        </w:r>
+      </w:hyperlink>
+      <w:r>
+        <w:rPr>
+          <w:lang w:val="zh_TW" w:bidi="zh_TW"/>
+        </w:rPr>
+        <w:t>；</w:t>
+      </w:r>
+      <w:hyperlink r:id="rId17">
+        <w:r>
+          <w:rPr>
+            <w:lang w:val="zh_TW" w:bidi="zh_TW"/>
+          </w:rPr>
+          <w:rPr>
+            <w:color w:val="0000EE"/>
+            <w:u w:val="single"/>
+          </w:rPr>
+          <w:t>彌6:15</w:t>
+        </w:r>
+      </w:hyperlink>
+      <w:r>
+        <w:rPr>
+          <w:lang w:val="zh_TW" w:bidi="zh_TW"/>
+        </w:rPr>
+        <w:t>）。然而，這一觀點並沒有得到確定，理由如下：（1）希伯來文詞語主要出現在中性語境中；（2）該詞語在某些語境中明確包含了發酵飲料（例如，</w:t>
+      </w:r>
+      <w:hyperlink r:id="rId18">
+        <w:r>
+          <w:rPr>
+            <w:lang w:val="zh_TW" w:bidi="zh_TW"/>
+          </w:rPr>
+          <w:rPr>
+            <w:color w:val="0000EE"/>
+            <w:u w:val="single"/>
+          </w:rPr>
+          <w:t>創27:28</w:t>
+        </w:r>
+      </w:hyperlink>
+      <w:r>
+        <w:rPr>
+          <w:lang w:val="zh_TW" w:bidi="zh_TW"/>
+        </w:rPr>
+        <w:t>；</w:t>
+      </w:r>
+      <w:hyperlink r:id="rId19">
+        <w:r>
+          <w:rPr>
+            <w:lang w:val="zh_TW" w:bidi="zh_TW"/>
+          </w:rPr>
+          <w:rPr>
+            <w:color w:val="0000EE"/>
+            <w:u w:val="single"/>
+          </w:rPr>
+          <w:t>何4:11</w:t>
+        </w:r>
+      </w:hyperlink>
+      <w:r>
+        <w:rPr>
+          <w:lang w:val="zh_TW" w:bidi="zh_TW"/>
+        </w:rPr>
+        <w:t>；</w:t>
+      </w:r>
+      <w:hyperlink r:id="rId17">
+        <w:r>
+          <w:rPr>
+            <w:lang w:val="zh_TW" w:bidi="zh_TW"/>
+          </w:rPr>
+          <w:rPr>
+            <w:color w:val="0000EE"/>
+            <w:u w:val="single"/>
+          </w:rPr>
+          <w:t>彌6:15</w:t>
+        </w:r>
+      </w:hyperlink>
+      <w:r>
+        <w:rPr>
+          <w:lang w:val="zh_TW" w:bidi="zh_TW"/>
+        </w:rPr>
+        <w:t>）；（3）烏加里特文（Ugaritic）中的平行詞語確實指發酵酒；（4）七十士譯本的對應詞指的是發酵酒；（5）古代近東的發酵過程不像希臘，只需大約三天；（6）米示拿沒有提供任何有關使用未發酵酒的證據。因此，保存未經發酵的酒在當時可能是近乎不可能的任務。仔細研究所有的希伯來文詞語（以及它們的閃族同源詞）和希臘語文詞語可以證明，古代人幾乎不了解未發酵的酒。</w:t>
       </w:r>
     </w:p>
     <w:p>
@@ -710,7 +612,33 @@
         <w:rPr>
           <w:lang w:val="zh_TW" w:bidi="zh_TW"/>
         </w:rPr>
-        <w:t>這些客店多半是方形建築，中間設有露天的院子，提供水源與遮蔽之處，但旅人通常自備食物，有時也會帶著自己的鋪蓋。好撒馬利亞人顯然期待店主照顧那位受傷的人。至於這種作法是否屬於常態，或只是因為情況緊急而採取的特例，則不容易判斷。</w:t>
+        <w:t>有大量證據表明，雖然酒總是經過發酵的，但在古典和希臘化世界中，通常會將酒與水混合。酒儲存在稱為雙耳瓶（amphorae）的大罐中</w:t>
+      </w:r>
+      <w:r>
+        <w:rPr>
+          <w:i/>
+          <w:lang w:val="zh_TW" w:bidi="zh_TW"/>
+        </w:rPr>
+        <w:t>，</w:t>
+      </w:r>
+      <w:r>
+        <w:rPr>
+          <w:lang w:val="zh_TW" w:bidi="zh_TW"/>
+        </w:rPr>
+        <w:t>從這些罐中將酒通過濾器倒入稱為克拉泰（krater）的大混合碗中</w:t>
+      </w:r>
+      <w:r>
+        <w:rPr>
+          <w:i/>
+          <w:lang w:val="zh_TW" w:bidi="zh_TW"/>
+        </w:rPr>
+        <w:t>。</w:t>
+      </w:r>
+      <w:r>
+        <w:rPr>
+          <w:lang w:val="zh_TW" w:bidi="zh_TW"/>
+        </w:rPr>
+        <w:t>這樣，酒與水混合後，才倒入飲用碗或杯中。</w:t>
       </w:r>
     </w:p>
     <w:p>
@@ -724,7 +652,20 @@
         <w:rPr>
           <w:lang w:val="zh_TW" w:bidi="zh_TW"/>
         </w:rPr>
-        <w:t>耶穌在好撒馬利亞人的比喻中所提到的那間客店，人們長久以來認為它就是哈特魯爾汗舍（Khan Hathrur）。它位於耶路撒冷與耶利哥之間的中途位置。不過，現今所見的建築，很可能只是在同一地點先後興建的多座建築之一。</w:t>
+        <w:t>酒與水的比例各不相同。最稀釋的比例為20比1，原因是酒太濃（荷馬，</w:t>
+      </w:r>
+      <w:r>
+        <w:rPr>
+          <w:i/>
+          <w:lang w:val="zh_TW" w:bidi="zh_TW"/>
+        </w:rPr>
+        <w:t>奧德賽</w:t>
+      </w:r>
+      <w:r>
+        <w:rPr>
+          <w:lang w:val="zh_TW" w:bidi="zh_TW"/>
+        </w:rPr>
+        <w:t>10.208）。</w:t>
       </w:r>
     </w:p>
     <w:p>
@@ -738,79 +679,25 @@
         <w:rPr>
           <w:lang w:val="zh_TW" w:bidi="zh_TW"/>
         </w:rPr>
-        <w:t>新約聖經中還有兩處著名的經文，提到不同類型的住宿之處。第一，來自羅馬的基督徒在三館這個歇腳之處迎接身為囚犯的保羅，三館距離羅馬約53公里（33英里），是兩條道路交會的地方（</w:t>
-      </w:r>
-      <w:hyperlink r:id="rId28">
-        <w:r>
-          <w:rPr>
-            <w:lang w:val="zh_TW" w:bidi="zh_TW"/>
-          </w:rPr>
-          <w:rPr>
-            <w:color w:val="0000EE"/>
-            <w:u w:val="single"/>
-          </w:rPr>
-          <w:t>徒28:15</w:t>
-        </w:r>
-      </w:hyperlink>
-      <w:r>
-        <w:rPr>
-          <w:lang w:val="zh_TW" w:bidi="zh_TW"/>
-        </w:rPr>
-        <w:t>）。第二，是那間沒有地方接待約瑟和馬利亞的「客店」（</w:t>
-      </w:r>
-      <w:hyperlink r:id="rId29">
-        <w:r>
-          <w:rPr>
-            <w:lang w:val="zh_TW" w:bidi="zh_TW"/>
-          </w:rPr>
-          <w:rPr>
-            <w:color w:val="0000EE"/>
-            <w:u w:val="single"/>
-          </w:rPr>
-          <w:t>路2:7</w:t>
-        </w:r>
-      </w:hyperlink>
-      <w:r>
-        <w:rPr>
-          <w:lang w:val="zh_TW" w:bidi="zh_TW"/>
-        </w:rPr>
-        <w:t>）。這個詞語在某些英文譯本中譯為客房（guestchamber），而另一些譯本則譯為客房（guest room）（</w:t>
-      </w:r>
-      <w:hyperlink r:id="rId30">
-        <w:r>
-          <w:rPr>
-            <w:lang w:val="zh_TW" w:bidi="zh_TW"/>
-          </w:rPr>
-          <w:rPr>
-            <w:color w:val="0000EE"/>
-            <w:u w:val="single"/>
-          </w:rPr>
-          <w:t>可14:14</w:t>
-        </w:r>
-      </w:hyperlink>
-      <w:r>
-        <w:rPr>
-          <w:lang w:val="zh_TW" w:bidi="zh_TW"/>
-        </w:rPr>
-        <w:t>；</w:t>
-      </w:r>
-      <w:hyperlink r:id="rId31">
-        <w:r>
-          <w:rPr>
-            <w:lang w:val="zh_TW" w:bidi="zh_TW"/>
-          </w:rPr>
-          <w:rPr>
-            <w:color w:val="0000EE"/>
-            <w:u w:val="single"/>
-          </w:rPr>
-          <w:t>路22:11</w:t>
-        </w:r>
-      </w:hyperlink>
-      <w:r>
-        <w:rPr>
-          <w:lang w:val="zh_TW" w:bidi="zh_TW"/>
-        </w:rPr>
-        <w:t>）。</w:t>
+        <w:t>在西地中海世界中，「酒」一詞指的是酒與水的混合物。如果想提及未混水的酒，則需要加上「未摻水」的詞語。對於希臘人來說，喝未摻水的酒被認為是野蠻的行為。然而，證據似乎表明在舊約時代，酒是未經稀釋的。聖經中並未提及將酒與水混合的做法。將水與酒稀釋象徵著靈性上的變質（</w:t>
+      </w:r>
+      <w:hyperlink r:id="rId20">
+        <w:r>
+          <w:rPr>
+            <w:lang w:val="zh_TW" w:bidi="zh_TW"/>
+          </w:rPr>
+          <w:rPr>
+            <w:color w:val="0000EE"/>
+            <w:u w:val="single"/>
+          </w:rPr>
+          <w:t>賽1:22</w:t>
+        </w:r>
+      </w:hyperlink>
+      <w:r>
+        <w:rPr>
+          <w:lang w:val="zh_TW" w:bidi="zh_TW"/>
+        </w:rPr>
+        <w:t>）。到了羅馬時代，這一態度有所改變。米示拿假設水與酒的比例為二比一；然而，後來的塔木德則提到三比一的比例。自然發酵的酒精度可達15%。如果按三份水對一份酒的比例稀釋，酒精含量仍可達5%，這仍然相當濃烈。</w:t>
       </w:r>
     </w:p>
     <w:p>
@@ -824,25 +711,79 @@
         <w:rPr>
           <w:lang w:val="zh_TW" w:bidi="zh_TW"/>
         </w:rPr>
-        <w:t>耶路撒冷的猶太人以能夠為所有前來守逾越節的訪客提供足夠的客房而感到自豪。而前來守五旬節的人群同樣能獲得接待（</w:t>
-      </w:r>
-      <w:hyperlink r:id="rId32">
-        <w:r>
-          <w:rPr>
-            <w:lang w:val="zh_TW" w:bidi="zh_TW"/>
-          </w:rPr>
-          <w:rPr>
-            <w:color w:val="0000EE"/>
-            <w:u w:val="single"/>
-          </w:rPr>
-          <w:t>徒2:6–11</w:t>
-        </w:r>
-      </w:hyperlink>
-      <w:r>
-        <w:rPr>
-          <w:lang w:val="zh_TW" w:bidi="zh_TW"/>
-        </w:rPr>
-        <w:t>）。看來，約瑟和馬利亞為了數點人數來到伯利恆時，也期望能找到這樣的住宿之處，但所有客房都已經客滿。</w:t>
+        <w:t>酒不僅與水混合，還與其他成分混合，類似於今天的調酒。一個例子可以在荷馬的《荷馬德墨忒爾頌歌》（Hymn to Demeter）中看到，女神拒絕純酒，並希望飲料混合麵粉、水和薄荷。濃酒也常常與弱酒混合，產生更強烈的飲品。這就是聖經中「調酒」的意思（</w:t>
+      </w:r>
+      <w:hyperlink r:id="rId21">
+        <w:r>
+          <w:rPr>
+            <w:lang w:val="zh_TW" w:bidi="zh_TW"/>
+          </w:rPr>
+          <w:rPr>
+            <w:color w:val="0000EE"/>
+            <w:u w:val="single"/>
+          </w:rPr>
+          <w:t>詩75:8</w:t>
+        </w:r>
+      </w:hyperlink>
+      <w:r>
+        <w:rPr>
+          <w:lang w:val="zh_TW" w:bidi="zh_TW"/>
+        </w:rPr>
+        <w:t>；</w:t>
+      </w:r>
+      <w:hyperlink r:id="rId22">
+        <w:r>
+          <w:rPr>
+            <w:lang w:val="zh_TW" w:bidi="zh_TW"/>
+          </w:rPr>
+          <w:rPr>
+            <w:color w:val="0000EE"/>
+            <w:u w:val="single"/>
+          </w:rPr>
+          <w:t>賽5:22</w:t>
+        </w:r>
+      </w:hyperlink>
+      <w:r>
+        <w:rPr>
+          <w:lang w:val="zh_TW" w:bidi="zh_TW"/>
+        </w:rPr>
+        <w:t>；</w:t>
+      </w:r>
+      <w:hyperlink r:id="rId23">
+        <w:r>
+          <w:rPr>
+            <w:lang w:val="zh_TW" w:bidi="zh_TW"/>
+          </w:rPr>
+          <w:rPr>
+            <w:color w:val="0000EE"/>
+            <w:u w:val="single"/>
+          </w:rPr>
+          <w:t>啟18:6</w:t>
+        </w:r>
+      </w:hyperlink>
+      <w:r>
+        <w:rPr>
+          <w:lang w:val="zh_TW" w:bidi="zh_TW"/>
+        </w:rPr>
+        <w:t>，</w:t>
+      </w:r>
+      <w:hyperlink r:id="rId24">
+        <w:r>
+          <w:rPr>
+            <w:lang w:val="zh_TW" w:bidi="zh_TW"/>
+          </w:rPr>
+          <w:rPr>
+            <w:color w:val="0000EE"/>
+            <w:u w:val="single"/>
+          </w:rPr>
+          <w:t>19:13–15</w:t>
+        </w:r>
+      </w:hyperlink>
+      <w:r>
+        <w:rPr>
+          <w:lang w:val="zh_TW" w:bidi="zh_TW"/>
+        </w:rPr>
+        <w:t>）。有時候，新酒糖分高，被蒸發後，濃縮的汁液與酒混合以提高酒精含量。</w:t>
       </w:r>
     </w:p>
     <w:p>
@@ -854,6 +795,756 @@
       </w:r>
       <w:r>
         <w:rPr>
+          <w:lang w:val="zh_TW" w:bidi="zh_TW"/>
+        </w:rPr>
+        <w:t>聖經中未提及將水與酒混合是為了使其更安全飲用，這一觀點是現代的理解。古代世界中很少出現現代所說的水污染問題，儘管偶爾也會有這種問題。古代有許多關於新鮮井水、泉水和流動水源的例子，而且當時也有淨化污水的方法。</w:t>
+      </w:r>
+    </w:p>
+    <w:p>
+      <w:pPr>
+        <w:pStyle w:val="Heading3"/>
+      </w:pPr>
+      <w:r>
+        <w:rPr>
+          <w:lang w:val="zh_TW" w:bidi="zh_TW"/>
+        </w:rPr>
+        <w:t>舊約中的酒</w:t>
+      </w:r>
+    </w:p>
+    <w:p>
+      <w:pPr/>
+      <w:r>
+        <w:rPr>
+          <w:lang w:val="zh_TW" w:bidi="zh_TW"/>
+        </w:rPr>
+      </w:r>
+      <w:r>
+        <w:rPr>
+          <w:lang w:val="zh_TW" w:bidi="zh_TW"/>
+        </w:rPr>
+        <w:t>從上述證據來看，舊約中的酒通常不會與水混合，且在適量飲用時被視為有益的。</w:t>
+      </w:r>
+      <w:hyperlink r:id="rId25">
+        <w:r>
+          <w:rPr>
+            <w:lang w:val="zh_TW" w:bidi="zh_TW"/>
+          </w:rPr>
+          <w:rPr>
+            <w:color w:val="0000EE"/>
+            <w:u w:val="single"/>
+          </w:rPr>
+          <w:t>士師記九章13節</w:t>
+        </w:r>
+      </w:hyperlink>
+      <w:r>
+        <w:rPr>
+          <w:lang w:val="zh_TW" w:bidi="zh_TW"/>
+        </w:rPr>
+        <w:t>提到酒是「使神和人喜樂的」。</w:t>
+      </w:r>
+      <w:hyperlink r:id="rId26">
+        <w:r>
+          <w:rPr>
+            <w:lang w:val="zh_TW" w:bidi="zh_TW"/>
+          </w:rPr>
+          <w:rPr>
+            <w:color w:val="0000EE"/>
+            <w:u w:val="single"/>
+          </w:rPr>
+          <w:t>詩篇一〇四篇15節</w:t>
+        </w:r>
+      </w:hyperlink>
+      <w:r>
+        <w:rPr>
+          <w:lang w:val="zh_TW" w:bidi="zh_TW"/>
+        </w:rPr>
+        <w:t>也類似地描述酒：「酒能悅人心」（另參</w:t>
+      </w:r>
+      <w:hyperlink r:id="rId27">
+        <w:r>
+          <w:rPr>
+            <w:lang w:val="zh_TW" w:bidi="zh_TW"/>
+          </w:rPr>
+          <w:rPr>
+            <w:color w:val="0000EE"/>
+            <w:u w:val="single"/>
+          </w:rPr>
+          <w:t>斯1:10</w:t>
+        </w:r>
+      </w:hyperlink>
+      <w:r>
+        <w:rPr>
+          <w:lang w:val="zh_TW" w:bidi="zh_TW"/>
+        </w:rPr>
+        <w:t>；</w:t>
+      </w:r>
+      <w:hyperlink r:id="rId28">
+        <w:r>
+          <w:rPr>
+            <w:lang w:val="zh_TW" w:bidi="zh_TW"/>
+          </w:rPr>
+          <w:rPr>
+            <w:color w:val="0000EE"/>
+            <w:u w:val="single"/>
+          </w:rPr>
+          <w:t>傳10:19</w:t>
+        </w:r>
+      </w:hyperlink>
+      <w:r>
+        <w:rPr>
+          <w:lang w:val="zh_TW" w:bidi="zh_TW"/>
+        </w:rPr>
+        <w:t>；</w:t>
+      </w:r>
+      <w:hyperlink r:id="rId29">
+        <w:r>
+          <w:rPr>
+            <w:lang w:val="zh_TW" w:bidi="zh_TW"/>
+          </w:rPr>
+          <w:rPr>
+            <w:color w:val="0000EE"/>
+            <w:u w:val="single"/>
+          </w:rPr>
+          <w:t>賽55:1–2</w:t>
+        </w:r>
+      </w:hyperlink>
+      <w:r>
+        <w:rPr>
+          <w:lang w:val="zh_TW" w:bidi="zh_TW"/>
+        </w:rPr>
+        <w:t>；</w:t>
+      </w:r>
+      <w:hyperlink r:id="rId30">
+        <w:r>
+          <w:rPr>
+            <w:lang w:val="zh_TW" w:bidi="zh_TW"/>
+          </w:rPr>
+          <w:rPr>
+            <w:color w:val="0000EE"/>
+            <w:u w:val="single"/>
+          </w:rPr>
+          <w:t>亞10:7</w:t>
+        </w:r>
+      </w:hyperlink>
+      <w:r>
+        <w:rPr>
+          <w:lang w:val="zh_TW" w:bidi="zh_TW"/>
+        </w:rPr>
+        <w:t>）。適量飲酒被認為是正常且受歡迎的生活方式（</w:t>
+      </w:r>
+      <w:hyperlink r:id="rId31">
+        <w:r>
+          <w:rPr>
+            <w:lang w:val="zh_TW" w:bidi="zh_TW"/>
+          </w:rPr>
+          <w:rPr>
+            <w:color w:val="0000EE"/>
+            <w:u w:val="single"/>
+          </w:rPr>
+          <w:t>創14:18；</w:t>
+        </w:r>
+      </w:hyperlink>
+      <w:hyperlink r:id="rId32">
+        <w:r>
+          <w:rPr>
+            <w:lang w:val="zh_TW" w:bidi="zh_TW"/>
+          </w:rPr>
+          <w:rPr>
+            <w:color w:val="0000EE"/>
+            <w:u w:val="single"/>
+          </w:rPr>
+          <w:t>士19:19</w:t>
+        </w:r>
+      </w:hyperlink>
+      <w:r>
+        <w:rPr>
+          <w:lang w:val="zh_TW" w:bidi="zh_TW"/>
+        </w:rPr>
+        <w:t>；</w:t>
+      </w:r>
+      <w:hyperlink r:id="rId33">
+        <w:r>
+          <w:rPr>
+            <w:lang w:val="zh_TW" w:bidi="zh_TW"/>
+          </w:rPr>
+          <w:rPr>
+            <w:color w:val="0000EE"/>
+            <w:u w:val="single"/>
+          </w:rPr>
+          <w:t>撒上16:20</w:t>
+        </w:r>
+      </w:hyperlink>
+      <w:r>
+        <w:rPr>
+          <w:lang w:val="zh_TW" w:bidi="zh_TW"/>
+        </w:rPr>
+        <w:t>）。然而，利未人在聖殿服事時（</w:t>
+      </w:r>
+      <w:hyperlink r:id="rId34">
+        <w:r>
+          <w:rPr>
+            <w:lang w:val="zh_TW" w:bidi="zh_TW"/>
+          </w:rPr>
+          <w:rPr>
+            <w:color w:val="0000EE"/>
+            <w:u w:val="single"/>
+          </w:rPr>
+          <w:t>利10:8–9</w:t>
+        </w:r>
+      </w:hyperlink>
+      <w:r>
+        <w:rPr>
+          <w:lang w:val="zh_TW" w:bidi="zh_TW"/>
+        </w:rPr>
+        <w:t>）被禁止喝酒，拿細耳人（</w:t>
+      </w:r>
+      <w:hyperlink r:id="rId35">
+        <w:r>
+          <w:rPr>
+            <w:lang w:val="zh_TW" w:bidi="zh_TW"/>
+          </w:rPr>
+          <w:rPr>
+            <w:color w:val="0000EE"/>
+            <w:u w:val="single"/>
+          </w:rPr>
+          <w:t>民6:3</w:t>
+        </w:r>
+      </w:hyperlink>
+      <w:r>
+        <w:rPr>
+          <w:lang w:val="zh_TW" w:bidi="zh_TW"/>
+        </w:rPr>
+        <w:t>）和利甲族人（</w:t>
+      </w:r>
+      <w:hyperlink r:id="rId36">
+        <w:r>
+          <w:rPr>
+            <w:lang w:val="zh_TW" w:bidi="zh_TW"/>
+          </w:rPr>
+          <w:rPr>
+            <w:color w:val="0000EE"/>
+            <w:u w:val="single"/>
+          </w:rPr>
+          <w:t>耶35:1–6</w:t>
+        </w:r>
+      </w:hyperlink>
+      <w:r>
+        <w:rPr>
+          <w:lang w:val="zh_TW" w:bidi="zh_TW"/>
+        </w:rPr>
+        <w:t>）也被禁止喝酒。</w:t>
+      </w:r>
+    </w:p>
+    <w:p>
+      <w:pPr/>
+      <w:r>
+        <w:rPr>
+          <w:lang w:val="zh_TW" w:bidi="zh_TW"/>
+        </w:rPr>
+      </w:r>
+      <w:r>
+        <w:rPr>
+          <w:lang w:val="zh_TW" w:bidi="zh_TW"/>
+        </w:rPr>
+        <w:t>酒在舊約世界中有許多用途。「奠祭」所用的就是酒（</w:t>
+      </w:r>
+      <w:hyperlink r:id="rId37">
+        <w:r>
+          <w:rPr>
+            <w:lang w:val="zh_TW" w:bidi="zh_TW"/>
+          </w:rPr>
+          <w:rPr>
+            <w:color w:val="0000EE"/>
+            <w:u w:val="single"/>
+          </w:rPr>
+          <w:t>出29:40</w:t>
+        </w:r>
+      </w:hyperlink>
+      <w:r>
+        <w:rPr>
+          <w:lang w:val="zh_TW" w:bidi="zh_TW"/>
+        </w:rPr>
+        <w:t>；</w:t>
+      </w:r>
+      <w:hyperlink r:id="rId38">
+        <w:r>
+          <w:rPr>
+            <w:lang w:val="zh_TW" w:bidi="zh_TW"/>
+          </w:rPr>
+          <w:rPr>
+            <w:color w:val="0000EE"/>
+            <w:u w:val="single"/>
+          </w:rPr>
+          <w:t>利23:13</w:t>
+        </w:r>
+      </w:hyperlink>
+      <w:r>
+        <w:rPr>
+          <w:lang w:val="zh_TW" w:bidi="zh_TW"/>
+        </w:rPr>
+        <w:t>），而獻祭時，敬拜者經常會帶來酒（</w:t>
+      </w:r>
+      <w:hyperlink r:id="rId39">
+        <w:r>
+          <w:rPr>
+            <w:lang w:val="zh_TW" w:bidi="zh_TW"/>
+          </w:rPr>
+          <w:rPr>
+            <w:color w:val="0000EE"/>
+            <w:u w:val="single"/>
+          </w:rPr>
+          <w:t>撒上1:24</w:t>
+        </w:r>
+      </w:hyperlink>
+      <w:r>
+        <w:rPr>
+          <w:lang w:val="zh_TW" w:bidi="zh_TW"/>
+        </w:rPr>
+        <w:t>）。此外，聖殿中也存有酒，以作為獻祭之用（</w:t>
+      </w:r>
+      <w:hyperlink r:id="rId40">
+        <w:r>
+          <w:rPr>
+            <w:lang w:val="zh_TW" w:bidi="zh_TW"/>
+          </w:rPr>
+          <w:rPr>
+            <w:color w:val="0000EE"/>
+            <w:u w:val="single"/>
+          </w:rPr>
+          <w:t>代上9:29</w:t>
+        </w:r>
+      </w:hyperlink>
+      <w:r>
+        <w:rPr>
+          <w:lang w:val="zh_TW" w:bidi="zh_TW"/>
+        </w:rPr>
+        <w:t>）。有時，酒會用來幫助體弱和生病的人（</w:t>
+      </w:r>
+      <w:hyperlink r:id="rId41">
+        <w:r>
+          <w:rPr>
+            <w:lang w:val="zh_TW" w:bidi="zh_TW"/>
+          </w:rPr>
+          <w:rPr>
+            <w:color w:val="0000EE"/>
+            <w:u w:val="single"/>
+          </w:rPr>
+          <w:t>撒下16:2</w:t>
+        </w:r>
+      </w:hyperlink>
+      <w:r>
+        <w:rPr>
+          <w:lang w:val="zh_TW" w:bidi="zh_TW"/>
+        </w:rPr>
+        <w:t>；</w:t>
+      </w:r>
+      <w:hyperlink r:id="rId42">
+        <w:r>
+          <w:rPr>
+            <w:lang w:val="zh_TW" w:bidi="zh_TW"/>
+          </w:rPr>
+          <w:rPr>
+            <w:color w:val="0000EE"/>
+            <w:u w:val="single"/>
+          </w:rPr>
+          <w:t>箴31:6</w:t>
+        </w:r>
+      </w:hyperlink>
+      <w:r>
+        <w:rPr>
+          <w:lang w:val="zh_TW" w:bidi="zh_TW"/>
+        </w:rPr>
+        <w:t>）。</w:t>
+      </w:r>
+    </w:p>
+    <w:p>
+      <w:pPr/>
+      <w:r>
+        <w:rPr>
+          <w:lang w:val="zh_TW" w:bidi="zh_TW"/>
+        </w:rPr>
+      </w:r>
+      <w:r>
+        <w:rPr>
+          <w:lang w:val="zh_TW" w:bidi="zh_TW"/>
+        </w:rPr>
+        <w:t>舊約中的「濃酒」似乎與美索不達米亞的棗酒有密切關係。這種棗酒糖分含量高，酒精含量也應相當高。舊約中使用了一個希伯來文詞語來專指濃酒（</w:t>
+      </w:r>
+      <w:hyperlink r:id="rId43">
+        <w:r>
+          <w:rPr>
+            <w:lang w:val="zh_TW" w:bidi="zh_TW"/>
+          </w:rPr>
+          <w:rPr>
+            <w:color w:val="0000EE"/>
+            <w:u w:val="single"/>
+          </w:rPr>
+          <w:t>利10:9；</w:t>
+        </w:r>
+      </w:hyperlink>
+      <w:hyperlink r:id="rId44">
+        <w:r>
+          <w:rPr>
+            <w:lang w:val="zh_TW" w:bidi="zh_TW"/>
+          </w:rPr>
+          <w:rPr>
+            <w:color w:val="0000EE"/>
+            <w:u w:val="single"/>
+          </w:rPr>
+          <w:t>申29:6</w:t>
+        </w:r>
+      </w:hyperlink>
+      <w:r>
+        <w:rPr>
+          <w:lang w:val="zh_TW" w:bidi="zh_TW"/>
+        </w:rPr>
+        <w:t>；</w:t>
+      </w:r>
+      <w:hyperlink r:id="rId45">
+        <w:r>
+          <w:rPr>
+            <w:lang w:val="zh_TW" w:bidi="zh_TW"/>
+          </w:rPr>
+          <w:rPr>
+            <w:color w:val="0000EE"/>
+            <w:u w:val="single"/>
+          </w:rPr>
+          <w:t>撒上1:15；</w:t>
+        </w:r>
+      </w:hyperlink>
+      <w:hyperlink r:id="rId46">
+        <w:r>
+          <w:rPr>
+            <w:lang w:val="zh_TW" w:bidi="zh_TW"/>
+          </w:rPr>
+          <w:rPr>
+            <w:color w:val="0000EE"/>
+            <w:u w:val="single"/>
+          </w:rPr>
+          <w:t>箴20:1</w:t>
+        </w:r>
+      </w:hyperlink>
+      <w:r>
+        <w:rPr>
+          <w:lang w:val="zh_TW" w:bidi="zh_TW"/>
+        </w:rPr>
+        <w:t>，</w:t>
+      </w:r>
+      <w:hyperlink r:id="rId42">
+        <w:r>
+          <w:rPr>
+            <w:lang w:val="zh_TW" w:bidi="zh_TW"/>
+          </w:rPr>
+          <w:rPr>
+            <w:color w:val="0000EE"/>
+            <w:u w:val="single"/>
+          </w:rPr>
+          <w:t>31:6</w:t>
+        </w:r>
+      </w:hyperlink>
+      <w:r>
+        <w:rPr>
+          <w:lang w:val="zh_TW" w:bidi="zh_TW"/>
+        </w:rPr>
+        <w:t>；</w:t>
+      </w:r>
+      <w:hyperlink r:id="rId47">
+        <w:r>
+          <w:rPr>
+            <w:lang w:val="zh_TW" w:bidi="zh_TW"/>
+          </w:rPr>
+          <w:rPr>
+            <w:color w:val="0000EE"/>
+            <w:u w:val="single"/>
+          </w:rPr>
+          <w:t>賽29:9</w:t>
+        </w:r>
+      </w:hyperlink>
+      <w:r>
+        <w:rPr>
+          <w:lang w:val="zh_TW" w:bidi="zh_TW"/>
+        </w:rPr>
+        <w:t>）。在烏加里特文中有一個對應的詞，翻譯為「醉」，與通常的酒這個詞對應。</w:t>
+      </w:r>
+    </w:p>
+    <w:p>
+      <w:pPr/>
+      <w:r>
+        <w:rPr>
+          <w:lang w:val="zh_TW" w:bidi="zh_TW"/>
+        </w:rPr>
+      </w:r>
+      <w:r>
+        <w:rPr>
+          <w:lang w:val="zh_TW" w:bidi="zh_TW"/>
+        </w:rPr>
+        <w:t>對於酗酒的負面反應在舊約中比比皆是。以賽亞譴責那些酗酒的人（</w:t>
+      </w:r>
+      <w:hyperlink r:id="rId48">
+        <w:r>
+          <w:rPr>
+            <w:lang w:val="zh_TW" w:bidi="zh_TW"/>
+          </w:rPr>
+          <w:rPr>
+            <w:color w:val="0000EE"/>
+            <w:u w:val="single"/>
+          </w:rPr>
+          <w:t>賽28:1–8</w:t>
+        </w:r>
+      </w:hyperlink>
+      <w:r>
+        <w:rPr>
+          <w:lang w:val="zh_TW" w:bidi="zh_TW"/>
+        </w:rPr>
+        <w:t>）。聖經中有許多關於酗酒的警告（</w:t>
+      </w:r>
+      <w:hyperlink r:id="rId46">
+        <w:r>
+          <w:rPr>
+            <w:lang w:val="zh_TW" w:bidi="zh_TW"/>
+          </w:rPr>
+          <w:rPr>
+            <w:color w:val="0000EE"/>
+            <w:u w:val="single"/>
+          </w:rPr>
+          <w:t>箴20:1</w:t>
+        </w:r>
+      </w:hyperlink>
+      <w:r>
+        <w:rPr>
+          <w:lang w:val="zh_TW" w:bidi="zh_TW"/>
+        </w:rPr>
+        <w:t>，</w:t>
+      </w:r>
+      <w:hyperlink r:id="rId49">
+        <w:r>
+          <w:rPr>
+            <w:lang w:val="zh_TW" w:bidi="zh_TW"/>
+          </w:rPr>
+          <w:rPr>
+            <w:color w:val="0000EE"/>
+            <w:u w:val="single"/>
+          </w:rPr>
+          <w:t>21:17</w:t>
+        </w:r>
+      </w:hyperlink>
+      <w:r>
+        <w:rPr>
+          <w:lang w:val="zh_TW" w:bidi="zh_TW"/>
+        </w:rPr>
+        <w:t>，</w:t>
+      </w:r>
+      <w:hyperlink r:id="rId50">
+        <w:r>
+          <w:rPr>
+            <w:lang w:val="zh_TW" w:bidi="zh_TW"/>
+          </w:rPr>
+          <w:rPr>
+            <w:color w:val="0000EE"/>
+            <w:u w:val="single"/>
+          </w:rPr>
+          <w:t>23:20–21</w:t>
+        </w:r>
+      </w:hyperlink>
+      <w:r>
+        <w:rPr>
+          <w:lang w:val="zh_TW" w:bidi="zh_TW"/>
+        </w:rPr>
+        <w:t>，</w:t>
+      </w:r>
+      <w:hyperlink r:id="rId51">
+        <w:r>
+          <w:rPr>
+            <w:lang w:val="zh_TW" w:bidi="zh_TW"/>
+          </w:rPr>
+          <w:rPr>
+            <w:color w:val="0000EE"/>
+            <w:u w:val="single"/>
+          </w:rPr>
+          <w:t>23:32–34</w:t>
+        </w:r>
+      </w:hyperlink>
+      <w:r>
+        <w:rPr>
+          <w:lang w:val="zh_TW" w:bidi="zh_TW"/>
+        </w:rPr>
+        <w:t>）。</w:t>
+      </w:r>
+    </w:p>
+    <w:p>
+      <w:pPr>
+        <w:pStyle w:val="Heading3"/>
+      </w:pPr>
+      <w:r>
+        <w:rPr>
+          <w:lang w:val="zh_TW" w:bidi="zh_TW"/>
+        </w:rPr>
+        <w:t>新約中的酒</w:t>
+      </w:r>
+    </w:p>
+    <w:p>
+      <w:pPr/>
+      <w:r>
+        <w:rPr>
+          <w:lang w:val="zh_TW" w:bidi="zh_TW"/>
+        </w:rPr>
+      </w:r>
+      <w:r>
+        <w:rPr>
+          <w:lang w:val="zh_TW" w:bidi="zh_TW"/>
+        </w:rPr>
+        <w:t>新約中的酒是一種發酵飲料，通常會與不同量的水混合。它也混有苦膽（</w:t>
+      </w:r>
+      <w:hyperlink r:id="rId52">
+        <w:r>
+          <w:rPr>
+            <w:lang w:val="zh_TW" w:bidi="zh_TW"/>
+          </w:rPr>
+          <w:rPr>
+            <w:color w:val="0000EE"/>
+            <w:u w:val="single"/>
+          </w:rPr>
+          <w:t>太27:34</w:t>
+        </w:r>
+      </w:hyperlink>
+      <w:r>
+        <w:rPr>
+          <w:lang w:val="zh_TW" w:bidi="zh_TW"/>
+        </w:rPr>
+        <w:t>）和沒藥（</w:t>
+      </w:r>
+      <w:hyperlink r:id="rId53">
+        <w:r>
+          <w:rPr>
+            <w:lang w:val="zh_TW" w:bidi="zh_TW"/>
+          </w:rPr>
+          <w:rPr>
+            <w:color w:val="0000EE"/>
+            <w:u w:val="single"/>
+          </w:rPr>
+          <w:t>可15:23</w:t>
+        </w:r>
+      </w:hyperlink>
+      <w:r>
+        <w:rPr>
+          <w:lang w:val="zh_TW" w:bidi="zh_TW"/>
+        </w:rPr>
+        <w:t>）。有證據強烈表明，在主的晚餐中使用的酒是水和酒的混合物，比例大概是三比一，這符合米示拿的規定。「葡萄汁」（</w:t>
+      </w:r>
+      <w:hyperlink r:id="rId54">
+        <w:r>
+          <w:rPr>
+            <w:lang w:val="zh_TW" w:bidi="zh_TW"/>
+          </w:rPr>
+          <w:rPr>
+            <w:color w:val="0000EE"/>
+            <w:u w:val="single"/>
+          </w:rPr>
+          <w:t>太26:27–29</w:t>
+        </w:r>
+      </w:hyperlink>
+      <w:r>
+        <w:rPr>
+          <w:lang w:val="zh_TW" w:bidi="zh_TW"/>
+        </w:rPr>
+        <w:t>）通常被解釋為新鮮的葡萄汁。然而，新鮮的葡萄汁幾乎是不可能找到的。</w:t>
+      </w:r>
+    </w:p>
+    <w:p>
+      <w:pPr/>
+      <w:r>
+        <w:rPr>
+          <w:lang w:val="zh_TW" w:bidi="zh_TW"/>
+        </w:rPr>
+      </w:r>
+      <w:r>
+        <w:rPr>
+          <w:lang w:val="zh_TW" w:bidi="zh_TW"/>
+        </w:rPr>
+        <w:t>新約與舊約一樣，強烈反對酗酒。聖經的勸告是不要醉酒（</w:t>
+      </w:r>
+      <w:hyperlink r:id="rId55">
+        <w:r>
+          <w:rPr>
+            <w:lang w:val="zh_TW" w:bidi="zh_TW"/>
+          </w:rPr>
+          <w:rPr>
+            <w:color w:val="0000EE"/>
+            <w:u w:val="single"/>
+          </w:rPr>
+          <w:t>弗5:18</w:t>
+        </w:r>
+      </w:hyperlink>
+      <w:r>
+        <w:rPr>
+          <w:lang w:val="zh_TW" w:bidi="zh_TW"/>
+        </w:rPr>
+        <w:t>；</w:t>
+      </w:r>
+      <w:hyperlink r:id="rId56">
+        <w:r>
+          <w:rPr>
+            <w:lang w:val="zh_TW" w:bidi="zh_TW"/>
+          </w:rPr>
+          <w:rPr>
+            <w:color w:val="0000EE"/>
+            <w:u w:val="single"/>
+          </w:rPr>
+          <w:t>彼前4:3</w:t>
+        </w:r>
+      </w:hyperlink>
+      <w:r>
+        <w:rPr>
+          <w:lang w:val="zh_TW" w:bidi="zh_TW"/>
+        </w:rPr>
+        <w:t>）。教會的領袖應該在飲酒方面保持節制（</w:t>
+      </w:r>
+      <w:hyperlink r:id="rId57">
+        <w:r>
+          <w:rPr>
+            <w:lang w:val="zh_TW" w:bidi="zh_TW"/>
+          </w:rPr>
+          <w:rPr>
+            <w:color w:val="0000EE"/>
+            <w:u w:val="single"/>
+          </w:rPr>
+          <w:t>提前3:3、8</w:t>
+        </w:r>
+      </w:hyperlink>
+      <w:r>
+        <w:rPr>
+          <w:lang w:val="zh_TW" w:bidi="zh_TW"/>
+        </w:rPr>
+        <w:t>；</w:t>
+      </w:r>
+      <w:hyperlink r:id="rId58">
+        <w:r>
+          <w:rPr>
+            <w:lang w:val="zh_TW" w:bidi="zh_TW"/>
+          </w:rPr>
+          <w:rPr>
+            <w:color w:val="0000EE"/>
+            <w:u w:val="single"/>
+          </w:rPr>
+          <w:t>多1:7</w:t>
+        </w:r>
+      </w:hyperlink>
+      <w:r>
+        <w:rPr>
+          <w:lang w:val="zh_TW" w:bidi="zh_TW"/>
+        </w:rPr>
+        <w:t>）；希臘文意指他們不應該「沉溺於酒（not be addicted to wine）」。</w:t>
+      </w:r>
+    </w:p>
+    <w:p>
+      <w:pPr/>
+      <w:r>
+        <w:rPr>
+          <w:lang w:val="zh_TW" w:bidi="zh_TW"/>
+        </w:rPr>
+      </w:r>
+      <w:r>
+        <w:rPr>
           <w:i/>
           <w:lang w:val="zh_TW" w:bidi="zh_TW"/>
         </w:rPr>
@@ -863,7 +1554,3993 @@
         <w:rPr>
           <w:lang w:val="zh_TW" w:bidi="zh_TW"/>
         </w:rPr>
-        <w:t>旅行</w:t>
+        <w:t xml:space="preserve"> </w:t>
+      </w:r>
+      <w:r>
+        <w:rPr>
+          <w:lang w:val="zh_TW" w:bidi="zh_TW"/>
+        </w:rPr>
+        <w:t>葡萄樹，葡萄園</w:t>
+      </w:r>
+      <w:r>
+        <w:rPr>
+          <w:lang w:val="zh_TW" w:bidi="zh_TW"/>
+        </w:rPr>
+        <w:t>；</w:t>
+      </w:r>
+      <w:r>
+        <w:rPr>
+          <w:lang w:val="zh_TW" w:bidi="zh_TW"/>
+        </w:rPr>
+        <w:t>酒榨</w:t>
+      </w:r>
+      <w:r>
+        <w:rPr>
+          <w:lang w:val="zh_TW" w:bidi="zh_TW"/>
+        </w:rPr>
+        <w:t>。</w:t>
+      </w:r>
+      <w:r>
+        <w:rPr>
+          <w:lang w:val="zh_TW" w:bidi="zh_TW"/>
+        </w:rPr>
+      </w:r>
+      <w:r>
+        <w:rPr>
+          <w:lang w:val="zh_TW" w:bidi="zh_TW"/>
+        </w:rPr>
+      </w:r>
+    </w:p>
+    <w:p>
+      <w:pPr/>
+      <w:r>
+        <w:rPr>
+          <w:lang w:val="zh_TW" w:bidi="zh_TW"/>
+        </w:rPr>
+      </w:r>
+    </w:p>
+    <w:p>
+      <w:pPr>
+        <w:pStyle w:val="Heading2"/>
+      </w:pPr>
+      <w:r>
+        <w:rPr>
+          <w:lang w:val="zh_TW" w:bidi="zh_TW"/>
+        </w:rPr>
+        <w:t>救恩</w:t>
+      </w:r>
+      <w:r>
+        <w:rPr>
+          <w:lang w:val="zh_TW" w:bidi="zh_TW"/>
+        </w:rPr>
+      </w:r>
+    </w:p>
+    <w:p>
+      <w:pPr/>
+      <w:r>
+        <w:rPr>
+          <w:lang w:val="zh_TW" w:bidi="zh_TW"/>
+        </w:rPr>
+      </w:r>
+      <w:r>
+        <w:rPr>
+          <w:lang w:val="zh_TW" w:bidi="zh_TW"/>
+        </w:rPr>
+        <w:t>神拯救人脫離罪惡和死亡的方法。聖經不僅啟示了神，還揭示了神拯救世人的計劃。從這個意義上說，救恩是舊約和新約中的一個主要主題。</w:t>
+      </w:r>
+    </w:p>
+    <w:p>
+      <w:pPr>
+        <w:pStyle w:val="Heading3"/>
+      </w:pPr>
+      <w:r>
+        <w:rPr>
+          <w:lang w:val="zh_TW" w:bidi="zh_TW"/>
+        </w:rPr>
+        <w:t>在舊約中</w:t>
+      </w:r>
+    </w:p>
+    <w:p>
+      <w:pPr/>
+      <w:r>
+        <w:rPr>
+          <w:lang w:val="zh_TW" w:bidi="zh_TW"/>
+        </w:rPr>
+      </w:r>
+      <w:r>
+        <w:rPr>
+          <w:lang w:val="zh_TW" w:bidi="zh_TW"/>
+        </w:rPr>
+        <w:t>救恩的概念在舊約和新約中都通過不同的術語和情境來表達。在幾個希伯來文詞彙中，意為「拯救」或「救助」的動詞</w:t>
+      </w:r>
+      <w:r>
+        <w:rPr>
+          <w:i/>
+          <w:lang w:val="zh_TW" w:bidi="zh_TW"/>
+        </w:rPr>
+        <w:t>yasha'</w:t>
+      </w:r>
+      <w:r>
+        <w:rPr>
+          <w:lang w:val="zh_TW" w:bidi="zh_TW"/>
+        </w:rPr>
+        <w:t xml:space="preserve"> 及其衍生詞最常被翻譯為英文的save（拯救）或salvation（救恩）。在英文聖經中，這些詞彙的出現頻率取決於所考慮的版本。例如，在舊約中，「救恩」在庇哩亞聖經（Berean Standard Bible）出現116次，在和合本聖經中出現78次。救恩在舊約中並未作為一個專門術語使用，可指個人或神。如參孫（</w:t>
+      </w:r>
+      <w:hyperlink r:id="rId59">
+        <w:r>
+          <w:rPr>
+            <w:lang w:val="zh_TW" w:bidi="zh_TW"/>
+          </w:rPr>
+          <w:rPr>
+            <w:color w:val="0000EE"/>
+            <w:u w:val="single"/>
+          </w:rPr>
+          <w:t>士13:5</w:t>
+        </w:r>
+      </w:hyperlink>
+      <w:r>
+        <w:rPr>
+          <w:lang w:val="zh_TW" w:bidi="zh_TW"/>
+        </w:rPr>
+        <w:t>）或大衛（</w:t>
+      </w:r>
+      <w:hyperlink r:id="rId60">
+        <w:r>
+          <w:rPr>
+            <w:lang w:val="zh_TW" w:bidi="zh_TW"/>
+          </w:rPr>
+          <w:rPr>
+            <w:color w:val="0000EE"/>
+            <w:u w:val="single"/>
+          </w:rPr>
+          <w:t>撒下8:6</w:t>
+        </w:r>
+      </w:hyperlink>
+      <w:r>
+        <w:rPr>
+          <w:lang w:val="zh_TW" w:bidi="zh_TW"/>
+        </w:rPr>
+        <w:t>）這樣的領袖被耶和華使用為神的子民帶來拯救。</w:t>
+      </w:r>
+    </w:p>
+    <w:p>
+      <w:pPr/>
+      <w:r>
+        <w:rPr>
+          <w:lang w:val="zh_TW" w:bidi="zh_TW"/>
+        </w:rPr>
+      </w:r>
+      <w:r>
+        <w:rPr>
+          <w:lang w:val="zh_TW" w:bidi="zh_TW"/>
+        </w:rPr>
+        <w:t>以色列的救恩觀念植根於出埃及的歷史經歷。這個重要的時刻是親眼見證耶和華的救恩（</w:t>
+      </w:r>
+      <w:hyperlink r:id="rId61">
+        <w:r>
+          <w:rPr>
+            <w:lang w:val="zh_TW" w:bidi="zh_TW"/>
+          </w:rPr>
+          <w:rPr>
+            <w:color w:val="0000EE"/>
+            <w:u w:val="single"/>
+          </w:rPr>
+          <w:t>出14:13</w:t>
+        </w:r>
+      </w:hyperlink>
+      <w:r>
+        <w:rPr>
+          <w:lang w:val="zh_TW" w:bidi="zh_TW"/>
+        </w:rPr>
+        <w:t>）的機會。詩人（</w:t>
+      </w:r>
+      <w:hyperlink r:id="rId62">
+        <w:r>
+          <w:rPr>
+            <w:lang w:val="zh_TW" w:bidi="zh_TW"/>
+          </w:rPr>
+          <w:rPr>
+            <w:color w:val="0000EE"/>
+            <w:u w:val="single"/>
+          </w:rPr>
+          <w:t>詩106:8</w:t>
+        </w:r>
+      </w:hyperlink>
+      <w:r>
+        <w:rPr>
+          <w:lang w:val="zh_TW" w:bidi="zh_TW"/>
+        </w:rPr>
+        <w:t>）和先知（</w:t>
+      </w:r>
+      <w:hyperlink r:id="rId63">
+        <w:r>
+          <w:rPr>
+            <w:lang w:val="zh_TW" w:bidi="zh_TW"/>
+          </w:rPr>
+          <w:rPr>
+            <w:color w:val="0000EE"/>
+            <w:u w:val="single"/>
+          </w:rPr>
+          <w:t>賽43:3</w:t>
+        </w:r>
+      </w:hyperlink>
+      <w:r>
+        <w:rPr>
+          <w:lang w:val="zh_TW" w:bidi="zh_TW"/>
+        </w:rPr>
+        <w:t>；</w:t>
+      </w:r>
+      <w:hyperlink r:id="rId64">
+        <w:r>
+          <w:rPr>
+            <w:lang w:val="zh_TW" w:bidi="zh_TW"/>
+          </w:rPr>
+          <w:rPr>
+            <w:color w:val="0000EE"/>
+            <w:u w:val="single"/>
+          </w:rPr>
+          <w:t>何13:4</w:t>
+        </w:r>
+      </w:hyperlink>
+      <w:r>
+        <w:rPr>
+          <w:lang w:val="zh_TW" w:bidi="zh_TW"/>
+        </w:rPr>
+        <w:t>）後來在回顧出埃及的經歷時重申了神的救恩。以色列對救恩的理解是在歷史事件中形成的，例如在公元前701年西拿基立攻打耶路撒冷時，耶和華宣告祂會為自己的名的緣故拯救耶路撒冷城（</w:t>
+      </w:r>
+      <w:hyperlink r:id="rId65">
+        <w:r>
+          <w:rPr>
+            <w:lang w:val="zh_TW" w:bidi="zh_TW"/>
+          </w:rPr>
+          <w:rPr>
+            <w:color w:val="0000EE"/>
+            <w:u w:val="single"/>
+          </w:rPr>
+          <w:t>王下19:34</w:t>
+        </w:r>
+      </w:hyperlink>
+      <w:r>
+        <w:rPr>
+          <w:lang w:val="zh_TW" w:bidi="zh_TW"/>
+        </w:rPr>
+        <w:t>；參</w:t>
+      </w:r>
+      <w:hyperlink r:id="rId66">
+        <w:r>
+          <w:rPr>
+            <w:lang w:val="zh_TW" w:bidi="zh_TW"/>
+          </w:rPr>
+          <w:rPr>
+            <w:color w:val="0000EE"/>
+            <w:u w:val="single"/>
+          </w:rPr>
+          <w:t>18:30、35</w:t>
+        </w:r>
+      </w:hyperlink>
+      <w:r>
+        <w:rPr>
+          <w:lang w:val="zh_TW" w:bidi="zh_TW"/>
+        </w:rPr>
+        <w:t>）。以色列人通過不同領袖和情境目睹神的救恩，這也印證了他們對神是拯救的神的認識。</w:t>
+      </w:r>
+    </w:p>
+    <w:p>
+      <w:pPr/>
+      <w:r>
+        <w:rPr>
+          <w:lang w:val="zh_TW" w:bidi="zh_TW"/>
+        </w:rPr>
+      </w:r>
+      <w:r>
+        <w:rPr>
+          <w:lang w:val="zh_TW" w:bidi="zh_TW"/>
+        </w:rPr>
+        <w:t>以色列對神拯救的回應主要是讚美，這在詩篇（</w:t>
+      </w:r>
+      <w:hyperlink r:id="rId67">
+        <w:r>
+          <w:rPr>
+            <w:lang w:val="zh_TW" w:bidi="zh_TW"/>
+          </w:rPr>
+          <w:rPr>
+            <w:color w:val="0000EE"/>
+            <w:u w:val="single"/>
+          </w:rPr>
+          <w:t>詩3:8</w:t>
+        </w:r>
+      </w:hyperlink>
+      <w:r>
+        <w:rPr>
+          <w:lang w:val="zh_TW" w:bidi="zh_TW"/>
+        </w:rPr>
+        <w:t>，</w:t>
+      </w:r>
+      <w:hyperlink r:id="rId68">
+        <w:r>
+          <w:rPr>
+            <w:lang w:val="zh_TW" w:bidi="zh_TW"/>
+          </w:rPr>
+          <w:rPr>
+            <w:color w:val="0000EE"/>
+            <w:u w:val="single"/>
+          </w:rPr>
+          <w:t>9:14</w:t>
+        </w:r>
+      </w:hyperlink>
+      <w:r>
+        <w:rPr>
+          <w:lang w:val="zh_TW" w:bidi="zh_TW"/>
+        </w:rPr>
+        <w:t>，</w:t>
+      </w:r>
+      <w:hyperlink r:id="rId69">
+        <w:r>
+          <w:rPr>
+            <w:lang w:val="zh_TW" w:bidi="zh_TW"/>
+          </w:rPr>
+          <w:rPr>
+            <w:color w:val="0000EE"/>
+            <w:u w:val="single"/>
+          </w:rPr>
+          <w:t>21:1</w:t>
+        </w:r>
+      </w:hyperlink>
+      <w:r>
+        <w:rPr>
+          <w:lang w:val="zh_TW" w:bidi="zh_TW"/>
+        </w:rPr>
+        <w:t>）和早期的詩歌中經常可見（</w:t>
+      </w:r>
+      <w:hyperlink r:id="rId70">
+        <w:r>
+          <w:rPr>
+            <w:lang w:val="zh_TW" w:bidi="zh_TW"/>
+          </w:rPr>
+          <w:rPr>
+            <w:color w:val="0000EE"/>
+            <w:u w:val="single"/>
+          </w:rPr>
+          <w:t>出15:2</w:t>
+        </w:r>
+      </w:hyperlink>
+      <w:r>
+        <w:rPr>
+          <w:lang w:val="zh_TW" w:bidi="zh_TW"/>
+        </w:rPr>
+        <w:t>；</w:t>
+      </w:r>
+      <w:hyperlink r:id="rId71">
+        <w:r>
+          <w:rPr>
+            <w:lang w:val="zh_TW" w:bidi="zh_TW"/>
+          </w:rPr>
+          <w:rPr>
+            <w:color w:val="0000EE"/>
+            <w:u w:val="single"/>
+          </w:rPr>
+          <w:t>撒上2:1</w:t>
+        </w:r>
+      </w:hyperlink>
+      <w:r>
+        <w:rPr>
+          <w:lang w:val="zh_TW" w:bidi="zh_TW"/>
+        </w:rPr>
+        <w:t>）。此外，他們向耶和華祈求和尋求祂的拯救——無論是從敵人（</w:t>
+      </w:r>
+      <w:hyperlink r:id="rId72">
+        <w:r>
+          <w:rPr>
+            <w:lang w:val="zh_TW" w:bidi="zh_TW"/>
+          </w:rPr>
+          <w:rPr>
+            <w:color w:val="0000EE"/>
+            <w:u w:val="single"/>
+          </w:rPr>
+          <w:t>詩35:3</w:t>
+        </w:r>
+      </w:hyperlink>
+      <w:r>
+        <w:rPr>
+          <w:lang w:val="zh_TW" w:bidi="zh_TW"/>
+        </w:rPr>
+        <w:t>，</w:t>
+      </w:r>
+      <w:hyperlink r:id="rId73">
+        <w:r>
+          <w:rPr>
+            <w:lang w:val="zh_TW" w:bidi="zh_TW"/>
+          </w:rPr>
+          <w:rPr>
+            <w:color w:val="0000EE"/>
+            <w:u w:val="single"/>
+          </w:rPr>
+          <w:t>38:22</w:t>
+        </w:r>
+      </w:hyperlink>
+      <w:r>
+        <w:rPr>
+          <w:lang w:val="zh_TW" w:bidi="zh_TW"/>
+        </w:rPr>
+        <w:t>）、疾病（</w:t>
+      </w:r>
+      <w:hyperlink r:id="rId74">
+        <w:r>
+          <w:rPr>
+            <w:lang w:val="zh_TW" w:bidi="zh_TW"/>
+          </w:rPr>
+          <w:rPr>
+            <w:color w:val="0000EE"/>
+            <w:u w:val="single"/>
+          </w:rPr>
+          <w:t>69:29</w:t>
+        </w:r>
+      </w:hyperlink>
+      <w:r>
+        <w:rPr>
+          <w:lang w:val="zh_TW" w:bidi="zh_TW"/>
+        </w:rPr>
+        <w:t>），還是戰爭（</w:t>
+      </w:r>
+      <w:hyperlink r:id="rId75">
+        <w:r>
+          <w:rPr>
+            <w:lang w:val="zh_TW" w:bidi="zh_TW"/>
+          </w:rPr>
+          <w:rPr>
+            <w:color w:val="0000EE"/>
+            <w:u w:val="single"/>
+          </w:rPr>
+          <w:t>140:7，</w:t>
+        </w:r>
+      </w:hyperlink>
+      <w:hyperlink r:id="rId76">
+        <w:r>
+          <w:rPr>
+            <w:lang w:val="zh_TW" w:bidi="zh_TW"/>
+          </w:rPr>
+          <w:rPr>
+            <w:color w:val="0000EE"/>
+            <w:u w:val="single"/>
+          </w:rPr>
+          <w:t>144:10–11</w:t>
+        </w:r>
+      </w:hyperlink>
+      <w:r>
+        <w:rPr>
+          <w:lang w:val="zh_TW" w:bidi="zh_TW"/>
+        </w:rPr>
+        <w:t>）中得救——並且在信心中期待神的拯救（</w:t>
+      </w:r>
+      <w:hyperlink r:id="rId77">
+        <w:r>
+          <w:rPr>
+            <w:lang w:val="zh_TW" w:bidi="zh_TW"/>
+          </w:rPr>
+          <w:rPr>
+            <w:color w:val="0000EE"/>
+            <w:u w:val="single"/>
+          </w:rPr>
+          <w:t>35:9</w:t>
+        </w:r>
+      </w:hyperlink>
+      <w:r>
+        <w:rPr>
+          <w:lang w:val="zh_TW" w:bidi="zh_TW"/>
+        </w:rPr>
+        <w:t>，</w:t>
+      </w:r>
+      <w:hyperlink r:id="rId78">
+        <w:r>
+          <w:rPr>
+            <w:lang w:val="zh_TW" w:bidi="zh_TW"/>
+          </w:rPr>
+          <w:rPr>
+            <w:color w:val="0000EE"/>
+            <w:u w:val="single"/>
+          </w:rPr>
+          <w:t>65:5</w:t>
+        </w:r>
+      </w:hyperlink>
+      <w:r>
+        <w:rPr>
+          <w:lang w:val="zh_TW" w:bidi="zh_TW"/>
+        </w:rPr>
+        <w:t>）。</w:t>
+      </w:r>
+    </w:p>
+    <w:p>
+      <w:pPr/>
+      <w:r>
+        <w:rPr>
+          <w:lang w:val="zh_TW" w:bidi="zh_TW"/>
+        </w:rPr>
+      </w:r>
+      <w:r>
+        <w:rPr>
+          <w:lang w:val="zh_TW" w:bidi="zh_TW"/>
+        </w:rPr>
+        <w:t>先知強調救恩的末世（終末〔end-time〕）層面。神過去的偉大作為顯明了祂的拯救大能，這也促使人們期待神未來的拯救工作。這種對未來的盼望是對以色列民族的（</w:t>
+      </w:r>
+      <w:hyperlink r:id="rId79">
+        <w:r>
+          <w:rPr>
+            <w:lang w:val="zh_TW" w:bidi="zh_TW"/>
+          </w:rPr>
+          <w:rPr>
+            <w:color w:val="0000EE"/>
+            <w:u w:val="single"/>
+          </w:rPr>
+          <w:t>賽45:17</w:t>
+        </w:r>
+      </w:hyperlink>
+      <w:r>
+        <w:rPr>
+          <w:lang w:val="zh_TW" w:bidi="zh_TW"/>
+        </w:rPr>
+        <w:t>），但也是對普世救贖的預期（</w:t>
+      </w:r>
+      <w:hyperlink r:id="rId80">
+        <w:r>
+          <w:rPr>
+            <w:lang w:val="zh_TW" w:bidi="zh_TW"/>
+          </w:rPr>
+          <w:rPr>
+            <w:color w:val="0000EE"/>
+            <w:u w:val="single"/>
+          </w:rPr>
+          <w:t>49:6</w:t>
+        </w:r>
+      </w:hyperlink>
+      <w:r>
+        <w:rPr>
+          <w:lang w:val="zh_TW" w:bidi="zh_TW"/>
+        </w:rPr>
+        <w:t>）。先知們期待從巴比倫的被擄中得拯救並歸回（</w:t>
+      </w:r>
+      <w:hyperlink r:id="rId81">
+        <w:r>
+          <w:rPr>
+            <w:lang w:val="zh_TW" w:bidi="zh_TW"/>
+          </w:rPr>
+          <w:rPr>
+            <w:color w:val="0000EE"/>
+            <w:u w:val="single"/>
+          </w:rPr>
+          <w:t>賽49:25–26</w:t>
+        </w:r>
+      </w:hyperlink>
+      <w:r>
+        <w:rPr>
+          <w:lang w:val="zh_TW" w:bidi="zh_TW"/>
+        </w:rPr>
+        <w:t>；</w:t>
+      </w:r>
+      <w:hyperlink r:id="rId82">
+        <w:r>
+          <w:rPr>
+            <w:lang w:val="zh_TW" w:bidi="zh_TW"/>
+          </w:rPr>
+          <w:rPr>
+            <w:color w:val="0000EE"/>
+            <w:u w:val="single"/>
+          </w:rPr>
+          <w:t>耶46:27</w:t>
+        </w:r>
+      </w:hyperlink>
+      <w:r>
+        <w:rPr>
+          <w:lang w:val="zh_TW" w:bidi="zh_TW"/>
+        </w:rPr>
+        <w:t>），但他們也談到未來永恆的救恩（</w:t>
+      </w:r>
+      <w:hyperlink r:id="rId79">
+        <w:r>
+          <w:rPr>
+            <w:lang w:val="zh_TW" w:bidi="zh_TW"/>
+          </w:rPr>
+          <w:rPr>
+            <w:color w:val="0000EE"/>
+            <w:u w:val="single"/>
+          </w:rPr>
+          <w:t>賽45:17</w:t>
+        </w:r>
+      </w:hyperlink>
+      <w:r>
+        <w:rPr>
+          <w:lang w:val="zh_TW" w:bidi="zh_TW"/>
+        </w:rPr>
+        <w:t>，</w:t>
+      </w:r>
+      <w:hyperlink r:id="rId83">
+        <w:r>
+          <w:rPr>
+            <w:lang w:val="zh_TW" w:bidi="zh_TW"/>
+          </w:rPr>
+          <w:rPr>
+            <w:color w:val="0000EE"/>
+            <w:u w:val="single"/>
+          </w:rPr>
+          <w:t>51:6–8</w:t>
+        </w:r>
+      </w:hyperlink>
+      <w:r>
+        <w:rPr>
+          <w:lang w:val="zh_TW" w:bidi="zh_TW"/>
+        </w:rPr>
+        <w:t>）。彌賽亞的盼望，體現在那些預言有關個人將帶來神的救恩的經文中。以賽亞提到僕人將救恩帶到地極（</w:t>
+      </w:r>
+      <w:hyperlink r:id="rId80">
+        <w:r>
+          <w:rPr>
+            <w:lang w:val="zh_TW" w:bidi="zh_TW"/>
+          </w:rPr>
+          <w:rPr>
+            <w:color w:val="0000EE"/>
+            <w:u w:val="single"/>
+          </w:rPr>
+          <w:t>49:6</w:t>
+        </w:r>
+      </w:hyperlink>
+      <w:r>
+        <w:rPr>
+          <w:lang w:val="zh_TW" w:bidi="zh_TW"/>
+        </w:rPr>
+        <w:t>），而耶利米寫到神公義的苗裔帶來拯救（</w:t>
+      </w:r>
+      <w:hyperlink r:id="rId84">
+        <w:r>
+          <w:rPr>
+            <w:lang w:val="zh_TW" w:bidi="zh_TW"/>
+          </w:rPr>
+          <w:rPr>
+            <w:color w:val="0000EE"/>
+            <w:u w:val="single"/>
+          </w:rPr>
+          <w:t>耶23:5–6</w:t>
+        </w:r>
+      </w:hyperlink>
+      <w:r>
+        <w:rPr>
+          <w:lang w:val="zh_TW" w:bidi="zh_TW"/>
+        </w:rPr>
+        <w:t>）。</w:t>
+      </w:r>
+      <w:hyperlink r:id="rId85">
+        <w:r>
+          <w:rPr>
+            <w:lang w:val="zh_TW" w:bidi="zh_TW"/>
+          </w:rPr>
+          <w:rPr>
+            <w:color w:val="0000EE"/>
+            <w:u w:val="single"/>
+          </w:rPr>
+          <w:t>撒迦利亞書九章9節</w:t>
+        </w:r>
+      </w:hyperlink>
+      <w:r>
+        <w:rPr>
+          <w:lang w:val="zh_TW" w:bidi="zh_TW"/>
+        </w:rPr>
+        <w:t>提到帶來救恩的君王，反映了這個彌賽亞的主題，並在</w:t>
+      </w:r>
+      <w:hyperlink r:id="rId86">
+        <w:r>
+          <w:rPr>
+            <w:lang w:val="zh_TW" w:bidi="zh_TW"/>
+          </w:rPr>
+          <w:rPr>
+            <w:color w:val="0000EE"/>
+            <w:u w:val="single"/>
+          </w:rPr>
+          <w:t>馬太福音二十一章4至5節</w:t>
+        </w:r>
+      </w:hyperlink>
+      <w:r>
+        <w:rPr>
+          <w:lang w:val="zh_TW" w:bidi="zh_TW"/>
+        </w:rPr>
+        <w:t>中應用在耶穌基督身上。</w:t>
+      </w:r>
+    </w:p>
+    <w:p>
+      <w:pPr>
+        <w:pStyle w:val="Heading3"/>
+      </w:pPr>
+      <w:r>
+        <w:rPr>
+          <w:lang w:val="zh_TW" w:bidi="zh_TW"/>
+        </w:rPr>
+        <w:t>在新約中</w:t>
+      </w:r>
+    </w:p>
+    <w:p>
+      <w:pPr/>
+      <w:r>
+        <w:rPr>
+          <w:lang w:val="zh_TW" w:bidi="zh_TW"/>
+        </w:rPr>
+      </w:r>
+      <w:r>
+        <w:rPr>
+          <w:lang w:val="zh_TW" w:bidi="zh_TW"/>
+        </w:rPr>
+        <w:t>在古典希臘文中，動詞sozo（「拯救」）和名詞soteria（「救恩」）用於表示「拯救」、「救助」或「救恩」，甚至是「福祉」或「健康」。七十士譯本最常使用sozo來翻譯希伯來文的yasha‘（「拯救」），而新約主要使用sozo及其衍生詞來表示救恩的概念。</w:t>
+      </w:r>
+    </w:p>
+    <w:p>
+      <w:pPr/>
+      <w:r>
+        <w:rPr>
+          <w:lang w:val="zh_TW" w:bidi="zh_TW"/>
+        </w:rPr>
+      </w:r>
+      <w:r>
+        <w:rPr>
+          <w:lang w:val="zh_TW" w:bidi="zh_TW"/>
+        </w:rPr>
+        <w:t>這些希臘文詞彙在新約中通常是神學性的用法，但也有非神學用法的例子。在</w:t>
+      </w:r>
+      <w:hyperlink r:id="rId87">
+        <w:r>
+          <w:rPr>
+            <w:lang w:val="zh_TW" w:bidi="zh_TW"/>
+          </w:rPr>
+          <w:rPr>
+            <w:color w:val="0000EE"/>
+            <w:u w:val="single"/>
+          </w:rPr>
+          <w:t>使徒行傳第二十七章</w:t>
+        </w:r>
+      </w:hyperlink>
+      <w:r>
+        <w:rPr>
+          <w:lang w:val="zh_TW" w:bidi="zh_TW"/>
+        </w:rPr>
+        <w:t>，這些詞彙用來描述兵丁、水手和囚犯在船難中受到威脅並獲得拯救（</w:t>
+      </w:r>
+      <w:hyperlink r:id="rId88">
+        <w:r>
+          <w:rPr>
+            <w:lang w:val="zh_TW" w:bidi="zh_TW"/>
+          </w:rPr>
+          <w:rPr>
+            <w:color w:val="0000EE"/>
+            <w:u w:val="single"/>
+          </w:rPr>
+          <w:t>20、31</w:t>
+        </w:r>
+      </w:hyperlink>
+      <w:r>
+        <w:rPr>
+          <w:lang w:val="zh_TW" w:bidi="zh_TW"/>
+        </w:rPr>
+        <w:t>節），以及他們的健康狀況（</w:t>
+      </w:r>
+      <w:hyperlink r:id="rId89">
+        <w:r>
+          <w:rPr>
+            <w:lang w:val="zh_TW" w:bidi="zh_TW"/>
+          </w:rPr>
+          <w:rPr>
+            <w:color w:val="0000EE"/>
+            <w:u w:val="single"/>
+          </w:rPr>
+          <w:t>34</w:t>
+        </w:r>
+      </w:hyperlink>
+      <w:r>
+        <w:rPr>
+          <w:lang w:val="zh_TW" w:bidi="zh_TW"/>
+        </w:rPr>
+        <w:t>節）。</w:t>
+      </w:r>
+    </w:p>
+    <w:p>
+      <w:pPr/>
+      <w:r>
+        <w:rPr>
+          <w:lang w:val="zh_TW" w:bidi="zh_TW"/>
+        </w:rPr>
+      </w:r>
+      <w:r>
+        <w:rPr>
+          <w:lang w:val="zh_TW" w:bidi="zh_TW"/>
+        </w:rPr>
+        <w:t>在福音書中，「救恩」明顯與舊約的救恩概念相關；在撒迦利亞的預言中（</w:t>
+      </w:r>
+      <w:hyperlink r:id="rId90">
+        <w:r>
+          <w:rPr>
+            <w:lang w:val="zh_TW" w:bidi="zh_TW"/>
+          </w:rPr>
+          <w:rPr>
+            <w:color w:val="0000EE"/>
+            <w:u w:val="single"/>
+          </w:rPr>
+          <w:t>路1:69、71</w:t>
+        </w:r>
+      </w:hyperlink>
+      <w:r>
+        <w:rPr>
+          <w:lang w:val="zh_TW" w:bidi="zh_TW"/>
+        </w:rPr>
+        <w:t>；參</w:t>
+      </w:r>
+      <w:hyperlink r:id="rId91">
+        <w:r>
+          <w:rPr>
+            <w:lang w:val="zh_TW" w:bidi="zh_TW"/>
+          </w:rPr>
+          <w:rPr>
+            <w:color w:val="0000EE"/>
+            <w:u w:val="single"/>
+          </w:rPr>
+          <w:t>詩106:10</w:t>
+        </w:r>
+      </w:hyperlink>
+      <w:r>
+        <w:rPr>
+          <w:lang w:val="zh_TW" w:bidi="zh_TW"/>
+        </w:rPr>
+        <w:t>，</w:t>
+      </w:r>
+      <w:hyperlink r:id="rId92">
+        <w:r>
+          <w:rPr>
+            <w:lang w:val="zh_TW" w:bidi="zh_TW"/>
+          </w:rPr>
+          <w:rPr>
+            <w:color w:val="0000EE"/>
+            <w:u w:val="single"/>
+          </w:rPr>
+          <w:t>132:17</w:t>
+        </w:r>
+      </w:hyperlink>
+      <w:r>
+        <w:rPr>
+          <w:lang w:val="zh_TW" w:bidi="zh_TW"/>
+        </w:rPr>
+        <w:t>）和在西面讚美神的詩歌中（</w:t>
+      </w:r>
+      <w:hyperlink r:id="rId93">
+        <w:r>
+          <w:rPr>
+            <w:lang w:val="zh_TW" w:bidi="zh_TW"/>
+          </w:rPr>
+          <w:rPr>
+            <w:color w:val="0000EE"/>
+            <w:u w:val="single"/>
+          </w:rPr>
+          <w:t>路2:30</w:t>
+        </w:r>
+      </w:hyperlink>
+      <w:r>
+        <w:rPr>
+          <w:lang w:val="zh_TW" w:bidi="zh_TW"/>
+        </w:rPr>
+        <w:t>），「救恩」被應用於基督的來臨。雖然soteria在福音書中並不常見，但救恩的概念在耶穌關於進入神國的教導中得到體現（</w:t>
+      </w:r>
+      <w:hyperlink r:id="rId94">
+        <w:r>
+          <w:rPr>
+            <w:lang w:val="zh_TW" w:bidi="zh_TW"/>
+          </w:rPr>
+          <w:rPr>
+            <w:color w:val="0000EE"/>
+            <w:u w:val="single"/>
+          </w:rPr>
+          <w:t>太19:24–26</w:t>
+        </w:r>
+      </w:hyperlink>
+      <w:r>
+        <w:rPr>
+          <w:lang w:val="zh_TW" w:bidi="zh_TW"/>
+        </w:rPr>
+        <w:t>），以及在耶穌醫治的神蹟中隱含了救恩的概念（</w:t>
+      </w:r>
+      <w:hyperlink r:id="rId95">
+        <w:r>
+          <w:rPr>
+            <w:lang w:val="zh_TW" w:bidi="zh_TW"/>
+          </w:rPr>
+          <w:rPr>
+            <w:color w:val="0000EE"/>
+            <w:u w:val="single"/>
+          </w:rPr>
+          <w:t>路17:19</w:t>
+        </w:r>
+      </w:hyperlink>
+      <w:r>
+        <w:rPr>
+          <w:lang w:val="zh_TW" w:bidi="zh_TW"/>
+        </w:rPr>
+        <w:t>，</w:t>
+      </w:r>
+      <w:hyperlink r:id="rId96">
+        <w:r>
+          <w:rPr>
+            <w:lang w:val="zh_TW" w:bidi="zh_TW"/>
+          </w:rPr>
+          <w:rPr>
+            <w:color w:val="0000EE"/>
+            <w:u w:val="single"/>
+          </w:rPr>
+          <w:t>18:42</w:t>
+        </w:r>
+      </w:hyperlink>
+      <w:r>
+        <w:rPr>
+          <w:lang w:val="zh_TW" w:bidi="zh_TW"/>
+        </w:rPr>
+        <w:t>）。</w:t>
+      </w:r>
+    </w:p>
+    <w:p>
+      <w:pPr/>
+      <w:r>
+        <w:rPr>
+          <w:lang w:val="zh_TW" w:bidi="zh_TW"/>
+        </w:rPr>
+      </w:r>
+      <w:r>
+        <w:rPr>
+          <w:lang w:val="zh_TW" w:bidi="zh_TW"/>
+        </w:rPr>
+        <w:t>新約聖經教導救恩的根源在於耶穌基督（</w:t>
+      </w:r>
+      <w:hyperlink r:id="rId97">
+        <w:r>
+          <w:rPr>
+            <w:lang w:val="zh_TW" w:bidi="zh_TW"/>
+          </w:rPr>
+          <w:rPr>
+            <w:color w:val="0000EE"/>
+            <w:u w:val="single"/>
+          </w:rPr>
+          <w:t>提後2:10</w:t>
+        </w:r>
+      </w:hyperlink>
+      <w:r>
+        <w:rPr>
+          <w:lang w:val="zh_TW" w:bidi="zh_TW"/>
+        </w:rPr>
+        <w:t>；</w:t>
+      </w:r>
+      <w:hyperlink r:id="rId98">
+        <w:r>
+          <w:rPr>
+            <w:lang w:val="zh_TW" w:bidi="zh_TW"/>
+          </w:rPr>
+          <w:rPr>
+            <w:color w:val="0000EE"/>
+            <w:u w:val="single"/>
+          </w:rPr>
+          <w:t>來5:9</w:t>
+        </w:r>
+      </w:hyperlink>
+      <w:r>
+        <w:rPr>
+          <w:lang w:val="zh_TW" w:bidi="zh_TW"/>
+        </w:rPr>
+        <w:t>），祂是救恩的「創始者」和中保（</w:t>
+      </w:r>
+      <w:hyperlink r:id="rId99">
+        <w:r>
+          <w:rPr>
+            <w:lang w:val="zh_TW" w:bidi="zh_TW"/>
+          </w:rPr>
+          <w:rPr>
+            <w:color w:val="0000EE"/>
+            <w:u w:val="single"/>
+          </w:rPr>
+          <w:t>來2:10</w:t>
+        </w:r>
+      </w:hyperlink>
+      <w:r>
+        <w:rPr>
+          <w:lang w:val="zh_TW" w:bidi="zh_TW"/>
+        </w:rPr>
+        <w:t>，</w:t>
+      </w:r>
+      <w:hyperlink r:id="rId100">
+        <w:r>
+          <w:rPr>
+            <w:lang w:val="zh_TW" w:bidi="zh_TW"/>
+          </w:rPr>
+          <w:rPr>
+            <w:color w:val="0000EE"/>
+            <w:u w:val="single"/>
+          </w:rPr>
+          <w:t>7:25</w:t>
+        </w:r>
+      </w:hyperlink>
+      <w:r>
+        <w:rPr>
+          <w:lang w:val="zh_TW" w:bidi="zh_TW"/>
+        </w:rPr>
+        <w:t>）。救恩是神的工作（</w:t>
+      </w:r>
+      <w:hyperlink r:id="rId101">
+        <w:r>
+          <w:rPr>
+            <w:lang w:val="zh_TW" w:bidi="zh_TW"/>
+          </w:rPr>
+          <w:rPr>
+            <w:color w:val="0000EE"/>
+            <w:u w:val="single"/>
+          </w:rPr>
+          <w:t>帖前5:9</w:t>
+        </w:r>
+      </w:hyperlink>
+      <w:r>
+        <w:rPr>
+          <w:lang w:val="zh_TW" w:bidi="zh_TW"/>
+        </w:rPr>
+        <w:t>），是神的恩典所賜（</w:t>
+      </w:r>
+      <w:hyperlink r:id="rId102">
+        <w:r>
+          <w:rPr>
+            <w:lang w:val="zh_TW" w:bidi="zh_TW"/>
+          </w:rPr>
+          <w:rPr>
+            <w:color w:val="0000EE"/>
+            <w:u w:val="single"/>
+          </w:rPr>
+          <w:t>弗2:8–9</w:t>
+        </w:r>
+      </w:hyperlink>
+      <w:r>
+        <w:rPr>
+          <w:lang w:val="zh_TW" w:bidi="zh_TW"/>
+        </w:rPr>
+        <w:t>）。救恩的信息包含在聖經中（</w:t>
+      </w:r>
+      <w:hyperlink r:id="rId103">
+        <w:r>
+          <w:rPr>
+            <w:lang w:val="zh_TW" w:bidi="zh_TW"/>
+          </w:rPr>
+          <w:rPr>
+            <w:color w:val="0000EE"/>
+            <w:u w:val="single"/>
+          </w:rPr>
+          <w:t>提後3:15</w:t>
+        </w:r>
+      </w:hyperlink>
+      <w:r>
+        <w:rPr>
+          <w:lang w:val="zh_TW" w:bidi="zh_TW"/>
+        </w:rPr>
+        <w:t>），並由宣講真理之道的人傳揚（</w:t>
+      </w:r>
+      <w:hyperlink r:id="rId104">
+        <w:r>
+          <w:rPr>
+            <w:lang w:val="zh_TW" w:bidi="zh_TW"/>
+          </w:rPr>
+          <w:rPr>
+            <w:color w:val="0000EE"/>
+            <w:u w:val="single"/>
+          </w:rPr>
+          <w:t>弗1:13</w:t>
+        </w:r>
+      </w:hyperlink>
+      <w:r>
+        <w:rPr>
+          <w:lang w:val="zh_TW" w:bidi="zh_TW"/>
+        </w:rPr>
+        <w:t>）。適當的回應是悔改（</w:t>
+      </w:r>
+      <w:hyperlink r:id="rId105">
+        <w:r>
+          <w:rPr>
+            <w:lang w:val="zh_TW" w:bidi="zh_TW"/>
+          </w:rPr>
+          <w:rPr>
+            <w:color w:val="0000EE"/>
+            <w:u w:val="single"/>
+          </w:rPr>
+          <w:t>林後7:10</w:t>
+        </w:r>
+      </w:hyperlink>
+      <w:r>
+        <w:rPr>
+          <w:lang w:val="zh_TW" w:bidi="zh_TW"/>
+        </w:rPr>
+        <w:t>）和信心（</w:t>
+      </w:r>
+      <w:hyperlink r:id="rId103">
+        <w:r>
+          <w:rPr>
+            <w:lang w:val="zh_TW" w:bidi="zh_TW"/>
+          </w:rPr>
+          <w:rPr>
+            <w:color w:val="0000EE"/>
+            <w:u w:val="single"/>
+          </w:rPr>
+          <w:t>提後3:15</w:t>
+        </w:r>
+      </w:hyperlink>
+      <w:r>
+        <w:rPr>
+          <w:lang w:val="zh_TW" w:bidi="zh_TW"/>
+        </w:rPr>
+        <w:t>；</w:t>
+      </w:r>
+      <w:hyperlink r:id="rId106">
+        <w:r>
+          <w:rPr>
+            <w:lang w:val="zh_TW" w:bidi="zh_TW"/>
+          </w:rPr>
+          <w:rPr>
+            <w:color w:val="0000EE"/>
+            <w:u w:val="single"/>
+          </w:rPr>
+          <w:t>彼前1:9</w:t>
+        </w:r>
+      </w:hyperlink>
+      <w:r>
+        <w:rPr>
+          <w:lang w:val="zh_TW" w:bidi="zh_TW"/>
+        </w:rPr>
+        <w:t>）。這也是早期教會在宣講救主耶穌時的教導（</w:t>
+      </w:r>
+      <w:hyperlink r:id="rId107">
+        <w:r>
+          <w:rPr>
+            <w:lang w:val="zh_TW" w:bidi="zh_TW"/>
+          </w:rPr>
+          <w:rPr>
+            <w:color w:val="0000EE"/>
+            <w:u w:val="single"/>
+          </w:rPr>
+          <w:t>徒4:12，</w:t>
+        </w:r>
+      </w:hyperlink>
+      <w:hyperlink r:id="rId108">
+        <w:r>
+          <w:rPr>
+            <w:lang w:val="zh_TW" w:bidi="zh_TW"/>
+          </w:rPr>
+          <w:rPr>
+            <w:color w:val="0000EE"/>
+            <w:u w:val="single"/>
+          </w:rPr>
+          <w:t>13:23–26</w:t>
+        </w:r>
+      </w:hyperlink>
+      <w:r>
+        <w:rPr>
+          <w:lang w:val="zh_TW" w:bidi="zh_TW"/>
+        </w:rPr>
+        <w:t>，</w:t>
+      </w:r>
+      <w:hyperlink r:id="rId109">
+        <w:r>
+          <w:rPr>
+            <w:lang w:val="zh_TW" w:bidi="zh_TW"/>
+          </w:rPr>
+          <w:rPr>
+            <w:color w:val="0000EE"/>
+            <w:u w:val="single"/>
+          </w:rPr>
+          <w:t>16:30–31</w:t>
+        </w:r>
+      </w:hyperlink>
+      <w:r>
+        <w:rPr>
+          <w:lang w:val="zh_TW" w:bidi="zh_TW"/>
+        </w:rPr>
+        <w:t>）。保羅特別強調神救恩的普世性（</w:t>
+      </w:r>
+      <w:hyperlink r:id="rId110">
+        <w:r>
+          <w:rPr>
+            <w:lang w:val="zh_TW" w:bidi="zh_TW"/>
+          </w:rPr>
+          <w:rPr>
+            <w:color w:val="0000EE"/>
+            <w:u w:val="single"/>
+          </w:rPr>
+          <w:t>羅1:16</w:t>
+        </w:r>
+      </w:hyperlink>
+      <w:r>
+        <w:rPr>
+          <w:lang w:val="zh_TW" w:bidi="zh_TW"/>
+        </w:rPr>
+        <w:t>；</w:t>
+      </w:r>
+      <w:hyperlink r:id="rId111">
+        <w:r>
+          <w:rPr>
+            <w:lang w:val="zh_TW" w:bidi="zh_TW"/>
+          </w:rPr>
+          <w:rPr>
+            <w:color w:val="0000EE"/>
+            <w:u w:val="single"/>
+          </w:rPr>
+          <w:t>多2:11</w:t>
+        </w:r>
+      </w:hyperlink>
+      <w:r>
+        <w:rPr>
+          <w:lang w:val="zh_TW" w:bidi="zh_TW"/>
+        </w:rPr>
+        <w:t>）。他的心願是猶太人得救（</w:t>
+      </w:r>
+      <w:hyperlink r:id="rId112">
+        <w:r>
+          <w:rPr>
+            <w:lang w:val="zh_TW" w:bidi="zh_TW"/>
+          </w:rPr>
+          <w:rPr>
+            <w:color w:val="0000EE"/>
+            <w:u w:val="single"/>
+          </w:rPr>
+          <w:t>羅10:1</w:t>
+        </w:r>
+      </w:hyperlink>
+      <w:r>
+        <w:rPr>
+          <w:lang w:val="zh_TW" w:bidi="zh_TW"/>
+        </w:rPr>
+        <w:t>），雖然他主要向外邦人傳講救恩的信息（</w:t>
+      </w:r>
+      <w:hyperlink r:id="rId113">
+        <w:r>
+          <w:rPr>
+            <w:lang w:val="zh_TW" w:bidi="zh_TW"/>
+          </w:rPr>
+          <w:rPr>
+            <w:color w:val="0000EE"/>
+            <w:u w:val="single"/>
+          </w:rPr>
+          <w:t>11:11–13</w:t>
+        </w:r>
+      </w:hyperlink>
+      <w:r>
+        <w:rPr>
+          <w:lang w:val="zh_TW" w:bidi="zh_TW"/>
+        </w:rPr>
+        <w:t>）。</w:t>
+      </w:r>
+    </w:p>
+    <w:p>
+      <w:pPr/>
+      <w:r>
+        <w:rPr>
+          <w:lang w:val="zh_TW" w:bidi="zh_TW"/>
+        </w:rPr>
+      </w:r>
+      <w:r>
+        <w:rPr>
+          <w:lang w:val="zh_TW" w:bidi="zh_TW"/>
+        </w:rPr>
+        <w:t>在聖經中，還有許多與救恩概念相關的詞彙。重生是指在基督裡得著新生命（「重生」，</w:t>
+      </w:r>
+      <w:hyperlink r:id="rId114">
+        <w:r>
+          <w:rPr>
+            <w:lang w:val="zh_TW" w:bidi="zh_TW"/>
+          </w:rPr>
+          <w:rPr>
+            <w:color w:val="0000EE"/>
+            <w:u w:val="single"/>
+          </w:rPr>
+          <w:t>約3:3</w:t>
+        </w:r>
+      </w:hyperlink>
+      <w:r>
+        <w:rPr>
+          <w:lang w:val="zh_TW" w:bidi="zh_TW"/>
+        </w:rPr>
+        <w:t>）。稱義是指人在神面前的合法地位，而救贖則更多是指救恩的方法——付上代價，使人回到神面前。和好指的是關係的改變，而贖罪則喚起了舊約的獻祭制度，並指向神憤怒的轉離。這些術語和其它術語與聖經中的救恩概念有一些共同之處，都是指向救主耶穌基督的位格和工作。</w:t>
+      </w:r>
+    </w:p>
+    <w:p>
+      <w:pPr/>
+      <w:r>
+        <w:rPr>
+          <w:lang w:val="zh_TW" w:bidi="zh_TW"/>
+        </w:rPr>
+      </w:r>
+      <w:r>
+        <w:rPr>
+          <w:i/>
+          <w:lang w:val="zh_TW" w:bidi="zh_TW"/>
+        </w:rPr>
+        <w:t>另見</w:t>
+      </w:r>
+      <w:r>
+        <w:rPr>
+          <w:lang w:val="zh_TW" w:bidi="zh_TW"/>
+        </w:rPr>
+        <w:t xml:space="preserve"> </w:t>
+      </w:r>
+      <w:r>
+        <w:rPr>
+          <w:lang w:val="zh_TW" w:bidi="zh_TW"/>
+        </w:rPr>
+        <w:t>稱義、被稱義</w:t>
+      </w:r>
+      <w:r>
+        <w:rPr>
+          <w:lang w:val="zh_TW" w:bidi="zh_TW"/>
+        </w:rPr>
+        <w:t>；</w:t>
+      </w:r>
+      <w:r>
+        <w:rPr>
+          <w:lang w:val="zh_TW" w:bidi="zh_TW"/>
+        </w:rPr>
+        <w:t>和好</w:t>
+      </w:r>
+      <w:r>
+        <w:rPr>
+          <w:lang w:val="zh_TW" w:bidi="zh_TW"/>
+        </w:rPr>
+        <w:t>；</w:t>
+      </w:r>
+      <w:r>
+        <w:rPr>
+          <w:lang w:val="zh_TW" w:bidi="zh_TW"/>
+        </w:rPr>
+        <w:t>救贖主、救贖</w:t>
+      </w:r>
+      <w:r>
+        <w:rPr>
+          <w:lang w:val="zh_TW" w:bidi="zh_TW"/>
+        </w:rPr>
+        <w:t>；</w:t>
+      </w:r>
+      <w:r>
+        <w:rPr>
+          <w:lang w:val="zh_TW" w:bidi="zh_TW"/>
+        </w:rPr>
+        <w:t>救主</w:t>
+      </w:r>
+      <w:r>
+        <w:rPr>
+          <w:lang w:val="zh_TW" w:bidi="zh_TW"/>
+        </w:rPr>
+        <w:t>。</w:t>
+      </w:r>
+      <w:r>
+        <w:rPr>
+          <w:lang w:val="zh_TW" w:bidi="zh_TW"/>
+        </w:rPr>
+      </w:r>
+      <w:r>
+        <w:rPr>
+          <w:lang w:val="zh_TW" w:bidi="zh_TW"/>
+        </w:rPr>
+      </w:r>
+    </w:p>
+    <w:p>
+      <w:pPr/>
+      <w:r>
+        <w:rPr>
+          <w:lang w:val="zh_TW" w:bidi="zh_TW"/>
+        </w:rPr>
+      </w:r>
+    </w:p>
+    <w:p>
+      <w:pPr>
+        <w:pStyle w:val="Heading2"/>
+      </w:pPr>
+      <w:r>
+        <w:rPr>
+          <w:lang w:val="zh_TW" w:bidi="zh_TW"/>
+        </w:rPr>
+        <w:t>救贖者，救贖</w:t>
+      </w:r>
+      <w:r>
+        <w:rPr>
+          <w:lang w:val="zh_TW" w:bidi="zh_TW"/>
+        </w:rPr>
+      </w:r>
+    </w:p>
+    <w:p>
+      <w:pPr/>
+      <w:r>
+        <w:rPr>
+          <w:lang w:val="zh_TW" w:bidi="zh_TW"/>
+        </w:rPr>
+      </w:r>
+      <w:r>
+        <w:rPr>
+          <w:lang w:val="zh_TW" w:bidi="zh_TW"/>
+        </w:rPr>
+        <w:t>英文詞源自拉丁字根，意為「買回」，因此意指透過支付贖價，釋放任何財物、物品或人。在希臘語中，該字根意為「付贖價」或「釋放」。表達從鎖鏈、奴役或獄中釋放，就會運用該詞。</w:t>
+      </w:r>
+    </w:p>
+    <w:p>
+      <w:pPr>
+        <w:pStyle w:val="Heading3"/>
+      </w:pPr>
+      <w:r>
+        <w:rPr>
+          <w:lang w:val="zh_TW" w:bidi="zh_TW"/>
+        </w:rPr>
+        <w:t>舊約聖經和新約聖經詞語</w:t>
+      </w:r>
+    </w:p>
+    <w:p>
+      <w:pPr/>
+      <w:r>
+        <w:rPr>
+          <w:lang w:val="zh_TW" w:bidi="zh_TW"/>
+        </w:rPr>
+      </w:r>
+      <w:r>
+        <w:rPr>
+          <w:lang w:val="zh_TW" w:bidi="zh_TW"/>
+        </w:rPr>
+        <w:t>要全面理解救贖的概念，就有必要查看舊約。根據不同的情況，希伯來語會使用了三個不同的詞來傳達救贖概念。這些救贖用語的含義，基於現代文化所不熟悉的法律、社會和宗教習俗。我們需要了解這些文化才能理解這些詞彙及其用法。</w:t>
+      </w:r>
+    </w:p>
+    <w:p>
+      <w:pPr/>
+      <w:r>
+        <w:rPr>
+          <w:lang w:val="zh_TW" w:bidi="zh_TW"/>
+        </w:rPr>
+      </w:r>
+      <w:r>
+        <w:rPr>
+          <w:lang w:val="zh_TW" w:bidi="zh_TW"/>
+        </w:rPr>
+        <w:t>第一個用於救贖的詞語，具有法律語境。當一隻動物替代（或救贖）一個人或另一隻動物時，會用動詞「padah」。從這個詞根衍生出的名詞，意味著贖價或所支付的價格。當一個活生生的生命——不論是人或動物——需要被救贖的時候，就必須有替代之物或付出相應的代價。否則，動物就必須被殺（</w:t>
+      </w:r>
+      <w:hyperlink r:id="rId115">
+        <w:r>
+          <w:rPr>
+            <w:lang w:val="zh_TW" w:bidi="zh_TW"/>
+          </w:rPr>
+          <w:rPr>
+            <w:color w:val="0000EE"/>
+            <w:u w:val="single"/>
+          </w:rPr>
+          <w:t>出13:13</w:t>
+        </w:r>
+      </w:hyperlink>
+      <w:r>
+        <w:rPr>
+          <w:lang w:val="zh_TW" w:bidi="zh_TW"/>
+        </w:rPr>
+        <w:t>，</w:t>
+      </w:r>
+      <w:hyperlink r:id="rId116">
+        <w:r>
+          <w:rPr>
+            <w:lang w:val="zh_TW" w:bidi="zh_TW"/>
+          </w:rPr>
+          <w:rPr>
+            <w:color w:val="0000EE"/>
+            <w:u w:val="single"/>
+          </w:rPr>
+          <w:t>34:20</w:t>
+        </w:r>
+      </w:hyperlink>
+      <w:r>
+        <w:rPr>
+          <w:lang w:val="zh_TW" w:bidi="zh_TW"/>
+        </w:rPr>
+        <w:t>）。然而，律法從來不允許在這些情況下以人命（殺人）作為替代。人必須被贖回，沒有例外。</w:t>
+      </w:r>
+    </w:p>
+    <w:p>
+      <w:pPr/>
+      <w:r>
+        <w:rPr>
+          <w:lang w:val="zh_TW" w:bidi="zh_TW"/>
+        </w:rPr>
+      </w:r>
+      <w:r>
+        <w:rPr>
+          <w:lang w:val="zh_TW" w:bidi="zh_TW"/>
+        </w:rPr>
+        <w:t>「padah」這個詞也被用在其他形式的贖金或拯救上。例如，它可以指有人付出代價來釋放以色列的奴隸，也可以用來描述以贖金拯救一個陷入危險中的人（</w:t>
+      </w:r>
+      <w:hyperlink r:id="rId117">
+        <w:r>
+          <w:rPr>
+            <w:lang w:val="zh_TW" w:bidi="zh_TW"/>
+          </w:rPr>
+          <w:rPr>
+            <w:color w:val="0000EE"/>
+            <w:u w:val="single"/>
+          </w:rPr>
+          <w:t>出21:8</w:t>
+        </w:r>
+      </w:hyperlink>
+      <w:r>
+        <w:rPr>
+          <w:lang w:val="zh_TW" w:bidi="zh_TW"/>
+        </w:rPr>
+        <w:t>；</w:t>
+      </w:r>
+      <w:hyperlink r:id="rId118">
+        <w:r>
+          <w:rPr>
+            <w:lang w:val="zh_TW" w:bidi="zh_TW"/>
+          </w:rPr>
+          <w:rPr>
+            <w:color w:val="0000EE"/>
+            <w:u w:val="single"/>
+          </w:rPr>
+          <w:t>伯6:23</w:t>
+        </w:r>
+      </w:hyperlink>
+      <w:r>
+        <w:rPr>
+          <w:lang w:val="zh_TW" w:bidi="zh_TW"/>
+        </w:rPr>
+        <w:t>）。</w:t>
+      </w:r>
+    </w:p>
+    <w:p>
+      <w:pPr/>
+      <w:r>
+        <w:rPr>
+          <w:lang w:val="zh_TW" w:bidi="zh_TW"/>
+        </w:rPr>
+      </w:r>
+      <w:r>
+        <w:rPr>
+          <w:lang w:val="zh_TW" w:bidi="zh_TW"/>
+        </w:rPr>
+        <w:t>救贖的概念對於長子具有特殊意義。頭生的，無論是人還是獸，都屬於神。理論上，長子是要獻給神的。許多動物的情況確實如此，但人的長子和一些動物會被贖回（</w:t>
+      </w:r>
+      <w:hyperlink r:id="rId115">
+        <w:r>
+          <w:rPr>
+            <w:lang w:val="zh_TW" w:bidi="zh_TW"/>
+          </w:rPr>
+          <w:rPr>
+            <w:color w:val="0000EE"/>
+            <w:u w:val="single"/>
+          </w:rPr>
+          <w:t>出13:13</w:t>
+        </w:r>
+      </w:hyperlink>
+      <w:r>
+        <w:rPr>
+          <w:lang w:val="zh_TW" w:bidi="zh_TW"/>
+        </w:rPr>
+        <w:t>，</w:t>
+      </w:r>
+      <w:hyperlink r:id="rId116">
+        <w:r>
+          <w:rPr>
+            <w:lang w:val="zh_TW" w:bidi="zh_TW"/>
+          </w:rPr>
+          <w:rPr>
+            <w:color w:val="0000EE"/>
+            <w:u w:val="single"/>
+          </w:rPr>
+          <w:t>34:20</w:t>
+        </w:r>
+      </w:hyperlink>
+      <w:r>
+        <w:rPr>
+          <w:lang w:val="zh_TW" w:bidi="zh_TW"/>
+        </w:rPr>
+        <w:t>；</w:t>
+      </w:r>
+      <w:hyperlink r:id="rId119">
+        <w:r>
+          <w:rPr>
+            <w:lang w:val="zh_TW" w:bidi="zh_TW"/>
+          </w:rPr>
+          <w:rPr>
+            <w:color w:val="0000EE"/>
+            <w:u w:val="single"/>
+          </w:rPr>
+          <w:t>民18:15–16</w:t>
+        </w:r>
+      </w:hyperlink>
+      <w:r>
+        <w:rPr>
+          <w:lang w:val="zh_TW" w:bidi="zh_TW"/>
+        </w:rPr>
+        <w:t>）。贖回長子的時候，會用動物代贖，後來則會支付贖價（</w:t>
+      </w:r>
+      <w:hyperlink r:id="rId120">
+        <w:r>
+          <w:rPr>
+            <w:lang w:val="zh_TW" w:bidi="zh_TW"/>
+          </w:rPr>
+          <w:rPr>
+            <w:color w:val="0000EE"/>
+            <w:u w:val="single"/>
+          </w:rPr>
+          <w:t>民18:16</w:t>
+        </w:r>
+      </w:hyperlink>
+      <w:r>
+        <w:rPr>
+          <w:lang w:val="zh_TW" w:bidi="zh_TW"/>
+        </w:rPr>
+        <w:t>）。</w:t>
+      </w:r>
+    </w:p>
+    <w:p>
+      <w:pPr/>
+      <w:r>
+        <w:rPr>
+          <w:lang w:val="zh_TW" w:bidi="zh_TW"/>
+        </w:rPr>
+      </w:r>
+      <w:r>
+        <w:rPr>
+          <w:lang w:val="zh_TW" w:bidi="zh_TW"/>
+        </w:rPr>
+        <w:t>第二個所用的詞是希伯來詞根ga’al，主要用於與家庭規則和義務，以及律法所規定家族產業的權利和責任。比如，假如家庭成員失去一塊產業，最近的親屬既有權利也有義務贖回這產業。這種贖回權保護了家族的產業。從這個詞根衍生出的名詞相當於英文的「贖回」（redemption），而買回財產的人是go’el或買贖者。</w:t>
+      </w:r>
+    </w:p>
+    <w:p>
+      <w:pPr/>
+      <w:r>
+        <w:rPr>
+          <w:lang w:val="zh_TW" w:bidi="zh_TW"/>
+        </w:rPr>
+      </w:r>
+      <w:r>
+        <w:rPr>
+          <w:lang w:val="zh_TW" w:bidi="zh_TW"/>
+        </w:rPr>
+        <w:t>一個以色列人若因負債，被迫賣身為奴，可以由近親或他自己贖回（</w:t>
+      </w:r>
+      <w:hyperlink r:id="rId121">
+        <w:r>
+          <w:rPr>
+            <w:lang w:val="zh_TW" w:bidi="zh_TW"/>
+          </w:rPr>
+          <w:rPr>
+            <w:color w:val="0000EE"/>
+            <w:u w:val="single"/>
+          </w:rPr>
+          <w:t>利25:47–49</w:t>
+        </w:r>
+      </w:hyperlink>
+      <w:r>
+        <w:rPr>
+          <w:lang w:val="zh_TW" w:bidi="zh_TW"/>
+        </w:rPr>
+        <w:t>）。土地也可以以同樣的方式贖回（</w:t>
+      </w:r>
+      <w:hyperlink r:id="rId122">
+        <w:r>
+          <w:rPr>
+            <w:lang w:val="zh_TW" w:bidi="zh_TW"/>
+          </w:rPr>
+          <w:rPr>
+            <w:color w:val="0000EE"/>
+            <w:u w:val="single"/>
+          </w:rPr>
+          <w:t>25:25–28</w:t>
+        </w:r>
+      </w:hyperlink>
+      <w:r>
+        <w:rPr>
+          <w:lang w:val="zh_TW" w:bidi="zh_TW"/>
+        </w:rPr>
+        <w:t>；</w:t>
+      </w:r>
+      <w:hyperlink r:id="rId123">
+        <w:r>
+          <w:rPr>
+            <w:lang w:val="zh_TW" w:bidi="zh_TW"/>
+          </w:rPr>
+          <w:rPr>
+            <w:color w:val="0000EE"/>
+            <w:u w:val="single"/>
+          </w:rPr>
+          <w:t>耶32:6–9</w:t>
+        </w:r>
+      </w:hyperlink>
+      <w:r>
+        <w:rPr>
+          <w:lang w:val="zh_TW" w:bidi="zh_TW"/>
+        </w:rPr>
+        <w:t>）。</w:t>
+      </w:r>
+    </w:p>
+    <w:p>
+      <w:pPr/>
+      <w:r>
+        <w:rPr>
+          <w:lang w:val="zh_TW" w:bidi="zh_TW"/>
+        </w:rPr>
+      </w:r>
+      <w:r>
+        <w:rPr>
+          <w:lang w:val="zh_TW" w:bidi="zh_TW"/>
+        </w:rPr>
+        <w:t>在特定情況下，贖回的權利也擴展至人。人有義務娶他兄弟的寡婦，這是眾所周知的。在路得記中，贖回的權利擴展至遠親。在這個故事中，波阿斯不僅贖回產業，還贖回路得，她成為他的妻子（</w:t>
+      </w:r>
+      <w:hyperlink r:id="rId124">
+        <w:r>
+          <w:rPr>
+            <w:lang w:val="zh_TW" w:bidi="zh_TW"/>
+          </w:rPr>
+          <w:rPr>
+            <w:color w:val="0000EE"/>
+            <w:u w:val="single"/>
+          </w:rPr>
+          <w:t>得3:13</w:t>
+        </w:r>
+      </w:hyperlink>
+      <w:r>
+        <w:rPr>
+          <w:lang w:val="zh_TW" w:bidi="zh_TW"/>
+        </w:rPr>
+        <w:t>，</w:t>
+      </w:r>
+      <w:hyperlink r:id="rId125">
+        <w:r>
+          <w:rPr>
+            <w:lang w:val="zh_TW" w:bidi="zh_TW"/>
+          </w:rPr>
+          <w:rPr>
+            <w:color w:val="0000EE"/>
+            <w:u w:val="single"/>
+          </w:rPr>
+          <w:t>4:1–6</w:t>
+        </w:r>
+      </w:hyperlink>
+      <w:r>
+        <w:rPr>
+          <w:lang w:val="zh_TW" w:bidi="zh_TW"/>
+        </w:rPr>
+        <w:t>）。</w:t>
+      </w:r>
+    </w:p>
+    <w:p>
+      <w:pPr/>
+      <w:r>
+        <w:rPr>
+          <w:lang w:val="zh_TW" w:bidi="zh_TW"/>
+        </w:rPr>
+      </w:r>
+      <w:r>
+        <w:rPr>
+          <w:lang w:val="zh_TW" w:bidi="zh_TW"/>
+        </w:rPr>
+        <w:t>希伯來語使用的第三個詞，是動詞根kaphar</w:t>
+      </w:r>
+      <w:r>
+        <w:rPr>
+          <w:i/>
+          <w:lang w:val="zh_TW" w:bidi="zh_TW"/>
+        </w:rPr>
+        <w:t>，</w:t>
+      </w:r>
+      <w:r>
+        <w:rPr>
+          <w:lang w:val="zh_TW" w:bidi="zh_TW"/>
+        </w:rPr>
+        <w:t>意思是「遮蓋」。從這個詞根衍生出來的詞彙意指遮蓋罪、贖罪或補償。從中衍生出的名詞kopher</w:t>
+      </w:r>
+      <w:r>
+        <w:rPr>
+          <w:i/>
+          <w:lang w:val="zh_TW" w:bidi="zh_TW"/>
+        </w:rPr>
+        <w:t>，</w:t>
+      </w:r>
+      <w:r>
+        <w:rPr>
+          <w:lang w:val="zh_TW" w:bidi="zh_TW"/>
+        </w:rPr>
+        <w:t>在宗教意義上使用時，意指遮蓋罪的代價。</w:t>
+      </w:r>
+    </w:p>
+    <w:p>
+      <w:pPr/>
+      <w:r>
+        <w:rPr>
+          <w:lang w:val="zh_TW" w:bidi="zh_TW"/>
+        </w:rPr>
+      </w:r>
+      <w:r>
+        <w:rPr>
+          <w:lang w:val="zh_TW" w:bidi="zh_TW"/>
+        </w:rPr>
+        <w:t>這個詞用來指代，人為任何該治死的生命所支付的代價。一個上佳的例子是，牛的主人要為其牛隻</w:t>
+      </w:r>
+      <w:r>
+        <w:rPr>
+          <w:lang w:val="zh_TW" w:bidi="zh_TW"/>
+        </w:rPr>
+        <w:t>觸</w:t>
+      </w:r>
+      <w:r>
+        <w:rPr>
+          <w:lang w:val="zh_TW" w:bidi="zh_TW"/>
+        </w:rPr>
+        <w:t>死別人而支付贖價。根據律法，主人應該被治死，但他可以通過支付所需的價銀來贖回自己（</w:t>
+      </w:r>
+      <w:hyperlink r:id="rId126">
+        <w:r>
+          <w:rPr>
+            <w:lang w:val="zh_TW" w:bidi="zh_TW"/>
+          </w:rPr>
+          <w:rPr>
+            <w:color w:val="0000EE"/>
+            <w:u w:val="single"/>
+          </w:rPr>
+          <w:t>出21:28–32</w:t>
+        </w:r>
+      </w:hyperlink>
+      <w:r>
+        <w:rPr>
+          <w:lang w:val="zh_TW" w:bidi="zh_TW"/>
+        </w:rPr>
+        <w:t>）。</w:t>
+      </w:r>
+    </w:p>
+    <w:p>
+      <w:pPr/>
+      <w:r>
+        <w:rPr>
+          <w:lang w:val="zh_TW" w:bidi="zh_TW"/>
+        </w:rPr>
+      </w:r>
+      <w:r>
+        <w:rPr>
+          <w:lang w:val="zh_TW" w:bidi="zh_TW"/>
+        </w:rPr>
+        <w:t>在七十士譯本中，這三個希伯來詞彙被翻譯為不同的希臘詞。字根 padah 和 gaʾal 通常翻譯成 lutroō（「救贖、釋放、拯救」）及其相關名詞 lutron（「贖金」）。字根 kaphar 則多半譯作「贖罪」，例如 exilaskomai。雖然這些詞在希伯來語中各有不同，但希臘文的翻譯突顯了它們共同的重點：救贖必然涉及付出的代價，帶來拯救，或使人獲得自由。</w:t>
+      </w:r>
+    </w:p>
+    <w:p>
+      <w:pPr>
+        <w:pStyle w:val="Heading3"/>
+      </w:pPr>
+      <w:r>
+        <w:rPr>
+          <w:lang w:val="zh_TW" w:bidi="zh_TW"/>
+        </w:rPr>
+        <w:t>神是救贖者</w:t>
+      </w:r>
+    </w:p>
+    <w:p>
+      <w:pPr/>
+      <w:r>
+        <w:rPr>
+          <w:lang w:val="zh_TW" w:bidi="zh_TW"/>
+        </w:rPr>
+      </w:r>
+      <w:r>
+        <w:rPr>
+          <w:lang w:val="zh_TW" w:bidi="zh_TW"/>
+        </w:rPr>
+        <w:t>在舊約中，神救贖的對象通常是整體的百姓或國族，而不是個人。這種國家救贖概念的開端，見於神將百姓從埃及的奴役釋放出來。雖然他們為奴，但他們的神救贖了他們（</w:t>
+      </w:r>
+      <w:hyperlink r:id="rId127">
+        <w:r>
+          <w:rPr>
+            <w:lang w:val="zh_TW" w:bidi="zh_TW"/>
+          </w:rPr>
+          <w:rPr>
+            <w:color w:val="0000EE"/>
+            <w:u w:val="single"/>
+          </w:rPr>
+          <w:t>出6:6</w:t>
+        </w:r>
+      </w:hyperlink>
+      <w:r>
+        <w:rPr>
+          <w:lang w:val="zh_TW" w:bidi="zh_TW"/>
+        </w:rPr>
+        <w:t>；</w:t>
+      </w:r>
+      <w:hyperlink r:id="rId128">
+        <w:r>
+          <w:rPr>
+            <w:lang w:val="zh_TW" w:bidi="zh_TW"/>
+          </w:rPr>
+          <w:rPr>
+            <w:color w:val="0000EE"/>
+            <w:u w:val="single"/>
+          </w:rPr>
+          <w:t>申15:15</w:t>
+        </w:r>
+      </w:hyperlink>
+      <w:r>
+        <w:rPr>
+          <w:lang w:val="zh_TW" w:bidi="zh_TW"/>
+        </w:rPr>
+        <w:t>）。</w:t>
+      </w:r>
+    </w:p>
+    <w:p>
+      <w:pPr/>
+      <w:r>
+        <w:rPr>
+          <w:lang w:val="zh_TW" w:bidi="zh_TW"/>
+        </w:rPr>
+      </w:r>
+      <w:r>
+        <w:rPr>
+          <w:lang w:val="zh_TW" w:bidi="zh_TW"/>
+        </w:rPr>
+        <w:t>正如用於贖回或贖買的詞語所指，其中涉及固定贖金或代贖另一個生命。當救贖概念以神為主體，祂用大能或能力來救贖，就不需要支付贖金：「</w:t>
+      </w:r>
+      <w:r>
+        <w:rPr>
+          <w:lang w:val="zh_TW" w:bidi="zh_TW"/>
+        </w:rPr>
+        <w:t>我是耶和華；我要用伸出來的膀臂……救贖你們脫離他們的重擔，不做他們的苦工</w:t>
+      </w:r>
+      <w:r>
+        <w:rPr>
+          <w:lang w:val="zh_TW" w:bidi="zh_TW"/>
+        </w:rPr>
+        <w:t>」（</w:t>
+      </w:r>
+      <w:hyperlink r:id="rId127">
+        <w:r>
+          <w:rPr>
+            <w:lang w:val="zh_TW" w:bidi="zh_TW"/>
+          </w:rPr>
+          <w:rPr>
+            <w:color w:val="0000EE"/>
+            <w:u w:val="single"/>
+          </w:rPr>
+          <w:t>出6:6</w:t>
+        </w:r>
+      </w:hyperlink>
+      <w:r>
+        <w:rPr>
+          <w:lang w:val="zh_TW" w:bidi="zh_TW"/>
+        </w:rPr>
+        <w:t>；參</w:t>
+      </w:r>
+      <w:hyperlink r:id="rId128">
+        <w:r>
+          <w:rPr>
+            <w:lang w:val="zh_TW" w:bidi="zh_TW"/>
+          </w:rPr>
+          <w:rPr>
+            <w:color w:val="0000EE"/>
+            <w:u w:val="single"/>
+          </w:rPr>
+          <w:t>申15:15</w:t>
+        </w:r>
+      </w:hyperlink>
+      <w:r>
+        <w:rPr>
+          <w:lang w:val="zh_TW" w:bidi="zh_TW"/>
+        </w:rPr>
+        <w:t>）。同樣的想法延續至其他有需要和拯救的時刻，比如被擄時期。神是國族的拯救者（比如，</w:t>
+      </w:r>
+      <w:hyperlink r:id="rId129">
+        <w:r>
+          <w:rPr>
+            <w:lang w:val="zh_TW" w:bidi="zh_TW"/>
+          </w:rPr>
+          <w:rPr>
+            <w:color w:val="0000EE"/>
+            <w:u w:val="single"/>
+          </w:rPr>
+          <w:t>賽29:22</w:t>
+        </w:r>
+      </w:hyperlink>
+      <w:r>
+        <w:rPr>
+          <w:lang w:val="zh_TW" w:bidi="zh_TW"/>
+        </w:rPr>
+        <w:t>，</w:t>
+      </w:r>
+      <w:hyperlink r:id="rId130">
+        <w:r>
+          <w:rPr>
+            <w:lang w:val="zh_TW" w:bidi="zh_TW"/>
+          </w:rPr>
+          <w:rPr>
+            <w:color w:val="0000EE"/>
+            <w:u w:val="single"/>
+          </w:rPr>
+          <w:t>35:10</w:t>
+        </w:r>
+      </w:hyperlink>
+      <w:r>
+        <w:rPr>
+          <w:lang w:val="zh_TW" w:bidi="zh_TW"/>
+        </w:rPr>
+        <w:t>，</w:t>
+      </w:r>
+      <w:hyperlink r:id="rId131">
+        <w:r>
+          <w:rPr>
+            <w:lang w:val="zh_TW" w:bidi="zh_TW"/>
+          </w:rPr>
+          <w:rPr>
+            <w:color w:val="0000EE"/>
+            <w:u w:val="single"/>
+          </w:rPr>
+          <w:t>43:1</w:t>
+        </w:r>
+      </w:hyperlink>
+      <w:r>
+        <w:rPr>
+          <w:lang w:val="zh_TW" w:bidi="zh_TW"/>
+        </w:rPr>
+        <w:t>，</w:t>
+      </w:r>
+      <w:hyperlink r:id="rId132">
+        <w:r>
+          <w:rPr>
+            <w:lang w:val="zh_TW" w:bidi="zh_TW"/>
+          </w:rPr>
+          <w:rPr>
+            <w:color w:val="0000EE"/>
+            <w:u w:val="single"/>
+          </w:rPr>
+          <w:t>44:22</w:t>
+        </w:r>
+      </w:hyperlink>
+      <w:r>
+        <w:rPr>
+          <w:lang w:val="zh_TW" w:bidi="zh_TW"/>
+        </w:rPr>
+        <w:t>；</w:t>
+      </w:r>
+      <w:hyperlink r:id="rId133">
+        <w:r>
+          <w:rPr>
+            <w:lang w:val="zh_TW" w:bidi="zh_TW"/>
+          </w:rPr>
+          <w:rPr>
+            <w:color w:val="0000EE"/>
+            <w:u w:val="single"/>
+          </w:rPr>
+          <w:t>耶31:11</w:t>
+        </w:r>
+      </w:hyperlink>
+      <w:r>
+        <w:rPr>
+          <w:lang w:val="zh_TW" w:bidi="zh_TW"/>
+        </w:rPr>
+        <w:t>）。</w:t>
+      </w:r>
+    </w:p>
+    <w:p>
+      <w:pPr/>
+      <w:r>
+        <w:rPr>
+          <w:lang w:val="zh_TW" w:bidi="zh_TW"/>
+        </w:rPr>
+      </w:r>
+      <w:r>
+        <w:rPr>
+          <w:lang w:val="zh_TW" w:bidi="zh_TW"/>
+        </w:rPr>
+        <w:t>同樣，經文沒有任何暗示神為釋放祂的子民而付上贖金。神以自己的大能救贖。「</w:t>
+      </w:r>
+      <w:r>
+        <w:rPr>
+          <w:lang w:val="zh_TW" w:bidi="zh_TW"/>
+        </w:rPr>
+        <w:t>耶和華如此說</w:t>
+      </w:r>
+      <w:r>
+        <w:rPr>
+          <w:lang w:val="zh_TW" w:bidi="zh_TW"/>
+        </w:rPr>
+        <w:t>：『</w:t>
+      </w:r>
+      <w:r>
+        <w:rPr>
+          <w:lang w:val="zh_TW" w:bidi="zh_TW"/>
+        </w:rPr>
+        <w:t>你們是無價被賣的，也必無銀被贖</w:t>
+      </w:r>
+      <w:r>
+        <w:rPr>
+          <w:lang w:val="zh_TW" w:bidi="zh_TW"/>
+        </w:rPr>
+        <w:t>』」（</w:t>
+      </w:r>
+      <w:hyperlink r:id="rId134">
+        <w:r>
+          <w:rPr>
+            <w:lang w:val="zh_TW" w:bidi="zh_TW"/>
+          </w:rPr>
+          <w:rPr>
+            <w:color w:val="0000EE"/>
+            <w:u w:val="single"/>
+          </w:rPr>
+          <w:t>賽52:3</w:t>
+        </w:r>
+      </w:hyperlink>
+      <w:r>
+        <w:rPr>
+          <w:lang w:val="zh_TW" w:bidi="zh_TW"/>
+        </w:rPr>
+        <w:t>）。當居魯士讓百姓自由時，同樣沒有支付贖價（</w:t>
+      </w:r>
+      <w:hyperlink r:id="rId135">
+        <w:r>
+          <w:rPr>
+            <w:lang w:val="zh_TW" w:bidi="zh_TW"/>
+          </w:rPr>
+          <w:rPr>
+            <w:color w:val="0000EE"/>
+            <w:u w:val="single"/>
+          </w:rPr>
+          <w:t>45:13</w:t>
+        </w:r>
+      </w:hyperlink>
+      <w:r>
+        <w:rPr>
+          <w:lang w:val="zh_TW" w:bidi="zh_TW"/>
+        </w:rPr>
+        <w:t>）。</w:t>
+      </w:r>
+    </w:p>
+    <w:p>
+      <w:pPr/>
+      <w:r>
+        <w:rPr>
+          <w:lang w:val="zh_TW" w:bidi="zh_TW"/>
+        </w:rPr>
+      </w:r>
+      <w:r>
+        <w:rPr>
+          <w:lang w:val="zh_TW" w:bidi="zh_TW"/>
+        </w:rPr>
+        <w:t>在基督教社群中，尤其是在教會的早期，出現了需要支付贖金來贖罪的想法。事實上，人們經常被教導說，罪人實際上是被撒但囚禁。基督的死是神支付給撒但的贖金，以釋放罪人。這種教導並沒有聖經支持。基督的死是一種贖罪或挽回的行為，但這並不意味著祂的死是支付給撒但的贖金。聖經沒有任何地方，描繪神與撒但進行這樣的商業交易。十字架的救贖工作肯定屬於神的奧秘。</w:t>
+      </w:r>
+    </w:p>
+    <w:p>
+      <w:pPr>
+        <w:pStyle w:val="Heading3"/>
+      </w:pPr>
+      <w:r>
+        <w:rPr>
+          <w:lang w:val="zh_TW" w:bidi="zh_TW"/>
+        </w:rPr>
+        <w:t>救贖與彌賽亞</w:t>
+      </w:r>
+    </w:p>
+    <w:p>
+      <w:pPr/>
+      <w:r>
+        <w:rPr>
+          <w:lang w:val="zh_TW" w:bidi="zh_TW"/>
+        </w:rPr>
+      </w:r>
+      <w:r>
+        <w:rPr>
+          <w:lang w:val="zh_TW" w:bidi="zh_TW"/>
+        </w:rPr>
+        <w:t>在舊約中，救贖與彌賽亞的盼望密切相關。從出埃及的時候起，神就被啟示是拯救者。在被擄期間，救贖的盼望非常強烈。先知不斷言說神為救贖者或拯救者。這個盼望最終會透過神的受膏者，即彌賽亞來成就，祂就是大衛的後裔（</w:t>
+      </w:r>
+      <w:hyperlink r:id="rId136">
+        <w:r>
+          <w:rPr>
+            <w:lang w:val="zh_TW" w:bidi="zh_TW"/>
+          </w:rPr>
+          <w:rPr>
+            <w:color w:val="0000EE"/>
+            <w:u w:val="single"/>
+          </w:rPr>
+          <w:t>賽9:1–6</w:t>
+        </w:r>
+      </w:hyperlink>
+      <w:r>
+        <w:rPr>
+          <w:lang w:val="zh_TW" w:bidi="zh_TW"/>
+        </w:rPr>
+        <w:t>，</w:t>
+      </w:r>
+      <w:hyperlink r:id="rId137">
+        <w:r>
+          <w:rPr>
+            <w:lang w:val="zh_TW" w:bidi="zh_TW"/>
+          </w:rPr>
+          <w:rPr>
+            <w:color w:val="0000EE"/>
+            <w:u w:val="single"/>
+          </w:rPr>
+          <w:t>11:1–9</w:t>
+        </w:r>
+      </w:hyperlink>
+      <w:r>
+        <w:rPr>
+          <w:lang w:val="zh_TW" w:bidi="zh_TW"/>
+        </w:rPr>
+        <w:t>；</w:t>
+      </w:r>
+      <w:hyperlink r:id="rId84">
+        <w:r>
+          <w:rPr>
+            <w:lang w:val="zh_TW" w:bidi="zh_TW"/>
+          </w:rPr>
+          <w:rPr>
+            <w:color w:val="0000EE"/>
+            <w:u w:val="single"/>
+          </w:rPr>
+          <w:t>耶23:5–6</w:t>
+        </w:r>
+      </w:hyperlink>
+      <w:r>
+        <w:rPr>
+          <w:lang w:val="zh_TW" w:bidi="zh_TW"/>
+        </w:rPr>
+        <w:t>）。</w:t>
+      </w:r>
+    </w:p>
+    <w:p>
+      <w:pPr/>
+      <w:r>
+        <w:rPr>
+          <w:lang w:val="zh_TW" w:bidi="zh_TW"/>
+        </w:rPr>
+      </w:r>
+      <w:r>
+        <w:rPr>
+          <w:lang w:val="zh_TW" w:bidi="zh_TW"/>
+        </w:rPr>
+        <w:t>彌賽亞的盼望在被擄和逼迫期間變得更加強烈。事實上，在漫長的逼迫時期中，這種對彌賽亞拯救者的盼望，比以往任何時候都更強烈。這段時期通常被稱為兩約之間，持續了大約四個世紀，從最後一位先知直到施洗約翰和耶穌時代。</w:t>
+      </w:r>
+    </w:p>
+    <w:p>
+      <w:pPr/>
+      <w:r>
+        <w:rPr>
+          <w:lang w:val="zh_TW" w:bidi="zh_TW"/>
+        </w:rPr>
+      </w:r>
+      <w:r>
+        <w:rPr>
+          <w:lang w:val="zh_TW" w:bidi="zh_TW"/>
+        </w:rPr>
+        <w:t>基督徒相信在耶穌基督（或耶穌彌賽亞）裡，我們看到舊約救贖概念的實現。救贖的意象在福音書非常明顯。施洗約翰將拿撒勒的耶穌，描繪為應驗了神救贖的國度（</w:t>
+      </w:r>
+      <w:hyperlink r:id="rId138">
+        <w:r>
+          <w:rPr>
+            <w:lang w:val="zh_TW" w:bidi="zh_TW"/>
+          </w:rPr>
+          <w:rPr>
+            <w:color w:val="0000EE"/>
+            <w:u w:val="single"/>
+          </w:rPr>
+          <w:t>太3:12</w:t>
+        </w:r>
+      </w:hyperlink>
+      <w:r>
+        <w:rPr>
+          <w:lang w:val="zh_TW" w:bidi="zh_TW"/>
+        </w:rPr>
+        <w:t>），因此是以色列的彌賽亞。耶穌這位人子的來臨，是要捨命作多人的贖價（</w:t>
+      </w:r>
+      <w:hyperlink r:id="rId139">
+        <w:r>
+          <w:rPr>
+            <w:lang w:val="zh_TW" w:bidi="zh_TW"/>
+          </w:rPr>
+          <w:rPr>
+            <w:color w:val="0000EE"/>
+            <w:u w:val="single"/>
+          </w:rPr>
+          <w:t>太20:28</w:t>
+        </w:r>
+      </w:hyperlink>
+      <w:r>
+        <w:rPr>
+          <w:lang w:val="zh_TW" w:bidi="zh_TW"/>
+        </w:rPr>
+        <w:t>；</w:t>
+      </w:r>
+      <w:hyperlink r:id="rId140">
+        <w:r>
+          <w:rPr>
+            <w:lang w:val="zh_TW" w:bidi="zh_TW"/>
+          </w:rPr>
+          <w:rPr>
+            <w:color w:val="0000EE"/>
+            <w:u w:val="single"/>
+          </w:rPr>
+          <w:t>可10:45</w:t>
+        </w:r>
+      </w:hyperlink>
+      <w:r>
+        <w:rPr>
+          <w:lang w:val="zh_TW" w:bidi="zh_TW"/>
+        </w:rPr>
+        <w:t>）。彌賽亞的工作是代贖和具替代意義的。</w:t>
+      </w:r>
+    </w:p>
+    <w:p>
+      <w:pPr/>
+      <w:r>
+        <w:rPr>
+          <w:lang w:val="zh_TW" w:bidi="zh_TW"/>
+        </w:rPr>
+      </w:r>
+      <w:r>
+        <w:rPr>
+          <w:lang w:val="zh_TW" w:bidi="zh_TW"/>
+        </w:rPr>
+        <w:t>同樣的思想尤其見保羅著作。基督是向父獻上的挽回祭（</w:t>
+      </w:r>
+      <w:hyperlink r:id="rId141">
+        <w:r>
+          <w:rPr>
+            <w:lang w:val="zh_TW" w:bidi="zh_TW"/>
+          </w:rPr>
+          <w:rPr>
+            <w:color w:val="0000EE"/>
+            <w:u w:val="single"/>
+          </w:rPr>
+          <w:t>羅3:25</w:t>
+        </w:r>
+      </w:hyperlink>
+      <w:r>
+        <w:rPr>
+          <w:lang w:val="zh_TW" w:bidi="zh_TW"/>
+        </w:rPr>
+        <w:t>）。救贖是藉耶穌捨去生命（</w:t>
+      </w:r>
+      <w:hyperlink r:id="rId142">
+        <w:r>
+          <w:rPr>
+            <w:lang w:val="zh_TW" w:bidi="zh_TW"/>
+          </w:rPr>
+          <w:rPr>
+            <w:color w:val="0000EE"/>
+            <w:u w:val="single"/>
+          </w:rPr>
+          <w:t>徒20:28</w:t>
+        </w:r>
+      </w:hyperlink>
+      <w:r>
+        <w:rPr>
+          <w:lang w:val="zh_TW" w:bidi="zh_TW"/>
+        </w:rPr>
+        <w:t>），買贖百姓（</w:t>
+      </w:r>
+      <w:hyperlink r:id="rId143">
+        <w:r>
+          <w:rPr>
+            <w:lang w:val="zh_TW" w:bidi="zh_TW"/>
+          </w:rPr>
+          <w:rPr>
+            <w:color w:val="0000EE"/>
+            <w:u w:val="single"/>
+          </w:rPr>
+          <w:t>彼前2:9</w:t>
+        </w:r>
+      </w:hyperlink>
+      <w:r>
+        <w:rPr>
+          <w:lang w:val="zh_TW" w:bidi="zh_TW"/>
+        </w:rPr>
+        <w:t>；另見</w:t>
+      </w:r>
+      <w:hyperlink r:id="rId144">
+        <w:r>
+          <w:rPr>
+            <w:lang w:val="zh_TW" w:bidi="zh_TW"/>
+          </w:rPr>
+          <w:rPr>
+            <w:color w:val="0000EE"/>
+            <w:u w:val="single"/>
+          </w:rPr>
+          <w:t>林前7:22–24</w:t>
+        </w:r>
+      </w:hyperlink>
+      <w:r>
+        <w:rPr>
+          <w:lang w:val="zh_TW" w:bidi="zh_TW"/>
+        </w:rPr>
+        <w:t>；</w:t>
+      </w:r>
+      <w:hyperlink r:id="rId145">
+        <w:r>
+          <w:rPr>
+            <w:lang w:val="zh_TW" w:bidi="zh_TW"/>
+          </w:rPr>
+          <w:rPr>
+            <w:color w:val="0000EE"/>
+            <w:u w:val="single"/>
+          </w:rPr>
+          <w:t>林後5:14–17</w:t>
+        </w:r>
+      </w:hyperlink>
+      <w:r>
+        <w:rPr>
+          <w:lang w:val="zh_TW" w:bidi="zh_TW"/>
+        </w:rPr>
+        <w:t>）。這些都是用來表達救贖或贖罪核心思想的詞語或表達方式。耶穌基督是在自己身上，成就聖經救贖概念的人，並藉著祂的犧牲為罪人賜下救贖。</w:t>
+      </w:r>
+    </w:p>
+    <w:p>
+      <w:pPr/>
+      <w:r>
+        <w:rPr>
+          <w:lang w:val="zh_TW" w:bidi="zh_TW"/>
+        </w:rPr>
+      </w:r>
+      <w:r>
+        <w:rPr>
+          <w:lang w:val="zh_TW" w:bidi="zh_TW"/>
+        </w:rPr>
+        <w:t>救贖的概念對神的百姓有深刻意義。在舊約中，這概念說明了一個真理：神是其立約百姓的救主。雖然以色列因否認神的律法而陷入罪中，但神並沒有毀滅他們，而是在他們悔改時再悅納他們。</w:t>
+      </w:r>
+    </w:p>
+    <w:p>
+      <w:pPr/>
+      <w:r>
+        <w:rPr>
+          <w:lang w:val="zh_TW" w:bidi="zh_TW"/>
+        </w:rPr>
+      </w:r>
+      <w:r>
+        <w:rPr>
+          <w:lang w:val="zh_TW" w:bidi="zh_TW"/>
+        </w:rPr>
+        <w:t>尤其是在在先知書中，神的救贖工作會藉彌賽亞及其救贖的犧牲來完成。耶穌的追隨者相信祂是彌賽亞，會為整個世界提供救贖。與救贖的概念相伴的是神的愛，這是得著永生的基礎（</w:t>
+      </w:r>
+      <w:hyperlink r:id="rId146">
+        <w:r>
+          <w:rPr>
+            <w:lang w:val="zh_TW" w:bidi="zh_TW"/>
+          </w:rPr>
+          <w:rPr>
+            <w:color w:val="0000EE"/>
+            <w:u w:val="single"/>
+          </w:rPr>
+          <w:t>約3:16</w:t>
+        </w:r>
+      </w:hyperlink>
+      <w:r>
+        <w:rPr>
+          <w:lang w:val="zh_TW" w:bidi="zh_TW"/>
+        </w:rPr>
+        <w:t>）。相信的人會從罪的束縛中解脫，並再次得著救贖之神的喜悅。</w:t>
+      </w:r>
+    </w:p>
+    <w:p>
+      <w:pPr/>
+      <w:r>
+        <w:rPr>
+          <w:lang w:val="zh_TW" w:bidi="zh_TW"/>
+        </w:rPr>
+      </w:r>
+      <w:r>
+        <w:rPr>
+          <w:i/>
+          <w:lang w:val="zh_TW" w:bidi="zh_TW"/>
+        </w:rPr>
+        <w:t>另見</w:t>
+      </w:r>
+      <w:r>
+        <w:rPr>
+          <w:lang w:val="zh_TW" w:bidi="zh_TW"/>
+        </w:rPr>
+        <w:t xml:space="preserve"> </w:t>
+      </w:r>
+      <w:r>
+        <w:rPr>
+          <w:lang w:val="zh_TW" w:bidi="zh_TW"/>
+        </w:rPr>
+        <w:t>贖罪</w:t>
+      </w:r>
+      <w:r>
+        <w:rPr>
+          <w:lang w:val="zh_TW" w:bidi="zh_TW"/>
+        </w:rPr>
+        <w:t>、</w:t>
+      </w:r>
+      <w:r>
+        <w:rPr>
+          <w:lang w:val="zh_TW" w:bidi="zh_TW"/>
+        </w:rPr>
+        <w:t>贖價</w:t>
+      </w:r>
+      <w:r>
+        <w:rPr>
+          <w:lang w:val="zh_TW" w:bidi="zh_TW"/>
+        </w:rPr>
+        <w:t>、</w:t>
+      </w:r>
+      <w:r>
+        <w:rPr>
+          <w:lang w:val="zh_TW" w:bidi="zh_TW"/>
+        </w:rPr>
+        <w:t>救恩</w:t>
+      </w:r>
+      <w:r>
+        <w:rPr>
+          <w:lang w:val="zh_TW" w:bidi="zh_TW"/>
+        </w:rPr>
+        <w:t>。</w:t>
+      </w:r>
+      <w:r>
+        <w:rPr>
+          <w:lang w:val="zh_TW" w:bidi="zh_TW"/>
+        </w:rPr>
+      </w:r>
+      <w:r>
+        <w:rPr>
+          <w:lang w:val="zh_TW" w:bidi="zh_TW"/>
+        </w:rPr>
+      </w:r>
+    </w:p>
+    <w:p>
+      <w:pPr/>
+      <w:r>
+        <w:rPr>
+          <w:lang w:val="zh_TW" w:bidi="zh_TW"/>
+        </w:rPr>
+      </w:r>
+    </w:p>
+    <w:p>
+      <w:pPr>
+        <w:pStyle w:val="Heading2"/>
+      </w:pPr>
+      <w:r>
+        <w:rPr>
+          <w:lang w:val="zh_TW" w:bidi="zh_TW"/>
+        </w:rPr>
+        <w:t>救主</w:t>
+      </w:r>
+      <w:r>
+        <w:rPr>
+          <w:lang w:val="zh_TW" w:bidi="zh_TW"/>
+        </w:rPr>
+      </w:r>
+    </w:p>
+    <w:p>
+      <w:pPr/>
+      <w:r>
+        <w:rPr>
+          <w:lang w:val="zh_TW" w:bidi="zh_TW"/>
+        </w:rPr>
+      </w:r>
+      <w:r>
+        <w:rPr>
+          <w:lang w:val="zh_TW" w:bidi="zh_TW"/>
+        </w:rPr>
+        <w:t>施行拯救或救援的那一位。「救主（savior）」這個詞在聖經中最常用來指神和耶穌基督。將耶穌理解為救主是接受聖經信息的一個關鍵真理。英文聖經在舊約中使用savior（救主）來翻譯希伯來文詞語</w:t>
+      </w:r>
+      <w:r>
+        <w:rPr>
+          <w:i/>
+          <w:lang w:val="zh_TW" w:bidi="zh_TW"/>
+        </w:rPr>
+        <w:t>yasha'</w:t>
+      </w:r>
+      <w:r>
+        <w:rPr>
+          <w:lang w:val="zh_TW" w:bidi="zh_TW"/>
+        </w:rPr>
+        <w:t xml:space="preserve"> 的各種形式，這個詞的意思是「拯救（save）」、「救助（deliver）」或「救援（rescue）」。通常，「救主」這個詞用來翻譯動詞 </w:t>
+      </w:r>
+      <w:r>
+        <w:rPr>
+          <w:i/>
+          <w:lang w:val="zh_TW" w:bidi="zh_TW"/>
+        </w:rPr>
+        <w:t xml:space="preserve">moshia‘ </w:t>
+      </w:r>
+      <w:r>
+        <w:rPr>
+          <w:lang w:val="zh_TW" w:bidi="zh_TW"/>
+        </w:rPr>
+        <w:t>的分詞形式 ，意思是「施行拯救的那一位」。以這種方式使用時，「救主」在舊約中出現13或14次，具體數量取決於所使用的譯本。</w:t>
+      </w:r>
+    </w:p>
+    <w:p>
+      <w:pPr/>
+      <w:r>
+        <w:rPr>
+          <w:lang w:val="zh_TW" w:bidi="zh_TW"/>
+        </w:rPr>
+      </w:r>
+      <w:r>
+        <w:rPr>
+          <w:lang w:val="zh_TW" w:bidi="zh_TW"/>
+        </w:rPr>
+        <w:t>「救主」這個詞的基本理解是那位實行拯救或救援的人，這在</w:t>
+      </w:r>
+      <w:hyperlink r:id="rId147">
+        <w:r>
+          <w:rPr>
+            <w:lang w:val="zh_TW" w:bidi="zh_TW"/>
+          </w:rPr>
+          <w:rPr>
+            <w:color w:val="0000EE"/>
+            <w:u w:val="single"/>
+          </w:rPr>
+          <w:t>申命記二十二章27節</w:t>
+        </w:r>
+      </w:hyperlink>
+      <w:r>
+        <w:rPr>
+          <w:lang w:val="zh_TW" w:bidi="zh_TW"/>
+        </w:rPr>
+        <w:t>得到體現，那裡的律法預見一種在需要時沒有救助者在附近的情況。</w:t>
+      </w:r>
+      <w:r>
+        <w:rPr>
+          <w:i/>
+          <w:lang w:val="zh_TW" w:bidi="zh_TW"/>
+        </w:rPr>
+        <w:t>Moshia‘</w:t>
+      </w:r>
+      <w:r>
+        <w:rPr>
+          <w:lang w:val="zh_TW" w:bidi="zh_TW"/>
+        </w:rPr>
+        <w:t xml:space="preserve"> 這個詞也應用於個人身上，例如俄陀聶和以笏都被稱為「拯救者」（</w:t>
+      </w:r>
+      <w:hyperlink r:id="rId148">
+        <w:r>
+          <w:rPr>
+            <w:lang w:val="zh_TW" w:bidi="zh_TW"/>
+          </w:rPr>
+          <w:rPr>
+            <w:color w:val="0000EE"/>
+            <w:u w:val="single"/>
+          </w:rPr>
+          <w:t>士3:9、15</w:t>
+        </w:r>
+      </w:hyperlink>
+      <w:r>
+        <w:rPr>
+          <w:lang w:val="zh_TW" w:bidi="zh_TW"/>
+        </w:rPr>
+        <w:t>），而</w:t>
+      </w:r>
+      <w:hyperlink r:id="rId149">
+        <w:r>
+          <w:rPr>
+            <w:lang w:val="zh_TW" w:bidi="zh_TW"/>
+          </w:rPr>
+          <w:rPr>
+            <w:color w:val="0000EE"/>
+            <w:u w:val="single"/>
+          </w:rPr>
+          <w:t>尼希米記九章27節</w:t>
+        </w:r>
+      </w:hyperlink>
+      <w:r>
+        <w:rPr>
+          <w:lang w:val="zh_TW" w:bidi="zh_TW"/>
+        </w:rPr>
+        <w:t>提到神所差遣的士師們被稱為神所差遣的拯救者。</w:t>
+      </w:r>
+      <w:hyperlink r:id="rId150">
+        <w:r>
+          <w:rPr>
+            <w:lang w:val="zh_TW" w:bidi="zh_TW"/>
+          </w:rPr>
+          <w:rPr>
+            <w:color w:val="0000EE"/>
+            <w:u w:val="single"/>
+          </w:rPr>
+          <w:t>列王紀下十三章5節</w:t>
+        </w:r>
+      </w:hyperlink>
+      <w:r>
+        <w:rPr>
+          <w:lang w:val="zh_TW" w:bidi="zh_TW"/>
+        </w:rPr>
+        <w:t>記載了主給以色列一位救主，指的是他們從亞蘭人手中得救。有些人認為這位拯救者是指猶大王耶羅波安二世；另一些人則認為是一位外邦君王，通常是哈馬的扎基爾（Zakir）王。然而，經文並未明確指出這位救主是誰。經文的重點在於神為祂的子民差遣了這位拯救者。在舊約中，大多數提到「救主」的經文是指神自己是以色列的救主，即使這個稱謂有時被用於其他人身上，也會明確指出這是神差遣或興起的。以色列人明白神是他們的救主，並在讚美的詩歌中（</w:t>
+      </w:r>
+      <w:hyperlink r:id="rId151">
+        <w:r>
+          <w:rPr>
+            <w:lang w:val="zh_TW" w:bidi="zh_TW"/>
+          </w:rPr>
+          <w:rPr>
+            <w:color w:val="0000EE"/>
+            <w:u w:val="single"/>
+          </w:rPr>
+          <w:t>詩17:7</w:t>
+        </w:r>
+      </w:hyperlink>
+      <w:r>
+        <w:rPr>
+          <w:lang w:val="zh_TW" w:bidi="zh_TW"/>
+        </w:rPr>
+        <w:t>，</w:t>
+      </w:r>
+      <w:hyperlink r:id="rId152">
+        <w:r>
+          <w:rPr>
+            <w:lang w:val="zh_TW" w:bidi="zh_TW"/>
+          </w:rPr>
+          <w:rPr>
+            <w:color w:val="0000EE"/>
+            <w:u w:val="single"/>
+          </w:rPr>
+          <w:t>106:1–12</w:t>
+        </w:r>
+      </w:hyperlink>
+      <w:r>
+        <w:rPr>
+          <w:lang w:val="zh_TW" w:bidi="zh_TW"/>
+        </w:rPr>
+        <w:t>）和求救的呼聲中宣告這一點（</w:t>
+      </w:r>
+      <w:hyperlink r:id="rId153">
+        <w:r>
+          <w:rPr>
+            <w:lang w:val="zh_TW" w:bidi="zh_TW"/>
+          </w:rPr>
+          <w:rPr>
+            <w:color w:val="0000EE"/>
+            <w:u w:val="single"/>
+          </w:rPr>
+          <w:t>耶14:8</w:t>
+        </w:r>
+      </w:hyperlink>
+      <w:r>
+        <w:rPr>
+          <w:lang w:val="zh_TW" w:bidi="zh_TW"/>
+        </w:rPr>
+        <w:t>）。大衛這樣稱頌神：「是我的高臺，是我的避難所。我的救主」（</w:t>
+      </w:r>
+      <w:hyperlink r:id="rId154">
+        <w:r>
+          <w:rPr>
+            <w:lang w:val="zh_TW" w:bidi="zh_TW"/>
+          </w:rPr>
+          <w:rPr>
+            <w:color w:val="0000EE"/>
+            <w:u w:val="single"/>
+          </w:rPr>
+          <w:t>撒下22:3</w:t>
+        </w:r>
+      </w:hyperlink>
+      <w:r>
+        <w:rPr>
+          <w:lang w:val="zh_TW" w:bidi="zh_TW"/>
+        </w:rPr>
+        <w:t>）。詩篇的作者經常稱頌耶和華為他們的「幫助」或「拯救」（</w:t>
+      </w:r>
+      <w:hyperlink r:id="rId155">
+        <w:r>
+          <w:rPr>
+            <w:lang w:val="zh_TW" w:bidi="zh_TW"/>
+          </w:rPr>
+          <w:rPr>
+            <w:color w:val="0000EE"/>
+            <w:u w:val="single"/>
+          </w:rPr>
+          <w:t>詩27:9</w:t>
+        </w:r>
+      </w:hyperlink>
+      <w:r>
+        <w:rPr>
+          <w:lang w:val="zh_TW" w:bidi="zh_TW"/>
+        </w:rPr>
+        <w:t>，</w:t>
+      </w:r>
+      <w:hyperlink r:id="rId73">
+        <w:r>
+          <w:rPr>
+            <w:lang w:val="zh_TW" w:bidi="zh_TW"/>
+          </w:rPr>
+          <w:rPr>
+            <w:color w:val="0000EE"/>
+            <w:u w:val="single"/>
+          </w:rPr>
+          <w:t>38:22</w:t>
+        </w:r>
+      </w:hyperlink>
+      <w:r>
+        <w:rPr>
+          <w:lang w:val="zh_TW" w:bidi="zh_TW"/>
+        </w:rPr>
+        <w:t>，</w:t>
+      </w:r>
+      <w:hyperlink r:id="rId156">
+        <w:r>
+          <w:rPr>
+            <w:lang w:val="zh_TW" w:bidi="zh_TW"/>
+          </w:rPr>
+          <w:rPr>
+            <w:color w:val="0000EE"/>
+            <w:u w:val="single"/>
+          </w:rPr>
+          <w:t>42:5、11</w:t>
+        </w:r>
+      </w:hyperlink>
+      <w:r>
+        <w:rPr>
+          <w:lang w:val="zh_TW" w:bidi="zh_TW"/>
+        </w:rPr>
+        <w:t>，</w:t>
+      </w:r>
+      <w:hyperlink r:id="rId78">
+        <w:r>
+          <w:rPr>
+            <w:lang w:val="zh_TW" w:bidi="zh_TW"/>
+          </w:rPr>
+          <w:rPr>
+            <w:color w:val="0000EE"/>
+            <w:u w:val="single"/>
+          </w:rPr>
+          <w:t>65:5</w:t>
+        </w:r>
+      </w:hyperlink>
+      <w:r>
+        <w:rPr>
+          <w:lang w:val="zh_TW" w:bidi="zh_TW"/>
+        </w:rPr>
+        <w:t>，</w:t>
+      </w:r>
+      <w:hyperlink r:id="rId157">
+        <w:r>
+          <w:rPr>
+            <w:lang w:val="zh_TW" w:bidi="zh_TW"/>
+          </w:rPr>
+          <w:rPr>
+            <w:color w:val="0000EE"/>
+            <w:u w:val="single"/>
+          </w:rPr>
+          <w:t>68:19</w:t>
+        </w:r>
+      </w:hyperlink>
+      <w:r>
+        <w:rPr>
+          <w:lang w:val="zh_TW" w:bidi="zh_TW"/>
+        </w:rPr>
+        <w:t>，</w:t>
+      </w:r>
+      <w:hyperlink r:id="rId158">
+        <w:r>
+          <w:rPr>
+            <w:lang w:val="zh_TW" w:bidi="zh_TW"/>
+          </w:rPr>
+          <w:rPr>
+            <w:color w:val="0000EE"/>
+            <w:u w:val="single"/>
+          </w:rPr>
+          <w:t>79:9</w:t>
+        </w:r>
+      </w:hyperlink>
+      <w:r>
+        <w:rPr>
+          <w:lang w:val="zh_TW" w:bidi="zh_TW"/>
+        </w:rPr>
+        <w:t>，</w:t>
+      </w:r>
+      <w:hyperlink r:id="rId159">
+        <w:r>
+          <w:rPr>
+            <w:lang w:val="zh_TW" w:bidi="zh_TW"/>
+          </w:rPr>
+          <w:rPr>
+            <w:color w:val="0000EE"/>
+            <w:u w:val="single"/>
+          </w:rPr>
+          <w:t>85:4</w:t>
+        </w:r>
+      </w:hyperlink>
+      <w:r>
+        <w:rPr>
+          <w:lang w:val="zh_TW" w:bidi="zh_TW"/>
+        </w:rPr>
+        <w:t>，</w:t>
+      </w:r>
+      <w:hyperlink r:id="rId160">
+        <w:r>
+          <w:rPr>
+            <w:lang w:val="zh_TW" w:bidi="zh_TW"/>
+          </w:rPr>
+          <w:rPr>
+            <w:color w:val="0000EE"/>
+            <w:u w:val="single"/>
+          </w:rPr>
+          <w:t>89:26</w:t>
+        </w:r>
+      </w:hyperlink>
+      <w:r>
+        <w:rPr>
+          <w:lang w:val="zh_TW" w:bidi="zh_TW"/>
+        </w:rPr>
+        <w:t>）。對以色列人來說，出埃及無疑是他們最偉大的拯救經歷，並奠定了他們認識神是救主的基礎。詩篇的作者在回憶以色列鑄造金牛犢的罪時，宣告說：「忘了神—他們的救主；他曾在埃及行大事」（</w:t>
+      </w:r>
+      <w:hyperlink r:id="rId161">
+        <w:r>
+          <w:rPr>
+            <w:lang w:val="zh_TW" w:bidi="zh_TW"/>
+          </w:rPr>
+          <w:rPr>
+            <w:color w:val="0000EE"/>
+            <w:u w:val="single"/>
+          </w:rPr>
+          <w:t>詩106:21</w:t>
+        </w:r>
+      </w:hyperlink>
+      <w:r>
+        <w:rPr>
+          <w:lang w:val="zh_TW" w:bidi="zh_TW"/>
+        </w:rPr>
+        <w:t>；參</w:t>
+      </w:r>
+      <w:hyperlink r:id="rId162">
+        <w:r>
+          <w:rPr>
+            <w:lang w:val="zh_TW" w:bidi="zh_TW"/>
+          </w:rPr>
+          <w:rPr>
+            <w:color w:val="0000EE"/>
+            <w:u w:val="single"/>
+          </w:rPr>
+          <w:t>賽63:11</w:t>
+        </w:r>
+      </w:hyperlink>
+      <w:r>
+        <w:rPr>
+          <w:lang w:val="zh_TW" w:bidi="zh_TW"/>
+        </w:rPr>
+        <w:t>；</w:t>
+      </w:r>
+      <w:hyperlink r:id="rId163">
+        <w:r>
+          <w:rPr>
+            <w:lang w:val="zh_TW" w:bidi="zh_TW"/>
+          </w:rPr>
+          <w:rPr>
+            <w:color w:val="0000EE"/>
+            <w:u w:val="single"/>
+          </w:rPr>
+          <w:t>何13:4–6</w:t>
+        </w:r>
+      </w:hyperlink>
+      <w:r>
+        <w:rPr>
+          <w:lang w:val="zh_TW" w:bidi="zh_TW"/>
+        </w:rPr>
+        <w:t>）。在以賽亞書中，「救主」這個稱謂經常用來強調神的獨一性。神被視為唯一的救主，與外邦的神祇和偶像形成鮮明對比：「惟有我是耶和華； 除我以外沒有救主。我曾指示，我曾拯救，我曾說明，並且在你們中間沒有別神。 」（</w:t>
+      </w:r>
+      <w:hyperlink r:id="rId164">
+        <w:r>
+          <w:rPr>
+            <w:lang w:val="zh_TW" w:bidi="zh_TW"/>
+          </w:rPr>
+          <w:rPr>
+            <w:color w:val="0000EE"/>
+            <w:u w:val="single"/>
+          </w:rPr>
+          <w:t>賽43:11–12</w:t>
+        </w:r>
+      </w:hyperlink>
+      <w:r>
+        <w:rPr>
+          <w:lang w:val="zh_TW" w:bidi="zh_TW"/>
+        </w:rPr>
+        <w:t>）。以賽亞進一步指出，神會藉著以色列未來的祝福與復興，顯明祂自己為救主（</w:t>
+      </w:r>
+      <w:hyperlink r:id="rId165">
+        <w:r>
+          <w:rPr>
+            <w:lang w:val="zh_TW" w:bidi="zh_TW"/>
+          </w:rPr>
+          <w:rPr>
+            <w:color w:val="0000EE"/>
+            <w:u w:val="single"/>
+          </w:rPr>
+          <w:t>49:26</w:t>
+        </w:r>
+      </w:hyperlink>
+      <w:r>
+        <w:rPr>
+          <w:lang w:val="zh_TW" w:bidi="zh_TW"/>
+        </w:rPr>
+        <w:t>，</w:t>
+      </w:r>
+      <w:hyperlink r:id="rId166">
+        <w:r>
+          <w:rPr>
+            <w:lang w:val="zh_TW" w:bidi="zh_TW"/>
+          </w:rPr>
+          <w:rPr>
+            <w:color w:val="0000EE"/>
+            <w:u w:val="single"/>
+          </w:rPr>
+          <w:t>60:16</w:t>
+        </w:r>
+      </w:hyperlink>
+      <w:r>
+        <w:rPr>
+          <w:lang w:val="zh_TW" w:bidi="zh_TW"/>
+        </w:rPr>
+        <w:t>）。雖然「救主」這個稱謂在舊約中並未直接應用於彌賽亞，但像</w:t>
+      </w:r>
+      <w:hyperlink r:id="rId85">
+        <w:r>
+          <w:rPr>
+            <w:lang w:val="zh_TW" w:bidi="zh_TW"/>
+          </w:rPr>
+          <w:rPr>
+            <w:color w:val="0000EE"/>
+            <w:u w:val="single"/>
+          </w:rPr>
+          <w:t>撒迦利亞書九章9節</w:t>
+        </w:r>
+      </w:hyperlink>
+      <w:r>
+        <w:rPr>
+          <w:lang w:val="zh_TW" w:bidi="zh_TW"/>
+        </w:rPr>
+        <w:t>這樣的經文暗示了神的受膏者將是一位拯救者。一些次經使用「救主」來稱呼神，有些則使用「永恆的救主」（</w:t>
+      </w:r>
+      <w:hyperlink r:id="rId167">
+        <w:r>
+          <w:rPr>
+            <w:lang w:val="zh_TW" w:bidi="zh_TW"/>
+          </w:rPr>
+          <w:rPr>
+            <w:color w:val="0000EE"/>
+            <w:u w:val="single"/>
+          </w:rPr>
+          <w:t>巴錄書4:22</w:t>
+        </w:r>
+      </w:hyperlink>
+      <w:r>
+        <w:rPr>
+          <w:lang w:val="zh_TW" w:bidi="zh_TW"/>
+        </w:rPr>
+        <w:t>）或「以色列永遠的救主」（</w:t>
+      </w:r>
+      <w:hyperlink r:id="rId168">
+        <w:r>
+          <w:rPr>
+            <w:lang w:val="zh_TW" w:bidi="zh_TW"/>
+          </w:rPr>
+          <w:rPr>
+            <w:color w:val="0000EE"/>
+            <w:u w:val="single"/>
+          </w:rPr>
+          <w:t>馬加比三書7:16</w:t>
+        </w:r>
+      </w:hyperlink>
+      <w:r>
+        <w:rPr>
+          <w:lang w:val="zh_TW" w:bidi="zh_TW"/>
+        </w:rPr>
+        <w:t>）這崇高的稱號。這種後期的用法也說明了神是能拯救以色列的那一位。</w:t>
+      </w:r>
+    </w:p>
+    <w:p>
+      <w:pPr/>
+      <w:r>
+        <w:rPr>
+          <w:lang w:val="zh_TW" w:bidi="zh_TW"/>
+        </w:rPr>
+      </w:r>
+      <w:r>
+        <w:rPr>
+          <w:lang w:val="zh_TW" w:bidi="zh_TW"/>
+        </w:rPr>
+        <w:t>希臘文獻中使用的soter（「救主」、「拯救者」來自動詞sozo，意思是「拯救」、「救援」）同時指神和人。例如，希羅多德一度將雅典人稱為希臘的「救主」（</w:t>
+      </w:r>
+      <w:r>
+        <w:rPr>
+          <w:i/>
+          <w:lang w:val="zh_TW" w:bidi="zh_TW"/>
+        </w:rPr>
+        <w:t>波斯戰爭Persian Wars</w:t>
+      </w:r>
+      <w:r>
+        <w:rPr>
+          <w:lang w:val="zh_TW" w:bidi="zh_TW"/>
+        </w:rPr>
+        <w:t>7.139.5）。在七十士譯本中，soter（「救主」）用來翻譯希伯來文yasha‘（「拯救」）的各種形式。Soter在新約中出現24次，並且專門用於神和耶穌基督（8次用於神，16次用於基督）。soter在新約出現的24次中，10次出現在書信中，5次出現在彼得後書中。在</w:t>
+      </w:r>
+      <w:hyperlink r:id="rId169">
+        <w:r>
+          <w:rPr>
+            <w:lang w:val="zh_TW" w:bidi="zh_TW"/>
+          </w:rPr>
+          <w:rPr>
+            <w:color w:val="0000EE"/>
+            <w:u w:val="single"/>
+          </w:rPr>
+          <w:t>路加福音一章47節</w:t>
+        </w:r>
+      </w:hyperlink>
+      <w:r>
+        <w:rPr>
+          <w:lang w:val="zh_TW" w:bidi="zh_TW"/>
+        </w:rPr>
+        <w:t>，馬利亞在她的讚美詩中稱頌神為救主，這反映了舊約的影響。耶穌的名字（希臘文是約書亞）意思是「主是拯救」，這名字是預表耶穌作為救主的功能（</w:t>
+      </w:r>
+      <w:hyperlink r:id="rId170">
+        <w:r>
+          <w:rPr>
+            <w:lang w:val="zh_TW" w:bidi="zh_TW"/>
+          </w:rPr>
+          <w:rPr>
+            <w:color w:val="0000EE"/>
+            <w:u w:val="single"/>
+          </w:rPr>
+          <w:t>太1:21</w:t>
+        </w:r>
+      </w:hyperlink>
+      <w:r>
+        <w:rPr>
+          <w:lang w:val="zh_TW" w:bidi="zh_TW"/>
+        </w:rPr>
+        <w:t>）。作為救主，耶穌完成了神所應許的救贖計劃（</w:t>
+      </w:r>
+      <w:hyperlink r:id="rId171">
+        <w:r>
+          <w:rPr>
+            <w:lang w:val="zh_TW" w:bidi="zh_TW"/>
+          </w:rPr>
+          <w:rPr>
+            <w:color w:val="0000EE"/>
+            <w:u w:val="single"/>
+          </w:rPr>
+          <w:t>徒13:23</w:t>
+        </w:r>
+      </w:hyperlink>
+      <w:r>
+        <w:rPr>
+          <w:lang w:val="zh_TW" w:bidi="zh_TW"/>
+        </w:rPr>
+        <w:t>；</w:t>
+      </w:r>
+      <w:hyperlink r:id="rId172">
+        <w:r>
+          <w:rPr>
+            <w:lang w:val="zh_TW" w:bidi="zh_TW"/>
+          </w:rPr>
+          <w:rPr>
+            <w:color w:val="0000EE"/>
+            <w:u w:val="single"/>
+          </w:rPr>
+          <w:t>多3:4</w:t>
+        </w:r>
+      </w:hyperlink>
+      <w:r>
+        <w:rPr>
+          <w:lang w:val="zh_TW" w:bidi="zh_TW"/>
+        </w:rPr>
+        <w:t>），為人類提供了救贖（</w:t>
+      </w:r>
+      <w:hyperlink r:id="rId173">
+        <w:r>
+          <w:rPr>
+            <w:lang w:val="zh_TW" w:bidi="zh_TW"/>
+          </w:rPr>
+          <w:rPr>
+            <w:color w:val="0000EE"/>
+            <w:u w:val="single"/>
+          </w:rPr>
+          <w:t>多2:13–14</w:t>
+        </w:r>
+      </w:hyperlink>
+      <w:r>
+        <w:rPr>
+          <w:lang w:val="zh_TW" w:bidi="zh_TW"/>
+        </w:rPr>
+        <w:t>），並成為信徒的盼望（</w:t>
+      </w:r>
+      <w:hyperlink r:id="rId174">
+        <w:r>
+          <w:rPr>
+            <w:lang w:val="zh_TW" w:bidi="zh_TW"/>
+          </w:rPr>
+          <w:rPr>
+            <w:color w:val="0000EE"/>
+            <w:u w:val="single"/>
+          </w:rPr>
+          <w:t>腓3:20–21</w:t>
+        </w:r>
+      </w:hyperlink>
+      <w:r>
+        <w:rPr>
+          <w:lang w:val="zh_TW" w:bidi="zh_TW"/>
+        </w:rPr>
+        <w:t>）。「救主」這個詞本身固有的概念是救人或將人從危險中拯救到安全的位置。耶穌已經將信徒從罪和死中拯救出來，帶入到永生和生命中（</w:t>
+      </w:r>
+      <w:hyperlink r:id="rId175">
+        <w:r>
+          <w:rPr>
+            <w:lang w:val="zh_TW" w:bidi="zh_TW"/>
+          </w:rPr>
+          <w:rPr>
+            <w:color w:val="0000EE"/>
+            <w:u w:val="single"/>
+          </w:rPr>
+          <w:t>提後1:10</w:t>
+        </w:r>
+      </w:hyperlink>
+      <w:r>
+        <w:rPr>
+          <w:lang w:val="zh_TW" w:bidi="zh_TW"/>
+        </w:rPr>
+        <w:t>）。雖然耶穌從未稱自己為救主（soter），但天使在耶穌降生時宣告祂為救主（</w:t>
+      </w:r>
+      <w:hyperlink r:id="rId176">
+        <w:r>
+          <w:rPr>
+            <w:lang w:val="zh_TW" w:bidi="zh_TW"/>
+          </w:rPr>
+          <w:rPr>
+            <w:color w:val="0000EE"/>
+            <w:u w:val="single"/>
+          </w:rPr>
+          <w:t>路2:11</w:t>
+        </w:r>
+      </w:hyperlink>
+      <w:r>
+        <w:rPr>
+          <w:lang w:val="zh_TW" w:bidi="zh_TW"/>
+        </w:rPr>
+        <w:t>），聽到耶穌話語的人承認耶穌是救主（</w:t>
+      </w:r>
+      <w:hyperlink r:id="rId177">
+        <w:r>
+          <w:rPr>
+            <w:lang w:val="zh_TW" w:bidi="zh_TW"/>
+          </w:rPr>
+          <w:rPr>
+            <w:color w:val="0000EE"/>
+            <w:u w:val="single"/>
+          </w:rPr>
+          <w:t>約4:42</w:t>
+        </w:r>
+      </w:hyperlink>
+      <w:r>
+        <w:rPr>
+          <w:lang w:val="zh_TW" w:bidi="zh_TW"/>
+        </w:rPr>
+        <w:t>），早期教會也宣告耶穌為救主（</w:t>
+      </w:r>
+      <w:hyperlink r:id="rId178">
+        <w:r>
+          <w:rPr>
+            <w:lang w:val="zh_TW" w:bidi="zh_TW"/>
+          </w:rPr>
+          <w:rPr>
+            <w:color w:val="0000EE"/>
+            <w:u w:val="single"/>
+          </w:rPr>
+          <w:t>徒5:31</w:t>
+        </w:r>
+      </w:hyperlink>
+      <w:r>
+        <w:rPr>
+          <w:lang w:val="zh_TW" w:bidi="zh_TW"/>
+        </w:rPr>
+        <w:t>，</w:t>
+      </w:r>
+      <w:hyperlink r:id="rId171">
+        <w:r>
+          <w:rPr>
+            <w:lang w:val="zh_TW" w:bidi="zh_TW"/>
+          </w:rPr>
+          <w:rPr>
+            <w:color w:val="0000EE"/>
+            <w:u w:val="single"/>
+          </w:rPr>
+          <w:t>13:23</w:t>
+        </w:r>
+      </w:hyperlink>
+      <w:r>
+        <w:rPr>
+          <w:lang w:val="zh_TW" w:bidi="zh_TW"/>
+        </w:rPr>
+        <w:t>）。救恩是耶穌使命的核心（</w:t>
+      </w:r>
+      <w:hyperlink r:id="rId179">
+        <w:r>
+          <w:rPr>
+            <w:lang w:val="zh_TW" w:bidi="zh_TW"/>
+          </w:rPr>
+          <w:rPr>
+            <w:color w:val="0000EE"/>
+            <w:u w:val="single"/>
+          </w:rPr>
+          <w:t>路19:10</w:t>
+        </w:r>
+      </w:hyperlink>
+      <w:r>
+        <w:rPr>
+          <w:lang w:val="zh_TW" w:bidi="zh_TW"/>
+        </w:rPr>
+        <w:t>）。保羅教導說，基督是教會現在（</w:t>
+      </w:r>
+      <w:hyperlink r:id="rId180">
+        <w:r>
+          <w:rPr>
+            <w:lang w:val="zh_TW" w:bidi="zh_TW"/>
+          </w:rPr>
+          <w:rPr>
+            <w:color w:val="0000EE"/>
+            <w:u w:val="single"/>
+          </w:rPr>
+          <w:t>弗5:23</w:t>
+        </w:r>
+      </w:hyperlink>
+      <w:r>
+        <w:rPr>
+          <w:lang w:val="zh_TW" w:bidi="zh_TW"/>
+        </w:rPr>
+        <w:t>）和將來（</w:t>
+      </w:r>
+      <w:hyperlink r:id="rId181">
+        <w:r>
+          <w:rPr>
+            <w:lang w:val="zh_TW" w:bidi="zh_TW"/>
+          </w:rPr>
+          <w:rPr>
+            <w:color w:val="0000EE"/>
+            <w:u w:val="single"/>
+          </w:rPr>
+          <w:t>腓3:20</w:t>
+        </w:r>
+      </w:hyperlink>
+      <w:r>
+        <w:rPr>
+          <w:lang w:val="zh_TW" w:bidi="zh_TW"/>
+        </w:rPr>
+        <w:t>）的救主。</w:t>
+      </w:r>
+    </w:p>
+    <w:p>
+      <w:pPr/>
+      <w:r>
+        <w:rPr>
+          <w:lang w:val="zh_TW" w:bidi="zh_TW"/>
+        </w:rPr>
+      </w:r>
+      <w:r>
+        <w:rPr>
+          <w:lang w:val="zh_TW" w:bidi="zh_TW"/>
+        </w:rPr>
+        <w:t>救主這個稱謂在教牧書信中應用於神，並且明確地代表神是所有人的救主（</w:t>
+      </w:r>
+      <w:hyperlink r:id="rId182">
+        <w:r>
+          <w:rPr>
+            <w:lang w:val="zh_TW" w:bidi="zh_TW"/>
+          </w:rPr>
+          <w:rPr>
+            <w:color w:val="0000EE"/>
+            <w:u w:val="single"/>
+          </w:rPr>
+          <w:t>提前2:3</w:t>
+        </w:r>
+      </w:hyperlink>
+      <w:r>
+        <w:rPr>
+          <w:lang w:val="zh_TW" w:bidi="zh_TW"/>
+        </w:rPr>
+        <w:t>，</w:t>
+      </w:r>
+      <w:hyperlink r:id="rId183">
+        <w:r>
+          <w:rPr>
+            <w:lang w:val="zh_TW" w:bidi="zh_TW"/>
+          </w:rPr>
+          <w:rPr>
+            <w:color w:val="0000EE"/>
+            <w:u w:val="single"/>
+          </w:rPr>
+          <w:t>4:10</w:t>
+        </w:r>
+      </w:hyperlink>
+      <w:r>
+        <w:rPr>
+          <w:lang w:val="zh_TW" w:bidi="zh_TW"/>
+        </w:rPr>
+        <w:t>）。教牧書信還明確地稱耶穌為救主（</w:t>
+      </w:r>
+      <w:hyperlink r:id="rId175">
+        <w:r>
+          <w:rPr>
+            <w:lang w:val="zh_TW" w:bidi="zh_TW"/>
+          </w:rPr>
+          <w:rPr>
+            <w:color w:val="0000EE"/>
+            <w:u w:val="single"/>
+          </w:rPr>
+          <w:t>提後1:10</w:t>
+        </w:r>
+      </w:hyperlink>
+      <w:r>
+        <w:rPr>
+          <w:lang w:val="zh_TW" w:bidi="zh_TW"/>
+        </w:rPr>
+        <w:t>；</w:t>
+      </w:r>
+      <w:hyperlink r:id="rId184">
+        <w:r>
+          <w:rPr>
+            <w:lang w:val="zh_TW" w:bidi="zh_TW"/>
+          </w:rPr>
+          <w:rPr>
+            <w:color w:val="0000EE"/>
+            <w:u w:val="single"/>
+          </w:rPr>
+          <w:t>多3:6</w:t>
+        </w:r>
+      </w:hyperlink>
+      <w:r>
+        <w:rPr>
+          <w:lang w:val="zh_TW" w:bidi="zh_TW"/>
+        </w:rPr>
+        <w:t>），在某些情況下也宣稱祂耶穌是神—救主（</w:t>
+      </w:r>
+      <w:hyperlink r:id="rId185">
+        <w:r>
+          <w:rPr>
+            <w:lang w:val="zh_TW" w:bidi="zh_TW"/>
+          </w:rPr>
+          <w:rPr>
+            <w:color w:val="0000EE"/>
+            <w:u w:val="single"/>
+          </w:rPr>
+          <w:t>多2:13，</w:t>
+        </w:r>
+      </w:hyperlink>
+      <w:hyperlink r:id="rId186">
+        <w:r>
+          <w:rPr>
+            <w:lang w:val="zh_TW" w:bidi="zh_TW"/>
+          </w:rPr>
+          <w:rPr>
+            <w:color w:val="0000EE"/>
+            <w:u w:val="single"/>
+          </w:rPr>
+          <w:t>3:4–6</w:t>
+        </w:r>
+      </w:hyperlink>
+      <w:r>
+        <w:rPr>
+          <w:lang w:val="zh_TW" w:bidi="zh_TW"/>
+        </w:rPr>
+        <w:t>）在整卷彼得後書中，救主是耶穌基督的稱謂（例如，</w:t>
+      </w:r>
+      <w:hyperlink r:id="rId187">
+        <w:r>
+          <w:rPr>
+            <w:lang w:val="zh_TW" w:bidi="zh_TW"/>
+          </w:rPr>
+          <w:rPr>
+            <w:color w:val="0000EE"/>
+            <w:u w:val="single"/>
+          </w:rPr>
+          <w:t>彼後2:20</w:t>
+        </w:r>
+      </w:hyperlink>
+      <w:r>
+        <w:rPr>
+          <w:lang w:val="zh_TW" w:bidi="zh_TW"/>
+        </w:rPr>
+        <w:t>）。約翰在他的第一封書信中，用這個詞來描述耶穌是父差來拯救世人的救主（</w:t>
+      </w:r>
+      <w:hyperlink r:id="rId188">
+        <w:r>
+          <w:rPr>
+            <w:lang w:val="zh_TW" w:bidi="zh_TW"/>
+          </w:rPr>
+          <w:rPr>
+            <w:color w:val="0000EE"/>
+            <w:u w:val="single"/>
+          </w:rPr>
+          <w:t>約一4:14</w:t>
+        </w:r>
+      </w:hyperlink>
+      <w:r>
+        <w:rPr>
+          <w:lang w:val="zh_TW" w:bidi="zh_TW"/>
+        </w:rPr>
+        <w:t>）。</w:t>
+      </w:r>
+    </w:p>
+    <w:p>
+      <w:pPr/>
+      <w:r>
+        <w:rPr>
+          <w:lang w:val="zh_TW" w:bidi="zh_TW"/>
+        </w:rPr>
+      </w:r>
+      <w:r>
+        <w:rPr>
+          <w:i/>
+          <w:lang w:val="zh_TW" w:bidi="zh_TW"/>
+        </w:rPr>
+        <w:t>另見</w:t>
+      </w:r>
+      <w:r>
+        <w:rPr>
+          <w:lang w:val="zh_TW" w:bidi="zh_TW"/>
+        </w:rPr>
+        <w:t xml:space="preserve"> </w:t>
+      </w:r>
+      <w:r>
+        <w:rPr>
+          <w:lang w:val="zh_TW" w:bidi="zh_TW"/>
+        </w:rPr>
+        <w:t>救恩</w:t>
+      </w:r>
+      <w:r>
+        <w:rPr>
+          <w:lang w:val="zh_TW" w:bidi="zh_TW"/>
+        </w:rPr>
+        <w:t>。</w:t>
+      </w:r>
+      <w:r>
+        <w:rPr>
+          <w:lang w:val="zh_TW" w:bidi="zh_TW"/>
+        </w:rPr>
+      </w:r>
+      <w:r>
+        <w:rPr>
+          <w:lang w:val="zh_TW" w:bidi="zh_TW"/>
+        </w:rPr>
+      </w:r>
+    </w:p>
+    <w:p>
+      <w:pPr/>
+      <w:r>
+        <w:rPr>
+          <w:lang w:val="zh_TW" w:bidi="zh_TW"/>
+        </w:rPr>
+      </w:r>
+    </w:p>
+    <w:p>
+      <w:pPr>
+        <w:pStyle w:val="Heading2"/>
+      </w:pPr>
+      <w:r>
+        <w:rPr>
+          <w:lang w:val="zh_TW" w:bidi="zh_TW"/>
+        </w:rPr>
+        <w:t>舊人與新人</w:t>
+      </w:r>
+      <w:r>
+        <w:rPr>
+          <w:lang w:val="zh_TW" w:bidi="zh_TW"/>
+        </w:rPr>
+      </w:r>
+    </w:p>
+    <w:p>
+      <w:pPr/>
+      <w:r>
+        <w:rPr>
+          <w:lang w:val="zh_TW" w:bidi="zh_TW"/>
+        </w:rPr>
+      </w:r>
+      <w:r>
+        <w:rPr>
+          <w:lang w:val="zh_TW" w:bidi="zh_TW"/>
+        </w:rPr>
+        <w:t>聖經用這個概念，描述人在基督裡的狀態。人按照神的形像被造，目的是要與祂相交（</w:t>
+      </w:r>
+      <w:hyperlink r:id="rId189">
+        <w:r>
+          <w:rPr>
+            <w:lang w:val="zh_TW" w:bidi="zh_TW"/>
+          </w:rPr>
+          <w:rPr>
+            <w:color w:val="0000EE"/>
+            <w:u w:val="single"/>
+          </w:rPr>
+          <w:t>創1:26–27</w:t>
+        </w:r>
+      </w:hyperlink>
+      <w:r>
+        <w:rPr>
+          <w:lang w:val="zh_TW" w:bidi="zh_TW"/>
+        </w:rPr>
+        <w:t>）。神曾在具體的情境中，向亞當和夏娃表明祂的旨意（</w:t>
+      </w:r>
+      <w:hyperlink r:id="rId190">
+        <w:r>
+          <w:rPr>
+            <w:lang w:val="zh_TW" w:bidi="zh_TW"/>
+          </w:rPr>
+          <w:rPr>
+            <w:color w:val="0000EE"/>
+            <w:u w:val="single"/>
+          </w:rPr>
+          <w:t>創2:15–17</w:t>
+        </w:r>
+      </w:hyperlink>
+      <w:r>
+        <w:rPr>
+          <w:lang w:val="zh_TW" w:bidi="zh_TW"/>
+        </w:rPr>
+        <w:t>），然而他們卻運用自由意志，違背了神的命令（</w:t>
+      </w:r>
+      <w:hyperlink r:id="rId191">
+        <w:r>
+          <w:rPr>
+            <w:lang w:val="zh_TW" w:bidi="zh_TW"/>
+          </w:rPr>
+          <w:rPr>
+            <w:color w:val="0000EE"/>
+            <w:u w:val="single"/>
+          </w:rPr>
+          <w:t>創3:1–7</w:t>
+        </w:r>
+      </w:hyperlink>
+      <w:r>
+        <w:rPr>
+          <w:lang w:val="zh_TW" w:bidi="zh_TW"/>
+        </w:rPr>
+        <w:t>）。因此，人類都死在罪中（</w:t>
+      </w:r>
+      <w:hyperlink r:id="rId192">
+        <w:r>
+          <w:rPr>
+            <w:lang w:val="zh_TW" w:bidi="zh_TW"/>
+          </w:rPr>
+          <w:rPr>
+            <w:color w:val="0000EE"/>
+            <w:u w:val="single"/>
+          </w:rPr>
+          <w:t>羅5:12–21</w:t>
+        </w:r>
+      </w:hyperlink>
+      <w:r>
+        <w:rPr>
+          <w:lang w:val="zh_TW" w:bidi="zh_TW"/>
+        </w:rPr>
+        <w:t>；</w:t>
+      </w:r>
+      <w:hyperlink r:id="rId193">
+        <w:r>
+          <w:rPr>
+            <w:lang w:val="zh_TW" w:bidi="zh_TW"/>
+          </w:rPr>
+          <w:rPr>
+            <w:color w:val="0000EE"/>
+            <w:u w:val="single"/>
+          </w:rPr>
+          <w:t>弗2:1–3</w:t>
+        </w:r>
+      </w:hyperlink>
+      <w:r>
+        <w:rPr>
+          <w:lang w:val="zh_TW" w:bidi="zh_TW"/>
+        </w:rPr>
+        <w:t>）。亞當和夏娃的罪被傳遞給全人類（即原罪），人生來就帶有犯罪的傾向（</w:t>
+      </w:r>
+      <w:hyperlink r:id="rId194">
+        <w:r>
+          <w:rPr>
+            <w:lang w:val="zh_TW" w:bidi="zh_TW"/>
+          </w:rPr>
+          <w:rPr>
+            <w:color w:val="0000EE"/>
+            <w:u w:val="single"/>
+          </w:rPr>
+          <w:t>詩51:5</w:t>
+        </w:r>
+      </w:hyperlink>
+      <w:r>
+        <w:rPr>
+          <w:lang w:val="zh_TW" w:bidi="zh_TW"/>
+        </w:rPr>
+        <w:t>），一旦達到道德責任的年齡，人便會開始犯罪。保羅稱這種狀態為「舊人」，舊人雖然可以遵守部份律法，並作出善行，但舊人永遠無法靠自己所做足夠的善事來換取救恩。舊人必須被更新為「新人」，否則將承受罪的惡果。唯有神能成就這種徹底的改變，人只能憑信心領受神白白的恩典。</w:t>
+      </w:r>
+    </w:p>
+    <w:p>
+      <w:pPr/>
+      <w:r>
+        <w:rPr>
+          <w:lang w:val="zh_TW" w:bidi="zh_TW"/>
+        </w:rPr>
+      </w:r>
+      <w:r>
+        <w:rPr>
+          <w:lang w:val="zh_TW" w:bidi="zh_TW"/>
+        </w:rPr>
+        <w:t>大衛在</w:t>
+      </w:r>
+      <w:hyperlink r:id="rId195">
+        <w:r>
+          <w:rPr>
+            <w:lang w:val="zh_TW" w:bidi="zh_TW"/>
+          </w:rPr>
+          <w:rPr>
+            <w:color w:val="0000EE"/>
+            <w:u w:val="single"/>
+          </w:rPr>
+          <w:t>詩篇五十一篇</w:t>
+        </w:r>
+      </w:hyperlink>
+      <w:r>
+        <w:rPr>
+          <w:lang w:val="zh_TW" w:bidi="zh_TW"/>
+        </w:rPr>
+        <w:t>中向神呼求，求祂除去自己罪孽的罪咎。在第</w:t>
+      </w:r>
+      <w:hyperlink r:id="rId196">
+        <w:r>
+          <w:rPr>
+            <w:lang w:val="zh_TW" w:bidi="zh_TW"/>
+          </w:rPr>
+          <w:rPr>
+            <w:color w:val="0000EE"/>
+            <w:u w:val="single"/>
+          </w:rPr>
+          <w:t>10</w:t>
+        </w:r>
+      </w:hyperlink>
+      <w:r>
+        <w:rPr>
+          <w:lang w:val="zh_TW" w:bidi="zh_TW"/>
+        </w:rPr>
+        <w:t>節，他懇求說：「神啊，求你為我造清潔的心，使我裡面重新有正直的靈。」神在</w:t>
+      </w:r>
+      <w:hyperlink r:id="rId197">
+        <w:r>
+          <w:rPr>
+            <w:lang w:val="zh_TW" w:bidi="zh_TW"/>
+          </w:rPr>
+          <w:rPr>
+            <w:color w:val="0000EE"/>
+            <w:u w:val="single"/>
+          </w:rPr>
+          <w:t>以西結書十一章19節</w:t>
+        </w:r>
+      </w:hyperlink>
+      <w:r>
+        <w:rPr>
+          <w:lang w:val="zh_TW" w:bidi="zh_TW"/>
+        </w:rPr>
+        <w:t>，</w:t>
+      </w:r>
+      <w:hyperlink r:id="rId198">
+        <w:r>
+          <w:rPr>
+            <w:lang w:val="zh_TW" w:bidi="zh_TW"/>
+          </w:rPr>
+          <w:rPr>
+            <w:color w:val="0000EE"/>
+            <w:u w:val="single"/>
+          </w:rPr>
+          <w:t>十八章31節</w:t>
+        </w:r>
+      </w:hyperlink>
+      <w:r>
+        <w:rPr>
+          <w:lang w:val="zh_TW" w:bidi="zh_TW"/>
+        </w:rPr>
+        <w:t>和</w:t>
+      </w:r>
+      <w:hyperlink r:id="rId199">
+        <w:r>
+          <w:rPr>
+            <w:lang w:val="zh_TW" w:bidi="zh_TW"/>
+          </w:rPr>
+          <w:rPr>
+            <w:color w:val="0000EE"/>
+            <w:u w:val="single"/>
+          </w:rPr>
+          <w:t>三十六章26節</w:t>
+        </w:r>
+      </w:hyperlink>
+      <w:r>
+        <w:rPr>
+          <w:lang w:val="zh_TW" w:bidi="zh_TW"/>
+        </w:rPr>
+        <w:t>中，應許悔改的罪人一顆新心和新靈。在</w:t>
+      </w:r>
+      <w:hyperlink r:id="rId200">
+        <w:r>
+          <w:rPr>
+            <w:lang w:val="zh_TW" w:bidi="zh_TW"/>
+          </w:rPr>
+          <w:rPr>
+            <w:color w:val="0000EE"/>
+            <w:u w:val="single"/>
+          </w:rPr>
+          <w:t>羅馬書六章5至11節</w:t>
+        </w:r>
+      </w:hyperlink>
+      <w:r>
+        <w:rPr>
+          <w:lang w:val="zh_TW" w:bidi="zh_TW"/>
+        </w:rPr>
+        <w:t>中，保羅指出舊人已經與基督同釘十字架，因此他得出結論：「這樣，你們向罪也當看自己是死的；向神在基督耶穌裡，卻當看自己是活的」（</w:t>
+      </w:r>
+      <w:hyperlink r:id="rId201">
+        <w:r>
+          <w:rPr>
+            <w:lang w:val="zh_TW" w:bidi="zh_TW"/>
+          </w:rPr>
+          <w:rPr>
+            <w:color w:val="0000EE"/>
+            <w:u w:val="single"/>
+          </w:rPr>
+          <w:t>6:11</w:t>
+        </w:r>
+      </w:hyperlink>
+      <w:r>
+        <w:rPr>
+          <w:lang w:val="zh_TW" w:bidi="zh_TW"/>
+        </w:rPr>
+        <w:t>）。在</w:t>
+      </w:r>
+      <w:hyperlink r:id="rId202">
+        <w:r>
+          <w:rPr>
+            <w:lang w:val="zh_TW" w:bidi="zh_TW"/>
+          </w:rPr>
+          <w:rPr>
+            <w:color w:val="0000EE"/>
+            <w:u w:val="single"/>
+          </w:rPr>
+          <w:t>以弗所書四章22至24節</w:t>
+        </w:r>
+      </w:hyperlink>
+      <w:r>
+        <w:rPr>
+          <w:lang w:val="zh_TW" w:bidi="zh_TW"/>
+        </w:rPr>
+        <w:t>和</w:t>
+      </w:r>
+      <w:hyperlink r:id="rId203">
+        <w:r>
+          <w:rPr>
+            <w:lang w:val="zh_TW" w:bidi="zh_TW"/>
+          </w:rPr>
+          <w:rPr>
+            <w:color w:val="0000EE"/>
+            <w:u w:val="single"/>
+          </w:rPr>
+          <w:t>歌羅西書三章9至10節</w:t>
+        </w:r>
+      </w:hyperlink>
+      <w:r>
+        <w:rPr>
+          <w:lang w:val="zh_TW" w:bidi="zh_TW"/>
+        </w:rPr>
+        <w:t>中，他教導信徒明白，他們已經脫去舊人，穿上新人。耶穌也將這種徹底的改變稱為「重生」——不是肉身的第二次出生（正如尼哥底母所誤解的），而是屬靈的出生（</w:t>
+      </w:r>
+      <w:hyperlink r:id="rId204">
+        <w:r>
+          <w:rPr>
+            <w:lang w:val="zh_TW" w:bidi="zh_TW"/>
+          </w:rPr>
+          <w:rPr>
+            <w:color w:val="0000EE"/>
+            <w:u w:val="single"/>
+          </w:rPr>
+          <w:t>約3:6</w:t>
+        </w:r>
+      </w:hyperlink>
+      <w:r>
+        <w:rPr>
+          <w:lang w:val="zh_TW" w:bidi="zh_TW"/>
+        </w:rPr>
+        <w:t>）。唯有神的恩典能將舊人變成新人，舊人是藉著信心接受神的恩典，但這信心本身也是神的恩賜（</w:t>
+      </w:r>
+      <w:hyperlink r:id="rId205">
+        <w:r>
+          <w:rPr>
+            <w:lang w:val="zh_TW" w:bidi="zh_TW"/>
+          </w:rPr>
+          <w:rPr>
+            <w:color w:val="0000EE"/>
+            <w:u w:val="single"/>
+          </w:rPr>
+          <w:t>弗2:8</w:t>
+        </w:r>
+      </w:hyperlink>
+      <w:r>
+        <w:rPr>
+          <w:lang w:val="zh_TW" w:bidi="zh_TW"/>
+        </w:rPr>
+        <w:t>）。新人因此成為神的兒女。然而，新人並非立刻完全無瑕。他仍須在今生與罪爭戰，不斷努力追求聖潔，越來越接近完全成聖的理想。他只有在將來的復活裡才會達到那完全（</w:t>
+      </w:r>
+      <w:hyperlink r:id="rId206">
+        <w:r>
+          <w:rPr>
+            <w:lang w:val="zh_TW" w:bidi="zh_TW"/>
+          </w:rPr>
+          <w:rPr>
+            <w:color w:val="0000EE"/>
+            <w:u w:val="single"/>
+          </w:rPr>
+          <w:t>林前15:42–45</w:t>
+        </w:r>
+      </w:hyperlink>
+      <w:r>
+        <w:rPr>
+          <w:lang w:val="zh_TW" w:bidi="zh_TW"/>
+        </w:rPr>
+        <w:t>），到那時「一切都更新了」（</w:t>
+      </w:r>
+      <w:hyperlink r:id="rId207">
+        <w:r>
+          <w:rPr>
+            <w:lang w:val="zh_TW" w:bidi="zh_TW"/>
+          </w:rPr>
+          <w:rPr>
+            <w:color w:val="0000EE"/>
+            <w:u w:val="single"/>
+          </w:rPr>
+          <w:t>啟21:5</w:t>
+        </w:r>
+      </w:hyperlink>
+      <w:r>
+        <w:rPr>
+          <w:lang w:val="zh_TW" w:bidi="zh_TW"/>
+        </w:rPr>
+        <w:t>）。</w:t>
+      </w:r>
+    </w:p>
+    <w:p>
+      <w:pPr/>
+      <w:r>
+        <w:rPr>
+          <w:lang w:val="zh_TW" w:bidi="zh_TW"/>
+        </w:rPr>
+      </w:r>
+      <w:r>
+        <w:rPr>
+          <w:i/>
+          <w:lang w:val="zh_TW" w:bidi="zh_TW"/>
+        </w:rPr>
+        <w:t>另見</w:t>
+      </w:r>
+      <w:r>
+        <w:rPr>
+          <w:lang w:val="zh_TW" w:bidi="zh_TW"/>
+        </w:rPr>
+        <w:t>亞當（人）</w:t>
+      </w:r>
+      <w:r>
+        <w:rPr>
+          <w:lang w:val="zh_TW" w:bidi="zh_TW"/>
+        </w:rPr>
+        <w:t>、</w:t>
+      </w:r>
+      <w:r>
+        <w:rPr>
+          <w:lang w:val="zh_TW" w:bidi="zh_TW"/>
+        </w:rPr>
+        <w:t>人</w:t>
+      </w:r>
+      <w:r>
+        <w:rPr>
+          <w:lang w:val="zh_TW" w:bidi="zh_TW"/>
+        </w:rPr>
+        <w:t>、</w:t>
+      </w:r>
+      <w:r>
+        <w:rPr>
+          <w:lang w:val="zh_TW" w:bidi="zh_TW"/>
+        </w:rPr>
+        <w:t>屬血氣的人</w:t>
+      </w:r>
+      <w:r>
+        <w:rPr>
+          <w:lang w:val="zh_TW" w:bidi="zh_TW"/>
+        </w:rPr>
+        <w:t>、</w:t>
+      </w:r>
+      <w:r>
+        <w:rPr>
+          <w:lang w:val="zh_TW" w:bidi="zh_TW"/>
+        </w:rPr>
+        <w:t>重生</w:t>
       </w:r>
       <w:r>
         <w:rPr>

--- a/zht/docx/070.content.docx
+++ b/zht/docx/070.content.docx
@@ -149,7 +149,7 @@
         <w:rPr>
           <w:lang w:val="zh_TW" w:bidi="zh_TW"/>
         </w:rPr>
-        <w:t>jiu</w:t>
+        <w:t>jing</w:t>
       </w:r>
       <w:r>
         <w:rPr>
@@ -212,7 +212,7 @@
         <w:rPr>
           <w:lang w:val="zh_TW" w:bidi="zh_TW"/>
         </w:rPr>
-        <w:t>酒</w:t>
+        <w:t>荊棘</w:t>
       </w:r>
       <w:r>
         <w:rPr>
@@ -231,18 +231,7 @@
         <w:rPr>
           <w:lang w:val="zh_TW" w:bidi="zh_TW"/>
         </w:rPr>
-        <w:t>由發酵的葡萄汁製成的飲料。</w:t>
-      </w:r>
-    </w:p>
-    <w:p>
-      <w:pPr>
-        <w:pStyle w:val="Heading3"/>
-      </w:pPr>
-      <w:r>
-        <w:rPr>
-          <w:lang w:val="zh_TW" w:bidi="zh_TW"/>
-        </w:rPr>
-        <w:t>起源</w:t>
+        <w:t>荊棘是生長在植物莖或枝上的銳利尖刺。荊棘可能會刺傷觸碰它們的人或動物。有些植物會長出荊棘以自我保護。</w:t>
       </w:r>
     </w:p>
     <w:p>
@@ -256,7 +245,7 @@
         <w:rPr>
           <w:lang w:val="zh_TW" w:bidi="zh_TW"/>
         </w:rPr>
-        <w:t>挪亞是最早醲造酒的人之一（</w:t>
+        <w:t>聖經經常提到荊棘。它們可以是土地上自然生長的植物的一部分，也可以象徵痛苦、困難或懲罰。例如，在亞當與夏娃犯罪之後，神說土地要長出荊棘和蒺藜（</w:t>
       </w:r>
       <w:hyperlink r:id="rId13">
         <w:r>
@@ -267,14 +256,14 @@
             <w:color w:val="0000EE"/>
             <w:u w:val="single"/>
           </w:rPr>
-          <w:t>創9:21</w:t>
+          <w:t>創3:18</w:t>
         </w:r>
       </w:hyperlink>
       <w:r>
         <w:rPr>
           <w:lang w:val="zh_TW" w:bidi="zh_TW"/>
         </w:rPr>
-        <w:t>），據推測他是在亞拉臘山的山坡上釀酒的。但釀酒並不限於那個地區，因為埃及以及後來的希臘都喜歡這種飲料。事實上，在史前時期的美索不達米亞就已經有釀酒技術，並在公元前3000年之前傳入埃及。</w:t>
+        <w:t>）。</w:t>
       </w:r>
     </w:p>
     <w:p>
@@ -288,18 +277,25 @@
         <w:rPr>
           <w:lang w:val="zh_TW" w:bidi="zh_TW"/>
         </w:rPr>
-        <w:t>「酒」這個詞可能與葡萄樹、葡萄園和黑葡萄的詞語有關。葡萄樹是帶來酒的植物，在近東世界中常被認為是「生命樹」。在埃及和美索不達米亞，據信有一位女神保護葡萄樹。位於亞述西北部山區的女神西里斯（Siris）被稱為「天上生命樹的女主人」。以諾一書三十二章4節稱葡萄樹為知識樹。根據猶太傳統，葡萄樹在洪水中被挪亞保留下來。</w:t>
-      </w:r>
-    </w:p>
-    <w:p>
-      <w:pPr>
-        <w:pStyle w:val="Heading3"/>
-      </w:pPr>
-      <w:r>
-        <w:rPr>
-          <w:lang w:val="zh_TW" w:bidi="zh_TW"/>
-        </w:rPr>
-        <w:t>釀酒的過程</w:t>
+        <w:t>人們曾在耶穌死前，用荊棘做成冠冕，放在耶穌的頭上嘲弄他（</w:t>
+      </w:r>
+      <w:hyperlink r:id="rId14">
+        <w:r>
+          <w:rPr>
+            <w:lang w:val="zh_TW" w:bidi="zh_TW"/>
+          </w:rPr>
+          <w:rPr>
+            <w:color w:val="0000EE"/>
+            <w:u w:val="single"/>
+          </w:rPr>
+          <w:t>太27:29</w:t>
+        </w:r>
+      </w:hyperlink>
+      <w:r>
+        <w:rPr>
+          <w:lang w:val="zh_TW" w:bidi="zh_TW"/>
+        </w:rPr>
+        <w:t>）。</w:t>
       </w:r>
     </w:p>
     <w:p>
@@ -311,35 +307,44 @@
       </w:r>
       <w:r>
         <w:rPr>
-          <w:lang w:val="zh_TW" w:bidi="zh_TW"/>
-        </w:rPr>
-        <w:t>現存關於釀酒技術的古代文獻很少，早期葡萄種植者的知識主要來自少數植物學家的經驗和興趣。亞里士多德有天賦的學生埃雷索斯的泰奧弗拉斯托斯（Theophrastus of Eresos）寫了一本名為</w:t>
-      </w:r>
-      <w:r>
-        <w:rPr>
           <w:i/>
           <w:lang w:val="zh_TW" w:bidi="zh_TW"/>
         </w:rPr>
-        <w:t>植物研究（Enquiry into Plants）</w:t>
-      </w:r>
-      <w:r>
-        <w:rPr>
-          <w:lang w:val="zh_TW" w:bidi="zh_TW"/>
-        </w:rPr>
-        <w:t>的書，展示了實踐經驗和理論的結合。後來，他還寫了</w:t>
-      </w:r>
-      <w:r>
-        <w:rPr>
-          <w:i/>
-          <w:lang w:val="zh_TW" w:bidi="zh_TW"/>
-        </w:rPr>
-        <w:t>植物的生命（On the Life of Plants）</w:t>
-      </w:r>
-      <w:r>
-        <w:rPr>
-          <w:lang w:val="zh_TW" w:bidi="zh_TW"/>
-        </w:rPr>
-        <w:t>，這是一部詳細觀察釀酒過程的作品。他關於何時種植、如何修剪、反對嫁接的觀點，以及如何照顧葡萄樹的想法，都展示了希臘人的天賦。他們將葡萄栽培提升為一門科學，這門科學在過去的2200年裡幾乎未曾改變。</w:t>
+        <w:t>見</w:t>
+      </w:r>
+      <w:r>
+        <w:rPr>
+          <w:lang w:val="zh_TW" w:bidi="zh_TW"/>
+        </w:rPr>
+        <w:t>蒺藜</w:t>
+      </w:r>
+      <w:r>
+        <w:rPr>
+          <w:lang w:val="zh_TW" w:bidi="zh_TW"/>
+        </w:rPr>
+        <w:t>，</w:t>
+      </w:r>
+      <w:r>
+        <w:rPr>
+          <w:lang w:val="zh_TW" w:bidi="zh_TW"/>
+        </w:rPr>
+        <w:t>荊棘</w:t>
+      </w:r>
+      <w:r>
+        <w:rPr>
+          <w:lang w:val="zh_TW" w:bidi="zh_TW"/>
+        </w:rPr>
+        <w:t>。</w:t>
+      </w:r>
+      <w:r>
+        <w:rPr>
+          <w:lang w:val="zh_TW" w:bidi="zh_TW"/>
+        </w:rPr>
+      </w:r>
+      <w:r>
+        <w:rPr>
+          <w:lang w:val="zh_TW" w:bidi="zh_TW"/>
+        </w:rPr>
       </w:r>
     </w:p>
     <w:p>
@@ -349,11 +354,21 @@
           <w:lang w:val="zh_TW" w:bidi="zh_TW"/>
         </w:rPr>
       </w:r>
-      <w:r>
-        <w:rPr>
-          <w:lang w:val="zh_TW" w:bidi="zh_TW"/>
-        </w:rPr>
-        <w:t>希臘葡萄種植者非常小心地確保他們的農作物成功種植。葡萄藤貼近地面生長，而不是被支撐起來。因此，會吃掉葡萄的老鼠和狐狸特別令人討厭，並且種植者必須頻繁除草來保持土壤中沒有雜草。但他們的方法總體上非常有效。</w:t>
+    </w:p>
+    <w:p>
+      <w:pPr>
+        <w:pStyle w:val="Heading2"/>
+      </w:pPr>
+      <w:r>
+        <w:rPr>
+          <w:lang w:val="zh_TW" w:bidi="zh_TW"/>
+        </w:rPr>
+        <w:t>井</w:t>
+      </w:r>
+      <w:r>
+        <w:rPr>
+          <w:lang w:val="zh_TW" w:bidi="zh_TW"/>
+        </w:rPr>
       </w:r>
     </w:p>
     <w:p>
@@ -367,20 +382,133 @@
         <w:rPr>
           <w:lang w:val="zh_TW" w:bidi="zh_TW"/>
         </w:rPr>
-        <w:t>每年九月初，葡萄會在平原地區被採收，而在月底則會在山區進行。在最初的載歌載舞慶祝節日中，工人們將成串的葡萄送到釀酒壓榨機中，這些壓榨機是傾斜向一角的低水泥槽。之後，工人們會用腳踩踏葡萄。第一道</w:t>
-      </w:r>
-      <w:r>
-        <w:rPr>
-          <w:i/>
-          <w:lang w:val="zh_TW" w:bidi="zh_TW"/>
-        </w:rPr>
-        <w:t>榨汁</w:t>
-      </w:r>
-      <w:r>
-        <w:rPr>
-          <w:lang w:val="zh_TW" w:bidi="zh_TW"/>
-        </w:rPr>
-        <w:t>（must，壓榨出的汁液）非常珍貴，因為可以用它釀造出最優質的酒。剩餘的果汁則是通過擠壓裝在布袋中的踩過的葡萄來提取的。第三類酒則是通過將剩下的葡萄與水混合甚至煮沸後提取的，這類酒通常只有窮人飲用。</w:t>
+        <w:t>人工的蓄水處所，水源來自地下泉水或雨水供應。由於聖經世界大部分地區地處乾旱到半乾旱區，因此井是人、牲畜和農作物灌溉的重要水源。不幸的是，大多數井並不能提供可靠的水源，因為它們依賴於稀少的降雨或間歇性的泉水（</w:t>
+      </w:r>
+      <w:hyperlink r:id="rId15">
+        <w:r>
+          <w:rPr>
+            <w:lang w:val="zh_TW" w:bidi="zh_TW"/>
+          </w:rPr>
+          <w:rPr>
+            <w:color w:val="0000EE"/>
+            <w:u w:val="single"/>
+          </w:rPr>
+          <w:t>箴25:26</w:t>
+        </w:r>
+      </w:hyperlink>
+      <w:r>
+        <w:rPr>
+          <w:lang w:val="zh_TW" w:bidi="zh_TW"/>
+        </w:rPr>
+        <w:t>）。因此，發現可靠的水源是值得慶祝的原因（</w:t>
+      </w:r>
+      <w:hyperlink r:id="rId16">
+        <w:r>
+          <w:rPr>
+            <w:lang w:val="zh_TW" w:bidi="zh_TW"/>
+          </w:rPr>
+          <w:rPr>
+            <w:color w:val="0000EE"/>
+            <w:u w:val="single"/>
+          </w:rPr>
+          <w:t>民21:17–18</w:t>
+        </w:r>
+      </w:hyperlink>
+      <w:r>
+        <w:rPr>
+          <w:lang w:val="zh_TW" w:bidi="zh_TW"/>
+        </w:rPr>
+        <w:t>），並且經常引發衝突（</w:t>
+      </w:r>
+      <w:hyperlink r:id="rId17">
+        <w:r>
+          <w:rPr>
+            <w:lang w:val="zh_TW" w:bidi="zh_TW"/>
+          </w:rPr>
+          <w:rPr>
+            <w:color w:val="0000EE"/>
+            <w:u w:val="single"/>
+          </w:rPr>
+          <w:t>創21:25–30</w:t>
+        </w:r>
+      </w:hyperlink>
+      <w:r>
+        <w:rPr>
+          <w:lang w:val="zh_TW" w:bidi="zh_TW"/>
+        </w:rPr>
+        <w:t>，</w:t>
+      </w:r>
+      <w:hyperlink r:id="rId18">
+        <w:r>
+          <w:rPr>
+            <w:lang w:val="zh_TW" w:bidi="zh_TW"/>
+          </w:rPr>
+          <w:rPr>
+            <w:color w:val="0000EE"/>
+            <w:u w:val="single"/>
+          </w:rPr>
+          <w:t>26:19–22</w:t>
+        </w:r>
+      </w:hyperlink>
+      <w:r>
+        <w:rPr>
+          <w:lang w:val="zh_TW" w:bidi="zh_TW"/>
+        </w:rPr>
+        <w:t>；</w:t>
+      </w:r>
+      <w:hyperlink r:id="rId19">
+        <w:r>
+          <w:rPr>
+            <w:lang w:val="zh_TW" w:bidi="zh_TW"/>
+          </w:rPr>
+          <w:rPr>
+            <w:color w:val="0000EE"/>
+            <w:u w:val="single"/>
+          </w:rPr>
+          <w:t>王下3:19</w:t>
+        </w:r>
+      </w:hyperlink>
+      <w:r>
+        <w:rPr>
+          <w:lang w:val="zh_TW" w:bidi="zh_TW"/>
+        </w:rPr>
+        <w:t>）。成功挖出水井並保護自己的飲水權通常是確定財產權的重要因素（</w:t>
+      </w:r>
+      <w:hyperlink r:id="rId17">
+        <w:r>
+          <w:rPr>
+            <w:lang w:val="zh_TW" w:bidi="zh_TW"/>
+          </w:rPr>
+          <w:rPr>
+            <w:color w:val="0000EE"/>
+            <w:u w:val="single"/>
+          </w:rPr>
+          <w:t>創21:25–30</w:t>
+        </w:r>
+      </w:hyperlink>
+      <w:r>
+        <w:rPr>
+          <w:lang w:val="zh_TW" w:bidi="zh_TW"/>
+        </w:rPr>
+        <w:t>，</w:t>
+      </w:r>
+      <w:hyperlink r:id="rId20">
+        <w:r>
+          <w:rPr>
+            <w:lang w:val="zh_TW" w:bidi="zh_TW"/>
+          </w:rPr>
+          <w:rPr>
+            <w:color w:val="0000EE"/>
+            <w:u w:val="single"/>
+          </w:rPr>
+          <w:t>29:2–3</w:t>
+        </w:r>
+      </w:hyperlink>
+      <w:r>
+        <w:rPr>
+          <w:lang w:val="zh_TW" w:bidi="zh_TW"/>
+        </w:rPr>
+        <w:t>）。</w:t>
       </w:r>
     </w:p>
     <w:p>
@@ -394,7 +522,115 @@
         <w:rPr>
           <w:lang w:val="zh_TW" w:bidi="zh_TW"/>
         </w:rPr>
-        <w:t>希臘人後來發明了橫樑壓榨機（beam press），長橫樑的一端有轉動部分，另一端懸掛著重石，用來壓榨多層葡萄。在古代近東地區使用了不同的葡萄壓榨方法，但即使在希臘，踩踏葡萄始終是最受歡迎的方式。</w:t>
+        <w:t>好的水井通常被認為是神攝理的象徵（</w:t>
+      </w:r>
+      <w:hyperlink r:id="rId21">
+        <w:r>
+          <w:rPr>
+            <w:lang w:val="zh_TW" w:bidi="zh_TW"/>
+          </w:rPr>
+          <w:rPr>
+            <w:color w:val="0000EE"/>
+            <w:u w:val="single"/>
+          </w:rPr>
+          <w:t>創16:14</w:t>
+        </w:r>
+      </w:hyperlink>
+      <w:r>
+        <w:rPr>
+          <w:lang w:val="zh_TW" w:bidi="zh_TW"/>
+        </w:rPr>
+        <w:t>，</w:t>
+      </w:r>
+      <w:hyperlink r:id="rId22">
+        <w:r>
+          <w:rPr>
+            <w:lang w:val="zh_TW" w:bidi="zh_TW"/>
+          </w:rPr>
+          <w:rPr>
+            <w:color w:val="0000EE"/>
+            <w:u w:val="single"/>
+          </w:rPr>
+          <w:t>21:19</w:t>
+        </w:r>
+      </w:hyperlink>
+      <w:r>
+        <w:rPr>
+          <w:lang w:val="zh_TW" w:bidi="zh_TW"/>
+        </w:rPr>
+        <w:t>；</w:t>
+      </w:r>
+      <w:hyperlink r:id="rId23">
+        <w:r>
+          <w:rPr>
+            <w:lang w:val="zh_TW" w:bidi="zh_TW"/>
+          </w:rPr>
+          <w:rPr>
+            <w:color w:val="0000EE"/>
+            <w:u w:val="single"/>
+          </w:rPr>
+          <w:t>民21:16–18</w:t>
+        </w:r>
+      </w:hyperlink>
+      <w:r>
+        <w:rPr>
+          <w:lang w:val="zh_TW" w:bidi="zh_TW"/>
+        </w:rPr>
+        <w:t>）。因此，聖經作者將泉水井的水比喻為神為祂子民所提供的救恩（</w:t>
+      </w:r>
+      <w:hyperlink r:id="rId24">
+        <w:r>
+          <w:rPr>
+            <w:lang w:val="zh_TW" w:bidi="zh_TW"/>
+          </w:rPr>
+          <w:rPr>
+            <w:color w:val="0000EE"/>
+            <w:u w:val="single"/>
+          </w:rPr>
+          <w:t>賽12:3</w:t>
+        </w:r>
+      </w:hyperlink>
+      <w:r>
+        <w:rPr>
+          <w:lang w:val="zh_TW" w:bidi="zh_TW"/>
+        </w:rPr>
+        <w:t>；</w:t>
+      </w:r>
+      <w:hyperlink r:id="rId25">
+        <w:r>
+          <w:rPr>
+            <w:lang w:val="zh_TW" w:bidi="zh_TW"/>
+          </w:rPr>
+          <w:rPr>
+            <w:color w:val="0000EE"/>
+            <w:u w:val="single"/>
+          </w:rPr>
+          <w:t>約4:14</w:t>
+        </w:r>
+      </w:hyperlink>
+      <w:r>
+        <w:rPr>
+          <w:lang w:val="zh_TW" w:bidi="zh_TW"/>
+        </w:rPr>
+        <w:t>）。蓄水池中所收集的雨水的水質相對較差，而那些可以汲取「活」水（即流動的水）的水井水質較好，這一區別有助於澄清耶穌向撒馬利亞婦人說提供「活水」時的對話（</w:t>
+      </w:r>
+      <w:hyperlink r:id="rId26">
+        <w:r>
+          <w:rPr>
+            <w:lang w:val="zh_TW" w:bidi="zh_TW"/>
+          </w:rPr>
+          <w:rPr>
+            <w:color w:val="0000EE"/>
+            <w:u w:val="single"/>
+          </w:rPr>
+          <w:t>約4:10–15</w:t>
+        </w:r>
+      </w:hyperlink>
+      <w:r>
+        <w:rPr>
+          <w:lang w:val="zh_TW" w:bidi="zh_TW"/>
+        </w:rPr>
+        <w:t>）。</w:t>
       </w:r>
     </w:p>
     <w:p>
@@ -406,9 +642,44 @@
       </w:r>
       <w:r>
         <w:rPr>
-          <w:lang w:val="zh_TW" w:bidi="zh_TW"/>
-        </w:rPr>
-        <w:t>在希臘，發酵期通常為六個月，在此期間液體不斷被撇去。然而，在古代近東，發酵過程通常在三到四天內完成，最佳發酵溫度為77度。古人知道繼續發酵會產生酸性。</w:t>
+          <w:i/>
+          <w:lang w:val="zh_TW" w:bidi="zh_TW"/>
+        </w:rPr>
+        <w:t xml:space="preserve">另見 </w:t>
+      </w:r>
+      <w:r>
+        <w:rPr>
+          <w:lang w:val="zh_TW" w:bidi="zh_TW"/>
+        </w:rPr>
+        <w:t>蓄水池</w:t>
+      </w:r>
+      <w:r>
+        <w:rPr>
+          <w:lang w:val="zh_TW" w:bidi="zh_TW"/>
+        </w:rPr>
+        <w:t>；</w:t>
+      </w:r>
+      <w:r>
+        <w:rPr>
+          <w:lang w:val="zh_TW" w:bidi="zh_TW"/>
+        </w:rPr>
+        <w:t>雅各井</w:t>
+      </w:r>
+      <w:r>
+        <w:rPr>
+          <w:lang w:val="zh_TW" w:bidi="zh_TW"/>
+        </w:rPr>
+        <w:t>。</w:t>
+      </w:r>
+      <w:r>
+        <w:rPr>
+          <w:lang w:val="zh_TW" w:bidi="zh_TW"/>
+        </w:rPr>
+      </w:r>
+      <w:r>
+        <w:rPr>
+          <w:lang w:val="zh_TW" w:bidi="zh_TW"/>
+        </w:rPr>
       </w:r>
     </w:p>
     <w:p>
@@ -418,22 +689,21 @@
           <w:lang w:val="zh_TW" w:bidi="zh_TW"/>
         </w:rPr>
       </w:r>
-      <w:r>
-        <w:rPr>
-          <w:lang w:val="zh_TW" w:bidi="zh_TW"/>
-        </w:rPr>
-        <w:t>在達到所需的發酵效果後，酒會被轉移到皮囊或陶罐中，以便運輸或銷售。把手和塞子上印有種類/品牌（brand）、產地和年份。此時，酒通過穿孔金屬篩網或布過濾，以消除沙粒或昆蟲等污染物。</w:t>
-      </w:r>
     </w:p>
     <w:p>
       <w:pPr>
-        <w:pStyle w:val="Heading3"/>
-      </w:pPr>
-      <w:r>
-        <w:rPr>
-          <w:lang w:val="zh_TW" w:bidi="zh_TW"/>
-        </w:rPr>
-        <w:t>酒的種類</w:t>
+        <w:pStyle w:val="Heading2"/>
+      </w:pPr>
+      <w:r>
+        <w:rPr>
+          <w:lang w:val="zh_TW" w:bidi="zh_TW"/>
+        </w:rPr>
+        <w:t>敬畏神的人</w:t>
+      </w:r>
+      <w:r>
+        <w:rPr>
+          <w:lang w:val="zh_TW" w:bidi="zh_TW"/>
+        </w:rPr>
       </w:r>
     </w:p>
     <w:p>
@@ -447,18 +717,61 @@
         <w:rPr>
           <w:lang w:val="zh_TW" w:bidi="zh_TW"/>
         </w:rPr>
-        <w:t>古代詩人討論了許多不同種類的酒，亞他那修（Athenaeus）提到85種不同的品種。蓋倫（Galen）列舉了60種，普林尼（Pliny）提到150種，而斯特拉波（Strabo）提到30種。酒根據不同的顏色（黑色、紅色、白色或黃色）和口味（乾、澀、淡或甜）來區分。聖經記載了各種酒，例如黎巴嫩和黑本的酒。希伯崙和撒馬利亞以釀酒聞名。希伯來文至少有九個不同的詞來表示酒，而希臘文有四個在新約中被提及。</w:t>
+        <w:t>深深尊敬、敬重或畏懼神的人。這種畏懼可能表現為：</w:t>
       </w:r>
     </w:p>
     <w:p>
       <w:pPr>
-        <w:pStyle w:val="Heading3"/>
-      </w:pPr>
-      <w:r>
-        <w:rPr>
-          <w:lang w:val="zh_TW" w:bidi="zh_TW"/>
-        </w:rPr>
-        <w:t>酒的性質</w:t>
+        <w:pStyle w:val="ListBullet"/>
+        <w:spacing w:line="240" w:lineRule="auto"/>
+        <w:ind w:left="720"/>
+      </w:pPr>
+      <w:r>
+        <w:rPr>
+          <w:lang w:val="zh_TW" w:bidi="zh_TW"/>
+        </w:rPr>
+      </w:r>
+      <w:r>
+        <w:rPr>
+          <w:lang w:val="zh_TW" w:bidi="zh_TW"/>
+        </w:rPr>
+        <w:t>表示尊敬的稱呼</w:t>
+      </w:r>
+    </w:p>
+    <w:p>
+      <w:pPr>
+        <w:pStyle w:val="ListBullet"/>
+        <w:spacing w:line="240" w:lineRule="auto"/>
+        <w:ind w:left="720"/>
+      </w:pPr>
+      <w:r>
+        <w:rPr>
+          <w:lang w:val="zh_TW" w:bidi="zh_TW"/>
+        </w:rPr>
+      </w:r>
+      <w:r>
+        <w:rPr>
+          <w:lang w:val="zh_TW" w:bidi="zh_TW"/>
+        </w:rPr>
+        <w:t>因恐懼而產生的情緒反應</w:t>
+      </w:r>
+    </w:p>
+    <w:p>
+      <w:pPr>
+        <w:pStyle w:val="ListBullet"/>
+        <w:spacing w:line="240" w:lineRule="auto"/>
+        <w:ind w:left="720"/>
+      </w:pPr>
+      <w:r>
+        <w:rPr>
+          <w:lang w:val="zh_TW" w:bidi="zh_TW"/>
+        </w:rPr>
+      </w:r>
+      <w:r>
+        <w:rPr>
+          <w:lang w:val="zh_TW" w:bidi="zh_TW"/>
+        </w:rPr>
+        <w:t>對神懲罰的畏懼</w:t>
       </w:r>
     </w:p>
     <w:p>
@@ -472,9 +785,9 @@
         <w:rPr>
           <w:lang w:val="zh_TW" w:bidi="zh_TW"/>
         </w:rPr>
-        <w:t>很少有人會質疑至少在舊約中有些酒是經過發酵的。然而，一些學者認為古代世界某些形式的酒未經發酵。他們對比了兩個希伯來文詞語，得出結論認為其中一個特定的詞語僅指新鮮葡萄汁（</w:t>
-      </w:r>
-      <w:hyperlink r:id="rId14">
+        <w:t>在舊約聖經裡，形容敬畏神的的人的片語，常與「帶著敬畏恃立」或「充滿敬畏（held in awe）」等術語並列。「崇敬耶和華（reverence for the Lord）」的用法較少見，但經文在俄巴底為拯救先知免受耶洗別殺害，而把他們藏起來時，用了這個表達（</w:t>
+      </w:r>
+      <w:hyperlink r:id="rId27">
         <w:r>
           <w:rPr>
             <w:lang w:val="zh_TW" w:bidi="zh_TW"/>
@@ -483,16 +796,16 @@
             <w:color w:val="0000EE"/>
             <w:u w:val="single"/>
           </w:rPr>
-          <w:t>箴3:10</w:t>
+          <w:t>王上18:3–4、12</w:t>
         </w:r>
       </w:hyperlink>
       <w:r>
         <w:rPr>
           <w:lang w:val="zh_TW" w:bidi="zh_TW"/>
         </w:rPr>
-        <w:t>；</w:t>
-      </w:r>
-      <w:hyperlink r:id="rId15">
+        <w:t>，和合本譯為敬畏耶和華）。一個敬畏神的統治者應當施行公義（</w:t>
+      </w:r>
+      <w:hyperlink r:id="rId28">
         <w:r>
           <w:rPr>
             <w:lang w:val="zh_TW" w:bidi="zh_TW"/>
@@ -501,7 +814,7 @@
             <w:color w:val="0000EE"/>
             <w:u w:val="single"/>
           </w:rPr>
-          <w:t>何9:2</w:t>
+          <w:t>撒下23:3</w:t>
         </w:r>
       </w:hyperlink>
       <w:r>
@@ -510,7 +823,7 @@
         </w:rPr>
         <w:t>；</w:t>
       </w:r>
-      <w:hyperlink r:id="rId16">
+      <w:hyperlink r:id="rId29">
         <w:r>
           <w:rPr>
             <w:lang w:val="zh_TW" w:bidi="zh_TW"/>
@@ -519,16 +832,16 @@
             <w:color w:val="0000EE"/>
             <w:u w:val="single"/>
           </w:rPr>
-          <w:t>珥2:24</w:t>
+          <w:t>代下19:7</w:t>
         </w:r>
       </w:hyperlink>
       <w:r>
         <w:rPr>
           <w:lang w:val="zh_TW" w:bidi="zh_TW"/>
         </w:rPr>
-        <w:t>；</w:t>
-      </w:r>
-      <w:hyperlink r:id="rId17">
+        <w:t>）。神應許敬畏祂的人得享長壽（</w:t>
+      </w:r>
+      <w:hyperlink r:id="rId30">
         <w:r>
           <w:rPr>
             <w:lang w:val="zh_TW" w:bidi="zh_TW"/>
@@ -537,16 +850,10 @@
             <w:color w:val="0000EE"/>
             <w:u w:val="single"/>
           </w:rPr>
-          <w:t>彌6:15</w:t>
+          <w:t>箴10:27，</w:t>
         </w:r>
       </w:hyperlink>
-      <w:r>
-        <w:rPr>
-          <w:lang w:val="zh_TW" w:bidi="zh_TW"/>
-        </w:rPr>
-        <w:t>）。然而，這一觀點並沒有得到確定，理由如下：（1）希伯來文詞語主要出現在中性語境中；（2）該詞語在某些語境中明確包含了發酵飲料（例如，</w:t>
-      </w:r>
-      <w:hyperlink r:id="rId18">
+      <w:hyperlink r:id="rId31">
         <w:r>
           <w:rPr>
             <w:lang w:val="zh_TW" w:bidi="zh_TW"/>
@@ -555,393 +862,7 @@
             <w:color w:val="0000EE"/>
             <w:u w:val="single"/>
           </w:rPr>
-          <w:t>創27:28</w:t>
-        </w:r>
-      </w:hyperlink>
-      <w:r>
-        <w:rPr>
-          <w:lang w:val="zh_TW" w:bidi="zh_TW"/>
-        </w:rPr>
-        <w:t>；</w:t>
-      </w:r>
-      <w:hyperlink r:id="rId19">
-        <w:r>
-          <w:rPr>
-            <w:lang w:val="zh_TW" w:bidi="zh_TW"/>
-          </w:rPr>
-          <w:rPr>
-            <w:color w:val="0000EE"/>
-            <w:u w:val="single"/>
-          </w:rPr>
-          <w:t>何4:11</w:t>
-        </w:r>
-      </w:hyperlink>
-      <w:r>
-        <w:rPr>
-          <w:lang w:val="zh_TW" w:bidi="zh_TW"/>
-        </w:rPr>
-        <w:t>；</w:t>
-      </w:r>
-      <w:hyperlink r:id="rId17">
-        <w:r>
-          <w:rPr>
-            <w:lang w:val="zh_TW" w:bidi="zh_TW"/>
-          </w:rPr>
-          <w:rPr>
-            <w:color w:val="0000EE"/>
-            <w:u w:val="single"/>
-          </w:rPr>
-          <w:t>彌6:15</w:t>
-        </w:r>
-      </w:hyperlink>
-      <w:r>
-        <w:rPr>
-          <w:lang w:val="zh_TW" w:bidi="zh_TW"/>
-        </w:rPr>
-        <w:t>）；（3）烏加里特文（Ugaritic）中的平行詞語確實指發酵酒；（4）七十士譯本的對應詞指的是發酵酒；（5）古代近東的發酵過程不像希臘，只需大約三天；（6）米示拿沒有提供任何有關使用未發酵酒的證據。因此，保存未經發酵的酒在當時可能是近乎不可能的任務。仔細研究所有的希伯來文詞語（以及它們的閃族同源詞）和希臘語文詞語可以證明，古代人幾乎不了解未發酵的酒。</w:t>
-      </w:r>
-    </w:p>
-    <w:p>
-      <w:pPr/>
-      <w:r>
-        <w:rPr>
-          <w:lang w:val="zh_TW" w:bidi="zh_TW"/>
-        </w:rPr>
-      </w:r>
-      <w:r>
-        <w:rPr>
-          <w:lang w:val="zh_TW" w:bidi="zh_TW"/>
-        </w:rPr>
-        <w:t>有大量證據表明，雖然酒總是經過發酵的，但在古典和希臘化世界中，通常會將酒與水混合。酒儲存在稱為雙耳瓶（amphorae）的大罐中</w:t>
-      </w:r>
-      <w:r>
-        <w:rPr>
-          <w:i/>
-          <w:lang w:val="zh_TW" w:bidi="zh_TW"/>
-        </w:rPr>
-        <w:t>，</w:t>
-      </w:r>
-      <w:r>
-        <w:rPr>
-          <w:lang w:val="zh_TW" w:bidi="zh_TW"/>
-        </w:rPr>
-        <w:t>從這些罐中將酒通過濾器倒入稱為克拉泰（krater）的大混合碗中</w:t>
-      </w:r>
-      <w:r>
-        <w:rPr>
-          <w:i/>
-          <w:lang w:val="zh_TW" w:bidi="zh_TW"/>
-        </w:rPr>
-        <w:t>。</w:t>
-      </w:r>
-      <w:r>
-        <w:rPr>
-          <w:lang w:val="zh_TW" w:bidi="zh_TW"/>
-        </w:rPr>
-        <w:t>這樣，酒與水混合後，才倒入飲用碗或杯中。</w:t>
-      </w:r>
-    </w:p>
-    <w:p>
-      <w:pPr/>
-      <w:r>
-        <w:rPr>
-          <w:lang w:val="zh_TW" w:bidi="zh_TW"/>
-        </w:rPr>
-      </w:r>
-      <w:r>
-        <w:rPr>
-          <w:lang w:val="zh_TW" w:bidi="zh_TW"/>
-        </w:rPr>
-        <w:t>酒與水的比例各不相同。最稀釋的比例為20比1，原因是酒太濃（荷馬，</w:t>
-      </w:r>
-      <w:r>
-        <w:rPr>
-          <w:i/>
-          <w:lang w:val="zh_TW" w:bidi="zh_TW"/>
-        </w:rPr>
-        <w:t>奧德賽</w:t>
-      </w:r>
-      <w:r>
-        <w:rPr>
-          <w:lang w:val="zh_TW" w:bidi="zh_TW"/>
-        </w:rPr>
-        <w:t>10.208）。</w:t>
-      </w:r>
-    </w:p>
-    <w:p>
-      <w:pPr/>
-      <w:r>
-        <w:rPr>
-          <w:lang w:val="zh_TW" w:bidi="zh_TW"/>
-        </w:rPr>
-      </w:r>
-      <w:r>
-        <w:rPr>
-          <w:lang w:val="zh_TW" w:bidi="zh_TW"/>
-        </w:rPr>
-        <w:t>在西地中海世界中，「酒」一詞指的是酒與水的混合物。如果想提及未混水的酒，則需要加上「未摻水」的詞語。對於希臘人來說，喝未摻水的酒被認為是野蠻的行為。然而，證據似乎表明在舊約時代，酒是未經稀釋的。聖經中並未提及將酒與水混合的做法。將水與酒稀釋象徵著靈性上的變質（</w:t>
-      </w:r>
-      <w:hyperlink r:id="rId20">
-        <w:r>
-          <w:rPr>
-            <w:lang w:val="zh_TW" w:bidi="zh_TW"/>
-          </w:rPr>
-          <w:rPr>
-            <w:color w:val="0000EE"/>
-            <w:u w:val="single"/>
-          </w:rPr>
-          <w:t>賽1:22</w:t>
-        </w:r>
-      </w:hyperlink>
-      <w:r>
-        <w:rPr>
-          <w:lang w:val="zh_TW" w:bidi="zh_TW"/>
-        </w:rPr>
-        <w:t>）。到了羅馬時代，這一態度有所改變。米示拿假設水與酒的比例為二比一；然而，後來的塔木德則提到三比一的比例。自然發酵的酒精度可達15%。如果按三份水對一份酒的比例稀釋，酒精含量仍可達5%，這仍然相當濃烈。</w:t>
-      </w:r>
-    </w:p>
-    <w:p>
-      <w:pPr/>
-      <w:r>
-        <w:rPr>
-          <w:lang w:val="zh_TW" w:bidi="zh_TW"/>
-        </w:rPr>
-      </w:r>
-      <w:r>
-        <w:rPr>
-          <w:lang w:val="zh_TW" w:bidi="zh_TW"/>
-        </w:rPr>
-        <w:t>酒不僅與水混合，還與其他成分混合，類似於今天的調酒。一個例子可以在荷馬的《荷馬德墨忒爾頌歌》（Hymn to Demeter）中看到，女神拒絕純酒，並希望飲料混合麵粉、水和薄荷。濃酒也常常與弱酒混合，產生更強烈的飲品。這就是聖經中「調酒」的意思（</w:t>
-      </w:r>
-      <w:hyperlink r:id="rId21">
-        <w:r>
-          <w:rPr>
-            <w:lang w:val="zh_TW" w:bidi="zh_TW"/>
-          </w:rPr>
-          <w:rPr>
-            <w:color w:val="0000EE"/>
-            <w:u w:val="single"/>
-          </w:rPr>
-          <w:t>詩75:8</w:t>
-        </w:r>
-      </w:hyperlink>
-      <w:r>
-        <w:rPr>
-          <w:lang w:val="zh_TW" w:bidi="zh_TW"/>
-        </w:rPr>
-        <w:t>；</w:t>
-      </w:r>
-      <w:hyperlink r:id="rId22">
-        <w:r>
-          <w:rPr>
-            <w:lang w:val="zh_TW" w:bidi="zh_TW"/>
-          </w:rPr>
-          <w:rPr>
-            <w:color w:val="0000EE"/>
-            <w:u w:val="single"/>
-          </w:rPr>
-          <w:t>賽5:22</w:t>
-        </w:r>
-      </w:hyperlink>
-      <w:r>
-        <w:rPr>
-          <w:lang w:val="zh_TW" w:bidi="zh_TW"/>
-        </w:rPr>
-        <w:t>；</w:t>
-      </w:r>
-      <w:hyperlink r:id="rId23">
-        <w:r>
-          <w:rPr>
-            <w:lang w:val="zh_TW" w:bidi="zh_TW"/>
-          </w:rPr>
-          <w:rPr>
-            <w:color w:val="0000EE"/>
-            <w:u w:val="single"/>
-          </w:rPr>
-          <w:t>啟18:6</w:t>
-        </w:r>
-      </w:hyperlink>
-      <w:r>
-        <w:rPr>
-          <w:lang w:val="zh_TW" w:bidi="zh_TW"/>
-        </w:rPr>
-        <w:t>，</w:t>
-      </w:r>
-      <w:hyperlink r:id="rId24">
-        <w:r>
-          <w:rPr>
-            <w:lang w:val="zh_TW" w:bidi="zh_TW"/>
-          </w:rPr>
-          <w:rPr>
-            <w:color w:val="0000EE"/>
-            <w:u w:val="single"/>
-          </w:rPr>
-          <w:t>19:13–15</w:t>
-        </w:r>
-      </w:hyperlink>
-      <w:r>
-        <w:rPr>
-          <w:lang w:val="zh_TW" w:bidi="zh_TW"/>
-        </w:rPr>
-        <w:t>）。有時候，新酒糖分高，被蒸發後，濃縮的汁液與酒混合以提高酒精含量。</w:t>
-      </w:r>
-    </w:p>
-    <w:p>
-      <w:pPr/>
-      <w:r>
-        <w:rPr>
-          <w:lang w:val="zh_TW" w:bidi="zh_TW"/>
-        </w:rPr>
-      </w:r>
-      <w:r>
-        <w:rPr>
-          <w:lang w:val="zh_TW" w:bidi="zh_TW"/>
-        </w:rPr>
-        <w:t>聖經中未提及將水與酒混合是為了使其更安全飲用，這一觀點是現代的理解。古代世界中很少出現現代所說的水污染問題，儘管偶爾也會有這種問題。古代有許多關於新鮮井水、泉水和流動水源的例子，而且當時也有淨化污水的方法。</w:t>
-      </w:r>
-    </w:p>
-    <w:p>
-      <w:pPr>
-        <w:pStyle w:val="Heading3"/>
-      </w:pPr>
-      <w:r>
-        <w:rPr>
-          <w:lang w:val="zh_TW" w:bidi="zh_TW"/>
-        </w:rPr>
-        <w:t>舊約中的酒</w:t>
-      </w:r>
-    </w:p>
-    <w:p>
-      <w:pPr/>
-      <w:r>
-        <w:rPr>
-          <w:lang w:val="zh_TW" w:bidi="zh_TW"/>
-        </w:rPr>
-      </w:r>
-      <w:r>
-        <w:rPr>
-          <w:lang w:val="zh_TW" w:bidi="zh_TW"/>
-        </w:rPr>
-        <w:t>從上述證據來看，舊約中的酒通常不會與水混合，且在適量飲用時被視為有益的。</w:t>
-      </w:r>
-      <w:hyperlink r:id="rId25">
-        <w:r>
-          <w:rPr>
-            <w:lang w:val="zh_TW" w:bidi="zh_TW"/>
-          </w:rPr>
-          <w:rPr>
-            <w:color w:val="0000EE"/>
-            <w:u w:val="single"/>
-          </w:rPr>
-          <w:t>士師記九章13節</w:t>
-        </w:r>
-      </w:hyperlink>
-      <w:r>
-        <w:rPr>
-          <w:lang w:val="zh_TW" w:bidi="zh_TW"/>
-        </w:rPr>
-        <w:t>提到酒是「使神和人喜樂的」。</w:t>
-      </w:r>
-      <w:hyperlink r:id="rId26">
-        <w:r>
-          <w:rPr>
-            <w:lang w:val="zh_TW" w:bidi="zh_TW"/>
-          </w:rPr>
-          <w:rPr>
-            <w:color w:val="0000EE"/>
-            <w:u w:val="single"/>
-          </w:rPr>
-          <w:t>詩篇一〇四篇15節</w:t>
-        </w:r>
-      </w:hyperlink>
-      <w:r>
-        <w:rPr>
-          <w:lang w:val="zh_TW" w:bidi="zh_TW"/>
-        </w:rPr>
-        <w:t>也類似地描述酒：「酒能悅人心」（另參</w:t>
-      </w:r>
-      <w:hyperlink r:id="rId27">
-        <w:r>
-          <w:rPr>
-            <w:lang w:val="zh_TW" w:bidi="zh_TW"/>
-          </w:rPr>
-          <w:rPr>
-            <w:color w:val="0000EE"/>
-            <w:u w:val="single"/>
-          </w:rPr>
-          <w:t>斯1:10</w:t>
-        </w:r>
-      </w:hyperlink>
-      <w:r>
-        <w:rPr>
-          <w:lang w:val="zh_TW" w:bidi="zh_TW"/>
-        </w:rPr>
-        <w:t>；</w:t>
-      </w:r>
-      <w:hyperlink r:id="rId28">
-        <w:r>
-          <w:rPr>
-            <w:lang w:val="zh_TW" w:bidi="zh_TW"/>
-          </w:rPr>
-          <w:rPr>
-            <w:color w:val="0000EE"/>
-            <w:u w:val="single"/>
-          </w:rPr>
-          <w:t>傳10:19</w:t>
-        </w:r>
-      </w:hyperlink>
-      <w:r>
-        <w:rPr>
-          <w:lang w:val="zh_TW" w:bidi="zh_TW"/>
-        </w:rPr>
-        <w:t>；</w:t>
-      </w:r>
-      <w:hyperlink r:id="rId29">
-        <w:r>
-          <w:rPr>
-            <w:lang w:val="zh_TW" w:bidi="zh_TW"/>
-          </w:rPr>
-          <w:rPr>
-            <w:color w:val="0000EE"/>
-            <w:u w:val="single"/>
-          </w:rPr>
-          <w:t>賽55:1–2</w:t>
-        </w:r>
-      </w:hyperlink>
-      <w:r>
-        <w:rPr>
-          <w:lang w:val="zh_TW" w:bidi="zh_TW"/>
-        </w:rPr>
-        <w:t>；</w:t>
-      </w:r>
-      <w:hyperlink r:id="rId30">
-        <w:r>
-          <w:rPr>
-            <w:lang w:val="zh_TW" w:bidi="zh_TW"/>
-          </w:rPr>
-          <w:rPr>
-            <w:color w:val="0000EE"/>
-            <w:u w:val="single"/>
-          </w:rPr>
-          <w:t>亞10:7</w:t>
-        </w:r>
-      </w:hyperlink>
-      <w:r>
-        <w:rPr>
-          <w:lang w:val="zh_TW" w:bidi="zh_TW"/>
-        </w:rPr>
-        <w:t>）。適量飲酒被認為是正常且受歡迎的生活方式（</w:t>
-      </w:r>
-      <w:hyperlink r:id="rId31">
-        <w:r>
-          <w:rPr>
-            <w:lang w:val="zh_TW" w:bidi="zh_TW"/>
-          </w:rPr>
-          <w:rPr>
-            <w:color w:val="0000EE"/>
-            <w:u w:val="single"/>
-          </w:rPr>
-          <w:t>創14:18；</w:t>
+          <w:t>14:27，</w:t>
         </w:r>
       </w:hyperlink>
       <w:hyperlink r:id="rId32">
@@ -953,14 +874,14 @@
             <w:color w:val="0000EE"/>
             <w:u w:val="single"/>
           </w:rPr>
-          <w:t>士19:19</w:t>
+          <w:t>19:23</w:t>
         </w:r>
       </w:hyperlink>
       <w:r>
         <w:rPr>
           <w:lang w:val="zh_TW" w:bidi="zh_TW"/>
         </w:rPr>
-        <w:t>；</w:t>
+        <w:t>）。一個敬畏神的家庭在患難時會倚靠耶和華（</w:t>
       </w:r>
       <w:hyperlink r:id="rId33">
         <w:r>
@@ -971,14 +892,14 @@
             <w:color w:val="0000EE"/>
             <w:u w:val="single"/>
           </w:rPr>
-          <w:t>撒上16:20</w:t>
+          <w:t>王下4:1</w:t>
         </w:r>
       </w:hyperlink>
       <w:r>
         <w:rPr>
           <w:lang w:val="zh_TW" w:bidi="zh_TW"/>
         </w:rPr>
-        <w:t>）。然而，利未人在聖殿服事時（</w:t>
+        <w:t>；</w:t>
       </w:r>
       <w:hyperlink r:id="rId34">
         <w:r>
@@ -989,14 +910,14 @@
             <w:color w:val="0000EE"/>
             <w:u w:val="single"/>
           </w:rPr>
-          <w:t>利10:8–9</w:t>
+          <w:t>箴14:26</w:t>
         </w:r>
       </w:hyperlink>
       <w:r>
         <w:rPr>
           <w:lang w:val="zh_TW" w:bidi="zh_TW"/>
         </w:rPr>
-        <w:t>）被禁止喝酒，拿細耳人（</w:t>
+        <w:t>）。敬畏耶和華的人有能力遠離罪惡，敬畏耶和華也成為他們的智慧開端（</w:t>
       </w:r>
       <w:hyperlink r:id="rId35">
         <w:r>
@@ -1007,32 +928,14 @@
             <w:color w:val="0000EE"/>
             <w:u w:val="single"/>
           </w:rPr>
-          <w:t>民6:3</w:t>
+          <w:t>所羅門智訓10:13</w:t>
         </w:r>
       </w:hyperlink>
       <w:r>
         <w:rPr>
           <w:lang w:val="zh_TW" w:bidi="zh_TW"/>
         </w:rPr>
-        <w:t>）和利甲族人（</w:t>
-      </w:r>
-      <w:hyperlink r:id="rId36">
-        <w:r>
-          <w:rPr>
-            <w:lang w:val="zh_TW" w:bidi="zh_TW"/>
-          </w:rPr>
-          <w:rPr>
-            <w:color w:val="0000EE"/>
-            <w:u w:val="single"/>
-          </w:rPr>
-          <w:t>耶35:1–6</w:t>
-        </w:r>
-      </w:hyperlink>
-      <w:r>
-        <w:rPr>
-          <w:lang w:val="zh_TW" w:bidi="zh_TW"/>
-        </w:rPr>
-        <w:t>）也被禁止喝酒。</w:t>
+        <w:t>）。</w:t>
       </w:r>
     </w:p>
     <w:p>
@@ -1046,7 +949,25 @@
         <w:rPr>
           <w:lang w:val="zh_TW" w:bidi="zh_TW"/>
         </w:rPr>
-        <w:t>酒在舊約世界中有許多用途。「奠祭」所用的就是酒（</w:t>
+        <w:t>在新約聖經中，教導人去愛主和事奉主時，往往同時提到要「敬畏神」（</w:t>
+      </w:r>
+      <w:hyperlink r:id="rId36">
+        <w:r>
+          <w:rPr>
+            <w:lang w:val="zh_TW" w:bidi="zh_TW"/>
+          </w:rPr>
+          <w:rPr>
+            <w:color w:val="0000EE"/>
+            <w:u w:val="single"/>
+          </w:rPr>
+          <w:t>西3:22</w:t>
+        </w:r>
+      </w:hyperlink>
+      <w:r>
+        <w:rPr>
+          <w:lang w:val="zh_TW" w:bidi="zh_TW"/>
+        </w:rPr>
+        <w:t>；</w:t>
       </w:r>
       <w:hyperlink r:id="rId37">
         <w:r>
@@ -1057,14 +978,14 @@
             <w:color w:val="0000EE"/>
             <w:u w:val="single"/>
           </w:rPr>
-          <w:t>出29:40</w:t>
+          <w:t>彼前2:17</w:t>
         </w:r>
       </w:hyperlink>
       <w:r>
         <w:rPr>
           <w:lang w:val="zh_TW" w:bidi="zh_TW"/>
         </w:rPr>
-        <w:t>；</w:t>
+        <w:t>）。在</w:t>
       </w:r>
       <w:hyperlink r:id="rId38">
         <w:r>
@@ -1075,14 +996,14 @@
             <w:color w:val="0000EE"/>
             <w:u w:val="single"/>
           </w:rPr>
-          <w:t>利23:13</w:t>
+          <w:t>路加福音一章50節</w:t>
         </w:r>
       </w:hyperlink>
       <w:r>
         <w:rPr>
           <w:lang w:val="zh_TW" w:bidi="zh_TW"/>
         </w:rPr>
-        <w:t>），而獻祭時，敬拜者經常會帶來酒（</w:t>
+        <w:t>中，馬利亞所說的「他憐憫敬畏他的人」是指敬重並順服神。在使徒行傳中，「敬畏神的人」這個術語用來指那些參加猶太會堂聚會的外邦人。保羅把他們另行稱呼：「以色列人和你們這些敬畏神的外邦人」（</w:t>
       </w:r>
       <w:hyperlink r:id="rId39">
         <w:r>
@@ -1093,14 +1014,14 @@
             <w:color w:val="0000EE"/>
             <w:u w:val="single"/>
           </w:rPr>
-          <w:t>撒上1:24</w:t>
+          <w:t>徒13:16</w:t>
         </w:r>
       </w:hyperlink>
       <w:r>
         <w:rPr>
           <w:lang w:val="zh_TW" w:bidi="zh_TW"/>
         </w:rPr>
-        <w:t>）。此外，聖殿中也存有酒，以作為獻祭之用（</w:t>
+        <w:t>，和合本譯為「以色列人和一切敬畏神的人」）。哥尼流是一個敬畏神的羅馬百夫長，即使他不是猶太人，人們也認為他在神面前行事正直（</w:t>
       </w:r>
       <w:hyperlink r:id="rId40">
         <w:r>
@@ -1111,43 +1032,7 @@
             <w:color w:val="0000EE"/>
             <w:u w:val="single"/>
           </w:rPr>
-          <w:t>代上9:29</w:t>
-        </w:r>
-      </w:hyperlink>
-      <w:r>
-        <w:rPr>
-          <w:lang w:val="zh_TW" w:bidi="zh_TW"/>
-        </w:rPr>
-        <w:t>）。有時，酒會用來幫助體弱和生病的人（</w:t>
-      </w:r>
-      <w:hyperlink r:id="rId41">
-        <w:r>
-          <w:rPr>
-            <w:lang w:val="zh_TW" w:bidi="zh_TW"/>
-          </w:rPr>
-          <w:rPr>
-            <w:color w:val="0000EE"/>
-            <w:u w:val="single"/>
-          </w:rPr>
-          <w:t>撒下16:2</w:t>
-        </w:r>
-      </w:hyperlink>
-      <w:r>
-        <w:rPr>
-          <w:lang w:val="zh_TW" w:bidi="zh_TW"/>
-        </w:rPr>
-        <w:t>；</w:t>
-      </w:r>
-      <w:hyperlink r:id="rId42">
-        <w:r>
-          <w:rPr>
-            <w:lang w:val="zh_TW" w:bidi="zh_TW"/>
-          </w:rPr>
-          <w:rPr>
-            <w:color w:val="0000EE"/>
-            <w:u w:val="single"/>
-          </w:rPr>
-          <w:t>箴31:6</w:t>
+          <w:t>徒10:2、35</w:t>
         </w:r>
       </w:hyperlink>
       <w:r>
@@ -1168,7 +1053,43 @@
         <w:rPr>
           <w:lang w:val="zh_TW" w:bidi="zh_TW"/>
         </w:rPr>
-        <w:t>舊約中的「濃酒」似乎與美索不達米亞的棗酒有密切關係。這種棗酒糖分含量高，酒精含量也應相當高。舊約中使用了一個希伯來文詞語來專指濃酒（</w:t>
+        <w:t>舊約聖經與新約聖經（</w:t>
+      </w:r>
+      <w:hyperlink r:id="rId41">
+        <w:r>
+          <w:rPr>
+            <w:lang w:val="zh_TW" w:bidi="zh_TW"/>
+          </w:rPr>
+          <w:rPr>
+            <w:color w:val="0000EE"/>
+            <w:u w:val="single"/>
+          </w:rPr>
+          <w:t>創3:10</w:t>
+        </w:r>
+      </w:hyperlink>
+      <w:r>
+        <w:rPr>
+          <w:lang w:val="zh_TW" w:bidi="zh_TW"/>
+        </w:rPr>
+        <w:t>；</w:t>
+      </w:r>
+      <w:hyperlink r:id="rId42">
+        <w:r>
+          <w:rPr>
+            <w:lang w:val="zh_TW" w:bidi="zh_TW"/>
+          </w:rPr>
+          <w:rPr>
+            <w:color w:val="0000EE"/>
+            <w:u w:val="single"/>
+          </w:rPr>
+          <w:t>申9:19</w:t>
+        </w:r>
+      </w:hyperlink>
+      <w:r>
+        <w:rPr>
+          <w:lang w:val="zh_TW" w:bidi="zh_TW"/>
+        </w:rPr>
+        <w:t>；</w:t>
       </w:r>
       <w:hyperlink r:id="rId43">
         <w:r>
@@ -1179,7 +1100,7 @@
             <w:color w:val="0000EE"/>
             <w:u w:val="single"/>
           </w:rPr>
-          <w:t>利10:9；</w:t>
+          <w:t>伯6:4，</w:t>
         </w:r>
       </w:hyperlink>
       <w:hyperlink r:id="rId44">
@@ -1191,7 +1112,7 @@
             <w:color w:val="0000EE"/>
             <w:u w:val="single"/>
           </w:rPr>
-          <w:t>申29:6</w:t>
+          <w:t>9:28–29</w:t>
         </w:r>
       </w:hyperlink>
       <w:r>
@@ -1209,9 +1130,15 @@
             <w:color w:val="0000EE"/>
             <w:u w:val="single"/>
           </w:rPr>
-          <w:t>撒上1:15；</w:t>
+          <w:t>詩76:8</w:t>
         </w:r>
       </w:hyperlink>
+      <w:r>
+        <w:rPr>
+          <w:lang w:val="zh_TW" w:bidi="zh_TW"/>
+        </w:rPr>
+        <w:t>；</w:t>
+      </w:r>
       <w:hyperlink r:id="rId46">
         <w:r>
           <w:rPr>
@@ -1221,16 +1148,10 @@
             <w:color w:val="0000EE"/>
             <w:u w:val="single"/>
           </w:rPr>
-          <w:t>箴20:1</w:t>
+          <w:t>太17:7，</w:t>
         </w:r>
       </w:hyperlink>
-      <w:r>
-        <w:rPr>
-          <w:lang w:val="zh_TW" w:bidi="zh_TW"/>
-        </w:rPr>
-        <w:t>，</w:t>
-      </w:r>
-      <w:hyperlink r:id="rId42">
+      <w:hyperlink r:id="rId47">
         <w:r>
           <w:rPr>
             <w:lang w:val="zh_TW" w:bidi="zh_TW"/>
@@ -1239,7 +1160,7 @@
             <w:color w:val="0000EE"/>
             <w:u w:val="single"/>
           </w:rPr>
-          <w:t>31:6</w:t>
+          <w:t>28:10</w:t>
         </w:r>
       </w:hyperlink>
       <w:r>
@@ -1248,7 +1169,7 @@
         </w:rPr>
         <w:t>；</w:t>
       </w:r>
-      <w:hyperlink r:id="rId47">
+      <w:hyperlink r:id="rId48">
         <w:r>
           <w:rPr>
             <w:lang w:val="zh_TW" w:bidi="zh_TW"/>
@@ -1257,14 +1178,62 @@
             <w:color w:val="0000EE"/>
             <w:u w:val="single"/>
           </w:rPr>
-          <w:t>賽29:9</w:t>
+          <w:t>路5:10，</w:t>
         </w:r>
       </w:hyperlink>
-      <w:r>
-        <w:rPr>
-          <w:lang w:val="zh_TW" w:bidi="zh_TW"/>
-        </w:rPr>
-        <w:t>）。在烏加里特文中有一個對應的詞，翻譯為「醉」，與通常的酒這個詞對應。</w:t>
+      <w:hyperlink r:id="rId49">
+        <w:r>
+          <w:rPr>
+            <w:lang w:val="zh_TW" w:bidi="zh_TW"/>
+          </w:rPr>
+          <w:rPr>
+            <w:color w:val="0000EE"/>
+            <w:u w:val="single"/>
+          </w:rPr>
+          <w:t>12:5</w:t>
+        </w:r>
+      </w:hyperlink>
+      <w:r>
+        <w:rPr>
+          <w:lang w:val="zh_TW" w:bidi="zh_TW"/>
+        </w:rPr>
+        <w:t>；</w:t>
+      </w:r>
+      <w:hyperlink r:id="rId50">
+        <w:r>
+          <w:rPr>
+            <w:lang w:val="zh_TW" w:bidi="zh_TW"/>
+          </w:rPr>
+          <w:rPr>
+            <w:color w:val="0000EE"/>
+            <w:u w:val="single"/>
+          </w:rPr>
+          <w:t>徒5:5、11</w:t>
+        </w:r>
+      </w:hyperlink>
+      <w:r>
+        <w:rPr>
+          <w:lang w:val="zh_TW" w:bidi="zh_TW"/>
+        </w:rPr>
+        <w:t>；</w:t>
+      </w:r>
+      <w:hyperlink r:id="rId51">
+        <w:r>
+          <w:rPr>
+            <w:lang w:val="zh_TW" w:bidi="zh_TW"/>
+          </w:rPr>
+          <w:rPr>
+            <w:color w:val="0000EE"/>
+            <w:u w:val="single"/>
+          </w:rPr>
+          <w:t>提前5:20</w:t>
+        </w:r>
+      </w:hyperlink>
+      <w:r>
+        <w:rPr>
+          <w:lang w:val="zh_TW" w:bidi="zh_TW"/>
+        </w:rPr>
+        <w:t>）都清楚顯示，「敬畏神」有時也表示人對神的大能和審判感到驚懼與害怕。</w:t>
       </w:r>
     </w:p>
     <w:p>
@@ -1276,275 +1245,6 @@
       </w:r>
       <w:r>
         <w:rPr>
-          <w:lang w:val="zh_TW" w:bidi="zh_TW"/>
-        </w:rPr>
-        <w:t>對於酗酒的負面反應在舊約中比比皆是。以賽亞譴責那些酗酒的人（</w:t>
-      </w:r>
-      <w:hyperlink r:id="rId48">
-        <w:r>
-          <w:rPr>
-            <w:lang w:val="zh_TW" w:bidi="zh_TW"/>
-          </w:rPr>
-          <w:rPr>
-            <w:color w:val="0000EE"/>
-            <w:u w:val="single"/>
-          </w:rPr>
-          <w:t>賽28:1–8</w:t>
-        </w:r>
-      </w:hyperlink>
-      <w:r>
-        <w:rPr>
-          <w:lang w:val="zh_TW" w:bidi="zh_TW"/>
-        </w:rPr>
-        <w:t>）。聖經中有許多關於酗酒的警告（</w:t>
-      </w:r>
-      <w:hyperlink r:id="rId46">
-        <w:r>
-          <w:rPr>
-            <w:lang w:val="zh_TW" w:bidi="zh_TW"/>
-          </w:rPr>
-          <w:rPr>
-            <w:color w:val="0000EE"/>
-            <w:u w:val="single"/>
-          </w:rPr>
-          <w:t>箴20:1</w:t>
-        </w:r>
-      </w:hyperlink>
-      <w:r>
-        <w:rPr>
-          <w:lang w:val="zh_TW" w:bidi="zh_TW"/>
-        </w:rPr>
-        <w:t>，</w:t>
-      </w:r>
-      <w:hyperlink r:id="rId49">
-        <w:r>
-          <w:rPr>
-            <w:lang w:val="zh_TW" w:bidi="zh_TW"/>
-          </w:rPr>
-          <w:rPr>
-            <w:color w:val="0000EE"/>
-            <w:u w:val="single"/>
-          </w:rPr>
-          <w:t>21:17</w:t>
-        </w:r>
-      </w:hyperlink>
-      <w:r>
-        <w:rPr>
-          <w:lang w:val="zh_TW" w:bidi="zh_TW"/>
-        </w:rPr>
-        <w:t>，</w:t>
-      </w:r>
-      <w:hyperlink r:id="rId50">
-        <w:r>
-          <w:rPr>
-            <w:lang w:val="zh_TW" w:bidi="zh_TW"/>
-          </w:rPr>
-          <w:rPr>
-            <w:color w:val="0000EE"/>
-            <w:u w:val="single"/>
-          </w:rPr>
-          <w:t>23:20–21</w:t>
-        </w:r>
-      </w:hyperlink>
-      <w:r>
-        <w:rPr>
-          <w:lang w:val="zh_TW" w:bidi="zh_TW"/>
-        </w:rPr>
-        <w:t>，</w:t>
-      </w:r>
-      <w:hyperlink r:id="rId51">
-        <w:r>
-          <w:rPr>
-            <w:lang w:val="zh_TW" w:bidi="zh_TW"/>
-          </w:rPr>
-          <w:rPr>
-            <w:color w:val="0000EE"/>
-            <w:u w:val="single"/>
-          </w:rPr>
-          <w:t>23:32–34</w:t>
-        </w:r>
-      </w:hyperlink>
-      <w:r>
-        <w:rPr>
-          <w:lang w:val="zh_TW" w:bidi="zh_TW"/>
-        </w:rPr>
-        <w:t>）。</w:t>
-      </w:r>
-    </w:p>
-    <w:p>
-      <w:pPr>
-        <w:pStyle w:val="Heading3"/>
-      </w:pPr>
-      <w:r>
-        <w:rPr>
-          <w:lang w:val="zh_TW" w:bidi="zh_TW"/>
-        </w:rPr>
-        <w:t>新約中的酒</w:t>
-      </w:r>
-    </w:p>
-    <w:p>
-      <w:pPr/>
-      <w:r>
-        <w:rPr>
-          <w:lang w:val="zh_TW" w:bidi="zh_TW"/>
-        </w:rPr>
-      </w:r>
-      <w:r>
-        <w:rPr>
-          <w:lang w:val="zh_TW" w:bidi="zh_TW"/>
-        </w:rPr>
-        <w:t>新約中的酒是一種發酵飲料，通常會與不同量的水混合。它也混有苦膽（</w:t>
-      </w:r>
-      <w:hyperlink r:id="rId52">
-        <w:r>
-          <w:rPr>
-            <w:lang w:val="zh_TW" w:bidi="zh_TW"/>
-          </w:rPr>
-          <w:rPr>
-            <w:color w:val="0000EE"/>
-            <w:u w:val="single"/>
-          </w:rPr>
-          <w:t>太27:34</w:t>
-        </w:r>
-      </w:hyperlink>
-      <w:r>
-        <w:rPr>
-          <w:lang w:val="zh_TW" w:bidi="zh_TW"/>
-        </w:rPr>
-        <w:t>）和沒藥（</w:t>
-      </w:r>
-      <w:hyperlink r:id="rId53">
-        <w:r>
-          <w:rPr>
-            <w:lang w:val="zh_TW" w:bidi="zh_TW"/>
-          </w:rPr>
-          <w:rPr>
-            <w:color w:val="0000EE"/>
-            <w:u w:val="single"/>
-          </w:rPr>
-          <w:t>可15:23</w:t>
-        </w:r>
-      </w:hyperlink>
-      <w:r>
-        <w:rPr>
-          <w:lang w:val="zh_TW" w:bidi="zh_TW"/>
-        </w:rPr>
-        <w:t>）。有證據強烈表明，在主的晚餐中使用的酒是水和酒的混合物，比例大概是三比一，這符合米示拿的規定。「葡萄汁」（</w:t>
-      </w:r>
-      <w:hyperlink r:id="rId54">
-        <w:r>
-          <w:rPr>
-            <w:lang w:val="zh_TW" w:bidi="zh_TW"/>
-          </w:rPr>
-          <w:rPr>
-            <w:color w:val="0000EE"/>
-            <w:u w:val="single"/>
-          </w:rPr>
-          <w:t>太26:27–29</w:t>
-        </w:r>
-      </w:hyperlink>
-      <w:r>
-        <w:rPr>
-          <w:lang w:val="zh_TW" w:bidi="zh_TW"/>
-        </w:rPr>
-        <w:t>）通常被解釋為新鮮的葡萄汁。然而，新鮮的葡萄汁幾乎是不可能找到的。</w:t>
-      </w:r>
-    </w:p>
-    <w:p>
-      <w:pPr/>
-      <w:r>
-        <w:rPr>
-          <w:lang w:val="zh_TW" w:bidi="zh_TW"/>
-        </w:rPr>
-      </w:r>
-      <w:r>
-        <w:rPr>
-          <w:lang w:val="zh_TW" w:bidi="zh_TW"/>
-        </w:rPr>
-        <w:t>新約與舊約一樣，強烈反對酗酒。聖經的勸告是不要醉酒（</w:t>
-      </w:r>
-      <w:hyperlink r:id="rId55">
-        <w:r>
-          <w:rPr>
-            <w:lang w:val="zh_TW" w:bidi="zh_TW"/>
-          </w:rPr>
-          <w:rPr>
-            <w:color w:val="0000EE"/>
-            <w:u w:val="single"/>
-          </w:rPr>
-          <w:t>弗5:18</w:t>
-        </w:r>
-      </w:hyperlink>
-      <w:r>
-        <w:rPr>
-          <w:lang w:val="zh_TW" w:bidi="zh_TW"/>
-        </w:rPr>
-        <w:t>；</w:t>
-      </w:r>
-      <w:hyperlink r:id="rId56">
-        <w:r>
-          <w:rPr>
-            <w:lang w:val="zh_TW" w:bidi="zh_TW"/>
-          </w:rPr>
-          <w:rPr>
-            <w:color w:val="0000EE"/>
-            <w:u w:val="single"/>
-          </w:rPr>
-          <w:t>彼前4:3</w:t>
-        </w:r>
-      </w:hyperlink>
-      <w:r>
-        <w:rPr>
-          <w:lang w:val="zh_TW" w:bidi="zh_TW"/>
-        </w:rPr>
-        <w:t>）。教會的領袖應該在飲酒方面保持節制（</w:t>
-      </w:r>
-      <w:hyperlink r:id="rId57">
-        <w:r>
-          <w:rPr>
-            <w:lang w:val="zh_TW" w:bidi="zh_TW"/>
-          </w:rPr>
-          <w:rPr>
-            <w:color w:val="0000EE"/>
-            <w:u w:val="single"/>
-          </w:rPr>
-          <w:t>提前3:3、8</w:t>
-        </w:r>
-      </w:hyperlink>
-      <w:r>
-        <w:rPr>
-          <w:lang w:val="zh_TW" w:bidi="zh_TW"/>
-        </w:rPr>
-        <w:t>；</w:t>
-      </w:r>
-      <w:hyperlink r:id="rId58">
-        <w:r>
-          <w:rPr>
-            <w:lang w:val="zh_TW" w:bidi="zh_TW"/>
-          </w:rPr>
-          <w:rPr>
-            <w:color w:val="0000EE"/>
-            <w:u w:val="single"/>
-          </w:rPr>
-          <w:t>多1:7</w:t>
-        </w:r>
-      </w:hyperlink>
-      <w:r>
-        <w:rPr>
-          <w:lang w:val="zh_TW" w:bidi="zh_TW"/>
-        </w:rPr>
-        <w:t>）；希臘文意指他們不應該「沉溺於酒（not be addicted to wine）」。</w:t>
-      </w:r>
-    </w:p>
-    <w:p>
-      <w:pPr/>
-      <w:r>
-        <w:rPr>
-          <w:lang w:val="zh_TW" w:bidi="zh_TW"/>
-        </w:rPr>
-      </w:r>
-      <w:r>
-        <w:rPr>
           <w:i/>
           <w:lang w:val="zh_TW" w:bidi="zh_TW"/>
         </w:rPr>
@@ -1554,3993 +1254,13 @@
         <w:rPr>
           <w:lang w:val="zh_TW" w:bidi="zh_TW"/>
         </w:rPr>
-        <w:t xml:space="preserve"> </w:t>
-      </w:r>
-      <w:r>
-        <w:rPr>
-          <w:lang w:val="zh_TW" w:bidi="zh_TW"/>
-        </w:rPr>
-        <w:t>葡萄樹，葡萄園</w:t>
-      </w:r>
-      <w:r>
-        <w:rPr>
-          <w:lang w:val="zh_TW" w:bidi="zh_TW"/>
-        </w:rPr>
-        <w:t>；</w:t>
-      </w:r>
-      <w:r>
-        <w:rPr>
-          <w:lang w:val="zh_TW" w:bidi="zh_TW"/>
-        </w:rPr>
-        <w:t>酒榨</w:t>
-      </w:r>
-      <w:r>
-        <w:rPr>
-          <w:lang w:val="zh_TW" w:bidi="zh_TW"/>
-        </w:rPr>
-        <w:t>。</w:t>
-      </w:r>
-      <w:r>
-        <w:rPr>
-          <w:lang w:val="zh_TW" w:bidi="zh_TW"/>
-        </w:rPr>
-      </w:r>
-      <w:r>
-        <w:rPr>
-          <w:lang w:val="zh_TW" w:bidi="zh_TW"/>
-        </w:rPr>
-      </w:r>
-    </w:p>
-    <w:p>
-      <w:pPr/>
-      <w:r>
-        <w:rPr>
-          <w:lang w:val="zh_TW" w:bidi="zh_TW"/>
-        </w:rPr>
-      </w:r>
-    </w:p>
-    <w:p>
-      <w:pPr>
-        <w:pStyle w:val="Heading2"/>
-      </w:pPr>
-      <w:r>
-        <w:rPr>
-          <w:lang w:val="zh_TW" w:bidi="zh_TW"/>
-        </w:rPr>
-        <w:t>救恩</w:t>
-      </w:r>
-      <w:r>
-        <w:rPr>
-          <w:lang w:val="zh_TW" w:bidi="zh_TW"/>
-        </w:rPr>
-      </w:r>
-    </w:p>
-    <w:p>
-      <w:pPr/>
-      <w:r>
-        <w:rPr>
-          <w:lang w:val="zh_TW" w:bidi="zh_TW"/>
-        </w:rPr>
-      </w:r>
-      <w:r>
-        <w:rPr>
-          <w:lang w:val="zh_TW" w:bidi="zh_TW"/>
-        </w:rPr>
-        <w:t>神拯救人脫離罪惡和死亡的方法。聖經不僅啟示了神，還揭示了神拯救世人的計劃。從這個意義上說，救恩是舊約和新約中的一個主要主題。</w:t>
-      </w:r>
-    </w:p>
-    <w:p>
-      <w:pPr>
-        <w:pStyle w:val="Heading3"/>
-      </w:pPr>
-      <w:r>
-        <w:rPr>
-          <w:lang w:val="zh_TW" w:bidi="zh_TW"/>
-        </w:rPr>
-        <w:t>在舊約中</w:t>
-      </w:r>
-    </w:p>
-    <w:p>
-      <w:pPr/>
-      <w:r>
-        <w:rPr>
-          <w:lang w:val="zh_TW" w:bidi="zh_TW"/>
-        </w:rPr>
-      </w:r>
-      <w:r>
-        <w:rPr>
-          <w:lang w:val="zh_TW" w:bidi="zh_TW"/>
-        </w:rPr>
-        <w:t>救恩的概念在舊約和新約中都通過不同的術語和情境來表達。在幾個希伯來文詞彙中，意為「拯救」或「救助」的動詞</w:t>
-      </w:r>
-      <w:r>
-        <w:rPr>
-          <w:i/>
-          <w:lang w:val="zh_TW" w:bidi="zh_TW"/>
-        </w:rPr>
-        <w:t>yasha'</w:t>
-      </w:r>
-      <w:r>
-        <w:rPr>
-          <w:lang w:val="zh_TW" w:bidi="zh_TW"/>
-        </w:rPr>
-        <w:t xml:space="preserve"> 及其衍生詞最常被翻譯為英文的save（拯救）或salvation（救恩）。在英文聖經中，這些詞彙的出現頻率取決於所考慮的版本。例如，在舊約中，「救恩」在庇哩亞聖經（Berean Standard Bible）出現116次，在和合本聖經中出現78次。救恩在舊約中並未作為一個專門術語使用，可指個人或神。如參孫（</w:t>
-      </w:r>
-      <w:hyperlink r:id="rId59">
-        <w:r>
-          <w:rPr>
-            <w:lang w:val="zh_TW" w:bidi="zh_TW"/>
-          </w:rPr>
-          <w:rPr>
-            <w:color w:val="0000EE"/>
-            <w:u w:val="single"/>
-          </w:rPr>
-          <w:t>士13:5</w:t>
-        </w:r>
-      </w:hyperlink>
-      <w:r>
-        <w:rPr>
-          <w:lang w:val="zh_TW" w:bidi="zh_TW"/>
-        </w:rPr>
-        <w:t>）或大衛（</w:t>
-      </w:r>
-      <w:hyperlink r:id="rId60">
-        <w:r>
-          <w:rPr>
-            <w:lang w:val="zh_TW" w:bidi="zh_TW"/>
-          </w:rPr>
-          <w:rPr>
-            <w:color w:val="0000EE"/>
-            <w:u w:val="single"/>
-          </w:rPr>
-          <w:t>撒下8:6</w:t>
-        </w:r>
-      </w:hyperlink>
-      <w:r>
-        <w:rPr>
-          <w:lang w:val="zh_TW" w:bidi="zh_TW"/>
-        </w:rPr>
-        <w:t>）這樣的領袖被耶和華使用為神的子民帶來拯救。</w:t>
-      </w:r>
-    </w:p>
-    <w:p>
-      <w:pPr/>
-      <w:r>
-        <w:rPr>
-          <w:lang w:val="zh_TW" w:bidi="zh_TW"/>
-        </w:rPr>
-      </w:r>
-      <w:r>
-        <w:rPr>
-          <w:lang w:val="zh_TW" w:bidi="zh_TW"/>
-        </w:rPr>
-        <w:t>以色列的救恩觀念植根於出埃及的歷史經歷。這個重要的時刻是親眼見證耶和華的救恩（</w:t>
-      </w:r>
-      <w:hyperlink r:id="rId61">
-        <w:r>
-          <w:rPr>
-            <w:lang w:val="zh_TW" w:bidi="zh_TW"/>
-          </w:rPr>
-          <w:rPr>
-            <w:color w:val="0000EE"/>
-            <w:u w:val="single"/>
-          </w:rPr>
-          <w:t>出14:13</w:t>
-        </w:r>
-      </w:hyperlink>
-      <w:r>
-        <w:rPr>
-          <w:lang w:val="zh_TW" w:bidi="zh_TW"/>
-        </w:rPr>
-        <w:t>）的機會。詩人（</w:t>
-      </w:r>
-      <w:hyperlink r:id="rId62">
-        <w:r>
-          <w:rPr>
-            <w:lang w:val="zh_TW" w:bidi="zh_TW"/>
-          </w:rPr>
-          <w:rPr>
-            <w:color w:val="0000EE"/>
-            <w:u w:val="single"/>
-          </w:rPr>
-          <w:t>詩106:8</w:t>
-        </w:r>
-      </w:hyperlink>
-      <w:r>
-        <w:rPr>
-          <w:lang w:val="zh_TW" w:bidi="zh_TW"/>
-        </w:rPr>
-        <w:t>）和先知（</w:t>
-      </w:r>
-      <w:hyperlink r:id="rId63">
-        <w:r>
-          <w:rPr>
-            <w:lang w:val="zh_TW" w:bidi="zh_TW"/>
-          </w:rPr>
-          <w:rPr>
-            <w:color w:val="0000EE"/>
-            <w:u w:val="single"/>
-          </w:rPr>
-          <w:t>賽43:3</w:t>
-        </w:r>
-      </w:hyperlink>
-      <w:r>
-        <w:rPr>
-          <w:lang w:val="zh_TW" w:bidi="zh_TW"/>
-        </w:rPr>
-        <w:t>；</w:t>
-      </w:r>
-      <w:hyperlink r:id="rId64">
-        <w:r>
-          <w:rPr>
-            <w:lang w:val="zh_TW" w:bidi="zh_TW"/>
-          </w:rPr>
-          <w:rPr>
-            <w:color w:val="0000EE"/>
-            <w:u w:val="single"/>
-          </w:rPr>
-          <w:t>何13:4</w:t>
-        </w:r>
-      </w:hyperlink>
-      <w:r>
-        <w:rPr>
-          <w:lang w:val="zh_TW" w:bidi="zh_TW"/>
-        </w:rPr>
-        <w:t>）後來在回顧出埃及的經歷時重申了神的救恩。以色列對救恩的理解是在歷史事件中形成的，例如在公元前701年西拿基立攻打耶路撒冷時，耶和華宣告祂會為自己的名的緣故拯救耶路撒冷城（</w:t>
-      </w:r>
-      <w:hyperlink r:id="rId65">
-        <w:r>
-          <w:rPr>
-            <w:lang w:val="zh_TW" w:bidi="zh_TW"/>
-          </w:rPr>
-          <w:rPr>
-            <w:color w:val="0000EE"/>
-            <w:u w:val="single"/>
-          </w:rPr>
-          <w:t>王下19:34</w:t>
-        </w:r>
-      </w:hyperlink>
-      <w:r>
-        <w:rPr>
-          <w:lang w:val="zh_TW" w:bidi="zh_TW"/>
-        </w:rPr>
-        <w:t>；參</w:t>
-      </w:r>
-      <w:hyperlink r:id="rId66">
-        <w:r>
-          <w:rPr>
-            <w:lang w:val="zh_TW" w:bidi="zh_TW"/>
-          </w:rPr>
-          <w:rPr>
-            <w:color w:val="0000EE"/>
-            <w:u w:val="single"/>
-          </w:rPr>
-          <w:t>18:30、35</w:t>
-        </w:r>
-      </w:hyperlink>
-      <w:r>
-        <w:rPr>
-          <w:lang w:val="zh_TW" w:bidi="zh_TW"/>
-        </w:rPr>
-        <w:t>）。以色列人通過不同領袖和情境目睹神的救恩，這也印證了他們對神是拯救的神的認識。</w:t>
-      </w:r>
-    </w:p>
-    <w:p>
-      <w:pPr/>
-      <w:r>
-        <w:rPr>
-          <w:lang w:val="zh_TW" w:bidi="zh_TW"/>
-        </w:rPr>
-      </w:r>
-      <w:r>
-        <w:rPr>
-          <w:lang w:val="zh_TW" w:bidi="zh_TW"/>
-        </w:rPr>
-        <w:t>以色列對神拯救的回應主要是讚美，這在詩篇（</w:t>
-      </w:r>
-      <w:hyperlink r:id="rId67">
-        <w:r>
-          <w:rPr>
-            <w:lang w:val="zh_TW" w:bidi="zh_TW"/>
-          </w:rPr>
-          <w:rPr>
-            <w:color w:val="0000EE"/>
-            <w:u w:val="single"/>
-          </w:rPr>
-          <w:t>詩3:8</w:t>
-        </w:r>
-      </w:hyperlink>
-      <w:r>
-        <w:rPr>
-          <w:lang w:val="zh_TW" w:bidi="zh_TW"/>
-        </w:rPr>
-        <w:t>，</w:t>
-      </w:r>
-      <w:hyperlink r:id="rId68">
-        <w:r>
-          <w:rPr>
-            <w:lang w:val="zh_TW" w:bidi="zh_TW"/>
-          </w:rPr>
-          <w:rPr>
-            <w:color w:val="0000EE"/>
-            <w:u w:val="single"/>
-          </w:rPr>
-          <w:t>9:14</w:t>
-        </w:r>
-      </w:hyperlink>
-      <w:r>
-        <w:rPr>
-          <w:lang w:val="zh_TW" w:bidi="zh_TW"/>
-        </w:rPr>
-        <w:t>，</w:t>
-      </w:r>
-      <w:hyperlink r:id="rId69">
-        <w:r>
-          <w:rPr>
-            <w:lang w:val="zh_TW" w:bidi="zh_TW"/>
-          </w:rPr>
-          <w:rPr>
-            <w:color w:val="0000EE"/>
-            <w:u w:val="single"/>
-          </w:rPr>
-          <w:t>21:1</w:t>
-        </w:r>
-      </w:hyperlink>
-      <w:r>
-        <w:rPr>
-          <w:lang w:val="zh_TW" w:bidi="zh_TW"/>
-        </w:rPr>
-        <w:t>）和早期的詩歌中經常可見（</w:t>
-      </w:r>
-      <w:hyperlink r:id="rId70">
-        <w:r>
-          <w:rPr>
-            <w:lang w:val="zh_TW" w:bidi="zh_TW"/>
-          </w:rPr>
-          <w:rPr>
-            <w:color w:val="0000EE"/>
-            <w:u w:val="single"/>
-          </w:rPr>
-          <w:t>出15:2</w:t>
-        </w:r>
-      </w:hyperlink>
-      <w:r>
-        <w:rPr>
-          <w:lang w:val="zh_TW" w:bidi="zh_TW"/>
-        </w:rPr>
-        <w:t>；</w:t>
-      </w:r>
-      <w:hyperlink r:id="rId71">
-        <w:r>
-          <w:rPr>
-            <w:lang w:val="zh_TW" w:bidi="zh_TW"/>
-          </w:rPr>
-          <w:rPr>
-            <w:color w:val="0000EE"/>
-            <w:u w:val="single"/>
-          </w:rPr>
-          <w:t>撒上2:1</w:t>
-        </w:r>
-      </w:hyperlink>
-      <w:r>
-        <w:rPr>
-          <w:lang w:val="zh_TW" w:bidi="zh_TW"/>
-        </w:rPr>
-        <w:t>）。此外，他們向耶和華祈求和尋求祂的拯救——無論是從敵人（</w:t>
-      </w:r>
-      <w:hyperlink r:id="rId72">
-        <w:r>
-          <w:rPr>
-            <w:lang w:val="zh_TW" w:bidi="zh_TW"/>
-          </w:rPr>
-          <w:rPr>
-            <w:color w:val="0000EE"/>
-            <w:u w:val="single"/>
-          </w:rPr>
-          <w:t>詩35:3</w:t>
-        </w:r>
-      </w:hyperlink>
-      <w:r>
-        <w:rPr>
-          <w:lang w:val="zh_TW" w:bidi="zh_TW"/>
-        </w:rPr>
-        <w:t>，</w:t>
-      </w:r>
-      <w:hyperlink r:id="rId73">
-        <w:r>
-          <w:rPr>
-            <w:lang w:val="zh_TW" w:bidi="zh_TW"/>
-          </w:rPr>
-          <w:rPr>
-            <w:color w:val="0000EE"/>
-            <w:u w:val="single"/>
-          </w:rPr>
-          <w:t>38:22</w:t>
-        </w:r>
-      </w:hyperlink>
-      <w:r>
-        <w:rPr>
-          <w:lang w:val="zh_TW" w:bidi="zh_TW"/>
-        </w:rPr>
-        <w:t>）、疾病（</w:t>
-      </w:r>
-      <w:hyperlink r:id="rId74">
-        <w:r>
-          <w:rPr>
-            <w:lang w:val="zh_TW" w:bidi="zh_TW"/>
-          </w:rPr>
-          <w:rPr>
-            <w:color w:val="0000EE"/>
-            <w:u w:val="single"/>
-          </w:rPr>
-          <w:t>69:29</w:t>
-        </w:r>
-      </w:hyperlink>
-      <w:r>
-        <w:rPr>
-          <w:lang w:val="zh_TW" w:bidi="zh_TW"/>
-        </w:rPr>
-        <w:t>），還是戰爭（</w:t>
-      </w:r>
-      <w:hyperlink r:id="rId75">
-        <w:r>
-          <w:rPr>
-            <w:lang w:val="zh_TW" w:bidi="zh_TW"/>
-          </w:rPr>
-          <w:rPr>
-            <w:color w:val="0000EE"/>
-            <w:u w:val="single"/>
-          </w:rPr>
-          <w:t>140:7，</w:t>
-        </w:r>
-      </w:hyperlink>
-      <w:hyperlink r:id="rId76">
-        <w:r>
-          <w:rPr>
-            <w:lang w:val="zh_TW" w:bidi="zh_TW"/>
-          </w:rPr>
-          <w:rPr>
-            <w:color w:val="0000EE"/>
-            <w:u w:val="single"/>
-          </w:rPr>
-          <w:t>144:10–11</w:t>
-        </w:r>
-      </w:hyperlink>
-      <w:r>
-        <w:rPr>
-          <w:lang w:val="zh_TW" w:bidi="zh_TW"/>
-        </w:rPr>
-        <w:t>）中得救——並且在信心中期待神的拯救（</w:t>
-      </w:r>
-      <w:hyperlink r:id="rId77">
-        <w:r>
-          <w:rPr>
-            <w:lang w:val="zh_TW" w:bidi="zh_TW"/>
-          </w:rPr>
-          <w:rPr>
-            <w:color w:val="0000EE"/>
-            <w:u w:val="single"/>
-          </w:rPr>
-          <w:t>35:9</w:t>
-        </w:r>
-      </w:hyperlink>
-      <w:r>
-        <w:rPr>
-          <w:lang w:val="zh_TW" w:bidi="zh_TW"/>
-        </w:rPr>
-        <w:t>，</w:t>
-      </w:r>
-      <w:hyperlink r:id="rId78">
-        <w:r>
-          <w:rPr>
-            <w:lang w:val="zh_TW" w:bidi="zh_TW"/>
-          </w:rPr>
-          <w:rPr>
-            <w:color w:val="0000EE"/>
-            <w:u w:val="single"/>
-          </w:rPr>
-          <w:t>65:5</w:t>
-        </w:r>
-      </w:hyperlink>
-      <w:r>
-        <w:rPr>
-          <w:lang w:val="zh_TW" w:bidi="zh_TW"/>
-        </w:rPr>
-        <w:t>）。</w:t>
-      </w:r>
-    </w:p>
-    <w:p>
-      <w:pPr/>
-      <w:r>
-        <w:rPr>
-          <w:lang w:val="zh_TW" w:bidi="zh_TW"/>
-        </w:rPr>
-      </w:r>
-      <w:r>
-        <w:rPr>
-          <w:lang w:val="zh_TW" w:bidi="zh_TW"/>
-        </w:rPr>
-        <w:t>先知強調救恩的末世（終末〔end-time〕）層面。神過去的偉大作為顯明了祂的拯救大能，這也促使人們期待神未來的拯救工作。這種對未來的盼望是對以色列民族的（</w:t>
-      </w:r>
-      <w:hyperlink r:id="rId79">
-        <w:r>
-          <w:rPr>
-            <w:lang w:val="zh_TW" w:bidi="zh_TW"/>
-          </w:rPr>
-          <w:rPr>
-            <w:color w:val="0000EE"/>
-            <w:u w:val="single"/>
-          </w:rPr>
-          <w:t>賽45:17</w:t>
-        </w:r>
-      </w:hyperlink>
-      <w:r>
-        <w:rPr>
-          <w:lang w:val="zh_TW" w:bidi="zh_TW"/>
-        </w:rPr>
-        <w:t>），但也是對普世救贖的預期（</w:t>
-      </w:r>
-      <w:hyperlink r:id="rId80">
-        <w:r>
-          <w:rPr>
-            <w:lang w:val="zh_TW" w:bidi="zh_TW"/>
-          </w:rPr>
-          <w:rPr>
-            <w:color w:val="0000EE"/>
-            <w:u w:val="single"/>
-          </w:rPr>
-          <w:t>49:6</w:t>
-        </w:r>
-      </w:hyperlink>
-      <w:r>
-        <w:rPr>
-          <w:lang w:val="zh_TW" w:bidi="zh_TW"/>
-        </w:rPr>
-        <w:t>）。先知們期待從巴比倫的被擄中得拯救並歸回（</w:t>
-      </w:r>
-      <w:hyperlink r:id="rId81">
-        <w:r>
-          <w:rPr>
-            <w:lang w:val="zh_TW" w:bidi="zh_TW"/>
-          </w:rPr>
-          <w:rPr>
-            <w:color w:val="0000EE"/>
-            <w:u w:val="single"/>
-          </w:rPr>
-          <w:t>賽49:25–26</w:t>
-        </w:r>
-      </w:hyperlink>
-      <w:r>
-        <w:rPr>
-          <w:lang w:val="zh_TW" w:bidi="zh_TW"/>
-        </w:rPr>
-        <w:t>；</w:t>
-      </w:r>
-      <w:hyperlink r:id="rId82">
-        <w:r>
-          <w:rPr>
-            <w:lang w:val="zh_TW" w:bidi="zh_TW"/>
-          </w:rPr>
-          <w:rPr>
-            <w:color w:val="0000EE"/>
-            <w:u w:val="single"/>
-          </w:rPr>
-          <w:t>耶46:27</w:t>
-        </w:r>
-      </w:hyperlink>
-      <w:r>
-        <w:rPr>
-          <w:lang w:val="zh_TW" w:bidi="zh_TW"/>
-        </w:rPr>
-        <w:t>），但他們也談到未來永恆的救恩（</w:t>
-      </w:r>
-      <w:hyperlink r:id="rId79">
-        <w:r>
-          <w:rPr>
-            <w:lang w:val="zh_TW" w:bidi="zh_TW"/>
-          </w:rPr>
-          <w:rPr>
-            <w:color w:val="0000EE"/>
-            <w:u w:val="single"/>
-          </w:rPr>
-          <w:t>賽45:17</w:t>
-        </w:r>
-      </w:hyperlink>
-      <w:r>
-        <w:rPr>
-          <w:lang w:val="zh_TW" w:bidi="zh_TW"/>
-        </w:rPr>
-        <w:t>，</w:t>
-      </w:r>
-      <w:hyperlink r:id="rId83">
-        <w:r>
-          <w:rPr>
-            <w:lang w:val="zh_TW" w:bidi="zh_TW"/>
-          </w:rPr>
-          <w:rPr>
-            <w:color w:val="0000EE"/>
-            <w:u w:val="single"/>
-          </w:rPr>
-          <w:t>51:6–8</w:t>
-        </w:r>
-      </w:hyperlink>
-      <w:r>
-        <w:rPr>
-          <w:lang w:val="zh_TW" w:bidi="zh_TW"/>
-        </w:rPr>
-        <w:t>）。彌賽亞的盼望，體現在那些預言有關個人將帶來神的救恩的經文中。以賽亞提到僕人將救恩帶到地極（</w:t>
-      </w:r>
-      <w:hyperlink r:id="rId80">
-        <w:r>
-          <w:rPr>
-            <w:lang w:val="zh_TW" w:bidi="zh_TW"/>
-          </w:rPr>
-          <w:rPr>
-            <w:color w:val="0000EE"/>
-            <w:u w:val="single"/>
-          </w:rPr>
-          <w:t>49:6</w:t>
-        </w:r>
-      </w:hyperlink>
-      <w:r>
-        <w:rPr>
-          <w:lang w:val="zh_TW" w:bidi="zh_TW"/>
-        </w:rPr>
-        <w:t>），而耶利米寫到神公義的苗裔帶來拯救（</w:t>
-      </w:r>
-      <w:hyperlink r:id="rId84">
-        <w:r>
-          <w:rPr>
-            <w:lang w:val="zh_TW" w:bidi="zh_TW"/>
-          </w:rPr>
-          <w:rPr>
-            <w:color w:val="0000EE"/>
-            <w:u w:val="single"/>
-          </w:rPr>
-          <w:t>耶23:5–6</w:t>
-        </w:r>
-      </w:hyperlink>
-      <w:r>
-        <w:rPr>
-          <w:lang w:val="zh_TW" w:bidi="zh_TW"/>
-        </w:rPr>
-        <w:t>）。</w:t>
-      </w:r>
-      <w:hyperlink r:id="rId85">
-        <w:r>
-          <w:rPr>
-            <w:lang w:val="zh_TW" w:bidi="zh_TW"/>
-          </w:rPr>
-          <w:rPr>
-            <w:color w:val="0000EE"/>
-            <w:u w:val="single"/>
-          </w:rPr>
-          <w:t>撒迦利亞書九章9節</w:t>
-        </w:r>
-      </w:hyperlink>
-      <w:r>
-        <w:rPr>
-          <w:lang w:val="zh_TW" w:bidi="zh_TW"/>
-        </w:rPr>
-        <w:t>提到帶來救恩的君王，反映了這個彌賽亞的主題，並在</w:t>
-      </w:r>
-      <w:hyperlink r:id="rId86">
-        <w:r>
-          <w:rPr>
-            <w:lang w:val="zh_TW" w:bidi="zh_TW"/>
-          </w:rPr>
-          <w:rPr>
-            <w:color w:val="0000EE"/>
-            <w:u w:val="single"/>
-          </w:rPr>
-          <w:t>馬太福音二十一章4至5節</w:t>
-        </w:r>
-      </w:hyperlink>
-      <w:r>
-        <w:rPr>
-          <w:lang w:val="zh_TW" w:bidi="zh_TW"/>
-        </w:rPr>
-        <w:t>中應用在耶穌基督身上。</w:t>
-      </w:r>
-    </w:p>
-    <w:p>
-      <w:pPr>
-        <w:pStyle w:val="Heading3"/>
-      </w:pPr>
-      <w:r>
-        <w:rPr>
-          <w:lang w:val="zh_TW" w:bidi="zh_TW"/>
-        </w:rPr>
-        <w:t>在新約中</w:t>
-      </w:r>
-    </w:p>
-    <w:p>
-      <w:pPr/>
-      <w:r>
-        <w:rPr>
-          <w:lang w:val="zh_TW" w:bidi="zh_TW"/>
-        </w:rPr>
-      </w:r>
-      <w:r>
-        <w:rPr>
-          <w:lang w:val="zh_TW" w:bidi="zh_TW"/>
-        </w:rPr>
-        <w:t>在古典希臘文中，動詞sozo（「拯救」）和名詞soteria（「救恩」）用於表示「拯救」、「救助」或「救恩」，甚至是「福祉」或「健康」。七十士譯本最常使用sozo來翻譯希伯來文的yasha‘（「拯救」），而新約主要使用sozo及其衍生詞來表示救恩的概念。</w:t>
-      </w:r>
-    </w:p>
-    <w:p>
-      <w:pPr/>
-      <w:r>
-        <w:rPr>
-          <w:lang w:val="zh_TW" w:bidi="zh_TW"/>
-        </w:rPr>
-      </w:r>
-      <w:r>
-        <w:rPr>
-          <w:lang w:val="zh_TW" w:bidi="zh_TW"/>
-        </w:rPr>
-        <w:t>這些希臘文詞彙在新約中通常是神學性的用法，但也有非神學用法的例子。在</w:t>
-      </w:r>
-      <w:hyperlink r:id="rId87">
-        <w:r>
-          <w:rPr>
-            <w:lang w:val="zh_TW" w:bidi="zh_TW"/>
-          </w:rPr>
-          <w:rPr>
-            <w:color w:val="0000EE"/>
-            <w:u w:val="single"/>
-          </w:rPr>
-          <w:t>使徒行傳第二十七章</w:t>
-        </w:r>
-      </w:hyperlink>
-      <w:r>
-        <w:rPr>
-          <w:lang w:val="zh_TW" w:bidi="zh_TW"/>
-        </w:rPr>
-        <w:t>，這些詞彙用來描述兵丁、水手和囚犯在船難中受到威脅並獲得拯救（</w:t>
-      </w:r>
-      <w:hyperlink r:id="rId88">
-        <w:r>
-          <w:rPr>
-            <w:lang w:val="zh_TW" w:bidi="zh_TW"/>
-          </w:rPr>
-          <w:rPr>
-            <w:color w:val="0000EE"/>
-            <w:u w:val="single"/>
-          </w:rPr>
-          <w:t>20、31</w:t>
-        </w:r>
-      </w:hyperlink>
-      <w:r>
-        <w:rPr>
-          <w:lang w:val="zh_TW" w:bidi="zh_TW"/>
-        </w:rPr>
-        <w:t>節），以及他們的健康狀況（</w:t>
-      </w:r>
-      <w:hyperlink r:id="rId89">
-        <w:r>
-          <w:rPr>
-            <w:lang w:val="zh_TW" w:bidi="zh_TW"/>
-          </w:rPr>
-          <w:rPr>
-            <w:color w:val="0000EE"/>
-            <w:u w:val="single"/>
-          </w:rPr>
-          <w:t>34</w:t>
-        </w:r>
-      </w:hyperlink>
-      <w:r>
-        <w:rPr>
-          <w:lang w:val="zh_TW" w:bidi="zh_TW"/>
-        </w:rPr>
-        <w:t>節）。</w:t>
-      </w:r>
-    </w:p>
-    <w:p>
-      <w:pPr/>
-      <w:r>
-        <w:rPr>
-          <w:lang w:val="zh_TW" w:bidi="zh_TW"/>
-        </w:rPr>
-      </w:r>
-      <w:r>
-        <w:rPr>
-          <w:lang w:val="zh_TW" w:bidi="zh_TW"/>
-        </w:rPr>
-        <w:t>在福音書中，「救恩」明顯與舊約的救恩概念相關；在撒迦利亞的預言中（</w:t>
-      </w:r>
-      <w:hyperlink r:id="rId90">
-        <w:r>
-          <w:rPr>
-            <w:lang w:val="zh_TW" w:bidi="zh_TW"/>
-          </w:rPr>
-          <w:rPr>
-            <w:color w:val="0000EE"/>
-            <w:u w:val="single"/>
-          </w:rPr>
-          <w:t>路1:69、71</w:t>
-        </w:r>
-      </w:hyperlink>
-      <w:r>
-        <w:rPr>
-          <w:lang w:val="zh_TW" w:bidi="zh_TW"/>
-        </w:rPr>
-        <w:t>；參</w:t>
-      </w:r>
-      <w:hyperlink r:id="rId91">
-        <w:r>
-          <w:rPr>
-            <w:lang w:val="zh_TW" w:bidi="zh_TW"/>
-          </w:rPr>
-          <w:rPr>
-            <w:color w:val="0000EE"/>
-            <w:u w:val="single"/>
-          </w:rPr>
-          <w:t>詩106:10</w:t>
-        </w:r>
-      </w:hyperlink>
-      <w:r>
-        <w:rPr>
-          <w:lang w:val="zh_TW" w:bidi="zh_TW"/>
-        </w:rPr>
-        <w:t>，</w:t>
-      </w:r>
-      <w:hyperlink r:id="rId92">
-        <w:r>
-          <w:rPr>
-            <w:lang w:val="zh_TW" w:bidi="zh_TW"/>
-          </w:rPr>
-          <w:rPr>
-            <w:color w:val="0000EE"/>
-            <w:u w:val="single"/>
-          </w:rPr>
-          <w:t>132:17</w:t>
-        </w:r>
-      </w:hyperlink>
-      <w:r>
-        <w:rPr>
-          <w:lang w:val="zh_TW" w:bidi="zh_TW"/>
-        </w:rPr>
-        <w:t>）和在西面讚美神的詩歌中（</w:t>
-      </w:r>
-      <w:hyperlink r:id="rId93">
-        <w:r>
-          <w:rPr>
-            <w:lang w:val="zh_TW" w:bidi="zh_TW"/>
-          </w:rPr>
-          <w:rPr>
-            <w:color w:val="0000EE"/>
-            <w:u w:val="single"/>
-          </w:rPr>
-          <w:t>路2:30</w:t>
-        </w:r>
-      </w:hyperlink>
-      <w:r>
-        <w:rPr>
-          <w:lang w:val="zh_TW" w:bidi="zh_TW"/>
-        </w:rPr>
-        <w:t>），「救恩」被應用於基督的來臨。雖然soteria在福音書中並不常見，但救恩的概念在耶穌關於進入神國的教導中得到體現（</w:t>
-      </w:r>
-      <w:hyperlink r:id="rId94">
-        <w:r>
-          <w:rPr>
-            <w:lang w:val="zh_TW" w:bidi="zh_TW"/>
-          </w:rPr>
-          <w:rPr>
-            <w:color w:val="0000EE"/>
-            <w:u w:val="single"/>
-          </w:rPr>
-          <w:t>太19:24–26</w:t>
-        </w:r>
-      </w:hyperlink>
-      <w:r>
-        <w:rPr>
-          <w:lang w:val="zh_TW" w:bidi="zh_TW"/>
-        </w:rPr>
-        <w:t>），以及在耶穌醫治的神蹟中隱含了救恩的概念（</w:t>
-      </w:r>
-      <w:hyperlink r:id="rId95">
-        <w:r>
-          <w:rPr>
-            <w:lang w:val="zh_TW" w:bidi="zh_TW"/>
-          </w:rPr>
-          <w:rPr>
-            <w:color w:val="0000EE"/>
-            <w:u w:val="single"/>
-          </w:rPr>
-          <w:t>路17:19</w:t>
-        </w:r>
-      </w:hyperlink>
-      <w:r>
-        <w:rPr>
-          <w:lang w:val="zh_TW" w:bidi="zh_TW"/>
-        </w:rPr>
-        <w:t>，</w:t>
-      </w:r>
-      <w:hyperlink r:id="rId96">
-        <w:r>
-          <w:rPr>
-            <w:lang w:val="zh_TW" w:bidi="zh_TW"/>
-          </w:rPr>
-          <w:rPr>
-            <w:color w:val="0000EE"/>
-            <w:u w:val="single"/>
-          </w:rPr>
-          <w:t>18:42</w:t>
-        </w:r>
-      </w:hyperlink>
-      <w:r>
-        <w:rPr>
-          <w:lang w:val="zh_TW" w:bidi="zh_TW"/>
-        </w:rPr>
-        <w:t>）。</w:t>
-      </w:r>
-    </w:p>
-    <w:p>
-      <w:pPr/>
-      <w:r>
-        <w:rPr>
-          <w:lang w:val="zh_TW" w:bidi="zh_TW"/>
-        </w:rPr>
-      </w:r>
-      <w:r>
-        <w:rPr>
-          <w:lang w:val="zh_TW" w:bidi="zh_TW"/>
-        </w:rPr>
-        <w:t>新約聖經教導救恩的根源在於耶穌基督（</w:t>
-      </w:r>
-      <w:hyperlink r:id="rId97">
-        <w:r>
-          <w:rPr>
-            <w:lang w:val="zh_TW" w:bidi="zh_TW"/>
-          </w:rPr>
-          <w:rPr>
-            <w:color w:val="0000EE"/>
-            <w:u w:val="single"/>
-          </w:rPr>
-          <w:t>提後2:10</w:t>
-        </w:r>
-      </w:hyperlink>
-      <w:r>
-        <w:rPr>
-          <w:lang w:val="zh_TW" w:bidi="zh_TW"/>
-        </w:rPr>
-        <w:t>；</w:t>
-      </w:r>
-      <w:hyperlink r:id="rId98">
-        <w:r>
-          <w:rPr>
-            <w:lang w:val="zh_TW" w:bidi="zh_TW"/>
-          </w:rPr>
-          <w:rPr>
-            <w:color w:val="0000EE"/>
-            <w:u w:val="single"/>
-          </w:rPr>
-          <w:t>來5:9</w:t>
-        </w:r>
-      </w:hyperlink>
-      <w:r>
-        <w:rPr>
-          <w:lang w:val="zh_TW" w:bidi="zh_TW"/>
-        </w:rPr>
-        <w:t>），祂是救恩的「創始者」和中保（</w:t>
-      </w:r>
-      <w:hyperlink r:id="rId99">
-        <w:r>
-          <w:rPr>
-            <w:lang w:val="zh_TW" w:bidi="zh_TW"/>
-          </w:rPr>
-          <w:rPr>
-            <w:color w:val="0000EE"/>
-            <w:u w:val="single"/>
-          </w:rPr>
-          <w:t>來2:10</w:t>
-        </w:r>
-      </w:hyperlink>
-      <w:r>
-        <w:rPr>
-          <w:lang w:val="zh_TW" w:bidi="zh_TW"/>
-        </w:rPr>
-        <w:t>，</w:t>
-      </w:r>
-      <w:hyperlink r:id="rId100">
-        <w:r>
-          <w:rPr>
-            <w:lang w:val="zh_TW" w:bidi="zh_TW"/>
-          </w:rPr>
-          <w:rPr>
-            <w:color w:val="0000EE"/>
-            <w:u w:val="single"/>
-          </w:rPr>
-          <w:t>7:25</w:t>
-        </w:r>
-      </w:hyperlink>
-      <w:r>
-        <w:rPr>
-          <w:lang w:val="zh_TW" w:bidi="zh_TW"/>
-        </w:rPr>
-        <w:t>）。救恩是神的工作（</w:t>
-      </w:r>
-      <w:hyperlink r:id="rId101">
-        <w:r>
-          <w:rPr>
-            <w:lang w:val="zh_TW" w:bidi="zh_TW"/>
-          </w:rPr>
-          <w:rPr>
-            <w:color w:val="0000EE"/>
-            <w:u w:val="single"/>
-          </w:rPr>
-          <w:t>帖前5:9</w:t>
-        </w:r>
-      </w:hyperlink>
-      <w:r>
-        <w:rPr>
-          <w:lang w:val="zh_TW" w:bidi="zh_TW"/>
-        </w:rPr>
-        <w:t>），是神的恩典所賜（</w:t>
-      </w:r>
-      <w:hyperlink r:id="rId102">
-        <w:r>
-          <w:rPr>
-            <w:lang w:val="zh_TW" w:bidi="zh_TW"/>
-          </w:rPr>
-          <w:rPr>
-            <w:color w:val="0000EE"/>
-            <w:u w:val="single"/>
-          </w:rPr>
-          <w:t>弗2:8–9</w:t>
-        </w:r>
-      </w:hyperlink>
-      <w:r>
-        <w:rPr>
-          <w:lang w:val="zh_TW" w:bidi="zh_TW"/>
-        </w:rPr>
-        <w:t>）。救恩的信息包含在聖經中（</w:t>
-      </w:r>
-      <w:hyperlink r:id="rId103">
-        <w:r>
-          <w:rPr>
-            <w:lang w:val="zh_TW" w:bidi="zh_TW"/>
-          </w:rPr>
-          <w:rPr>
-            <w:color w:val="0000EE"/>
-            <w:u w:val="single"/>
-          </w:rPr>
-          <w:t>提後3:15</w:t>
-        </w:r>
-      </w:hyperlink>
-      <w:r>
-        <w:rPr>
-          <w:lang w:val="zh_TW" w:bidi="zh_TW"/>
-        </w:rPr>
-        <w:t>），並由宣講真理之道的人傳揚（</w:t>
-      </w:r>
-      <w:hyperlink r:id="rId104">
-        <w:r>
-          <w:rPr>
-            <w:lang w:val="zh_TW" w:bidi="zh_TW"/>
-          </w:rPr>
-          <w:rPr>
-            <w:color w:val="0000EE"/>
-            <w:u w:val="single"/>
-          </w:rPr>
-          <w:t>弗1:13</w:t>
-        </w:r>
-      </w:hyperlink>
-      <w:r>
-        <w:rPr>
-          <w:lang w:val="zh_TW" w:bidi="zh_TW"/>
-        </w:rPr>
-        <w:t>）。適當的回應是悔改（</w:t>
-      </w:r>
-      <w:hyperlink r:id="rId105">
-        <w:r>
-          <w:rPr>
-            <w:lang w:val="zh_TW" w:bidi="zh_TW"/>
-          </w:rPr>
-          <w:rPr>
-            <w:color w:val="0000EE"/>
-            <w:u w:val="single"/>
-          </w:rPr>
-          <w:t>林後7:10</w:t>
-        </w:r>
-      </w:hyperlink>
-      <w:r>
-        <w:rPr>
-          <w:lang w:val="zh_TW" w:bidi="zh_TW"/>
-        </w:rPr>
-        <w:t>）和信心（</w:t>
-      </w:r>
-      <w:hyperlink r:id="rId103">
-        <w:r>
-          <w:rPr>
-            <w:lang w:val="zh_TW" w:bidi="zh_TW"/>
-          </w:rPr>
-          <w:rPr>
-            <w:color w:val="0000EE"/>
-            <w:u w:val="single"/>
-          </w:rPr>
-          <w:t>提後3:15</w:t>
-        </w:r>
-      </w:hyperlink>
-      <w:r>
-        <w:rPr>
-          <w:lang w:val="zh_TW" w:bidi="zh_TW"/>
-        </w:rPr>
-        <w:t>；</w:t>
-      </w:r>
-      <w:hyperlink r:id="rId106">
-        <w:r>
-          <w:rPr>
-            <w:lang w:val="zh_TW" w:bidi="zh_TW"/>
-          </w:rPr>
-          <w:rPr>
-            <w:color w:val="0000EE"/>
-            <w:u w:val="single"/>
-          </w:rPr>
-          <w:t>彼前1:9</w:t>
-        </w:r>
-      </w:hyperlink>
-      <w:r>
-        <w:rPr>
-          <w:lang w:val="zh_TW" w:bidi="zh_TW"/>
-        </w:rPr>
-        <w:t>）。這也是早期教會在宣講救主耶穌時的教導（</w:t>
-      </w:r>
-      <w:hyperlink r:id="rId107">
-        <w:r>
-          <w:rPr>
-            <w:lang w:val="zh_TW" w:bidi="zh_TW"/>
-          </w:rPr>
-          <w:rPr>
-            <w:color w:val="0000EE"/>
-            <w:u w:val="single"/>
-          </w:rPr>
-          <w:t>徒4:12，</w:t>
-        </w:r>
-      </w:hyperlink>
-      <w:hyperlink r:id="rId108">
-        <w:r>
-          <w:rPr>
-            <w:lang w:val="zh_TW" w:bidi="zh_TW"/>
-          </w:rPr>
-          <w:rPr>
-            <w:color w:val="0000EE"/>
-            <w:u w:val="single"/>
-          </w:rPr>
-          <w:t>13:23–26</w:t>
-        </w:r>
-      </w:hyperlink>
-      <w:r>
-        <w:rPr>
-          <w:lang w:val="zh_TW" w:bidi="zh_TW"/>
-        </w:rPr>
-        <w:t>，</w:t>
-      </w:r>
-      <w:hyperlink r:id="rId109">
-        <w:r>
-          <w:rPr>
-            <w:lang w:val="zh_TW" w:bidi="zh_TW"/>
-          </w:rPr>
-          <w:rPr>
-            <w:color w:val="0000EE"/>
-            <w:u w:val="single"/>
-          </w:rPr>
-          <w:t>16:30–31</w:t>
-        </w:r>
-      </w:hyperlink>
-      <w:r>
-        <w:rPr>
-          <w:lang w:val="zh_TW" w:bidi="zh_TW"/>
-        </w:rPr>
-        <w:t>）。保羅特別強調神救恩的普世性（</w:t>
-      </w:r>
-      <w:hyperlink r:id="rId110">
-        <w:r>
-          <w:rPr>
-            <w:lang w:val="zh_TW" w:bidi="zh_TW"/>
-          </w:rPr>
-          <w:rPr>
-            <w:color w:val="0000EE"/>
-            <w:u w:val="single"/>
-          </w:rPr>
-          <w:t>羅1:16</w:t>
-        </w:r>
-      </w:hyperlink>
-      <w:r>
-        <w:rPr>
-          <w:lang w:val="zh_TW" w:bidi="zh_TW"/>
-        </w:rPr>
-        <w:t>；</w:t>
-      </w:r>
-      <w:hyperlink r:id="rId111">
-        <w:r>
-          <w:rPr>
-            <w:lang w:val="zh_TW" w:bidi="zh_TW"/>
-          </w:rPr>
-          <w:rPr>
-            <w:color w:val="0000EE"/>
-            <w:u w:val="single"/>
-          </w:rPr>
-          <w:t>多2:11</w:t>
-        </w:r>
-      </w:hyperlink>
-      <w:r>
-        <w:rPr>
-          <w:lang w:val="zh_TW" w:bidi="zh_TW"/>
-        </w:rPr>
-        <w:t>）。他的心願是猶太人得救（</w:t>
-      </w:r>
-      <w:hyperlink r:id="rId112">
-        <w:r>
-          <w:rPr>
-            <w:lang w:val="zh_TW" w:bidi="zh_TW"/>
-          </w:rPr>
-          <w:rPr>
-            <w:color w:val="0000EE"/>
-            <w:u w:val="single"/>
-          </w:rPr>
-          <w:t>羅10:1</w:t>
-        </w:r>
-      </w:hyperlink>
-      <w:r>
-        <w:rPr>
-          <w:lang w:val="zh_TW" w:bidi="zh_TW"/>
-        </w:rPr>
-        <w:t>），雖然他主要向外邦人傳講救恩的信息（</w:t>
-      </w:r>
-      <w:hyperlink r:id="rId113">
-        <w:r>
-          <w:rPr>
-            <w:lang w:val="zh_TW" w:bidi="zh_TW"/>
-          </w:rPr>
-          <w:rPr>
-            <w:color w:val="0000EE"/>
-            <w:u w:val="single"/>
-          </w:rPr>
-          <w:t>11:11–13</w:t>
-        </w:r>
-      </w:hyperlink>
-      <w:r>
-        <w:rPr>
-          <w:lang w:val="zh_TW" w:bidi="zh_TW"/>
-        </w:rPr>
-        <w:t>）。</w:t>
-      </w:r>
-    </w:p>
-    <w:p>
-      <w:pPr/>
-      <w:r>
-        <w:rPr>
-          <w:lang w:val="zh_TW" w:bidi="zh_TW"/>
-        </w:rPr>
-      </w:r>
-      <w:r>
-        <w:rPr>
-          <w:lang w:val="zh_TW" w:bidi="zh_TW"/>
-        </w:rPr>
-        <w:t>在聖經中，還有許多與救恩概念相關的詞彙。重生是指在基督裡得著新生命（「重生」，</w:t>
-      </w:r>
-      <w:hyperlink r:id="rId114">
-        <w:r>
-          <w:rPr>
-            <w:lang w:val="zh_TW" w:bidi="zh_TW"/>
-          </w:rPr>
-          <w:rPr>
-            <w:color w:val="0000EE"/>
-            <w:u w:val="single"/>
-          </w:rPr>
-          <w:t>約3:3</w:t>
-        </w:r>
-      </w:hyperlink>
-      <w:r>
-        <w:rPr>
-          <w:lang w:val="zh_TW" w:bidi="zh_TW"/>
-        </w:rPr>
-        <w:t>）。稱義是指人在神面前的合法地位，而救贖則更多是指救恩的方法——付上代價，使人回到神面前。和好指的是關係的改變，而贖罪則喚起了舊約的獻祭制度，並指向神憤怒的轉離。這些術語和其它術語與聖經中的救恩概念有一些共同之處，都是指向救主耶穌基督的位格和工作。</w:t>
-      </w:r>
-    </w:p>
-    <w:p>
-      <w:pPr/>
-      <w:r>
-        <w:rPr>
-          <w:lang w:val="zh_TW" w:bidi="zh_TW"/>
-        </w:rPr>
-      </w:r>
-      <w:r>
-        <w:rPr>
-          <w:i/>
-          <w:lang w:val="zh_TW" w:bidi="zh_TW"/>
-        </w:rPr>
-        <w:t>另見</w:t>
-      </w:r>
-      <w:r>
-        <w:rPr>
-          <w:lang w:val="zh_TW" w:bidi="zh_TW"/>
-        </w:rPr>
-        <w:t xml:space="preserve"> </w:t>
-      </w:r>
-      <w:r>
-        <w:rPr>
-          <w:lang w:val="zh_TW" w:bidi="zh_TW"/>
-        </w:rPr>
-        <w:t>稱義、被稱義</w:t>
-      </w:r>
-      <w:r>
-        <w:rPr>
-          <w:lang w:val="zh_TW" w:bidi="zh_TW"/>
-        </w:rPr>
-        <w:t>；</w:t>
-      </w:r>
-      <w:r>
-        <w:rPr>
-          <w:lang w:val="zh_TW" w:bidi="zh_TW"/>
-        </w:rPr>
-        <w:t>和好</w:t>
-      </w:r>
-      <w:r>
-        <w:rPr>
-          <w:lang w:val="zh_TW" w:bidi="zh_TW"/>
-        </w:rPr>
-        <w:t>；</w:t>
-      </w:r>
-      <w:r>
-        <w:rPr>
-          <w:lang w:val="zh_TW" w:bidi="zh_TW"/>
-        </w:rPr>
-        <w:t>救贖主、救贖</w:t>
-      </w:r>
-      <w:r>
-        <w:rPr>
-          <w:lang w:val="zh_TW" w:bidi="zh_TW"/>
-        </w:rPr>
-        <w:t>；</w:t>
-      </w:r>
-      <w:r>
-        <w:rPr>
-          <w:lang w:val="zh_TW" w:bidi="zh_TW"/>
-        </w:rPr>
-        <w:t>救主</w:t>
-      </w:r>
-      <w:r>
-        <w:rPr>
-          <w:lang w:val="zh_TW" w:bidi="zh_TW"/>
-        </w:rPr>
-        <w:t>。</w:t>
-      </w:r>
-      <w:r>
-        <w:rPr>
-          <w:lang w:val="zh_TW" w:bidi="zh_TW"/>
-        </w:rPr>
-      </w:r>
-      <w:r>
-        <w:rPr>
-          <w:lang w:val="zh_TW" w:bidi="zh_TW"/>
-        </w:rPr>
-      </w:r>
-    </w:p>
-    <w:p>
-      <w:pPr/>
-      <w:r>
-        <w:rPr>
-          <w:lang w:val="zh_TW" w:bidi="zh_TW"/>
-        </w:rPr>
-      </w:r>
-    </w:p>
-    <w:p>
-      <w:pPr>
-        <w:pStyle w:val="Heading2"/>
-      </w:pPr>
-      <w:r>
-        <w:rPr>
-          <w:lang w:val="zh_TW" w:bidi="zh_TW"/>
-        </w:rPr>
-        <w:t>救贖者，救贖</w:t>
-      </w:r>
-      <w:r>
-        <w:rPr>
-          <w:lang w:val="zh_TW" w:bidi="zh_TW"/>
-        </w:rPr>
-      </w:r>
-    </w:p>
-    <w:p>
-      <w:pPr/>
-      <w:r>
-        <w:rPr>
-          <w:lang w:val="zh_TW" w:bidi="zh_TW"/>
-        </w:rPr>
-      </w:r>
-      <w:r>
-        <w:rPr>
-          <w:lang w:val="zh_TW" w:bidi="zh_TW"/>
-        </w:rPr>
-        <w:t>英文詞源自拉丁字根，意為「買回」，因此意指透過支付贖價，釋放任何財物、物品或人。在希臘語中，該字根意為「付贖價」或「釋放」。表達從鎖鏈、奴役或獄中釋放，就會運用該詞。</w:t>
-      </w:r>
-    </w:p>
-    <w:p>
-      <w:pPr>
-        <w:pStyle w:val="Heading3"/>
-      </w:pPr>
-      <w:r>
-        <w:rPr>
-          <w:lang w:val="zh_TW" w:bidi="zh_TW"/>
-        </w:rPr>
-        <w:t>舊約聖經和新約聖經詞語</w:t>
-      </w:r>
-    </w:p>
-    <w:p>
-      <w:pPr/>
-      <w:r>
-        <w:rPr>
-          <w:lang w:val="zh_TW" w:bidi="zh_TW"/>
-        </w:rPr>
-      </w:r>
-      <w:r>
-        <w:rPr>
-          <w:lang w:val="zh_TW" w:bidi="zh_TW"/>
-        </w:rPr>
-        <w:t>要全面理解救贖的概念，就有必要查看舊約。根據不同的情況，希伯來語會使用了三個不同的詞來傳達救贖概念。這些救贖用語的含義，基於現代文化所不熟悉的法律、社會和宗教習俗。我們需要了解這些文化才能理解這些詞彙及其用法。</w:t>
-      </w:r>
-    </w:p>
-    <w:p>
-      <w:pPr/>
-      <w:r>
-        <w:rPr>
-          <w:lang w:val="zh_TW" w:bidi="zh_TW"/>
-        </w:rPr>
-      </w:r>
-      <w:r>
-        <w:rPr>
-          <w:lang w:val="zh_TW" w:bidi="zh_TW"/>
-        </w:rPr>
-        <w:t>第一個用於救贖的詞語，具有法律語境。當一隻動物替代（或救贖）一個人或另一隻動物時，會用動詞「padah」。從這個詞根衍生出的名詞，意味著贖價或所支付的價格。當一個活生生的生命——不論是人或動物——需要被救贖的時候，就必須有替代之物或付出相應的代價。否則，動物就必須被殺（</w:t>
-      </w:r>
-      <w:hyperlink r:id="rId115">
-        <w:r>
-          <w:rPr>
-            <w:lang w:val="zh_TW" w:bidi="zh_TW"/>
-          </w:rPr>
-          <w:rPr>
-            <w:color w:val="0000EE"/>
-            <w:u w:val="single"/>
-          </w:rPr>
-          <w:t>出13:13</w:t>
-        </w:r>
-      </w:hyperlink>
-      <w:r>
-        <w:rPr>
-          <w:lang w:val="zh_TW" w:bidi="zh_TW"/>
-        </w:rPr>
-        <w:t>，</w:t>
-      </w:r>
-      <w:hyperlink r:id="rId116">
-        <w:r>
-          <w:rPr>
-            <w:lang w:val="zh_TW" w:bidi="zh_TW"/>
-          </w:rPr>
-          <w:rPr>
-            <w:color w:val="0000EE"/>
-            <w:u w:val="single"/>
-          </w:rPr>
-          <w:t>34:20</w:t>
-        </w:r>
-      </w:hyperlink>
-      <w:r>
-        <w:rPr>
-          <w:lang w:val="zh_TW" w:bidi="zh_TW"/>
-        </w:rPr>
-        <w:t>）。然而，律法從來不允許在這些情況下以人命（殺人）作為替代。人必須被贖回，沒有例外。</w:t>
-      </w:r>
-    </w:p>
-    <w:p>
-      <w:pPr/>
-      <w:r>
-        <w:rPr>
-          <w:lang w:val="zh_TW" w:bidi="zh_TW"/>
-        </w:rPr>
-      </w:r>
-      <w:r>
-        <w:rPr>
-          <w:lang w:val="zh_TW" w:bidi="zh_TW"/>
-        </w:rPr>
-        <w:t>「padah」這個詞也被用在其他形式的贖金或拯救上。例如，它可以指有人付出代價來釋放以色列的奴隸，也可以用來描述以贖金拯救一個陷入危險中的人（</w:t>
-      </w:r>
-      <w:hyperlink r:id="rId117">
-        <w:r>
-          <w:rPr>
-            <w:lang w:val="zh_TW" w:bidi="zh_TW"/>
-          </w:rPr>
-          <w:rPr>
-            <w:color w:val="0000EE"/>
-            <w:u w:val="single"/>
-          </w:rPr>
-          <w:t>出21:8</w:t>
-        </w:r>
-      </w:hyperlink>
-      <w:r>
-        <w:rPr>
-          <w:lang w:val="zh_TW" w:bidi="zh_TW"/>
-        </w:rPr>
-        <w:t>；</w:t>
-      </w:r>
-      <w:hyperlink r:id="rId118">
-        <w:r>
-          <w:rPr>
-            <w:lang w:val="zh_TW" w:bidi="zh_TW"/>
-          </w:rPr>
-          <w:rPr>
-            <w:color w:val="0000EE"/>
-            <w:u w:val="single"/>
-          </w:rPr>
-          <w:t>伯6:23</w:t>
-        </w:r>
-      </w:hyperlink>
-      <w:r>
-        <w:rPr>
-          <w:lang w:val="zh_TW" w:bidi="zh_TW"/>
-        </w:rPr>
-        <w:t>）。</w:t>
-      </w:r>
-    </w:p>
-    <w:p>
-      <w:pPr/>
-      <w:r>
-        <w:rPr>
-          <w:lang w:val="zh_TW" w:bidi="zh_TW"/>
-        </w:rPr>
-      </w:r>
-      <w:r>
-        <w:rPr>
-          <w:lang w:val="zh_TW" w:bidi="zh_TW"/>
-        </w:rPr>
-        <w:t>救贖的概念對於長子具有特殊意義。頭生的，無論是人還是獸，都屬於神。理論上，長子是要獻給神的。許多動物的情況確實如此，但人的長子和一些動物會被贖回（</w:t>
-      </w:r>
-      <w:hyperlink r:id="rId115">
-        <w:r>
-          <w:rPr>
-            <w:lang w:val="zh_TW" w:bidi="zh_TW"/>
-          </w:rPr>
-          <w:rPr>
-            <w:color w:val="0000EE"/>
-            <w:u w:val="single"/>
-          </w:rPr>
-          <w:t>出13:13</w:t>
-        </w:r>
-      </w:hyperlink>
-      <w:r>
-        <w:rPr>
-          <w:lang w:val="zh_TW" w:bidi="zh_TW"/>
-        </w:rPr>
-        <w:t>，</w:t>
-      </w:r>
-      <w:hyperlink r:id="rId116">
-        <w:r>
-          <w:rPr>
-            <w:lang w:val="zh_TW" w:bidi="zh_TW"/>
-          </w:rPr>
-          <w:rPr>
-            <w:color w:val="0000EE"/>
-            <w:u w:val="single"/>
-          </w:rPr>
-          <w:t>34:20</w:t>
-        </w:r>
-      </w:hyperlink>
-      <w:r>
-        <w:rPr>
-          <w:lang w:val="zh_TW" w:bidi="zh_TW"/>
-        </w:rPr>
-        <w:t>；</w:t>
-      </w:r>
-      <w:hyperlink r:id="rId119">
-        <w:r>
-          <w:rPr>
-            <w:lang w:val="zh_TW" w:bidi="zh_TW"/>
-          </w:rPr>
-          <w:rPr>
-            <w:color w:val="0000EE"/>
-            <w:u w:val="single"/>
-          </w:rPr>
-          <w:t>民18:15–16</w:t>
-        </w:r>
-      </w:hyperlink>
-      <w:r>
-        <w:rPr>
-          <w:lang w:val="zh_TW" w:bidi="zh_TW"/>
-        </w:rPr>
-        <w:t>）。贖回長子的時候，會用動物代贖，後來則會支付贖價（</w:t>
-      </w:r>
-      <w:hyperlink r:id="rId120">
-        <w:r>
-          <w:rPr>
-            <w:lang w:val="zh_TW" w:bidi="zh_TW"/>
-          </w:rPr>
-          <w:rPr>
-            <w:color w:val="0000EE"/>
-            <w:u w:val="single"/>
-          </w:rPr>
-          <w:t>民18:16</w:t>
-        </w:r>
-      </w:hyperlink>
-      <w:r>
-        <w:rPr>
-          <w:lang w:val="zh_TW" w:bidi="zh_TW"/>
-        </w:rPr>
-        <w:t>）。</w:t>
-      </w:r>
-    </w:p>
-    <w:p>
-      <w:pPr/>
-      <w:r>
-        <w:rPr>
-          <w:lang w:val="zh_TW" w:bidi="zh_TW"/>
-        </w:rPr>
-      </w:r>
-      <w:r>
-        <w:rPr>
-          <w:lang w:val="zh_TW" w:bidi="zh_TW"/>
-        </w:rPr>
-        <w:t>第二個所用的詞是希伯來詞根ga’al，主要用於與家庭規則和義務，以及律法所規定家族產業的權利和責任。比如，假如家庭成員失去一塊產業，最近的親屬既有權利也有義務贖回這產業。這種贖回權保護了家族的產業。從這個詞根衍生出的名詞相當於英文的「贖回」（redemption），而買回財產的人是go’el或買贖者。</w:t>
-      </w:r>
-    </w:p>
-    <w:p>
-      <w:pPr/>
-      <w:r>
-        <w:rPr>
-          <w:lang w:val="zh_TW" w:bidi="zh_TW"/>
-        </w:rPr>
-      </w:r>
-      <w:r>
-        <w:rPr>
-          <w:lang w:val="zh_TW" w:bidi="zh_TW"/>
-        </w:rPr>
-        <w:t>一個以色列人若因負債，被迫賣身為奴，可以由近親或他自己贖回（</w:t>
-      </w:r>
-      <w:hyperlink r:id="rId121">
-        <w:r>
-          <w:rPr>
-            <w:lang w:val="zh_TW" w:bidi="zh_TW"/>
-          </w:rPr>
-          <w:rPr>
-            <w:color w:val="0000EE"/>
-            <w:u w:val="single"/>
-          </w:rPr>
-          <w:t>利25:47–49</w:t>
-        </w:r>
-      </w:hyperlink>
-      <w:r>
-        <w:rPr>
-          <w:lang w:val="zh_TW" w:bidi="zh_TW"/>
-        </w:rPr>
-        <w:t>）。土地也可以以同樣的方式贖回（</w:t>
-      </w:r>
-      <w:hyperlink r:id="rId122">
-        <w:r>
-          <w:rPr>
-            <w:lang w:val="zh_TW" w:bidi="zh_TW"/>
-          </w:rPr>
-          <w:rPr>
-            <w:color w:val="0000EE"/>
-            <w:u w:val="single"/>
-          </w:rPr>
-          <w:t>25:25–28</w:t>
-        </w:r>
-      </w:hyperlink>
-      <w:r>
-        <w:rPr>
-          <w:lang w:val="zh_TW" w:bidi="zh_TW"/>
-        </w:rPr>
-        <w:t>；</w:t>
-      </w:r>
-      <w:hyperlink r:id="rId123">
-        <w:r>
-          <w:rPr>
-            <w:lang w:val="zh_TW" w:bidi="zh_TW"/>
-          </w:rPr>
-          <w:rPr>
-            <w:color w:val="0000EE"/>
-            <w:u w:val="single"/>
-          </w:rPr>
-          <w:t>耶32:6–9</w:t>
-        </w:r>
-      </w:hyperlink>
-      <w:r>
-        <w:rPr>
-          <w:lang w:val="zh_TW" w:bidi="zh_TW"/>
-        </w:rPr>
-        <w:t>）。</w:t>
-      </w:r>
-    </w:p>
-    <w:p>
-      <w:pPr/>
-      <w:r>
-        <w:rPr>
-          <w:lang w:val="zh_TW" w:bidi="zh_TW"/>
-        </w:rPr>
-      </w:r>
-      <w:r>
-        <w:rPr>
-          <w:lang w:val="zh_TW" w:bidi="zh_TW"/>
-        </w:rPr>
-        <w:t>在特定情況下，贖回的權利也擴展至人。人有義務娶他兄弟的寡婦，這是眾所周知的。在路得記中，贖回的權利擴展至遠親。在這個故事中，波阿斯不僅贖回產業，還贖回路得，她成為他的妻子（</w:t>
-      </w:r>
-      <w:hyperlink r:id="rId124">
-        <w:r>
-          <w:rPr>
-            <w:lang w:val="zh_TW" w:bidi="zh_TW"/>
-          </w:rPr>
-          <w:rPr>
-            <w:color w:val="0000EE"/>
-            <w:u w:val="single"/>
-          </w:rPr>
-          <w:t>得3:13</w:t>
-        </w:r>
-      </w:hyperlink>
-      <w:r>
-        <w:rPr>
-          <w:lang w:val="zh_TW" w:bidi="zh_TW"/>
-        </w:rPr>
-        <w:t>，</w:t>
-      </w:r>
-      <w:hyperlink r:id="rId125">
-        <w:r>
-          <w:rPr>
-            <w:lang w:val="zh_TW" w:bidi="zh_TW"/>
-          </w:rPr>
-          <w:rPr>
-            <w:color w:val="0000EE"/>
-            <w:u w:val="single"/>
-          </w:rPr>
-          <w:t>4:1–6</w:t>
-        </w:r>
-      </w:hyperlink>
-      <w:r>
-        <w:rPr>
-          <w:lang w:val="zh_TW" w:bidi="zh_TW"/>
-        </w:rPr>
-        <w:t>）。</w:t>
-      </w:r>
-    </w:p>
-    <w:p>
-      <w:pPr/>
-      <w:r>
-        <w:rPr>
-          <w:lang w:val="zh_TW" w:bidi="zh_TW"/>
-        </w:rPr>
-      </w:r>
-      <w:r>
-        <w:rPr>
-          <w:lang w:val="zh_TW" w:bidi="zh_TW"/>
-        </w:rPr>
-        <w:t>希伯來語使用的第三個詞，是動詞根kaphar</w:t>
-      </w:r>
-      <w:r>
-        <w:rPr>
-          <w:i/>
-          <w:lang w:val="zh_TW" w:bidi="zh_TW"/>
-        </w:rPr>
-        <w:t>，</w:t>
-      </w:r>
-      <w:r>
-        <w:rPr>
-          <w:lang w:val="zh_TW" w:bidi="zh_TW"/>
-        </w:rPr>
-        <w:t>意思是「遮蓋」。從這個詞根衍生出來的詞彙意指遮蓋罪、贖罪或補償。從中衍生出的名詞kopher</w:t>
-      </w:r>
-      <w:r>
-        <w:rPr>
-          <w:i/>
-          <w:lang w:val="zh_TW" w:bidi="zh_TW"/>
-        </w:rPr>
-        <w:t>，</w:t>
-      </w:r>
-      <w:r>
-        <w:rPr>
-          <w:lang w:val="zh_TW" w:bidi="zh_TW"/>
-        </w:rPr>
-        <w:t>在宗教意義上使用時，意指遮蓋罪的代價。</w:t>
-      </w:r>
-    </w:p>
-    <w:p>
-      <w:pPr/>
-      <w:r>
-        <w:rPr>
-          <w:lang w:val="zh_TW" w:bidi="zh_TW"/>
-        </w:rPr>
-      </w:r>
-      <w:r>
-        <w:rPr>
-          <w:lang w:val="zh_TW" w:bidi="zh_TW"/>
-        </w:rPr>
-        <w:t>這個詞用來指代，人為任何該治死的生命所支付的代價。一個上佳的例子是，牛的主人要為其牛隻</w:t>
-      </w:r>
-      <w:r>
-        <w:rPr>
-          <w:lang w:val="zh_TW" w:bidi="zh_TW"/>
-        </w:rPr>
-        <w:t>觸</w:t>
-      </w:r>
-      <w:r>
-        <w:rPr>
-          <w:lang w:val="zh_TW" w:bidi="zh_TW"/>
-        </w:rPr>
-        <w:t>死別人而支付贖價。根據律法，主人應該被治死，但他可以通過支付所需的價銀來贖回自己（</w:t>
-      </w:r>
-      <w:hyperlink r:id="rId126">
-        <w:r>
-          <w:rPr>
-            <w:lang w:val="zh_TW" w:bidi="zh_TW"/>
-          </w:rPr>
-          <w:rPr>
-            <w:color w:val="0000EE"/>
-            <w:u w:val="single"/>
-          </w:rPr>
-          <w:t>出21:28–32</w:t>
-        </w:r>
-      </w:hyperlink>
-      <w:r>
-        <w:rPr>
-          <w:lang w:val="zh_TW" w:bidi="zh_TW"/>
-        </w:rPr>
-        <w:t>）。</w:t>
-      </w:r>
-    </w:p>
-    <w:p>
-      <w:pPr/>
-      <w:r>
-        <w:rPr>
-          <w:lang w:val="zh_TW" w:bidi="zh_TW"/>
-        </w:rPr>
-      </w:r>
-      <w:r>
-        <w:rPr>
-          <w:lang w:val="zh_TW" w:bidi="zh_TW"/>
-        </w:rPr>
-        <w:t>在七十士譯本中，這三個希伯來詞彙被翻譯為不同的希臘詞。字根 padah 和 gaʾal 通常翻譯成 lutroō（「救贖、釋放、拯救」）及其相關名詞 lutron（「贖金」）。字根 kaphar 則多半譯作「贖罪」，例如 exilaskomai。雖然這些詞在希伯來語中各有不同，但希臘文的翻譯突顯了它們共同的重點：救贖必然涉及付出的代價，帶來拯救，或使人獲得自由。</w:t>
-      </w:r>
-    </w:p>
-    <w:p>
-      <w:pPr>
-        <w:pStyle w:val="Heading3"/>
-      </w:pPr>
-      <w:r>
-        <w:rPr>
-          <w:lang w:val="zh_TW" w:bidi="zh_TW"/>
-        </w:rPr>
-        <w:t>神是救贖者</w:t>
-      </w:r>
-    </w:p>
-    <w:p>
-      <w:pPr/>
-      <w:r>
-        <w:rPr>
-          <w:lang w:val="zh_TW" w:bidi="zh_TW"/>
-        </w:rPr>
-      </w:r>
-      <w:r>
-        <w:rPr>
-          <w:lang w:val="zh_TW" w:bidi="zh_TW"/>
-        </w:rPr>
-        <w:t>在舊約中，神救贖的對象通常是整體的百姓或國族，而不是個人。這種國家救贖概念的開端，見於神將百姓從埃及的奴役釋放出來。雖然他們為奴，但他們的神救贖了他們（</w:t>
-      </w:r>
-      <w:hyperlink r:id="rId127">
-        <w:r>
-          <w:rPr>
-            <w:lang w:val="zh_TW" w:bidi="zh_TW"/>
-          </w:rPr>
-          <w:rPr>
-            <w:color w:val="0000EE"/>
-            <w:u w:val="single"/>
-          </w:rPr>
-          <w:t>出6:6</w:t>
-        </w:r>
-      </w:hyperlink>
-      <w:r>
-        <w:rPr>
-          <w:lang w:val="zh_TW" w:bidi="zh_TW"/>
-        </w:rPr>
-        <w:t>；</w:t>
-      </w:r>
-      <w:hyperlink r:id="rId128">
-        <w:r>
-          <w:rPr>
-            <w:lang w:val="zh_TW" w:bidi="zh_TW"/>
-          </w:rPr>
-          <w:rPr>
-            <w:color w:val="0000EE"/>
-            <w:u w:val="single"/>
-          </w:rPr>
-          <w:t>申15:15</w:t>
-        </w:r>
-      </w:hyperlink>
-      <w:r>
-        <w:rPr>
-          <w:lang w:val="zh_TW" w:bidi="zh_TW"/>
-        </w:rPr>
-        <w:t>）。</w:t>
-      </w:r>
-    </w:p>
-    <w:p>
-      <w:pPr/>
-      <w:r>
-        <w:rPr>
-          <w:lang w:val="zh_TW" w:bidi="zh_TW"/>
-        </w:rPr>
-      </w:r>
-      <w:r>
-        <w:rPr>
-          <w:lang w:val="zh_TW" w:bidi="zh_TW"/>
-        </w:rPr>
-        <w:t>正如用於贖回或贖買的詞語所指，其中涉及固定贖金或代贖另一個生命。當救贖概念以神為主體，祂用大能或能力來救贖，就不需要支付贖金：「</w:t>
-      </w:r>
-      <w:r>
-        <w:rPr>
-          <w:lang w:val="zh_TW" w:bidi="zh_TW"/>
-        </w:rPr>
-        <w:t>我是耶和華；我要用伸出來的膀臂……救贖你們脫離他們的重擔，不做他們的苦工</w:t>
-      </w:r>
-      <w:r>
-        <w:rPr>
-          <w:lang w:val="zh_TW" w:bidi="zh_TW"/>
-        </w:rPr>
-        <w:t>」（</w:t>
-      </w:r>
-      <w:hyperlink r:id="rId127">
-        <w:r>
-          <w:rPr>
-            <w:lang w:val="zh_TW" w:bidi="zh_TW"/>
-          </w:rPr>
-          <w:rPr>
-            <w:color w:val="0000EE"/>
-            <w:u w:val="single"/>
-          </w:rPr>
-          <w:t>出6:6</w:t>
-        </w:r>
-      </w:hyperlink>
-      <w:r>
-        <w:rPr>
-          <w:lang w:val="zh_TW" w:bidi="zh_TW"/>
-        </w:rPr>
-        <w:t>；參</w:t>
-      </w:r>
-      <w:hyperlink r:id="rId128">
-        <w:r>
-          <w:rPr>
-            <w:lang w:val="zh_TW" w:bidi="zh_TW"/>
-          </w:rPr>
-          <w:rPr>
-            <w:color w:val="0000EE"/>
-            <w:u w:val="single"/>
-          </w:rPr>
-          <w:t>申15:15</w:t>
-        </w:r>
-      </w:hyperlink>
-      <w:r>
-        <w:rPr>
-          <w:lang w:val="zh_TW" w:bidi="zh_TW"/>
-        </w:rPr>
-        <w:t>）。同樣的想法延續至其他有需要和拯救的時刻，比如被擄時期。神是國族的拯救者（比如，</w:t>
-      </w:r>
-      <w:hyperlink r:id="rId129">
-        <w:r>
-          <w:rPr>
-            <w:lang w:val="zh_TW" w:bidi="zh_TW"/>
-          </w:rPr>
-          <w:rPr>
-            <w:color w:val="0000EE"/>
-            <w:u w:val="single"/>
-          </w:rPr>
-          <w:t>賽29:22</w:t>
-        </w:r>
-      </w:hyperlink>
-      <w:r>
-        <w:rPr>
-          <w:lang w:val="zh_TW" w:bidi="zh_TW"/>
-        </w:rPr>
-        <w:t>，</w:t>
-      </w:r>
-      <w:hyperlink r:id="rId130">
-        <w:r>
-          <w:rPr>
-            <w:lang w:val="zh_TW" w:bidi="zh_TW"/>
-          </w:rPr>
-          <w:rPr>
-            <w:color w:val="0000EE"/>
-            <w:u w:val="single"/>
-          </w:rPr>
-          <w:t>35:10</w:t>
-        </w:r>
-      </w:hyperlink>
-      <w:r>
-        <w:rPr>
-          <w:lang w:val="zh_TW" w:bidi="zh_TW"/>
-        </w:rPr>
-        <w:t>，</w:t>
-      </w:r>
-      <w:hyperlink r:id="rId131">
-        <w:r>
-          <w:rPr>
-            <w:lang w:val="zh_TW" w:bidi="zh_TW"/>
-          </w:rPr>
-          <w:rPr>
-            <w:color w:val="0000EE"/>
-            <w:u w:val="single"/>
-          </w:rPr>
-          <w:t>43:1</w:t>
-        </w:r>
-      </w:hyperlink>
-      <w:r>
-        <w:rPr>
-          <w:lang w:val="zh_TW" w:bidi="zh_TW"/>
-        </w:rPr>
-        <w:t>，</w:t>
-      </w:r>
-      <w:hyperlink r:id="rId132">
-        <w:r>
-          <w:rPr>
-            <w:lang w:val="zh_TW" w:bidi="zh_TW"/>
-          </w:rPr>
-          <w:rPr>
-            <w:color w:val="0000EE"/>
-            <w:u w:val="single"/>
-          </w:rPr>
-          <w:t>44:22</w:t>
-        </w:r>
-      </w:hyperlink>
-      <w:r>
-        <w:rPr>
-          <w:lang w:val="zh_TW" w:bidi="zh_TW"/>
-        </w:rPr>
-        <w:t>；</w:t>
-      </w:r>
-      <w:hyperlink r:id="rId133">
-        <w:r>
-          <w:rPr>
-            <w:lang w:val="zh_TW" w:bidi="zh_TW"/>
-          </w:rPr>
-          <w:rPr>
-            <w:color w:val="0000EE"/>
-            <w:u w:val="single"/>
-          </w:rPr>
-          <w:t>耶31:11</w:t>
-        </w:r>
-      </w:hyperlink>
-      <w:r>
-        <w:rPr>
-          <w:lang w:val="zh_TW" w:bidi="zh_TW"/>
-        </w:rPr>
-        <w:t>）。</w:t>
-      </w:r>
-    </w:p>
-    <w:p>
-      <w:pPr/>
-      <w:r>
-        <w:rPr>
-          <w:lang w:val="zh_TW" w:bidi="zh_TW"/>
-        </w:rPr>
-      </w:r>
-      <w:r>
-        <w:rPr>
-          <w:lang w:val="zh_TW" w:bidi="zh_TW"/>
-        </w:rPr>
-        <w:t>同樣，經文沒有任何暗示神為釋放祂的子民而付上贖金。神以自己的大能救贖。「</w:t>
-      </w:r>
-      <w:r>
-        <w:rPr>
-          <w:lang w:val="zh_TW" w:bidi="zh_TW"/>
-        </w:rPr>
-        <w:t>耶和華如此說</w:t>
-      </w:r>
-      <w:r>
-        <w:rPr>
-          <w:lang w:val="zh_TW" w:bidi="zh_TW"/>
-        </w:rPr>
-        <w:t>：『</w:t>
-      </w:r>
-      <w:r>
-        <w:rPr>
-          <w:lang w:val="zh_TW" w:bidi="zh_TW"/>
-        </w:rPr>
-        <w:t>你們是無價被賣的，也必無銀被贖</w:t>
-      </w:r>
-      <w:r>
-        <w:rPr>
-          <w:lang w:val="zh_TW" w:bidi="zh_TW"/>
-        </w:rPr>
-        <w:t>』」（</w:t>
-      </w:r>
-      <w:hyperlink r:id="rId134">
-        <w:r>
-          <w:rPr>
-            <w:lang w:val="zh_TW" w:bidi="zh_TW"/>
-          </w:rPr>
-          <w:rPr>
-            <w:color w:val="0000EE"/>
-            <w:u w:val="single"/>
-          </w:rPr>
-          <w:t>賽52:3</w:t>
-        </w:r>
-      </w:hyperlink>
-      <w:r>
-        <w:rPr>
-          <w:lang w:val="zh_TW" w:bidi="zh_TW"/>
-        </w:rPr>
-        <w:t>）。當居魯士讓百姓自由時，同樣沒有支付贖價（</w:t>
-      </w:r>
-      <w:hyperlink r:id="rId135">
-        <w:r>
-          <w:rPr>
-            <w:lang w:val="zh_TW" w:bidi="zh_TW"/>
-          </w:rPr>
-          <w:rPr>
-            <w:color w:val="0000EE"/>
-            <w:u w:val="single"/>
-          </w:rPr>
-          <w:t>45:13</w:t>
-        </w:r>
-      </w:hyperlink>
-      <w:r>
-        <w:rPr>
-          <w:lang w:val="zh_TW" w:bidi="zh_TW"/>
-        </w:rPr>
-        <w:t>）。</w:t>
-      </w:r>
-    </w:p>
-    <w:p>
-      <w:pPr/>
-      <w:r>
-        <w:rPr>
-          <w:lang w:val="zh_TW" w:bidi="zh_TW"/>
-        </w:rPr>
-      </w:r>
-      <w:r>
-        <w:rPr>
-          <w:lang w:val="zh_TW" w:bidi="zh_TW"/>
-        </w:rPr>
-        <w:t>在基督教社群中，尤其是在教會的早期，出現了需要支付贖金來贖罪的想法。事實上，人們經常被教導說，罪人實際上是被撒但囚禁。基督的死是神支付給撒但的贖金，以釋放罪人。這種教導並沒有聖經支持。基督的死是一種贖罪或挽回的行為，但這並不意味著祂的死是支付給撒但的贖金。聖經沒有任何地方，描繪神與撒但進行這樣的商業交易。十字架的救贖工作肯定屬於神的奧秘。</w:t>
-      </w:r>
-    </w:p>
-    <w:p>
-      <w:pPr>
-        <w:pStyle w:val="Heading3"/>
-      </w:pPr>
-      <w:r>
-        <w:rPr>
-          <w:lang w:val="zh_TW" w:bidi="zh_TW"/>
-        </w:rPr>
-        <w:t>救贖與彌賽亞</w:t>
-      </w:r>
-    </w:p>
-    <w:p>
-      <w:pPr/>
-      <w:r>
-        <w:rPr>
-          <w:lang w:val="zh_TW" w:bidi="zh_TW"/>
-        </w:rPr>
-      </w:r>
-      <w:r>
-        <w:rPr>
-          <w:lang w:val="zh_TW" w:bidi="zh_TW"/>
-        </w:rPr>
-        <w:t>在舊約中，救贖與彌賽亞的盼望密切相關。從出埃及的時候起，神就被啟示是拯救者。在被擄期間，救贖的盼望非常強烈。先知不斷言說神為救贖者或拯救者。這個盼望最終會透過神的受膏者，即彌賽亞來成就，祂就是大衛的後裔（</w:t>
-      </w:r>
-      <w:hyperlink r:id="rId136">
-        <w:r>
-          <w:rPr>
-            <w:lang w:val="zh_TW" w:bidi="zh_TW"/>
-          </w:rPr>
-          <w:rPr>
-            <w:color w:val="0000EE"/>
-            <w:u w:val="single"/>
-          </w:rPr>
-          <w:t>賽9:1–6</w:t>
-        </w:r>
-      </w:hyperlink>
-      <w:r>
-        <w:rPr>
-          <w:lang w:val="zh_TW" w:bidi="zh_TW"/>
-        </w:rPr>
-        <w:t>，</w:t>
-      </w:r>
-      <w:hyperlink r:id="rId137">
-        <w:r>
-          <w:rPr>
-            <w:lang w:val="zh_TW" w:bidi="zh_TW"/>
-          </w:rPr>
-          <w:rPr>
-            <w:color w:val="0000EE"/>
-            <w:u w:val="single"/>
-          </w:rPr>
-          <w:t>11:1–9</w:t>
-        </w:r>
-      </w:hyperlink>
-      <w:r>
-        <w:rPr>
-          <w:lang w:val="zh_TW" w:bidi="zh_TW"/>
-        </w:rPr>
-        <w:t>；</w:t>
-      </w:r>
-      <w:hyperlink r:id="rId84">
-        <w:r>
-          <w:rPr>
-            <w:lang w:val="zh_TW" w:bidi="zh_TW"/>
-          </w:rPr>
-          <w:rPr>
-            <w:color w:val="0000EE"/>
-            <w:u w:val="single"/>
-          </w:rPr>
-          <w:t>耶23:5–6</w:t>
-        </w:r>
-      </w:hyperlink>
-      <w:r>
-        <w:rPr>
-          <w:lang w:val="zh_TW" w:bidi="zh_TW"/>
-        </w:rPr>
-        <w:t>）。</w:t>
-      </w:r>
-    </w:p>
-    <w:p>
-      <w:pPr/>
-      <w:r>
-        <w:rPr>
-          <w:lang w:val="zh_TW" w:bidi="zh_TW"/>
-        </w:rPr>
-      </w:r>
-      <w:r>
-        <w:rPr>
-          <w:lang w:val="zh_TW" w:bidi="zh_TW"/>
-        </w:rPr>
-        <w:t>彌賽亞的盼望在被擄和逼迫期間變得更加強烈。事實上，在漫長的逼迫時期中，這種對彌賽亞拯救者的盼望，比以往任何時候都更強烈。這段時期通常被稱為兩約之間，持續了大約四個世紀，從最後一位先知直到施洗約翰和耶穌時代。</w:t>
-      </w:r>
-    </w:p>
-    <w:p>
-      <w:pPr/>
-      <w:r>
-        <w:rPr>
-          <w:lang w:val="zh_TW" w:bidi="zh_TW"/>
-        </w:rPr>
-      </w:r>
-      <w:r>
-        <w:rPr>
-          <w:lang w:val="zh_TW" w:bidi="zh_TW"/>
-        </w:rPr>
-        <w:t>基督徒相信在耶穌基督（或耶穌彌賽亞）裡，我們看到舊約救贖概念的實現。救贖的意象在福音書非常明顯。施洗約翰將拿撒勒的耶穌，描繪為應驗了神救贖的國度（</w:t>
-      </w:r>
-      <w:hyperlink r:id="rId138">
-        <w:r>
-          <w:rPr>
-            <w:lang w:val="zh_TW" w:bidi="zh_TW"/>
-          </w:rPr>
-          <w:rPr>
-            <w:color w:val="0000EE"/>
-            <w:u w:val="single"/>
-          </w:rPr>
-          <w:t>太3:12</w:t>
-        </w:r>
-      </w:hyperlink>
-      <w:r>
-        <w:rPr>
-          <w:lang w:val="zh_TW" w:bidi="zh_TW"/>
-        </w:rPr>
-        <w:t>），因此是以色列的彌賽亞。耶穌這位人子的來臨，是要捨命作多人的贖價（</w:t>
-      </w:r>
-      <w:hyperlink r:id="rId139">
-        <w:r>
-          <w:rPr>
-            <w:lang w:val="zh_TW" w:bidi="zh_TW"/>
-          </w:rPr>
-          <w:rPr>
-            <w:color w:val="0000EE"/>
-            <w:u w:val="single"/>
-          </w:rPr>
-          <w:t>太20:28</w:t>
-        </w:r>
-      </w:hyperlink>
-      <w:r>
-        <w:rPr>
-          <w:lang w:val="zh_TW" w:bidi="zh_TW"/>
-        </w:rPr>
-        <w:t>；</w:t>
-      </w:r>
-      <w:hyperlink r:id="rId140">
-        <w:r>
-          <w:rPr>
-            <w:lang w:val="zh_TW" w:bidi="zh_TW"/>
-          </w:rPr>
-          <w:rPr>
-            <w:color w:val="0000EE"/>
-            <w:u w:val="single"/>
-          </w:rPr>
-          <w:t>可10:45</w:t>
-        </w:r>
-      </w:hyperlink>
-      <w:r>
-        <w:rPr>
-          <w:lang w:val="zh_TW" w:bidi="zh_TW"/>
-        </w:rPr>
-        <w:t>）。彌賽亞的工作是代贖和具替代意義的。</w:t>
-      </w:r>
-    </w:p>
-    <w:p>
-      <w:pPr/>
-      <w:r>
-        <w:rPr>
-          <w:lang w:val="zh_TW" w:bidi="zh_TW"/>
-        </w:rPr>
-      </w:r>
-      <w:r>
-        <w:rPr>
-          <w:lang w:val="zh_TW" w:bidi="zh_TW"/>
-        </w:rPr>
-        <w:t>同樣的思想尤其見保羅著作。基督是向父獻上的挽回祭（</w:t>
-      </w:r>
-      <w:hyperlink r:id="rId141">
-        <w:r>
-          <w:rPr>
-            <w:lang w:val="zh_TW" w:bidi="zh_TW"/>
-          </w:rPr>
-          <w:rPr>
-            <w:color w:val="0000EE"/>
-            <w:u w:val="single"/>
-          </w:rPr>
-          <w:t>羅3:25</w:t>
-        </w:r>
-      </w:hyperlink>
-      <w:r>
-        <w:rPr>
-          <w:lang w:val="zh_TW" w:bidi="zh_TW"/>
-        </w:rPr>
-        <w:t>）。救贖是藉耶穌捨去生命（</w:t>
-      </w:r>
-      <w:hyperlink r:id="rId142">
-        <w:r>
-          <w:rPr>
-            <w:lang w:val="zh_TW" w:bidi="zh_TW"/>
-          </w:rPr>
-          <w:rPr>
-            <w:color w:val="0000EE"/>
-            <w:u w:val="single"/>
-          </w:rPr>
-          <w:t>徒20:28</w:t>
-        </w:r>
-      </w:hyperlink>
-      <w:r>
-        <w:rPr>
-          <w:lang w:val="zh_TW" w:bidi="zh_TW"/>
-        </w:rPr>
-        <w:t>），買贖百姓（</w:t>
-      </w:r>
-      <w:hyperlink r:id="rId143">
-        <w:r>
-          <w:rPr>
-            <w:lang w:val="zh_TW" w:bidi="zh_TW"/>
-          </w:rPr>
-          <w:rPr>
-            <w:color w:val="0000EE"/>
-            <w:u w:val="single"/>
-          </w:rPr>
-          <w:t>彼前2:9</w:t>
-        </w:r>
-      </w:hyperlink>
-      <w:r>
-        <w:rPr>
-          <w:lang w:val="zh_TW" w:bidi="zh_TW"/>
-        </w:rPr>
-        <w:t>；另見</w:t>
-      </w:r>
-      <w:hyperlink r:id="rId144">
-        <w:r>
-          <w:rPr>
-            <w:lang w:val="zh_TW" w:bidi="zh_TW"/>
-          </w:rPr>
-          <w:rPr>
-            <w:color w:val="0000EE"/>
-            <w:u w:val="single"/>
-          </w:rPr>
-          <w:t>林前7:22–24</w:t>
-        </w:r>
-      </w:hyperlink>
-      <w:r>
-        <w:rPr>
-          <w:lang w:val="zh_TW" w:bidi="zh_TW"/>
-        </w:rPr>
-        <w:t>；</w:t>
-      </w:r>
-      <w:hyperlink r:id="rId145">
-        <w:r>
-          <w:rPr>
-            <w:lang w:val="zh_TW" w:bidi="zh_TW"/>
-          </w:rPr>
-          <w:rPr>
-            <w:color w:val="0000EE"/>
-            <w:u w:val="single"/>
-          </w:rPr>
-          <w:t>林後5:14–17</w:t>
-        </w:r>
-      </w:hyperlink>
-      <w:r>
-        <w:rPr>
-          <w:lang w:val="zh_TW" w:bidi="zh_TW"/>
-        </w:rPr>
-        <w:t>）。這些都是用來表達救贖或贖罪核心思想的詞語或表達方式。耶穌基督是在自己身上，成就聖經救贖概念的人，並藉著祂的犧牲為罪人賜下救贖。</w:t>
-      </w:r>
-    </w:p>
-    <w:p>
-      <w:pPr/>
-      <w:r>
-        <w:rPr>
-          <w:lang w:val="zh_TW" w:bidi="zh_TW"/>
-        </w:rPr>
-      </w:r>
-      <w:r>
-        <w:rPr>
-          <w:lang w:val="zh_TW" w:bidi="zh_TW"/>
-        </w:rPr>
-        <w:t>救贖的概念對神的百姓有深刻意義。在舊約中，這概念說明了一個真理：神是其立約百姓的救主。雖然以色列因否認神的律法而陷入罪中，但神並沒有毀滅他們，而是在他們悔改時再悅納他們。</w:t>
-      </w:r>
-    </w:p>
-    <w:p>
-      <w:pPr/>
-      <w:r>
-        <w:rPr>
-          <w:lang w:val="zh_TW" w:bidi="zh_TW"/>
-        </w:rPr>
-      </w:r>
-      <w:r>
-        <w:rPr>
-          <w:lang w:val="zh_TW" w:bidi="zh_TW"/>
-        </w:rPr>
-        <w:t>尤其是在在先知書中，神的救贖工作會藉彌賽亞及其救贖的犧牲來完成。耶穌的追隨者相信祂是彌賽亞，會為整個世界提供救贖。與救贖的概念相伴的是神的愛，這是得著永生的基礎（</w:t>
-      </w:r>
-      <w:hyperlink r:id="rId146">
-        <w:r>
-          <w:rPr>
-            <w:lang w:val="zh_TW" w:bidi="zh_TW"/>
-          </w:rPr>
-          <w:rPr>
-            <w:color w:val="0000EE"/>
-            <w:u w:val="single"/>
-          </w:rPr>
-          <w:t>約3:16</w:t>
-        </w:r>
-      </w:hyperlink>
-      <w:r>
-        <w:rPr>
-          <w:lang w:val="zh_TW" w:bidi="zh_TW"/>
-        </w:rPr>
-        <w:t>）。相信的人會從罪的束縛中解脫，並再次得著救贖之神的喜悅。</w:t>
-      </w:r>
-    </w:p>
-    <w:p>
-      <w:pPr/>
-      <w:r>
-        <w:rPr>
-          <w:lang w:val="zh_TW" w:bidi="zh_TW"/>
-        </w:rPr>
-      </w:r>
-      <w:r>
-        <w:rPr>
-          <w:i/>
-          <w:lang w:val="zh_TW" w:bidi="zh_TW"/>
-        </w:rPr>
-        <w:t>另見</w:t>
-      </w:r>
-      <w:r>
-        <w:rPr>
-          <w:lang w:val="zh_TW" w:bidi="zh_TW"/>
-        </w:rPr>
-        <w:t xml:space="preserve"> </w:t>
-      </w:r>
-      <w:r>
-        <w:rPr>
-          <w:lang w:val="zh_TW" w:bidi="zh_TW"/>
-        </w:rPr>
-        <w:t>贖罪</w:t>
-      </w:r>
-      <w:r>
-        <w:rPr>
-          <w:lang w:val="zh_TW" w:bidi="zh_TW"/>
-        </w:rPr>
-        <w:t>、</w:t>
-      </w:r>
-      <w:r>
-        <w:rPr>
-          <w:lang w:val="zh_TW" w:bidi="zh_TW"/>
-        </w:rPr>
-        <w:t>贖價</w:t>
-      </w:r>
-      <w:r>
-        <w:rPr>
-          <w:lang w:val="zh_TW" w:bidi="zh_TW"/>
-        </w:rPr>
-        <w:t>、</w:t>
-      </w:r>
-      <w:r>
-        <w:rPr>
-          <w:lang w:val="zh_TW" w:bidi="zh_TW"/>
-        </w:rPr>
-        <w:t>救恩</w:t>
-      </w:r>
-      <w:r>
-        <w:rPr>
-          <w:lang w:val="zh_TW" w:bidi="zh_TW"/>
-        </w:rPr>
-        <w:t>。</w:t>
-      </w:r>
-      <w:r>
-        <w:rPr>
-          <w:lang w:val="zh_TW" w:bidi="zh_TW"/>
-        </w:rPr>
-      </w:r>
-      <w:r>
-        <w:rPr>
-          <w:lang w:val="zh_TW" w:bidi="zh_TW"/>
-        </w:rPr>
-      </w:r>
-    </w:p>
-    <w:p>
-      <w:pPr/>
-      <w:r>
-        <w:rPr>
-          <w:lang w:val="zh_TW" w:bidi="zh_TW"/>
-        </w:rPr>
-      </w:r>
-    </w:p>
-    <w:p>
-      <w:pPr>
-        <w:pStyle w:val="Heading2"/>
-      </w:pPr>
-      <w:r>
-        <w:rPr>
-          <w:lang w:val="zh_TW" w:bidi="zh_TW"/>
-        </w:rPr>
-        <w:t>救主</w:t>
-      </w:r>
-      <w:r>
-        <w:rPr>
-          <w:lang w:val="zh_TW" w:bidi="zh_TW"/>
-        </w:rPr>
-      </w:r>
-    </w:p>
-    <w:p>
-      <w:pPr/>
-      <w:r>
-        <w:rPr>
-          <w:lang w:val="zh_TW" w:bidi="zh_TW"/>
-        </w:rPr>
-      </w:r>
-      <w:r>
-        <w:rPr>
-          <w:lang w:val="zh_TW" w:bidi="zh_TW"/>
-        </w:rPr>
-        <w:t>施行拯救或救援的那一位。「救主（savior）」這個詞在聖經中最常用來指神和耶穌基督。將耶穌理解為救主是接受聖經信息的一個關鍵真理。英文聖經在舊約中使用savior（救主）來翻譯希伯來文詞語</w:t>
-      </w:r>
-      <w:r>
-        <w:rPr>
-          <w:i/>
-          <w:lang w:val="zh_TW" w:bidi="zh_TW"/>
-        </w:rPr>
-        <w:t>yasha'</w:t>
-      </w:r>
-      <w:r>
-        <w:rPr>
-          <w:lang w:val="zh_TW" w:bidi="zh_TW"/>
-        </w:rPr>
-        <w:t xml:space="preserve"> 的各種形式，這個詞的意思是「拯救（save）」、「救助（deliver）」或「救援（rescue）」。通常，「救主」這個詞用來翻譯動詞 </w:t>
-      </w:r>
-      <w:r>
-        <w:rPr>
-          <w:i/>
-          <w:lang w:val="zh_TW" w:bidi="zh_TW"/>
-        </w:rPr>
-        <w:t xml:space="preserve">moshia‘ </w:t>
-      </w:r>
-      <w:r>
-        <w:rPr>
-          <w:lang w:val="zh_TW" w:bidi="zh_TW"/>
-        </w:rPr>
-        <w:t>的分詞形式 ，意思是「施行拯救的那一位」。以這種方式使用時，「救主」在舊約中出現13或14次，具體數量取決於所使用的譯本。</w:t>
-      </w:r>
-    </w:p>
-    <w:p>
-      <w:pPr/>
-      <w:r>
-        <w:rPr>
-          <w:lang w:val="zh_TW" w:bidi="zh_TW"/>
-        </w:rPr>
-      </w:r>
-      <w:r>
-        <w:rPr>
-          <w:lang w:val="zh_TW" w:bidi="zh_TW"/>
-        </w:rPr>
-        <w:t>「救主」這個詞的基本理解是那位實行拯救或救援的人，這在</w:t>
-      </w:r>
-      <w:hyperlink r:id="rId147">
-        <w:r>
-          <w:rPr>
-            <w:lang w:val="zh_TW" w:bidi="zh_TW"/>
-          </w:rPr>
-          <w:rPr>
-            <w:color w:val="0000EE"/>
-            <w:u w:val="single"/>
-          </w:rPr>
-          <w:t>申命記二十二章27節</w:t>
-        </w:r>
-      </w:hyperlink>
-      <w:r>
-        <w:rPr>
-          <w:lang w:val="zh_TW" w:bidi="zh_TW"/>
-        </w:rPr>
-        <w:t>得到體現，那裡的律法預見一種在需要時沒有救助者在附近的情況。</w:t>
-      </w:r>
-      <w:r>
-        <w:rPr>
-          <w:i/>
-          <w:lang w:val="zh_TW" w:bidi="zh_TW"/>
-        </w:rPr>
-        <w:t>Moshia‘</w:t>
-      </w:r>
-      <w:r>
-        <w:rPr>
-          <w:lang w:val="zh_TW" w:bidi="zh_TW"/>
-        </w:rPr>
-        <w:t xml:space="preserve"> 這個詞也應用於個人身上，例如俄陀聶和以笏都被稱為「拯救者」（</w:t>
-      </w:r>
-      <w:hyperlink r:id="rId148">
-        <w:r>
-          <w:rPr>
-            <w:lang w:val="zh_TW" w:bidi="zh_TW"/>
-          </w:rPr>
-          <w:rPr>
-            <w:color w:val="0000EE"/>
-            <w:u w:val="single"/>
-          </w:rPr>
-          <w:t>士3:9、15</w:t>
-        </w:r>
-      </w:hyperlink>
-      <w:r>
-        <w:rPr>
-          <w:lang w:val="zh_TW" w:bidi="zh_TW"/>
-        </w:rPr>
-        <w:t>），而</w:t>
-      </w:r>
-      <w:hyperlink r:id="rId149">
-        <w:r>
-          <w:rPr>
-            <w:lang w:val="zh_TW" w:bidi="zh_TW"/>
-          </w:rPr>
-          <w:rPr>
-            <w:color w:val="0000EE"/>
-            <w:u w:val="single"/>
-          </w:rPr>
-          <w:t>尼希米記九章27節</w:t>
-        </w:r>
-      </w:hyperlink>
-      <w:r>
-        <w:rPr>
-          <w:lang w:val="zh_TW" w:bidi="zh_TW"/>
-        </w:rPr>
-        <w:t>提到神所差遣的士師們被稱為神所差遣的拯救者。</w:t>
-      </w:r>
-      <w:hyperlink r:id="rId150">
-        <w:r>
-          <w:rPr>
-            <w:lang w:val="zh_TW" w:bidi="zh_TW"/>
-          </w:rPr>
-          <w:rPr>
-            <w:color w:val="0000EE"/>
-            <w:u w:val="single"/>
-          </w:rPr>
-          <w:t>列王紀下十三章5節</w:t>
-        </w:r>
-      </w:hyperlink>
-      <w:r>
-        <w:rPr>
-          <w:lang w:val="zh_TW" w:bidi="zh_TW"/>
-        </w:rPr>
-        <w:t>記載了主給以色列一位救主，指的是他們從亞蘭人手中得救。有些人認為這位拯救者是指猶大王耶羅波安二世；另一些人則認為是一位外邦君王，通常是哈馬的扎基爾（Zakir）王。然而，經文並未明確指出這位救主是誰。經文的重點在於神為祂的子民差遣了這位拯救者。在舊約中，大多數提到「救主」的經文是指神自己是以色列的救主，即使這個稱謂有時被用於其他人身上，也會明確指出這是神差遣或興起的。以色列人明白神是他們的救主，並在讚美的詩歌中（</w:t>
-      </w:r>
-      <w:hyperlink r:id="rId151">
-        <w:r>
-          <w:rPr>
-            <w:lang w:val="zh_TW" w:bidi="zh_TW"/>
-          </w:rPr>
-          <w:rPr>
-            <w:color w:val="0000EE"/>
-            <w:u w:val="single"/>
-          </w:rPr>
-          <w:t>詩17:7</w:t>
-        </w:r>
-      </w:hyperlink>
-      <w:r>
-        <w:rPr>
-          <w:lang w:val="zh_TW" w:bidi="zh_TW"/>
-        </w:rPr>
-        <w:t>，</w:t>
-      </w:r>
-      <w:hyperlink r:id="rId152">
-        <w:r>
-          <w:rPr>
-            <w:lang w:val="zh_TW" w:bidi="zh_TW"/>
-          </w:rPr>
-          <w:rPr>
-            <w:color w:val="0000EE"/>
-            <w:u w:val="single"/>
-          </w:rPr>
-          <w:t>106:1–12</w:t>
-        </w:r>
-      </w:hyperlink>
-      <w:r>
-        <w:rPr>
-          <w:lang w:val="zh_TW" w:bidi="zh_TW"/>
-        </w:rPr>
-        <w:t>）和求救的呼聲中宣告這一點（</w:t>
-      </w:r>
-      <w:hyperlink r:id="rId153">
-        <w:r>
-          <w:rPr>
-            <w:lang w:val="zh_TW" w:bidi="zh_TW"/>
-          </w:rPr>
-          <w:rPr>
-            <w:color w:val="0000EE"/>
-            <w:u w:val="single"/>
-          </w:rPr>
-          <w:t>耶14:8</w:t>
-        </w:r>
-      </w:hyperlink>
-      <w:r>
-        <w:rPr>
-          <w:lang w:val="zh_TW" w:bidi="zh_TW"/>
-        </w:rPr>
-        <w:t>）。大衛這樣稱頌神：「是我的高臺，是我的避難所。我的救主」（</w:t>
-      </w:r>
-      <w:hyperlink r:id="rId154">
-        <w:r>
-          <w:rPr>
-            <w:lang w:val="zh_TW" w:bidi="zh_TW"/>
-          </w:rPr>
-          <w:rPr>
-            <w:color w:val="0000EE"/>
-            <w:u w:val="single"/>
-          </w:rPr>
-          <w:t>撒下22:3</w:t>
-        </w:r>
-      </w:hyperlink>
-      <w:r>
-        <w:rPr>
-          <w:lang w:val="zh_TW" w:bidi="zh_TW"/>
-        </w:rPr>
-        <w:t>）。詩篇的作者經常稱頌耶和華為他們的「幫助」或「拯救」（</w:t>
-      </w:r>
-      <w:hyperlink r:id="rId155">
-        <w:r>
-          <w:rPr>
-            <w:lang w:val="zh_TW" w:bidi="zh_TW"/>
-          </w:rPr>
-          <w:rPr>
-            <w:color w:val="0000EE"/>
-            <w:u w:val="single"/>
-          </w:rPr>
-          <w:t>詩27:9</w:t>
-        </w:r>
-      </w:hyperlink>
-      <w:r>
-        <w:rPr>
-          <w:lang w:val="zh_TW" w:bidi="zh_TW"/>
-        </w:rPr>
-        <w:t>，</w:t>
-      </w:r>
-      <w:hyperlink r:id="rId73">
-        <w:r>
-          <w:rPr>
-            <w:lang w:val="zh_TW" w:bidi="zh_TW"/>
-          </w:rPr>
-          <w:rPr>
-            <w:color w:val="0000EE"/>
-            <w:u w:val="single"/>
-          </w:rPr>
-          <w:t>38:22</w:t>
-        </w:r>
-      </w:hyperlink>
-      <w:r>
-        <w:rPr>
-          <w:lang w:val="zh_TW" w:bidi="zh_TW"/>
-        </w:rPr>
-        <w:t>，</w:t>
-      </w:r>
-      <w:hyperlink r:id="rId156">
-        <w:r>
-          <w:rPr>
-            <w:lang w:val="zh_TW" w:bidi="zh_TW"/>
-          </w:rPr>
-          <w:rPr>
-            <w:color w:val="0000EE"/>
-            <w:u w:val="single"/>
-          </w:rPr>
-          <w:t>42:5、11</w:t>
-        </w:r>
-      </w:hyperlink>
-      <w:r>
-        <w:rPr>
-          <w:lang w:val="zh_TW" w:bidi="zh_TW"/>
-        </w:rPr>
-        <w:t>，</w:t>
-      </w:r>
-      <w:hyperlink r:id="rId78">
-        <w:r>
-          <w:rPr>
-            <w:lang w:val="zh_TW" w:bidi="zh_TW"/>
-          </w:rPr>
-          <w:rPr>
-            <w:color w:val="0000EE"/>
-            <w:u w:val="single"/>
-          </w:rPr>
-          <w:t>65:5</w:t>
-        </w:r>
-      </w:hyperlink>
-      <w:r>
-        <w:rPr>
-          <w:lang w:val="zh_TW" w:bidi="zh_TW"/>
-        </w:rPr>
-        <w:t>，</w:t>
-      </w:r>
-      <w:hyperlink r:id="rId157">
-        <w:r>
-          <w:rPr>
-            <w:lang w:val="zh_TW" w:bidi="zh_TW"/>
-          </w:rPr>
-          <w:rPr>
-            <w:color w:val="0000EE"/>
-            <w:u w:val="single"/>
-          </w:rPr>
-          <w:t>68:19</w:t>
-        </w:r>
-      </w:hyperlink>
-      <w:r>
-        <w:rPr>
-          <w:lang w:val="zh_TW" w:bidi="zh_TW"/>
-        </w:rPr>
-        <w:t>，</w:t>
-      </w:r>
-      <w:hyperlink r:id="rId158">
-        <w:r>
-          <w:rPr>
-            <w:lang w:val="zh_TW" w:bidi="zh_TW"/>
-          </w:rPr>
-          <w:rPr>
-            <w:color w:val="0000EE"/>
-            <w:u w:val="single"/>
-          </w:rPr>
-          <w:t>79:9</w:t>
-        </w:r>
-      </w:hyperlink>
-      <w:r>
-        <w:rPr>
-          <w:lang w:val="zh_TW" w:bidi="zh_TW"/>
-        </w:rPr>
-        <w:t>，</w:t>
-      </w:r>
-      <w:hyperlink r:id="rId159">
-        <w:r>
-          <w:rPr>
-            <w:lang w:val="zh_TW" w:bidi="zh_TW"/>
-          </w:rPr>
-          <w:rPr>
-            <w:color w:val="0000EE"/>
-            <w:u w:val="single"/>
-          </w:rPr>
-          <w:t>85:4</w:t>
-        </w:r>
-      </w:hyperlink>
-      <w:r>
-        <w:rPr>
-          <w:lang w:val="zh_TW" w:bidi="zh_TW"/>
-        </w:rPr>
-        <w:t>，</w:t>
-      </w:r>
-      <w:hyperlink r:id="rId160">
-        <w:r>
-          <w:rPr>
-            <w:lang w:val="zh_TW" w:bidi="zh_TW"/>
-          </w:rPr>
-          <w:rPr>
-            <w:color w:val="0000EE"/>
-            <w:u w:val="single"/>
-          </w:rPr>
-          <w:t>89:26</w:t>
-        </w:r>
-      </w:hyperlink>
-      <w:r>
-        <w:rPr>
-          <w:lang w:val="zh_TW" w:bidi="zh_TW"/>
-        </w:rPr>
-        <w:t>）。對以色列人來說，出埃及無疑是他們最偉大的拯救經歷，並奠定了他們認識神是救主的基礎。詩篇的作者在回憶以色列鑄造金牛犢的罪時，宣告說：「忘了神—他們的救主；他曾在埃及行大事」（</w:t>
-      </w:r>
-      <w:hyperlink r:id="rId161">
-        <w:r>
-          <w:rPr>
-            <w:lang w:val="zh_TW" w:bidi="zh_TW"/>
-          </w:rPr>
-          <w:rPr>
-            <w:color w:val="0000EE"/>
-            <w:u w:val="single"/>
-          </w:rPr>
-          <w:t>詩106:21</w:t>
-        </w:r>
-      </w:hyperlink>
-      <w:r>
-        <w:rPr>
-          <w:lang w:val="zh_TW" w:bidi="zh_TW"/>
-        </w:rPr>
-        <w:t>；參</w:t>
-      </w:r>
-      <w:hyperlink r:id="rId162">
-        <w:r>
-          <w:rPr>
-            <w:lang w:val="zh_TW" w:bidi="zh_TW"/>
-          </w:rPr>
-          <w:rPr>
-            <w:color w:val="0000EE"/>
-            <w:u w:val="single"/>
-          </w:rPr>
-          <w:t>賽63:11</w:t>
-        </w:r>
-      </w:hyperlink>
-      <w:r>
-        <w:rPr>
-          <w:lang w:val="zh_TW" w:bidi="zh_TW"/>
-        </w:rPr>
-        <w:t>；</w:t>
-      </w:r>
-      <w:hyperlink r:id="rId163">
-        <w:r>
-          <w:rPr>
-            <w:lang w:val="zh_TW" w:bidi="zh_TW"/>
-          </w:rPr>
-          <w:rPr>
-            <w:color w:val="0000EE"/>
-            <w:u w:val="single"/>
-          </w:rPr>
-          <w:t>何13:4–6</w:t>
-        </w:r>
-      </w:hyperlink>
-      <w:r>
-        <w:rPr>
-          <w:lang w:val="zh_TW" w:bidi="zh_TW"/>
-        </w:rPr>
-        <w:t>）。在以賽亞書中，「救主」這個稱謂經常用來強調神的獨一性。神被視為唯一的救主，與外邦的神祇和偶像形成鮮明對比：「惟有我是耶和華； 除我以外沒有救主。我曾指示，我曾拯救，我曾說明，並且在你們中間沒有別神。 」（</w:t>
-      </w:r>
-      <w:hyperlink r:id="rId164">
-        <w:r>
-          <w:rPr>
-            <w:lang w:val="zh_TW" w:bidi="zh_TW"/>
-          </w:rPr>
-          <w:rPr>
-            <w:color w:val="0000EE"/>
-            <w:u w:val="single"/>
-          </w:rPr>
-          <w:t>賽43:11–12</w:t>
-        </w:r>
-      </w:hyperlink>
-      <w:r>
-        <w:rPr>
-          <w:lang w:val="zh_TW" w:bidi="zh_TW"/>
-        </w:rPr>
-        <w:t>）。以賽亞進一步指出，神會藉著以色列未來的祝福與復興，顯明祂自己為救主（</w:t>
-      </w:r>
-      <w:hyperlink r:id="rId165">
-        <w:r>
-          <w:rPr>
-            <w:lang w:val="zh_TW" w:bidi="zh_TW"/>
-          </w:rPr>
-          <w:rPr>
-            <w:color w:val="0000EE"/>
-            <w:u w:val="single"/>
-          </w:rPr>
-          <w:t>49:26</w:t>
-        </w:r>
-      </w:hyperlink>
-      <w:r>
-        <w:rPr>
-          <w:lang w:val="zh_TW" w:bidi="zh_TW"/>
-        </w:rPr>
-        <w:t>，</w:t>
-      </w:r>
-      <w:hyperlink r:id="rId166">
-        <w:r>
-          <w:rPr>
-            <w:lang w:val="zh_TW" w:bidi="zh_TW"/>
-          </w:rPr>
-          <w:rPr>
-            <w:color w:val="0000EE"/>
-            <w:u w:val="single"/>
-          </w:rPr>
-          <w:t>60:16</w:t>
-        </w:r>
-      </w:hyperlink>
-      <w:r>
-        <w:rPr>
-          <w:lang w:val="zh_TW" w:bidi="zh_TW"/>
-        </w:rPr>
-        <w:t>）。雖然「救主」這個稱謂在舊約中並未直接應用於彌賽亞，但像</w:t>
-      </w:r>
-      <w:hyperlink r:id="rId85">
-        <w:r>
-          <w:rPr>
-            <w:lang w:val="zh_TW" w:bidi="zh_TW"/>
-          </w:rPr>
-          <w:rPr>
-            <w:color w:val="0000EE"/>
-            <w:u w:val="single"/>
-          </w:rPr>
-          <w:t>撒迦利亞書九章9節</w:t>
-        </w:r>
-      </w:hyperlink>
-      <w:r>
-        <w:rPr>
-          <w:lang w:val="zh_TW" w:bidi="zh_TW"/>
-        </w:rPr>
-        <w:t>這樣的經文暗示了神的受膏者將是一位拯救者。一些次經使用「救主」來稱呼神，有些則使用「永恆的救主」（</w:t>
-      </w:r>
-      <w:hyperlink r:id="rId167">
-        <w:r>
-          <w:rPr>
-            <w:lang w:val="zh_TW" w:bidi="zh_TW"/>
-          </w:rPr>
-          <w:rPr>
-            <w:color w:val="0000EE"/>
-            <w:u w:val="single"/>
-          </w:rPr>
-          <w:t>巴錄書4:22</w:t>
-        </w:r>
-      </w:hyperlink>
-      <w:r>
-        <w:rPr>
-          <w:lang w:val="zh_TW" w:bidi="zh_TW"/>
-        </w:rPr>
-        <w:t>）或「以色列永遠的救主」（</w:t>
-      </w:r>
-      <w:hyperlink r:id="rId168">
-        <w:r>
-          <w:rPr>
-            <w:lang w:val="zh_TW" w:bidi="zh_TW"/>
-          </w:rPr>
-          <w:rPr>
-            <w:color w:val="0000EE"/>
-            <w:u w:val="single"/>
-          </w:rPr>
-          <w:t>馬加比三書7:16</w:t>
-        </w:r>
-      </w:hyperlink>
-      <w:r>
-        <w:rPr>
-          <w:lang w:val="zh_TW" w:bidi="zh_TW"/>
-        </w:rPr>
-        <w:t>）這崇高的稱號。這種後期的用法也說明了神是能拯救以色列的那一位。</w:t>
-      </w:r>
-    </w:p>
-    <w:p>
-      <w:pPr/>
-      <w:r>
-        <w:rPr>
-          <w:lang w:val="zh_TW" w:bidi="zh_TW"/>
-        </w:rPr>
-      </w:r>
-      <w:r>
-        <w:rPr>
-          <w:lang w:val="zh_TW" w:bidi="zh_TW"/>
-        </w:rPr>
-        <w:t>希臘文獻中使用的soter（「救主」、「拯救者」來自動詞sozo，意思是「拯救」、「救援」）同時指神和人。例如，希羅多德一度將雅典人稱為希臘的「救主」（</w:t>
-      </w:r>
-      <w:r>
-        <w:rPr>
-          <w:i/>
-          <w:lang w:val="zh_TW" w:bidi="zh_TW"/>
-        </w:rPr>
-        <w:t>波斯戰爭Persian Wars</w:t>
-      </w:r>
-      <w:r>
-        <w:rPr>
-          <w:lang w:val="zh_TW" w:bidi="zh_TW"/>
-        </w:rPr>
-        <w:t>7.139.5）。在七十士譯本中，soter（「救主」）用來翻譯希伯來文yasha‘（「拯救」）的各種形式。Soter在新約中出現24次，並且專門用於神和耶穌基督（8次用於神，16次用於基督）。soter在新約出現的24次中，10次出現在書信中，5次出現在彼得後書中。在</w:t>
-      </w:r>
-      <w:hyperlink r:id="rId169">
-        <w:r>
-          <w:rPr>
-            <w:lang w:val="zh_TW" w:bidi="zh_TW"/>
-          </w:rPr>
-          <w:rPr>
-            <w:color w:val="0000EE"/>
-            <w:u w:val="single"/>
-          </w:rPr>
-          <w:t>路加福音一章47節</w:t>
-        </w:r>
-      </w:hyperlink>
-      <w:r>
-        <w:rPr>
-          <w:lang w:val="zh_TW" w:bidi="zh_TW"/>
-        </w:rPr>
-        <w:t>，馬利亞在她的讚美詩中稱頌神為救主，這反映了舊約的影響。耶穌的名字（希臘文是約書亞）意思是「主是拯救」，這名字是預表耶穌作為救主的功能（</w:t>
-      </w:r>
-      <w:hyperlink r:id="rId170">
-        <w:r>
-          <w:rPr>
-            <w:lang w:val="zh_TW" w:bidi="zh_TW"/>
-          </w:rPr>
-          <w:rPr>
-            <w:color w:val="0000EE"/>
-            <w:u w:val="single"/>
-          </w:rPr>
-          <w:t>太1:21</w:t>
-        </w:r>
-      </w:hyperlink>
-      <w:r>
-        <w:rPr>
-          <w:lang w:val="zh_TW" w:bidi="zh_TW"/>
-        </w:rPr>
-        <w:t>）。作為救主，耶穌完成了神所應許的救贖計劃（</w:t>
-      </w:r>
-      <w:hyperlink r:id="rId171">
-        <w:r>
-          <w:rPr>
-            <w:lang w:val="zh_TW" w:bidi="zh_TW"/>
-          </w:rPr>
-          <w:rPr>
-            <w:color w:val="0000EE"/>
-            <w:u w:val="single"/>
-          </w:rPr>
-          <w:t>徒13:23</w:t>
-        </w:r>
-      </w:hyperlink>
-      <w:r>
-        <w:rPr>
-          <w:lang w:val="zh_TW" w:bidi="zh_TW"/>
-        </w:rPr>
-        <w:t>；</w:t>
-      </w:r>
-      <w:hyperlink r:id="rId172">
-        <w:r>
-          <w:rPr>
-            <w:lang w:val="zh_TW" w:bidi="zh_TW"/>
-          </w:rPr>
-          <w:rPr>
-            <w:color w:val="0000EE"/>
-            <w:u w:val="single"/>
-          </w:rPr>
-          <w:t>多3:4</w:t>
-        </w:r>
-      </w:hyperlink>
-      <w:r>
-        <w:rPr>
-          <w:lang w:val="zh_TW" w:bidi="zh_TW"/>
-        </w:rPr>
-        <w:t>），為人類提供了救贖（</w:t>
-      </w:r>
-      <w:hyperlink r:id="rId173">
-        <w:r>
-          <w:rPr>
-            <w:lang w:val="zh_TW" w:bidi="zh_TW"/>
-          </w:rPr>
-          <w:rPr>
-            <w:color w:val="0000EE"/>
-            <w:u w:val="single"/>
-          </w:rPr>
-          <w:t>多2:13–14</w:t>
-        </w:r>
-      </w:hyperlink>
-      <w:r>
-        <w:rPr>
-          <w:lang w:val="zh_TW" w:bidi="zh_TW"/>
-        </w:rPr>
-        <w:t>），並成為信徒的盼望（</w:t>
-      </w:r>
-      <w:hyperlink r:id="rId174">
-        <w:r>
-          <w:rPr>
-            <w:lang w:val="zh_TW" w:bidi="zh_TW"/>
-          </w:rPr>
-          <w:rPr>
-            <w:color w:val="0000EE"/>
-            <w:u w:val="single"/>
-          </w:rPr>
-          <w:t>腓3:20–21</w:t>
-        </w:r>
-      </w:hyperlink>
-      <w:r>
-        <w:rPr>
-          <w:lang w:val="zh_TW" w:bidi="zh_TW"/>
-        </w:rPr>
-        <w:t>）。「救主」這個詞本身固有的概念是救人或將人從危險中拯救到安全的位置。耶穌已經將信徒從罪和死中拯救出來，帶入到永生和生命中（</w:t>
-      </w:r>
-      <w:hyperlink r:id="rId175">
-        <w:r>
-          <w:rPr>
-            <w:lang w:val="zh_TW" w:bidi="zh_TW"/>
-          </w:rPr>
-          <w:rPr>
-            <w:color w:val="0000EE"/>
-            <w:u w:val="single"/>
-          </w:rPr>
-          <w:t>提後1:10</w:t>
-        </w:r>
-      </w:hyperlink>
-      <w:r>
-        <w:rPr>
-          <w:lang w:val="zh_TW" w:bidi="zh_TW"/>
-        </w:rPr>
-        <w:t>）。雖然耶穌從未稱自己為救主（soter），但天使在耶穌降生時宣告祂為救主（</w:t>
-      </w:r>
-      <w:hyperlink r:id="rId176">
-        <w:r>
-          <w:rPr>
-            <w:lang w:val="zh_TW" w:bidi="zh_TW"/>
-          </w:rPr>
-          <w:rPr>
-            <w:color w:val="0000EE"/>
-            <w:u w:val="single"/>
-          </w:rPr>
-          <w:t>路2:11</w:t>
-        </w:r>
-      </w:hyperlink>
-      <w:r>
-        <w:rPr>
-          <w:lang w:val="zh_TW" w:bidi="zh_TW"/>
-        </w:rPr>
-        <w:t>），聽到耶穌話語的人承認耶穌是救主（</w:t>
-      </w:r>
-      <w:hyperlink r:id="rId177">
-        <w:r>
-          <w:rPr>
-            <w:lang w:val="zh_TW" w:bidi="zh_TW"/>
-          </w:rPr>
-          <w:rPr>
-            <w:color w:val="0000EE"/>
-            <w:u w:val="single"/>
-          </w:rPr>
-          <w:t>約4:42</w:t>
-        </w:r>
-      </w:hyperlink>
-      <w:r>
-        <w:rPr>
-          <w:lang w:val="zh_TW" w:bidi="zh_TW"/>
-        </w:rPr>
-        <w:t>），早期教會也宣告耶穌為救主（</w:t>
-      </w:r>
-      <w:hyperlink r:id="rId178">
-        <w:r>
-          <w:rPr>
-            <w:lang w:val="zh_TW" w:bidi="zh_TW"/>
-          </w:rPr>
-          <w:rPr>
-            <w:color w:val="0000EE"/>
-            <w:u w:val="single"/>
-          </w:rPr>
-          <w:t>徒5:31</w:t>
-        </w:r>
-      </w:hyperlink>
-      <w:r>
-        <w:rPr>
-          <w:lang w:val="zh_TW" w:bidi="zh_TW"/>
-        </w:rPr>
-        <w:t>，</w:t>
-      </w:r>
-      <w:hyperlink r:id="rId171">
-        <w:r>
-          <w:rPr>
-            <w:lang w:val="zh_TW" w:bidi="zh_TW"/>
-          </w:rPr>
-          <w:rPr>
-            <w:color w:val="0000EE"/>
-            <w:u w:val="single"/>
-          </w:rPr>
-          <w:t>13:23</w:t>
-        </w:r>
-      </w:hyperlink>
-      <w:r>
-        <w:rPr>
-          <w:lang w:val="zh_TW" w:bidi="zh_TW"/>
-        </w:rPr>
-        <w:t>）。救恩是耶穌使命的核心（</w:t>
-      </w:r>
-      <w:hyperlink r:id="rId179">
-        <w:r>
-          <w:rPr>
-            <w:lang w:val="zh_TW" w:bidi="zh_TW"/>
-          </w:rPr>
-          <w:rPr>
-            <w:color w:val="0000EE"/>
-            <w:u w:val="single"/>
-          </w:rPr>
-          <w:t>路19:10</w:t>
-        </w:r>
-      </w:hyperlink>
-      <w:r>
-        <w:rPr>
-          <w:lang w:val="zh_TW" w:bidi="zh_TW"/>
-        </w:rPr>
-        <w:t>）。保羅教導說，基督是教會現在（</w:t>
-      </w:r>
-      <w:hyperlink r:id="rId180">
-        <w:r>
-          <w:rPr>
-            <w:lang w:val="zh_TW" w:bidi="zh_TW"/>
-          </w:rPr>
-          <w:rPr>
-            <w:color w:val="0000EE"/>
-            <w:u w:val="single"/>
-          </w:rPr>
-          <w:t>弗5:23</w:t>
-        </w:r>
-      </w:hyperlink>
-      <w:r>
-        <w:rPr>
-          <w:lang w:val="zh_TW" w:bidi="zh_TW"/>
-        </w:rPr>
-        <w:t>）和將來（</w:t>
-      </w:r>
-      <w:hyperlink r:id="rId181">
-        <w:r>
-          <w:rPr>
-            <w:lang w:val="zh_TW" w:bidi="zh_TW"/>
-          </w:rPr>
-          <w:rPr>
-            <w:color w:val="0000EE"/>
-            <w:u w:val="single"/>
-          </w:rPr>
-          <w:t>腓3:20</w:t>
-        </w:r>
-      </w:hyperlink>
-      <w:r>
-        <w:rPr>
-          <w:lang w:val="zh_TW" w:bidi="zh_TW"/>
-        </w:rPr>
-        <w:t>）的救主。</w:t>
-      </w:r>
-    </w:p>
-    <w:p>
-      <w:pPr/>
-      <w:r>
-        <w:rPr>
-          <w:lang w:val="zh_TW" w:bidi="zh_TW"/>
-        </w:rPr>
-      </w:r>
-      <w:r>
-        <w:rPr>
-          <w:lang w:val="zh_TW" w:bidi="zh_TW"/>
-        </w:rPr>
-        <w:t>救主這個稱謂在教牧書信中應用於神，並且明確地代表神是所有人的救主（</w:t>
-      </w:r>
-      <w:hyperlink r:id="rId182">
-        <w:r>
-          <w:rPr>
-            <w:lang w:val="zh_TW" w:bidi="zh_TW"/>
-          </w:rPr>
-          <w:rPr>
-            <w:color w:val="0000EE"/>
-            <w:u w:val="single"/>
-          </w:rPr>
-          <w:t>提前2:3</w:t>
-        </w:r>
-      </w:hyperlink>
-      <w:r>
-        <w:rPr>
-          <w:lang w:val="zh_TW" w:bidi="zh_TW"/>
-        </w:rPr>
-        <w:t>，</w:t>
-      </w:r>
-      <w:hyperlink r:id="rId183">
-        <w:r>
-          <w:rPr>
-            <w:lang w:val="zh_TW" w:bidi="zh_TW"/>
-          </w:rPr>
-          <w:rPr>
-            <w:color w:val="0000EE"/>
-            <w:u w:val="single"/>
-          </w:rPr>
-          <w:t>4:10</w:t>
-        </w:r>
-      </w:hyperlink>
-      <w:r>
-        <w:rPr>
-          <w:lang w:val="zh_TW" w:bidi="zh_TW"/>
-        </w:rPr>
-        <w:t>）。教牧書信還明確地稱耶穌為救主（</w:t>
-      </w:r>
-      <w:hyperlink r:id="rId175">
-        <w:r>
-          <w:rPr>
-            <w:lang w:val="zh_TW" w:bidi="zh_TW"/>
-          </w:rPr>
-          <w:rPr>
-            <w:color w:val="0000EE"/>
-            <w:u w:val="single"/>
-          </w:rPr>
-          <w:t>提後1:10</w:t>
-        </w:r>
-      </w:hyperlink>
-      <w:r>
-        <w:rPr>
-          <w:lang w:val="zh_TW" w:bidi="zh_TW"/>
-        </w:rPr>
-        <w:t>；</w:t>
-      </w:r>
-      <w:hyperlink r:id="rId184">
-        <w:r>
-          <w:rPr>
-            <w:lang w:val="zh_TW" w:bidi="zh_TW"/>
-          </w:rPr>
-          <w:rPr>
-            <w:color w:val="0000EE"/>
-            <w:u w:val="single"/>
-          </w:rPr>
-          <w:t>多3:6</w:t>
-        </w:r>
-      </w:hyperlink>
-      <w:r>
-        <w:rPr>
-          <w:lang w:val="zh_TW" w:bidi="zh_TW"/>
-        </w:rPr>
-        <w:t>），在某些情況下也宣稱祂耶穌是神—救主（</w:t>
-      </w:r>
-      <w:hyperlink r:id="rId185">
-        <w:r>
-          <w:rPr>
-            <w:lang w:val="zh_TW" w:bidi="zh_TW"/>
-          </w:rPr>
-          <w:rPr>
-            <w:color w:val="0000EE"/>
-            <w:u w:val="single"/>
-          </w:rPr>
-          <w:t>多2:13，</w:t>
-        </w:r>
-      </w:hyperlink>
-      <w:hyperlink r:id="rId186">
-        <w:r>
-          <w:rPr>
-            <w:lang w:val="zh_TW" w:bidi="zh_TW"/>
-          </w:rPr>
-          <w:rPr>
-            <w:color w:val="0000EE"/>
-            <w:u w:val="single"/>
-          </w:rPr>
-          <w:t>3:4–6</w:t>
-        </w:r>
-      </w:hyperlink>
-      <w:r>
-        <w:rPr>
-          <w:lang w:val="zh_TW" w:bidi="zh_TW"/>
-        </w:rPr>
-        <w:t>）在整卷彼得後書中，救主是耶穌基督的稱謂（例如，</w:t>
-      </w:r>
-      <w:hyperlink r:id="rId187">
-        <w:r>
-          <w:rPr>
-            <w:lang w:val="zh_TW" w:bidi="zh_TW"/>
-          </w:rPr>
-          <w:rPr>
-            <w:color w:val="0000EE"/>
-            <w:u w:val="single"/>
-          </w:rPr>
-          <w:t>彼後2:20</w:t>
-        </w:r>
-      </w:hyperlink>
-      <w:r>
-        <w:rPr>
-          <w:lang w:val="zh_TW" w:bidi="zh_TW"/>
-        </w:rPr>
-        <w:t>）。約翰在他的第一封書信中，用這個詞來描述耶穌是父差來拯救世人的救主（</w:t>
-      </w:r>
-      <w:hyperlink r:id="rId188">
-        <w:r>
-          <w:rPr>
-            <w:lang w:val="zh_TW" w:bidi="zh_TW"/>
-          </w:rPr>
-          <w:rPr>
-            <w:color w:val="0000EE"/>
-            <w:u w:val="single"/>
-          </w:rPr>
-          <w:t>約一4:14</w:t>
-        </w:r>
-      </w:hyperlink>
-      <w:r>
-        <w:rPr>
-          <w:lang w:val="zh_TW" w:bidi="zh_TW"/>
-        </w:rPr>
-        <w:t>）。</w:t>
-      </w:r>
-    </w:p>
-    <w:p>
-      <w:pPr/>
-      <w:r>
-        <w:rPr>
-          <w:lang w:val="zh_TW" w:bidi="zh_TW"/>
-        </w:rPr>
-      </w:r>
-      <w:r>
-        <w:rPr>
-          <w:i/>
-          <w:lang w:val="zh_TW" w:bidi="zh_TW"/>
-        </w:rPr>
-        <w:t>另見</w:t>
-      </w:r>
-      <w:r>
-        <w:rPr>
-          <w:lang w:val="zh_TW" w:bidi="zh_TW"/>
-        </w:rPr>
-        <w:t xml:space="preserve"> </w:t>
-      </w:r>
-      <w:r>
-        <w:rPr>
-          <w:lang w:val="zh_TW" w:bidi="zh_TW"/>
-        </w:rPr>
-        <w:t>救恩</w:t>
-      </w:r>
-      <w:r>
-        <w:rPr>
-          <w:lang w:val="zh_TW" w:bidi="zh_TW"/>
-        </w:rPr>
-        <w:t>。</w:t>
-      </w:r>
-      <w:r>
-        <w:rPr>
-          <w:lang w:val="zh_TW" w:bidi="zh_TW"/>
-        </w:rPr>
-      </w:r>
-      <w:r>
-        <w:rPr>
-          <w:lang w:val="zh_TW" w:bidi="zh_TW"/>
-        </w:rPr>
-      </w:r>
-    </w:p>
-    <w:p>
-      <w:pPr/>
-      <w:r>
-        <w:rPr>
-          <w:lang w:val="zh_TW" w:bidi="zh_TW"/>
-        </w:rPr>
-      </w:r>
-    </w:p>
-    <w:p>
-      <w:pPr>
-        <w:pStyle w:val="Heading2"/>
-      </w:pPr>
-      <w:r>
-        <w:rPr>
-          <w:lang w:val="zh_TW" w:bidi="zh_TW"/>
-        </w:rPr>
-        <w:t>舊人與新人</w:t>
-      </w:r>
-      <w:r>
-        <w:rPr>
-          <w:lang w:val="zh_TW" w:bidi="zh_TW"/>
-        </w:rPr>
-      </w:r>
-    </w:p>
-    <w:p>
-      <w:pPr/>
-      <w:r>
-        <w:rPr>
-          <w:lang w:val="zh_TW" w:bidi="zh_TW"/>
-        </w:rPr>
-      </w:r>
-      <w:r>
-        <w:rPr>
-          <w:lang w:val="zh_TW" w:bidi="zh_TW"/>
-        </w:rPr>
-        <w:t>聖經用這個概念，描述人在基督裡的狀態。人按照神的形像被造，目的是要與祂相交（</w:t>
-      </w:r>
-      <w:hyperlink r:id="rId189">
-        <w:r>
-          <w:rPr>
-            <w:lang w:val="zh_TW" w:bidi="zh_TW"/>
-          </w:rPr>
-          <w:rPr>
-            <w:color w:val="0000EE"/>
-            <w:u w:val="single"/>
-          </w:rPr>
-          <w:t>創1:26–27</w:t>
-        </w:r>
-      </w:hyperlink>
-      <w:r>
-        <w:rPr>
-          <w:lang w:val="zh_TW" w:bidi="zh_TW"/>
-        </w:rPr>
-        <w:t>）。神曾在具體的情境中，向亞當和夏娃表明祂的旨意（</w:t>
-      </w:r>
-      <w:hyperlink r:id="rId190">
-        <w:r>
-          <w:rPr>
-            <w:lang w:val="zh_TW" w:bidi="zh_TW"/>
-          </w:rPr>
-          <w:rPr>
-            <w:color w:val="0000EE"/>
-            <w:u w:val="single"/>
-          </w:rPr>
-          <w:t>創2:15–17</w:t>
-        </w:r>
-      </w:hyperlink>
-      <w:r>
-        <w:rPr>
-          <w:lang w:val="zh_TW" w:bidi="zh_TW"/>
-        </w:rPr>
-        <w:t>），然而他們卻運用自由意志，違背了神的命令（</w:t>
-      </w:r>
-      <w:hyperlink r:id="rId191">
-        <w:r>
-          <w:rPr>
-            <w:lang w:val="zh_TW" w:bidi="zh_TW"/>
-          </w:rPr>
-          <w:rPr>
-            <w:color w:val="0000EE"/>
-            <w:u w:val="single"/>
-          </w:rPr>
-          <w:t>創3:1–7</w:t>
-        </w:r>
-      </w:hyperlink>
-      <w:r>
-        <w:rPr>
-          <w:lang w:val="zh_TW" w:bidi="zh_TW"/>
-        </w:rPr>
-        <w:t>）。因此，人類都死在罪中（</w:t>
-      </w:r>
-      <w:hyperlink r:id="rId192">
-        <w:r>
-          <w:rPr>
-            <w:lang w:val="zh_TW" w:bidi="zh_TW"/>
-          </w:rPr>
-          <w:rPr>
-            <w:color w:val="0000EE"/>
-            <w:u w:val="single"/>
-          </w:rPr>
-          <w:t>羅5:12–21</w:t>
-        </w:r>
-      </w:hyperlink>
-      <w:r>
-        <w:rPr>
-          <w:lang w:val="zh_TW" w:bidi="zh_TW"/>
-        </w:rPr>
-        <w:t>；</w:t>
-      </w:r>
-      <w:hyperlink r:id="rId193">
-        <w:r>
-          <w:rPr>
-            <w:lang w:val="zh_TW" w:bidi="zh_TW"/>
-          </w:rPr>
-          <w:rPr>
-            <w:color w:val="0000EE"/>
-            <w:u w:val="single"/>
-          </w:rPr>
-          <w:t>弗2:1–3</w:t>
-        </w:r>
-      </w:hyperlink>
-      <w:r>
-        <w:rPr>
-          <w:lang w:val="zh_TW" w:bidi="zh_TW"/>
-        </w:rPr>
-        <w:t>）。亞當和夏娃的罪被傳遞給全人類（即原罪），人生來就帶有犯罪的傾向（</w:t>
-      </w:r>
-      <w:hyperlink r:id="rId194">
-        <w:r>
-          <w:rPr>
-            <w:lang w:val="zh_TW" w:bidi="zh_TW"/>
-          </w:rPr>
-          <w:rPr>
-            <w:color w:val="0000EE"/>
-            <w:u w:val="single"/>
-          </w:rPr>
-          <w:t>詩51:5</w:t>
-        </w:r>
-      </w:hyperlink>
-      <w:r>
-        <w:rPr>
-          <w:lang w:val="zh_TW" w:bidi="zh_TW"/>
-        </w:rPr>
-        <w:t>），一旦達到道德責任的年齡，人便會開始犯罪。保羅稱這種狀態為「舊人」，舊人雖然可以遵守部份律法，並作出善行，但舊人永遠無法靠自己所做足夠的善事來換取救恩。舊人必須被更新為「新人」，否則將承受罪的惡果。唯有神能成就這種徹底的改變，人只能憑信心領受神白白的恩典。</w:t>
-      </w:r>
-    </w:p>
-    <w:p>
-      <w:pPr/>
-      <w:r>
-        <w:rPr>
-          <w:lang w:val="zh_TW" w:bidi="zh_TW"/>
-        </w:rPr>
-      </w:r>
-      <w:r>
-        <w:rPr>
-          <w:lang w:val="zh_TW" w:bidi="zh_TW"/>
-        </w:rPr>
-        <w:t>大衛在</w:t>
-      </w:r>
-      <w:hyperlink r:id="rId195">
-        <w:r>
-          <w:rPr>
-            <w:lang w:val="zh_TW" w:bidi="zh_TW"/>
-          </w:rPr>
-          <w:rPr>
-            <w:color w:val="0000EE"/>
-            <w:u w:val="single"/>
-          </w:rPr>
-          <w:t>詩篇五十一篇</w:t>
-        </w:r>
-      </w:hyperlink>
-      <w:r>
-        <w:rPr>
-          <w:lang w:val="zh_TW" w:bidi="zh_TW"/>
-        </w:rPr>
-        <w:t>中向神呼求，求祂除去自己罪孽的罪咎。在第</w:t>
-      </w:r>
-      <w:hyperlink r:id="rId196">
-        <w:r>
-          <w:rPr>
-            <w:lang w:val="zh_TW" w:bidi="zh_TW"/>
-          </w:rPr>
-          <w:rPr>
-            <w:color w:val="0000EE"/>
-            <w:u w:val="single"/>
-          </w:rPr>
-          <w:t>10</w:t>
-        </w:r>
-      </w:hyperlink>
-      <w:r>
-        <w:rPr>
-          <w:lang w:val="zh_TW" w:bidi="zh_TW"/>
-        </w:rPr>
-        <w:t>節，他懇求說：「神啊，求你為我造清潔的心，使我裡面重新有正直的靈。」神在</w:t>
-      </w:r>
-      <w:hyperlink r:id="rId197">
-        <w:r>
-          <w:rPr>
-            <w:lang w:val="zh_TW" w:bidi="zh_TW"/>
-          </w:rPr>
-          <w:rPr>
-            <w:color w:val="0000EE"/>
-            <w:u w:val="single"/>
-          </w:rPr>
-          <w:t>以西結書十一章19節</w:t>
-        </w:r>
-      </w:hyperlink>
-      <w:r>
-        <w:rPr>
-          <w:lang w:val="zh_TW" w:bidi="zh_TW"/>
-        </w:rPr>
-        <w:t>，</w:t>
-      </w:r>
-      <w:hyperlink r:id="rId198">
-        <w:r>
-          <w:rPr>
-            <w:lang w:val="zh_TW" w:bidi="zh_TW"/>
-          </w:rPr>
-          <w:rPr>
-            <w:color w:val="0000EE"/>
-            <w:u w:val="single"/>
-          </w:rPr>
-          <w:t>十八章31節</w:t>
-        </w:r>
-      </w:hyperlink>
-      <w:r>
-        <w:rPr>
-          <w:lang w:val="zh_TW" w:bidi="zh_TW"/>
-        </w:rPr>
-        <w:t>和</w:t>
-      </w:r>
-      <w:hyperlink r:id="rId199">
-        <w:r>
-          <w:rPr>
-            <w:lang w:val="zh_TW" w:bidi="zh_TW"/>
-          </w:rPr>
-          <w:rPr>
-            <w:color w:val="0000EE"/>
-            <w:u w:val="single"/>
-          </w:rPr>
-          <w:t>三十六章26節</w:t>
-        </w:r>
-      </w:hyperlink>
-      <w:r>
-        <w:rPr>
-          <w:lang w:val="zh_TW" w:bidi="zh_TW"/>
-        </w:rPr>
-        <w:t>中，應許悔改的罪人一顆新心和新靈。在</w:t>
-      </w:r>
-      <w:hyperlink r:id="rId200">
-        <w:r>
-          <w:rPr>
-            <w:lang w:val="zh_TW" w:bidi="zh_TW"/>
-          </w:rPr>
-          <w:rPr>
-            <w:color w:val="0000EE"/>
-            <w:u w:val="single"/>
-          </w:rPr>
-          <w:t>羅馬書六章5至11節</w:t>
-        </w:r>
-      </w:hyperlink>
-      <w:r>
-        <w:rPr>
-          <w:lang w:val="zh_TW" w:bidi="zh_TW"/>
-        </w:rPr>
-        <w:t>中，保羅指出舊人已經與基督同釘十字架，因此他得出結論：「這樣，你們向罪也當看自己是死的；向神在基督耶穌裡，卻當看自己是活的」（</w:t>
-      </w:r>
-      <w:hyperlink r:id="rId201">
-        <w:r>
-          <w:rPr>
-            <w:lang w:val="zh_TW" w:bidi="zh_TW"/>
-          </w:rPr>
-          <w:rPr>
-            <w:color w:val="0000EE"/>
-            <w:u w:val="single"/>
-          </w:rPr>
-          <w:t>6:11</w:t>
-        </w:r>
-      </w:hyperlink>
-      <w:r>
-        <w:rPr>
-          <w:lang w:val="zh_TW" w:bidi="zh_TW"/>
-        </w:rPr>
-        <w:t>）。在</w:t>
-      </w:r>
-      <w:hyperlink r:id="rId202">
-        <w:r>
-          <w:rPr>
-            <w:lang w:val="zh_TW" w:bidi="zh_TW"/>
-          </w:rPr>
-          <w:rPr>
-            <w:color w:val="0000EE"/>
-            <w:u w:val="single"/>
-          </w:rPr>
-          <w:t>以弗所書四章22至24節</w:t>
-        </w:r>
-      </w:hyperlink>
-      <w:r>
-        <w:rPr>
-          <w:lang w:val="zh_TW" w:bidi="zh_TW"/>
-        </w:rPr>
-        <w:t>和</w:t>
-      </w:r>
-      <w:hyperlink r:id="rId203">
-        <w:r>
-          <w:rPr>
-            <w:lang w:val="zh_TW" w:bidi="zh_TW"/>
-          </w:rPr>
-          <w:rPr>
-            <w:color w:val="0000EE"/>
-            <w:u w:val="single"/>
-          </w:rPr>
-          <w:t>歌羅西書三章9至10節</w:t>
-        </w:r>
-      </w:hyperlink>
-      <w:r>
-        <w:rPr>
-          <w:lang w:val="zh_TW" w:bidi="zh_TW"/>
-        </w:rPr>
-        <w:t>中，他教導信徒明白，他們已經脫去舊人，穿上新人。耶穌也將這種徹底的改變稱為「重生」——不是肉身的第二次出生（正如尼哥底母所誤解的），而是屬靈的出生（</w:t>
-      </w:r>
-      <w:hyperlink r:id="rId204">
-        <w:r>
-          <w:rPr>
-            <w:lang w:val="zh_TW" w:bidi="zh_TW"/>
-          </w:rPr>
-          <w:rPr>
-            <w:color w:val="0000EE"/>
-            <w:u w:val="single"/>
-          </w:rPr>
-          <w:t>約3:6</w:t>
-        </w:r>
-      </w:hyperlink>
-      <w:r>
-        <w:rPr>
-          <w:lang w:val="zh_TW" w:bidi="zh_TW"/>
-        </w:rPr>
-        <w:t>）。唯有神的恩典能將舊人變成新人，舊人是藉著信心接受神的恩典，但這信心本身也是神的恩賜（</w:t>
-      </w:r>
-      <w:hyperlink r:id="rId205">
-        <w:r>
-          <w:rPr>
-            <w:lang w:val="zh_TW" w:bidi="zh_TW"/>
-          </w:rPr>
-          <w:rPr>
-            <w:color w:val="0000EE"/>
-            <w:u w:val="single"/>
-          </w:rPr>
-          <w:t>弗2:8</w:t>
-        </w:r>
-      </w:hyperlink>
-      <w:r>
-        <w:rPr>
-          <w:lang w:val="zh_TW" w:bidi="zh_TW"/>
-        </w:rPr>
-        <w:t>）。新人因此成為神的兒女。然而，新人並非立刻完全無瑕。他仍須在今生與罪爭戰，不斷努力追求聖潔，越來越接近完全成聖的理想。他只有在將來的復活裡才會達到那完全（</w:t>
-      </w:r>
-      <w:hyperlink r:id="rId206">
-        <w:r>
-          <w:rPr>
-            <w:lang w:val="zh_TW" w:bidi="zh_TW"/>
-          </w:rPr>
-          <w:rPr>
-            <w:color w:val="0000EE"/>
-            <w:u w:val="single"/>
-          </w:rPr>
-          <w:t>林前15:42–45</w:t>
-        </w:r>
-      </w:hyperlink>
-      <w:r>
-        <w:rPr>
-          <w:lang w:val="zh_TW" w:bidi="zh_TW"/>
-        </w:rPr>
-        <w:t>），到那時「一切都更新了」（</w:t>
-      </w:r>
-      <w:hyperlink r:id="rId207">
-        <w:r>
-          <w:rPr>
-            <w:lang w:val="zh_TW" w:bidi="zh_TW"/>
-          </w:rPr>
-          <w:rPr>
-            <w:color w:val="0000EE"/>
-            <w:u w:val="single"/>
-          </w:rPr>
-          <w:t>啟21:5</w:t>
-        </w:r>
-      </w:hyperlink>
-      <w:r>
-        <w:rPr>
-          <w:lang w:val="zh_TW" w:bidi="zh_TW"/>
-        </w:rPr>
-        <w:t>）。</w:t>
-      </w:r>
-    </w:p>
-    <w:p>
-      <w:pPr/>
-      <w:r>
-        <w:rPr>
-          <w:lang w:val="zh_TW" w:bidi="zh_TW"/>
-        </w:rPr>
-      </w:r>
-      <w:r>
-        <w:rPr>
-          <w:i/>
-          <w:lang w:val="zh_TW" w:bidi="zh_TW"/>
-        </w:rPr>
-        <w:t>另見</w:t>
-      </w:r>
-      <w:r>
-        <w:rPr>
-          <w:lang w:val="zh_TW" w:bidi="zh_TW"/>
-        </w:rPr>
-        <w:t>亞當（人）</w:t>
-      </w:r>
-      <w:r>
-        <w:rPr>
-          <w:lang w:val="zh_TW" w:bidi="zh_TW"/>
-        </w:rPr>
-        <w:t>、</w:t>
-      </w:r>
-      <w:r>
-        <w:rPr>
-          <w:lang w:val="zh_TW" w:bidi="zh_TW"/>
-        </w:rPr>
-        <w:t>人</w:t>
-      </w:r>
-      <w:r>
-        <w:rPr>
-          <w:lang w:val="zh_TW" w:bidi="zh_TW"/>
-        </w:rPr>
-        <w:t>、</w:t>
-      </w:r>
-      <w:r>
-        <w:rPr>
-          <w:lang w:val="zh_TW" w:bidi="zh_TW"/>
-        </w:rPr>
-        <w:t>屬血氣的人</w:t>
-      </w:r>
-      <w:r>
-        <w:rPr>
-          <w:lang w:val="zh_TW" w:bidi="zh_TW"/>
-        </w:rPr>
-        <w:t>、</w:t>
-      </w:r>
-      <w:r>
-        <w:rPr>
-          <w:lang w:val="zh_TW" w:bidi="zh_TW"/>
-        </w:rPr>
-        <w:t>重生</w:t>
+        <w:t>恐懼；</w:t>
+      </w:r>
+      <w:r>
+        <w:rPr>
+          <w:lang w:val="zh_TW" w:bidi="zh_TW"/>
+        </w:rPr>
+        <w:t>改信猶太教的人</w:t>
       </w:r>
       <w:r>
         <w:rPr>

--- a/zht/docx/070.content.docx
+++ b/zht/docx/070.content.docx
@@ -149,7 +149,7 @@
         <w:rPr>
           <w:lang w:val="zh_TW" w:bidi="zh_TW"/>
         </w:rPr>
-        <w:t>jing</w:t>
+        <w:t>jin</w:t>
       </w:r>
       <w:r>
         <w:rPr>
@@ -212,7 +212,7 @@
         <w:rPr>
           <w:lang w:val="zh_TW" w:bidi="zh_TW"/>
         </w:rPr>
-        <w:t>荊棘</w:t>
+        <w:t>金錢</w:t>
       </w:r>
       <w:r>
         <w:rPr>
@@ -231,7 +231,7 @@
         <w:rPr>
           <w:lang w:val="zh_TW" w:bidi="zh_TW"/>
         </w:rPr>
-        <w:t>荊棘是生長在植物莖或枝上的銳利尖刺。荊棘可能會刺傷觸碰它們的人或動物。有些植物會長出荊棘以自我保護。</w:t>
+        <w:t>交換媒介、價值衡量單位及支付方式。</w:t>
       </w:r>
     </w:p>
     <w:p>
@@ -245,7 +245,7 @@
         <w:rPr>
           <w:lang w:val="zh_TW" w:bidi="zh_TW"/>
         </w:rPr>
-        <w:t>聖經經常提到荊棘。它們可以是土地上自然生長的植物的一部分，也可以象徵痛苦、困難或懲罰。例如，在亞當與夏娃犯罪之後，神說土地要長出荊棘和蒺藜（</w:t>
+        <w:t>金錢的發展起初是為了提供一種便利的交換媒介，以補充並逐步取代以物易物；然而這兩種制度在許多世紀中同時並行。從族長時代直到今天，財富常會以物資與貴金屬來衡量，尤其是金與銀；它們至今仍是普遍可接受的交換媒介。</w:t>
       </w:r>
       <w:hyperlink r:id="rId13">
         <w:r>
@@ -256,14 +256,26 @@
             <w:color w:val="0000EE"/>
             <w:u w:val="single"/>
           </w:rPr>
-          <w:t>創3:18</w:t>
+          <w:t>創世記十三章2節</w:t>
         </w:r>
       </w:hyperlink>
       <w:r>
         <w:rPr>
           <w:lang w:val="zh_TW" w:bidi="zh_TW"/>
         </w:rPr>
-        <w:t>）。</w:t>
+        <w:t>中就描述亞伯拉罕「</w:t>
+      </w:r>
+      <w:r>
+        <w:rPr>
+          <w:lang w:val="zh_TW" w:bidi="zh_TW"/>
+        </w:rPr>
+        <w:t>亞伯蘭的金、銀、牲畜極多。</w:t>
+      </w:r>
+      <w:r>
+        <w:rPr>
+          <w:lang w:val="zh_TW" w:bidi="zh_TW"/>
+        </w:rPr>
+        <w:t>」</w:t>
       </w:r>
     </w:p>
     <w:p>
@@ -277,7 +289,57 @@
         <w:rPr>
           <w:lang w:val="zh_TW" w:bidi="zh_TW"/>
         </w:rPr>
-        <w:t>人們曾在耶穌死前，用荊棘做成冠冕，放在耶穌的頭上嘲弄他（</w:t>
+        <w:t>在遊牧或半遊牧社會中，財富往往是以牲畜數量來衡量；因此，雖然其體積龐大，牲畜本身</w:t>
+      </w:r>
+      <w:r>
+        <w:rPr>
+          <w:lang w:val="zh_TW" w:bidi="zh_TW"/>
+        </w:rPr>
+        <w:t>成了一種容易被接受、也易於估值的交換媒介</w:t>
+      </w:r>
+      <w:r>
+        <w:rPr>
+          <w:lang w:val="zh_TW" w:bidi="zh_TW"/>
+        </w:rPr>
+        <w:t xml:space="preserve">。牲畜在價值、財富與交換標準上的重要性，甚至可從拉丁文的金錢一詞 </w:t>
+      </w:r>
+      <w:r>
+        <w:rPr>
+          <w:i/>
+          <w:lang w:val="zh_TW" w:bidi="zh_TW"/>
+        </w:rPr>
+        <w:t>pecunia</w:t>
+      </w:r>
+      <w:r>
+        <w:rPr>
+          <w:lang w:val="zh_TW" w:bidi="zh_TW"/>
+        </w:rPr>
+        <w:t xml:space="preserve"> 看出：它直接源自 </w:t>
+      </w:r>
+      <w:r>
+        <w:rPr>
+          <w:i/>
+          <w:lang w:val="zh_TW" w:bidi="zh_TW"/>
+        </w:rPr>
+        <w:t>pecus</w:t>
+      </w:r>
+      <w:r>
+        <w:rPr>
+          <w:lang w:val="zh_TW" w:bidi="zh_TW"/>
+        </w:rPr>
+        <w:t>（意為「牛」）。在宗教用途上，以牲畜繳納稅賦或奉獻尤其被看為是合宜的；這不但提高了牲畜作為交換媒介的普遍性，也使聖殿在某種意義上成為大型牲畜群（以及較小動物與農產）的集散與置放之處。若某些物品無法直接用於聖殿禮儀，便可透過交易換取所需的物資。相較於動物（如羊、驢），易腐敗的食物較不受歡迎；但木材、酒與蜂蜜仍</w:t>
+      </w:r>
+      <w:r>
+        <w:rPr>
+          <w:lang w:val="zh_TW" w:bidi="zh_TW"/>
+        </w:rPr>
+        <w:t>經常被作為一種貨幣形式使用</w:t>
+      </w:r>
+      <w:r>
+        <w:rPr>
+          <w:lang w:val="zh_TW" w:bidi="zh_TW"/>
+        </w:rPr>
+        <w:t>（</w:t>
       </w:r>
       <w:hyperlink r:id="rId14">
         <w:r>
@@ -288,14 +350,86 @@
             <w:color w:val="0000EE"/>
             <w:u w:val="single"/>
           </w:rPr>
-          <w:t>太27:29</w:t>
+          <w:t>撒上8:15</w:t>
         </w:r>
       </w:hyperlink>
       <w:r>
         <w:rPr>
           <w:lang w:val="zh_TW" w:bidi="zh_TW"/>
         </w:rPr>
-        <w:t>）。</w:t>
+        <w:t>；</w:t>
+      </w:r>
+      <w:hyperlink r:id="rId15">
+        <w:r>
+          <w:rPr>
+            <w:lang w:val="zh_TW" w:bidi="zh_TW"/>
+          </w:rPr>
+          <w:rPr>
+            <w:color w:val="0000EE"/>
+            <w:u w:val="single"/>
+          </w:rPr>
+          <w:t>王下3:4</w:t>
+        </w:r>
+      </w:hyperlink>
+      <w:r>
+        <w:rPr>
+          <w:lang w:val="zh_TW" w:bidi="zh_TW"/>
+        </w:rPr>
+        <w:t>；</w:t>
+      </w:r>
+      <w:hyperlink r:id="rId16">
+        <w:r>
+          <w:rPr>
+            <w:lang w:val="zh_TW" w:bidi="zh_TW"/>
+          </w:rPr>
+          <w:rPr>
+            <w:color w:val="0000EE"/>
+            <w:u w:val="single"/>
+          </w:rPr>
+          <w:t>結45:13–16</w:t>
+        </w:r>
+      </w:hyperlink>
+      <w:r>
+        <w:rPr>
+          <w:lang w:val="zh_TW" w:bidi="zh_TW"/>
+        </w:rPr>
+        <w:t>）。公私稅賦、進貢與各樣債務，都可用此類方式清償。所羅門為建殿之事酬謝泰爾王希蘭，就以小麥與橄欖油支付（</w:t>
+      </w:r>
+      <w:hyperlink r:id="rId17">
+        <w:r>
+          <w:rPr>
+            <w:lang w:val="zh_TW" w:bidi="zh_TW"/>
+          </w:rPr>
+          <w:rPr>
+            <w:color w:val="0000EE"/>
+            <w:u w:val="single"/>
+          </w:rPr>
+          <w:t>王上5:11</w:t>
+        </w:r>
+      </w:hyperlink>
+      <w:r>
+        <w:rPr>
+          <w:lang w:val="zh_TW" w:bidi="zh_TW"/>
+        </w:rPr>
+        <w:t>），在公元前八世紀，稅賦也常以罐裝的酒或橄欖油作為繳納形式。</w:t>
+      </w:r>
+      <w:hyperlink r:id="rId15">
+        <w:r>
+          <w:rPr>
+            <w:lang w:val="zh_TW" w:bidi="zh_TW"/>
+          </w:rPr>
+          <w:rPr>
+            <w:color w:val="0000EE"/>
+            <w:u w:val="single"/>
+          </w:rPr>
+          <w:t>列王紀下三章4節</w:t>
+        </w:r>
+      </w:hyperlink>
+      <w:r>
+        <w:rPr>
+          <w:lang w:val="zh_TW" w:bidi="zh_TW"/>
+        </w:rPr>
+        <w:t>中則記載了以羊和羊毛作為貢品的的情形。</w:t>
       </w:r>
     </w:p>
     <w:p>
@@ -307,44 +441,9 @@
       </w:r>
       <w:r>
         <w:rPr>
-          <w:i/>
-          <w:lang w:val="zh_TW" w:bidi="zh_TW"/>
-        </w:rPr>
-        <w:t>見</w:t>
-      </w:r>
-      <w:r>
-        <w:rPr>
-          <w:lang w:val="zh_TW" w:bidi="zh_TW"/>
-        </w:rPr>
-        <w:t>蒺藜</w:t>
-      </w:r>
-      <w:r>
-        <w:rPr>
-          <w:lang w:val="zh_TW" w:bidi="zh_TW"/>
-        </w:rPr>
-        <w:t>，</w:t>
-      </w:r>
-      <w:r>
-        <w:rPr>
-          <w:lang w:val="zh_TW" w:bidi="zh_TW"/>
-        </w:rPr>
-        <w:t>荊棘</w:t>
-      </w:r>
-      <w:r>
-        <w:rPr>
-          <w:lang w:val="zh_TW" w:bidi="zh_TW"/>
-        </w:rPr>
-        <w:t>。</w:t>
-      </w:r>
-      <w:r>
-        <w:rPr>
-          <w:lang w:val="zh_TW" w:bidi="zh_TW"/>
-        </w:rPr>
-      </w:r>
-      <w:r>
-        <w:rPr>
-          <w:lang w:val="zh_TW" w:bidi="zh_TW"/>
-        </w:rPr>
+          <w:lang w:val="zh_TW" w:bidi="zh_TW"/>
+        </w:rPr>
+        <w:t>上述各種交換媒介皆屬可量度或可計數之物，人們也嘗試建立它們彼此之間的標準兌換比率。</w:t>
       </w:r>
     </w:p>
     <w:p>
@@ -354,21 +453,77 @@
           <w:lang w:val="zh_TW" w:bidi="zh_TW"/>
         </w:rPr>
       </w:r>
-    </w:p>
-    <w:p>
-      <w:pPr>
-        <w:pStyle w:val="Heading2"/>
-      </w:pPr>
-      <w:r>
-        <w:rPr>
-          <w:lang w:val="zh_TW" w:bidi="zh_TW"/>
-        </w:rPr>
-        <w:t>井</w:t>
-      </w:r>
-      <w:r>
-        <w:rPr>
-          <w:lang w:val="zh_TW" w:bidi="zh_TW"/>
-        </w:rPr>
+      <w:r>
+        <w:rPr>
+          <w:lang w:val="zh_TW" w:bidi="zh_TW"/>
+        </w:rPr>
+        <w:t>在古代近東，銀是較容易取得的貴金屬，</w:t>
+      </w:r>
+      <w:r>
+        <w:rPr>
+          <w:lang w:val="zh_TW" w:bidi="zh_TW"/>
+        </w:rPr>
+        <w:t>因此在買賣中最常被提及，起初是按重量計算，後來則以鑄幣的形式使用</w:t>
+      </w:r>
+      <w:r>
+        <w:rPr>
+          <w:lang w:val="zh_TW" w:bidi="zh_TW"/>
+        </w:rPr>
+        <w:t>。聖經中最早提到以銀作為交換媒介的例子之一，是在</w:t>
+      </w:r>
+      <w:hyperlink r:id="rId18">
+        <w:r>
+          <w:rPr>
+            <w:lang w:val="zh_TW" w:bidi="zh_TW"/>
+          </w:rPr>
+          <w:rPr>
+            <w:color w:val="0000EE"/>
+            <w:u w:val="single"/>
+          </w:rPr>
+          <w:t>創世記二十章14至16節</w:t>
+        </w:r>
+      </w:hyperlink>
+      <w:r>
+        <w:rPr>
+          <w:lang w:val="zh_TW" w:bidi="zh_TW"/>
+        </w:rPr>
+        <w:t>：亞伯拉罕除了得到牲畜與奴僕，還收受了一千銀子。亞伯拉罕又用了四百舍客勒購買麥比拉田與洞穴（</w:t>
+      </w:r>
+      <w:hyperlink r:id="rId19">
+        <w:r>
+          <w:rPr>
+            <w:lang w:val="zh_TW" w:bidi="zh_TW"/>
+          </w:rPr>
+          <w:rPr>
+            <w:color w:val="0000EE"/>
+            <w:u w:val="single"/>
+          </w:rPr>
+          <w:t>創23:15–16</w:t>
+        </w:r>
+      </w:hyperlink>
+      <w:r>
+        <w:rPr>
+          <w:lang w:val="zh_TW" w:bidi="zh_TW"/>
+        </w:rPr>
+        <w:t>），按照當時的慣例，銀子須在賣主面前秤重，並由見證人核驗（參</w:t>
+      </w:r>
+      <w:hyperlink r:id="rId20">
+        <w:r>
+          <w:rPr>
+            <w:lang w:val="zh_TW" w:bidi="zh_TW"/>
+          </w:rPr>
+          <w:rPr>
+            <w:color w:val="0000EE"/>
+            <w:u w:val="single"/>
+          </w:rPr>
+          <w:t>耶32:9–10</w:t>
+        </w:r>
+      </w:hyperlink>
+      <w:r>
+        <w:rPr>
+          <w:lang w:val="zh_TW" w:bidi="zh_TW"/>
+        </w:rPr>
+        <w:t>）。</w:t>
       </w:r>
     </w:p>
     <w:p>
@@ -382,9 +537,9 @@
         <w:rPr>
           <w:lang w:val="zh_TW" w:bidi="zh_TW"/>
         </w:rPr>
-        <w:t>人工的蓄水處所，水源來自地下泉水或雨水供應。由於聖經世界大部分地區地處乾旱到半乾旱區，因此井是人、牲畜和農作物灌溉的重要水源。不幸的是，大多數井並不能提供可靠的水源，因為它們依賴於稀少的降雨或間歇性的泉水（</w:t>
-      </w:r>
-      <w:hyperlink r:id="rId15">
+        <w:t>由於這些事件約在公元前二千年，「舍客勒」一詞在此不應理解為後期所熟悉的硬幣名稱，而是指某一固定重量的銀。後來，約瑟的兄長們以二十舍客勒銀子把他賣給了旅行的商人（</w:t>
+      </w:r>
+      <w:hyperlink r:id="rId21">
         <w:r>
           <w:rPr>
             <w:lang w:val="zh_TW" w:bidi="zh_TW"/>
@@ -393,16 +548,16 @@
             <w:color w:val="0000EE"/>
             <w:u w:val="single"/>
           </w:rPr>
-          <w:t>箴25:26</w:t>
+          <w:t>創37:28</w:t>
         </w:r>
       </w:hyperlink>
       <w:r>
         <w:rPr>
           <w:lang w:val="zh_TW" w:bidi="zh_TW"/>
         </w:rPr>
-        <w:t>）。因此，發現可靠的水源是值得慶祝的原因（</w:t>
-      </w:r>
-      <w:hyperlink r:id="rId16">
+        <w:t>）。此外，</w:t>
+      </w:r>
+      <w:hyperlink r:id="rId22">
         <w:r>
           <w:rPr>
             <w:lang w:val="zh_TW" w:bidi="zh_TW"/>
@@ -411,16 +566,54 @@
             <w:color w:val="0000EE"/>
             <w:u w:val="single"/>
           </w:rPr>
-          <w:t>民21:17–18</w:t>
+          <w:t>創世記三十三章19節</w:t>
         </w:r>
       </w:hyperlink>
       <w:r>
         <w:rPr>
           <w:lang w:val="zh_TW" w:bidi="zh_TW"/>
         </w:rPr>
-        <w:t>），並且經常引發衝突（</w:t>
-      </w:r>
-      <w:hyperlink r:id="rId17">
+        <w:t>提到另一種金屬重量單位——</w:t>
+      </w:r>
+      <w:r>
+        <w:rPr>
+          <w:i/>
+          <w:lang w:val="zh_TW" w:bidi="zh_TW"/>
+        </w:rPr>
+        <w:t>克斯塔</w:t>
+      </w:r>
+      <w:r>
+        <w:rPr>
+          <w:lang w:val="zh_TW" w:bidi="zh_TW"/>
+        </w:rPr>
+        <w:t>（</w:t>
+      </w:r>
+      <w:r>
+        <w:rPr>
+          <w:i/>
+          <w:lang w:val="zh_TW" w:bidi="zh_TW"/>
+        </w:rPr>
+        <w:t>kesitah</w:t>
+      </w:r>
+      <w:r>
+        <w:rPr>
+          <w:lang w:val="zh_TW" w:bidi="zh_TW"/>
+        </w:rPr>
+        <w:t>；譯註：和合本未譯為「</w:t>
+      </w:r>
+      <w:r>
+        <w:rPr>
+          <w:lang w:val="zh_TW" w:bidi="zh_TW"/>
+        </w:rPr>
+        <w:t>一百塊銀子」</w:t>
+      </w:r>
+      <w:r>
+        <w:rPr>
+          <w:lang w:val="zh_TW" w:bidi="zh_TW"/>
+        </w:rPr>
+        <w:t>）——與雅各購買一塊田地有關；這個用語在</w:t>
+      </w:r>
+      <w:hyperlink r:id="rId23">
         <w:r>
           <w:rPr>
             <w:lang w:val="zh_TW" w:bidi="zh_TW"/>
@@ -429,16 +622,16 @@
             <w:color w:val="0000EE"/>
             <w:u w:val="single"/>
           </w:rPr>
-          <w:t>創21:25–30</w:t>
+          <w:t>約書亞記二十四章32節</w:t>
         </w:r>
       </w:hyperlink>
       <w:r>
         <w:rPr>
           <w:lang w:val="zh_TW" w:bidi="zh_TW"/>
         </w:rPr>
-        <w:t>，</w:t>
-      </w:r>
-      <w:hyperlink r:id="rId18">
+        <w:t>和</w:t>
+      </w:r>
+      <w:hyperlink r:id="rId24">
         <w:r>
           <w:rPr>
             <w:lang w:val="zh_TW" w:bidi="zh_TW"/>
@@ -447,68 +640,14 @@
             <w:color w:val="0000EE"/>
             <w:u w:val="single"/>
           </w:rPr>
-          <w:t>26:19–22</w:t>
+          <w:t>約伯記四十二章11節</w:t>
         </w:r>
       </w:hyperlink>
       <w:r>
         <w:rPr>
           <w:lang w:val="zh_TW" w:bidi="zh_TW"/>
         </w:rPr>
-        <w:t>；</w:t>
-      </w:r>
-      <w:hyperlink r:id="rId19">
-        <w:r>
-          <w:rPr>
-            <w:lang w:val="zh_TW" w:bidi="zh_TW"/>
-          </w:rPr>
-          <w:rPr>
-            <w:color w:val="0000EE"/>
-            <w:u w:val="single"/>
-          </w:rPr>
-          <w:t>王下3:19</w:t>
-        </w:r>
-      </w:hyperlink>
-      <w:r>
-        <w:rPr>
-          <w:lang w:val="zh_TW" w:bidi="zh_TW"/>
-        </w:rPr>
-        <w:t>）。成功挖出水井並保護自己的飲水權通常是確定財產權的重要因素（</w:t>
-      </w:r>
-      <w:hyperlink r:id="rId17">
-        <w:r>
-          <w:rPr>
-            <w:lang w:val="zh_TW" w:bidi="zh_TW"/>
-          </w:rPr>
-          <w:rPr>
-            <w:color w:val="0000EE"/>
-            <w:u w:val="single"/>
-          </w:rPr>
-          <w:t>創21:25–30</w:t>
-        </w:r>
-      </w:hyperlink>
-      <w:r>
-        <w:rPr>
-          <w:lang w:val="zh_TW" w:bidi="zh_TW"/>
-        </w:rPr>
-        <w:t>，</w:t>
-      </w:r>
-      <w:hyperlink r:id="rId20">
-        <w:r>
-          <w:rPr>
-            <w:lang w:val="zh_TW" w:bidi="zh_TW"/>
-          </w:rPr>
-          <w:rPr>
-            <w:color w:val="0000EE"/>
-            <w:u w:val="single"/>
-          </w:rPr>
-          <w:t>29:2–3</w:t>
-        </w:r>
-      </w:hyperlink>
-      <w:r>
-        <w:rPr>
-          <w:lang w:val="zh_TW" w:bidi="zh_TW"/>
-        </w:rPr>
-        <w:t>）。</w:t>
+        <w:t>中再次出現（譯註：和合本未譯出此單位）。這個單位可能代表相當於一隻羊的貨幣價值的數量。</w:t>
       </w:r>
     </w:p>
     <w:p>
@@ -522,115 +661,19 @@
         <w:rPr>
           <w:lang w:val="zh_TW" w:bidi="zh_TW"/>
         </w:rPr>
-        <w:t>好的水井通常被認為是神攝理的象徵（</w:t>
-      </w:r>
-      <w:hyperlink r:id="rId21">
-        <w:r>
-          <w:rPr>
-            <w:lang w:val="zh_TW" w:bidi="zh_TW"/>
-          </w:rPr>
-          <w:rPr>
-            <w:color w:val="0000EE"/>
-            <w:u w:val="single"/>
-          </w:rPr>
-          <w:t>創16:14</w:t>
-        </w:r>
-      </w:hyperlink>
-      <w:r>
-        <w:rPr>
-          <w:lang w:val="zh_TW" w:bidi="zh_TW"/>
-        </w:rPr>
-        <w:t>，</w:t>
-      </w:r>
-      <w:hyperlink r:id="rId22">
-        <w:r>
-          <w:rPr>
-            <w:lang w:val="zh_TW" w:bidi="zh_TW"/>
-          </w:rPr>
-          <w:rPr>
-            <w:color w:val="0000EE"/>
-            <w:u w:val="single"/>
-          </w:rPr>
-          <w:t>21:19</w:t>
-        </w:r>
-      </w:hyperlink>
-      <w:r>
-        <w:rPr>
-          <w:lang w:val="zh_TW" w:bidi="zh_TW"/>
-        </w:rPr>
-        <w:t>；</w:t>
-      </w:r>
-      <w:hyperlink r:id="rId23">
-        <w:r>
-          <w:rPr>
-            <w:lang w:val="zh_TW" w:bidi="zh_TW"/>
-          </w:rPr>
-          <w:rPr>
-            <w:color w:val="0000EE"/>
-            <w:u w:val="single"/>
-          </w:rPr>
-          <w:t>民21:16–18</w:t>
-        </w:r>
-      </w:hyperlink>
-      <w:r>
-        <w:rPr>
-          <w:lang w:val="zh_TW" w:bidi="zh_TW"/>
-        </w:rPr>
-        <w:t>）。因此，聖經作者將泉水井的水比喻為神為祂子民所提供的救恩（</w:t>
-      </w:r>
-      <w:hyperlink r:id="rId24">
-        <w:r>
-          <w:rPr>
-            <w:lang w:val="zh_TW" w:bidi="zh_TW"/>
-          </w:rPr>
-          <w:rPr>
-            <w:color w:val="0000EE"/>
-            <w:u w:val="single"/>
-          </w:rPr>
-          <w:t>賽12:3</w:t>
-        </w:r>
-      </w:hyperlink>
-      <w:r>
-        <w:rPr>
-          <w:lang w:val="zh_TW" w:bidi="zh_TW"/>
-        </w:rPr>
-        <w:t>；</w:t>
-      </w:r>
-      <w:hyperlink r:id="rId25">
-        <w:r>
-          <w:rPr>
-            <w:lang w:val="zh_TW" w:bidi="zh_TW"/>
-          </w:rPr>
-          <w:rPr>
-            <w:color w:val="0000EE"/>
-            <w:u w:val="single"/>
-          </w:rPr>
-          <w:t>約4:14</w:t>
-        </w:r>
-      </w:hyperlink>
-      <w:r>
-        <w:rPr>
-          <w:lang w:val="zh_TW" w:bidi="zh_TW"/>
-        </w:rPr>
-        <w:t>）。蓄水池中所收集的雨水的水質相對較差，而那些可以汲取「活」水（即流動的水）的水井水質較好，這一區別有助於澄清耶穌向撒馬利亞婦人說提供「活水」時的對話（</w:t>
-      </w:r>
-      <w:hyperlink r:id="rId26">
-        <w:r>
-          <w:rPr>
-            <w:lang w:val="zh_TW" w:bidi="zh_TW"/>
-          </w:rPr>
-          <w:rPr>
-            <w:color w:val="0000EE"/>
-            <w:u w:val="single"/>
-          </w:rPr>
-          <w:t>約4:10–15</w:t>
-        </w:r>
-      </w:hyperlink>
-      <w:r>
-        <w:rPr>
-          <w:lang w:val="zh_TW" w:bidi="zh_TW"/>
-        </w:rPr>
-        <w:t>）。</w:t>
+        <w:t>隨著時間的推移，大型牲畜與實物作為交換媒介顯得笨重不便，金屬</w:t>
+      </w:r>
+      <w:r>
+        <w:rPr>
+          <w:lang w:val="zh_TW" w:bidi="zh_TW"/>
+        </w:rPr>
+        <w:t>因此逐漸受到青睞</w:t>
+      </w:r>
+      <w:r>
+        <w:rPr>
+          <w:lang w:val="zh_TW" w:bidi="zh_TW"/>
+        </w:rPr>
+        <w:t>。然而，大量貴金屬的運輸仍是一大難題，因此人們需要設計出便於辨識、取用與存放有價金屬的方式。</w:t>
       </w:r>
     </w:p>
     <w:p>
@@ -642,44 +685,81 @@
       </w:r>
       <w:r>
         <w:rPr>
-          <w:i/>
-          <w:lang w:val="zh_TW" w:bidi="zh_TW"/>
-        </w:rPr>
-        <w:t xml:space="preserve">另見 </w:t>
-      </w:r>
-      <w:r>
-        <w:rPr>
-          <w:lang w:val="zh_TW" w:bidi="zh_TW"/>
-        </w:rPr>
-        <w:t>蓄水池</w:t>
-      </w:r>
-      <w:r>
-        <w:rPr>
-          <w:lang w:val="zh_TW" w:bidi="zh_TW"/>
-        </w:rPr>
-        <w:t>；</w:t>
-      </w:r>
-      <w:r>
-        <w:rPr>
-          <w:lang w:val="zh_TW" w:bidi="zh_TW"/>
-        </w:rPr>
-        <w:t>雅各井</w:t>
-      </w:r>
-      <w:r>
-        <w:rPr>
-          <w:lang w:val="zh_TW" w:bidi="zh_TW"/>
-        </w:rPr>
-        <w:t>。</w:t>
-      </w:r>
-      <w:r>
-        <w:rPr>
-          <w:lang w:val="zh_TW" w:bidi="zh_TW"/>
-        </w:rPr>
-      </w:r>
-      <w:r>
-        <w:rPr>
-          <w:lang w:val="zh_TW" w:bidi="zh_TW"/>
-        </w:rPr>
+          <w:lang w:val="zh_TW" w:bidi="zh_TW"/>
+        </w:rPr>
+        <w:t>多年來，交易用金屬被設計為較一致的形狀。埃及浮雕顯示出銀可堆疊或捆綁成束；雅各的兒子們從埃及買糧，也可能是以類似方式運送銀錢（</w:t>
+      </w:r>
+      <w:hyperlink r:id="rId25">
+        <w:r>
+          <w:rPr>
+            <w:lang w:val="zh_TW" w:bidi="zh_TW"/>
+          </w:rPr>
+          <w:rPr>
+            <w:color w:val="0000EE"/>
+            <w:u w:val="single"/>
+          </w:rPr>
+          <w:t>創42:35</w:t>
+        </w:r>
+      </w:hyperlink>
+      <w:r>
+        <w:rPr>
+          <w:lang w:val="zh_TW" w:bidi="zh_TW"/>
+        </w:rPr>
+        <w:t>）。大約在公元前1500年，已有鑄成錠、條、舌形或動物頭形的金屬塊流通，亦有金圓片與金線圈。最受歡迎、也最容易被接受的金屬貨幣形式，往往是那些野被設計為首飾的物件。米甸人的戰利品中包括金鍊子、手鐲、印戒與耳環（</w:t>
+      </w:r>
+      <w:hyperlink r:id="rId26">
+        <w:r>
+          <w:rPr>
+            <w:lang w:val="zh_TW" w:bidi="zh_TW"/>
+          </w:rPr>
+          <w:rPr>
+            <w:color w:val="0000EE"/>
+            <w:u w:val="single"/>
+          </w:rPr>
+          <w:t>民31:50</w:t>
+        </w:r>
+      </w:hyperlink>
+      <w:r>
+        <w:rPr>
+          <w:lang w:val="zh_TW" w:bidi="zh_TW"/>
+        </w:rPr>
+        <w:t>）。其中手鐲與戒指很可能具有相對標準化的重量，因而可直接充當貨幣使用。利百加從未婚夫所得的禮物，也以特定重量呈現：半舍客勒重的金環，以及兩個共重十舍客勒的金手鐲（</w:t>
+      </w:r>
+      <w:hyperlink r:id="rId27">
+        <w:r>
+          <w:rPr>
+            <w:lang w:val="zh_TW" w:bidi="zh_TW"/>
+          </w:rPr>
+          <w:rPr>
+            <w:color w:val="0000EE"/>
+            <w:u w:val="single"/>
+          </w:rPr>
+          <w:t>創24:22</w:t>
+        </w:r>
+      </w:hyperlink>
+      <w:r>
+        <w:rPr>
+          <w:lang w:val="zh_TW" w:bidi="zh_TW"/>
+        </w:rPr>
+        <w:t>）。約伯從親族那裡得到一個金環（</w:t>
+      </w:r>
+      <w:hyperlink r:id="rId24">
+        <w:r>
+          <w:rPr>
+            <w:lang w:val="zh_TW" w:bidi="zh_TW"/>
+          </w:rPr>
+          <w:rPr>
+            <w:color w:val="0000EE"/>
+            <w:u w:val="single"/>
+          </w:rPr>
+          <w:t>伯42:11</w:t>
+        </w:r>
+      </w:hyperlink>
+      <w:r>
+        <w:rPr>
+          <w:lang w:val="zh_TW" w:bidi="zh_TW"/>
+        </w:rPr>
+        <w:t>），若金環不代表某種固定貨幣的價值，眾人不太可能不約而同送出同類型的禮物。</w:t>
       </w:r>
     </w:p>
     <w:p>
@@ -689,21 +769,35 @@
           <w:lang w:val="zh_TW" w:bidi="zh_TW"/>
         </w:rPr>
       </w:r>
-    </w:p>
-    <w:p>
-      <w:pPr>
-        <w:pStyle w:val="Heading2"/>
-      </w:pPr>
-      <w:r>
-        <w:rPr>
-          <w:lang w:val="zh_TW" w:bidi="zh_TW"/>
-        </w:rPr>
-        <w:t>敬畏神的人</w:t>
-      </w:r>
-      <w:r>
-        <w:rPr>
-          <w:lang w:val="zh_TW" w:bidi="zh_TW"/>
-        </w:rPr>
+      <w:hyperlink r:id="rId28">
+        <w:r>
+          <w:rPr>
+            <w:lang w:val="zh_TW" w:bidi="zh_TW"/>
+          </w:rPr>
+          <w:rPr>
+            <w:color w:val="0000EE"/>
+            <w:u w:val="single"/>
+          </w:rPr>
+          <w:t>申命記十四章25節</w:t>
+        </w:r>
+      </w:hyperlink>
+      <w:r>
+        <w:rPr>
+          <w:lang w:val="zh_TW" w:bidi="zh_TW"/>
+        </w:rPr>
+        <w:t>中提到「</w:t>
+      </w:r>
+      <w:r>
+        <w:rPr>
+          <w:lang w:val="zh_TW" w:bidi="zh_TW"/>
+        </w:rPr>
+        <w:t>將銀子包起來</w:t>
+      </w:r>
+      <w:r>
+        <w:rPr>
+          <w:lang w:val="zh_TW" w:bidi="zh_TW"/>
+        </w:rPr>
+        <w:t>」，這暗示著可以將銀條綁在一起或將銀環串起來。無論是哪種方式，運輸都會更加方便。</w:t>
       </w:r>
     </w:p>
     <w:p>
@@ -717,61 +811,67 @@
         <w:rPr>
           <w:lang w:val="zh_TW" w:bidi="zh_TW"/>
         </w:rPr>
-        <w:t>深深尊敬、敬重或畏懼神的人。這種畏懼可能表現為：</w:t>
-      </w:r>
-    </w:p>
-    <w:p>
-      <w:pPr>
-        <w:pStyle w:val="ListBullet"/>
-        <w:spacing w:line="240" w:lineRule="auto"/>
-        <w:ind w:left="720"/>
-      </w:pPr>
-      <w:r>
-        <w:rPr>
-          <w:lang w:val="zh_TW" w:bidi="zh_TW"/>
-        </w:rPr>
-      </w:r>
-      <w:r>
-        <w:rPr>
-          <w:lang w:val="zh_TW" w:bidi="zh_TW"/>
-        </w:rPr>
-        <w:t>表示尊敬的稱呼</w:t>
-      </w:r>
-    </w:p>
-    <w:p>
-      <w:pPr>
-        <w:pStyle w:val="ListBullet"/>
-        <w:spacing w:line="240" w:lineRule="auto"/>
-        <w:ind w:left="720"/>
-      </w:pPr>
-      <w:r>
-        <w:rPr>
-          <w:lang w:val="zh_TW" w:bidi="zh_TW"/>
-        </w:rPr>
-      </w:r>
-      <w:r>
-        <w:rPr>
-          <w:lang w:val="zh_TW" w:bidi="zh_TW"/>
-        </w:rPr>
-        <w:t>因恐懼而產生的情緒反應</w:t>
-      </w:r>
-    </w:p>
-    <w:p>
-      <w:pPr>
-        <w:pStyle w:val="ListBullet"/>
-        <w:spacing w:line="240" w:lineRule="auto"/>
-        <w:ind w:left="720"/>
-      </w:pPr>
-      <w:r>
-        <w:rPr>
-          <w:lang w:val="zh_TW" w:bidi="zh_TW"/>
-        </w:rPr>
-      </w:r>
-      <w:r>
-        <w:rPr>
-          <w:lang w:val="zh_TW" w:bidi="zh_TW"/>
-        </w:rPr>
-        <w:t>對神懲罰的畏懼</w:t>
+        <w:t>摩西時代提到的銀重量價值可以從購買力的角度來理解。一隻公羊可以用兩舍客勒購買，而五十舍客勒是約一賀梅珥（homer）大麥的價格（</w:t>
+      </w:r>
+      <w:hyperlink r:id="rId29">
+        <w:r>
+          <w:rPr>
+            <w:lang w:val="zh_TW" w:bidi="zh_TW"/>
+          </w:rPr>
+          <w:rPr>
+            <w:color w:val="0000EE"/>
+            <w:u w:val="single"/>
+          </w:rPr>
+          <w:t>利27:16</w:t>
+        </w:r>
+      </w:hyperlink>
+      <w:r>
+        <w:rPr>
+          <w:lang w:val="zh_TW" w:bidi="zh_TW"/>
+        </w:rPr>
+        <w:t>）。在以利沙的時代的豐收年，一舍客勒可以買到一</w:t>
+      </w:r>
+      <w:r>
+        <w:rPr>
+          <w:lang w:val="zh_TW" w:bidi="zh_TW"/>
+        </w:rPr>
+        <w:t>細亞（seah）</w:t>
+      </w:r>
+      <w:r>
+        <w:rPr>
+          <w:lang w:val="zh_TW" w:bidi="zh_TW"/>
+        </w:rPr>
+        <w:t>細麵或二</w:t>
+      </w:r>
+      <w:r>
+        <w:rPr>
+          <w:lang w:val="zh_TW" w:bidi="zh_TW"/>
+        </w:rPr>
+        <w:t>細亞</w:t>
+      </w:r>
+      <w:r>
+        <w:rPr>
+          <w:lang w:val="zh_TW" w:bidi="zh_TW"/>
+        </w:rPr>
+        <w:t>的大麥（</w:t>
+      </w:r>
+      <w:hyperlink r:id="rId30">
+        <w:r>
+          <w:rPr>
+            <w:lang w:val="zh_TW" w:bidi="zh_TW"/>
+          </w:rPr>
+          <w:rPr>
+            <w:color w:val="0000EE"/>
+            <w:u w:val="single"/>
+          </w:rPr>
+          <w:t>王下7:16</w:t>
+        </w:r>
+      </w:hyperlink>
+      <w:r>
+        <w:rPr>
+          <w:lang w:val="zh_TW" w:bidi="zh_TW"/>
+        </w:rPr>
+        <w:t>）。當然，這類貨幣估值會受到供需問題等經濟因素的影響。</w:t>
       </w:r>
     </w:p>
     <w:p>
@@ -785,157 +885,7 @@
         <w:rPr>
           <w:lang w:val="zh_TW" w:bidi="zh_TW"/>
         </w:rPr>
-        <w:t>在舊約聖經裡，形容敬畏神的的人的片語，常與「帶著敬畏恃立」或「充滿敬畏（held in awe）」等術語並列。「崇敬耶和華（reverence for the Lord）」的用法較少見，但經文在俄巴底為拯救先知免受耶洗別殺害，而把他們藏起來時，用了這個表達（</w:t>
-      </w:r>
-      <w:hyperlink r:id="rId27">
-        <w:r>
-          <w:rPr>
-            <w:lang w:val="zh_TW" w:bidi="zh_TW"/>
-          </w:rPr>
-          <w:rPr>
-            <w:color w:val="0000EE"/>
-            <w:u w:val="single"/>
-          </w:rPr>
-          <w:t>王上18:3–4、12</w:t>
-        </w:r>
-      </w:hyperlink>
-      <w:r>
-        <w:rPr>
-          <w:lang w:val="zh_TW" w:bidi="zh_TW"/>
-        </w:rPr>
-        <w:t>，和合本譯為敬畏耶和華）。一個敬畏神的統治者應當施行公義（</w:t>
-      </w:r>
-      <w:hyperlink r:id="rId28">
-        <w:r>
-          <w:rPr>
-            <w:lang w:val="zh_TW" w:bidi="zh_TW"/>
-          </w:rPr>
-          <w:rPr>
-            <w:color w:val="0000EE"/>
-            <w:u w:val="single"/>
-          </w:rPr>
-          <w:t>撒下23:3</w:t>
-        </w:r>
-      </w:hyperlink>
-      <w:r>
-        <w:rPr>
-          <w:lang w:val="zh_TW" w:bidi="zh_TW"/>
-        </w:rPr>
-        <w:t>；</w:t>
-      </w:r>
-      <w:hyperlink r:id="rId29">
-        <w:r>
-          <w:rPr>
-            <w:lang w:val="zh_TW" w:bidi="zh_TW"/>
-          </w:rPr>
-          <w:rPr>
-            <w:color w:val="0000EE"/>
-            <w:u w:val="single"/>
-          </w:rPr>
-          <w:t>代下19:7</w:t>
-        </w:r>
-      </w:hyperlink>
-      <w:r>
-        <w:rPr>
-          <w:lang w:val="zh_TW" w:bidi="zh_TW"/>
-        </w:rPr>
-        <w:t>）。神應許敬畏祂的人得享長壽（</w:t>
-      </w:r>
-      <w:hyperlink r:id="rId30">
-        <w:r>
-          <w:rPr>
-            <w:lang w:val="zh_TW" w:bidi="zh_TW"/>
-          </w:rPr>
-          <w:rPr>
-            <w:color w:val="0000EE"/>
-            <w:u w:val="single"/>
-          </w:rPr>
-          <w:t>箴10:27，</w:t>
-        </w:r>
-      </w:hyperlink>
-      <w:hyperlink r:id="rId31">
-        <w:r>
-          <w:rPr>
-            <w:lang w:val="zh_TW" w:bidi="zh_TW"/>
-          </w:rPr>
-          <w:rPr>
-            <w:color w:val="0000EE"/>
-            <w:u w:val="single"/>
-          </w:rPr>
-          <w:t>14:27，</w:t>
-        </w:r>
-      </w:hyperlink>
-      <w:hyperlink r:id="rId32">
-        <w:r>
-          <w:rPr>
-            <w:lang w:val="zh_TW" w:bidi="zh_TW"/>
-          </w:rPr>
-          <w:rPr>
-            <w:color w:val="0000EE"/>
-            <w:u w:val="single"/>
-          </w:rPr>
-          <w:t>19:23</w:t>
-        </w:r>
-      </w:hyperlink>
-      <w:r>
-        <w:rPr>
-          <w:lang w:val="zh_TW" w:bidi="zh_TW"/>
-        </w:rPr>
-        <w:t>）。一個敬畏神的家庭在患難時會倚靠耶和華（</w:t>
-      </w:r>
-      <w:hyperlink r:id="rId33">
-        <w:r>
-          <w:rPr>
-            <w:lang w:val="zh_TW" w:bidi="zh_TW"/>
-          </w:rPr>
-          <w:rPr>
-            <w:color w:val="0000EE"/>
-            <w:u w:val="single"/>
-          </w:rPr>
-          <w:t>王下4:1</w:t>
-        </w:r>
-      </w:hyperlink>
-      <w:r>
-        <w:rPr>
-          <w:lang w:val="zh_TW" w:bidi="zh_TW"/>
-        </w:rPr>
-        <w:t>；</w:t>
-      </w:r>
-      <w:hyperlink r:id="rId34">
-        <w:r>
-          <w:rPr>
-            <w:lang w:val="zh_TW" w:bidi="zh_TW"/>
-          </w:rPr>
-          <w:rPr>
-            <w:color w:val="0000EE"/>
-            <w:u w:val="single"/>
-          </w:rPr>
-          <w:t>箴14:26</w:t>
-        </w:r>
-      </w:hyperlink>
-      <w:r>
-        <w:rPr>
-          <w:lang w:val="zh_TW" w:bidi="zh_TW"/>
-        </w:rPr>
-        <w:t>）。敬畏耶和華的人有能力遠離罪惡，敬畏耶和華也成為他們的智慧開端（</w:t>
-      </w:r>
-      <w:hyperlink r:id="rId35">
-        <w:r>
-          <w:rPr>
-            <w:lang w:val="zh_TW" w:bidi="zh_TW"/>
-          </w:rPr>
-          <w:rPr>
-            <w:color w:val="0000EE"/>
-            <w:u w:val="single"/>
-          </w:rPr>
-          <w:t>所羅門智訓10:13</w:t>
-        </w:r>
-      </w:hyperlink>
-      <w:r>
-        <w:rPr>
-          <w:lang w:val="zh_TW" w:bidi="zh_TW"/>
-        </w:rPr>
-        <w:t>）。</w:t>
+        <w:t>目測估算在判斷貨幣價值時並不準確，且毫無疑問，在金屬稱重和檢查中，欺詐行為相當普遍。稱重是重大交易的必要程序，但也十分耗時。為確保重量——通常是青銅、鐵或經加工的石塊——的準確度，這些石塊上常帶有某種印記。這種做法一旦普及，人們就能很自然就會進一步將印記標記在作為貨幣的金屬物件本身（如舌形塊、金屬條、手鐲等）上。下一步，便是把銀塊加以打印以證明其貨幣價值，這就是硬幣的前身。在被擄時期以前的古代近東並無硬幣的概念。因此，任何在此之前提到的金錢，無論有無印記，都指的是金條、手鐲、戒指或其它金屬物品。</w:t>
       </w:r>
     </w:p>
     <w:p>
@@ -949,97 +899,7 @@
         <w:rPr>
           <w:lang w:val="zh_TW" w:bidi="zh_TW"/>
         </w:rPr>
-        <w:t>在新約聖經中，教導人去愛主和事奉主時，往往同時提到要「敬畏神」（</w:t>
-      </w:r>
-      <w:hyperlink r:id="rId36">
-        <w:r>
-          <w:rPr>
-            <w:lang w:val="zh_TW" w:bidi="zh_TW"/>
-          </w:rPr>
-          <w:rPr>
-            <w:color w:val="0000EE"/>
-            <w:u w:val="single"/>
-          </w:rPr>
-          <w:t>西3:22</w:t>
-        </w:r>
-      </w:hyperlink>
-      <w:r>
-        <w:rPr>
-          <w:lang w:val="zh_TW" w:bidi="zh_TW"/>
-        </w:rPr>
-        <w:t>；</w:t>
-      </w:r>
-      <w:hyperlink r:id="rId37">
-        <w:r>
-          <w:rPr>
-            <w:lang w:val="zh_TW" w:bidi="zh_TW"/>
-          </w:rPr>
-          <w:rPr>
-            <w:color w:val="0000EE"/>
-            <w:u w:val="single"/>
-          </w:rPr>
-          <w:t>彼前2:17</w:t>
-        </w:r>
-      </w:hyperlink>
-      <w:r>
-        <w:rPr>
-          <w:lang w:val="zh_TW" w:bidi="zh_TW"/>
-        </w:rPr>
-        <w:t>）。在</w:t>
-      </w:r>
-      <w:hyperlink r:id="rId38">
-        <w:r>
-          <w:rPr>
-            <w:lang w:val="zh_TW" w:bidi="zh_TW"/>
-          </w:rPr>
-          <w:rPr>
-            <w:color w:val="0000EE"/>
-            <w:u w:val="single"/>
-          </w:rPr>
-          <w:t>路加福音一章50節</w:t>
-        </w:r>
-      </w:hyperlink>
-      <w:r>
-        <w:rPr>
-          <w:lang w:val="zh_TW" w:bidi="zh_TW"/>
-        </w:rPr>
-        <w:t>中，馬利亞所說的「他憐憫敬畏他的人」是指敬重並順服神。在使徒行傳中，「敬畏神的人」這個術語用來指那些參加猶太會堂聚會的外邦人。保羅把他們另行稱呼：「以色列人和你們這些敬畏神的外邦人」（</w:t>
-      </w:r>
-      <w:hyperlink r:id="rId39">
-        <w:r>
-          <w:rPr>
-            <w:lang w:val="zh_TW" w:bidi="zh_TW"/>
-          </w:rPr>
-          <w:rPr>
-            <w:color w:val="0000EE"/>
-            <w:u w:val="single"/>
-          </w:rPr>
-          <w:t>徒13:16</w:t>
-        </w:r>
-      </w:hyperlink>
-      <w:r>
-        <w:rPr>
-          <w:lang w:val="zh_TW" w:bidi="zh_TW"/>
-        </w:rPr>
-        <w:t>，和合本譯為「以色列人和一切敬畏神的人」）。哥尼流是一個敬畏神的羅馬百夫長，即使他不是猶太人，人們也認為他在神面前行事正直（</w:t>
-      </w:r>
-      <w:hyperlink r:id="rId40">
-        <w:r>
-          <w:rPr>
-            <w:lang w:val="zh_TW" w:bidi="zh_TW"/>
-          </w:rPr>
-          <w:rPr>
-            <w:color w:val="0000EE"/>
-            <w:u w:val="single"/>
-          </w:rPr>
-          <w:t>徒10:2、35</w:t>
-        </w:r>
-      </w:hyperlink>
-      <w:r>
-        <w:rPr>
-          <w:lang w:val="zh_TW" w:bidi="zh_TW"/>
-        </w:rPr>
-        <w:t>）。</w:t>
+        <w:t>最早的鑄幣來自小亞細亞的呂底亞王國，傳統上歸功於該地極富有的統治者哥羅塞（Croesus；公元前560至546年）。呂底亞硬幣多以銀金礦（electrum，天然金銀合金）鑄造，上面刻有獅子和公牛的圖案；與多數早期硬幣相似，其背面僅有一個打孔印記。</w:t>
       </w:r>
     </w:p>
     <w:p>
@@ -1053,187 +913,7 @@
         <w:rPr>
           <w:lang w:val="zh_TW" w:bidi="zh_TW"/>
         </w:rPr>
-        <w:t>舊約聖經與新約聖經（</w:t>
-      </w:r>
-      <w:hyperlink r:id="rId41">
-        <w:r>
-          <w:rPr>
-            <w:lang w:val="zh_TW" w:bidi="zh_TW"/>
-          </w:rPr>
-          <w:rPr>
-            <w:color w:val="0000EE"/>
-            <w:u w:val="single"/>
-          </w:rPr>
-          <w:t>創3:10</w:t>
-        </w:r>
-      </w:hyperlink>
-      <w:r>
-        <w:rPr>
-          <w:lang w:val="zh_TW" w:bidi="zh_TW"/>
-        </w:rPr>
-        <w:t>；</w:t>
-      </w:r>
-      <w:hyperlink r:id="rId42">
-        <w:r>
-          <w:rPr>
-            <w:lang w:val="zh_TW" w:bidi="zh_TW"/>
-          </w:rPr>
-          <w:rPr>
-            <w:color w:val="0000EE"/>
-            <w:u w:val="single"/>
-          </w:rPr>
-          <w:t>申9:19</w:t>
-        </w:r>
-      </w:hyperlink>
-      <w:r>
-        <w:rPr>
-          <w:lang w:val="zh_TW" w:bidi="zh_TW"/>
-        </w:rPr>
-        <w:t>；</w:t>
-      </w:r>
-      <w:hyperlink r:id="rId43">
-        <w:r>
-          <w:rPr>
-            <w:lang w:val="zh_TW" w:bidi="zh_TW"/>
-          </w:rPr>
-          <w:rPr>
-            <w:color w:val="0000EE"/>
-            <w:u w:val="single"/>
-          </w:rPr>
-          <w:t>伯6:4，</w:t>
-        </w:r>
-      </w:hyperlink>
-      <w:hyperlink r:id="rId44">
-        <w:r>
-          <w:rPr>
-            <w:lang w:val="zh_TW" w:bidi="zh_TW"/>
-          </w:rPr>
-          <w:rPr>
-            <w:color w:val="0000EE"/>
-            <w:u w:val="single"/>
-          </w:rPr>
-          <w:t>9:28–29</w:t>
-        </w:r>
-      </w:hyperlink>
-      <w:r>
-        <w:rPr>
-          <w:lang w:val="zh_TW" w:bidi="zh_TW"/>
-        </w:rPr>
-        <w:t>；</w:t>
-      </w:r>
-      <w:hyperlink r:id="rId45">
-        <w:r>
-          <w:rPr>
-            <w:lang w:val="zh_TW" w:bidi="zh_TW"/>
-          </w:rPr>
-          <w:rPr>
-            <w:color w:val="0000EE"/>
-            <w:u w:val="single"/>
-          </w:rPr>
-          <w:t>詩76:8</w:t>
-        </w:r>
-      </w:hyperlink>
-      <w:r>
-        <w:rPr>
-          <w:lang w:val="zh_TW" w:bidi="zh_TW"/>
-        </w:rPr>
-        <w:t>；</w:t>
-      </w:r>
-      <w:hyperlink r:id="rId46">
-        <w:r>
-          <w:rPr>
-            <w:lang w:val="zh_TW" w:bidi="zh_TW"/>
-          </w:rPr>
-          <w:rPr>
-            <w:color w:val="0000EE"/>
-            <w:u w:val="single"/>
-          </w:rPr>
-          <w:t>太17:7，</w:t>
-        </w:r>
-      </w:hyperlink>
-      <w:hyperlink r:id="rId47">
-        <w:r>
-          <w:rPr>
-            <w:lang w:val="zh_TW" w:bidi="zh_TW"/>
-          </w:rPr>
-          <w:rPr>
-            <w:color w:val="0000EE"/>
-            <w:u w:val="single"/>
-          </w:rPr>
-          <w:t>28:10</w:t>
-        </w:r>
-      </w:hyperlink>
-      <w:r>
-        <w:rPr>
-          <w:lang w:val="zh_TW" w:bidi="zh_TW"/>
-        </w:rPr>
-        <w:t>；</w:t>
-      </w:r>
-      <w:hyperlink r:id="rId48">
-        <w:r>
-          <w:rPr>
-            <w:lang w:val="zh_TW" w:bidi="zh_TW"/>
-          </w:rPr>
-          <w:rPr>
-            <w:color w:val="0000EE"/>
-            <w:u w:val="single"/>
-          </w:rPr>
-          <w:t>路5:10，</w:t>
-        </w:r>
-      </w:hyperlink>
-      <w:hyperlink r:id="rId49">
-        <w:r>
-          <w:rPr>
-            <w:lang w:val="zh_TW" w:bidi="zh_TW"/>
-          </w:rPr>
-          <w:rPr>
-            <w:color w:val="0000EE"/>
-            <w:u w:val="single"/>
-          </w:rPr>
-          <w:t>12:5</w:t>
-        </w:r>
-      </w:hyperlink>
-      <w:r>
-        <w:rPr>
-          <w:lang w:val="zh_TW" w:bidi="zh_TW"/>
-        </w:rPr>
-        <w:t>；</w:t>
-      </w:r>
-      <w:hyperlink r:id="rId50">
-        <w:r>
-          <w:rPr>
-            <w:lang w:val="zh_TW" w:bidi="zh_TW"/>
-          </w:rPr>
-          <w:rPr>
-            <w:color w:val="0000EE"/>
-            <w:u w:val="single"/>
-          </w:rPr>
-          <w:t>徒5:5、11</w:t>
-        </w:r>
-      </w:hyperlink>
-      <w:r>
-        <w:rPr>
-          <w:lang w:val="zh_TW" w:bidi="zh_TW"/>
-        </w:rPr>
-        <w:t>；</w:t>
-      </w:r>
-      <w:hyperlink r:id="rId51">
-        <w:r>
-          <w:rPr>
-            <w:lang w:val="zh_TW" w:bidi="zh_TW"/>
-          </w:rPr>
-          <w:rPr>
-            <w:color w:val="0000EE"/>
-            <w:u w:val="single"/>
-          </w:rPr>
-          <w:t>提前5:20</w:t>
-        </w:r>
-      </w:hyperlink>
-      <w:r>
-        <w:rPr>
-          <w:lang w:val="zh_TW" w:bidi="zh_TW"/>
-        </w:rPr>
-        <w:t>）都清楚顯示，「敬畏神」有時也表示人對神的大能和審判感到驚懼與害怕。</w:t>
+        <w:t>最初硬幣不僅代表價值，其重量本身也相當於其所含金銀的價值。因此，許多早期硬幣曾受到一些古代懷疑者的嚴格測試，他們希望確保硬幣是純銀，而非外部鍍銀的廉價金屬。</w:t>
       </w:r>
     </w:p>
     <w:p>
@@ -1245,6 +925,252 @@
       </w:r>
       <w:r>
         <w:rPr>
+          <w:lang w:val="zh_TW" w:bidi="zh_TW"/>
+        </w:rPr>
+        <w:t>銀或金的純度也會影響硬幣的流通與接受程度。故在希臘羅馬時期，泰爾所發行的「四德拉克馬」（tetradrachma）因金屬純度而成了最廣泛被接受的銀幣之一。</w:t>
+      </w:r>
+    </w:p>
+    <w:p>
+      <w:pPr/>
+      <w:r>
+        <w:rPr>
+          <w:lang w:val="zh_TW" w:bidi="zh_TW"/>
+        </w:rPr>
+      </w:r>
+      <w:r>
+        <w:rPr>
+          <w:lang w:val="zh_TW" w:bidi="zh_TW"/>
+        </w:rPr>
+        <w:t>硬幣的使用並未使稱重完全消失；因自硬幣在公元前六世紀硬幣出現以來，刮削、剪邊的詐騙行為極為常見，並困擾著後續所有的鑄幣。直到十八世紀末的英國，藉著在較貴重的硬幣邊緣刻溝（milling / reeding）的工藝，才有效抑制此問題。</w:t>
+      </w:r>
+    </w:p>
+    <w:p>
+      <w:pPr/>
+      <w:r>
+        <w:rPr>
+          <w:lang w:val="zh_TW" w:bidi="zh_TW"/>
+        </w:rPr>
+      </w:r>
+      <w:r>
+        <w:rPr>
+          <w:lang w:val="zh_TW" w:bidi="zh_TW"/>
+        </w:rPr>
+        <w:t>在公元前六世紀，當猶太人自巴比倫被擄歸回時，硬幣以及其它形式的金銀也用於重建耶路撒冷聖殿的捐獻中。文中提到的金幣為「達利克（daric）」；此詞顯然是源於波斯大流士一世（Darius I ，公元前521–486年）之名，並廣為通行，甚至出現在較晚撰寫、卻追述更早時代的經文中（參</w:t>
+      </w:r>
+      <w:hyperlink r:id="rId31">
+        <w:r>
+          <w:rPr>
+            <w:lang w:val="zh_TW" w:bidi="zh_TW"/>
+          </w:rPr>
+          <w:rPr>
+            <w:color w:val="0000EE"/>
+            <w:u w:val="single"/>
+          </w:rPr>
+          <w:t>代上29:7</w:t>
+        </w:r>
+      </w:hyperlink>
+      <w:r>
+        <w:rPr>
+          <w:lang w:val="zh_TW" w:bidi="zh_TW"/>
+        </w:rPr>
+        <w:t>）。</w:t>
+      </w:r>
+    </w:p>
+    <w:p>
+      <w:pPr/>
+      <w:r>
+        <w:rPr>
+          <w:lang w:val="zh_TW" w:bidi="zh_TW"/>
+        </w:rPr>
+      </w:r>
+      <w:r>
+        <w:rPr>
+          <w:lang w:val="zh_TW" w:bidi="zh_TW"/>
+        </w:rPr>
+        <w:t>在公元前六世紀之前，具備製造硬幣所需技能的工匠很少，因此最早的達里克金幣可能是在撒狄（Sardis）鑄造的。當波斯人佔領該地區時，接管了鑄幣廠，但生產方式仍照舊進行。</w:t>
+      </w:r>
+    </w:p>
+    <w:p>
+      <w:pPr/>
+      <w:r>
+        <w:rPr>
+          <w:lang w:val="zh_TW" w:bidi="zh_TW"/>
+        </w:rPr>
+      </w:r>
+      <w:r>
+        <w:rPr>
+          <w:lang w:val="zh_TW" w:bidi="zh_TW"/>
+        </w:rPr>
+        <w:t>波斯帝國西部地區可能較常使用銀幣而非金幣。根據一些傳統說法，鑄幣在希臘埃伊納島（Aegina）發展的時間，大約與呂底亞人首次採用硬幣概念的時期相當。目前出土可考的最早希臘銀幣之一可追溯至公元前六世紀，鑄造於希臘北部。</w:t>
+      </w:r>
+    </w:p>
+    <w:p>
+      <w:pPr/>
+      <w:r>
+        <w:rPr>
+          <w:lang w:val="zh_TW" w:bidi="zh_TW"/>
+        </w:rPr>
+      </w:r>
+      <w:r>
+        <w:rPr>
+          <w:lang w:val="zh_TW" w:bidi="zh_TW"/>
+        </w:rPr>
+        <w:t>當時流通的還有公元前五世紀雅典四德拉克馬硬幣，其正反兩面皆有模具，硬幣上描繪了雅典娜女神（Athena）頭像和雅典娜的貓頭鷹（Owl of Athena）。</w:t>
+      </w:r>
+    </w:p>
+    <w:p>
+      <w:pPr/>
+      <w:r>
+        <w:rPr>
+          <w:lang w:val="zh_TW" w:bidi="zh_TW"/>
+        </w:rPr>
+      </w:r>
+      <w:r>
+        <w:rPr>
+          <w:lang w:val="zh_TW" w:bidi="zh_TW"/>
+        </w:rPr>
+        <w:t>雖然許多同時期硬幣的含銀量下降，雅典四德拉克馬卻長期維持高純度；在政治動盪、地方貨幣純度可疑的地區，自然提高了其接受度。由於含銀量穩定，且希臘勢力迅速擴張，雅典四德拉克馬在約二百年間幾乎是以同一方式持續鑄造並使用；許多這類硬幣在整個東地中海地區的寶藏中都有出土。</w:t>
+      </w:r>
+    </w:p>
+    <w:p>
+      <w:pPr/>
+      <w:r>
+        <w:rPr>
+          <w:lang w:val="zh_TW" w:bidi="zh_TW"/>
+        </w:rPr>
+      </w:r>
+      <w:r>
+        <w:rPr>
+          <w:lang w:val="zh_TW" w:bidi="zh_TW"/>
+        </w:rPr>
+        <w:t>毫無疑問，到公元前四世紀時，猶太地已有當地的鑄幣廠，因考古發掘出了仿雅典四德拉克馬的銀幣，但其上刻有「伊胡得（Jehud）」字樣。</w:t>
+      </w:r>
+    </w:p>
+    <w:p>
+      <w:pPr/>
+      <w:r>
+        <w:rPr>
+          <w:lang w:val="zh_TW" w:bidi="zh_TW"/>
+        </w:rPr>
+      </w:r>
+      <w:r>
+        <w:rPr>
+          <w:lang w:val="zh_TW" w:bidi="zh_TW"/>
+        </w:rPr>
+        <w:t>由於希臘和羅馬時代貿易的廣泛發展，來自大城市的硬幣在地中海沿岸地區普遍被接受。這些硬幣在內陸地區也得到青睞，尤其是商路穿越之處，或屬於較大帝國統治範圍的區域。</w:t>
+      </w:r>
+    </w:p>
+    <w:p>
+      <w:pPr/>
+      <w:r>
+        <w:rPr>
+          <w:lang w:val="zh_TW" w:bidi="zh_TW"/>
+        </w:rPr>
+      </w:r>
+      <w:r>
+        <w:rPr>
+          <w:lang w:val="zh_TW" w:bidi="zh_TW"/>
+        </w:rPr>
+        <w:t>在公元前四世紀末，迦薩、約帕和泰爾設立了鑄幣廠以生產當地貨幣。在這個時期，西頓繼續作為銀幣的重要供應地，這一地位自公元前五世紀以來一直保持不變。</w:t>
+      </w:r>
+    </w:p>
+    <w:p>
+      <w:pPr/>
+      <w:r>
+        <w:rPr>
+          <w:lang w:val="zh_TW" w:bidi="zh_TW"/>
+        </w:rPr>
+      </w:r>
+      <w:r>
+        <w:rPr>
+          <w:lang w:val="zh_TW" w:bidi="zh_TW"/>
+        </w:rPr>
+        <w:t>當西流古王朝（Seleucids）在公元前198年取得猶太地控制權後，因敘利亞人試圖將猶太人希臘化，一個政治動盪時期便開始了。猶太人對希臘文化的反感與對傳統信仰干涉的抵抗日益升高，終於在馬加比家族之父瑪他提亞的領導下，於公元前167年發起了一場游擊起義。</w:t>
+      </w:r>
+    </w:p>
+    <w:p>
+      <w:pPr/>
+      <w:r>
+        <w:rPr>
+          <w:lang w:val="zh_TW" w:bidi="zh_TW"/>
+        </w:rPr>
+      </w:r>
+      <w:r>
+        <w:rPr>
+          <w:lang w:val="zh_TW" w:bidi="zh_TW"/>
+        </w:rPr>
+        <w:t>當戰情一度有利於馬加比人時，敘利亞王安提阿古（Antiochus ）授予西門·馬加比（Simon Maccabeus）鑄造自己錢幣的權利（</w:t>
+      </w:r>
+      <w:hyperlink r:id="rId32">
+        <w:r>
+          <w:rPr>
+            <w:lang w:val="zh_TW" w:bidi="zh_TW"/>
+          </w:rPr>
+          <w:rPr>
+            <w:color w:val="0000EE"/>
+            <w:u w:val="single"/>
+          </w:rPr>
+          <w:t>馬加比一書15:6</w:t>
+        </w:r>
+      </w:hyperlink>
+      <w:r>
+        <w:rPr>
+          <w:lang w:val="zh_TW" w:bidi="zh_TW"/>
+        </w:rPr>
+        <w:t>），但在他能夠利用這一象徵獨立的權利之前，權力的平衡再次改變。猶太地再次成為附庸國，鑄幣許可也迅速被撤回。</w:t>
+      </w:r>
+    </w:p>
+    <w:p>
+      <w:pPr/>
+      <w:r>
+        <w:rPr>
+          <w:lang w:val="zh_TW" w:bidi="zh_TW"/>
+        </w:rPr>
+      </w:r>
+      <w:r>
+        <w:rPr>
+          <w:lang w:val="zh_TW" w:bidi="zh_TW"/>
+        </w:rPr>
+        <w:t>西門・馬加比的兒子約翰・許爾堪（John Hyrcanus）成功擊敗衰弱的敘利亞人，並在公元前129年宣告獨立。大約在公元前110年鑄造的小型青銅幣，正面刻有花冠，並附上「約哈難（Johanan）大祭司與猶太人的會眾」的銘文；背面則展示了帶有罌粟頭的雙重豐饒之角（double cornucopia），二者皆是希臘象徵豐饒的圖案。這些錢幣被視為最早出現的猶太錢幣。</w:t>
+      </w:r>
+    </w:p>
+    <w:p>
+      <w:pPr/>
+      <w:r>
+        <w:rPr>
+          <w:lang w:val="zh_TW" w:bidi="zh_TW"/>
+        </w:rPr>
+      </w:r>
+      <w:r>
+        <w:rPr>
+          <w:lang w:val="zh_TW" w:bidi="zh_TW"/>
+        </w:rPr>
+        <w:t>由於缺乏熟練的工匠和良好的鑄幣廠，這些硬幣造型簡單樸素也就不足為奇。因此，它們與當時許多硬幣複雜且精美的設計風格迥異。</w:t>
+      </w:r>
+    </w:p>
+    <w:p>
+      <w:pPr/>
+      <w:r>
+        <w:rPr>
+          <w:lang w:val="zh_TW" w:bidi="zh_TW"/>
+        </w:rPr>
+      </w:r>
+      <w:r>
+        <w:rPr>
+          <w:lang w:val="zh_TW" w:bidi="zh_TW"/>
+        </w:rPr>
+        <w:t>同時，根據西流古的命令，泰爾和西頓的腓尼基城市繼續鑄造銀幣。直到羅馬時代，這些銀幣在巴勒斯坦的日常使用中一直是最受歡迎的，並且與羅馬貨幣長期並行流通。</w:t>
+      </w:r>
+    </w:p>
+    <w:p>
+      <w:pPr/>
+      <w:r>
+        <w:rPr>
+          <w:lang w:val="zh_TW" w:bidi="zh_TW"/>
+        </w:rPr>
+      </w:r>
+      <w:r>
+        <w:rPr>
           <w:i/>
           <w:lang w:val="zh_TW" w:bidi="zh_TW"/>
         </w:rPr>
@@ -1254,19 +1180,430 @@
         <w:rPr>
           <w:lang w:val="zh_TW" w:bidi="zh_TW"/>
         </w:rPr>
-        <w:t>恐懼；</w:t>
-      </w:r>
-      <w:r>
-        <w:rPr>
-          <w:lang w:val="zh_TW" w:bidi="zh_TW"/>
-        </w:rPr>
-        <w:t>改信猶太教的人</w:t>
+        <w:t>銀行業者、銀行業</w:t>
+      </w:r>
+      <w:r>
+        <w:rPr>
+          <w:lang w:val="zh_TW" w:bidi="zh_TW"/>
+        </w:rPr>
+        <w:t>；</w:t>
+      </w:r>
+      <w:r>
+        <w:rPr>
+          <w:lang w:val="zh_TW" w:bidi="zh_TW"/>
+        </w:rPr>
+        <w:t>銀錢</w:t>
+      </w:r>
+      <w:r>
+        <w:rPr>
+          <w:lang w:val="zh_TW" w:bidi="zh_TW"/>
+        </w:rPr>
+        <w:t>；</w:t>
+      </w:r>
+      <w:r>
+        <w:rPr>
+          <w:lang w:val="zh_TW" w:bidi="zh_TW"/>
+        </w:rPr>
+        <w:t>錢幣兌換者</w:t>
       </w:r>
       <w:r>
         <w:rPr>
           <w:lang w:val="zh_TW" w:bidi="zh_TW"/>
         </w:rPr>
         <w:t>。</w:t>
+      </w:r>
+      <w:r>
+        <w:rPr>
+          <w:lang w:val="zh_TW" w:bidi="zh_TW"/>
+        </w:rPr>
+      </w:r>
+      <w:r>
+        <w:rPr>
+          <w:lang w:val="zh_TW" w:bidi="zh_TW"/>
+        </w:rPr>
+      </w:r>
+    </w:p>
+    <w:p>
+      <w:pPr/>
+      <w:r>
+        <w:rPr>
+          <w:lang w:val="zh_TW" w:bidi="zh_TW"/>
+        </w:rPr>
+      </w:r>
+    </w:p>
+    <w:p>
+      <w:pPr>
+        <w:pStyle w:val="Heading2"/>
+      </w:pPr>
+      <w:r>
+        <w:rPr>
+          <w:lang w:val="zh_TW" w:bidi="zh_TW"/>
+        </w:rPr>
+        <w:t>金屬工匠</w:t>
+      </w:r>
+      <w:r>
+        <w:rPr>
+          <w:lang w:val="zh_TW" w:bidi="zh_TW"/>
+        </w:rPr>
+      </w:r>
+    </w:p>
+    <w:p>
+      <w:pPr/>
+      <w:r>
+        <w:rPr>
+          <w:lang w:val="zh_TW" w:bidi="zh_TW"/>
+        </w:rPr>
+      </w:r>
+      <w:r>
+        <w:rPr>
+          <w:lang w:val="zh_TW" w:bidi="zh_TW"/>
+        </w:rPr>
+        <w:t>金屬工人；即鐵匠。聖經中最早被提及的金屬工匠是土八‧該隱（</w:t>
+      </w:r>
+      <w:hyperlink r:id="rId33">
+        <w:r>
+          <w:rPr>
+            <w:lang w:val="zh_TW" w:bidi="zh_TW"/>
+          </w:rPr>
+          <w:rPr>
+            <w:color w:val="0000EE"/>
+            <w:u w:val="single"/>
+          </w:rPr>
+          <w:t>創4:22</w:t>
+        </w:r>
+      </w:hyperlink>
+      <w:r>
+        <w:rPr>
+          <w:lang w:val="zh_TW" w:bidi="zh_TW"/>
+        </w:rPr>
+        <w:t>）。這個詞涵蓋了各種類型的金屬工匠：銅、青銅、鐵、銀和金。銀匠在</w:t>
+      </w:r>
+      <w:hyperlink r:id="rId34">
+        <w:r>
+          <w:rPr>
+            <w:lang w:val="zh_TW" w:bidi="zh_TW"/>
+          </w:rPr>
+          <w:rPr>
+            <w:color w:val="0000EE"/>
+            <w:u w:val="single"/>
+          </w:rPr>
+          <w:t>士師記十七章4節</w:t>
+        </w:r>
+      </w:hyperlink>
+      <w:r>
+        <w:rPr>
+          <w:lang w:val="zh_TW" w:bidi="zh_TW"/>
+        </w:rPr>
+        <w:t>和</w:t>
+      </w:r>
+      <w:hyperlink r:id="rId35">
+        <w:r>
+          <w:rPr>
+            <w:lang w:val="zh_TW" w:bidi="zh_TW"/>
+          </w:rPr>
+          <w:rPr>
+            <w:color w:val="0000EE"/>
+            <w:u w:val="single"/>
+          </w:rPr>
+          <w:t>使徒行傳十九章24節</w:t>
+        </w:r>
+      </w:hyperlink>
+      <w:r>
+        <w:rPr>
+          <w:lang w:val="zh_TW" w:bidi="zh_TW"/>
+        </w:rPr>
+        <w:t>中提到。直至撒母耳時期，以色列境內的鐵匠稀少，甚至可能不存在，以致以色列人必須到非利士人的鐵匠那裡，打磨他們的鐵製工具（</w:t>
+      </w:r>
+      <w:hyperlink r:id="rId36">
+        <w:r>
+          <w:rPr>
+            <w:lang w:val="zh_TW" w:bidi="zh_TW"/>
+          </w:rPr>
+          <w:rPr>
+            <w:color w:val="0000EE"/>
+            <w:u w:val="single"/>
+          </w:rPr>
+          <w:t>撒上13:19</w:t>
+        </w:r>
+      </w:hyperlink>
+      <w:r>
+        <w:rPr>
+          <w:lang w:val="zh_TW" w:bidi="zh_TW"/>
+        </w:rPr>
+        <w:t>）。到了列王時代，以色列的鐵匠十分活躍，但後來被尼布甲尼撒擄走（</w:t>
+      </w:r>
+      <w:hyperlink r:id="rId37">
+        <w:r>
+          <w:rPr>
+            <w:lang w:val="zh_TW" w:bidi="zh_TW"/>
+          </w:rPr>
+          <w:rPr>
+            <w:color w:val="0000EE"/>
+            <w:u w:val="single"/>
+          </w:rPr>
+          <w:t>王下24:14–16</w:t>
+        </w:r>
+      </w:hyperlink>
+      <w:r>
+        <w:rPr>
+          <w:lang w:val="zh_TW" w:bidi="zh_TW"/>
+        </w:rPr>
+        <w:t>；</w:t>
+      </w:r>
+      <w:hyperlink r:id="rId38">
+        <w:r>
+          <w:rPr>
+            <w:lang w:val="zh_TW" w:bidi="zh_TW"/>
+          </w:rPr>
+          <w:rPr>
+            <w:color w:val="0000EE"/>
+            <w:u w:val="single"/>
+          </w:rPr>
+          <w:t>耶24:1</w:t>
+        </w:r>
+      </w:hyperlink>
+      <w:r>
+        <w:rPr>
+          <w:lang w:val="zh_TW" w:bidi="zh_TW"/>
+        </w:rPr>
+        <w:t>，</w:t>
+      </w:r>
+      <w:hyperlink r:id="rId39">
+        <w:r>
+          <w:rPr>
+            <w:lang w:val="zh_TW" w:bidi="zh_TW"/>
+          </w:rPr>
+          <w:rPr>
+            <w:color w:val="0000EE"/>
+            <w:u w:val="single"/>
+          </w:rPr>
+          <w:t>29:2</w:t>
+        </w:r>
+      </w:hyperlink>
+      <w:r>
+        <w:rPr>
+          <w:lang w:val="zh_TW" w:bidi="zh_TW"/>
+        </w:rPr>
+        <w:t>）。關於鐵匠工作的細節在多處經文中有所描述（</w:t>
+      </w:r>
+      <w:hyperlink r:id="rId40">
+        <w:r>
+          <w:rPr>
+            <w:lang w:val="zh_TW" w:bidi="zh_TW"/>
+          </w:rPr>
+          <w:rPr>
+            <w:color w:val="0000EE"/>
+            <w:u w:val="single"/>
+          </w:rPr>
+          <w:t>箴25:4</w:t>
+        </w:r>
+      </w:hyperlink>
+      <w:r>
+        <w:rPr>
+          <w:lang w:val="zh_TW" w:bidi="zh_TW"/>
+        </w:rPr>
+        <w:t>；</w:t>
+      </w:r>
+      <w:hyperlink r:id="rId41">
+        <w:r>
+          <w:rPr>
+            <w:lang w:val="zh_TW" w:bidi="zh_TW"/>
+          </w:rPr>
+          <w:rPr>
+            <w:color w:val="0000EE"/>
+            <w:u w:val="single"/>
+          </w:rPr>
+          <w:t>賽44:12</w:t>
+        </w:r>
+      </w:hyperlink>
+      <w:r>
+        <w:rPr>
+          <w:lang w:val="zh_TW" w:bidi="zh_TW"/>
+        </w:rPr>
+        <w:t>，</w:t>
+      </w:r>
+      <w:hyperlink r:id="rId42">
+        <w:r>
+          <w:rPr>
+            <w:lang w:val="zh_TW" w:bidi="zh_TW"/>
+          </w:rPr>
+          <w:rPr>
+            <w:color w:val="0000EE"/>
+            <w:u w:val="single"/>
+          </w:rPr>
+          <w:t>54:16</w:t>
+        </w:r>
+      </w:hyperlink>
+      <w:r>
+        <w:rPr>
+          <w:lang w:val="zh_TW" w:bidi="zh_TW"/>
+        </w:rPr>
+        <w:t>）。在</w:t>
+      </w:r>
+      <w:hyperlink r:id="rId43">
+        <w:r>
+          <w:rPr>
+            <w:lang w:val="zh_TW" w:bidi="zh_TW"/>
+          </w:rPr>
+          <w:rPr>
+            <w:color w:val="0000EE"/>
+            <w:u w:val="single"/>
+          </w:rPr>
+          <w:t>撒迦利亞書一章20節</w:t>
+        </w:r>
+      </w:hyperlink>
+      <w:r>
+        <w:rPr>
+          <w:lang w:val="zh_TW" w:bidi="zh_TW"/>
+        </w:rPr>
+        <w:t>中提到的匠人可能是鐵匠或鍛工。</w:t>
+      </w:r>
+    </w:p>
+    <w:p>
+      <w:pPr/>
+      <w:r>
+        <w:rPr>
+          <w:lang w:val="zh_TW" w:bidi="zh_TW"/>
+        </w:rPr>
+      </w:r>
+      <w:r>
+        <w:rPr>
+          <w:i/>
+          <w:lang w:val="zh_TW" w:bidi="zh_TW"/>
+        </w:rPr>
+        <w:t>另見</w:t>
+      </w:r>
+      <w:r>
+        <w:rPr>
+          <w:lang w:val="zh_TW" w:bidi="zh_TW"/>
+        </w:rPr>
+        <w:t>礦物和金屬</w:t>
+      </w:r>
+      <w:r>
+        <w:rPr>
+          <w:lang w:val="zh_TW" w:bidi="zh_TW"/>
+        </w:rPr>
+        <w:t>；</w:t>
+      </w:r>
+      <w:r>
+        <w:rPr>
+          <w:lang w:val="zh_TW" w:bidi="zh_TW"/>
+        </w:rPr>
+        <w:t>珍貴的寶石</w:t>
+      </w:r>
+      <w:r>
+        <w:rPr>
+          <w:lang w:val="zh_TW" w:bidi="zh_TW"/>
+        </w:rPr>
+        <w:t>。</w:t>
+      </w:r>
+      <w:r>
+        <w:rPr>
+          <w:lang w:val="zh_TW" w:bidi="zh_TW"/>
+        </w:rPr>
+      </w:r>
+      <w:r>
+        <w:rPr>
+          <w:lang w:val="zh_TW" w:bidi="zh_TW"/>
+        </w:rPr>
+      </w:r>
+    </w:p>
+    <w:p>
+      <w:pPr/>
+      <w:r>
+        <w:rPr>
+          <w:lang w:val="zh_TW" w:bidi="zh_TW"/>
+        </w:rPr>
+      </w:r>
+    </w:p>
+    <w:p>
+      <w:pPr>
+        <w:pStyle w:val="Heading2"/>
+      </w:pPr>
+      <w:r>
+        <w:rPr>
+          <w:lang w:val="zh_TW" w:bidi="zh_TW"/>
+        </w:rPr>
+        <w:t>金字塔型廟宇</w:t>
+      </w:r>
+      <w:r>
+        <w:rPr>
+          <w:lang w:val="zh_TW" w:bidi="zh_TW"/>
+        </w:rPr>
+      </w:r>
+    </w:p>
+    <w:p>
+      <w:pPr/>
+      <w:r>
+        <w:rPr>
+          <w:lang w:val="zh_TW" w:bidi="zh_TW"/>
+        </w:rPr>
+      </w:r>
+      <w:r>
+        <w:rPr>
+          <w:lang w:val="zh_TW" w:bidi="zh_TW"/>
+        </w:rPr>
+        <w:t>這個詞的意思是「廟塔」。金字塔型廟宇的外觀與埃及的階梯金字塔相似，主要用於崇拜。</w:t>
+      </w:r>
+    </w:p>
+    <w:p>
+      <w:pPr/>
+      <w:r>
+        <w:rPr>
+          <w:lang w:val="zh_TW" w:bidi="zh_TW"/>
+        </w:rPr>
+      </w:r>
+      <w:r>
+        <w:rPr>
+          <w:lang w:val="zh_TW" w:bidi="zh_TW"/>
+        </w:rPr>
+        <w:t>美索不達米亞的大城市中經常建有金字塔型廟宇。一般認為，巴別塔就是以這類建築為原型而建造的（</w:t>
+      </w:r>
+      <w:hyperlink r:id="rId44">
+        <w:r>
+          <w:rPr>
+            <w:lang w:val="zh_TW" w:bidi="zh_TW"/>
+          </w:rPr>
+          <w:rPr>
+            <w:color w:val="0000EE"/>
+            <w:u w:val="single"/>
+          </w:rPr>
+          <w:t>創11:1–9</w:t>
+        </w:r>
+      </w:hyperlink>
+      <w:r>
+        <w:rPr>
+          <w:lang w:val="zh_TW" w:bidi="zh_TW"/>
+        </w:rPr>
+        <w:t>）。</w:t>
+      </w:r>
+    </w:p>
+    <w:p>
+      <w:pPr/>
+      <w:r>
+        <w:rPr>
+          <w:lang w:val="zh_TW" w:bidi="zh_TW"/>
+        </w:rPr>
+      </w:r>
+      <w:r>
+        <w:rPr>
+          <w:lang w:val="zh_TW" w:bidi="zh_TW"/>
+        </w:rPr>
+        <w:t>當時的人們普遍相信神靈居住在高處，因此認為在丘陵或山上崇拜更為合適。然而，美索不達米亞地區既沒有丘陵，也缺乏合適的建築石材。於是美索不達米亞人便用泥磚建築。這些由泥磚築成的金字塔型廟宇被設計成仿山丘的形態，讓崇拜者或祭司能夠藉此更接近神靈。</w:t>
+      </w:r>
+    </w:p>
+    <w:p>
+      <w:pPr/>
+      <w:r>
+        <w:rPr>
+          <w:lang w:val="zh_TW" w:bidi="zh_TW"/>
+        </w:rPr>
+      </w:r>
+      <w:r>
+        <w:rPr>
+          <w:lang w:val="zh_TW" w:bidi="zh_TW"/>
+        </w:rPr>
+        <w:t>與埃及金字塔一樣，這些廟塔的底座是正方形的。但它們並非斜面設計，而是由一系列隨著高度增加而逐層縮小的平台所組成。每層之間設有階梯或坡道供人通行，頂層則設有供奉神像的聖所或祭壇，由祭司在那裡舉行宗教儀式。那座位於巴比倫壯觀的七層金字塔型廟宇，其底部邊長將近300英尺（91.4公尺），高度也大約相同。</w:t>
       </w:r>
       <w:r>
         <w:rPr>

--- a/zht/docx/070.content.docx
+++ b/zht/docx/070.content.docx
@@ -19,7 +19,7 @@
         <w:rPr>
           <w:lang w:val="zh_TW" w:bidi="zh_TW"/>
         </w:rPr>
-        <w:t>Resource: Tyndale Open Bible Dictionary</w:t>
+        <w:t>Resource: Aquifer Open Bible Dictionary</w:t>
       </w:r>
       <w:r>
         <w:rPr>
@@ -112,7 +112,7 @@
         <w:rPr>
           <w:lang w:val="zh_TW" w:bidi="zh_TW"/>
         </w:rPr>
-        <w:t>Tyndale Open Bible Dictionary</w:t>
+        <w:t>Aquifer Open Bible Dictionary</w:t>
       </w:r>
     </w:p>
     <w:p>

--- a/zht/docx/070.content.docx
+++ b/zht/docx/070.content.docx
@@ -149,7 +149,7 @@
         <w:rPr>
           <w:lang w:val="zh_TW" w:bidi="zh_TW"/>
         </w:rPr>
-        <w:t>jin</w:t>
+        <w:t>jiang</w:t>
       </w:r>
       <w:r>
         <w:rPr>
@@ -212,7 +212,7 @@
         <w:rPr>
           <w:lang w:val="zh_TW" w:bidi="zh_TW"/>
         </w:rPr>
-        <w:t>金錢</w:t>
+        <w:t>匠人</w:t>
       </w:r>
       <w:r>
         <w:rPr>
@@ -231,21 +231,7 @@
         <w:rPr>
           <w:lang w:val="zh_TW" w:bidi="zh_TW"/>
         </w:rPr>
-        <w:t>交換媒介、價值衡量單位及支付方式。</w:t>
-      </w:r>
-    </w:p>
-    <w:p>
-      <w:pPr/>
-      <w:r>
-        <w:rPr>
-          <w:lang w:val="zh_TW" w:bidi="zh_TW"/>
-        </w:rPr>
-      </w:r>
-      <w:r>
-        <w:rPr>
-          <w:lang w:val="zh_TW" w:bidi="zh_TW"/>
-        </w:rPr>
-        <w:t>金錢的發展起初是為了提供一種便利的交換媒介，以補充並逐步取代以物易物；然而這兩種制度在許多世紀中同時並行。從族長時代直到今天，財富常會以物資與貴金屬來衡量，尤其是金與銀；它們至今仍是普遍可接受的交換媒介。</w:t>
+        <w:t>指技藝純熟的手工匠人，或從事手工製作的人。有英文譯本在</w:t>
       </w:r>
       <w:hyperlink r:id="rId13">
         <w:r>
@@ -256,91 +242,9 @@
             <w:color w:val="0000EE"/>
             <w:u w:val="single"/>
           </w:rPr>
-          <w:t>創世記十三章2節</w:t>
+          <w:t>創世記四章22節；</w:t>
         </w:r>
       </w:hyperlink>
-      <w:r>
-        <w:rPr>
-          <w:lang w:val="zh_TW" w:bidi="zh_TW"/>
-        </w:rPr>
-        <w:t>中就描述亞伯拉罕「</w:t>
-      </w:r>
-      <w:r>
-        <w:rPr>
-          <w:lang w:val="zh_TW" w:bidi="zh_TW"/>
-        </w:rPr>
-        <w:t>亞伯蘭的金、銀、牲畜極多。</w:t>
-      </w:r>
-      <w:r>
-        <w:rPr>
-          <w:lang w:val="zh_TW" w:bidi="zh_TW"/>
-        </w:rPr>
-        <w:t>」</w:t>
-      </w:r>
-    </w:p>
-    <w:p>
-      <w:pPr/>
-      <w:r>
-        <w:rPr>
-          <w:lang w:val="zh_TW" w:bidi="zh_TW"/>
-        </w:rPr>
-      </w:r>
-      <w:r>
-        <w:rPr>
-          <w:lang w:val="zh_TW" w:bidi="zh_TW"/>
-        </w:rPr>
-        <w:t>在遊牧或半遊牧社會中，財富往往是以牲畜數量來衡量；因此，雖然其體積龐大，牲畜本身</w:t>
-      </w:r>
-      <w:r>
-        <w:rPr>
-          <w:lang w:val="zh_TW" w:bidi="zh_TW"/>
-        </w:rPr>
-        <w:t>成了一種容易被接受、也易於估值的交換媒介</w:t>
-      </w:r>
-      <w:r>
-        <w:rPr>
-          <w:lang w:val="zh_TW" w:bidi="zh_TW"/>
-        </w:rPr>
-        <w:t xml:space="preserve">。牲畜在價值、財富與交換標準上的重要性，甚至可從拉丁文的金錢一詞 </w:t>
-      </w:r>
-      <w:r>
-        <w:rPr>
-          <w:i/>
-          <w:lang w:val="zh_TW" w:bidi="zh_TW"/>
-        </w:rPr>
-        <w:t>pecunia</w:t>
-      </w:r>
-      <w:r>
-        <w:rPr>
-          <w:lang w:val="zh_TW" w:bidi="zh_TW"/>
-        </w:rPr>
-        <w:t xml:space="preserve"> 看出：它直接源自 </w:t>
-      </w:r>
-      <w:r>
-        <w:rPr>
-          <w:i/>
-          <w:lang w:val="zh_TW" w:bidi="zh_TW"/>
-        </w:rPr>
-        <w:t>pecus</w:t>
-      </w:r>
-      <w:r>
-        <w:rPr>
-          <w:lang w:val="zh_TW" w:bidi="zh_TW"/>
-        </w:rPr>
-        <w:t>（意為「牛」）。在宗教用途上，以牲畜繳納稅賦或奉獻尤其被看為是合宜的；這不但提高了牲畜作為交換媒介的普遍性，也使聖殿在某種意義上成為大型牲畜群（以及較小動物與農產）的集散與置放之處。若某些物品無法直接用於聖殿禮儀，便可透過交易換取所需的物資。相較於動物（如羊、驢），易腐敗的食物較不受歡迎；但木材、酒與蜂蜜仍</w:t>
-      </w:r>
-      <w:r>
-        <w:rPr>
-          <w:lang w:val="zh_TW" w:bidi="zh_TW"/>
-        </w:rPr>
-        <w:t>經常被作為一種貨幣形式使用</w:t>
-      </w:r>
-      <w:r>
-        <w:rPr>
-          <w:lang w:val="zh_TW" w:bidi="zh_TW"/>
-        </w:rPr>
-        <w:t>（</w:t>
-      </w:r>
       <w:hyperlink r:id="rId14">
         <w:r>
           <w:rPr>
@@ -350,15 +254,9 @@
             <w:color w:val="0000EE"/>
             <w:u w:val="single"/>
           </w:rPr>
-          <w:t>撒上8:15</w:t>
+          <w:t>歷代志上二十九章5節；</w:t>
         </w:r>
       </w:hyperlink>
-      <w:r>
-        <w:rPr>
-          <w:lang w:val="zh_TW" w:bidi="zh_TW"/>
-        </w:rPr>
-        <w:t>；</w:t>
-      </w:r>
       <w:hyperlink r:id="rId15">
         <w:r>
           <w:rPr>
@@ -368,14 +266,14 @@
             <w:color w:val="0000EE"/>
             <w:u w:val="single"/>
           </w:rPr>
-          <w:t>王下3:4</w:t>
+          <w:t>歷代志下三十四章11節</w:t>
         </w:r>
       </w:hyperlink>
       <w:r>
         <w:rPr>
           <w:lang w:val="zh_TW" w:bidi="zh_TW"/>
         </w:rPr>
-        <w:t>；</w:t>
+        <w:t>，以及</w:t>
       </w:r>
       <w:hyperlink r:id="rId16">
         <w:r>
@@ -386,780 +284,14 @@
             <w:color w:val="0000EE"/>
             <w:u w:val="single"/>
           </w:rPr>
-          <w:t>結45:13–16</w:t>
+          <w:t>以賽亞書三章3節</w:t>
         </w:r>
       </w:hyperlink>
       <w:r>
         <w:rPr>
           <w:lang w:val="zh_TW" w:bidi="zh_TW"/>
         </w:rPr>
-        <w:t>）。公私稅賦、進貢與各樣債務，都可用此類方式清償。所羅門為建殿之事酬謝泰爾王希蘭，就以小麥與橄欖油支付（</w:t>
-      </w:r>
-      <w:hyperlink r:id="rId17">
-        <w:r>
-          <w:rPr>
-            <w:lang w:val="zh_TW" w:bidi="zh_TW"/>
-          </w:rPr>
-          <w:rPr>
-            <w:color w:val="0000EE"/>
-            <w:u w:val="single"/>
-          </w:rPr>
-          <w:t>王上5:11</w:t>
-        </w:r>
-      </w:hyperlink>
-      <w:r>
-        <w:rPr>
-          <w:lang w:val="zh_TW" w:bidi="zh_TW"/>
-        </w:rPr>
-        <w:t>），在公元前八世紀，稅賦也常以罐裝的酒或橄欖油作為繳納形式。</w:t>
-      </w:r>
-      <w:hyperlink r:id="rId15">
-        <w:r>
-          <w:rPr>
-            <w:lang w:val="zh_TW" w:bidi="zh_TW"/>
-          </w:rPr>
-          <w:rPr>
-            <w:color w:val="0000EE"/>
-            <w:u w:val="single"/>
-          </w:rPr>
-          <w:t>列王紀下三章4節</w:t>
-        </w:r>
-      </w:hyperlink>
-      <w:r>
-        <w:rPr>
-          <w:lang w:val="zh_TW" w:bidi="zh_TW"/>
-        </w:rPr>
-        <w:t>中則記載了以羊和羊毛作為貢品的的情形。</w:t>
-      </w:r>
-    </w:p>
-    <w:p>
-      <w:pPr/>
-      <w:r>
-        <w:rPr>
-          <w:lang w:val="zh_TW" w:bidi="zh_TW"/>
-        </w:rPr>
-      </w:r>
-      <w:r>
-        <w:rPr>
-          <w:lang w:val="zh_TW" w:bidi="zh_TW"/>
-        </w:rPr>
-        <w:t>上述各種交換媒介皆屬可量度或可計數之物，人們也嘗試建立它們彼此之間的標準兌換比率。</w:t>
-      </w:r>
-    </w:p>
-    <w:p>
-      <w:pPr/>
-      <w:r>
-        <w:rPr>
-          <w:lang w:val="zh_TW" w:bidi="zh_TW"/>
-        </w:rPr>
-      </w:r>
-      <w:r>
-        <w:rPr>
-          <w:lang w:val="zh_TW" w:bidi="zh_TW"/>
-        </w:rPr>
-        <w:t>在古代近東，銀是較容易取得的貴金屬，</w:t>
-      </w:r>
-      <w:r>
-        <w:rPr>
-          <w:lang w:val="zh_TW" w:bidi="zh_TW"/>
-        </w:rPr>
-        <w:t>因此在買賣中最常被提及，起初是按重量計算，後來則以鑄幣的形式使用</w:t>
-      </w:r>
-      <w:r>
-        <w:rPr>
-          <w:lang w:val="zh_TW" w:bidi="zh_TW"/>
-        </w:rPr>
-        <w:t>。聖經中最早提到以銀作為交換媒介的例子之一，是在</w:t>
-      </w:r>
-      <w:hyperlink r:id="rId18">
-        <w:r>
-          <w:rPr>
-            <w:lang w:val="zh_TW" w:bidi="zh_TW"/>
-          </w:rPr>
-          <w:rPr>
-            <w:color w:val="0000EE"/>
-            <w:u w:val="single"/>
-          </w:rPr>
-          <w:t>創世記二十章14至16節</w:t>
-        </w:r>
-      </w:hyperlink>
-      <w:r>
-        <w:rPr>
-          <w:lang w:val="zh_TW" w:bidi="zh_TW"/>
-        </w:rPr>
-        <w:t>：亞伯拉罕除了得到牲畜與奴僕，還收受了一千銀子。亞伯拉罕又用了四百舍客勒購買麥比拉田與洞穴（</w:t>
-      </w:r>
-      <w:hyperlink r:id="rId19">
-        <w:r>
-          <w:rPr>
-            <w:lang w:val="zh_TW" w:bidi="zh_TW"/>
-          </w:rPr>
-          <w:rPr>
-            <w:color w:val="0000EE"/>
-            <w:u w:val="single"/>
-          </w:rPr>
-          <w:t>創23:15–16</w:t>
-        </w:r>
-      </w:hyperlink>
-      <w:r>
-        <w:rPr>
-          <w:lang w:val="zh_TW" w:bidi="zh_TW"/>
-        </w:rPr>
-        <w:t>），按照當時的慣例，銀子須在賣主面前秤重，並由見證人核驗（參</w:t>
-      </w:r>
-      <w:hyperlink r:id="rId20">
-        <w:r>
-          <w:rPr>
-            <w:lang w:val="zh_TW" w:bidi="zh_TW"/>
-          </w:rPr>
-          <w:rPr>
-            <w:color w:val="0000EE"/>
-            <w:u w:val="single"/>
-          </w:rPr>
-          <w:t>耶32:9–10</w:t>
-        </w:r>
-      </w:hyperlink>
-      <w:r>
-        <w:rPr>
-          <w:lang w:val="zh_TW" w:bidi="zh_TW"/>
-        </w:rPr>
-        <w:t>）。</w:t>
-      </w:r>
-    </w:p>
-    <w:p>
-      <w:pPr/>
-      <w:r>
-        <w:rPr>
-          <w:lang w:val="zh_TW" w:bidi="zh_TW"/>
-        </w:rPr>
-      </w:r>
-      <w:r>
-        <w:rPr>
-          <w:lang w:val="zh_TW" w:bidi="zh_TW"/>
-        </w:rPr>
-        <w:t>由於這些事件約在公元前二千年，「舍客勒」一詞在此不應理解為後期所熟悉的硬幣名稱，而是指某一固定重量的銀。後來，約瑟的兄長們以二十舍客勒銀子把他賣給了旅行的商人（</w:t>
-      </w:r>
-      <w:hyperlink r:id="rId21">
-        <w:r>
-          <w:rPr>
-            <w:lang w:val="zh_TW" w:bidi="zh_TW"/>
-          </w:rPr>
-          <w:rPr>
-            <w:color w:val="0000EE"/>
-            <w:u w:val="single"/>
-          </w:rPr>
-          <w:t>創37:28</w:t>
-        </w:r>
-      </w:hyperlink>
-      <w:r>
-        <w:rPr>
-          <w:lang w:val="zh_TW" w:bidi="zh_TW"/>
-        </w:rPr>
-        <w:t>）。此外，</w:t>
-      </w:r>
-      <w:hyperlink r:id="rId22">
-        <w:r>
-          <w:rPr>
-            <w:lang w:val="zh_TW" w:bidi="zh_TW"/>
-          </w:rPr>
-          <w:rPr>
-            <w:color w:val="0000EE"/>
-            <w:u w:val="single"/>
-          </w:rPr>
-          <w:t>創世記三十三章19節</w:t>
-        </w:r>
-      </w:hyperlink>
-      <w:r>
-        <w:rPr>
-          <w:lang w:val="zh_TW" w:bidi="zh_TW"/>
-        </w:rPr>
-        <w:t>提到另一種金屬重量單位——</w:t>
-      </w:r>
-      <w:r>
-        <w:rPr>
-          <w:i/>
-          <w:lang w:val="zh_TW" w:bidi="zh_TW"/>
-        </w:rPr>
-        <w:t>克斯塔</w:t>
-      </w:r>
-      <w:r>
-        <w:rPr>
-          <w:lang w:val="zh_TW" w:bidi="zh_TW"/>
-        </w:rPr>
-        <w:t>（</w:t>
-      </w:r>
-      <w:r>
-        <w:rPr>
-          <w:i/>
-          <w:lang w:val="zh_TW" w:bidi="zh_TW"/>
-        </w:rPr>
-        <w:t>kesitah</w:t>
-      </w:r>
-      <w:r>
-        <w:rPr>
-          <w:lang w:val="zh_TW" w:bidi="zh_TW"/>
-        </w:rPr>
-        <w:t>；譯註：和合本未譯為「</w:t>
-      </w:r>
-      <w:r>
-        <w:rPr>
-          <w:lang w:val="zh_TW" w:bidi="zh_TW"/>
-        </w:rPr>
-        <w:t>一百塊銀子」</w:t>
-      </w:r>
-      <w:r>
-        <w:rPr>
-          <w:lang w:val="zh_TW" w:bidi="zh_TW"/>
-        </w:rPr>
-        <w:t>）——與雅各購買一塊田地有關；這個用語在</w:t>
-      </w:r>
-      <w:hyperlink r:id="rId23">
-        <w:r>
-          <w:rPr>
-            <w:lang w:val="zh_TW" w:bidi="zh_TW"/>
-          </w:rPr>
-          <w:rPr>
-            <w:color w:val="0000EE"/>
-            <w:u w:val="single"/>
-          </w:rPr>
-          <w:t>約書亞記二十四章32節</w:t>
-        </w:r>
-      </w:hyperlink>
-      <w:r>
-        <w:rPr>
-          <w:lang w:val="zh_TW" w:bidi="zh_TW"/>
-        </w:rPr>
-        <w:t>和</w:t>
-      </w:r>
-      <w:hyperlink r:id="rId24">
-        <w:r>
-          <w:rPr>
-            <w:lang w:val="zh_TW" w:bidi="zh_TW"/>
-          </w:rPr>
-          <w:rPr>
-            <w:color w:val="0000EE"/>
-            <w:u w:val="single"/>
-          </w:rPr>
-          <w:t>約伯記四十二章11節</w:t>
-        </w:r>
-      </w:hyperlink>
-      <w:r>
-        <w:rPr>
-          <w:lang w:val="zh_TW" w:bidi="zh_TW"/>
-        </w:rPr>
-        <w:t>中再次出現（譯註：和合本未譯出此單位）。這個單位可能代表相當於一隻羊的貨幣價值的數量。</w:t>
-      </w:r>
-    </w:p>
-    <w:p>
-      <w:pPr/>
-      <w:r>
-        <w:rPr>
-          <w:lang w:val="zh_TW" w:bidi="zh_TW"/>
-        </w:rPr>
-      </w:r>
-      <w:r>
-        <w:rPr>
-          <w:lang w:val="zh_TW" w:bidi="zh_TW"/>
-        </w:rPr>
-        <w:t>隨著時間的推移，大型牲畜與實物作為交換媒介顯得笨重不便，金屬</w:t>
-      </w:r>
-      <w:r>
-        <w:rPr>
-          <w:lang w:val="zh_TW" w:bidi="zh_TW"/>
-        </w:rPr>
-        <w:t>因此逐漸受到青睞</w:t>
-      </w:r>
-      <w:r>
-        <w:rPr>
-          <w:lang w:val="zh_TW" w:bidi="zh_TW"/>
-        </w:rPr>
-        <w:t>。然而，大量貴金屬的運輸仍是一大難題，因此人們需要設計出便於辨識、取用與存放有價金屬的方式。</w:t>
-      </w:r>
-    </w:p>
-    <w:p>
-      <w:pPr/>
-      <w:r>
-        <w:rPr>
-          <w:lang w:val="zh_TW" w:bidi="zh_TW"/>
-        </w:rPr>
-      </w:r>
-      <w:r>
-        <w:rPr>
-          <w:lang w:val="zh_TW" w:bidi="zh_TW"/>
-        </w:rPr>
-        <w:t>多年來，交易用金屬被設計為較一致的形狀。埃及浮雕顯示出銀可堆疊或捆綁成束；雅各的兒子們從埃及買糧，也可能是以類似方式運送銀錢（</w:t>
-      </w:r>
-      <w:hyperlink r:id="rId25">
-        <w:r>
-          <w:rPr>
-            <w:lang w:val="zh_TW" w:bidi="zh_TW"/>
-          </w:rPr>
-          <w:rPr>
-            <w:color w:val="0000EE"/>
-            <w:u w:val="single"/>
-          </w:rPr>
-          <w:t>創42:35</w:t>
-        </w:r>
-      </w:hyperlink>
-      <w:r>
-        <w:rPr>
-          <w:lang w:val="zh_TW" w:bidi="zh_TW"/>
-        </w:rPr>
-        <w:t>）。大約在公元前1500年，已有鑄成錠、條、舌形或動物頭形的金屬塊流通，亦有金圓片與金線圈。最受歡迎、也最容易被接受的金屬貨幣形式，往往是那些野被設計為首飾的物件。米甸人的戰利品中包括金鍊子、手鐲、印戒與耳環（</w:t>
-      </w:r>
-      <w:hyperlink r:id="rId26">
-        <w:r>
-          <w:rPr>
-            <w:lang w:val="zh_TW" w:bidi="zh_TW"/>
-          </w:rPr>
-          <w:rPr>
-            <w:color w:val="0000EE"/>
-            <w:u w:val="single"/>
-          </w:rPr>
-          <w:t>民31:50</w:t>
-        </w:r>
-      </w:hyperlink>
-      <w:r>
-        <w:rPr>
-          <w:lang w:val="zh_TW" w:bidi="zh_TW"/>
-        </w:rPr>
-        <w:t>）。其中手鐲與戒指很可能具有相對標準化的重量，因而可直接充當貨幣使用。利百加從未婚夫所得的禮物，也以特定重量呈現：半舍客勒重的金環，以及兩個共重十舍客勒的金手鐲（</w:t>
-      </w:r>
-      <w:hyperlink r:id="rId27">
-        <w:r>
-          <w:rPr>
-            <w:lang w:val="zh_TW" w:bidi="zh_TW"/>
-          </w:rPr>
-          <w:rPr>
-            <w:color w:val="0000EE"/>
-            <w:u w:val="single"/>
-          </w:rPr>
-          <w:t>創24:22</w:t>
-        </w:r>
-      </w:hyperlink>
-      <w:r>
-        <w:rPr>
-          <w:lang w:val="zh_TW" w:bidi="zh_TW"/>
-        </w:rPr>
-        <w:t>）。約伯從親族那裡得到一個金環（</w:t>
-      </w:r>
-      <w:hyperlink r:id="rId24">
-        <w:r>
-          <w:rPr>
-            <w:lang w:val="zh_TW" w:bidi="zh_TW"/>
-          </w:rPr>
-          <w:rPr>
-            <w:color w:val="0000EE"/>
-            <w:u w:val="single"/>
-          </w:rPr>
-          <w:t>伯42:11</w:t>
-        </w:r>
-      </w:hyperlink>
-      <w:r>
-        <w:rPr>
-          <w:lang w:val="zh_TW" w:bidi="zh_TW"/>
-        </w:rPr>
-        <w:t>），若金環不代表某種固定貨幣的價值，眾人不太可能不約而同送出同類型的禮物。</w:t>
-      </w:r>
-    </w:p>
-    <w:p>
-      <w:pPr/>
-      <w:r>
-        <w:rPr>
-          <w:lang w:val="zh_TW" w:bidi="zh_TW"/>
-        </w:rPr>
-      </w:r>
-      <w:hyperlink r:id="rId28">
-        <w:r>
-          <w:rPr>
-            <w:lang w:val="zh_TW" w:bidi="zh_TW"/>
-          </w:rPr>
-          <w:rPr>
-            <w:color w:val="0000EE"/>
-            <w:u w:val="single"/>
-          </w:rPr>
-          <w:t>申命記十四章25節</w:t>
-        </w:r>
-      </w:hyperlink>
-      <w:r>
-        <w:rPr>
-          <w:lang w:val="zh_TW" w:bidi="zh_TW"/>
-        </w:rPr>
-        <w:t>中提到「</w:t>
-      </w:r>
-      <w:r>
-        <w:rPr>
-          <w:lang w:val="zh_TW" w:bidi="zh_TW"/>
-        </w:rPr>
-        <w:t>將銀子包起來</w:t>
-      </w:r>
-      <w:r>
-        <w:rPr>
-          <w:lang w:val="zh_TW" w:bidi="zh_TW"/>
-        </w:rPr>
-        <w:t>」，這暗示著可以將銀條綁在一起或將銀環串起來。無論是哪種方式，運輸都會更加方便。</w:t>
-      </w:r>
-    </w:p>
-    <w:p>
-      <w:pPr/>
-      <w:r>
-        <w:rPr>
-          <w:lang w:val="zh_TW" w:bidi="zh_TW"/>
-        </w:rPr>
-      </w:r>
-      <w:r>
-        <w:rPr>
-          <w:lang w:val="zh_TW" w:bidi="zh_TW"/>
-        </w:rPr>
-        <w:t>摩西時代提到的銀重量價值可以從購買力的角度來理解。一隻公羊可以用兩舍客勒購買，而五十舍客勒是約一賀梅珥（homer）大麥的價格（</w:t>
-      </w:r>
-      <w:hyperlink r:id="rId29">
-        <w:r>
-          <w:rPr>
-            <w:lang w:val="zh_TW" w:bidi="zh_TW"/>
-          </w:rPr>
-          <w:rPr>
-            <w:color w:val="0000EE"/>
-            <w:u w:val="single"/>
-          </w:rPr>
-          <w:t>利27:16</w:t>
-        </w:r>
-      </w:hyperlink>
-      <w:r>
-        <w:rPr>
-          <w:lang w:val="zh_TW" w:bidi="zh_TW"/>
-        </w:rPr>
-        <w:t>）。在以利沙的時代的豐收年，一舍客勒可以買到一</w:t>
-      </w:r>
-      <w:r>
-        <w:rPr>
-          <w:lang w:val="zh_TW" w:bidi="zh_TW"/>
-        </w:rPr>
-        <w:t>細亞（seah）</w:t>
-      </w:r>
-      <w:r>
-        <w:rPr>
-          <w:lang w:val="zh_TW" w:bidi="zh_TW"/>
-        </w:rPr>
-        <w:t>細麵或二</w:t>
-      </w:r>
-      <w:r>
-        <w:rPr>
-          <w:lang w:val="zh_TW" w:bidi="zh_TW"/>
-        </w:rPr>
-        <w:t>細亞</w:t>
-      </w:r>
-      <w:r>
-        <w:rPr>
-          <w:lang w:val="zh_TW" w:bidi="zh_TW"/>
-        </w:rPr>
-        <w:t>的大麥（</w:t>
-      </w:r>
-      <w:hyperlink r:id="rId30">
-        <w:r>
-          <w:rPr>
-            <w:lang w:val="zh_TW" w:bidi="zh_TW"/>
-          </w:rPr>
-          <w:rPr>
-            <w:color w:val="0000EE"/>
-            <w:u w:val="single"/>
-          </w:rPr>
-          <w:t>王下7:16</w:t>
-        </w:r>
-      </w:hyperlink>
-      <w:r>
-        <w:rPr>
-          <w:lang w:val="zh_TW" w:bidi="zh_TW"/>
-        </w:rPr>
-        <w:t>）。當然，這類貨幣估值會受到供需問題等經濟因素的影響。</w:t>
-      </w:r>
-    </w:p>
-    <w:p>
-      <w:pPr/>
-      <w:r>
-        <w:rPr>
-          <w:lang w:val="zh_TW" w:bidi="zh_TW"/>
-        </w:rPr>
-      </w:r>
-      <w:r>
-        <w:rPr>
-          <w:lang w:val="zh_TW" w:bidi="zh_TW"/>
-        </w:rPr>
-        <w:t>目測估算在判斷貨幣價值時並不準確，且毫無疑問，在金屬稱重和檢查中，欺詐行為相當普遍。稱重是重大交易的必要程序，但也十分耗時。為確保重量——通常是青銅、鐵或經加工的石塊——的準確度，這些石塊上常帶有某種印記。這種做法一旦普及，人們就能很自然就會進一步將印記標記在作為貨幣的金屬物件本身（如舌形塊、金屬條、手鐲等）上。下一步，便是把銀塊加以打印以證明其貨幣價值，這就是硬幣的前身。在被擄時期以前的古代近東並無硬幣的概念。因此，任何在此之前提到的金錢，無論有無印記，都指的是金條、手鐲、戒指或其它金屬物品。</w:t>
-      </w:r>
-    </w:p>
-    <w:p>
-      <w:pPr/>
-      <w:r>
-        <w:rPr>
-          <w:lang w:val="zh_TW" w:bidi="zh_TW"/>
-        </w:rPr>
-      </w:r>
-      <w:r>
-        <w:rPr>
-          <w:lang w:val="zh_TW" w:bidi="zh_TW"/>
-        </w:rPr>
-        <w:t>最早的鑄幣來自小亞細亞的呂底亞王國，傳統上歸功於該地極富有的統治者哥羅塞（Croesus；公元前560至546年）。呂底亞硬幣多以銀金礦（electrum，天然金銀合金）鑄造，上面刻有獅子和公牛的圖案；與多數早期硬幣相似，其背面僅有一個打孔印記。</w:t>
-      </w:r>
-    </w:p>
-    <w:p>
-      <w:pPr/>
-      <w:r>
-        <w:rPr>
-          <w:lang w:val="zh_TW" w:bidi="zh_TW"/>
-        </w:rPr>
-      </w:r>
-      <w:r>
-        <w:rPr>
-          <w:lang w:val="zh_TW" w:bidi="zh_TW"/>
-        </w:rPr>
-        <w:t>最初硬幣不僅代表價值，其重量本身也相當於其所含金銀的價值。因此，許多早期硬幣曾受到一些古代懷疑者的嚴格測試，他們希望確保硬幣是純銀，而非外部鍍銀的廉價金屬。</w:t>
-      </w:r>
-    </w:p>
-    <w:p>
-      <w:pPr/>
-      <w:r>
-        <w:rPr>
-          <w:lang w:val="zh_TW" w:bidi="zh_TW"/>
-        </w:rPr>
-      </w:r>
-      <w:r>
-        <w:rPr>
-          <w:lang w:val="zh_TW" w:bidi="zh_TW"/>
-        </w:rPr>
-        <w:t>銀或金的純度也會影響硬幣的流通與接受程度。故在希臘羅馬時期，泰爾所發行的「四德拉克馬」（tetradrachma）因金屬純度而成了最廣泛被接受的銀幣之一。</w:t>
-      </w:r>
-    </w:p>
-    <w:p>
-      <w:pPr/>
-      <w:r>
-        <w:rPr>
-          <w:lang w:val="zh_TW" w:bidi="zh_TW"/>
-        </w:rPr>
-      </w:r>
-      <w:r>
-        <w:rPr>
-          <w:lang w:val="zh_TW" w:bidi="zh_TW"/>
-        </w:rPr>
-        <w:t>硬幣的使用並未使稱重完全消失；因自硬幣在公元前六世紀硬幣出現以來，刮削、剪邊的詐騙行為極為常見，並困擾著後續所有的鑄幣。直到十八世紀末的英國，藉著在較貴重的硬幣邊緣刻溝（milling / reeding）的工藝，才有效抑制此問題。</w:t>
-      </w:r>
-    </w:p>
-    <w:p>
-      <w:pPr/>
-      <w:r>
-        <w:rPr>
-          <w:lang w:val="zh_TW" w:bidi="zh_TW"/>
-        </w:rPr>
-      </w:r>
-      <w:r>
-        <w:rPr>
-          <w:lang w:val="zh_TW" w:bidi="zh_TW"/>
-        </w:rPr>
-        <w:t>在公元前六世紀，當猶太人自巴比倫被擄歸回時，硬幣以及其它形式的金銀也用於重建耶路撒冷聖殿的捐獻中。文中提到的金幣為「達利克（daric）」；此詞顯然是源於波斯大流士一世（Darius I ，公元前521–486年）之名，並廣為通行，甚至出現在較晚撰寫、卻追述更早時代的經文中（參</w:t>
-      </w:r>
-      <w:hyperlink r:id="rId31">
-        <w:r>
-          <w:rPr>
-            <w:lang w:val="zh_TW" w:bidi="zh_TW"/>
-          </w:rPr>
-          <w:rPr>
-            <w:color w:val="0000EE"/>
-            <w:u w:val="single"/>
-          </w:rPr>
-          <w:t>代上29:7</w:t>
-        </w:r>
-      </w:hyperlink>
-      <w:r>
-        <w:rPr>
-          <w:lang w:val="zh_TW" w:bidi="zh_TW"/>
-        </w:rPr>
-        <w:t>）。</w:t>
-      </w:r>
-    </w:p>
-    <w:p>
-      <w:pPr/>
-      <w:r>
-        <w:rPr>
-          <w:lang w:val="zh_TW" w:bidi="zh_TW"/>
-        </w:rPr>
-      </w:r>
-      <w:r>
-        <w:rPr>
-          <w:lang w:val="zh_TW" w:bidi="zh_TW"/>
-        </w:rPr>
-        <w:t>在公元前六世紀之前，具備製造硬幣所需技能的工匠很少，因此最早的達里克金幣可能是在撒狄（Sardis）鑄造的。當波斯人佔領該地區時，接管了鑄幣廠，但生產方式仍照舊進行。</w:t>
-      </w:r>
-    </w:p>
-    <w:p>
-      <w:pPr/>
-      <w:r>
-        <w:rPr>
-          <w:lang w:val="zh_TW" w:bidi="zh_TW"/>
-        </w:rPr>
-      </w:r>
-      <w:r>
-        <w:rPr>
-          <w:lang w:val="zh_TW" w:bidi="zh_TW"/>
-        </w:rPr>
-        <w:t>波斯帝國西部地區可能較常使用銀幣而非金幣。根據一些傳統說法，鑄幣在希臘埃伊納島（Aegina）發展的時間，大約與呂底亞人首次採用硬幣概念的時期相當。目前出土可考的最早希臘銀幣之一可追溯至公元前六世紀，鑄造於希臘北部。</w:t>
-      </w:r>
-    </w:p>
-    <w:p>
-      <w:pPr/>
-      <w:r>
-        <w:rPr>
-          <w:lang w:val="zh_TW" w:bidi="zh_TW"/>
-        </w:rPr>
-      </w:r>
-      <w:r>
-        <w:rPr>
-          <w:lang w:val="zh_TW" w:bidi="zh_TW"/>
-        </w:rPr>
-        <w:t>當時流通的還有公元前五世紀雅典四德拉克馬硬幣，其正反兩面皆有模具，硬幣上描繪了雅典娜女神（Athena）頭像和雅典娜的貓頭鷹（Owl of Athena）。</w:t>
-      </w:r>
-    </w:p>
-    <w:p>
-      <w:pPr/>
-      <w:r>
-        <w:rPr>
-          <w:lang w:val="zh_TW" w:bidi="zh_TW"/>
-        </w:rPr>
-      </w:r>
-      <w:r>
-        <w:rPr>
-          <w:lang w:val="zh_TW" w:bidi="zh_TW"/>
-        </w:rPr>
-        <w:t>雖然許多同時期硬幣的含銀量下降，雅典四德拉克馬卻長期維持高純度；在政治動盪、地方貨幣純度可疑的地區，自然提高了其接受度。由於含銀量穩定，且希臘勢力迅速擴張，雅典四德拉克馬在約二百年間幾乎是以同一方式持續鑄造並使用；許多這類硬幣在整個東地中海地區的寶藏中都有出土。</w:t>
-      </w:r>
-    </w:p>
-    <w:p>
-      <w:pPr/>
-      <w:r>
-        <w:rPr>
-          <w:lang w:val="zh_TW" w:bidi="zh_TW"/>
-        </w:rPr>
-      </w:r>
-      <w:r>
-        <w:rPr>
-          <w:lang w:val="zh_TW" w:bidi="zh_TW"/>
-        </w:rPr>
-        <w:t>毫無疑問，到公元前四世紀時，猶太地已有當地的鑄幣廠，因考古發掘出了仿雅典四德拉克馬的銀幣，但其上刻有「伊胡得（Jehud）」字樣。</w:t>
-      </w:r>
-    </w:p>
-    <w:p>
-      <w:pPr/>
-      <w:r>
-        <w:rPr>
-          <w:lang w:val="zh_TW" w:bidi="zh_TW"/>
-        </w:rPr>
-      </w:r>
-      <w:r>
-        <w:rPr>
-          <w:lang w:val="zh_TW" w:bidi="zh_TW"/>
-        </w:rPr>
-        <w:t>由於希臘和羅馬時代貿易的廣泛發展，來自大城市的硬幣在地中海沿岸地區普遍被接受。這些硬幣在內陸地區也得到青睞，尤其是商路穿越之處，或屬於較大帝國統治範圍的區域。</w:t>
-      </w:r>
-    </w:p>
-    <w:p>
-      <w:pPr/>
-      <w:r>
-        <w:rPr>
-          <w:lang w:val="zh_TW" w:bidi="zh_TW"/>
-        </w:rPr>
-      </w:r>
-      <w:r>
-        <w:rPr>
-          <w:lang w:val="zh_TW" w:bidi="zh_TW"/>
-        </w:rPr>
-        <w:t>在公元前四世紀末，迦薩、約帕和泰爾設立了鑄幣廠以生產當地貨幣。在這個時期，西頓繼續作為銀幣的重要供應地，這一地位自公元前五世紀以來一直保持不變。</w:t>
-      </w:r>
-    </w:p>
-    <w:p>
-      <w:pPr/>
-      <w:r>
-        <w:rPr>
-          <w:lang w:val="zh_TW" w:bidi="zh_TW"/>
-        </w:rPr>
-      </w:r>
-      <w:r>
-        <w:rPr>
-          <w:lang w:val="zh_TW" w:bidi="zh_TW"/>
-        </w:rPr>
-        <w:t>當西流古王朝（Seleucids）在公元前198年取得猶太地控制權後，因敘利亞人試圖將猶太人希臘化，一個政治動盪時期便開始了。猶太人對希臘文化的反感與對傳統信仰干涉的抵抗日益升高，終於在馬加比家族之父瑪他提亞的領導下，於公元前167年發起了一場游擊起義。</w:t>
-      </w:r>
-    </w:p>
-    <w:p>
-      <w:pPr/>
-      <w:r>
-        <w:rPr>
-          <w:lang w:val="zh_TW" w:bidi="zh_TW"/>
-        </w:rPr>
-      </w:r>
-      <w:r>
-        <w:rPr>
-          <w:lang w:val="zh_TW" w:bidi="zh_TW"/>
-        </w:rPr>
-        <w:t>當戰情一度有利於馬加比人時，敘利亞王安提阿古（Antiochus ）授予西門·馬加比（Simon Maccabeus）鑄造自己錢幣的權利（</w:t>
-      </w:r>
-      <w:hyperlink r:id="rId32">
-        <w:r>
-          <w:rPr>
-            <w:lang w:val="zh_TW" w:bidi="zh_TW"/>
-          </w:rPr>
-          <w:rPr>
-            <w:color w:val="0000EE"/>
-            <w:u w:val="single"/>
-          </w:rPr>
-          <w:t>馬加比一書15:6</w:t>
-        </w:r>
-      </w:hyperlink>
-      <w:r>
-        <w:rPr>
-          <w:lang w:val="zh_TW" w:bidi="zh_TW"/>
-        </w:rPr>
-        <w:t>），但在他能夠利用這一象徵獨立的權利之前，權力的平衡再次改變。猶太地再次成為附庸國，鑄幣許可也迅速被撤回。</w:t>
-      </w:r>
-    </w:p>
-    <w:p>
-      <w:pPr/>
-      <w:r>
-        <w:rPr>
-          <w:lang w:val="zh_TW" w:bidi="zh_TW"/>
-        </w:rPr>
-      </w:r>
-      <w:r>
-        <w:rPr>
-          <w:lang w:val="zh_TW" w:bidi="zh_TW"/>
-        </w:rPr>
-        <w:t>西門・馬加比的兒子約翰・許爾堪（John Hyrcanus）成功擊敗衰弱的敘利亞人，並在公元前129年宣告獨立。大約在公元前110年鑄造的小型青銅幣，正面刻有花冠，並附上「約哈難（Johanan）大祭司與猶太人的會眾」的銘文；背面則展示了帶有罌粟頭的雙重豐饒之角（double cornucopia），二者皆是希臘象徵豐饒的圖案。這些錢幣被視為最早出現的猶太錢幣。</w:t>
-      </w:r>
-    </w:p>
-    <w:p>
-      <w:pPr/>
-      <w:r>
-        <w:rPr>
-          <w:lang w:val="zh_TW" w:bidi="zh_TW"/>
-        </w:rPr>
-      </w:r>
-      <w:r>
-        <w:rPr>
-          <w:lang w:val="zh_TW" w:bidi="zh_TW"/>
-        </w:rPr>
-        <w:t>由於缺乏熟練的工匠和良好的鑄幣廠，這些硬幣造型簡單樸素也就不足為奇。因此，它們與當時許多硬幣複雜且精美的設計風格迥異。</w:t>
-      </w:r>
-    </w:p>
-    <w:p>
-      <w:pPr/>
-      <w:r>
-        <w:rPr>
-          <w:lang w:val="zh_TW" w:bidi="zh_TW"/>
-        </w:rPr>
-      </w:r>
-      <w:r>
-        <w:rPr>
-          <w:lang w:val="zh_TW" w:bidi="zh_TW"/>
-        </w:rPr>
-        <w:t>同時，根據西流古的命令，泰爾和西頓的腓尼基城市繼續鑄造銀幣。直到羅馬時代，這些銀幣在巴勒斯坦的日常使用中一直是最受歡迎的，並且與羅馬貨幣長期並行流通。</w:t>
+        <w:t>中使用了artificer（匠人）這個詞。</w:t>
       </w:r>
     </w:p>
     <w:p>
@@ -1174,436 +306,25 @@
           <w:i/>
           <w:lang w:val="zh_TW" w:bidi="zh_TW"/>
         </w:rPr>
-        <w:t>另見</w:t>
+        <w:t>見</w:t>
       </w:r>
       <w:r>
         <w:rPr>
           <w:lang w:val="zh_TW" w:bidi="zh_TW"/>
         </w:rPr>
-        <w:t>銀行業者、銀行業</w:t>
+        <w:t xml:space="preserve"> </w:t>
       </w:r>
       <w:r>
         <w:rPr>
           <w:lang w:val="zh_TW" w:bidi="zh_TW"/>
         </w:rPr>
-        <w:t>；</w:t>
-      </w:r>
-      <w:r>
-        <w:rPr>
-          <w:lang w:val="zh_TW" w:bidi="zh_TW"/>
-        </w:rPr>
-        <w:t>銀錢</w:t>
-      </w:r>
-      <w:r>
-        <w:rPr>
-          <w:lang w:val="zh_TW" w:bidi="zh_TW"/>
-        </w:rPr>
-        <w:t>；</w:t>
-      </w:r>
-      <w:r>
-        <w:rPr>
-          <w:lang w:val="zh_TW" w:bidi="zh_TW"/>
-        </w:rPr>
-        <w:t>錢幣兌換者</w:t>
+        <w:t>工作</w:t>
       </w:r>
       <w:r>
         <w:rPr>
           <w:lang w:val="zh_TW" w:bidi="zh_TW"/>
         </w:rPr>
         <w:t>。</w:t>
-      </w:r>
-      <w:r>
-        <w:rPr>
-          <w:lang w:val="zh_TW" w:bidi="zh_TW"/>
-        </w:rPr>
-      </w:r>
-      <w:r>
-        <w:rPr>
-          <w:lang w:val="zh_TW" w:bidi="zh_TW"/>
-        </w:rPr>
-      </w:r>
-    </w:p>
-    <w:p>
-      <w:pPr/>
-      <w:r>
-        <w:rPr>
-          <w:lang w:val="zh_TW" w:bidi="zh_TW"/>
-        </w:rPr>
-      </w:r>
-    </w:p>
-    <w:p>
-      <w:pPr>
-        <w:pStyle w:val="Heading2"/>
-      </w:pPr>
-      <w:r>
-        <w:rPr>
-          <w:lang w:val="zh_TW" w:bidi="zh_TW"/>
-        </w:rPr>
-        <w:t>金屬工匠</w:t>
-      </w:r>
-      <w:r>
-        <w:rPr>
-          <w:lang w:val="zh_TW" w:bidi="zh_TW"/>
-        </w:rPr>
-      </w:r>
-    </w:p>
-    <w:p>
-      <w:pPr/>
-      <w:r>
-        <w:rPr>
-          <w:lang w:val="zh_TW" w:bidi="zh_TW"/>
-        </w:rPr>
-      </w:r>
-      <w:r>
-        <w:rPr>
-          <w:lang w:val="zh_TW" w:bidi="zh_TW"/>
-        </w:rPr>
-        <w:t>金屬工人；即鐵匠。聖經中最早被提及的金屬工匠是土八‧該隱（</w:t>
-      </w:r>
-      <w:hyperlink r:id="rId33">
-        <w:r>
-          <w:rPr>
-            <w:lang w:val="zh_TW" w:bidi="zh_TW"/>
-          </w:rPr>
-          <w:rPr>
-            <w:color w:val="0000EE"/>
-            <w:u w:val="single"/>
-          </w:rPr>
-          <w:t>創4:22</w:t>
-        </w:r>
-      </w:hyperlink>
-      <w:r>
-        <w:rPr>
-          <w:lang w:val="zh_TW" w:bidi="zh_TW"/>
-        </w:rPr>
-        <w:t>）。這個詞涵蓋了各種類型的金屬工匠：銅、青銅、鐵、銀和金。銀匠在</w:t>
-      </w:r>
-      <w:hyperlink r:id="rId34">
-        <w:r>
-          <w:rPr>
-            <w:lang w:val="zh_TW" w:bidi="zh_TW"/>
-          </w:rPr>
-          <w:rPr>
-            <w:color w:val="0000EE"/>
-            <w:u w:val="single"/>
-          </w:rPr>
-          <w:t>士師記十七章4節</w:t>
-        </w:r>
-      </w:hyperlink>
-      <w:r>
-        <w:rPr>
-          <w:lang w:val="zh_TW" w:bidi="zh_TW"/>
-        </w:rPr>
-        <w:t>和</w:t>
-      </w:r>
-      <w:hyperlink r:id="rId35">
-        <w:r>
-          <w:rPr>
-            <w:lang w:val="zh_TW" w:bidi="zh_TW"/>
-          </w:rPr>
-          <w:rPr>
-            <w:color w:val="0000EE"/>
-            <w:u w:val="single"/>
-          </w:rPr>
-          <w:t>使徒行傳十九章24節</w:t>
-        </w:r>
-      </w:hyperlink>
-      <w:r>
-        <w:rPr>
-          <w:lang w:val="zh_TW" w:bidi="zh_TW"/>
-        </w:rPr>
-        <w:t>中提到。直至撒母耳時期，以色列境內的鐵匠稀少，甚至可能不存在，以致以色列人必須到非利士人的鐵匠那裡，打磨他們的鐵製工具（</w:t>
-      </w:r>
-      <w:hyperlink r:id="rId36">
-        <w:r>
-          <w:rPr>
-            <w:lang w:val="zh_TW" w:bidi="zh_TW"/>
-          </w:rPr>
-          <w:rPr>
-            <w:color w:val="0000EE"/>
-            <w:u w:val="single"/>
-          </w:rPr>
-          <w:t>撒上13:19</w:t>
-        </w:r>
-      </w:hyperlink>
-      <w:r>
-        <w:rPr>
-          <w:lang w:val="zh_TW" w:bidi="zh_TW"/>
-        </w:rPr>
-        <w:t>）。到了列王時代，以色列的鐵匠十分活躍，但後來被尼布甲尼撒擄走（</w:t>
-      </w:r>
-      <w:hyperlink r:id="rId37">
-        <w:r>
-          <w:rPr>
-            <w:lang w:val="zh_TW" w:bidi="zh_TW"/>
-          </w:rPr>
-          <w:rPr>
-            <w:color w:val="0000EE"/>
-            <w:u w:val="single"/>
-          </w:rPr>
-          <w:t>王下24:14–16</w:t>
-        </w:r>
-      </w:hyperlink>
-      <w:r>
-        <w:rPr>
-          <w:lang w:val="zh_TW" w:bidi="zh_TW"/>
-        </w:rPr>
-        <w:t>；</w:t>
-      </w:r>
-      <w:hyperlink r:id="rId38">
-        <w:r>
-          <w:rPr>
-            <w:lang w:val="zh_TW" w:bidi="zh_TW"/>
-          </w:rPr>
-          <w:rPr>
-            <w:color w:val="0000EE"/>
-            <w:u w:val="single"/>
-          </w:rPr>
-          <w:t>耶24:1</w:t>
-        </w:r>
-      </w:hyperlink>
-      <w:r>
-        <w:rPr>
-          <w:lang w:val="zh_TW" w:bidi="zh_TW"/>
-        </w:rPr>
-        <w:t>，</w:t>
-      </w:r>
-      <w:hyperlink r:id="rId39">
-        <w:r>
-          <w:rPr>
-            <w:lang w:val="zh_TW" w:bidi="zh_TW"/>
-          </w:rPr>
-          <w:rPr>
-            <w:color w:val="0000EE"/>
-            <w:u w:val="single"/>
-          </w:rPr>
-          <w:t>29:2</w:t>
-        </w:r>
-      </w:hyperlink>
-      <w:r>
-        <w:rPr>
-          <w:lang w:val="zh_TW" w:bidi="zh_TW"/>
-        </w:rPr>
-        <w:t>）。關於鐵匠工作的細節在多處經文中有所描述（</w:t>
-      </w:r>
-      <w:hyperlink r:id="rId40">
-        <w:r>
-          <w:rPr>
-            <w:lang w:val="zh_TW" w:bidi="zh_TW"/>
-          </w:rPr>
-          <w:rPr>
-            <w:color w:val="0000EE"/>
-            <w:u w:val="single"/>
-          </w:rPr>
-          <w:t>箴25:4</w:t>
-        </w:r>
-      </w:hyperlink>
-      <w:r>
-        <w:rPr>
-          <w:lang w:val="zh_TW" w:bidi="zh_TW"/>
-        </w:rPr>
-        <w:t>；</w:t>
-      </w:r>
-      <w:hyperlink r:id="rId41">
-        <w:r>
-          <w:rPr>
-            <w:lang w:val="zh_TW" w:bidi="zh_TW"/>
-          </w:rPr>
-          <w:rPr>
-            <w:color w:val="0000EE"/>
-            <w:u w:val="single"/>
-          </w:rPr>
-          <w:t>賽44:12</w:t>
-        </w:r>
-      </w:hyperlink>
-      <w:r>
-        <w:rPr>
-          <w:lang w:val="zh_TW" w:bidi="zh_TW"/>
-        </w:rPr>
-        <w:t>，</w:t>
-      </w:r>
-      <w:hyperlink r:id="rId42">
-        <w:r>
-          <w:rPr>
-            <w:lang w:val="zh_TW" w:bidi="zh_TW"/>
-          </w:rPr>
-          <w:rPr>
-            <w:color w:val="0000EE"/>
-            <w:u w:val="single"/>
-          </w:rPr>
-          <w:t>54:16</w:t>
-        </w:r>
-      </w:hyperlink>
-      <w:r>
-        <w:rPr>
-          <w:lang w:val="zh_TW" w:bidi="zh_TW"/>
-        </w:rPr>
-        <w:t>）。在</w:t>
-      </w:r>
-      <w:hyperlink r:id="rId43">
-        <w:r>
-          <w:rPr>
-            <w:lang w:val="zh_TW" w:bidi="zh_TW"/>
-          </w:rPr>
-          <w:rPr>
-            <w:color w:val="0000EE"/>
-            <w:u w:val="single"/>
-          </w:rPr>
-          <w:t>撒迦利亞書一章20節</w:t>
-        </w:r>
-      </w:hyperlink>
-      <w:r>
-        <w:rPr>
-          <w:lang w:val="zh_TW" w:bidi="zh_TW"/>
-        </w:rPr>
-        <w:t>中提到的匠人可能是鐵匠或鍛工。</w:t>
-      </w:r>
-    </w:p>
-    <w:p>
-      <w:pPr/>
-      <w:r>
-        <w:rPr>
-          <w:lang w:val="zh_TW" w:bidi="zh_TW"/>
-        </w:rPr>
-      </w:r>
-      <w:r>
-        <w:rPr>
-          <w:i/>
-          <w:lang w:val="zh_TW" w:bidi="zh_TW"/>
-        </w:rPr>
-        <w:t>另見</w:t>
-      </w:r>
-      <w:r>
-        <w:rPr>
-          <w:lang w:val="zh_TW" w:bidi="zh_TW"/>
-        </w:rPr>
-        <w:t>礦物和金屬</w:t>
-      </w:r>
-      <w:r>
-        <w:rPr>
-          <w:lang w:val="zh_TW" w:bidi="zh_TW"/>
-        </w:rPr>
-        <w:t>；</w:t>
-      </w:r>
-      <w:r>
-        <w:rPr>
-          <w:lang w:val="zh_TW" w:bidi="zh_TW"/>
-        </w:rPr>
-        <w:t>珍貴的寶石</w:t>
-      </w:r>
-      <w:r>
-        <w:rPr>
-          <w:lang w:val="zh_TW" w:bidi="zh_TW"/>
-        </w:rPr>
-        <w:t>。</w:t>
-      </w:r>
-      <w:r>
-        <w:rPr>
-          <w:lang w:val="zh_TW" w:bidi="zh_TW"/>
-        </w:rPr>
-      </w:r>
-      <w:r>
-        <w:rPr>
-          <w:lang w:val="zh_TW" w:bidi="zh_TW"/>
-        </w:rPr>
-      </w:r>
-    </w:p>
-    <w:p>
-      <w:pPr/>
-      <w:r>
-        <w:rPr>
-          <w:lang w:val="zh_TW" w:bidi="zh_TW"/>
-        </w:rPr>
-      </w:r>
-    </w:p>
-    <w:p>
-      <w:pPr>
-        <w:pStyle w:val="Heading2"/>
-      </w:pPr>
-      <w:r>
-        <w:rPr>
-          <w:lang w:val="zh_TW" w:bidi="zh_TW"/>
-        </w:rPr>
-        <w:t>金字塔型廟宇</w:t>
-      </w:r>
-      <w:r>
-        <w:rPr>
-          <w:lang w:val="zh_TW" w:bidi="zh_TW"/>
-        </w:rPr>
-      </w:r>
-    </w:p>
-    <w:p>
-      <w:pPr/>
-      <w:r>
-        <w:rPr>
-          <w:lang w:val="zh_TW" w:bidi="zh_TW"/>
-        </w:rPr>
-      </w:r>
-      <w:r>
-        <w:rPr>
-          <w:lang w:val="zh_TW" w:bidi="zh_TW"/>
-        </w:rPr>
-        <w:t>這個詞的意思是「廟塔」。金字塔型廟宇的外觀與埃及的階梯金字塔相似，主要用於崇拜。</w:t>
-      </w:r>
-    </w:p>
-    <w:p>
-      <w:pPr/>
-      <w:r>
-        <w:rPr>
-          <w:lang w:val="zh_TW" w:bidi="zh_TW"/>
-        </w:rPr>
-      </w:r>
-      <w:r>
-        <w:rPr>
-          <w:lang w:val="zh_TW" w:bidi="zh_TW"/>
-        </w:rPr>
-        <w:t>美索不達米亞的大城市中經常建有金字塔型廟宇。一般認為，巴別塔就是以這類建築為原型而建造的（</w:t>
-      </w:r>
-      <w:hyperlink r:id="rId44">
-        <w:r>
-          <w:rPr>
-            <w:lang w:val="zh_TW" w:bidi="zh_TW"/>
-          </w:rPr>
-          <w:rPr>
-            <w:color w:val="0000EE"/>
-            <w:u w:val="single"/>
-          </w:rPr>
-          <w:t>創11:1–9</w:t>
-        </w:r>
-      </w:hyperlink>
-      <w:r>
-        <w:rPr>
-          <w:lang w:val="zh_TW" w:bidi="zh_TW"/>
-        </w:rPr>
-        <w:t>）。</w:t>
-      </w:r>
-    </w:p>
-    <w:p>
-      <w:pPr/>
-      <w:r>
-        <w:rPr>
-          <w:lang w:val="zh_TW" w:bidi="zh_TW"/>
-        </w:rPr>
-      </w:r>
-      <w:r>
-        <w:rPr>
-          <w:lang w:val="zh_TW" w:bidi="zh_TW"/>
-        </w:rPr>
-        <w:t>當時的人們普遍相信神靈居住在高處，因此認為在丘陵或山上崇拜更為合適。然而，美索不達米亞地區既沒有丘陵，也缺乏合適的建築石材。於是美索不達米亞人便用泥磚建築。這些由泥磚築成的金字塔型廟宇被設計成仿山丘的形態，讓崇拜者或祭司能夠藉此更接近神靈。</w:t>
-      </w:r>
-    </w:p>
-    <w:p>
-      <w:pPr/>
-      <w:r>
-        <w:rPr>
-          <w:lang w:val="zh_TW" w:bidi="zh_TW"/>
-        </w:rPr>
-      </w:r>
-      <w:r>
-        <w:rPr>
-          <w:lang w:val="zh_TW" w:bidi="zh_TW"/>
-        </w:rPr>
-        <w:t>與埃及金字塔一樣，這些廟塔的底座是正方形的。但它們並非斜面設計，而是由一系列隨著高度增加而逐層縮小的平台所組成。每層之間設有階梯或坡道供人通行，頂層則設有供奉神像的聖所或祭壇，由祭司在那裡舉行宗教儀式。那座位於巴比倫壯觀的七層金字塔型廟宇，其底部邊長將近300英尺（91.4公尺），高度也大約相同。</w:t>
       </w:r>
       <w:r>
         <w:rPr>

--- a/zht/docx/070.content.docx
+++ b/zht/docx/070.content.docx
@@ -149,7 +149,7 @@
         <w:rPr>
           <w:lang w:val="zh_TW" w:bidi="zh_TW"/>
         </w:rPr>
-        <w:t>jiang</w:t>
+        <w:t>jian</w:t>
       </w:r>
       <w:r>
         <w:rPr>
@@ -212,7 +212,7 @@
         <w:rPr>
           <w:lang w:val="zh_TW" w:bidi="zh_TW"/>
         </w:rPr>
-        <w:t>匠人</w:t>
+        <w:t>姦淫</w:t>
       </w:r>
       <w:r>
         <w:rPr>
@@ -231,7 +231,21 @@
         <w:rPr>
           <w:lang w:val="zh_TW" w:bidi="zh_TW"/>
         </w:rPr>
-        <w:t>指技藝純熟的手工匠人，或從事手工製作的人。有英文譯本在</w:t>
+        <w:t>任何已婚婦女與不是其丈夫的男子發生性行為，或已婚男子與不是其妻子的婦女發生性行為。此舉破壞婚姻的合一。</w:t>
+      </w:r>
+    </w:p>
+    <w:p>
+      <w:pPr/>
+      <w:r>
+        <w:rPr>
+          <w:lang w:val="zh_TW" w:bidi="zh_TW"/>
+        </w:rPr>
+      </w:r>
+      <w:r>
+        <w:rPr>
+          <w:lang w:val="zh_TW" w:bidi="zh_TW"/>
+        </w:rPr>
+        <w:t>在舊約聖經時代，擁有多個配偶不會被視為姦淫（</w:t>
       </w:r>
       <w:hyperlink r:id="rId13">
         <w:r>
@@ -242,9 +256,15 @@
             <w:color w:val="0000EE"/>
             <w:u w:val="single"/>
           </w:rPr>
-          <w:t>創世記四章22節；</w:t>
-        </w:r>
-      </w:hyperlink>
+          <w:t>申21:15</w:t>
+        </w:r>
+      </w:hyperlink>
+      <w:r>
+        <w:rPr>
+          <w:lang w:val="zh_TW" w:bidi="zh_TW"/>
+        </w:rPr>
+        <w:t>）。同樣，丈夫與他的使女（</w:t>
+      </w:r>
       <w:hyperlink r:id="rId14">
         <w:r>
           <w:rPr>
@@ -254,9 +274,33 @@
             <w:color w:val="0000EE"/>
             <w:u w:val="single"/>
           </w:rPr>
-          <w:t>歷代志上二十九章5節；</w:t>
-        </w:r>
-      </w:hyperlink>
+          <w:t>創16:1</w:t>
+        </w:r>
+      </w:hyperlink>
+      <w:r>
+        <w:rPr>
+          <w:lang w:val="zh_TW" w:bidi="zh_TW"/>
+        </w:rPr>
+        <w:t>–</w:t>
+      </w:r>
+      <w:hyperlink r:id="rId14">
+        <w:r>
+          <w:rPr>
+            <w:lang w:val="zh_TW" w:bidi="zh_TW"/>
+          </w:rPr>
+          <w:rPr>
+            <w:color w:val="0000EE"/>
+            <w:u w:val="single"/>
+          </w:rPr>
+          <w:t>4</w:t>
+        </w:r>
+      </w:hyperlink>
+      <w:r>
+        <w:rPr>
+          <w:lang w:val="zh_TW" w:bidi="zh_TW"/>
+        </w:rPr>
+        <w:t>，</w:t>
+      </w:r>
       <w:hyperlink r:id="rId15">
         <w:r>
           <w:rPr>
@@ -266,14 +310,46 @@
             <w:color w:val="0000EE"/>
             <w:u w:val="single"/>
           </w:rPr>
-          <w:t>歷代志下三十四章11節</w:t>
-        </w:r>
-      </w:hyperlink>
-      <w:r>
-        <w:rPr>
-          <w:lang w:val="zh_TW" w:bidi="zh_TW"/>
-        </w:rPr>
-        <w:t>，以及</w:t>
+          <w:t>30:1</w:t>
+        </w:r>
+      </w:hyperlink>
+      <w:r>
+        <w:rPr>
+          <w:lang w:val="zh_TW" w:bidi="zh_TW"/>
+        </w:rPr>
+        <w:t>–</w:t>
+      </w:r>
+      <w:hyperlink r:id="rId15">
+        <w:r>
+          <w:rPr>
+            <w:lang w:val="zh_TW" w:bidi="zh_TW"/>
+          </w:rPr>
+          <w:rPr>
+            <w:color w:val="0000EE"/>
+            <w:u w:val="single"/>
+          </w:rPr>
+          <w:t>5</w:t>
+        </w:r>
+      </w:hyperlink>
+      <w:r>
+        <w:rPr>
+          <w:lang w:val="zh_TW" w:bidi="zh_TW"/>
+        </w:rPr>
+        <w:t>）。</w:t>
+      </w:r>
+    </w:p>
+    <w:p>
+      <w:pPr/>
+      <w:r>
+        <w:rPr>
+          <w:lang w:val="zh_TW" w:bidi="zh_TW"/>
+        </w:rPr>
+      </w:r>
+      <w:r>
+        <w:rPr>
+          <w:lang w:val="zh_TW" w:bidi="zh_TW"/>
+        </w:rPr>
+        <w:t>耶穌在祂關於離婚和再婚的教導中否定了這些性別間的不平等關係。祂允許在犯姦淫的情況下休妻（</w:t>
       </w:r>
       <w:hyperlink r:id="rId16">
         <w:r>
@@ -284,14 +360,62 @@
             <w:color w:val="0000EE"/>
             <w:u w:val="single"/>
           </w:rPr>
-          <w:t>以賽亞書三章3節</w:t>
-        </w:r>
-      </w:hyperlink>
-      <w:r>
-        <w:rPr>
-          <w:lang w:val="zh_TW" w:bidi="zh_TW"/>
-        </w:rPr>
-        <w:t>中使用了artificer（匠人）這個詞。</w:t>
+          <w:t>太5:32，</w:t>
+        </w:r>
+      </w:hyperlink>
+      <w:hyperlink r:id="rId17">
+        <w:r>
+          <w:rPr>
+            <w:lang w:val="zh_TW" w:bidi="zh_TW"/>
+          </w:rPr>
+          <w:rPr>
+            <w:color w:val="0000EE"/>
+            <w:u w:val="single"/>
+          </w:rPr>
+          <w:t>19:9</w:t>
+        </w:r>
+      </w:hyperlink>
+      <w:r>
+        <w:rPr>
+          <w:lang w:val="zh_TW" w:bidi="zh_TW"/>
+        </w:rPr>
+        <w:t>），但祂警告，在其它情況下，休妻後再婚就是犯姦淫。保羅補充說，這僅適用於原配偶仍然活著的情況（</w:t>
+      </w:r>
+      <w:hyperlink r:id="rId18">
+        <w:r>
+          <w:rPr>
+            <w:lang w:val="zh_TW" w:bidi="zh_TW"/>
+          </w:rPr>
+          <w:rPr>
+            <w:color w:val="0000EE"/>
+            <w:u w:val="single"/>
+          </w:rPr>
+          <w:t>羅7:2</w:t>
+        </w:r>
+      </w:hyperlink>
+      <w:r>
+        <w:rPr>
+          <w:lang w:val="zh_TW" w:bidi="zh_TW"/>
+        </w:rPr>
+        <w:t>–</w:t>
+      </w:r>
+      <w:hyperlink r:id="rId18">
+        <w:r>
+          <w:rPr>
+            <w:lang w:val="zh_TW" w:bidi="zh_TW"/>
+          </w:rPr>
+          <w:rPr>
+            <w:color w:val="0000EE"/>
+            <w:u w:val="single"/>
+          </w:rPr>
+          <w:t>3</w:t>
+        </w:r>
+      </w:hyperlink>
+      <w:r>
+        <w:rPr>
+          <w:lang w:val="zh_TW" w:bidi="zh_TW"/>
+        </w:rPr>
+        <w:t>）。</w:t>
       </w:r>
     </w:p>
     <w:p>
@@ -303,22 +427,5434 @@
       </w:r>
       <w:r>
         <w:rPr>
+          <w:lang w:val="zh_TW" w:bidi="zh_TW"/>
+        </w:rPr>
+        <w:t>耶穌擴展了舊約聖經對姦淫的定義，將人的思想也包括在內。任何人若心裡起淫念（超越了受試探的階段），即使沒有身體接觸，也是在思想上犯姦淫（</w:t>
+      </w:r>
+      <w:hyperlink r:id="rId19">
+        <w:r>
+          <w:rPr>
+            <w:lang w:val="zh_TW" w:bidi="zh_TW"/>
+          </w:rPr>
+          <w:rPr>
+            <w:color w:val="0000EE"/>
+            <w:u w:val="single"/>
+          </w:rPr>
+          <w:t>太5:27</w:t>
+        </w:r>
+      </w:hyperlink>
+      <w:r>
+        <w:rPr>
+          <w:lang w:val="zh_TW" w:bidi="zh_TW"/>
+        </w:rPr>
+        <w:t>–</w:t>
+      </w:r>
+      <w:hyperlink r:id="rId19">
+        <w:r>
+          <w:rPr>
+            <w:lang w:val="zh_TW" w:bidi="zh_TW"/>
+          </w:rPr>
+          <w:rPr>
+            <w:color w:val="0000EE"/>
+            <w:u w:val="single"/>
+          </w:rPr>
+          <w:t>28</w:t>
+        </w:r>
+      </w:hyperlink>
+      <w:r>
+        <w:rPr>
+          <w:lang w:val="zh_TW" w:bidi="zh_TW"/>
+        </w:rPr>
+        <w:t>；參</w:t>
+      </w:r>
+      <w:hyperlink r:id="rId20">
+        <w:r>
+          <w:rPr>
+            <w:lang w:val="zh_TW" w:bidi="zh_TW"/>
+          </w:rPr>
+          <w:rPr>
+            <w:color w:val="0000EE"/>
+            <w:u w:val="single"/>
+          </w:rPr>
+          <w:t>伯31:1、9</w:t>
+        </w:r>
+      </w:hyperlink>
+      <w:r>
+        <w:rPr>
+          <w:lang w:val="zh_TW" w:bidi="zh_TW"/>
+        </w:rPr>
+        <w:t>）。</w:t>
+      </w:r>
+    </w:p>
+    <w:p>
+      <w:pPr/>
+      <w:r>
+        <w:rPr>
+          <w:lang w:val="zh_TW" w:bidi="zh_TW"/>
+        </w:rPr>
+      </w:r>
+      <w:r>
+        <w:rPr>
+          <w:lang w:val="zh_TW" w:bidi="zh_TW"/>
+        </w:rPr>
+        <w:t>聖經在律法書、先知書和智慧文學中強烈責備姦淫。</w:t>
+      </w:r>
+    </w:p>
+    <w:p>
+      <w:pPr>
+        <w:pStyle w:val="ListBullet"/>
+        <w:spacing w:line="240" w:lineRule="auto"/>
+        <w:ind w:left="720"/>
+      </w:pPr>
+      <w:r>
+        <w:rPr>
+          <w:lang w:val="zh_TW" w:bidi="zh_TW"/>
+        </w:rPr>
+      </w:r>
+      <w:r>
+        <w:rPr>
+          <w:lang w:val="zh_TW" w:bidi="zh_TW"/>
+        </w:rPr>
+        <w:t>十誡禁止姦淫（</w:t>
+      </w:r>
+      <w:hyperlink r:id="rId21">
+        <w:r>
+          <w:rPr>
+            <w:lang w:val="zh_TW" w:bidi="zh_TW"/>
+          </w:rPr>
+          <w:rPr>
+            <w:color w:val="0000EE"/>
+            <w:u w:val="single"/>
+          </w:rPr>
+          <w:t>出20:14</w:t>
+        </w:r>
+      </w:hyperlink>
+      <w:r>
+        <w:rPr>
+          <w:lang w:val="zh_TW" w:bidi="zh_TW"/>
+        </w:rPr>
+        <w:t>；</w:t>
+      </w:r>
+      <w:hyperlink r:id="rId22">
+        <w:r>
+          <w:rPr>
+            <w:lang w:val="zh_TW" w:bidi="zh_TW"/>
+          </w:rPr>
+          <w:rPr>
+            <w:color w:val="0000EE"/>
+            <w:u w:val="single"/>
+          </w:rPr>
+          <w:t>申5:18</w:t>
+        </w:r>
+      </w:hyperlink>
+      <w:r>
+        <w:rPr>
+          <w:lang w:val="zh_TW" w:bidi="zh_TW"/>
+        </w:rPr>
+        <w:t>）。</w:t>
+      </w:r>
+    </w:p>
+    <w:p>
+      <w:pPr>
+        <w:pStyle w:val="ListBullet"/>
+        <w:spacing w:line="240" w:lineRule="auto"/>
+        <w:ind w:left="720"/>
+      </w:pPr>
+      <w:r>
+        <w:rPr>
+          <w:lang w:val="zh_TW" w:bidi="zh_TW"/>
+        </w:rPr>
+      </w:r>
+      <w:r>
+        <w:rPr>
+          <w:lang w:val="zh_TW" w:bidi="zh_TW"/>
+        </w:rPr>
+        <w:t>先知宣告姦淫使神發怒（</w:t>
+      </w:r>
+      <w:hyperlink r:id="rId23">
+        <w:r>
+          <w:rPr>
+            <w:lang w:val="zh_TW" w:bidi="zh_TW"/>
+          </w:rPr>
+          <w:rPr>
+            <w:color w:val="0000EE"/>
+            <w:u w:val="single"/>
+          </w:rPr>
+          <w:t>耶23:11</w:t>
+        </w:r>
+      </w:hyperlink>
+      <w:r>
+        <w:rPr>
+          <w:lang w:val="zh_TW" w:bidi="zh_TW"/>
+        </w:rPr>
+        <w:t>–</w:t>
+      </w:r>
+      <w:hyperlink r:id="rId23">
+        <w:r>
+          <w:rPr>
+            <w:lang w:val="zh_TW" w:bidi="zh_TW"/>
+          </w:rPr>
+          <w:rPr>
+            <w:color w:val="0000EE"/>
+            <w:u w:val="single"/>
+          </w:rPr>
+          <w:t>14</w:t>
+        </w:r>
+      </w:hyperlink>
+      <w:r>
+        <w:rPr>
+          <w:lang w:val="zh_TW" w:bidi="zh_TW"/>
+        </w:rPr>
+        <w:t>；</w:t>
+      </w:r>
+      <w:hyperlink r:id="rId24">
+        <w:r>
+          <w:rPr>
+            <w:lang w:val="zh_TW" w:bidi="zh_TW"/>
+          </w:rPr>
+          <w:rPr>
+            <w:color w:val="0000EE"/>
+            <w:u w:val="single"/>
+          </w:rPr>
+          <w:t>結22:11</w:t>
+        </w:r>
+      </w:hyperlink>
+      <w:r>
+        <w:rPr>
+          <w:lang w:val="zh_TW" w:bidi="zh_TW"/>
+        </w:rPr>
+        <w:t>；</w:t>
+      </w:r>
+      <w:hyperlink r:id="rId25">
+        <w:r>
+          <w:rPr>
+            <w:lang w:val="zh_TW" w:bidi="zh_TW"/>
+          </w:rPr>
+          <w:rPr>
+            <w:color w:val="0000EE"/>
+            <w:u w:val="single"/>
+          </w:rPr>
+          <w:t>瑪3:5</w:t>
+        </w:r>
+      </w:hyperlink>
+      <w:r>
+        <w:rPr>
+          <w:lang w:val="zh_TW" w:bidi="zh_TW"/>
+        </w:rPr>
+        <w:t>）。</w:t>
+      </w:r>
+    </w:p>
+    <w:p>
+      <w:pPr>
+        <w:pStyle w:val="ListBullet"/>
+        <w:spacing w:line="240" w:lineRule="auto"/>
+        <w:ind w:left="720"/>
+      </w:pPr>
+      <w:r>
+        <w:rPr>
+          <w:lang w:val="zh_TW" w:bidi="zh_TW"/>
+        </w:rPr>
+      </w:r>
+      <w:r>
+        <w:rPr>
+          <w:lang w:val="zh_TW" w:bidi="zh_TW"/>
+        </w:rPr>
+        <w:t>箴言描述姦淫是自我毀滅（</w:t>
+      </w:r>
+      <w:hyperlink r:id="rId26">
+        <w:r>
+          <w:rPr>
+            <w:lang w:val="zh_TW" w:bidi="zh_TW"/>
+          </w:rPr>
+          <w:rPr>
+            <w:color w:val="0000EE"/>
+            <w:u w:val="single"/>
+          </w:rPr>
+          <w:t>箴6:23</w:t>
+        </w:r>
+      </w:hyperlink>
+      <w:r>
+        <w:rPr>
+          <w:lang w:val="zh_TW" w:bidi="zh_TW"/>
+        </w:rPr>
+        <w:t>–</w:t>
+      </w:r>
+      <w:hyperlink r:id="rId26">
+        <w:r>
+          <w:rPr>
+            <w:lang w:val="zh_TW" w:bidi="zh_TW"/>
+          </w:rPr>
+          <w:rPr>
+            <w:color w:val="0000EE"/>
+            <w:u w:val="single"/>
+          </w:rPr>
+          <w:t>35</w:t>
+        </w:r>
+      </w:hyperlink>
+      <w:r>
+        <w:rPr>
+          <w:lang w:val="zh_TW" w:bidi="zh_TW"/>
+        </w:rPr>
+        <w:t>；參</w:t>
+      </w:r>
+      <w:hyperlink r:id="rId27">
+        <w:r>
+          <w:rPr>
+            <w:lang w:val="zh_TW" w:bidi="zh_TW"/>
+          </w:rPr>
+          <w:rPr>
+            <w:color w:val="0000EE"/>
+            <w:u w:val="single"/>
+          </w:rPr>
+          <w:t>7:6</w:t>
+        </w:r>
+      </w:hyperlink>
+      <w:r>
+        <w:rPr>
+          <w:lang w:val="zh_TW" w:bidi="zh_TW"/>
+        </w:rPr>
+        <w:t>–</w:t>
+      </w:r>
+      <w:hyperlink r:id="rId27">
+        <w:r>
+          <w:rPr>
+            <w:lang w:val="zh_TW" w:bidi="zh_TW"/>
+          </w:rPr>
+          <w:rPr>
+            <w:color w:val="0000EE"/>
+            <w:u w:val="single"/>
+          </w:rPr>
+          <w:t>27</w:t>
+        </w:r>
+      </w:hyperlink>
+      <w:r>
+        <w:rPr>
+          <w:lang w:val="zh_TW" w:bidi="zh_TW"/>
+        </w:rPr>
+        <w:t>）。</w:t>
+      </w:r>
+    </w:p>
+    <w:p>
+      <w:pPr/>
+      <w:r>
+        <w:rPr>
+          <w:lang w:val="zh_TW" w:bidi="zh_TW"/>
+        </w:rPr>
+      </w:r>
+      <w:r>
+        <w:rPr>
+          <w:lang w:val="zh_TW" w:bidi="zh_TW"/>
+        </w:rPr>
+        <w:t>新約聖經繼續這種譴責，調若人不悔改，姦淫會使其被排除在神的國之外（</w:t>
+      </w:r>
+      <w:hyperlink r:id="rId28">
+        <w:r>
+          <w:rPr>
+            <w:lang w:val="zh_TW" w:bidi="zh_TW"/>
+          </w:rPr>
+          <w:rPr>
+            <w:color w:val="0000EE"/>
+            <w:u w:val="single"/>
+          </w:rPr>
+          <w:t>林前6:9</w:t>
+        </w:r>
+      </w:hyperlink>
+      <w:r>
+        <w:rPr>
+          <w:lang w:val="zh_TW" w:bidi="zh_TW"/>
+        </w:rPr>
+        <w:t>）。這與愛鄰舍的道理相反（</w:t>
+      </w:r>
+      <w:hyperlink r:id="rId29">
+        <w:r>
+          <w:rPr>
+            <w:lang w:val="zh_TW" w:bidi="zh_TW"/>
+          </w:rPr>
+          <w:rPr>
+            <w:color w:val="0000EE"/>
+            <w:u w:val="single"/>
+          </w:rPr>
+          <w:t>羅13:9</w:t>
+        </w:r>
+      </w:hyperlink>
+      <w:r>
+        <w:rPr>
+          <w:lang w:val="zh_TW" w:bidi="zh_TW"/>
+        </w:rPr>
+        <w:t>–</w:t>
+      </w:r>
+      <w:hyperlink r:id="rId29">
+        <w:r>
+          <w:rPr>
+            <w:lang w:val="zh_TW" w:bidi="zh_TW"/>
+          </w:rPr>
+          <w:rPr>
+            <w:color w:val="0000EE"/>
+            <w:u w:val="single"/>
+          </w:rPr>
+          <w:t>10</w:t>
+        </w:r>
+      </w:hyperlink>
+      <w:r>
+        <w:rPr>
+          <w:lang w:val="zh_TW" w:bidi="zh_TW"/>
+        </w:rPr>
+        <w:t>），且神要審判犯姦淫的人（</w:t>
+      </w:r>
+      <w:hyperlink r:id="rId30">
+        <w:r>
+          <w:rPr>
+            <w:lang w:val="zh_TW" w:bidi="zh_TW"/>
+          </w:rPr>
+          <w:rPr>
+            <w:color w:val="0000EE"/>
+            <w:u w:val="single"/>
+          </w:rPr>
+          <w:t>來13:4</w:t>
+        </w:r>
+      </w:hyperlink>
+      <w:r>
+        <w:rPr>
+          <w:lang w:val="zh_TW" w:bidi="zh_TW"/>
+        </w:rPr>
+        <w:t>）。</w:t>
+      </w:r>
+    </w:p>
+    <w:p>
+      <w:pPr/>
+      <w:r>
+        <w:rPr>
+          <w:lang w:val="zh_TW" w:bidi="zh_TW"/>
+        </w:rPr>
+      </w:r>
+      <w:r>
+        <w:rPr>
+          <w:lang w:val="zh_TW" w:bidi="zh_TW"/>
+        </w:rPr>
+        <w:t>在舊約聖經中，姦淫的懲罰是處死男女雙方（</w:t>
+      </w:r>
+      <w:hyperlink r:id="rId31">
+        <w:r>
+          <w:rPr>
+            <w:lang w:val="zh_TW" w:bidi="zh_TW"/>
+          </w:rPr>
+          <w:rPr>
+            <w:color w:val="0000EE"/>
+            <w:u w:val="single"/>
+          </w:rPr>
+          <w:t>利20:10</w:t>
+        </w:r>
+      </w:hyperlink>
+      <w:r>
+        <w:rPr>
+          <w:lang w:val="zh_TW" w:bidi="zh_TW"/>
+        </w:rPr>
+        <w:t>；</w:t>
+      </w:r>
+      <w:hyperlink r:id="rId32">
+        <w:r>
+          <w:rPr>
+            <w:lang w:val="zh_TW" w:bidi="zh_TW"/>
+          </w:rPr>
+          <w:rPr>
+            <w:color w:val="0000EE"/>
+            <w:u w:val="single"/>
+          </w:rPr>
+          <w:t>申22:22</w:t>
+        </w:r>
+      </w:hyperlink>
+      <w:r>
+        <w:rPr>
+          <w:lang w:val="zh_TW" w:bidi="zh_TW"/>
+        </w:rPr>
+        <w:t>），這種情況適用於婦女已經與另一個男人訂婚，而不適用於強姦的情況（在這情況下，只有男子會被處死——</w:t>
+      </w:r>
+      <w:hyperlink r:id="rId33">
+        <w:r>
+          <w:rPr>
+            <w:lang w:val="zh_TW" w:bidi="zh_TW"/>
+          </w:rPr>
+          <w:rPr>
+            <w:color w:val="0000EE"/>
+            <w:u w:val="single"/>
+          </w:rPr>
+          <w:t>申22:23</w:t>
+        </w:r>
+      </w:hyperlink>
+      <w:r>
+        <w:rPr>
+          <w:lang w:val="zh_TW" w:bidi="zh_TW"/>
+        </w:rPr>
+        <w:t>–</w:t>
+      </w:r>
+      <w:hyperlink r:id="rId33">
+        <w:r>
+          <w:rPr>
+            <w:lang w:val="zh_TW" w:bidi="zh_TW"/>
+          </w:rPr>
+          <w:rPr>
+            <w:color w:val="0000EE"/>
+            <w:u w:val="single"/>
+          </w:rPr>
+          <w:t>27</w:t>
+        </w:r>
+      </w:hyperlink>
+      <w:r>
+        <w:rPr>
+          <w:lang w:val="zh_TW" w:bidi="zh_TW"/>
+        </w:rPr>
+        <w:t>）。「就把那惡從你們中間除掉」（</w:t>
+      </w:r>
+      <w:hyperlink r:id="rId34">
+        <w:r>
+          <w:rPr>
+            <w:lang w:val="zh_TW" w:bidi="zh_TW"/>
+          </w:rPr>
+          <w:rPr>
+            <w:color w:val="0000EE"/>
+            <w:u w:val="single"/>
+          </w:rPr>
+          <w:t>申22:24）</w:t>
+        </w:r>
+      </w:hyperlink>
+      <w:r>
+        <w:rPr>
+          <w:lang w:val="zh_TW" w:bidi="zh_TW"/>
+        </w:rPr>
+        <w:t>這命令表明，姦淫不僅威脅犯罪者的家庭，也危害社會健康。</w:t>
+      </w:r>
+    </w:p>
+    <w:p>
+      <w:pPr/>
+      <w:r>
+        <w:rPr>
+          <w:lang w:val="zh_TW" w:bidi="zh_TW"/>
+        </w:rPr>
+      </w:r>
+      <w:r>
+        <w:rPr>
+          <w:lang w:val="zh_TW" w:bidi="zh_TW"/>
+        </w:rPr>
+        <w:t>由於姦淫的後果非常嚴重，必須罪名確鑿，才能懲罰。如果只是懷疑姦淫，妻子需要通過起誓並喝苦水來接受測試。由於測試是在神面前進行，其結果被認為能揭示真相（</w:t>
+      </w:r>
+      <w:hyperlink r:id="rId35">
+        <w:r>
+          <w:rPr>
+            <w:lang w:val="zh_TW" w:bidi="zh_TW"/>
+          </w:rPr>
+          <w:rPr>
+            <w:color w:val="0000EE"/>
+            <w:u w:val="single"/>
+          </w:rPr>
+          <w:t>民5:11</w:t>
+        </w:r>
+      </w:hyperlink>
+      <w:r>
+        <w:rPr>
+          <w:lang w:val="zh_TW" w:bidi="zh_TW"/>
+        </w:rPr>
+        <w:t>–</w:t>
+      </w:r>
+      <w:hyperlink r:id="rId35">
+        <w:r>
+          <w:rPr>
+            <w:lang w:val="zh_TW" w:bidi="zh_TW"/>
+          </w:rPr>
+          <w:rPr>
+            <w:color w:val="0000EE"/>
+            <w:u w:val="single"/>
+          </w:rPr>
+          <w:t>31</w:t>
+        </w:r>
+      </w:hyperlink>
+      <w:r>
+        <w:rPr>
+          <w:lang w:val="zh_TW" w:bidi="zh_TW"/>
+        </w:rPr>
+        <w:t>）。</w:t>
+      </w:r>
+    </w:p>
+    <w:p>
+      <w:pPr/>
+      <w:r>
+        <w:rPr>
+          <w:lang w:val="zh_TW" w:bidi="zh_TW"/>
+        </w:rPr>
+      </w:r>
+      <w:r>
+        <w:rPr>
+          <w:lang w:val="zh_TW" w:bidi="zh_TW"/>
+        </w:rPr>
+        <w:t>在舊約和新約中，姦淫也被用來象徵人對神的不忠。舊約先知將神與百姓約的關係比作婚姻（</w:t>
+      </w:r>
+      <w:hyperlink r:id="rId36">
+        <w:r>
+          <w:rPr>
+            <w:lang w:val="zh_TW" w:bidi="zh_TW"/>
+          </w:rPr>
+          <w:rPr>
+            <w:color w:val="0000EE"/>
+            <w:u w:val="single"/>
+          </w:rPr>
+          <w:t>賽54:5</w:t>
+        </w:r>
+      </w:hyperlink>
+      <w:r>
+        <w:rPr>
+          <w:lang w:val="zh_TW" w:bidi="zh_TW"/>
+        </w:rPr>
+        <w:t>–</w:t>
+      </w:r>
+      <w:hyperlink r:id="rId36">
+        <w:r>
+          <w:rPr>
+            <w:lang w:val="zh_TW" w:bidi="zh_TW"/>
+          </w:rPr>
+          <w:rPr>
+            <w:color w:val="0000EE"/>
+            <w:u w:val="single"/>
+          </w:rPr>
+          <w:t>8</w:t>
+        </w:r>
+      </w:hyperlink>
+      <w:r>
+        <w:rPr>
+          <w:lang w:val="zh_TW" w:bidi="zh_TW"/>
+        </w:rPr>
+        <w:t>；參</w:t>
+      </w:r>
+      <w:hyperlink r:id="rId37">
+        <w:r>
+          <w:rPr>
+            <w:lang w:val="zh_TW" w:bidi="zh_TW"/>
+          </w:rPr>
+          <w:rPr>
+            <w:color w:val="0000EE"/>
+            <w:u w:val="single"/>
+          </w:rPr>
+          <w:t>啟21:2</w:t>
+        </w:r>
+      </w:hyperlink>
+      <w:r>
+        <w:rPr>
+          <w:lang w:val="zh_TW" w:bidi="zh_TW"/>
+        </w:rPr>
+        <w:t>），破壞這種關係（尤其是通過崇拜偶像），就被視為屬靈的姦淫（</w:t>
+      </w:r>
+      <w:hyperlink r:id="rId38">
+        <w:r>
+          <w:rPr>
+            <w:lang w:val="zh_TW" w:bidi="zh_TW"/>
+          </w:rPr>
+          <w:rPr>
+            <w:color w:val="0000EE"/>
+            <w:u w:val="single"/>
+          </w:rPr>
+          <w:t>耶5:7</w:t>
+        </w:r>
+      </w:hyperlink>
+      <w:r>
+        <w:rPr>
+          <w:lang w:val="zh_TW" w:bidi="zh_TW"/>
+        </w:rPr>
+        <w:t>–</w:t>
+      </w:r>
+      <w:hyperlink r:id="rId38">
+        <w:r>
+          <w:rPr>
+            <w:lang w:val="zh_TW" w:bidi="zh_TW"/>
+          </w:rPr>
+          <w:rPr>
+            <w:color w:val="0000EE"/>
+            <w:u w:val="single"/>
+          </w:rPr>
+          <w:t>8，</w:t>
+        </w:r>
+      </w:hyperlink>
+      <w:hyperlink r:id="rId39">
+        <w:r>
+          <w:rPr>
+            <w:lang w:val="zh_TW" w:bidi="zh_TW"/>
+          </w:rPr>
+          <w:rPr>
+            <w:color w:val="0000EE"/>
+            <w:u w:val="single"/>
+          </w:rPr>
+          <w:t>13:22</w:t>
+        </w:r>
+      </w:hyperlink>
+      <w:r>
+        <w:rPr>
+          <w:lang w:val="zh_TW" w:bidi="zh_TW"/>
+        </w:rPr>
+        <w:t>–</w:t>
+      </w:r>
+      <w:hyperlink r:id="rId39">
+        <w:r>
+          <w:rPr>
+            <w:lang w:val="zh_TW" w:bidi="zh_TW"/>
+          </w:rPr>
+          <w:rPr>
+            <w:color w:val="0000EE"/>
+            <w:u w:val="single"/>
+          </w:rPr>
+          <w:t>27</w:t>
+        </w:r>
+      </w:hyperlink>
+      <w:r>
+        <w:rPr>
+          <w:lang w:val="zh_TW" w:bidi="zh_TW"/>
+        </w:rPr>
+        <w:t>；</w:t>
+      </w:r>
+      <w:hyperlink r:id="rId40">
+        <w:r>
+          <w:rPr>
+            <w:lang w:val="zh_TW" w:bidi="zh_TW"/>
+          </w:rPr>
+          <w:rPr>
+            <w:color w:val="0000EE"/>
+            <w:u w:val="single"/>
+          </w:rPr>
+          <w:t>結23:37</w:t>
+        </w:r>
+      </w:hyperlink>
+      <w:r>
+        <w:rPr>
+          <w:lang w:val="zh_TW" w:bidi="zh_TW"/>
+        </w:rPr>
+        <w:t>）。</w:t>
+      </w:r>
+    </w:p>
+    <w:p>
+      <w:pPr/>
+      <w:r>
+        <w:rPr>
+          <w:lang w:val="zh_TW" w:bidi="zh_TW"/>
+        </w:rPr>
+      </w:r>
+      <w:r>
+        <w:rPr>
+          <w:lang w:val="zh_TW" w:bidi="zh_TW"/>
+        </w:rPr>
+        <w:t>耶穌也用屬靈上的姦淫來描述那些拒絕祂的身份或要求證明祂神性的人（</w:t>
+      </w:r>
+      <w:hyperlink r:id="rId41">
+        <w:r>
+          <w:rPr>
+            <w:lang w:val="zh_TW" w:bidi="zh_TW"/>
+          </w:rPr>
+          <w:rPr>
+            <w:color w:val="0000EE"/>
+            <w:u w:val="single"/>
+          </w:rPr>
+          <w:t>太12:39，</w:t>
+        </w:r>
+      </w:hyperlink>
+      <w:hyperlink r:id="rId42">
+        <w:r>
+          <w:rPr>
+            <w:lang w:val="zh_TW" w:bidi="zh_TW"/>
+          </w:rPr>
+          <w:rPr>
+            <w:color w:val="0000EE"/>
+            <w:u w:val="single"/>
+          </w:rPr>
+          <w:t>16:4</w:t>
+        </w:r>
+      </w:hyperlink>
+      <w:r>
+        <w:rPr>
+          <w:lang w:val="zh_TW" w:bidi="zh_TW"/>
+        </w:rPr>
+        <w:t>；</w:t>
+      </w:r>
+      <w:hyperlink r:id="rId43">
+        <w:r>
+          <w:rPr>
+            <w:lang w:val="zh_TW" w:bidi="zh_TW"/>
+          </w:rPr>
+          <w:rPr>
+            <w:color w:val="0000EE"/>
+            <w:u w:val="single"/>
+          </w:rPr>
+          <w:t>可8:38</w:t>
+        </w:r>
+      </w:hyperlink>
+      <w:r>
+        <w:rPr>
+          <w:lang w:val="zh_TW" w:bidi="zh_TW"/>
+        </w:rPr>
+        <w:t>）。在</w:t>
+      </w:r>
+      <w:hyperlink r:id="rId44">
+        <w:r>
+          <w:rPr>
+            <w:lang w:val="zh_TW" w:bidi="zh_TW"/>
+          </w:rPr>
+          <w:rPr>
+            <w:color w:val="0000EE"/>
+            <w:u w:val="single"/>
+          </w:rPr>
+          <w:t>雅各書四章4至6節</w:t>
+        </w:r>
+      </w:hyperlink>
+      <w:r>
+        <w:rPr>
+          <w:lang w:val="zh_TW" w:bidi="zh_TW"/>
+        </w:rPr>
+        <w:t>中，神被描述為一位慈愛的、嫉妒的丈夫，與世俗為友且犯姦淫的百姓就是與祂為敵。</w:t>
+      </w:r>
+    </w:p>
+    <w:p>
+      <w:pPr/>
+      <w:r>
+        <w:rPr>
+          <w:lang w:val="zh_TW" w:bidi="zh_TW"/>
+        </w:rPr>
+      </w:r>
+      <w:r>
+        <w:rPr>
+          <w:lang w:val="zh_TW" w:bidi="zh_TW"/>
+        </w:rPr>
+        <w:t>先知何西阿特別關注這一主題，神藉何西阿的個人經歷傳達重要信息。何西阿的妻子對他不忠，正如神的百姓對祂不忠一樣。這個故事揭示了：</w:t>
+      </w:r>
+    </w:p>
+    <w:p>
+      <w:pPr>
+        <w:pStyle w:val="ListNumber"/>
+        <w:numPr>
+          <w:ilvl w:val="0"/>
+          <w:numId w:val="14"/>
+        </w:numPr>
+        <w:spacing w:line="240" w:lineRule="auto"/>
+        <w:ind w:left="720"/>
+      </w:pPr>
+      <w:r>
+        <w:rPr>
+          <w:lang w:val="zh_TW" w:bidi="zh_TW"/>
+        </w:rPr>
+      </w:r>
+      <w:r>
+        <w:rPr>
+          <w:lang w:val="zh_TW" w:bidi="zh_TW"/>
+        </w:rPr>
+        <w:t>神的百姓對祂不忠的嚴重性（</w:t>
+      </w:r>
+      <w:hyperlink r:id="rId45">
+        <w:r>
+          <w:rPr>
+            <w:lang w:val="zh_TW" w:bidi="zh_TW"/>
+          </w:rPr>
+          <w:rPr>
+            <w:color w:val="0000EE"/>
+            <w:u w:val="single"/>
+          </w:rPr>
+          <w:t>何2:2</w:t>
+        </w:r>
+      </w:hyperlink>
+      <w:r>
+        <w:rPr>
+          <w:lang w:val="zh_TW" w:bidi="zh_TW"/>
+        </w:rPr>
+        <w:t>–</w:t>
+      </w:r>
+      <w:hyperlink r:id="rId45">
+        <w:r>
+          <w:rPr>
+            <w:lang w:val="zh_TW" w:bidi="zh_TW"/>
+          </w:rPr>
+          <w:rPr>
+            <w:color w:val="0000EE"/>
+            <w:u w:val="single"/>
+          </w:rPr>
+          <w:t>6</w:t>
+        </w:r>
+      </w:hyperlink>
+      <w:r>
+        <w:rPr>
+          <w:lang w:val="zh_TW" w:bidi="zh_TW"/>
+        </w:rPr>
+        <w:t>）</w:t>
+      </w:r>
+    </w:p>
+    <w:p>
+      <w:pPr>
+        <w:pStyle w:val="ListNumber"/>
+        <w:spacing w:line="240" w:lineRule="auto"/>
+        <w:ind w:left="720"/>
+      </w:pPr>
+      <w:r>
+        <w:rPr>
+          <w:lang w:val="zh_TW" w:bidi="zh_TW"/>
+        </w:rPr>
+      </w:r>
+      <w:r>
+        <w:rPr>
+          <w:lang w:val="zh_TW" w:bidi="zh_TW"/>
+        </w:rPr>
+        <w:t>神渴望恢復這關係（</w:t>
+      </w:r>
+      <w:hyperlink r:id="rId46">
+        <w:r>
+          <w:rPr>
+            <w:lang w:val="zh_TW" w:bidi="zh_TW"/>
+          </w:rPr>
+          <w:rPr>
+            <w:color w:val="0000EE"/>
+            <w:u w:val="single"/>
+          </w:rPr>
+          <w:t>3:1</w:t>
+        </w:r>
+      </w:hyperlink>
+      <w:r>
+        <w:rPr>
+          <w:lang w:val="zh_TW" w:bidi="zh_TW"/>
+        </w:rPr>
+        <w:t>–</w:t>
+      </w:r>
+      <w:hyperlink r:id="rId46">
+        <w:r>
+          <w:rPr>
+            <w:lang w:val="zh_TW" w:bidi="zh_TW"/>
+          </w:rPr>
+          <w:rPr>
+            <w:color w:val="0000EE"/>
+            <w:u w:val="single"/>
+          </w:rPr>
+          <w:t>5</w:t>
+        </w:r>
+      </w:hyperlink>
+      <w:r>
+        <w:rPr>
+          <w:lang w:val="zh_TW" w:bidi="zh_TW"/>
+        </w:rPr>
+        <w:t>）</w:t>
+      </w:r>
+    </w:p>
+    <w:p>
+      <w:pPr/>
+      <w:r>
+        <w:rPr>
+          <w:lang w:val="zh_TW" w:bidi="zh_TW"/>
+        </w:rPr>
+      </w:r>
+      <w:r>
+        <w:rPr>
+          <w:lang w:val="zh_TW" w:bidi="zh_TW"/>
+        </w:rPr>
+        <w:t>對神不忠（屬靈的姦淫）會招致神的審判，就像肉體上的姦淫一樣。然而，在這兩種情況下，神最大的渴望是修復關係，這需要人真心悔改，回轉向神（</w:t>
+      </w:r>
+      <w:hyperlink r:id="rId47">
+        <w:r>
+          <w:rPr>
+            <w:lang w:val="zh_TW" w:bidi="zh_TW"/>
+          </w:rPr>
+          <w:rPr>
+            <w:color w:val="0000EE"/>
+            <w:u w:val="single"/>
+          </w:rPr>
+          <w:t>耶3:1</w:t>
+        </w:r>
+      </w:hyperlink>
+      <w:r>
+        <w:rPr>
+          <w:lang w:val="zh_TW" w:bidi="zh_TW"/>
+        </w:rPr>
+        <w:t>–</w:t>
+      </w:r>
+      <w:hyperlink r:id="rId47">
+        <w:r>
+          <w:rPr>
+            <w:lang w:val="zh_TW" w:bidi="zh_TW"/>
+          </w:rPr>
+          <w:rPr>
+            <w:color w:val="0000EE"/>
+            <w:u w:val="single"/>
+          </w:rPr>
+          <w:t>14</w:t>
+        </w:r>
+      </w:hyperlink>
+      <w:r>
+        <w:rPr>
+          <w:lang w:val="zh_TW" w:bidi="zh_TW"/>
+        </w:rPr>
+        <w:t>；</w:t>
+      </w:r>
+      <w:hyperlink r:id="rId48">
+        <w:r>
+          <w:rPr>
+            <w:lang w:val="zh_TW" w:bidi="zh_TW"/>
+          </w:rPr>
+          <w:rPr>
+            <w:color w:val="0000EE"/>
+            <w:u w:val="single"/>
+          </w:rPr>
+          <w:t>結16:1</w:t>
+        </w:r>
+      </w:hyperlink>
+      <w:r>
+        <w:rPr>
+          <w:lang w:val="zh_TW" w:bidi="zh_TW"/>
+        </w:rPr>
+        <w:t>–</w:t>
+      </w:r>
+      <w:hyperlink r:id="rId48">
+        <w:r>
+          <w:rPr>
+            <w:lang w:val="zh_TW" w:bidi="zh_TW"/>
+          </w:rPr>
+          <w:rPr>
+            <w:color w:val="0000EE"/>
+            <w:u w:val="single"/>
+          </w:rPr>
+          <w:t>63</w:t>
+        </w:r>
+      </w:hyperlink>
+      <w:r>
+        <w:rPr>
+          <w:lang w:val="zh_TW" w:bidi="zh_TW"/>
+        </w:rPr>
+        <w:t>）。</w:t>
+      </w:r>
+    </w:p>
+    <w:p>
+      <w:pPr/>
+      <w:r>
+        <w:rPr>
+          <w:lang w:val="zh_TW" w:bidi="zh_TW"/>
+        </w:rPr>
+      </w:r>
+      <w:r>
+        <w:rPr>
           <w:i/>
           <w:lang w:val="zh_TW" w:bidi="zh_TW"/>
         </w:rPr>
+        <w:t>另見</w:t>
+      </w:r>
+      <w:r>
+        <w:rPr>
+          <w:lang w:val="zh_TW" w:bidi="zh_TW"/>
+        </w:rPr>
+        <w:t xml:space="preserve"> </w:t>
+      </w:r>
+      <w:r>
+        <w:rPr>
+          <w:lang w:val="zh_TW" w:bidi="zh_TW"/>
+        </w:rPr>
+        <w:t>休妻</w:t>
+      </w:r>
+      <w:r>
+        <w:rPr>
+          <w:lang w:val="zh_TW" w:bidi="zh_TW"/>
+        </w:rPr>
+        <w:t>；</w:t>
+      </w:r>
+      <w:r>
+        <w:rPr>
+          <w:lang w:val="zh_TW" w:bidi="zh_TW"/>
+        </w:rPr>
+        <w:t>婚姻，婚姻習俗</w:t>
+      </w:r>
+      <w:r>
+        <w:rPr>
+          <w:lang w:val="zh_TW" w:bidi="zh_TW"/>
+        </w:rPr>
+        <w:t>；</w:t>
+      </w:r>
+      <w:r>
+        <w:rPr>
+          <w:lang w:val="zh_TW" w:bidi="zh_TW"/>
+        </w:rPr>
+        <w:t>淫亂</w:t>
+      </w:r>
+      <w:r>
+        <w:rPr>
+          <w:lang w:val="zh_TW" w:bidi="zh_TW"/>
+        </w:rPr>
+        <w:t>。</w:t>
+      </w:r>
+      <w:r>
+        <w:rPr>
+          <w:lang w:val="zh_TW" w:bidi="zh_TW"/>
+        </w:rPr>
+      </w:r>
+      <w:r>
+        <w:rPr>
+          <w:lang w:val="zh_TW" w:bidi="zh_TW"/>
+        </w:rPr>
+      </w:r>
+    </w:p>
+    <w:p>
+      <w:pPr/>
+      <w:r>
+        <w:rPr>
+          <w:lang w:val="zh_TW" w:bidi="zh_TW"/>
+        </w:rPr>
+      </w:r>
+    </w:p>
+    <w:p>
+      <w:pPr>
+        <w:pStyle w:val="Heading2"/>
+      </w:pPr>
+      <w:r>
+        <w:rPr>
+          <w:lang w:val="zh_TW" w:bidi="zh_TW"/>
+        </w:rPr>
+        <w:t>堅持</w:t>
+      </w:r>
+      <w:r>
+        <w:rPr>
+          <w:lang w:val="zh_TW" w:bidi="zh_TW"/>
+        </w:rPr>
+      </w:r>
+    </w:p>
+    <w:p>
+      <w:pPr/>
+      <w:r>
+        <w:rPr>
+          <w:lang w:val="zh_TW" w:bidi="zh_TW"/>
+        </w:rPr>
+      </w:r>
+      <w:r>
+        <w:rPr>
+          <w:lang w:val="zh_TW" w:bidi="zh_TW"/>
+        </w:rPr>
+        <w:t>堅持（堅忍，和合本有時譯為：忍耐）是指即使面對困難，仍持續不懈地去完成某件事。</w:t>
+      </w:r>
+    </w:p>
+    <w:p>
+      <w:pPr>
+        <w:pStyle w:val="Heading3"/>
+      </w:pPr>
+      <w:r>
+        <w:rPr>
+          <w:lang w:val="zh_TW" w:bidi="zh_TW"/>
+        </w:rPr>
+        <w:t>舊約中的堅持</w:t>
+      </w:r>
+    </w:p>
+    <w:p>
+      <w:pPr/>
+      <w:r>
+        <w:rPr>
+          <w:lang w:val="zh_TW" w:bidi="zh_TW"/>
+        </w:rPr>
+      </w:r>
+      <w:r>
+        <w:rPr>
+          <w:lang w:val="zh_TW" w:bidi="zh_TW"/>
+        </w:rPr>
+        <w:t>在舊約中，以色列民等待多年，期盼神的應許成就。許多信徒在未見應許實現前就已去世（</w:t>
+      </w:r>
+      <w:hyperlink r:id="rId49">
+        <w:r>
+          <w:rPr>
+            <w:lang w:val="zh_TW" w:bidi="zh_TW"/>
+          </w:rPr>
+          <w:rPr>
+            <w:color w:val="0000EE"/>
+            <w:u w:val="single"/>
+          </w:rPr>
+          <w:t>來11:1、13、21</w:t>
+        </w:r>
+      </w:hyperlink>
+      <w:hyperlink r:id="rId50">
+        <w:r>
+          <w:rPr>
+            <w:lang w:val="zh_TW" w:bidi="zh_TW"/>
+          </w:rPr>
+          <w:rPr>
+            <w:color w:val="0000EE"/>
+            <w:u w:val="single"/>
+          </w:rPr>
+          <w:t>–</w:t>
+        </w:r>
+      </w:hyperlink>
+      <w:hyperlink r:id="rId49">
+        <w:r>
+          <w:rPr>
+            <w:lang w:val="zh_TW" w:bidi="zh_TW"/>
+          </w:rPr>
+          <w:rPr>
+            <w:color w:val="0000EE"/>
+            <w:u w:val="single"/>
+          </w:rPr>
+          <w:t>22、39</w:t>
+        </w:r>
+      </w:hyperlink>
+      <w:r>
+        <w:rPr>
+          <w:lang w:val="zh_TW" w:bidi="zh_TW"/>
+        </w:rPr>
+        <w:t>）。神對亞伯拉罕的應許給予百姓數百年的盼望，直到他們終於住在迦南地。以色列人在曠野的旅途中學到了一個重要教訓：他們失去最初的熱情，這阻礙他們進入應許之地，以色列民永遠銘記這一教訓（</w:t>
+      </w:r>
+      <w:hyperlink r:id="rId51">
+        <w:r>
+          <w:rPr>
+            <w:lang w:val="zh_TW" w:bidi="zh_TW"/>
+          </w:rPr>
+          <w:rPr>
+            <w:color w:val="0000EE"/>
+            <w:u w:val="single"/>
+          </w:rPr>
+          <w:t>來3:16–19</w:t>
+        </w:r>
+      </w:hyperlink>
+      <w:r>
+        <w:rPr>
+          <w:lang w:val="zh_TW" w:bidi="zh_TW"/>
+        </w:rPr>
+        <w:t>）。先知們（神的代言人）總是在失敗和困難之中看到未來的盼望，並幫助百姓堅定他們的信心（</w:t>
+      </w:r>
+      <w:hyperlink r:id="rId52">
+        <w:r>
+          <w:rPr>
+            <w:lang w:val="zh_TW" w:bidi="zh_TW"/>
+          </w:rPr>
+          <w:rPr>
+            <w:color w:val="0000EE"/>
+            <w:u w:val="single"/>
+          </w:rPr>
+          <w:t>耶32:1–15</w:t>
+        </w:r>
+      </w:hyperlink>
+      <w:r>
+        <w:rPr>
+          <w:lang w:val="zh_TW" w:bidi="zh_TW"/>
+        </w:rPr>
+        <w:t>；</w:t>
+      </w:r>
+      <w:hyperlink r:id="rId53">
+        <w:r>
+          <w:rPr>
+            <w:lang w:val="zh_TW" w:bidi="zh_TW"/>
+          </w:rPr>
+          <w:rPr>
+            <w:color w:val="0000EE"/>
+            <w:u w:val="single"/>
+          </w:rPr>
+          <w:t>何3:4–5</w:t>
+        </w:r>
+      </w:hyperlink>
+      <w:r>
+        <w:rPr>
+          <w:lang w:val="zh_TW" w:bidi="zh_TW"/>
+        </w:rPr>
+        <w:t>；</w:t>
+      </w:r>
+      <w:hyperlink r:id="rId54">
+        <w:r>
+          <w:rPr>
+            <w:lang w:val="zh_TW" w:bidi="zh_TW"/>
+          </w:rPr>
+          <w:rPr>
+            <w:color w:val="0000EE"/>
+            <w:u w:val="single"/>
+          </w:rPr>
+          <w:t>珥2:28–29</w:t>
+        </w:r>
+      </w:hyperlink>
+      <w:r>
+        <w:rPr>
+          <w:lang w:val="zh_TW" w:bidi="zh_TW"/>
+        </w:rPr>
+        <w:t>；</w:t>
+      </w:r>
+      <w:hyperlink r:id="rId55">
+        <w:r>
+          <w:rPr>
+            <w:lang w:val="zh_TW" w:bidi="zh_TW"/>
+          </w:rPr>
+          <w:rPr>
+            <w:color w:val="0000EE"/>
+            <w:u w:val="single"/>
+          </w:rPr>
+          <w:t>哈2:1–3</w:t>
+        </w:r>
+      </w:hyperlink>
+      <w:r>
+        <w:rPr>
+          <w:lang w:val="zh_TW" w:bidi="zh_TW"/>
+        </w:rPr>
+        <w:t>；</w:t>
+      </w:r>
+      <w:hyperlink r:id="rId56">
+        <w:r>
+          <w:rPr>
+            <w:lang w:val="zh_TW" w:bidi="zh_TW"/>
+          </w:rPr>
+          <w:rPr>
+            <w:color w:val="0000EE"/>
+            <w:u w:val="single"/>
+          </w:rPr>
+          <w:t>但12:11–13</w:t>
+        </w:r>
+      </w:hyperlink>
+      <w:r>
+        <w:rPr>
+          <w:lang w:val="zh_TW" w:bidi="zh_TW"/>
+        </w:rPr>
+        <w:t>）。</w:t>
+      </w:r>
+    </w:p>
+    <w:p>
+      <w:pPr>
+        <w:pStyle w:val="Heading3"/>
+      </w:pPr>
+      <w:r>
+        <w:rPr>
+          <w:lang w:val="zh_TW" w:bidi="zh_TW"/>
+        </w:rPr>
+        <w:t>新約中的堅持</w:t>
+      </w:r>
+    </w:p>
+    <w:p>
+      <w:pPr/>
+      <w:r>
+        <w:rPr>
+          <w:lang w:val="zh_TW" w:bidi="zh_TW"/>
+        </w:rPr>
+      </w:r>
+      <w:r>
+        <w:rPr>
+          <w:lang w:val="zh_TW" w:bidi="zh_TW"/>
+        </w:rPr>
+        <w:t>新約也勸勉信徒持續堅持。希臘文常用的詞是</w:t>
+      </w:r>
+      <w:r>
+        <w:rPr>
+          <w:i/>
+          <w:lang w:val="zh_TW" w:bidi="zh_TW"/>
+        </w:rPr>
+        <w:t>proskartereo</w:t>
+      </w:r>
+      <w:r>
+        <w:rPr>
+          <w:lang w:val="zh_TW" w:bidi="zh_TW"/>
+        </w:rPr>
+        <w:t>，意思是「持續專注或堅定不移」（</w:t>
+      </w:r>
+      <w:hyperlink r:id="rId57">
+        <w:r>
+          <w:rPr>
+            <w:lang w:val="zh_TW" w:bidi="zh_TW"/>
+          </w:rPr>
+          <w:rPr>
+            <w:color w:val="0000EE"/>
+            <w:u w:val="single"/>
+          </w:rPr>
+          <w:t>可3:9</w:t>
+        </w:r>
+      </w:hyperlink>
+      <w:r>
+        <w:rPr>
+          <w:lang w:val="zh_TW" w:bidi="zh_TW"/>
+        </w:rPr>
+        <w:t>；</w:t>
+      </w:r>
+      <w:hyperlink r:id="rId58">
+        <w:r>
+          <w:rPr>
+            <w:lang w:val="zh_TW" w:bidi="zh_TW"/>
+          </w:rPr>
+          <w:rPr>
+            <w:color w:val="0000EE"/>
+            <w:u w:val="single"/>
+          </w:rPr>
+          <w:t>徒8:13，</w:t>
+        </w:r>
+      </w:hyperlink>
+      <w:hyperlink r:id="rId59">
+        <w:r>
+          <w:rPr>
+            <w:lang w:val="zh_TW" w:bidi="zh_TW"/>
+          </w:rPr>
+          <w:rPr>
+            <w:color w:val="0000EE"/>
+            <w:u w:val="single"/>
+          </w:rPr>
+          <w:t>10:7</w:t>
+        </w:r>
+      </w:hyperlink>
+      <w:r>
+        <w:rPr>
+          <w:lang w:val="zh_TW" w:bidi="zh_TW"/>
+        </w:rPr>
+        <w:t>；</w:t>
+      </w:r>
+      <w:hyperlink r:id="rId60">
+        <w:r>
+          <w:rPr>
+            <w:lang w:val="zh_TW" w:bidi="zh_TW"/>
+          </w:rPr>
+          <w:rPr>
+            <w:color w:val="0000EE"/>
+            <w:u w:val="single"/>
+          </w:rPr>
+          <w:t>羅13:6）</w:t>
+        </w:r>
+      </w:hyperlink>
+      <w:r>
+        <w:rPr>
+          <w:lang w:val="zh_TW" w:bidi="zh_TW"/>
+        </w:rPr>
+        <w:t>。這個詞被譯為「忠心」、「持續」、「恆常」和「堅定不移」。</w:t>
+      </w:r>
+    </w:p>
+    <w:p>
+      <w:pPr>
+        <w:pStyle w:val="Heading3"/>
+      </w:pPr>
+      <w:r>
+        <w:rPr>
+          <w:lang w:val="zh_TW" w:bidi="zh_TW"/>
+        </w:rPr>
+        <w:t>信仰中的堅持</w:t>
+      </w:r>
+    </w:p>
+    <w:p>
+      <w:pPr/>
+      <w:r>
+        <w:rPr>
+          <w:lang w:val="zh_TW" w:bidi="zh_TW"/>
+        </w:rPr>
+      </w:r>
+      <w:r>
+        <w:rPr>
+          <w:lang w:val="zh_TW" w:bidi="zh_TW"/>
+        </w:rPr>
+        <w:t>聖經教導我們在信仰的許多方面應該堅持下去，不要放棄：</w:t>
+      </w:r>
+    </w:p>
+    <w:p>
+      <w:pPr>
+        <w:pStyle w:val="ListBullet"/>
+        <w:spacing w:line="240" w:lineRule="auto"/>
+        <w:ind w:left="720"/>
+      </w:pPr>
+      <w:r>
+        <w:rPr>
+          <w:lang w:val="zh_TW" w:bidi="zh_TW"/>
+        </w:rPr>
+      </w:r>
+      <w:r>
+        <w:rPr>
+          <w:lang w:val="zh_TW" w:bidi="zh_TW"/>
+        </w:rPr>
+        <w:t>在禱告中（</w:t>
+      </w:r>
+      <w:hyperlink r:id="rId61">
+        <w:r>
+          <w:rPr>
+            <w:lang w:val="zh_TW" w:bidi="zh_TW"/>
+          </w:rPr>
+          <w:rPr>
+            <w:color w:val="0000EE"/>
+            <w:u w:val="single"/>
+          </w:rPr>
+          <w:t>路18:1–8</w:t>
+        </w:r>
+      </w:hyperlink>
+      <w:r>
+        <w:rPr>
+          <w:lang w:val="zh_TW" w:bidi="zh_TW"/>
+        </w:rPr>
+        <w:t>；</w:t>
+      </w:r>
+      <w:hyperlink r:id="rId62">
+        <w:r>
+          <w:rPr>
+            <w:lang w:val="zh_TW" w:bidi="zh_TW"/>
+          </w:rPr>
+          <w:rPr>
+            <w:color w:val="0000EE"/>
+            <w:u w:val="single"/>
+          </w:rPr>
+          <w:t>西4:2</w:t>
+        </w:r>
+      </w:hyperlink>
+      <w:r>
+        <w:rPr>
+          <w:lang w:val="zh_TW" w:bidi="zh_TW"/>
+        </w:rPr>
+        <w:t>）</w:t>
+      </w:r>
+    </w:p>
+    <w:p>
+      <w:pPr>
+        <w:pStyle w:val="ListBullet"/>
+        <w:spacing w:line="240" w:lineRule="auto"/>
+        <w:ind w:left="720"/>
+      </w:pPr>
+      <w:r>
+        <w:rPr>
+          <w:lang w:val="zh_TW" w:bidi="zh_TW"/>
+        </w:rPr>
+      </w:r>
+      <w:r>
+        <w:rPr>
+          <w:lang w:val="zh_TW" w:bidi="zh_TW"/>
+        </w:rPr>
+        <w:t>在行善時（</w:t>
+      </w:r>
+      <w:hyperlink r:id="rId63">
+        <w:r>
+          <w:rPr>
+            <w:lang w:val="zh_TW" w:bidi="zh_TW"/>
+          </w:rPr>
+          <w:rPr>
+            <w:color w:val="0000EE"/>
+            <w:u w:val="single"/>
+          </w:rPr>
+          <w:t>羅2:7</w:t>
+        </w:r>
+      </w:hyperlink>
+      <w:r>
+        <w:rPr>
+          <w:lang w:val="zh_TW" w:bidi="zh_TW"/>
+        </w:rPr>
+        <w:t>；</w:t>
+      </w:r>
+      <w:hyperlink r:id="rId64">
+        <w:r>
+          <w:rPr>
+            <w:lang w:val="zh_TW" w:bidi="zh_TW"/>
+          </w:rPr>
+          <w:rPr>
+            <w:color w:val="0000EE"/>
+            <w:u w:val="single"/>
+          </w:rPr>
+          <w:t>加6:9</w:t>
+        </w:r>
+      </w:hyperlink>
+      <w:r>
+        <w:rPr>
+          <w:lang w:val="zh_TW" w:bidi="zh_TW"/>
+        </w:rPr>
+        <w:t>）</w:t>
+      </w:r>
+    </w:p>
+    <w:p>
+      <w:pPr>
+        <w:pStyle w:val="ListBullet"/>
+        <w:spacing w:line="240" w:lineRule="auto"/>
+        <w:ind w:left="720"/>
+      </w:pPr>
+      <w:r>
+        <w:rPr>
+          <w:lang w:val="zh_TW" w:bidi="zh_TW"/>
+        </w:rPr>
+      </w:r>
+      <w:r>
+        <w:rPr>
+          <w:lang w:val="zh_TW" w:bidi="zh_TW"/>
+        </w:rPr>
+        <w:t>在學習基督信仰時（</w:t>
+      </w:r>
+      <w:hyperlink r:id="rId65">
+        <w:r>
+          <w:rPr>
+            <w:lang w:val="zh_TW" w:bidi="zh_TW"/>
+          </w:rPr>
+          <w:rPr>
+            <w:color w:val="0000EE"/>
+            <w:u w:val="single"/>
+          </w:rPr>
+          <w:t>徒2:42</w:t>
+        </w:r>
+      </w:hyperlink>
+      <w:r>
+        <w:rPr>
+          <w:lang w:val="zh_TW" w:bidi="zh_TW"/>
+        </w:rPr>
+        <w:t>；</w:t>
+      </w:r>
+      <w:hyperlink r:id="rId66">
+        <w:r>
+          <w:rPr>
+            <w:lang w:val="zh_TW" w:bidi="zh_TW"/>
+          </w:rPr>
+          <w:rPr>
+            <w:color w:val="0000EE"/>
+            <w:u w:val="single"/>
+          </w:rPr>
+          <w:t>提後3:14</w:t>
+        </w:r>
+      </w:hyperlink>
+      <w:r>
+        <w:rPr>
+          <w:lang w:val="zh_TW" w:bidi="zh_TW"/>
+        </w:rPr>
+        <w:t>）</w:t>
+      </w:r>
+    </w:p>
+    <w:p>
+      <w:pPr>
+        <w:pStyle w:val="ListBullet"/>
+        <w:spacing w:line="240" w:lineRule="auto"/>
+        <w:ind w:left="720"/>
+      </w:pPr>
+      <w:r>
+        <w:rPr>
+          <w:lang w:val="zh_TW" w:bidi="zh_TW"/>
+        </w:rPr>
+      </w:r>
+      <w:r>
+        <w:rPr>
+          <w:lang w:val="zh_TW" w:bidi="zh_TW"/>
+        </w:rPr>
+        <w:t>在困難時期（</w:t>
+      </w:r>
+      <w:hyperlink r:id="rId67">
+        <w:r>
+          <w:rPr>
+            <w:lang w:val="zh_TW" w:bidi="zh_TW"/>
+          </w:rPr>
+          <w:rPr>
+            <w:color w:val="0000EE"/>
+            <w:u w:val="single"/>
+          </w:rPr>
+          <w:t>帖後1:4</w:t>
+        </w:r>
+      </w:hyperlink>
+      <w:r>
+        <w:rPr>
+          <w:lang w:val="zh_TW" w:bidi="zh_TW"/>
+        </w:rPr>
+        <w:t>）</w:t>
+      </w:r>
+    </w:p>
+    <w:p>
+      <w:pPr>
+        <w:pStyle w:val="ListBullet"/>
+        <w:spacing w:line="240" w:lineRule="auto"/>
+        <w:ind w:left="720"/>
+      </w:pPr>
+      <w:r>
+        <w:rPr>
+          <w:lang w:val="zh_TW" w:bidi="zh_TW"/>
+        </w:rPr>
+      </w:r>
+      <w:r>
+        <w:rPr>
+          <w:lang w:val="zh_TW" w:bidi="zh_TW"/>
+        </w:rPr>
+        <w:t>在恩典中（</w:t>
+      </w:r>
+      <w:hyperlink r:id="rId68">
+        <w:r>
+          <w:rPr>
+            <w:lang w:val="zh_TW" w:bidi="zh_TW"/>
+          </w:rPr>
+          <w:rPr>
+            <w:color w:val="0000EE"/>
+            <w:u w:val="single"/>
+          </w:rPr>
+          <w:t>徒13:43</w:t>
+        </w:r>
+      </w:hyperlink>
+      <w:r>
+        <w:rPr>
+          <w:lang w:val="zh_TW" w:bidi="zh_TW"/>
+        </w:rPr>
+        <w:t>；</w:t>
+      </w:r>
+      <w:hyperlink r:id="rId69">
+        <w:r>
+          <w:rPr>
+            <w:lang w:val="zh_TW" w:bidi="zh_TW"/>
+          </w:rPr>
+          <w:rPr>
+            <w:color w:val="0000EE"/>
+            <w:u w:val="single"/>
+          </w:rPr>
+          <w:t>林後6:1</w:t>
+        </w:r>
+      </w:hyperlink>
+      <w:r>
+        <w:rPr>
+          <w:lang w:val="zh_TW" w:bidi="zh_TW"/>
+        </w:rPr>
+        <w:t>）</w:t>
+      </w:r>
+    </w:p>
+    <w:p>
+      <w:pPr>
+        <w:pStyle w:val="ListBullet"/>
+        <w:spacing w:line="240" w:lineRule="auto"/>
+        <w:ind w:left="720"/>
+      </w:pPr>
+      <w:r>
+        <w:rPr>
+          <w:lang w:val="zh_TW" w:bidi="zh_TW"/>
+        </w:rPr>
+      </w:r>
+      <w:r>
+        <w:rPr>
+          <w:lang w:val="zh_TW" w:bidi="zh_TW"/>
+        </w:rPr>
+        <w:t>在信心中（</w:t>
+      </w:r>
+      <w:hyperlink r:id="rId70">
+        <w:r>
+          <w:rPr>
+            <w:lang w:val="zh_TW" w:bidi="zh_TW"/>
+          </w:rPr>
+          <w:rPr>
+            <w:color w:val="0000EE"/>
+            <w:u w:val="single"/>
+          </w:rPr>
+          <w:t>徒14:22</w:t>
+        </w:r>
+      </w:hyperlink>
+      <w:r>
+        <w:rPr>
+          <w:lang w:val="zh_TW" w:bidi="zh_TW"/>
+        </w:rPr>
+        <w:t>；</w:t>
+      </w:r>
+      <w:hyperlink r:id="rId71">
+        <w:r>
+          <w:rPr>
+            <w:lang w:val="zh_TW" w:bidi="zh_TW"/>
+          </w:rPr>
+          <w:rPr>
+            <w:color w:val="0000EE"/>
+            <w:u w:val="single"/>
+          </w:rPr>
+          <w:t>西1:23</w:t>
+        </w:r>
+      </w:hyperlink>
+      <w:r>
+        <w:rPr>
+          <w:lang w:val="zh_TW" w:bidi="zh_TW"/>
+        </w:rPr>
+        <w:t>）</w:t>
+      </w:r>
+    </w:p>
+    <w:p>
+      <w:pPr>
+        <w:pStyle w:val="ListBullet"/>
+        <w:spacing w:line="240" w:lineRule="auto"/>
+        <w:ind w:left="720"/>
+      </w:pPr>
+      <w:r>
+        <w:rPr>
+          <w:lang w:val="zh_TW" w:bidi="zh_TW"/>
+        </w:rPr>
+      </w:r>
+      <w:r>
+        <w:rPr>
+          <w:lang w:val="zh_TW" w:bidi="zh_TW"/>
+        </w:rPr>
+        <w:t>在神的愛中（</w:t>
+      </w:r>
+      <w:hyperlink r:id="rId72">
+        <w:r>
+          <w:rPr>
+            <w:lang w:val="zh_TW" w:bidi="zh_TW"/>
+          </w:rPr>
+          <w:rPr>
+            <w:color w:val="0000EE"/>
+            <w:u w:val="single"/>
+          </w:rPr>
+          <w:t>約15:9</w:t>
+        </w:r>
+      </w:hyperlink>
+      <w:r>
+        <w:rPr>
+          <w:lang w:val="zh_TW" w:bidi="zh_TW"/>
+        </w:rPr>
+        <w:t>；</w:t>
+      </w:r>
+      <w:hyperlink r:id="rId73">
+        <w:r>
+          <w:rPr>
+            <w:lang w:val="zh_TW" w:bidi="zh_TW"/>
+          </w:rPr>
+          <w:rPr>
+            <w:color w:val="0000EE"/>
+            <w:u w:val="single"/>
+          </w:rPr>
+          <w:t>猶1:21</w:t>
+        </w:r>
+      </w:hyperlink>
+      <w:r>
+        <w:rPr>
+          <w:lang w:val="zh_TW" w:bidi="zh_TW"/>
+        </w:rPr>
+        <w:t>）</w:t>
+      </w:r>
+    </w:p>
+    <w:p>
+      <w:pPr>
+        <w:pStyle w:val="ListBullet"/>
+        <w:spacing w:line="240" w:lineRule="auto"/>
+        <w:ind w:left="720"/>
+      </w:pPr>
+      <w:r>
+        <w:rPr>
+          <w:lang w:val="zh_TW" w:bidi="zh_TW"/>
+        </w:rPr>
+      </w:r>
+      <w:r>
+        <w:rPr>
+          <w:lang w:val="zh_TW" w:bidi="zh_TW"/>
+        </w:rPr>
+        <w:t>堅守信仰（</w:t>
+      </w:r>
+      <w:hyperlink r:id="rId74">
+        <w:r>
+          <w:rPr>
+            <w:lang w:val="zh_TW" w:bidi="zh_TW"/>
+          </w:rPr>
+          <w:rPr>
+            <w:color w:val="0000EE"/>
+            <w:u w:val="single"/>
+          </w:rPr>
+          <w:t>林前16:13</w:t>
+        </w:r>
+      </w:hyperlink>
+      <w:r>
+        <w:rPr>
+          <w:lang w:val="zh_TW" w:bidi="zh_TW"/>
+        </w:rPr>
+        <w:t>；</w:t>
+      </w:r>
+      <w:hyperlink r:id="rId75">
+        <w:r>
+          <w:rPr>
+            <w:lang w:val="zh_TW" w:bidi="zh_TW"/>
+          </w:rPr>
+          <w:rPr>
+            <w:color w:val="0000EE"/>
+            <w:u w:val="single"/>
+          </w:rPr>
+          <w:t>帖後2:15</w:t>
+        </w:r>
+      </w:hyperlink>
+      <w:r>
+        <w:rPr>
+          <w:lang w:val="zh_TW" w:bidi="zh_TW"/>
+        </w:rPr>
+        <w:t>）</w:t>
+      </w:r>
+    </w:p>
+    <w:p>
+      <w:pPr>
+        <w:pStyle w:val="ListBullet"/>
+        <w:spacing w:line="240" w:lineRule="auto"/>
+        <w:ind w:left="720"/>
+      </w:pPr>
+      <w:r>
+        <w:rPr>
+          <w:lang w:val="zh_TW" w:bidi="zh_TW"/>
+        </w:rPr>
+      </w:r>
+      <w:r>
+        <w:rPr>
+          <w:lang w:val="zh_TW" w:bidi="zh_TW"/>
+        </w:rPr>
+        <w:t>住在基督裡（</w:t>
+      </w:r>
+      <w:hyperlink r:id="rId76">
+        <w:r>
+          <w:rPr>
+            <w:lang w:val="zh_TW" w:bidi="zh_TW"/>
+          </w:rPr>
+          <w:rPr>
+            <w:color w:val="0000EE"/>
+            <w:u w:val="single"/>
+          </w:rPr>
+          <w:t>約15:4–10</w:t>
+        </w:r>
+      </w:hyperlink>
+      <w:r>
+        <w:rPr>
+          <w:lang w:val="zh_TW" w:bidi="zh_TW"/>
+        </w:rPr>
+        <w:t>；</w:t>
+      </w:r>
+      <w:hyperlink r:id="rId77">
+        <w:r>
+          <w:rPr>
+            <w:lang w:val="zh_TW" w:bidi="zh_TW"/>
+          </w:rPr>
+          <w:rPr>
+            <w:color w:val="0000EE"/>
+            <w:u w:val="single"/>
+          </w:rPr>
+          <w:t>約一2:28</w:t>
+        </w:r>
+      </w:hyperlink>
+      <w:r>
+        <w:rPr>
+          <w:lang w:val="zh_TW" w:bidi="zh_TW"/>
+        </w:rPr>
+        <w:t>）</w:t>
+      </w:r>
+    </w:p>
+    <w:p>
+      <w:pPr>
+        <w:pStyle w:val="ListBullet"/>
+        <w:spacing w:line="240" w:lineRule="auto"/>
+        <w:ind w:left="720"/>
+      </w:pPr>
+      <w:r>
+        <w:rPr>
+          <w:lang w:val="zh_TW" w:bidi="zh_TW"/>
+        </w:rPr>
+      </w:r>
+      <w:r>
+        <w:rPr>
+          <w:lang w:val="zh_TW" w:bidi="zh_TW"/>
+        </w:rPr>
+        <w:t>忍耐奔跑（</w:t>
+      </w:r>
+      <w:hyperlink r:id="rId78">
+        <w:r>
+          <w:rPr>
+            <w:lang w:val="zh_TW" w:bidi="zh_TW"/>
+          </w:rPr>
+          <w:rPr>
+            <w:color w:val="0000EE"/>
+            <w:u w:val="single"/>
+          </w:rPr>
+          <w:t>來6:12，</w:t>
+        </w:r>
+      </w:hyperlink>
+      <w:hyperlink r:id="rId79">
+        <w:r>
+          <w:rPr>
+            <w:lang w:val="zh_TW" w:bidi="zh_TW"/>
+          </w:rPr>
+          <w:rPr>
+            <w:color w:val="0000EE"/>
+            <w:u w:val="single"/>
+          </w:rPr>
+          <w:t>12:1</w:t>
+        </w:r>
+      </w:hyperlink>
+      <w:r>
+        <w:rPr>
+          <w:lang w:val="zh_TW" w:bidi="zh_TW"/>
+        </w:rPr>
+        <w:t>）</w:t>
+      </w:r>
+    </w:p>
+    <w:p>
+      <w:pPr>
+        <w:pStyle w:val="ListBullet"/>
+        <w:spacing w:line="240" w:lineRule="auto"/>
+        <w:ind w:left="720"/>
+      </w:pPr>
+      <w:r>
+        <w:rPr>
+          <w:lang w:val="zh_TW" w:bidi="zh_TW"/>
+        </w:rPr>
+      </w:r>
+      <w:r>
+        <w:rPr>
+          <w:lang w:val="zh_TW" w:bidi="zh_TW"/>
+        </w:rPr>
+        <w:t>不偏離信仰（</w:t>
+      </w:r>
+      <w:hyperlink r:id="rId80">
+        <w:r>
+          <w:rPr>
+            <w:lang w:val="zh_TW" w:bidi="zh_TW"/>
+          </w:rPr>
+          <w:rPr>
+            <w:color w:val="0000EE"/>
+            <w:u w:val="single"/>
+          </w:rPr>
+          <w:t>來3:12，</w:t>
+        </w:r>
+      </w:hyperlink>
+      <w:hyperlink r:id="rId81">
+        <w:r>
+          <w:rPr>
+            <w:lang w:val="zh_TW" w:bidi="zh_TW"/>
+          </w:rPr>
+          <w:rPr>
+            <w:color w:val="0000EE"/>
+            <w:u w:val="single"/>
+          </w:rPr>
+          <w:t>4:1–10</w:t>
+        </w:r>
+      </w:hyperlink>
+      <w:r>
+        <w:rPr>
+          <w:lang w:val="zh_TW" w:bidi="zh_TW"/>
+        </w:rPr>
+        <w:t>）</w:t>
+      </w:r>
+    </w:p>
+    <w:p>
+      <w:pPr>
+        <w:pStyle w:val="ListBullet"/>
+        <w:spacing w:line="240" w:lineRule="auto"/>
+        <w:ind w:left="720"/>
+      </w:pPr>
+      <w:r>
+        <w:rPr>
+          <w:lang w:val="zh_TW" w:bidi="zh_TW"/>
+        </w:rPr>
+      </w:r>
+      <w:r>
+        <w:rPr>
+          <w:lang w:val="zh_TW" w:bidi="zh_TW"/>
+        </w:rPr>
+        <w:t>熱心確認我們的呼召和揀選（</w:t>
+      </w:r>
+      <w:hyperlink r:id="rId82">
+        <w:r>
+          <w:rPr>
+            <w:lang w:val="zh_TW" w:bidi="zh_TW"/>
+          </w:rPr>
+          <w:rPr>
+            <w:color w:val="0000EE"/>
+            <w:u w:val="single"/>
+          </w:rPr>
+          <w:t>彼後1:10</w:t>
+        </w:r>
+      </w:hyperlink>
+      <w:r>
+        <w:rPr>
+          <w:lang w:val="zh_TW" w:bidi="zh_TW"/>
+        </w:rPr>
+        <w:t>）</w:t>
+      </w:r>
+    </w:p>
+    <w:p>
+      <w:pPr>
+        <w:pStyle w:val="Heading3"/>
+      </w:pPr>
+      <w:r>
+        <w:rPr>
+          <w:lang w:val="zh_TW" w:bidi="zh_TW"/>
+        </w:rPr>
+        <w:t>未能堅持的例子</w:t>
+      </w:r>
+    </w:p>
+    <w:p>
+      <w:pPr/>
+      <w:r>
+        <w:rPr>
+          <w:lang w:val="zh_TW" w:bidi="zh_TW"/>
+        </w:rPr>
+      </w:r>
+      <w:r>
+        <w:rPr>
+          <w:lang w:val="zh_TW" w:bidi="zh_TW"/>
+        </w:rPr>
+        <w:t>有些人未能堅持下去，例如：</w:t>
+      </w:r>
+    </w:p>
+    <w:p>
+      <w:pPr>
+        <w:pStyle w:val="ListBullet"/>
+        <w:spacing w:line="240" w:lineRule="auto"/>
+        <w:ind w:left="720"/>
+      </w:pPr>
+      <w:r>
+        <w:rPr>
+          <w:lang w:val="zh_TW" w:bidi="zh_TW"/>
+        </w:rPr>
+      </w:r>
+      <w:r>
+        <w:rPr>
+          <w:lang w:val="zh_TW" w:bidi="zh_TW"/>
+        </w:rPr>
+        <w:t>猶大（</w:t>
+      </w:r>
+      <w:hyperlink r:id="rId83">
+        <w:r>
+          <w:rPr>
+            <w:lang w:val="zh_TW" w:bidi="zh_TW"/>
+          </w:rPr>
+          <w:rPr>
+            <w:color w:val="0000EE"/>
+            <w:u w:val="single"/>
+          </w:rPr>
+          <w:t>約6:71</w:t>
+        </w:r>
+      </w:hyperlink>
+      <w:r>
+        <w:rPr>
+          <w:lang w:val="zh_TW" w:bidi="zh_TW"/>
+        </w:rPr>
+        <w:t>）</w:t>
+      </w:r>
+    </w:p>
+    <w:p>
+      <w:pPr>
+        <w:pStyle w:val="ListBullet"/>
+        <w:spacing w:line="240" w:lineRule="auto"/>
+        <w:ind w:left="720"/>
+      </w:pPr>
+      <w:r>
+        <w:rPr>
+          <w:lang w:val="zh_TW" w:bidi="zh_TW"/>
+        </w:rPr>
+      </w:r>
+      <w:r>
+        <w:rPr>
+          <w:lang w:val="zh_TW" w:bidi="zh_TW"/>
+        </w:rPr>
+        <w:t>底馬（</w:t>
+      </w:r>
+      <w:hyperlink r:id="rId84">
+        <w:r>
+          <w:rPr>
+            <w:lang w:val="zh_TW" w:bidi="zh_TW"/>
+          </w:rPr>
+          <w:rPr>
+            <w:color w:val="0000EE"/>
+            <w:u w:val="single"/>
+          </w:rPr>
+          <w:t>提後4:10</w:t>
+        </w:r>
+      </w:hyperlink>
+      <w:r>
+        <w:rPr>
+          <w:lang w:val="zh_TW" w:bidi="zh_TW"/>
+        </w:rPr>
+        <w:t>）</w:t>
+      </w:r>
+    </w:p>
+    <w:p>
+      <w:pPr>
+        <w:pStyle w:val="ListBullet"/>
+        <w:spacing w:line="240" w:lineRule="auto"/>
+        <w:ind w:left="720"/>
+      </w:pPr>
+      <w:r>
+        <w:rPr>
+          <w:lang w:val="zh_TW" w:bidi="zh_TW"/>
+        </w:rPr>
+      </w:r>
+      <w:r>
+        <w:rPr>
+          <w:lang w:val="zh_TW" w:bidi="zh_TW"/>
+        </w:rPr>
+        <w:t>許米乃（</w:t>
+      </w:r>
+      <w:hyperlink r:id="rId85">
+        <w:r>
+          <w:rPr>
+            <w:lang w:val="zh_TW" w:bidi="zh_TW"/>
+          </w:rPr>
+          <w:rPr>
+            <w:color w:val="0000EE"/>
+            <w:u w:val="single"/>
+          </w:rPr>
+          <w:t>提後2:17</w:t>
+        </w:r>
+      </w:hyperlink>
+      <w:r>
+        <w:rPr>
+          <w:lang w:val="zh_TW" w:bidi="zh_TW"/>
+        </w:rPr>
+        <w:t>）</w:t>
+      </w:r>
+    </w:p>
+    <w:p>
+      <w:pPr>
+        <w:pStyle w:val="Heading3"/>
+      </w:pPr>
+      <w:r>
+        <w:rPr>
+          <w:lang w:val="zh_TW" w:bidi="zh_TW"/>
+        </w:rPr>
+        <w:t>關於缺乏堅持的警告</w:t>
+      </w:r>
+    </w:p>
+    <w:p>
+      <w:pPr/>
+      <w:r>
+        <w:rPr>
+          <w:lang w:val="zh_TW" w:bidi="zh_TW"/>
+        </w:rPr>
+      </w:r>
+      <w:r>
+        <w:rPr>
+          <w:lang w:val="zh_TW" w:bidi="zh_TW"/>
+        </w:rPr>
+        <w:t>我們不應忽視以下可能性：</w:t>
+      </w:r>
+    </w:p>
+    <w:p>
+      <w:pPr>
+        <w:pStyle w:val="ListBullet"/>
+        <w:spacing w:line="240" w:lineRule="auto"/>
+        <w:ind w:left="720"/>
+      </w:pPr>
+      <w:r>
+        <w:rPr>
+          <w:lang w:val="zh_TW" w:bidi="zh_TW"/>
+        </w:rPr>
+      </w:r>
+      <w:r>
+        <w:rPr>
+          <w:lang w:val="zh_TW" w:bidi="zh_TW"/>
+        </w:rPr>
+        <w:t>「忽略這麼大的救恩」</w:t>
+      </w:r>
+      <w:hyperlink r:id="rId86">
+        <w:r>
+          <w:rPr>
+            <w:lang w:val="zh_TW" w:bidi="zh_TW"/>
+          </w:rPr>
+          <w:rPr>
+            <w:color w:val="0000EE"/>
+            <w:u w:val="single"/>
+          </w:rPr>
+          <w:t>（來2:3）</w:t>
+        </w:r>
+      </w:hyperlink>
+    </w:p>
+    <w:p>
+      <w:pPr>
+        <w:pStyle w:val="ListBullet"/>
+        <w:spacing w:line="240" w:lineRule="auto"/>
+        <w:ind w:left="720"/>
+      </w:pPr>
+      <w:r>
+        <w:rPr>
+          <w:lang w:val="zh_TW" w:bidi="zh_TW"/>
+        </w:rPr>
+      </w:r>
+      <w:r>
+        <w:rPr>
+          <w:lang w:val="zh_TW" w:bidi="zh_TW"/>
+        </w:rPr>
+        <w:t>「被棄絕」（</w:t>
+      </w:r>
+      <w:hyperlink r:id="rId87">
+        <w:r>
+          <w:rPr>
+            <w:lang w:val="zh_TW" w:bidi="zh_TW"/>
+          </w:rPr>
+          <w:rPr>
+            <w:color w:val="0000EE"/>
+            <w:u w:val="single"/>
+          </w:rPr>
+          <w:t>林前9:27）</w:t>
+        </w:r>
+      </w:hyperlink>
+    </w:p>
+    <w:p>
+      <w:pPr>
+        <w:pStyle w:val="ListBullet"/>
+        <w:spacing w:line="240" w:lineRule="auto"/>
+        <w:ind w:left="720"/>
+      </w:pPr>
+      <w:r>
+        <w:rPr>
+          <w:lang w:val="zh_TW" w:bidi="zh_TW"/>
+        </w:rPr>
+      </w:r>
+      <w:r>
+        <w:rPr>
+          <w:lang w:val="zh_TW" w:bidi="zh_TW"/>
+        </w:rPr>
+        <w:t>當我們以為自己「站得穩」時「跌倒」（</w:t>
+      </w:r>
+      <w:hyperlink r:id="rId88">
+        <w:r>
+          <w:rPr>
+            <w:lang w:val="zh_TW" w:bidi="zh_TW"/>
+          </w:rPr>
+          <w:rPr>
+            <w:color w:val="0000EE"/>
+            <w:u w:val="single"/>
+          </w:rPr>
+          <w:t>林前10:12</w:t>
+        </w:r>
+      </w:hyperlink>
+      <w:r>
+        <w:rPr>
+          <w:lang w:val="zh_TW" w:bidi="zh_TW"/>
+        </w:rPr>
+        <w:t>）。</w:t>
+      </w:r>
+    </w:p>
+    <w:p>
+      <w:pPr>
+        <w:pStyle w:val="ListBullet"/>
+        <w:spacing w:line="240" w:lineRule="auto"/>
+        <w:ind w:left="720"/>
+      </w:pPr>
+      <w:r>
+        <w:rPr>
+          <w:lang w:val="zh_TW" w:bidi="zh_TW"/>
+        </w:rPr>
+      </w:r>
+      <w:r>
+        <w:rPr>
+          <w:lang w:val="zh_TW" w:bidi="zh_TW"/>
+        </w:rPr>
+        <w:t>完全背離神而犯叛教罪（</w:t>
+      </w:r>
+      <w:hyperlink r:id="rId89">
+        <w:r>
+          <w:rPr>
+            <w:lang w:val="zh_TW" w:bidi="zh_TW"/>
+          </w:rPr>
+          <w:rPr>
+            <w:color w:val="0000EE"/>
+            <w:u w:val="single"/>
+          </w:rPr>
+          <w:t>來6:1–8</w:t>
+        </w:r>
+      </w:hyperlink>
+      <w:r>
+        <w:rPr>
+          <w:lang w:val="zh_TW" w:bidi="zh_TW"/>
+        </w:rPr>
+        <w:t>）</w:t>
+      </w:r>
+    </w:p>
+    <w:p>
+      <w:pPr>
+        <w:pStyle w:val="Heading3"/>
+      </w:pPr>
+      <w:r>
+        <w:rPr>
+          <w:lang w:val="zh_TW" w:bidi="zh_TW"/>
+        </w:rPr>
+        <w:t>堅持的重要性</w:t>
+      </w:r>
+    </w:p>
+    <w:p>
+      <w:pPr/>
+      <w:r>
+        <w:rPr>
+          <w:lang w:val="zh_TW" w:bidi="zh_TW"/>
+        </w:rPr>
+      </w:r>
+      <w:r>
+        <w:rPr>
+          <w:lang w:val="zh_TW" w:bidi="zh_TW"/>
+        </w:rPr>
+        <w:t>因為，正如耶穌所說：「忍耐到底的必然得救」（</w:t>
+      </w:r>
+      <w:hyperlink r:id="rId90">
+        <w:r>
+          <w:rPr>
+            <w:lang w:val="zh_TW" w:bidi="zh_TW"/>
+          </w:rPr>
+          <w:rPr>
+            <w:color w:val="0000EE"/>
+            <w:u w:val="single"/>
+          </w:rPr>
+          <w:t>太10:22，</w:t>
+        </w:r>
+      </w:hyperlink>
+      <w:hyperlink r:id="rId91">
+        <w:r>
+          <w:rPr>
+            <w:lang w:val="zh_TW" w:bidi="zh_TW"/>
+          </w:rPr>
+          <w:rPr>
+            <w:color w:val="0000EE"/>
+            <w:u w:val="single"/>
+          </w:rPr>
+          <w:t>24:13</w:t>
+        </w:r>
+      </w:hyperlink>
+      <w:r>
+        <w:rPr>
+          <w:lang w:val="zh_TW" w:bidi="zh_TW"/>
+        </w:rPr>
+        <w:t>）。這一強調並非偶然，而是針對當時外邦社會的壓力、逼迫的危險、靈性經歷後的情感波動及對「即時得救」的誤解。基督徒必須明白，堅持是承受永生救恩的關鍵（</w:t>
+      </w:r>
+      <w:hyperlink r:id="rId92">
+        <w:r>
+          <w:rPr>
+            <w:lang w:val="zh_TW" w:bidi="zh_TW"/>
+          </w:rPr>
+          <w:rPr>
+            <w:color w:val="0000EE"/>
+            <w:u w:val="single"/>
+          </w:rPr>
+          <w:t>路21:19</w:t>
+        </w:r>
+      </w:hyperlink>
+      <w:r>
+        <w:rPr>
+          <w:lang w:val="zh_TW" w:bidi="zh_TW"/>
+        </w:rPr>
+        <w:t>；</w:t>
+      </w:r>
+      <w:hyperlink r:id="rId93">
+        <w:r>
+          <w:rPr>
+            <w:lang w:val="zh_TW" w:bidi="zh_TW"/>
+          </w:rPr>
+          <w:rPr>
+            <w:color w:val="0000EE"/>
+            <w:u w:val="single"/>
+          </w:rPr>
+          <w:t>羅5:3</w:t>
+        </w:r>
+      </w:hyperlink>
+      <w:r>
+        <w:rPr>
+          <w:lang w:val="zh_TW" w:bidi="zh_TW"/>
+        </w:rPr>
+        <w:t>；</w:t>
+      </w:r>
+      <w:hyperlink r:id="rId94">
+        <w:r>
+          <w:rPr>
+            <w:lang w:val="zh_TW" w:bidi="zh_TW"/>
+          </w:rPr>
+          <w:rPr>
+            <w:color w:val="0000EE"/>
+            <w:u w:val="single"/>
+          </w:rPr>
+          <w:t>西1:11</w:t>
+        </w:r>
+      </w:hyperlink>
+      <w:r>
+        <w:rPr>
+          <w:lang w:val="zh_TW" w:bidi="zh_TW"/>
+        </w:rPr>
+        <w:t>）。</w:t>
+      </w:r>
+    </w:p>
+    <w:p>
+      <w:pPr>
+        <w:pStyle w:val="Heading3"/>
+      </w:pPr>
+      <w:r>
+        <w:rPr>
+          <w:lang w:val="zh_TW" w:bidi="zh_TW"/>
+        </w:rPr>
+        <w:t>神在堅持中的角色</w:t>
+      </w:r>
+    </w:p>
+    <w:p>
+      <w:pPr/>
+      <w:r>
+        <w:rPr>
+          <w:lang w:val="zh_TW" w:bidi="zh_TW"/>
+        </w:rPr>
+      </w:r>
+      <w:r>
+        <w:rPr>
+          <w:lang w:val="zh_TW" w:bidi="zh_TW"/>
+        </w:rPr>
+        <w:t>然而，堅持不僅僅依賴於人的努力。在舊約中，神的救贖旨意是堅定不移的，祂的約雖然需更新但不會動搖（</w:t>
+      </w:r>
+      <w:hyperlink r:id="rId95">
+        <w:r>
+          <w:rPr>
+            <w:lang w:val="zh_TW" w:bidi="zh_TW"/>
+          </w:rPr>
+          <w:rPr>
+            <w:color w:val="0000EE"/>
+            <w:u w:val="single"/>
+          </w:rPr>
+          <w:t>耶31:31–34</w:t>
+        </w:r>
+      </w:hyperlink>
+      <w:r>
+        <w:rPr>
+          <w:lang w:val="zh_TW" w:bidi="zh_TW"/>
+        </w:rPr>
+        <w:t>）。神的愛（希伯來文中為</w:t>
+      </w:r>
+      <w:r>
+        <w:rPr>
+          <w:i/>
+          <w:lang w:val="zh_TW" w:bidi="zh_TW"/>
+        </w:rPr>
+        <w:t>hesed</w:t>
+      </w:r>
+      <w:r>
+        <w:rPr>
+          <w:lang w:val="zh_TW" w:bidi="zh_TW"/>
+        </w:rPr>
+        <w:t>）意味著不變的忠誠。神因祂自己的名絕不會撇棄或離棄祂的百姓。</w:t>
+      </w:r>
+    </w:p>
+    <w:p>
+      <w:pPr/>
+      <w:r>
+        <w:rPr>
+          <w:lang w:val="zh_TW" w:bidi="zh_TW"/>
+        </w:rPr>
+      </w:r>
+      <w:r>
+        <w:rPr>
+          <w:lang w:val="zh_TW" w:bidi="zh_TW"/>
+        </w:rPr>
+        <w:t>新約中，基督應許在末日使祂的跟隨者復活，沒有人能將他們從祂或父的手中奪去。基督會保守我們免於跌倒，神是信實的，並且在我們裡面成就祂的旨意。祂不會讓我們遇到超出承受能力的試探。在天地間沒有什麼能使我們與神的愛隔絕。我們已被聖靈印記為永恆救恩的應許，並被神的大能保守，為將來的救恩預備。</w:t>
+      </w:r>
+    </w:p>
+    <w:p>
+      <w:pPr/>
+      <w:r>
+        <w:rPr>
+          <w:lang w:val="zh_TW" w:bidi="zh_TW"/>
+        </w:rPr>
+      </w:r>
+      <w:r>
+        <w:rPr>
+          <w:lang w:val="zh_TW" w:bidi="zh_TW"/>
+        </w:rPr>
+        <w:t>聖經教導信徒要在信仰中堅持下去，同時也向他們保證救恩的確定性。這看似矛盾，並引發了許多辯論。然而，這種張力通常透過個人的靈性經歷，比僅僅通過思考更容易理解。</w:t>
+      </w:r>
+    </w:p>
+    <w:p>
+      <w:pPr/>
+      <w:r>
+        <w:rPr>
+          <w:lang w:val="zh_TW" w:bidi="zh_TW"/>
+        </w:rPr>
+      </w:r>
+      <w:r>
+        <w:rPr>
+          <w:i/>
+          <w:lang w:val="zh_TW" w:bidi="zh_TW"/>
+        </w:rPr>
+        <w:t>另見</w:t>
+      </w:r>
+      <w:r>
+        <w:rPr>
+          <w:lang w:val="zh_TW" w:bidi="zh_TW"/>
+        </w:rPr>
+        <w:t xml:space="preserve"> </w:t>
+      </w:r>
+      <w:r>
+        <w:rPr>
+          <w:lang w:val="zh_TW" w:bidi="zh_TW"/>
+        </w:rPr>
+        <w:t>確據，</w:t>
+      </w:r>
+      <w:r>
+        <w:rPr>
+          <w:lang w:val="zh_TW" w:bidi="zh_TW"/>
+        </w:rPr>
+        <w:t>背道</w:t>
+      </w:r>
+      <w:r>
+        <w:rPr>
+          <w:lang w:val="zh_TW" w:bidi="zh_TW"/>
+        </w:rPr>
+        <w:t>。</w:t>
+      </w:r>
+      <w:r>
+        <w:rPr>
+          <w:lang w:val="zh_TW" w:bidi="zh_TW"/>
+        </w:rPr>
+      </w:r>
+      <w:r>
+        <w:rPr>
+          <w:lang w:val="zh_TW" w:bidi="zh_TW"/>
+        </w:rPr>
+      </w:r>
+    </w:p>
+    <w:p>
+      <w:pPr/>
+      <w:r>
+        <w:rPr>
+          <w:lang w:val="zh_TW" w:bidi="zh_TW"/>
+        </w:rPr>
+      </w:r>
+    </w:p>
+    <w:p>
+      <w:pPr>
+        <w:pStyle w:val="Heading2"/>
+      </w:pPr>
+      <w:r>
+        <w:rPr>
+          <w:lang w:val="zh_TW" w:bidi="zh_TW"/>
+        </w:rPr>
+        <w:t>監督</w:t>
+      </w:r>
+      <w:r>
+        <w:rPr>
+          <w:lang w:val="zh_TW" w:bidi="zh_TW"/>
+        </w:rPr>
+      </w:r>
+    </w:p>
+    <w:p>
+      <w:pPr/>
+      <w:r>
+        <w:rPr>
+          <w:lang w:val="zh_TW" w:bidi="zh_TW"/>
+        </w:rPr>
+      </w:r>
+      <w:r>
+        <w:rPr>
+          <w:lang w:val="zh_TW" w:bidi="zh_TW"/>
+        </w:rPr>
+        <w:t>教會中的一個職位，在</w:t>
+      </w:r>
+      <w:hyperlink r:id="rId96">
+        <w:r>
+          <w:rPr>
+            <w:lang w:val="zh_TW" w:bidi="zh_TW"/>
+          </w:rPr>
+          <w:rPr>
+            <w:color w:val="0000EE"/>
+            <w:u w:val="single"/>
+          </w:rPr>
+          <w:t>提摩太前書三章2至7節</w:t>
+        </w:r>
+      </w:hyperlink>
+      <w:r>
+        <w:rPr>
+          <w:lang w:val="zh_TW" w:bidi="zh_TW"/>
+        </w:rPr>
+        <w:t>和</w:t>
+      </w:r>
+      <w:hyperlink r:id="rId97">
+        <w:r>
+          <w:rPr>
+            <w:lang w:val="zh_TW" w:bidi="zh_TW"/>
+          </w:rPr>
+          <w:rPr>
+            <w:color w:val="0000EE"/>
+            <w:u w:val="single"/>
+          </w:rPr>
+          <w:t>提多書一章6至9節</w:t>
+        </w:r>
+      </w:hyperlink>
+      <w:r>
+        <w:rPr>
+          <w:lang w:val="zh_TW" w:bidi="zh_TW"/>
+        </w:rPr>
+        <w:t>列出其資格。英文bishop這個稱號和形容詞episcopal所來自的希臘文詞語，在現代譯本中經常被翻譯為「長老（elder）」、「監督（overseer）」（如在庇哩亞聖經〔Berean Standard Bible〕中）、「牧者（shepherd）」或「師傅（guardian）」。它與當今的「牧師」一詞非常接近。耶穌被稱為「你們靈魂的牧人監督」（</w:t>
+      </w:r>
+      <w:hyperlink r:id="rId98">
+        <w:r>
+          <w:rPr>
+            <w:lang w:val="zh_TW" w:bidi="zh_TW"/>
+          </w:rPr>
+          <w:rPr>
+            <w:color w:val="0000EE"/>
+            <w:u w:val="single"/>
+          </w:rPr>
+          <w:t>彼前2:25</w:t>
+        </w:r>
+      </w:hyperlink>
+      <w:r>
+        <w:rPr>
+          <w:lang w:val="zh_TW" w:bidi="zh_TW"/>
+        </w:rPr>
+        <w:t>）。</w:t>
+      </w:r>
+    </w:p>
+    <w:p>
+      <w:pPr/>
+      <w:r>
+        <w:rPr>
+          <w:lang w:val="zh_TW" w:bidi="zh_TW"/>
+        </w:rPr>
+      </w:r>
+      <w:r>
+        <w:rPr>
+          <w:lang w:val="zh_TW" w:bidi="zh_TW"/>
+        </w:rPr>
+        <w:t>在新約聖經中，「監督（bishop）」和「長老」指的是同一個職位，正如使徒保羅吩咐提多在各城設立「長老」，然後將這些人稱為「監督」（</w:t>
+      </w:r>
+      <w:hyperlink r:id="rId99">
+        <w:r>
+          <w:rPr>
+            <w:lang w:val="zh_TW" w:bidi="zh_TW"/>
+          </w:rPr>
+          <w:rPr>
+            <w:color w:val="0000EE"/>
+            <w:u w:val="single"/>
+          </w:rPr>
+          <w:t>多1:5、7</w:t>
+        </w:r>
+      </w:hyperlink>
+      <w:r>
+        <w:rPr>
+          <w:lang w:val="zh_TW" w:bidi="zh_TW"/>
+        </w:rPr>
+        <w:t>）。保羅在米利都時，召集了以弗所教會的長老，然後稱他們為「監督（overseers）」或「師傅（guardians）」（</w:t>
+      </w:r>
+      <w:hyperlink r:id="rId100">
+        <w:r>
+          <w:rPr>
+            <w:lang w:val="zh_TW" w:bidi="zh_TW"/>
+          </w:rPr>
+          <w:rPr>
+            <w:color w:val="0000EE"/>
+            <w:u w:val="single"/>
+          </w:rPr>
+          <w:t>徒20:17、28</w:t>
+        </w:r>
+      </w:hyperlink>
+      <w:r>
+        <w:rPr>
+          <w:lang w:val="zh_TW" w:bidi="zh_TW"/>
+        </w:rPr>
+        <w:t>）。保羅在給腓立比書中向「監督和執事」致意（</w:t>
+      </w:r>
+      <w:hyperlink r:id="rId101">
+        <w:r>
+          <w:rPr>
+            <w:lang w:val="zh_TW" w:bidi="zh_TW"/>
+          </w:rPr>
+          <w:rPr>
+            <w:color w:val="0000EE"/>
+            <w:u w:val="single"/>
+          </w:rPr>
+          <w:t>腓1:1</w:t>
+        </w:r>
+      </w:hyperlink>
+      <w:r>
+        <w:rPr>
+          <w:lang w:val="zh_TW" w:bidi="zh_TW"/>
+        </w:rPr>
+        <w:t>）。腓立比和以弗所有都有許多監督，這表明當時監督的職位尚未發展成後來的樣子：一個主教管理一個或多個教會。</w:t>
+      </w:r>
+    </w:p>
+    <w:p>
+      <w:pPr/>
+      <w:r>
+        <w:rPr>
+          <w:lang w:val="zh_TW" w:bidi="zh_TW"/>
+        </w:rPr>
+      </w:r>
+      <w:r>
+        <w:rPr>
+          <w:lang w:val="zh_TW" w:bidi="zh_TW"/>
+        </w:rPr>
+        <w:t>監督顯然擁有一定的權柄，但新約聖經中並未明確定義其職責。其中一項任務是「駁斥那些反對（純正的教訓）的人」（</w:t>
+      </w:r>
+      <w:hyperlink r:id="rId102">
+        <w:r>
+          <w:rPr>
+            <w:lang w:val="zh_TW" w:bidi="zh_TW"/>
+          </w:rPr>
+          <w:rPr>
+            <w:color w:val="0000EE"/>
+            <w:u w:val="single"/>
+          </w:rPr>
+          <w:t>多1:9），</w:t>
+        </w:r>
+      </w:hyperlink>
+      <w:r>
+        <w:rPr>
+          <w:lang w:val="zh_TW" w:bidi="zh_TW"/>
+        </w:rPr>
+        <w:t>並教導和闡述聖經（</w:t>
+      </w:r>
+      <w:hyperlink r:id="rId103">
+        <w:r>
+          <w:rPr>
+            <w:lang w:val="zh_TW" w:bidi="zh_TW"/>
+          </w:rPr>
+          <w:rPr>
+            <w:color w:val="0000EE"/>
+            <w:u w:val="single"/>
+          </w:rPr>
+          <w:t>提前3:2）</w:t>
+        </w:r>
+      </w:hyperlink>
+      <w:r>
+        <w:rPr>
+          <w:lang w:val="zh_TW" w:bidi="zh_TW"/>
+        </w:rPr>
+        <w:t>。此外，有一些證據表明，他們主要關注的事項之一是經濟事務和照顧窮人，以及監督會眾。保羅給提摩太和提多的信中所列出的資格表明，監督被認為是會眾中的領袖，以及向非基督徒世界傳福音的代表。</w:t>
+        <w:br/>
+        <w:br/>
+      </w:r>
+      <w:r>
+        <w:rPr>
+          <w:i/>
+          <w:lang w:val="zh_TW" w:bidi="zh_TW"/>
+        </w:rPr>
         <w:t>見</w:t>
       </w:r>
       <w:r>
         <w:rPr>
           <w:lang w:val="zh_TW" w:bidi="zh_TW"/>
         </w:rPr>
+        <w:t>長老</w:t>
+      </w:r>
+      <w:r>
+        <w:rPr>
+          <w:lang w:val="zh_TW" w:bidi="zh_TW"/>
+        </w:rPr>
+        <w:t>；</w:t>
+      </w:r>
+      <w:r>
+        <w:rPr>
+          <w:lang w:val="zh_TW" w:bidi="zh_TW"/>
+        </w:rPr>
+        <w:t>牧師</w:t>
+      </w:r>
+      <w:r>
+        <w:rPr>
+          <w:lang w:val="zh_TW" w:bidi="zh_TW"/>
+        </w:rPr>
+        <w:t>；</w:t>
+      </w:r>
+      <w:r>
+        <w:rPr>
+          <w:lang w:val="zh_TW" w:bidi="zh_TW"/>
+        </w:rPr>
+        <w:t>長老</w:t>
+      </w:r>
+      <w:r>
+        <w:rPr>
+          <w:lang w:val="zh_TW" w:bidi="zh_TW"/>
+        </w:rPr>
+        <w:t>。</w:t>
+      </w:r>
+      <w:r>
+        <w:rPr>
+          <w:lang w:val="zh_TW" w:bidi="zh_TW"/>
+        </w:rPr>
+      </w:r>
+      <w:r>
+        <w:rPr>
+          <w:lang w:val="zh_TW" w:bidi="zh_TW"/>
+        </w:rPr>
+      </w:r>
+    </w:p>
+    <w:p>
+      <w:pPr/>
+      <w:r>
+        <w:rPr>
+          <w:lang w:val="zh_TW" w:bidi="zh_TW"/>
+        </w:rPr>
+      </w:r>
+    </w:p>
+    <w:p>
+      <w:pPr>
+        <w:pStyle w:val="Heading2"/>
+      </w:pPr>
+      <w:r>
+        <w:rPr>
+          <w:lang w:val="zh_TW" w:bidi="zh_TW"/>
+        </w:rPr>
+        <w:t>監督</w:t>
+      </w:r>
+      <w:r>
+        <w:rPr>
+          <w:lang w:val="zh_TW" w:bidi="zh_TW"/>
+        </w:rPr>
+      </w:r>
+    </w:p>
+    <w:p>
+      <w:pPr/>
+      <w:r>
+        <w:rPr>
+          <w:lang w:val="zh_TW" w:bidi="zh_TW"/>
+        </w:rPr>
+      </w:r>
+      <w:r>
+        <w:rPr>
+          <w:lang w:val="zh_TW" w:bidi="zh_TW"/>
+        </w:rPr>
+        <w:t>這個詞在舊約（庇哩亞聖經〔Berean Standard Bible〕）中出現了六次，在新約中出現了七次。英文新約聖經中至大約六次使用這個詞來翻譯希臘文詞語</w:t>
+      </w:r>
+      <w:r>
+        <w:rPr>
+          <w:i/>
+          <w:lang w:val="zh_TW" w:bidi="zh_TW"/>
+        </w:rPr>
+        <w:t>episkopos。episkopos</w:t>
+      </w:r>
+      <w:r>
+        <w:rPr>
+          <w:lang w:val="zh_TW" w:bidi="zh_TW"/>
+        </w:rPr>
+        <w:t>一詞源自「監視」或「照看」。在舊約中，「監督」用來翻譯三個不同的詞，這些詞的意思是：</w:t>
+      </w:r>
+    </w:p>
+    <w:p>
+      <w:pPr>
+        <w:pStyle w:val="ListNumber"/>
+        <w:numPr>
+          <w:ilvl w:val="0"/>
+          <w:numId w:val="15"/>
+        </w:numPr>
+        <w:spacing w:line="240" w:lineRule="auto"/>
+        <w:ind w:left="720"/>
+      </w:pPr>
+      <w:r>
+        <w:rPr>
+          <w:lang w:val="zh_TW" w:bidi="zh_TW"/>
+        </w:rPr>
+      </w:r>
+      <w:r>
+        <w:rPr>
+          <w:lang w:val="zh_TW" w:bidi="zh_TW"/>
+        </w:rPr>
+        <w:t>擁有權威去巡視的人，</w:t>
+      </w:r>
+    </w:p>
+    <w:p>
+      <w:pPr>
+        <w:pStyle w:val="ListNumber"/>
+        <w:spacing w:line="240" w:lineRule="auto"/>
+        <w:ind w:left="720"/>
+      </w:pPr>
+      <w:r>
+        <w:rPr>
+          <w:lang w:val="zh_TW" w:bidi="zh_TW"/>
+        </w:rPr>
+      </w:r>
+      <w:r>
+        <w:rPr>
+          <w:lang w:val="zh_TW" w:bidi="zh_TW"/>
+        </w:rPr>
+        <w:t>傑出的人（the preeminent one），或</w:t>
+      </w:r>
+    </w:p>
+    <w:p>
+      <w:pPr>
+        <w:pStyle w:val="ListNumber"/>
+        <w:spacing w:line="240" w:lineRule="auto"/>
+        <w:ind w:left="720"/>
+      </w:pPr>
+      <w:r>
+        <w:rPr>
+          <w:lang w:val="zh_TW" w:bidi="zh_TW"/>
+        </w:rPr>
+      </w:r>
+      <w:r>
+        <w:rPr>
+          <w:lang w:val="zh_TW" w:bidi="zh_TW"/>
+        </w:rPr>
+        <w:t>首席記錄員。</w:t>
+      </w:r>
+    </w:p>
+    <w:p>
+      <w:pPr/>
+      <w:r>
+        <w:rPr>
+          <w:lang w:val="zh_TW" w:bidi="zh_TW"/>
+        </w:rPr>
+      </w:r>
+      <w:r>
+        <w:rPr>
+          <w:lang w:val="zh_TW" w:bidi="zh_TW"/>
+        </w:rPr>
+        <w:t>約瑟被賦予權柄來監視和管理波提乏家中的所有事務（</w:t>
+      </w:r>
+      <w:hyperlink r:id="rId104">
+        <w:r>
+          <w:rPr>
+            <w:lang w:val="zh_TW" w:bidi="zh_TW"/>
+          </w:rPr>
+          <w:rPr>
+            <w:color w:val="0000EE"/>
+            <w:u w:val="single"/>
+          </w:rPr>
+          <w:t>創39:4–5</w:t>
+        </w:r>
+      </w:hyperlink>
+      <w:r>
+        <w:rPr>
+          <w:lang w:val="zh_TW" w:bidi="zh_TW"/>
+        </w:rPr>
+        <w:t>）。他建議法老任命五十個人管理和看守七年豐收的天地（</w:t>
+      </w:r>
+      <w:hyperlink r:id="rId105">
+        <w:r>
+          <w:rPr>
+            <w:lang w:val="zh_TW" w:bidi="zh_TW"/>
+          </w:rPr>
+          <w:rPr>
+            <w:color w:val="0000EE"/>
+            <w:u w:val="single"/>
+          </w:rPr>
+          <w:t>41:34</w:t>
+        </w:r>
+      </w:hyperlink>
+      <w:r>
+        <w:rPr>
+          <w:lang w:val="zh_TW" w:bidi="zh_TW"/>
+        </w:rPr>
+        <w:t>）。所羅門任命了3,600名監工（和合本譯為「督理」）使百姓作工（</w:t>
+      </w:r>
+      <w:hyperlink r:id="rId106">
+        <w:r>
+          <w:rPr>
+            <w:lang w:val="zh_TW" w:bidi="zh_TW"/>
+          </w:rPr>
+          <w:rPr>
+            <w:color w:val="0000EE"/>
+            <w:u w:val="single"/>
+          </w:rPr>
+          <w:t>代下2:18</w:t>
+        </w:r>
+      </w:hyperlink>
+      <w:r>
+        <w:rPr>
+          <w:lang w:val="zh_TW" w:bidi="zh_TW"/>
+        </w:rPr>
+        <w:t>）。在約西亞的重修聖殿時，每項工作中都有監工監督所以的工人（</w:t>
+      </w:r>
+      <w:hyperlink r:id="rId107">
+        <w:r>
+          <w:rPr>
+            <w:lang w:val="zh_TW" w:bidi="zh_TW"/>
+          </w:rPr>
+          <w:rPr>
+            <w:color w:val="0000EE"/>
+            <w:u w:val="single"/>
+          </w:rPr>
+          <w:t>34:13、17</w:t>
+        </w:r>
+      </w:hyperlink>
+      <w:r>
+        <w:rPr>
+          <w:lang w:val="zh_TW" w:bidi="zh_TW"/>
+        </w:rPr>
+        <w:t>）。尼希米任命人來監督城牆的重建（</w:t>
+      </w:r>
+      <w:hyperlink r:id="rId108">
+        <w:r>
+          <w:rPr>
+            <w:lang w:val="zh_TW" w:bidi="zh_TW"/>
+          </w:rPr>
+          <w:rPr>
+            <w:color w:val="0000EE"/>
+            <w:u w:val="single"/>
+          </w:rPr>
+          <w:t>尼11:9、14</w:t>
+        </w:r>
+      </w:hyperlink>
+      <w:r>
+        <w:rPr>
+          <w:lang w:val="zh_TW" w:bidi="zh_TW"/>
+        </w:rPr>
+        <w:t>），監督利未人（</w:t>
+      </w:r>
+      <w:hyperlink r:id="rId109">
+        <w:r>
+          <w:rPr>
+            <w:lang w:val="zh_TW" w:bidi="zh_TW"/>
+          </w:rPr>
+          <w:rPr>
+            <w:color w:val="0000EE"/>
+            <w:u w:val="single"/>
+          </w:rPr>
+          <w:t>22</w:t>
+        </w:r>
+      </w:hyperlink>
+      <w:r>
+        <w:rPr>
+          <w:lang w:val="zh_TW" w:bidi="zh_TW"/>
+        </w:rPr>
+        <w:t>節），並負責利未唱歌的人（</w:t>
+      </w:r>
+      <w:hyperlink r:id="rId110">
+        <w:r>
+          <w:rPr>
+            <w:lang w:val="zh_TW" w:bidi="zh_TW"/>
+          </w:rPr>
+          <w:rPr>
+            <w:color w:val="0000EE"/>
+            <w:u w:val="single"/>
+          </w:rPr>
+          <w:t>12:42</w:t>
+        </w:r>
+      </w:hyperlink>
+      <w:r>
+        <w:rPr>
+          <w:lang w:val="zh_TW" w:bidi="zh_TW"/>
+        </w:rPr>
+        <w:t>）。</w:t>
+      </w:r>
+    </w:p>
+    <w:p>
+      <w:pPr/>
+      <w:r>
+        <w:rPr>
+          <w:lang w:val="zh_TW" w:bidi="zh_TW"/>
+        </w:rPr>
+      </w:r>
+      <w:r>
+        <w:rPr>
+          <w:lang w:val="zh_TW" w:bidi="zh_TW"/>
+        </w:rPr>
+        <w:t>「監督」這個詞指的是擁有最高權威、對他人行使監督的人。這種權威性的監督包含監視、指導和保護主人利益的概念。新約也傳達了這些概念，特別是對於那些被任命來代表耶穌基督服務教會的人（</w:t>
+      </w:r>
+      <w:hyperlink r:id="rId111">
+        <w:r>
+          <w:rPr>
+            <w:lang w:val="zh_TW" w:bidi="zh_TW"/>
+          </w:rPr>
+          <w:rPr>
+            <w:color w:val="0000EE"/>
+            <w:u w:val="single"/>
+          </w:rPr>
+          <w:t>徒20:28</w:t>
+        </w:r>
+      </w:hyperlink>
+      <w:r>
+        <w:rPr>
+          <w:lang w:val="zh_TW" w:bidi="zh_TW"/>
+        </w:rPr>
+        <w:t>；</w:t>
+      </w:r>
+      <w:hyperlink r:id="rId101">
+        <w:r>
+          <w:rPr>
+            <w:lang w:val="zh_TW" w:bidi="zh_TW"/>
+          </w:rPr>
+          <w:rPr>
+            <w:color w:val="0000EE"/>
+            <w:u w:val="single"/>
+          </w:rPr>
+          <w:t>腓1:1</w:t>
+        </w:r>
+      </w:hyperlink>
+      <w:r>
+        <w:rPr>
+          <w:lang w:val="zh_TW" w:bidi="zh_TW"/>
+        </w:rPr>
+        <w:t>；</w:t>
+      </w:r>
+      <w:hyperlink r:id="rId112">
+        <w:r>
+          <w:rPr>
+            <w:lang w:val="zh_TW" w:bidi="zh_TW"/>
+          </w:rPr>
+          <w:rPr>
+            <w:color w:val="0000EE"/>
+            <w:u w:val="single"/>
+          </w:rPr>
+          <w:t>提前3:1–2</w:t>
+        </w:r>
+      </w:hyperlink>
+      <w:r>
+        <w:rPr>
+          <w:lang w:val="zh_TW" w:bidi="zh_TW"/>
+        </w:rPr>
+        <w:t>；</w:t>
+      </w:r>
+      <w:hyperlink r:id="rId113">
+        <w:r>
+          <w:rPr>
+            <w:lang w:val="zh_TW" w:bidi="zh_TW"/>
+          </w:rPr>
+          <w:rPr>
+            <w:color w:val="0000EE"/>
+            <w:u w:val="single"/>
+          </w:rPr>
+          <w:t>多1:7</w:t>
+        </w:r>
+      </w:hyperlink>
+      <w:r>
+        <w:rPr>
+          <w:lang w:val="zh_TW" w:bidi="zh_TW"/>
+        </w:rPr>
+        <w:t>）。耶穌基督自己就是偉大的監督（</w:t>
+      </w:r>
+      <w:hyperlink r:id="rId98">
+        <w:r>
+          <w:rPr>
+            <w:lang w:val="zh_TW" w:bidi="zh_TW"/>
+          </w:rPr>
+          <w:rPr>
+            <w:color w:val="0000EE"/>
+            <w:u w:val="single"/>
+          </w:rPr>
+          <w:t>彼前2:25</w:t>
+        </w:r>
+      </w:hyperlink>
+      <w:r>
+        <w:rPr>
+          <w:lang w:val="zh_TW" w:bidi="zh_TW"/>
+        </w:rPr>
+        <w:t>）。</w:t>
+      </w:r>
+    </w:p>
+    <w:p>
+      <w:pPr/>
+      <w:r>
+        <w:rPr>
+          <w:lang w:val="zh_TW" w:bidi="zh_TW"/>
+        </w:rPr>
+      </w:r>
+      <w:r>
+        <w:rPr>
+          <w:i/>
+          <w:lang w:val="zh_TW" w:bidi="zh_TW"/>
+        </w:rPr>
+        <w:t>另見</w:t>
+      </w:r>
+      <w:r>
+        <w:rPr>
+          <w:lang w:val="zh_TW" w:bidi="zh_TW"/>
+        </w:rPr>
         <w:t xml:space="preserve"> </w:t>
       </w:r>
       <w:r>
         <w:rPr>
           <w:lang w:val="zh_TW" w:bidi="zh_TW"/>
         </w:rPr>
-        <w:t>工作</w:t>
+        <w:t>監督</w:t>
+      </w:r>
+      <w:r>
+        <w:rPr>
+          <w:lang w:val="zh_TW" w:bidi="zh_TW"/>
+        </w:rPr>
+        <w:t>；</w:t>
+      </w:r>
+      <w:r>
+        <w:rPr>
+          <w:lang w:val="zh_TW" w:bidi="zh_TW"/>
+        </w:rPr>
+        <w:t>長老</w:t>
+      </w:r>
+      <w:r>
+        <w:rPr>
+          <w:lang w:val="zh_TW" w:bidi="zh_TW"/>
+        </w:rPr>
+        <w:t>。</w:t>
+      </w:r>
+      <w:r>
+        <w:rPr>
+          <w:lang w:val="zh_TW" w:bidi="zh_TW"/>
+        </w:rPr>
+      </w:r>
+      <w:r>
+        <w:rPr>
+          <w:lang w:val="zh_TW" w:bidi="zh_TW"/>
+        </w:rPr>
+      </w:r>
+    </w:p>
+    <w:p>
+      <w:pPr/>
+      <w:r>
+        <w:rPr>
+          <w:lang w:val="zh_TW" w:bidi="zh_TW"/>
+        </w:rPr>
+      </w:r>
+    </w:p>
+    <w:p>
+      <w:pPr>
+        <w:pStyle w:val="Heading2"/>
+      </w:pPr>
+      <w:r>
+        <w:rPr>
+          <w:lang w:val="zh_TW" w:bidi="zh_TW"/>
+        </w:rPr>
+        <w:t>監獄裡的靈</w:t>
+      </w:r>
+      <w:r>
+        <w:rPr>
+          <w:lang w:val="zh_TW" w:bidi="zh_TW"/>
+        </w:rPr>
+      </w:r>
+    </w:p>
+    <w:p>
+      <w:pPr>
+        <w:pStyle w:val="Heading2"/>
+      </w:pPr>
+      <w:r>
+        <w:rPr>
+          <w:lang w:val="zh_TW" w:bidi="zh_TW"/>
+        </w:rPr>
+        <w:t>監獄裡的靈</w:t>
+      </w:r>
+    </w:p>
+    <w:p>
+      <w:pPr/>
+      <w:r>
+        <w:rPr>
+          <w:lang w:val="zh_TW" w:bidi="zh_TW"/>
+        </w:rPr>
+      </w:r>
+      <w:r>
+        <w:rPr>
+          <w:lang w:val="zh_TW" w:bidi="zh_TW"/>
+        </w:rPr>
+        <w:t>這是出現在</w:t>
+      </w:r>
+      <w:hyperlink r:id="rId114">
+        <w:r>
+          <w:rPr>
+            <w:lang w:val="zh_TW" w:bidi="zh_TW"/>
+          </w:rPr>
+          <w:rPr>
+            <w:color w:val="0000EE"/>
+            <w:u w:val="single"/>
+          </w:rPr>
+          <w:t>彼得前書三章18至20節</w:t>
+        </w:r>
+      </w:hyperlink>
+      <w:r>
+        <w:rPr>
+          <w:lang w:val="zh_TW" w:bidi="zh_TW"/>
+        </w:rPr>
+        <w:t>的片語。學者們對於「監獄裡的靈」究竟是指誰，以及耶穌為什麼要向他們傳道，幾乎沒有統一的意見。馬丁·路德（Martin Luther）曾坦言，第</w:t>
+      </w:r>
+      <w:hyperlink r:id="rId115">
+        <w:r>
+          <w:rPr>
+            <w:lang w:val="zh_TW" w:bidi="zh_TW"/>
+          </w:rPr>
+          <w:rPr>
+            <w:color w:val="0000EE"/>
+            <w:u w:val="single"/>
+          </w:rPr>
+          <w:t>19</w:t>
+        </w:r>
+      </w:hyperlink>
+      <w:r>
+        <w:rPr>
+          <w:lang w:val="zh_TW" w:bidi="zh_TW"/>
+        </w:rPr>
+        <w:t>節「是一段令人驚訝的經文，其隱晦程度不亞於新約聖經中的任何一段經文，我不確定自己是否明白聖彼得的意思。」由於存在諸多分歧與不確定性，以下列出幾種可能的解釋。</w:t>
+      </w:r>
+    </w:p>
+    <w:p>
+      <w:pPr/>
+      <w:r>
+        <w:rPr>
+          <w:lang w:val="zh_TW" w:bidi="zh_TW"/>
+        </w:rPr>
+      </w:r>
+      <w:r>
+        <w:rPr>
+          <w:lang w:val="zh_TW" w:bidi="zh_TW"/>
+        </w:rPr>
+        <w:t>首先，許多學者認為「監獄裡的靈」是指那些不聽從挪亞所宣講的、現今脫離肉體並身處陰間（Sheol或Hades）</w:t>
+      </w:r>
+      <w:r>
+        <w:rPr>
+          <w:lang w:val="zh_TW" w:bidi="zh_TW"/>
+        </w:rPr>
+        <w:t>——</w:t>
+      </w:r>
+      <w:r>
+        <w:rPr>
+          <w:lang w:val="zh_TW" w:bidi="zh_TW"/>
+        </w:rPr>
+        <w:t>即離世不信者之處</w:t>
+      </w:r>
+      <w:r>
+        <w:rPr>
+          <w:lang w:val="zh_TW" w:bidi="zh_TW"/>
+        </w:rPr>
+        <w:t>——</w:t>
+      </w:r>
+      <w:r>
+        <w:rPr>
+          <w:lang w:val="zh_TW" w:bidi="zh_TW"/>
+        </w:rPr>
+        <w:t>的靈。有些人認為基督向他們傳了福音，以致他們有機會相信並得救（儘管新約聖經中幾乎沒有證據支持死後的不信者還有第二次機會）。其他人則認為基督僅僅是宣告祂勝過撒但，並讓這些靈知道他們曾斷然拒絕過的福分。</w:t>
+      </w:r>
+    </w:p>
+    <w:p>
+      <w:pPr/>
+      <w:r>
+        <w:rPr>
+          <w:lang w:val="zh_TW" w:bidi="zh_TW"/>
+        </w:rPr>
+      </w:r>
+      <w:r>
+        <w:rPr>
+          <w:lang w:val="zh_TW" w:bidi="zh_TW"/>
+        </w:rPr>
+        <w:t>還有，其他學者認為「監獄裡的靈」不是人的靈魂，而是指</w:t>
+      </w:r>
+      <w:hyperlink r:id="rId116">
+        <w:r>
+          <w:rPr>
+            <w:lang w:val="zh_TW" w:bidi="zh_TW"/>
+          </w:rPr>
+          <w:rPr>
+            <w:color w:val="0000EE"/>
+            <w:u w:val="single"/>
+          </w:rPr>
+          <w:t>彼得前書三章22節</w:t>
+        </w:r>
+      </w:hyperlink>
+      <w:r>
+        <w:rPr>
+          <w:lang w:val="zh_TW" w:bidi="zh_TW"/>
+        </w:rPr>
+        <w:t>中提到的同一批超自然靈體——即邪惡的天使、有權柄的和有能力的。他們與</w:t>
+      </w:r>
+      <w:hyperlink r:id="rId117">
+        <w:r>
+          <w:rPr>
+            <w:lang w:val="zh_TW" w:bidi="zh_TW"/>
+          </w:rPr>
+          <w:rPr>
+            <w:color w:val="0000EE"/>
+            <w:u w:val="single"/>
+          </w:rPr>
+          <w:t>創世記六章1至4節</w:t>
+        </w:r>
+      </w:hyperlink>
+      <w:r>
+        <w:rPr>
+          <w:lang w:val="zh_TW" w:bidi="zh_TW"/>
+        </w:rPr>
+        <w:t>中的「</w:t>
+      </w:r>
+      <w:r>
+        <w:rPr>
+          <w:lang w:val="zh_TW" w:bidi="zh_TW"/>
+        </w:rPr>
+        <w:t>神的兒子們</w:t>
+      </w:r>
+      <w:r>
+        <w:rPr>
+          <w:lang w:val="zh_TW" w:bidi="zh_TW"/>
+        </w:rPr>
+        <w:t>」有關。支持這觀點的人主張，向這些靈體發出的宣告是在耶穌復活之後而非之前。因此，這可能不是</w:t>
+      </w:r>
+      <w:r>
+        <w:rPr>
+          <w:i/>
+          <w:lang w:val="zh_TW" w:bidi="zh_TW"/>
+        </w:rPr>
+        <w:t>下降</w:t>
+      </w:r>
+      <w:r>
+        <w:rPr>
+          <w:lang w:val="zh_TW" w:bidi="zh_TW"/>
+        </w:rPr>
+        <w:t>到陰間，而是</w:t>
+      </w:r>
+      <w:r>
+        <w:rPr>
+          <w:i/>
+          <w:lang w:val="zh_TW" w:bidi="zh_TW"/>
+        </w:rPr>
+        <w:t>上升</w:t>
+      </w:r>
+      <w:r>
+        <w:rPr>
+          <w:lang w:val="zh_TW" w:bidi="zh_TW"/>
+        </w:rPr>
+        <w:t>到「</w:t>
+      </w:r>
+      <w:r>
+        <w:rPr>
+          <w:lang w:val="zh_TW" w:bidi="zh_TW"/>
+        </w:rPr>
+        <w:t>天上</w:t>
+      </w:r>
+      <w:r>
+        <w:rPr>
+          <w:lang w:val="zh_TW" w:bidi="zh_TW"/>
+        </w:rPr>
+        <w:t>」，即反叛的屬靈勢力所居住之處（見</w:t>
+      </w:r>
+      <w:hyperlink r:id="rId118">
+        <w:r>
+          <w:rPr>
+            <w:lang w:val="zh_TW" w:bidi="zh_TW"/>
+          </w:rPr>
+          <w:rPr>
+            <w:color w:val="0000EE"/>
+            <w:u w:val="single"/>
+          </w:rPr>
+          <w:t>弗6:12</w:t>
+        </w:r>
+      </w:hyperlink>
+      <w:r>
+        <w:rPr>
+          <w:lang w:val="zh_TW" w:bidi="zh_TW"/>
+        </w:rPr>
+        <w:t>）。在基督教之前的猶太著作以諾一書（1 Enoch）中，描寫以諾向叛教的天使宣告審判。因此，基督被視為新以諾（new Enoch），向「監獄裡的靈」宣告祂在十字架上的勝利以及牠們最終的失敗。</w:t>
+      </w:r>
+    </w:p>
+    <w:p>
+      <w:pPr/>
+      <w:r>
+        <w:rPr>
+          <w:lang w:val="zh_TW" w:bidi="zh_TW"/>
+        </w:rPr>
+      </w:r>
+      <w:r>
+        <w:rPr>
+          <w:lang w:val="zh_TW" w:bidi="zh_TW"/>
+        </w:rPr>
+        <w:t>最後，還有一些學者提出，基督的傳道對象既非超自然靈體，也非陰間的亡靈。相反地，傳道是發生在挪亞時代，對象是那時代的人，而這些人因為不聽從，現在正身處監獄。換句話說，這與</w:t>
+      </w:r>
+      <w:hyperlink r:id="rId119">
+        <w:r>
+          <w:rPr>
+            <w:lang w:val="zh_TW" w:bidi="zh_TW"/>
+          </w:rPr>
+          <w:rPr>
+            <w:color w:val="0000EE"/>
+            <w:u w:val="single"/>
+          </w:rPr>
+          <w:t>彼得前書一章11節</w:t>
+        </w:r>
+      </w:hyperlink>
+      <w:r>
+        <w:rPr>
+          <w:lang w:val="zh_TW" w:bidi="zh_TW"/>
+        </w:rPr>
+        <w:t>中提到的基督的靈有關。在道成肉身之前，基督的靈便已存在並啟示挪亞向當時的人傳道。在這種解釋中，既沒有「下降到地獄」，也沒有向墮落天使宣告什麼。經文只是單純地說，基督在屬靈層面上曾在挪亞時代傳道。</w:t>
+      </w:r>
+    </w:p>
+    <w:p>
+      <w:pPr/>
+      <w:r>
+        <w:rPr>
+          <w:lang w:val="zh_TW" w:bidi="zh_TW"/>
+        </w:rPr>
+      </w:r>
+      <w:r>
+        <w:rPr>
+          <w:i/>
+          <w:lang w:val="zh_TW" w:bidi="zh_TW"/>
+        </w:rPr>
+        <w:t>另見</w:t>
+      </w:r>
+      <w:r>
+        <w:rPr>
+          <w:lang w:val="zh_TW" w:bidi="zh_TW"/>
+        </w:rPr>
+        <w:t>彼得前書</w:t>
+      </w:r>
+      <w:r>
+        <w:rPr>
+          <w:lang w:val="zh_TW" w:bidi="zh_TW"/>
+        </w:rPr>
+        <w:t>。</w:t>
+      </w:r>
+      <w:r>
+        <w:rPr>
+          <w:lang w:val="zh_TW" w:bidi="zh_TW"/>
+        </w:rPr>
+      </w:r>
+      <w:r>
+        <w:rPr>
+          <w:lang w:val="zh_TW" w:bidi="zh_TW"/>
+        </w:rPr>
+      </w:r>
+    </w:p>
+    <w:p>
+      <w:pPr/>
+      <w:r>
+        <w:rPr>
+          <w:lang w:val="zh_TW" w:bidi="zh_TW"/>
+        </w:rPr>
+      </w:r>
+    </w:p>
+    <w:p>
+      <w:pPr>
+        <w:pStyle w:val="Heading2"/>
+      </w:pPr>
+      <w:r>
+        <w:rPr>
+          <w:lang w:val="zh_TW" w:bidi="zh_TW"/>
+        </w:rPr>
+        <w:t>見證</w:t>
+      </w:r>
+      <w:r>
+        <w:rPr>
+          <w:lang w:val="zh_TW" w:bidi="zh_TW"/>
+        </w:rPr>
+      </w:r>
+    </w:p>
+    <w:p>
+      <w:pPr/>
+      <w:r>
+        <w:rPr>
+          <w:lang w:val="zh_TW" w:bidi="zh_TW"/>
+        </w:rPr>
+      </w:r>
+      <w:r>
+        <w:rPr>
+          <w:lang w:val="zh_TW" w:bidi="zh_TW"/>
+        </w:rPr>
+        <w:t>在法庭上，一個人講述他或她所見或經歷的事情。「見證」這個詞也可能指該人所提供的證詞。</w:t>
+      </w:r>
+    </w:p>
+    <w:p>
+      <w:pPr>
+        <w:pStyle w:val="Heading3"/>
+      </w:pPr>
+      <w:r>
+        <w:rPr>
+          <w:lang w:val="zh_TW" w:bidi="zh_TW"/>
+        </w:rPr>
+        <w:t>舊約聖經中的見證</w:t>
+      </w:r>
+    </w:p>
+    <w:p>
+      <w:pPr/>
+      <w:r>
+        <w:rPr>
+          <w:lang w:val="zh_TW" w:bidi="zh_TW"/>
+        </w:rPr>
+      </w:r>
+      <w:r>
+        <w:rPr>
+          <w:lang w:val="zh_TW" w:bidi="zh_TW"/>
+        </w:rPr>
+        <w:t>在舊約聖經所描述的法律程序中，一位證人不足以對一個人作出個人見證。需要兩到三位證人（</w:t>
+      </w:r>
+      <w:hyperlink r:id="rId120">
+        <w:r>
+          <w:rPr>
+            <w:lang w:val="zh_TW" w:bidi="zh_TW"/>
+          </w:rPr>
+          <w:rPr>
+            <w:color w:val="0000EE"/>
+            <w:u w:val="single"/>
+          </w:rPr>
+          <w:t>申命記記17:6</w:t>
+        </w:r>
+      </w:hyperlink>
+      <w:r>
+        <w:rPr>
+          <w:lang w:val="zh_TW" w:bidi="zh_TW"/>
+        </w:rPr>
+        <w:t>，</w:t>
+      </w:r>
+      <w:hyperlink r:id="rId121">
+        <w:r>
+          <w:rPr>
+            <w:lang w:val="zh_TW" w:bidi="zh_TW"/>
+          </w:rPr>
+          <w:rPr>
+            <w:color w:val="0000EE"/>
+            <w:u w:val="single"/>
+          </w:rPr>
+          <w:t>19:15</w:t>
+        </w:r>
+      </w:hyperlink>
+      <w:r>
+        <w:rPr>
+          <w:lang w:val="zh_TW" w:bidi="zh_TW"/>
+        </w:rPr>
+        <w:t>）。猶太律法包含了這一原則，新約聖經也重申了這一點（參</w:t>
+      </w:r>
+      <w:hyperlink r:id="rId122">
+        <w:r>
+          <w:rPr>
+            <w:lang w:val="zh_TW" w:bidi="zh_TW"/>
+          </w:rPr>
+          <w:rPr>
+            <w:color w:val="0000EE"/>
+            <w:u w:val="single"/>
+          </w:rPr>
+          <w:t>馬太福音18:16</w:t>
+        </w:r>
+      </w:hyperlink>
+      <w:r>
+        <w:rPr>
+          <w:lang w:val="zh_TW" w:bidi="zh_TW"/>
+        </w:rPr>
+        <w:t>；</w:t>
+      </w:r>
+      <w:hyperlink r:id="rId123">
+        <w:r>
+          <w:rPr>
+            <w:lang w:val="zh_TW" w:bidi="zh_TW"/>
+          </w:rPr>
+          <w:rPr>
+            <w:color w:val="0000EE"/>
+            <w:u w:val="single"/>
+          </w:rPr>
+          <w:t>哥林多後書13:1</w:t>
+        </w:r>
+      </w:hyperlink>
+      <w:r>
+        <w:rPr>
+          <w:lang w:val="zh_TW" w:bidi="zh_TW"/>
+        </w:rPr>
+        <w:t>）。</w:t>
+      </w:r>
+    </w:p>
+    <w:p>
+      <w:pPr/>
+      <w:r>
+        <w:rPr>
+          <w:lang w:val="zh_TW" w:bidi="zh_TW"/>
+        </w:rPr>
+      </w:r>
+      <w:r>
+        <w:rPr>
+          <w:lang w:val="zh_TW" w:bidi="zh_TW"/>
+        </w:rPr>
+        <w:t>見證的真實性是如此重要，以至於第九誡禁止作假見證（</w:t>
+      </w:r>
+      <w:hyperlink r:id="rId124">
+        <w:r>
+          <w:rPr>
+            <w:lang w:val="zh_TW" w:bidi="zh_TW"/>
+          </w:rPr>
+          <w:rPr>
+            <w:color w:val="0000EE"/>
+            <w:u w:val="single"/>
+          </w:rPr>
+          <w:t>出埃及記20:16</w:t>
+        </w:r>
+      </w:hyperlink>
+      <w:r>
+        <w:rPr>
+          <w:lang w:val="zh_TW" w:bidi="zh_TW"/>
+        </w:rPr>
+        <w:t>；</w:t>
+      </w:r>
+      <w:hyperlink r:id="rId125">
+        <w:r>
+          <w:rPr>
+            <w:lang w:val="zh_TW" w:bidi="zh_TW"/>
+          </w:rPr>
+          <w:rPr>
+            <w:color w:val="0000EE"/>
+            <w:u w:val="single"/>
+          </w:rPr>
+          <w:t>申命記5:20</w:t>
+        </w:r>
+      </w:hyperlink>
+      <w:r>
+        <w:rPr>
+          <w:lang w:val="zh_TW" w:bidi="zh_TW"/>
+        </w:rPr>
+        <w:t>；比較</w:t>
+      </w:r>
+      <w:hyperlink r:id="rId126">
+        <w:r>
+          <w:rPr>
+            <w:lang w:val="zh_TW" w:bidi="zh_TW"/>
+          </w:rPr>
+          <w:rPr>
+            <w:color w:val="0000EE"/>
+            <w:u w:val="single"/>
+          </w:rPr>
+          <w:t>馬可福音10:19</w:t>
+        </w:r>
+      </w:hyperlink>
+      <w:r>
+        <w:rPr>
+          <w:lang w:val="zh_TW" w:bidi="zh_TW"/>
+        </w:rPr>
+        <w:t>；</w:t>
+      </w:r>
+      <w:hyperlink r:id="rId127">
+        <w:r>
+          <w:rPr>
+            <w:lang w:val="zh_TW" w:bidi="zh_TW"/>
+          </w:rPr>
+          <w:rPr>
+            <w:color w:val="0000EE"/>
+            <w:u w:val="single"/>
+          </w:rPr>
+          <w:t>路加福音18:20</w:t>
+        </w:r>
+      </w:hyperlink>
+      <w:r>
+        <w:rPr>
+          <w:lang w:val="zh_TW" w:bidi="zh_TW"/>
+        </w:rPr>
+        <w:t>）。箴言的實用智慧經常反對假見證（比如，</w:t>
+      </w:r>
+      <w:hyperlink r:id="rId128">
+        <w:r>
+          <w:rPr>
+            <w:lang w:val="zh_TW" w:bidi="zh_TW"/>
+          </w:rPr>
+          <w:rPr>
+            <w:color w:val="0000EE"/>
+            <w:u w:val="single"/>
+          </w:rPr>
+          <w:t>箴言6:19</w:t>
+        </w:r>
+      </w:hyperlink>
+      <w:r>
+        <w:rPr>
+          <w:lang w:val="zh_TW" w:bidi="zh_TW"/>
+        </w:rPr>
+        <w:t>，</w:t>
+      </w:r>
+      <w:hyperlink r:id="rId129">
+        <w:r>
+          <w:rPr>
+            <w:lang w:val="zh_TW" w:bidi="zh_TW"/>
+          </w:rPr>
+          <w:rPr>
+            <w:color w:val="0000EE"/>
+            <w:u w:val="single"/>
+          </w:rPr>
+          <w:t>14:5</w:t>
+        </w:r>
+      </w:hyperlink>
+      <w:r>
+        <w:rPr>
+          <w:lang w:val="zh_TW" w:bidi="zh_TW"/>
+        </w:rPr>
+        <w:t>，</w:t>
+      </w:r>
+      <w:hyperlink r:id="rId130">
+        <w:r>
+          <w:rPr>
+            <w:lang w:val="zh_TW" w:bidi="zh_TW"/>
+          </w:rPr>
+          <w:rPr>
+            <w:color w:val="0000EE"/>
+            <w:u w:val="single"/>
+          </w:rPr>
+          <w:t>25:18</w:t>
+        </w:r>
+      </w:hyperlink>
+      <w:r>
+        <w:rPr>
+          <w:lang w:val="zh_TW" w:bidi="zh_TW"/>
+        </w:rPr>
+        <w:t>）。假見證也確實出現了（</w:t>
+      </w:r>
+      <w:hyperlink r:id="rId131">
+        <w:r>
+          <w:rPr>
+            <w:lang w:val="zh_TW" w:bidi="zh_TW"/>
+          </w:rPr>
+          <w:rPr>
+            <w:color w:val="0000EE"/>
+            <w:u w:val="single"/>
+          </w:rPr>
+          <w:t>詩篇27:12</w:t>
+        </w:r>
+      </w:hyperlink>
+      <w:r>
+        <w:rPr>
+          <w:lang w:val="zh_TW" w:bidi="zh_TW"/>
+        </w:rPr>
+        <w:t>；</w:t>
+      </w:r>
+      <w:hyperlink r:id="rId132">
+        <w:r>
+          <w:rPr>
+            <w:lang w:val="zh_TW" w:bidi="zh_TW"/>
+          </w:rPr>
+          <w:rPr>
+            <w:color w:val="0000EE"/>
+            <w:u w:val="single"/>
+          </w:rPr>
+          <w:t>35:11</w:t>
+        </w:r>
+      </w:hyperlink>
+      <w:r>
+        <w:rPr>
+          <w:lang w:val="zh_TW" w:bidi="zh_TW"/>
+        </w:rPr>
+        <w:t>）。有一些著名的例子是利用多個見證人而導致無辜者的死亡。拿伯和他葡萄園的案例則因其之惡劣而聞名。在這個案例中，亞哈王的妻耶洗別賄賂兩名男子作假見證，以致拿伯被石頭打死。隨後耶洗別邪惡的丈夫就可以奪取他極其渴望的葡萄園（</w:t>
+      </w:r>
+      <w:hyperlink r:id="rId133">
+        <w:r>
+          <w:rPr>
+            <w:lang w:val="zh_TW" w:bidi="zh_TW"/>
+          </w:rPr>
+          <w:rPr>
+            <w:color w:val="0000EE"/>
+            <w:u w:val="single"/>
+          </w:rPr>
+          <w:t>列王紀上21</w:t>
+        </w:r>
+      </w:hyperlink>
+      <w:r>
+        <w:rPr>
+          <w:lang w:val="zh_TW" w:bidi="zh_TW"/>
+        </w:rPr>
+        <w:t>）。</w:t>
+      </w:r>
+    </w:p>
+    <w:p>
+      <w:pPr/>
+      <w:r>
+        <w:rPr>
+          <w:lang w:val="zh_TW" w:bidi="zh_TW"/>
+        </w:rPr>
+      </w:r>
+      <w:r>
+        <w:rPr>
+          <w:lang w:val="zh_TW" w:bidi="zh_TW"/>
+        </w:rPr>
+        <w:t>見證人可以由士師查究。假如見證人做了假見證，那麼他會受到他想加諸於被告的懲罰（</w:t>
+      </w:r>
+      <w:hyperlink r:id="rId134">
+        <w:r>
+          <w:rPr>
+            <w:lang w:val="zh_TW" w:bidi="zh_TW"/>
+          </w:rPr>
+          <w:rPr>
+            <w:color w:val="0000EE"/>
+            <w:u w:val="single"/>
+          </w:rPr>
+          <w:t>申命記19:16–21</w:t>
+        </w:r>
+      </w:hyperlink>
+      <w:r>
+        <w:rPr>
+          <w:lang w:val="zh_TW" w:bidi="zh_TW"/>
+        </w:rPr>
+        <w:t>）。箴言也談到假見證人的懲罰（</w:t>
+      </w:r>
+      <w:hyperlink r:id="rId135">
+        <w:r>
+          <w:rPr>
+            <w:lang w:val="zh_TW" w:bidi="zh_TW"/>
+          </w:rPr>
+          <w:rPr>
+            <w:color w:val="0000EE"/>
+            <w:u w:val="single"/>
+          </w:rPr>
+          <w:t>箴言19:5、9</w:t>
+        </w:r>
+      </w:hyperlink>
+      <w:r>
+        <w:rPr>
+          <w:lang w:val="zh_TW" w:bidi="zh_TW"/>
+        </w:rPr>
+        <w:t>，</w:t>
+      </w:r>
+      <w:hyperlink r:id="rId136">
+        <w:r>
+          <w:rPr>
+            <w:lang w:val="zh_TW" w:bidi="zh_TW"/>
+          </w:rPr>
+          <w:rPr>
+            <w:color w:val="0000EE"/>
+            <w:u w:val="single"/>
+          </w:rPr>
+          <w:t>21:28</w:t>
+        </w:r>
+      </w:hyperlink>
+      <w:r>
+        <w:rPr>
+          <w:lang w:val="zh_TW" w:bidi="zh_TW"/>
+        </w:rPr>
+        <w:t>）。</w:t>
+      </w:r>
+    </w:p>
+    <w:p>
+      <w:pPr/>
+      <w:r>
+        <w:rPr>
+          <w:lang w:val="zh_TW" w:bidi="zh_TW"/>
+        </w:rPr>
+      </w:r>
+      <w:r>
+        <w:rPr>
+          <w:lang w:val="zh_TW" w:bidi="zh_TW"/>
+        </w:rPr>
+        <w:t>舊約聖經記載了幾個涉及法律程序的事件，其中提到了見證人。這些大多涉及財產的購買或轉讓。</w:t>
+      </w:r>
+      <w:hyperlink r:id="rId137">
+        <w:r>
+          <w:rPr>
+            <w:lang w:val="zh_TW" w:bidi="zh_TW"/>
+          </w:rPr>
+          <w:rPr>
+            <w:color w:val="0000EE"/>
+            <w:u w:val="single"/>
+          </w:rPr>
+          <w:t>路得記四章7至12節</w:t>
+        </w:r>
+      </w:hyperlink>
+      <w:r>
+        <w:rPr>
+          <w:lang w:val="zh_TW" w:bidi="zh_TW"/>
+        </w:rPr>
+        <w:t>描述了波阿斯從拿</w:t>
+      </w:r>
+      <w:r>
+        <w:rPr>
+          <w:lang w:val="zh_TW" w:bidi="zh_TW"/>
+        </w:rPr>
+        <w:t>俄</w:t>
+      </w:r>
+      <w:r>
+        <w:rPr>
+          <w:lang w:val="zh_TW" w:bidi="zh_TW"/>
+        </w:rPr>
+        <w:t>米手中贖買田地的過程。為了確認被擄的人從巴比倫返回的預言，耶利米在見證人面前支付購買了田地。見證人還在產業的契上簽名（</w:t>
+      </w:r>
+      <w:hyperlink r:id="rId138">
+        <w:r>
+          <w:rPr>
+            <w:lang w:val="zh_TW" w:bidi="zh_TW"/>
+          </w:rPr>
+          <w:rPr>
+            <w:color w:val="0000EE"/>
+            <w:u w:val="single"/>
+          </w:rPr>
+          <w:t>耶利米書32:6–15</w:t>
+        </w:r>
+      </w:hyperlink>
+      <w:r>
+        <w:rPr>
+          <w:lang w:val="zh_TW" w:bidi="zh_TW"/>
+        </w:rPr>
+        <w:t>）。</w:t>
+      </w:r>
+    </w:p>
+    <w:p>
+      <w:pPr/>
+      <w:r>
+        <w:rPr>
+          <w:lang w:val="zh_TW" w:bidi="zh_TW"/>
+        </w:rPr>
+      </w:r>
+      <w:r>
+        <w:rPr>
+          <w:lang w:val="zh_TW" w:bidi="zh_TW"/>
+        </w:rPr>
+        <w:t>約書亞在示劍的告別信息結尾，宣告以色列人自己作見證。他們選擇事奉耶和華。約書亞隨後立了一塊大石頭，並宣告它也會作見證（</w:t>
+      </w:r>
+      <w:hyperlink r:id="rId139">
+        <w:r>
+          <w:rPr>
+            <w:lang w:val="zh_TW" w:bidi="zh_TW"/>
+          </w:rPr>
+          <w:rPr>
+            <w:color w:val="0000EE"/>
+            <w:u w:val="single"/>
+          </w:rPr>
+          <w:t>約書亞記24:22–27</w:t>
+        </w:r>
+      </w:hyperlink>
+      <w:r>
+        <w:rPr>
+          <w:lang w:val="zh_TW" w:bidi="zh_TW"/>
+        </w:rPr>
+        <w:t>）。以色列百姓自己被宣告為神的見證人（</w:t>
+      </w:r>
+      <w:hyperlink r:id="rId140">
+        <w:r>
+          <w:rPr>
+            <w:lang w:val="zh_TW" w:bidi="zh_TW"/>
+          </w:rPr>
+          <w:rPr>
+            <w:color w:val="0000EE"/>
+            <w:u w:val="single"/>
+          </w:rPr>
+          <w:t>以賽亞書43:10</w:t>
+        </w:r>
+      </w:hyperlink>
+      <w:r>
+        <w:rPr>
+          <w:lang w:val="zh_TW" w:bidi="zh_TW"/>
+        </w:rPr>
+        <w:t>，</w:t>
+      </w:r>
+      <w:hyperlink r:id="rId141">
+        <w:r>
+          <w:rPr>
+            <w:lang w:val="zh_TW" w:bidi="zh_TW"/>
+          </w:rPr>
+          <w:rPr>
+            <w:color w:val="0000EE"/>
+            <w:u w:val="single"/>
+          </w:rPr>
+          <w:t>44:8–9</w:t>
+        </w:r>
+      </w:hyperlink>
+      <w:r>
+        <w:rPr>
+          <w:lang w:val="zh_TW" w:bidi="zh_TW"/>
+        </w:rPr>
+        <w:t>）。他們是神存在的見證人，見證祂的獨特、聖潔、大能和慈愛。當以色列人未能承認神的獨特和聖潔，轉向偶像崇拜時，所以祂使百姓被擄。神曾警告他們，因為他們未能作見證，給了神的敵人褻瀆（說神壞話）的機會。</w:t>
+      </w:r>
+    </w:p>
+    <w:p>
+      <w:pPr>
+        <w:pStyle w:val="Heading3"/>
+      </w:pPr>
+      <w:r>
+        <w:rPr>
+          <w:lang w:val="zh_TW" w:bidi="zh_TW"/>
+        </w:rPr>
+        <w:t>新約聖經中的見證</w:t>
+      </w:r>
+    </w:p>
+    <w:p>
+      <w:pPr/>
+      <w:r>
+        <w:rPr>
+          <w:lang w:val="zh_TW" w:bidi="zh_TW"/>
+        </w:rPr>
+      </w:r>
+      <w:r>
+        <w:rPr>
+          <w:lang w:val="zh_TW" w:bidi="zh_TW"/>
+        </w:rPr>
+        <w:t>在新約聖經中，與見證相關的各種詞語主要與動詞</w:t>
+      </w:r>
+      <w:r>
+        <w:rPr>
+          <w:i/>
+          <w:lang w:val="zh_TW" w:bidi="zh_TW"/>
+        </w:rPr>
+        <w:t>martureo</w:t>
+      </w:r>
+      <w:r>
+        <w:rPr>
+          <w:lang w:val="zh_TW" w:bidi="zh_TW"/>
+        </w:rPr>
+        <w:t>有關，意思是「作見證，成為見證人」。「殉道者」（martyr）一詞彰顯了最終極形式的見證。基督徒因著為耶穌基督作見證而犧牲了他們的生命。</w:t>
+      </w:r>
+    </w:p>
+    <w:p>
+      <w:pPr/>
+      <w:r>
+        <w:rPr>
+          <w:lang w:val="zh_TW" w:bidi="zh_TW"/>
+        </w:rPr>
+      </w:r>
+      <w:r>
+        <w:rPr>
+          <w:lang w:val="zh_TW" w:bidi="zh_TW"/>
+        </w:rPr>
+        <w:t>施洗約翰既是見證者，也是殉道者。作為彌賽亞的先鋒，他的使命是見證光並指認神的羔羊（</w:t>
+      </w:r>
+      <w:hyperlink r:id="rId142">
+        <w:r>
+          <w:rPr>
+            <w:lang w:val="zh_TW" w:bidi="zh_TW"/>
+          </w:rPr>
+          <w:rPr>
+            <w:color w:val="0000EE"/>
+            <w:u w:val="single"/>
+          </w:rPr>
+          <w:t>約翰福音1:7–8、19–36</w:t>
+        </w:r>
+      </w:hyperlink>
+      <w:r>
+        <w:rPr>
+          <w:lang w:val="zh_TW" w:bidi="zh_TW"/>
+        </w:rPr>
+        <w:t>）。耶穌的跟從者，尤其是十二使徒，是耶穌其人和性情的見證者。他們認識祂，聽過祂的教導並見過祂的神蹟。其中三個人見證了祂樣貌的改變（稱為變相，</w:t>
+      </w:r>
+      <w:hyperlink r:id="rId143">
+        <w:r>
+          <w:rPr>
+            <w:lang w:val="zh_TW" w:bidi="zh_TW"/>
+          </w:rPr>
+          <w:rPr>
+            <w:color w:val="0000EE"/>
+            <w:u w:val="single"/>
+          </w:rPr>
+          <w:t>馬太福音17:1–2</w:t>
+        </w:r>
+      </w:hyperlink>
+      <w:r>
+        <w:rPr>
+          <w:lang w:val="zh_TW" w:bidi="zh_TW"/>
+        </w:rPr>
+        <w:t>；</w:t>
+      </w:r>
+      <w:hyperlink r:id="rId144">
+        <w:r>
+          <w:rPr>
+            <w:lang w:val="zh_TW" w:bidi="zh_TW"/>
+          </w:rPr>
+          <w:rPr>
+            <w:color w:val="0000EE"/>
+            <w:u w:val="single"/>
+          </w:rPr>
+          <w:t>彼得後書1:17–18</w:t>
+        </w:r>
+      </w:hyperlink>
+      <w:r>
+        <w:rPr>
+          <w:lang w:val="zh_TW" w:bidi="zh_TW"/>
+        </w:rPr>
+        <w:t>）。許多人見證了祂的復活（</w:t>
+      </w:r>
+      <w:hyperlink r:id="rId145">
+        <w:r>
+          <w:rPr>
+            <w:lang w:val="zh_TW" w:bidi="zh_TW"/>
+          </w:rPr>
+          <w:rPr>
+            <w:color w:val="0000EE"/>
+            <w:u w:val="single"/>
+          </w:rPr>
+          <w:t>路加福音24:48</w:t>
+        </w:r>
+      </w:hyperlink>
+      <w:r>
+        <w:rPr>
+          <w:lang w:val="zh_TW" w:bidi="zh_TW"/>
+        </w:rPr>
+        <w:t>；</w:t>
+      </w:r>
+      <w:hyperlink r:id="rId146">
+        <w:r>
+          <w:rPr>
+            <w:lang w:val="zh_TW" w:bidi="zh_TW"/>
+          </w:rPr>
+          <w:rPr>
+            <w:color w:val="0000EE"/>
+            <w:u w:val="single"/>
+          </w:rPr>
+          <w:t>哥林多前書15:4–8</w:t>
+        </w:r>
+      </w:hyperlink>
+      <w:r>
+        <w:rPr>
+          <w:lang w:val="zh_TW" w:bidi="zh_TW"/>
+        </w:rPr>
+        <w:t>）。在祂升天的時候，門徒被差遣作祂的見證（</w:t>
+      </w:r>
+      <w:hyperlink r:id="rId147">
+        <w:r>
+          <w:rPr>
+            <w:lang w:val="zh_TW" w:bidi="zh_TW"/>
+          </w:rPr>
+          <w:rPr>
+            <w:color w:val="0000EE"/>
+            <w:u w:val="single"/>
+          </w:rPr>
+          <w:t>使徒行傳1:8</w:t>
+        </w:r>
+      </w:hyperlink>
+      <w:r>
+        <w:rPr>
+          <w:lang w:val="zh_TW" w:bidi="zh_TW"/>
+        </w:rPr>
+        <w:t>）。</w:t>
+      </w:r>
+      <w:r>
+        <w:rPr>
+          <w:lang w:val="zh_TW" w:bidi="zh_TW"/>
+        </w:rPr>
+      </w:r>
+      <w:r>
+        <w:rPr>
+          <w:lang w:val="zh_TW" w:bidi="zh_TW"/>
+        </w:rPr>
+      </w:r>
+    </w:p>
+    <w:p>
+      <w:pPr/>
+      <w:r>
+        <w:rPr>
+          <w:lang w:val="zh_TW" w:bidi="zh_TW"/>
+        </w:rPr>
+      </w:r>
+    </w:p>
+    <w:p>
+      <w:pPr>
+        <w:pStyle w:val="Heading2"/>
+      </w:pPr>
+      <w:r>
+        <w:rPr>
+          <w:lang w:val="zh_TW" w:bidi="zh_TW"/>
+        </w:rPr>
+        <w:t>建築</w:t>
+      </w:r>
+      <w:r>
+        <w:rPr>
+          <w:lang w:val="zh_TW" w:bidi="zh_TW"/>
+        </w:rPr>
+      </w:r>
+    </w:p>
+    <w:p>
+      <w:pPr/>
+      <w:r>
+        <w:rPr>
+          <w:lang w:val="zh_TW" w:bidi="zh_TW"/>
+        </w:rPr>
+      </w:r>
+      <w:r>
+        <w:rPr>
+          <w:lang w:val="zh_TW" w:bidi="zh_TW"/>
+        </w:rPr>
+        <w:t>設計和建造建築物、橋樑等的科學、藝術或職業。 建築是將建造和藝術結合起來，以產生「有目的的美（beauty with purpose）」的實踐。建築師結合富創造性的想像力和技術，進而產出具有趣味性、統一性、力量性和便利性的結構。所以當我們觀看一座建築、紀念碑或墳墓時，得以分析它的藝術性以及結構。</w:t>
+      </w:r>
+    </w:p>
+    <w:p>
+      <w:pPr/>
+      <w:r>
+        <w:rPr>
+          <w:lang w:val="zh_TW" w:bidi="zh_TW"/>
+        </w:rPr>
+      </w:r>
+      <w:r>
+        <w:rPr>
+          <w:lang w:val="zh_TW" w:bidi="zh_TW"/>
+        </w:rPr>
+        <w:t>經文中提到特殊類型的建築，包括房屋、特定城市的結構，當然，還有聖殿。所有事物都受到當時統治以色列的眾帝國影響。因此，研究與聖經歷史相關的帝國建築對於理解巴勒斯坦的建築學是很重要的。</w:t>
+      </w:r>
+    </w:p>
+    <w:p>
+      <w:pPr/>
+      <w:r>
+        <w:rPr>
+          <w:lang w:val="zh_TW" w:bidi="zh_TW"/>
+        </w:rPr>
+      </w:r>
+      <w:r>
+        <w:rPr>
+          <w:lang w:val="zh_TW" w:bidi="zh_TW"/>
+        </w:rPr>
+        <w:t>預覽</w:t>
+      </w:r>
+    </w:p>
+    <w:p>
+      <w:pPr>
+        <w:pStyle w:val="ListBullet"/>
+        <w:spacing w:line="240" w:lineRule="auto"/>
+        <w:ind w:left="720"/>
+      </w:pPr>
+      <w:r>
+        <w:rPr>
+          <w:lang w:val="zh_TW" w:bidi="zh_TW"/>
+        </w:rPr>
+      </w:r>
+      <w:r>
+        <w:rPr>
+          <w:lang w:val="zh_TW" w:bidi="zh_TW"/>
+        </w:rPr>
+        <w:t>蘇美人建築</w:t>
+      </w:r>
+    </w:p>
+    <w:p>
+      <w:pPr>
+        <w:pStyle w:val="ListBullet"/>
+        <w:spacing w:line="240" w:lineRule="auto"/>
+        <w:ind w:left="720"/>
+      </w:pPr>
+      <w:r>
+        <w:rPr>
+          <w:lang w:val="zh_TW" w:bidi="zh_TW"/>
+        </w:rPr>
+      </w:r>
+      <w:r>
+        <w:rPr>
+          <w:lang w:val="zh_TW" w:bidi="zh_TW"/>
+        </w:rPr>
+        <w:t>埃及建築</w:t>
+      </w:r>
+    </w:p>
+    <w:p>
+      <w:pPr>
+        <w:pStyle w:val="ListBullet"/>
+        <w:spacing w:line="240" w:lineRule="auto"/>
+        <w:ind w:left="720"/>
+      </w:pPr>
+      <w:r>
+        <w:rPr>
+          <w:lang w:val="zh_TW" w:bidi="zh_TW"/>
+        </w:rPr>
+      </w:r>
+      <w:r>
+        <w:rPr>
+          <w:lang w:val="zh_TW" w:bidi="zh_TW"/>
+        </w:rPr>
+        <w:t>亞述和赫人的建築</w:t>
+      </w:r>
+    </w:p>
+    <w:p>
+      <w:pPr>
+        <w:pStyle w:val="ListBullet"/>
+        <w:spacing w:line="240" w:lineRule="auto"/>
+        <w:ind w:left="720"/>
+      </w:pPr>
+      <w:r>
+        <w:rPr>
+          <w:lang w:val="zh_TW" w:bidi="zh_TW"/>
+        </w:rPr>
+      </w:r>
+      <w:r>
+        <w:rPr>
+          <w:lang w:val="zh_TW" w:bidi="zh_TW"/>
+        </w:rPr>
+        <w:t>希臘建築</w:t>
+      </w:r>
+    </w:p>
+    <w:p>
+      <w:pPr>
+        <w:pStyle w:val="ListBullet"/>
+        <w:spacing w:line="240" w:lineRule="auto"/>
+        <w:ind w:left="720"/>
+      </w:pPr>
+      <w:r>
+        <w:rPr>
+          <w:lang w:val="zh_TW" w:bidi="zh_TW"/>
+        </w:rPr>
+      </w:r>
+      <w:r>
+        <w:rPr>
+          <w:lang w:val="zh_TW" w:bidi="zh_TW"/>
+        </w:rPr>
+        <w:t>羅馬建築</w:t>
+      </w:r>
+    </w:p>
+    <w:p>
+      <w:pPr>
+        <w:pStyle w:val="ListBullet"/>
+        <w:spacing w:line="240" w:lineRule="auto"/>
+        <w:ind w:left="720"/>
+      </w:pPr>
+      <w:r>
+        <w:rPr>
+          <w:lang w:val="zh_TW" w:bidi="zh_TW"/>
+        </w:rPr>
+      </w:r>
+      <w:r>
+        <w:rPr>
+          <w:lang w:val="zh_TW" w:bidi="zh_TW"/>
+        </w:rPr>
+        <w:t>巴勒斯坦建築</w:t>
+      </w:r>
+    </w:p>
+    <w:p>
+      <w:pPr>
+        <w:pStyle w:val="Heading3"/>
+      </w:pPr>
+      <w:r>
+        <w:rPr>
+          <w:lang w:val="zh_TW" w:bidi="zh_TW"/>
+        </w:rPr>
+        <w:t>蘇美人建築</w:t>
+      </w:r>
+    </w:p>
+    <w:p>
+      <w:pPr/>
+      <w:r>
+        <w:rPr>
+          <w:lang w:val="zh_TW" w:bidi="zh_TW"/>
+        </w:rPr>
+      </w:r>
+      <w:r>
+        <w:rPr>
+          <w:lang w:val="zh_TW" w:bidi="zh_TW"/>
+        </w:rPr>
+        <w:t>建築最早是由非閃族起源的蘇美人發展起來的。他們可能在遷往北方大陸前的一千年前就已經定居在波斯灣的巴林島上。從他們的文化起始時，蘇美人就將建築視為一項重要的藝術活動，在他們建造的廟宇中得到了最充分的表現。蘇美人的金字塔型廟宇（ziggurat）或稱廟塔（staged tower），成為美索不達米亞在非宗教和宗教建築方面最具代表性的貢獻。金字塔型廟宇經常被比作中世紀歐洲的大教堂，其最高點似乎意欲向上達於神，來作為人類宗教願望的表達。然而，蘇美人建造他們神殿的概念並不是這樣。對他們來說，站在土丘或平台上的金字形神塔，代表集中了自然界的、給與生命的力量。神明已經降臨到他的家中，敬拜者的責任是在那裡與神明交流。</w:t>
+      </w:r>
+    </w:p>
+    <w:p>
+      <w:pPr/>
+      <w:r>
+        <w:rPr>
+          <w:lang w:val="zh_TW" w:bidi="zh_TW"/>
+        </w:rPr>
+      </w:r>
+      <w:r>
+        <w:rPr>
+          <w:lang w:val="zh_TW" w:bidi="zh_TW"/>
+        </w:rPr>
+        <w:t>到公元前2000年，美索不達米亞的寺廟區通常包括金字塔型廟宇、多個倉庫、神殿、作坊和祭司的住所。通常，金字塔型廟宇由三個部分組成：內牆是曬乾的泥磚，外牆是用瀝青砌成的燒磚。可以走樓梯或坡道到達上層，有時最上層還有一個供奉當地神祇的小神龕。除了設計裝飾牆壁和柱子外，蘇美建築師還發現如何使用拱門、圓頂和拱頂來營造宏偉感和空間感。</w:t>
+      </w:r>
+    </w:p>
+    <w:p>
+      <w:pPr/>
+      <w:r>
+        <w:rPr>
+          <w:lang w:val="zh_TW" w:bidi="zh_TW"/>
+        </w:rPr>
+      </w:r>
+      <w:r>
+        <w:rPr>
+          <w:lang w:val="zh_TW" w:bidi="zh_TW"/>
+        </w:rPr>
+        <w:t>蘇美的住宅建築風格相當多樣。大多數城市房屋是兩層樓的住宅，建在三面環繞的廣場上，開口朝向遠離狹窄街道的一側。富人的住宅可能有20個房間；有些包括僕人房間。室內浴室設施通過排水管連接到地下糞池。許多房屋的地下室都有一個家庭墓穴。蘇美人的建築創新無疑在各方面都使阿卡德人、赫人、埃及人和希臘人受益。</w:t>
+      </w:r>
+    </w:p>
+    <w:p>
+      <w:pPr>
+        <w:pStyle w:val="Heading3"/>
+      </w:pPr>
+      <w:r>
+        <w:rPr>
+          <w:lang w:val="zh_TW" w:bidi="zh_TW"/>
+        </w:rPr>
+        <w:t>埃及建築</w:t>
+      </w:r>
+    </w:p>
+    <w:p>
+      <w:pPr/>
+      <w:r>
+        <w:rPr>
+          <w:lang w:val="zh_TW" w:bidi="zh_TW"/>
+        </w:rPr>
+      </w:r>
+      <w:r>
+        <w:rPr>
+          <w:lang w:val="zh_TW" w:bidi="zh_TW"/>
+        </w:rPr>
+        <w:t>埃及人實現了許多文明意欲完成的持久建築形式，所以他們許多的建築物得以保存下來，其中包含廟宇、墳墓和金字塔。為了建造這些建築物，必須從遙遠的採石場運送巨石而來。埃及人利用奴隸的勞動力，建造了用來紀念他們統治者的建築。</w:t>
+      </w:r>
+    </w:p>
+    <w:p>
+      <w:pPr/>
+      <w:r>
+        <w:rPr>
+          <w:lang w:val="zh_TW" w:bidi="zh_TW"/>
+        </w:rPr>
+      </w:r>
+      <w:r>
+        <w:rPr>
+          <w:lang w:val="zh_TW" w:bidi="zh_TW"/>
+        </w:rPr>
+        <w:t>埃及建築最顯著的例子就是金字塔，幾乎所有的金字塔都是在古王國時期建造的（約公元前2700–2200年）。蘇美建築的凹槽壁龕（the recessed niche）被用來承受石砌工程的巨大壓力。如果沒有這樣的技術，建造像大金字塔這樣龐大的建築是不可能的，其估計重量幾乎達到六百萬噸（5,448,000公噸）。大金字塔是地球上定南北向最精確的建築之一，其朝向幾乎與真正的南北方向完全一致，只差不到一度的幾秒鐘。切割許多巨大的石塊並拼接在一起，其精確程度，甚至無法在石塊之間的縫隙插入一張紙。金字塔本來是作為保存原先下令建造金字塔者遺骸的墳墓，但這些建築物本身已成為人類創造力的紀念碑。</w:t>
+      </w:r>
+    </w:p>
+    <w:p>
+      <w:pPr/>
+      <w:r>
+        <w:rPr>
+          <w:lang w:val="zh_TW" w:bidi="zh_TW"/>
+        </w:rPr>
+      </w:r>
+      <w:r>
+        <w:rPr>
+          <w:lang w:val="zh_TW" w:bidi="zh_TW"/>
+        </w:rPr>
+        <w:t>埃及人的主要建築風格是「柱樑結構（post and lintel）」，即水平橫樑支撐在柱子上。因此，任何規模的建築都變成了柱子的森林。牆面覆蓋著雕刻、繪畫和象形文字。神廟的設計沿著長軸進行，幾乎達到完美的對稱。這些結構是為了帝國的盛典和其他儀式而設計的，旨在向人們展示統治者的權力和威嚴。</w:t>
+      </w:r>
+    </w:p>
+    <w:p>
+      <w:pPr>
+        <w:pStyle w:val="Heading3"/>
+      </w:pPr>
+      <w:r>
+        <w:rPr>
+          <w:lang w:val="zh_TW" w:bidi="zh_TW"/>
+        </w:rPr>
+        <w:t>亞述和赫人建築</w:t>
+      </w:r>
+    </w:p>
+    <w:p>
+      <w:pPr/>
+      <w:r>
+        <w:rPr>
+          <w:lang w:val="zh_TW" w:bidi="zh_TW"/>
+        </w:rPr>
+      </w:r>
+      <w:r>
+        <w:rPr>
+          <w:lang w:val="zh_TW" w:bidi="zh_TW"/>
+        </w:rPr>
+        <w:t>亞述人遵循蘇美人的神廟建造模式，但擴大了金字塔型廟宇並增加了更多樓層數。博爾西帕（Borsippa）的大型金字塔型廟宇是七層神廟建築的顯著例子。地基方約為272英尺（83公尺），建築物高約160英尺（49公尺）。每層樓都以梯田效果向內縮，並塗上不同顏色的漆。每一層代表其中一顆行星。根據後來的蘇美人習俗，最上層的屋頂上建有一個小神殿，據說神明尼波（Nebo）就居住在那裡。許多人認為神所摧毀的巴別塔是一座金字塔型廟宇（</w:t>
+      </w:r>
+      <w:hyperlink r:id="rId148">
+        <w:r>
+          <w:rPr>
+            <w:lang w:val="zh_TW" w:bidi="zh_TW"/>
+          </w:rPr>
+          <w:rPr>
+            <w:color w:val="0000EE"/>
+            <w:u w:val="single"/>
+          </w:rPr>
+          <w:t>創11</w:t>
+        </w:r>
+      </w:hyperlink>
+      <w:r>
+        <w:rPr>
+          <w:lang w:val="zh_TW" w:bidi="zh_TW"/>
+        </w:rPr>
+        <w:t>）。</w:t>
+      </w:r>
+    </w:p>
+    <w:p>
+      <w:pPr/>
+      <w:r>
+        <w:rPr>
+          <w:lang w:val="zh_TW" w:bidi="zh_TW"/>
+        </w:rPr>
+      </w:r>
+      <w:r>
+        <w:rPr>
+          <w:lang w:val="zh_TW" w:bidi="zh_TW"/>
+        </w:rPr>
+        <w:t>公元前八世紀和七世紀的亞述王宮殿既大又優雅，巨大的浮雕裝飾描繪國王忙於各種活動。亞述藝術在這個時期達到巔峰，對細節一絲不苟的關注為亞述建築帶來了剛毅的特質。大型石雕護衛動物被安置在公共建築物的入口處。在小亞細亞東部的</w:t>
+      </w:r>
+      <w:r>
+        <w:rPr>
+          <w:lang w:val="zh_TW" w:bidi="zh_TW"/>
+        </w:rPr>
+        <w:t>安納多利亞</w:t>
+      </w:r>
+      <w:r>
+        <w:rPr>
+          <w:lang w:val="zh_TW" w:bidi="zh_TW"/>
+        </w:rPr>
+        <w:t>（Anatolia），類似的雕像是赫人建築的一個特徵。</w:t>
+      </w:r>
+    </w:p>
+    <w:p>
+      <w:pPr/>
+      <w:r>
+        <w:rPr>
+          <w:lang w:val="zh_TW" w:bidi="zh_TW"/>
+        </w:rPr>
+      </w:r>
+      <w:r>
+        <w:rPr>
+          <w:lang w:val="zh_TW" w:bidi="zh_TW"/>
+        </w:rPr>
+        <w:t>在</w:t>
+      </w:r>
+      <w:r>
+        <w:rPr>
+          <w:lang w:val="zh_TW" w:bidi="zh_TW"/>
+        </w:rPr>
+        <w:t>波格斯凱</w:t>
+      </w:r>
+      <w:r>
+        <w:rPr>
+          <w:lang w:val="zh_TW" w:bidi="zh_TW"/>
+        </w:rPr>
+        <w:t>（Boghazkôy）及其他地方挖掘出的赫人建築在規模和宏偉程度上已經可以媲美亞述人的建築。高聳的柱子、長長的走廊和寬敞的房間是青銅時代赫人宮殿建築的典型特徵。</w:t>
+      </w:r>
+    </w:p>
+    <w:p>
+      <w:pPr/>
+      <w:r>
+        <w:rPr>
+          <w:lang w:val="zh_TW" w:bidi="zh_TW"/>
+        </w:rPr>
+      </w:r>
+      <w:r>
+        <w:rPr>
+          <w:lang w:val="zh_TW" w:bidi="zh_TW"/>
+        </w:rPr>
+        <w:t>赫人神廟的設計延續巴比倫常見的風格，由數座建築圍繞著一個開放式的庭院。其中一不同之處是主要的聖所（santuary）是通過一系列入口或門廊進入的，這些入口或門廊延伸超過相鄰建築物的長度。其設計可以在突出的頂部放置小窗戶，以便在聖所內提供額外的光線。</w:t>
+      </w:r>
+    </w:p>
+    <w:p>
+      <w:pPr>
+        <w:pStyle w:val="Heading3"/>
+      </w:pPr>
+      <w:r>
+        <w:rPr>
+          <w:lang w:val="zh_TW" w:bidi="zh_TW"/>
+        </w:rPr>
+        <w:t>希臘建築</w:t>
+      </w:r>
+    </w:p>
+    <w:p>
+      <w:pPr/>
+      <w:r>
+        <w:rPr>
+          <w:lang w:val="zh_TW" w:bidi="zh_TW"/>
+        </w:rPr>
+      </w:r>
+      <w:r>
+        <w:rPr>
+          <w:lang w:val="zh_TW" w:bidi="zh_TW"/>
+        </w:rPr>
+        <w:t>建築學在希臘世界崛起，成就斐然。由許多因素綜合在一起，產生了延續數世紀的建築之美。這些因素包括氣候、環境、政府和人民。或許最重要的因素是人，因為他們似乎可以自由地想像與發展設計、結構，這些設計和結構至今仍激發著我們的想像力。</w:t>
+      </w:r>
+    </w:p>
+    <w:p>
+      <w:pPr/>
+      <w:r>
+        <w:rPr>
+          <w:lang w:val="zh_TW" w:bidi="zh_TW"/>
+        </w:rPr>
+      </w:r>
+      <w:r>
+        <w:rPr>
+          <w:lang w:val="zh_TW" w:bidi="zh_TW"/>
+        </w:rPr>
+        <w:t>希臘人努力追求在建築中的美感。這個崇高的動機在公元前五世紀得到了最高的體現。在</w:t>
+      </w:r>
+      <w:r>
+        <w:rPr>
+          <w:lang w:val="zh_TW" w:bidi="zh_TW"/>
+        </w:rPr>
+        <w:t>伯理克利</w:t>
+      </w:r>
+      <w:r>
+        <w:rPr>
+          <w:lang w:val="zh_TW" w:bidi="zh_TW"/>
+        </w:rPr>
+        <w:t>（Pericles）時期（公元前461–429年），雅典衛城上（the Acropolis）的帕德嫩（Parthenon）神殿和大型門廊（Propylea）從早期的原型進行了改造，</w:t>
+      </w:r>
+      <w:r>
+        <w:rPr>
+          <w:lang w:val="zh_TW" w:bidi="zh_TW"/>
+        </w:rPr>
+        <w:t>艾瑞克丟</w:t>
+      </w:r>
+      <w:r>
+        <w:rPr>
+          <w:lang w:val="zh_TW" w:bidi="zh_TW"/>
+        </w:rPr>
+        <w:t>（Erechtheum）神殿也在那裡建造。隨後在雅典建造的神殿包括赫菲斯托斯（Hephaestus）神殿（這是一個不如帕德嫩神殿優雅的版本），以及阿瑞斯（Ares）神殿。</w:t>
+      </w:r>
+      <w:r>
+        <w:rPr>
+          <w:lang w:val="zh_TW" w:bidi="zh_TW"/>
+        </w:rPr>
+        <w:t>腓迪亞</w:t>
+      </w:r>
+      <w:r>
+        <w:rPr>
+          <w:lang w:val="zh_TW" w:bidi="zh_TW"/>
+        </w:rPr>
+        <w:t>（Phidias）是設計帕德嫩神殿的雕刻家，也與他的學生們一起負責了許多公元前五世紀的雕像。雖然蘇美人是最早製作相當刻板的獨立石像的人，但他們這樣做主要是出於神學考量。對於蘇美雕刻家來說，這尊雕像代表了一個站在神面前準備接受審判的人。對希臘人來說，優秀雕像的目標是盡可能真實和準確地再現人體結構（anatomy），並且跟亞述人一樣，他們的雕刻家也研究解剖學。最終，希臘人成為世界上最熟練的雕刻家。</w:t>
+      </w:r>
+    </w:p>
+    <w:p>
+      <w:pPr/>
+      <w:r>
+        <w:rPr>
+          <w:lang w:val="zh_TW" w:bidi="zh_TW"/>
+        </w:rPr>
+      </w:r>
+      <w:r>
+        <w:rPr>
+          <w:lang w:val="zh_TW" w:bidi="zh_TW"/>
+        </w:rPr>
+        <w:t>許多希臘建築具有結構和環境的適當組合。例如，劇院建在山丘上，這樣結構可以有分層的座位，並且仍然保有美麗的背景。大理石被廣泛的使用。建築物的位置設計使陰影增添其美感。所有這些結構之美在使徒保羅訪問雅典城時都看見了，但他「看見滿城都是偶像，就心裏著急」(</w:t>
+      </w:r>
+      <w:hyperlink r:id="rId149">
+        <w:r>
+          <w:rPr>
+            <w:lang w:val="zh_TW" w:bidi="zh_TW"/>
+          </w:rPr>
+          <w:rPr>
+            <w:color w:val="0000EE"/>
+            <w:u w:val="single"/>
+          </w:rPr>
+          <w:t>徒17:16</w:t>
+        </w:r>
+      </w:hyperlink>
+      <w:r>
+        <w:rPr>
+          <w:lang w:val="zh_TW" w:bidi="zh_TW"/>
+        </w:rPr>
+        <w:t>)。許多最美麗的建築，例如帕德嫩神廟，是為了紀念異教的希臘神而建造的。保羅在亞略•巴古（Areopagus，又名火星山〔Mars Hill〕）上講了他著名的講章，而這座山眺望著雅典的眾神殿。</w:t>
+      </w:r>
+    </w:p>
+    <w:p>
+      <w:pPr>
+        <w:pStyle w:val="Heading3"/>
+      </w:pPr>
+      <w:r>
+        <w:rPr>
+          <w:lang w:val="zh_TW" w:bidi="zh_TW"/>
+        </w:rPr>
+        <w:t>羅馬建築</w:t>
+      </w:r>
+    </w:p>
+    <w:p>
+      <w:pPr/>
+      <w:r>
+        <w:rPr>
+          <w:lang w:val="zh_TW" w:bidi="zh_TW"/>
+        </w:rPr>
+      </w:r>
+      <w:r>
+        <w:rPr>
+          <w:lang w:val="zh_TW" w:bidi="zh_TW"/>
+        </w:rPr>
+        <w:t>羅馬人是偉大的建築師，他們在世界建築上留下了自己的印記。有幾個因素影響了羅馬建築風格。首先是羅馬人接管了早期的眾帝國和早期的建築形式。受到一些埃及建築的影響，但希臘人對美的眼光和大理石的使用更為重要。另一個因素是羅馬人發現了由火山土製成的水泥，這種水泥與石灰混合後形成了具有極強凝聚力的砂漿。水泥使羅馬人能夠建造無需支撐柱的拱門，因而產生一種壯麗和威嚴的效果。羅馬人也使用水泥建造多層建築，例如羅馬競技場。</w:t>
+      </w:r>
+    </w:p>
+    <w:p>
+      <w:pPr/>
+      <w:r>
+        <w:rPr>
+          <w:lang w:val="zh_TW" w:bidi="zh_TW"/>
+        </w:rPr>
+      </w:r>
+      <w:r>
+        <w:rPr>
+          <w:lang w:val="zh_TW" w:bidi="zh_TW"/>
+        </w:rPr>
+        <w:t>羅馬建築師在城市中心使用中央廣場或公共論壇。在這些周圍建造了公共建築、寺廟、商店和柱廊。中央廣場有拱門和紀念皇帝勝利的紀念碑。羅馬的市政規劃概念在整個羅馬帝國，包括巴勒斯坦，都被廣為模仿。</w:t>
+      </w:r>
+    </w:p>
+    <w:p>
+      <w:pPr/>
+      <w:r>
+        <w:rPr>
+          <w:lang w:val="zh_TW" w:bidi="zh_TW"/>
+        </w:rPr>
+      </w:r>
+      <w:r>
+        <w:rPr>
+          <w:lang w:val="zh_TW" w:bidi="zh_TW"/>
+        </w:rPr>
+        <w:t>在羅馬統治的許多國家中，水資源短缺迫使他們設計了陸上運輸水的方法。這導致了渡槽（the aqueduct）的發展。羅馬建築師面臨著保持足夠坡度以使水能夠靠重力流動的問題。水泥渠道由石拱支撐，解決了大部分問題。渡槽系統的建築設計在帝國時期始終保持不變。基礎柱由圓拱跨越。一條石渠建在拱門頂部，內襯水泥，並經常覆蓋著弧形屋頂。</w:t>
+      </w:r>
+    </w:p>
+    <w:p>
+      <w:pPr>
+        <w:pStyle w:val="Heading3"/>
+      </w:pPr>
+      <w:r>
+        <w:rPr>
+          <w:lang w:val="zh_TW" w:bidi="zh_TW"/>
+        </w:rPr>
+        <w:t>巴勒斯坦建築</w:t>
+      </w:r>
+    </w:p>
+    <w:p>
+      <w:pPr/>
+      <w:r>
+        <w:rPr>
+          <w:lang w:val="zh_TW" w:bidi="zh_TW"/>
+        </w:rPr>
+      </w:r>
+      <w:r>
+        <w:rPr>
+          <w:lang w:val="zh_TW" w:bidi="zh_TW"/>
+        </w:rPr>
+        <w:t>以色列人有一世代是居住在帳篷之中，過著最多是半定居（semisedentary）的生活，沒有任何需要永久結構的需求。然而當他們需要安頓下來時，卻因缺乏建築技能而無法建造建築。考古挖掘在示羅、伯特利和底璧等地點發現了以色列人試圖在早期迦南人的地基上重建的跡象。他們的工藝水準明顯低於迦南建築者的水平，特別是在迦南王室所處的城市中表現得尤為明顯。 直到公元前五世紀，以色列人的建築物往往是小而狹窄的，部分原因是建築師還沒有設計出其他的屋頂結構，只能在建築物的寬度上鋪設橫梁，並在上面放置平頂。巴勒斯坦的第一個拱形拱門建於波斯時期，但它過於創新，以至於保守的猶太人拒絕將其作為建築風格採用。只有在羅馬時期，拱門和拱頂才因大希律王的影響而被接受。</w:t>
+      </w:r>
+    </w:p>
+    <w:p>
+      <w:pPr>
+        <w:pStyle w:val="Heading4"/>
+      </w:pPr>
+      <w:r>
+        <w:rPr>
+          <w:lang w:val="zh_TW" w:bidi="zh_TW"/>
+        </w:rPr>
+        <w:t>舊約建築</w:t>
+      </w:r>
+    </w:p>
+    <w:p>
+      <w:pPr/>
+      <w:r>
+        <w:rPr>
+          <w:lang w:val="zh_TW" w:bidi="zh_TW"/>
+        </w:rPr>
+      </w:r>
+      <w:r>
+        <w:rPr>
+          <w:lang w:val="zh_TW" w:bidi="zh_TW"/>
+        </w:rPr>
+        <w:t>城市</w:t>
+      </w:r>
+    </w:p>
+    <w:p>
+      <w:pPr/>
+      <w:r>
+        <w:rPr>
+          <w:lang w:val="zh_TW" w:bidi="zh_TW"/>
+        </w:rPr>
+      </w:r>
+      <w:r>
+        <w:rPr>
+          <w:lang w:val="zh_TW" w:bidi="zh_TW"/>
+        </w:rPr>
+        <w:t>在舊約時代，城市建在山丘或土堆上，並用牆圍起來以作保護。一般來說，房屋是隨意排列的，由蜿蜒的小路或巷子連接。無法負擔城市生活的人住在城市外圍的村莊。他們會在附近的田地工作，遇到危險時逃到城市尋求保護。</w:t>
+      </w:r>
+    </w:p>
+    <w:p>
+      <w:pPr/>
+      <w:r>
+        <w:rPr>
+          <w:lang w:val="zh_TW" w:bidi="zh_TW"/>
+        </w:rPr>
+      </w:r>
+      <w:r>
+        <w:rPr>
+          <w:lang w:val="zh_TW" w:bidi="zh_TW"/>
+        </w:rPr>
+        <w:t>對任何城市來說，最重要的是充足的水資源供應。因此，城市建在地下泉水上或附近。有些城市使用抹灰泥的蓄水池和集水池來收集雨水，以補充日常的供水。地下水受到階梯隧道的保護，以便在城市被圍困時能夠取水。</w:t>
+      </w:r>
+    </w:p>
+    <w:p>
+      <w:pPr/>
+      <w:r>
+        <w:rPr>
+          <w:lang w:val="zh_TW" w:bidi="zh_TW"/>
+        </w:rPr>
+      </w:r>
+      <w:r>
+        <w:rPr>
+          <w:lang w:val="zh_TW" w:bidi="zh_TW"/>
+        </w:rPr>
+        <w:t>防禦要塞</w:t>
+      </w:r>
+    </w:p>
+    <w:p>
+      <w:pPr/>
+      <w:r>
+        <w:rPr>
+          <w:lang w:val="zh_TW" w:bidi="zh_TW"/>
+        </w:rPr>
+      </w:r>
+      <w:r>
+        <w:rPr>
+          <w:lang w:val="zh_TW" w:bidi="zh_TW"/>
+        </w:rPr>
+        <w:t>在舊約時期的大部分時間裡，以色列人使用青銅時代中期的技術來防禦他們的城市。核心特徵是一堵由石頭或磚塊建成的牆，高25到30英尺（7.6到9.1公尺）。 牆有時會有人工斜坡，底部有壕溝，以防禦敵人的攻城槌。</w:t>
+      </w:r>
+    </w:p>
+    <w:p>
+      <w:pPr/>
+      <w:r>
+        <w:rPr>
+          <w:lang w:val="zh_TW" w:bidi="zh_TW"/>
+        </w:rPr>
+      </w:r>
+      <w:r>
+        <w:rPr>
+          <w:lang w:val="zh_TW" w:bidi="zh_TW"/>
+        </w:rPr>
+        <w:t>在以色列君主制時期，也建造了雙重城墻（casemate walls）。這些由兩堵平行牆和一系列橫牆連接而成。隨後，這些房間被填滿泥土，以增加保護來抵擋敵人的撞城錘（</w:t>
+      </w:r>
+      <w:hyperlink r:id="rId150">
+        <w:r>
+          <w:rPr>
+            <w:lang w:val="zh_TW" w:bidi="zh_TW"/>
+          </w:rPr>
+          <w:rPr>
+            <w:color w:val="0000EE"/>
+            <w:u w:val="single"/>
+          </w:rPr>
+          <w:t>結26:9</w:t>
+        </w:r>
+      </w:hyperlink>
+      <w:r>
+        <w:rPr>
+          <w:lang w:val="zh_TW" w:bidi="zh_TW"/>
+        </w:rPr>
+        <w:t>）。 有時會建造厚達20英尺（6公尺）的牆壁，並設有懸垂部分，以便制服攻擊者。使徒保羅從大馬士革城牆上的一個房間裡被人用籃子放下城牆（</w:t>
+      </w:r>
+      <w:hyperlink r:id="rId151">
+        <w:r>
+          <w:rPr>
+            <w:lang w:val="zh_TW" w:bidi="zh_TW"/>
+          </w:rPr>
+          <w:rPr>
+            <w:color w:val="0000EE"/>
+            <w:u w:val="single"/>
+          </w:rPr>
+          <w:t>徒9:25</w:t>
+        </w:r>
+      </w:hyperlink>
+      <w:r>
+        <w:rPr>
+          <w:lang w:val="zh_TW" w:bidi="zh_TW"/>
+        </w:rPr>
+        <w:t>；</w:t>
+      </w:r>
+      <w:hyperlink r:id="rId152">
+        <w:r>
+          <w:rPr>
+            <w:lang w:val="zh_TW" w:bidi="zh_TW"/>
+          </w:rPr>
+          <w:rPr>
+            <w:color w:val="0000EE"/>
+            <w:u w:val="single"/>
+          </w:rPr>
+          <w:t>林後11:33</w:t>
+        </w:r>
+      </w:hyperlink>
+      <w:r>
+        <w:rPr>
+          <w:lang w:val="zh_TW" w:bidi="zh_TW"/>
+        </w:rPr>
+        <w:t>）。</w:t>
+      </w:r>
+    </w:p>
+    <w:p>
+      <w:pPr/>
+      <w:r>
+        <w:rPr>
+          <w:lang w:val="zh_TW" w:bidi="zh_TW"/>
+        </w:rPr>
+      </w:r>
+      <w:r>
+        <w:rPr>
+          <w:lang w:val="zh_TW" w:bidi="zh_TW"/>
+        </w:rPr>
+        <w:t>城門</w:t>
+      </w:r>
+    </w:p>
+    <w:p>
+      <w:pPr/>
+      <w:r>
+        <w:rPr>
+          <w:lang w:val="zh_TW" w:bidi="zh_TW"/>
+        </w:rPr>
+      </w:r>
+      <w:r>
+        <w:rPr>
+          <w:lang w:val="zh_TW" w:bidi="zh_TW"/>
+        </w:rPr>
+        <w:t>大多數城牆都有兩個城門。其中一個是給駱駝商隊、戰車和較大的車輛使用的；另一個在城市的另一邊，則是給行人、驢子和小動物使用的。許多門由雙扇門組成（</w:t>
+      </w:r>
+      <w:hyperlink r:id="rId153">
+        <w:r>
+          <w:rPr>
+            <w:lang w:val="zh_TW" w:bidi="zh_TW"/>
+          </w:rPr>
+          <w:rPr>
+            <w:color w:val="0000EE"/>
+            <w:u w:val="single"/>
+          </w:rPr>
+          <w:t>賽45:1</w:t>
+        </w:r>
+      </w:hyperlink>
+      <w:r>
+        <w:rPr>
+          <w:lang w:val="zh_TW" w:bidi="zh_TW"/>
+        </w:rPr>
+        <w:t>；</w:t>
+      </w:r>
+      <w:hyperlink r:id="rId154">
+        <w:r>
+          <w:rPr>
+            <w:lang w:val="zh_TW" w:bidi="zh_TW"/>
+          </w:rPr>
+          <w:rPr>
+            <w:color w:val="0000EE"/>
+            <w:u w:val="single"/>
+          </w:rPr>
+          <w:t>尼6:1</w:t>
+        </w:r>
+      </w:hyperlink>
+      <w:r>
+        <w:rPr>
+          <w:lang w:val="zh_TW" w:bidi="zh_TW"/>
+        </w:rPr>
+        <w:t>），由木頭製成並覆蓋銅製的板面（</w:t>
+      </w:r>
+      <w:hyperlink r:id="rId155">
+        <w:r>
+          <w:rPr>
+            <w:lang w:val="zh_TW" w:bidi="zh_TW"/>
+          </w:rPr>
+          <w:rPr>
+            <w:color w:val="0000EE"/>
+            <w:u w:val="single"/>
+          </w:rPr>
+          <w:t>賽45:2</w:t>
+        </w:r>
+      </w:hyperlink>
+      <w:r>
+        <w:rPr>
+          <w:lang w:val="zh_TW" w:bidi="zh_TW"/>
+        </w:rPr>
+        <w:t>）。門用橫木、青銅（</w:t>
+      </w:r>
+      <w:hyperlink r:id="rId156">
+        <w:r>
+          <w:rPr>
+            <w:lang w:val="zh_TW" w:bidi="zh_TW"/>
+          </w:rPr>
+          <w:rPr>
+            <w:color w:val="0000EE"/>
+            <w:u w:val="single"/>
+          </w:rPr>
+          <w:t>王上4:13</w:t>
+        </w:r>
+      </w:hyperlink>
+      <w:r>
+        <w:rPr>
+          <w:lang w:val="zh_TW" w:bidi="zh_TW"/>
+        </w:rPr>
+        <w:t>）或鐵（</w:t>
+      </w:r>
+      <w:hyperlink r:id="rId157">
+        <w:r>
+          <w:rPr>
+            <w:lang w:val="zh_TW" w:bidi="zh_TW"/>
+          </w:rPr>
+          <w:rPr>
+            <w:color w:val="0000EE"/>
+            <w:u w:val="single"/>
+          </w:rPr>
+          <w:t>詩107:16</w:t>
+        </w:r>
+      </w:hyperlink>
+      <w:r>
+        <w:rPr>
+          <w:lang w:val="zh_TW" w:bidi="zh_TW"/>
+        </w:rPr>
+        <w:t>）的橫杆固定在門柱的開口處（</w:t>
+      </w:r>
+      <w:hyperlink r:id="rId158">
+        <w:r>
+          <w:rPr>
+            <w:lang w:val="zh_TW" w:bidi="zh_TW"/>
+          </w:rPr>
+          <w:rPr>
+            <w:color w:val="0000EE"/>
+            <w:u w:val="single"/>
+          </w:rPr>
+          <w:t>士16:3</w:t>
+        </w:r>
+      </w:hyperlink>
+      <w:r>
+        <w:rPr>
+          <w:lang w:val="zh_TW" w:bidi="zh_TW"/>
+        </w:rPr>
+        <w:t>）。</w:t>
+      </w:r>
+    </w:p>
+    <w:p>
+      <w:pPr/>
+      <w:r>
+        <w:rPr>
+          <w:lang w:val="zh_TW" w:bidi="zh_TW"/>
+        </w:rPr>
+      </w:r>
+      <w:r>
+        <w:rPr>
+          <w:lang w:val="zh_TW" w:bidi="zh_TW"/>
+        </w:rPr>
+        <w:t>城門的位置對城市的防禦非常重要。通常通往城門的道路會被設計成讓攻擊者（左手持盾）必須面對城市的城牆及其右側的防禦者。有時候，城門是大塔的一部分（</w:t>
+      </w:r>
+      <w:hyperlink r:id="rId159">
+        <w:r>
+          <w:rPr>
+            <w:lang w:val="zh_TW" w:bidi="zh_TW"/>
+          </w:rPr>
+          <w:rPr>
+            <w:color w:val="0000EE"/>
+            <w:u w:val="single"/>
+          </w:rPr>
+          <w:t>代下26:9</w:t>
+        </w:r>
+      </w:hyperlink>
+      <w:r>
+        <w:rPr>
+          <w:lang w:val="zh_TW" w:bidi="zh_TW"/>
+        </w:rPr>
+        <w:t>）。偶爾，塔內會建造階梯，讓哨兵可以到達塔頂站崗（</w:t>
+      </w:r>
+      <w:hyperlink r:id="rId160">
+        <w:r>
+          <w:rPr>
+            <w:lang w:val="zh_TW" w:bidi="zh_TW"/>
+          </w:rPr>
+          <w:rPr>
+            <w:color w:val="0000EE"/>
+            <w:u w:val="single"/>
+          </w:rPr>
+          <w:t>王下9:17</w:t>
+        </w:r>
+      </w:hyperlink>
+      <w:r>
+        <w:rPr>
+          <w:lang w:val="zh_TW" w:bidi="zh_TW"/>
+        </w:rPr>
+        <w:t>）。在其他時候，城門的位置是轉90度在門戶之間，以防止敵方弓箭手直接射穿城門。</w:t>
+      </w:r>
+    </w:p>
+    <w:p>
+      <w:pPr/>
+      <w:r>
+        <w:rPr>
+          <w:lang w:val="zh_TW" w:bidi="zh_TW"/>
+        </w:rPr>
+      </w:r>
+      <w:r>
+        <w:rPr>
+          <w:lang w:val="zh_TW" w:bidi="zh_TW"/>
+        </w:rPr>
+        <w:t>房屋</w:t>
+      </w:r>
+    </w:p>
+    <w:p>
+      <w:pPr/>
+      <w:r>
+        <w:rPr>
+          <w:lang w:val="zh_TW" w:bidi="zh_TW"/>
+        </w:rPr>
+      </w:r>
+      <w:r>
+        <w:rPr>
+          <w:lang w:val="zh_TW" w:bidi="zh_TW"/>
+        </w:rPr>
+        <w:t>以色列人高級住宅由幾個面向開放庭院的房間組成（</w:t>
+      </w:r>
+      <w:hyperlink r:id="rId161">
+        <w:r>
+          <w:rPr>
+            <w:lang w:val="zh_TW" w:bidi="zh_TW"/>
+          </w:rPr>
+          <w:rPr>
+            <w:color w:val="0000EE"/>
+            <w:u w:val="single"/>
+          </w:rPr>
+          <w:t>撒下17:18</w:t>
+        </w:r>
+      </w:hyperlink>
+      <w:r>
+        <w:rPr>
+          <w:lang w:val="zh_TW" w:bidi="zh_TW"/>
+        </w:rPr>
+        <w:t>）。 最大的房間是給家人用的，另一個則是給這個家庭的牛用的，還有一個作為一般的儲藏室使用。有時候牆是用石頭砌成的，縫隙用泥填補。有些內牆會用泥漿抹平，雖然較富裕的家庭會使用柏木或杉木。地板是由黏土或拋光的灰泥石製成的。平屋頂由橫樑支撐，並用木材或灌木使其防水。外面的樓梯通往屋頂，有些人建造了屋頂房間，實際上使房子變成了兩層樓（</w:t>
+      </w:r>
+      <w:hyperlink r:id="rId162">
+        <w:r>
+          <w:rPr>
+            <w:lang w:val="zh_TW" w:bidi="zh_TW"/>
+          </w:rPr>
+          <w:rPr>
+            <w:color w:val="0000EE"/>
+            <w:u w:val="single"/>
+          </w:rPr>
+          <w:t>王上17:19</w:t>
+        </w:r>
+      </w:hyperlink>
+      <w:r>
+        <w:rPr>
+          <w:lang w:val="zh_TW" w:bidi="zh_TW"/>
+        </w:rPr>
+        <w:t>）。房屋的平屋頂為擁擠的家庭提供了額外的睡眠和娛樂空間。摩西律法要求這些屋頂要有保護的女兒牆（parapet）圍繞，以防止人們墜落致死（</w:t>
+      </w:r>
+      <w:hyperlink r:id="rId163">
+        <w:r>
+          <w:rPr>
+            <w:lang w:val="zh_TW" w:bidi="zh_TW"/>
+          </w:rPr>
+          <w:rPr>
+            <w:color w:val="0000EE"/>
+            <w:u w:val="single"/>
+          </w:rPr>
+          <w:t>申22:8</w:t>
+        </w:r>
+      </w:hyperlink>
+      <w:r>
+        <w:rPr>
+          <w:lang w:val="zh_TW" w:bidi="zh_TW"/>
+        </w:rPr>
+        <w:t>）。</w:t>
+      </w:r>
+    </w:p>
+    <w:p>
+      <w:pPr/>
+      <w:r>
+        <w:rPr>
+          <w:lang w:val="zh_TW" w:bidi="zh_TW"/>
+        </w:rPr>
+      </w:r>
+      <w:r>
+        <w:rPr>
+          <w:lang w:val="zh_TW" w:bidi="zh_TW"/>
+        </w:rPr>
+        <w:t>所羅門的聖殿</w:t>
+      </w:r>
+    </w:p>
+    <w:p>
+      <w:pPr/>
+      <w:r>
+        <w:rPr>
+          <w:lang w:val="zh_TW" w:bidi="zh_TW"/>
+        </w:rPr>
+      </w:r>
+      <w:r>
+        <w:rPr>
+          <w:lang w:val="zh_TW" w:bidi="zh_TW"/>
+        </w:rPr>
+        <w:t>以色列最重要的建築可能是所羅門王的聖殿。這棟建築位於亞伯拉罕獻他的兒子以撒的地方（</w:t>
+      </w:r>
+      <w:hyperlink r:id="rId164">
+        <w:r>
+          <w:rPr>
+            <w:lang w:val="zh_TW" w:bidi="zh_TW"/>
+          </w:rPr>
+          <w:rPr>
+            <w:color w:val="0000EE"/>
+            <w:u w:val="single"/>
+          </w:rPr>
+          <w:t>創22</w:t>
+        </w:r>
+      </w:hyperlink>
+      <w:r>
+        <w:rPr>
+          <w:lang w:val="zh_TW" w:bidi="zh_TW"/>
+        </w:rPr>
+        <w:t>）。 共花了七年半的時間建造，因其美麗和用途而著名。聖殿的設計類似於會幕，只是尺寸加倍，高度增加了三倍。牆壁是用石頭製成的，外面覆有黃金（</w:t>
+      </w:r>
+      <w:hyperlink r:id="rId165">
+        <w:r>
+          <w:rPr>
+            <w:lang w:val="zh_TW" w:bidi="zh_TW"/>
+          </w:rPr>
+          <w:rPr>
+            <w:color w:val="0000EE"/>
+            <w:u w:val="single"/>
+          </w:rPr>
+          <w:t>王上6:22</w:t>
+        </w:r>
+      </w:hyperlink>
+      <w:r>
+        <w:rPr>
+          <w:lang w:val="zh_TW" w:bidi="zh_TW"/>
+        </w:rPr>
+        <w:t>），天花板和地板也覆有黃金。至聖所與聖所之間的隔板是由包金的香柏木製成的。至聖所的入口由雕刻的橄欖木雙扇門組成，外覆金箔。門口敞開但被幔子遮蔽。聖殿外有兩個院子，一個是給祭司的內院，另一個是給百姓的外院。</w:t>
+      </w:r>
+    </w:p>
+    <w:p>
+      <w:pPr/>
+      <w:r>
+        <w:rPr>
+          <w:lang w:val="zh_TW" w:bidi="zh_TW"/>
+        </w:rPr>
+      </w:r>
+      <w:r>
+        <w:rPr>
+          <w:lang w:val="zh_TW" w:bidi="zh_TW"/>
+        </w:rPr>
+        <w:t>因為以色列缺乏建築專業知識，迫使所羅門雇用了腓尼基的工匠。 其結果是一個典型的腓尼基結構，此平面圖與在敘利亞的</w:t>
+      </w:r>
+      <w:r>
+        <w:rPr>
+          <w:lang w:val="zh_TW" w:bidi="zh_TW"/>
+        </w:rPr>
+        <w:t>泰拿堆丘</w:t>
+      </w:r>
+      <w:r>
+        <w:rPr>
+          <w:lang w:val="zh_TW" w:bidi="zh_TW"/>
+        </w:rPr>
+        <w:t>（Tell Tainat）發掘的公元前八世紀迦南教堂非常相似。列柱和柱廊無疑是所羅門聖殿的一個特徵，儘管名為雅斤和波阿斯的獨立柱子的具體功能仍然尚未確定。精心打磨的石工似乎最早出現在所羅門時期的以色列；從撒馬利亞出土了優秀的鑿石和方石樣本。撒馬利亞遺址以及米吉多（Megiddo）遺址也提供了有趣的例子，展示了源自迦南藝術表現的裝飾柱頭。</w:t>
+      </w:r>
+    </w:p>
+    <w:p>
+      <w:pPr/>
+      <w:r>
+        <w:rPr>
+          <w:lang w:val="zh_TW" w:bidi="zh_TW"/>
+        </w:rPr>
+      </w:r>
+      <w:r>
+        <w:rPr>
+          <w:lang w:val="zh_TW" w:bidi="zh_TW"/>
+        </w:rPr>
+        <w:t>當巴比倫在公元前586年推翻耶路撒冷並夷平這座城市時，聖殿的財富被掠奪並被燒毀。以色列從被擄歸回後，聖殿重建，奠基於公元前525年。然而，第二聖殿遠不如所羅門的聖殿宏偉，到猶太王希律（公元前37–4年）時期已經需要大修。</w:t>
+      </w:r>
+    </w:p>
+    <w:p>
+      <w:pPr/>
+      <w:r>
+        <w:rPr>
+          <w:lang w:val="zh_TW" w:bidi="zh_TW"/>
+        </w:rPr>
+      </w:r>
+      <w:r>
+        <w:rPr>
+          <w:lang w:val="zh_TW" w:bidi="zh_TW"/>
+        </w:rPr>
+        <w:t>雖然舊約傳統非常重視所羅門的聖殿並盛讚其宏偉，但這座建築實際上是王宮的附屬建築，作為禮拜堂。只有在被擄歸回時期，聖殿才脫離了王室的聯繫，成為一個獨立的聖殿，人們可以在那裡守規定的儀式。無論是被擄前或是被擄歸回時期的聖殿，其尺寸都相當小且狹窄，其寬度受限於可用於屋頂的木樑長度。這樣的建築物唯一能擴大的方式是以近東常用方式在建築物外部加蓋額外的房間。</w:t>
+      </w:r>
+    </w:p>
+    <w:p>
+      <w:pPr>
+        <w:pStyle w:val="Heading4"/>
+      </w:pPr>
+      <w:r>
+        <w:rPr>
+          <w:lang w:val="zh_TW" w:bidi="zh_TW"/>
+        </w:rPr>
+        <w:t>新約時期的建築</w:t>
+      </w:r>
+    </w:p>
+    <w:p>
+      <w:pPr/>
+      <w:r>
+        <w:rPr>
+          <w:lang w:val="zh_TW" w:bidi="zh_TW"/>
+        </w:rPr>
+      </w:r>
+      <w:r>
+        <w:rPr>
+          <w:lang w:val="zh_TW" w:bidi="zh_TW"/>
+        </w:rPr>
+        <w:t>新約時代的建築由希臘和羅馬的建築組成，因為這些統治者陸續曾統治以色列。希臘城市作為當時的建築範例，包含有規劃的街道、拱門、劇院、公共浴場、神廟和稱為集市的中央市場</w:t>
+      </w:r>
+      <w:r>
+        <w:rPr>
+          <w:i/>
+          <w:lang w:val="zh_TW" w:bidi="zh_TW"/>
+        </w:rPr>
+        <w:t>。</w:t>
+      </w:r>
+      <w:r>
+        <w:rPr>
+          <w:lang w:val="zh_TW" w:bidi="zh_TW"/>
+        </w:rPr>
+        <w:t>然而，猶太人的家仍然很小，屋頂平坦，房間面向庭院。</w:t>
+      </w:r>
+    </w:p>
+    <w:p>
+      <w:pPr/>
+      <w:r>
+        <w:rPr>
+          <w:lang w:val="zh_TW" w:bidi="zh_TW"/>
+        </w:rPr>
+      </w:r>
+      <w:r>
+        <w:rPr>
+          <w:lang w:val="zh_TW" w:bidi="zh_TW"/>
+        </w:rPr>
+        <w:t>在羅馬統治期間，大希律王（公元前37–4年）建造了一些非凡的建築物，包括渡槽、水池、地牢、宮殿和整個城市（例如，凱撒利亞）。 他最偉大的工作是重建聖殿，這是一座花了83年才完成的卓越建築物。但在完成後僅維持了六年，於公元70年被提多摧毀。</w:t>
+      </w:r>
+    </w:p>
+    <w:p>
+      <w:pPr/>
+      <w:r>
+        <w:rPr>
+          <w:lang w:val="zh_TW" w:bidi="zh_TW"/>
+        </w:rPr>
+      </w:r>
+      <w:r>
+        <w:rPr>
+          <w:lang w:val="zh_TW" w:bidi="zh_TW"/>
+        </w:rPr>
+        <w:t>希律的聖殿成功地融合了新舊建築風格。 雖然它的柱廊、大理石柱和外貌似乎體現了最新的希臘化建築風格，但它仍然牢固地植根於腓尼基的建築傳統中。希律王的建築是將公元前六世紀聖殿的擴張，並在某種程度上進行了重建。一系列的庭院和柱廊圍繞著重建的神殿，通過擴大的入口給人一種宏偉的錯覺。在那個門廊的中央，矗立著一個巨大的門道，通向神殿本身較小的內門。不幸的是，公元70年的毀滅使這個建築物本身沒有任何遺留，讓我們幾乎完全依賴約瑟夫的記述。</w:t>
+      </w:r>
+      <w:r>
+        <w:rPr>
+          <w:i/>
+          <w:lang w:val="zh_TW" w:bidi="zh_TW"/>
+        </w:rPr>
+        <w:t>見</w:t>
+      </w:r>
+      <w:r>
+        <w:rPr>
+          <w:lang w:val="zh_TW" w:bidi="zh_TW"/>
+        </w:rPr>
+        <w:t xml:space="preserve"> </w:t>
+      </w:r>
+      <w:r>
+        <w:rPr>
+          <w:lang w:val="zh_TW" w:bidi="zh_TW"/>
+        </w:rPr>
+        <w:t>城市</w:t>
+      </w:r>
+      <w:r>
+        <w:rPr>
+          <w:lang w:val="zh_TW" w:bidi="zh_TW"/>
+        </w:rPr>
+        <w:t>，</w:t>
+      </w:r>
+      <w:r>
+        <w:rPr>
+          <w:lang w:val="zh_TW" w:bidi="zh_TW"/>
+        </w:rPr>
+        <w:t>住宅和住所</w:t>
+      </w:r>
+      <w:r>
+        <w:rPr>
+          <w:lang w:val="zh_TW" w:bidi="zh_TW"/>
+        </w:rPr>
+        <w:t>，</w:t>
+      </w:r>
+      <w:r>
+        <w:rPr>
+          <w:lang w:val="zh_TW" w:bidi="zh_TW"/>
+        </w:rPr>
+        <w:t>聖殿</w:t>
       </w:r>
       <w:r>
         <w:rPr>
@@ -2227,6 +7763,18 @@
   <w:num w:numId="13" w16cid:durableId="592781308">
     <w:abstractNumId w:val="11"/>
   </w:num>
+  <w:num w:numId="14">
+    <w:abstractNumId w:val="3"/>
+    <w:lvlOverride w:ilvl="0">
+      <w:startOverride w:val="1"/>
+    </w:lvlOverride>
+  </w:num>
+  <w:num w:numId="15">
+    <w:abstractNumId w:val="3"/>
+    <w:lvlOverride w:ilvl="0">
+      <w:startOverride w:val="1"/>
+    </w:lvlOverride>
+  </w:num>
   <w:numIdMacAtCleanup w:val="10"/>
 </w:numbering>
 </file>
